--- a/Evaluations/BenchmarkEvaluations/BenchmarkComparison.docx
+++ b/Evaluations/BenchmarkEvaluations/BenchmarkComparison.docx
@@ -167,6 +167,7 @@
                 <w:szCs w:val="18"/>
               </w:rPr>
             </w:pPr>
+            <w:proofErr w:type="spellStart"/>
             <w:r>
               <w:rPr>
                 <w:rFonts w:asciiTheme="majorHAnsi" w:hAnsiTheme="majorHAnsi" w:cstheme="majorHAnsi"/>
@@ -176,7 +177,19 @@
                 <w:sz w:val="18"/>
                 <w:szCs w:val="18"/>
               </w:rPr>
-              <w:t>LLaMA 3.2-3B-Instruct</w:t>
+              <w:t>LLaMA</w:t>
+            </w:r>
+            <w:proofErr w:type="spellEnd"/>
+            <w:r>
+              <w:rPr>
+                <w:rFonts w:asciiTheme="majorHAnsi" w:hAnsiTheme="majorHAnsi" w:cstheme="majorHAnsi"/>
+                <w:b/>
+                <w:bCs/>
+                <w:color w:val="000000" w:themeColor="text1"/>
+                <w:sz w:val="18"/>
+                <w:szCs w:val="18"/>
+              </w:rPr>
+              <w:t xml:space="preserve"> 3.2-3B-Instruct</w:t>
             </w:r>
           </w:p>
         </w:tc>
@@ -757,6 +770,7 @@
                 <w:szCs w:val="18"/>
               </w:rPr>
             </w:pPr>
+            <w:proofErr w:type="spellStart"/>
             <w:r>
               <w:rPr>
                 <w:rFonts w:asciiTheme="majorHAnsi" w:hAnsiTheme="majorHAnsi" w:cstheme="majorHAnsi"/>
@@ -768,6 +782,7 @@
               </w:rPr>
               <w:t>IFEval</w:t>
             </w:r>
+            <w:proofErr w:type="spellEnd"/>
           </w:p>
         </w:tc>
         <w:tc>
@@ -801,8 +816,9 @@
                 <w:sz w:val="11"/>
                 <w:szCs w:val="11"/>
               </w:rPr>
-              <w:t>GSM8K CoT</w:t>
-            </w:r>
+              <w:t xml:space="preserve">GSM8K </w:t>
+            </w:r>
+            <w:proofErr w:type="spellStart"/>
             <w:r>
               <w:rPr>
                 <w:rFonts w:asciiTheme="majorHAnsi" w:hAnsiTheme="majorHAnsi" w:cstheme="majorHAnsi"/>
@@ -812,6 +828,18 @@
                 <w:sz w:val="11"/>
                 <w:szCs w:val="11"/>
               </w:rPr>
+              <w:t>CoT</w:t>
+            </w:r>
+            <w:proofErr w:type="spellEnd"/>
+            <w:r>
+              <w:rPr>
+                <w:rFonts w:asciiTheme="majorHAnsi" w:hAnsiTheme="majorHAnsi" w:cstheme="majorHAnsi"/>
+                <w:b/>
+                <w:bCs/>
+                <w:color w:val="000000" w:themeColor="text1"/>
+                <w:sz w:val="11"/>
+                <w:szCs w:val="11"/>
+              </w:rPr>
               <w:br/>
               <w:t>(8-shot)</w:t>
             </w:r>
@@ -919,32 +947,9 @@
                 <w:szCs w:val="11"/>
               </w:rPr>
               <w:br/>
-              <w:t>(WikiText)</w:t>
-            </w:r>
-          </w:p>
-        </w:tc>
-        <w:tc>
-          <w:tcPr>
-            <w:tcW w:w="869" w:type="dxa"/>
-            <w:shd w:val="clear" w:color="auto" w:fill="E36C0A" w:themeFill="accent6" w:themeFillShade="BF"/>
-            <w:tcMar>
-              <w:top w:w="80" w:type="dxa"/>
-              <w:left w:w="60" w:type="dxa"/>
-              <w:bottom w:w="80" w:type="dxa"/>
-              <w:right w:w="60" w:type="dxa"/>
-            </w:tcMar>
-            <w:vAlign w:val="center"/>
-          </w:tcPr>
-          <w:p>
-            <w:pPr>
-              <w:jc w:val="center"/>
-              <w:rPr>
-                <w:rFonts w:asciiTheme="majorHAnsi" w:hAnsiTheme="majorHAnsi" w:cstheme="majorHAnsi"/>
-                <w:color w:val="000000" w:themeColor="text1"/>
-                <w:sz w:val="18"/>
-                <w:szCs w:val="18"/>
-              </w:rPr>
-            </w:pPr>
+              <w:t>(</w:t>
+            </w:r>
+            <w:proofErr w:type="spellStart"/>
             <w:r>
               <w:rPr>
                 <w:rFonts w:asciiTheme="majorHAnsi" w:hAnsiTheme="majorHAnsi" w:cstheme="majorHAnsi"/>
@@ -954,8 +959,9 @@
                 <w:sz w:val="11"/>
                 <w:szCs w:val="11"/>
               </w:rPr>
-              <w:t>MMLU</w:t>
-            </w:r>
+              <w:t>WikiText</w:t>
+            </w:r>
+            <w:proofErr w:type="spellEnd"/>
             <w:r>
               <w:rPr>
                 <w:rFonts w:asciiTheme="majorHAnsi" w:hAnsiTheme="majorHAnsi" w:cstheme="majorHAnsi"/>
@@ -965,6 +971,52 @@
                 <w:sz w:val="11"/>
                 <w:szCs w:val="11"/>
               </w:rPr>
+              <w:t>)</w:t>
+            </w:r>
+          </w:p>
+        </w:tc>
+        <w:tc>
+          <w:tcPr>
+            <w:tcW w:w="869" w:type="dxa"/>
+            <w:shd w:val="clear" w:color="auto" w:fill="E36C0A" w:themeFill="accent6" w:themeFillShade="BF"/>
+            <w:tcMar>
+              <w:top w:w="80" w:type="dxa"/>
+              <w:left w:w="60" w:type="dxa"/>
+              <w:bottom w:w="80" w:type="dxa"/>
+              <w:right w:w="60" w:type="dxa"/>
+            </w:tcMar>
+            <w:vAlign w:val="center"/>
+          </w:tcPr>
+          <w:p>
+            <w:pPr>
+              <w:jc w:val="center"/>
+              <w:rPr>
+                <w:rFonts w:asciiTheme="majorHAnsi" w:hAnsiTheme="majorHAnsi" w:cstheme="majorHAnsi"/>
+                <w:color w:val="000000" w:themeColor="text1"/>
+                <w:sz w:val="18"/>
+                <w:szCs w:val="18"/>
+              </w:rPr>
+            </w:pPr>
+            <w:r>
+              <w:rPr>
+                <w:rFonts w:asciiTheme="majorHAnsi" w:hAnsiTheme="majorHAnsi" w:cstheme="majorHAnsi"/>
+                <w:b/>
+                <w:bCs/>
+                <w:color w:val="000000" w:themeColor="text1"/>
+                <w:sz w:val="11"/>
+                <w:szCs w:val="11"/>
+              </w:rPr>
+              <w:t>MMLU</w:t>
+            </w:r>
+            <w:r>
+              <w:rPr>
+                <w:rFonts w:asciiTheme="majorHAnsi" w:hAnsiTheme="majorHAnsi" w:cstheme="majorHAnsi"/>
+                <w:b/>
+                <w:bCs/>
+                <w:color w:val="000000" w:themeColor="text1"/>
+                <w:sz w:val="11"/>
+                <w:szCs w:val="11"/>
+              </w:rPr>
               <w:br/>
               <w:t>(5-shot)</w:t>
             </w:r>
@@ -992,6 +1044,7 @@
                 <w:szCs w:val="18"/>
               </w:rPr>
             </w:pPr>
+            <w:proofErr w:type="spellStart"/>
             <w:r>
               <w:rPr>
                 <w:rFonts w:asciiTheme="majorHAnsi" w:hAnsiTheme="majorHAnsi" w:cstheme="majorHAnsi"/>
@@ -1003,6 +1056,7 @@
               </w:rPr>
               <w:t>IFEval</w:t>
             </w:r>
+            <w:proofErr w:type="spellEnd"/>
           </w:p>
         </w:tc>
         <w:tc>
@@ -1036,8 +1090,9 @@
                 <w:sz w:val="11"/>
                 <w:szCs w:val="11"/>
               </w:rPr>
-              <w:t>GSM8K CoT</w:t>
-            </w:r>
+              <w:t xml:space="preserve">GSM8K </w:t>
+            </w:r>
+            <w:proofErr w:type="spellStart"/>
             <w:r>
               <w:rPr>
                 <w:rFonts w:asciiTheme="majorHAnsi" w:hAnsiTheme="majorHAnsi" w:cstheme="majorHAnsi"/>
@@ -1047,6 +1102,18 @@
                 <w:sz w:val="11"/>
                 <w:szCs w:val="11"/>
               </w:rPr>
+              <w:t>CoT</w:t>
+            </w:r>
+            <w:proofErr w:type="spellEnd"/>
+            <w:r>
+              <w:rPr>
+                <w:rFonts w:asciiTheme="majorHAnsi" w:hAnsiTheme="majorHAnsi" w:cstheme="majorHAnsi"/>
+                <w:b/>
+                <w:bCs/>
+                <w:color w:val="000000" w:themeColor="text1"/>
+                <w:sz w:val="11"/>
+                <w:szCs w:val="11"/>
+              </w:rPr>
               <w:br/>
               <w:t>(8-shot)</w:t>
             </w:r>
@@ -1154,25 +1221,10 @@
                 <w:szCs w:val="11"/>
               </w:rPr>
               <w:br/>
-              <w:t>(WikiText)</w:t>
-            </w:r>
-          </w:p>
-        </w:tc>
-        <w:tc>
-          <w:tcPr>
-            <w:tcW w:w="869" w:type="dxa"/>
-            <w:shd w:val="clear" w:color="auto" w:fill="FFFF66"/>
-            <w:tcMar>
-              <w:top w:w="60" w:type="dxa"/>
-              <w:left w:w="80" w:type="dxa"/>
-              <w:bottom w:w="60" w:type="dxa"/>
-              <w:right w:w="80" w:type="dxa"/>
-            </w:tcMar>
-            <w:vAlign w:val="center"/>
-          </w:tcPr>
-          <w:p>
-            <w:pPr>
-              <w:jc w:val="center"/>
+              <w:t>(</w:t>
+            </w:r>
+            <w:proofErr w:type="spellStart"/>
+            <w:r>
               <w:rPr>
                 <w:rFonts w:asciiTheme="majorHAnsi" w:hAnsiTheme="majorHAnsi" w:cstheme="majorHAnsi"/>
                 <w:b/>
@@ -1181,7 +1233,9 @@
                 <w:sz w:val="11"/>
                 <w:szCs w:val="11"/>
               </w:rPr>
-            </w:pPr>
+              <w:t>WikiText</w:t>
+            </w:r>
+            <w:proofErr w:type="spellEnd"/>
             <w:r>
               <w:rPr>
                 <w:rFonts w:asciiTheme="majorHAnsi" w:hAnsiTheme="majorHAnsi" w:cstheme="majorHAnsi"/>
@@ -1191,20 +1245,25 @@
                 <w:sz w:val="11"/>
                 <w:szCs w:val="11"/>
               </w:rPr>
-              <w:t>MMLU</w:t>
-            </w:r>
-          </w:p>
+              <w:t>)</w:t>
+            </w:r>
+          </w:p>
+        </w:tc>
+        <w:tc>
+          <w:tcPr>
+            <w:tcW w:w="869" w:type="dxa"/>
+            <w:shd w:val="clear" w:color="auto" w:fill="FFFF66"/>
+            <w:tcMar>
+              <w:top w:w="60" w:type="dxa"/>
+              <w:left w:w="80" w:type="dxa"/>
+              <w:bottom w:w="60" w:type="dxa"/>
+              <w:right w:w="80" w:type="dxa"/>
+            </w:tcMar>
+            <w:vAlign w:val="center"/>
+          </w:tcPr>
           <w:p>
             <w:pPr>
               <w:jc w:val="center"/>
-              <w:rPr>
-                <w:rFonts w:asciiTheme="majorHAnsi" w:hAnsiTheme="majorHAnsi" w:cstheme="majorHAnsi"/>
-                <w:color w:val="000000" w:themeColor="text1"/>
-                <w:sz w:val="18"/>
-                <w:szCs w:val="18"/>
-              </w:rPr>
-            </w:pPr>
-            <w:r>
               <w:rPr>
                 <w:rFonts w:asciiTheme="majorHAnsi" w:hAnsiTheme="majorHAnsi" w:cstheme="majorHAnsi"/>
                 <w:b/>
@@ -1213,31 +1272,6 @@
                 <w:sz w:val="11"/>
                 <w:szCs w:val="11"/>
               </w:rPr>
-              <w:t>(5-shot)</w:t>
-            </w:r>
-          </w:p>
-        </w:tc>
-        <w:tc>
-          <w:tcPr>
-            <w:tcW w:w="869" w:type="dxa"/>
-            <w:shd w:val="clear" w:color="auto" w:fill="FFFF66"/>
-            <w:tcMar>
-              <w:top w:w="60" w:type="dxa"/>
-              <w:left w:w="80" w:type="dxa"/>
-              <w:bottom w:w="60" w:type="dxa"/>
-              <w:right w:w="80" w:type="dxa"/>
-            </w:tcMar>
-            <w:vAlign w:val="center"/>
-          </w:tcPr>
-          <w:p>
-            <w:pPr>
-              <w:jc w:val="center"/>
-              <w:rPr>
-                <w:rFonts w:asciiTheme="majorHAnsi" w:hAnsiTheme="majorHAnsi" w:cstheme="majorHAnsi"/>
-                <w:color w:val="000000" w:themeColor="text1"/>
-                <w:sz w:val="18"/>
-                <w:szCs w:val="18"/>
-              </w:rPr>
             </w:pPr>
             <w:r>
               <w:rPr>
@@ -1248,25 +1282,20 @@
                 <w:sz w:val="11"/>
                 <w:szCs w:val="11"/>
               </w:rPr>
-              <w:t>IFEval</w:t>
-            </w:r>
-          </w:p>
-        </w:tc>
-        <w:tc>
-          <w:tcPr>
-            <w:tcW w:w="869" w:type="dxa"/>
-            <w:shd w:val="clear" w:color="auto" w:fill="FFFF66"/>
-            <w:tcMar>
-              <w:top w:w="60" w:type="dxa"/>
-              <w:left w:w="80" w:type="dxa"/>
-              <w:bottom w:w="60" w:type="dxa"/>
-              <w:right w:w="80" w:type="dxa"/>
-            </w:tcMar>
-            <w:vAlign w:val="center"/>
-          </w:tcPr>
+              <w:t>MMLU</w:t>
+            </w:r>
+          </w:p>
           <w:p>
             <w:pPr>
               <w:jc w:val="center"/>
+              <w:rPr>
+                <w:rFonts w:asciiTheme="majorHAnsi" w:hAnsiTheme="majorHAnsi" w:cstheme="majorHAnsi"/>
+                <w:color w:val="000000" w:themeColor="text1"/>
+                <w:sz w:val="18"/>
+                <w:szCs w:val="18"/>
+              </w:rPr>
+            </w:pPr>
+            <w:r>
               <w:rPr>
                 <w:rFonts w:asciiTheme="majorHAnsi" w:hAnsiTheme="majorHAnsi" w:cstheme="majorHAnsi"/>
                 <w:b/>
@@ -1275,7 +1304,33 @@
                 <w:sz w:val="11"/>
                 <w:szCs w:val="11"/>
               </w:rPr>
-            </w:pPr>
+              <w:t>(5-shot)</w:t>
+            </w:r>
+          </w:p>
+        </w:tc>
+        <w:tc>
+          <w:tcPr>
+            <w:tcW w:w="869" w:type="dxa"/>
+            <w:shd w:val="clear" w:color="auto" w:fill="FFFF66"/>
+            <w:tcMar>
+              <w:top w:w="60" w:type="dxa"/>
+              <w:left w:w="80" w:type="dxa"/>
+              <w:bottom w:w="60" w:type="dxa"/>
+              <w:right w:w="80" w:type="dxa"/>
+            </w:tcMar>
+            <w:vAlign w:val="center"/>
+          </w:tcPr>
+          <w:p>
+            <w:pPr>
+              <w:jc w:val="center"/>
+              <w:rPr>
+                <w:rFonts w:asciiTheme="majorHAnsi" w:hAnsiTheme="majorHAnsi" w:cstheme="majorHAnsi"/>
+                <w:color w:val="000000" w:themeColor="text1"/>
+                <w:sz w:val="18"/>
+                <w:szCs w:val="18"/>
+              </w:rPr>
+            </w:pPr>
+            <w:proofErr w:type="spellStart"/>
             <w:r>
               <w:rPr>
                 <w:rFonts w:asciiTheme="majorHAnsi" w:hAnsiTheme="majorHAnsi" w:cstheme="majorHAnsi"/>
@@ -1285,20 +1340,26 @@
                 <w:sz w:val="11"/>
                 <w:szCs w:val="11"/>
               </w:rPr>
-              <w:t>GSM8K CoT</w:t>
-            </w:r>
-          </w:p>
+              <w:t>IFEval</w:t>
+            </w:r>
+            <w:proofErr w:type="spellEnd"/>
+          </w:p>
+        </w:tc>
+        <w:tc>
+          <w:tcPr>
+            <w:tcW w:w="869" w:type="dxa"/>
+            <w:shd w:val="clear" w:color="auto" w:fill="FFFF66"/>
+            <w:tcMar>
+              <w:top w:w="60" w:type="dxa"/>
+              <w:left w:w="80" w:type="dxa"/>
+              <w:bottom w:w="60" w:type="dxa"/>
+              <w:right w:w="80" w:type="dxa"/>
+            </w:tcMar>
+            <w:vAlign w:val="center"/>
+          </w:tcPr>
           <w:p>
             <w:pPr>
               <w:jc w:val="center"/>
-              <w:rPr>
-                <w:rFonts w:asciiTheme="majorHAnsi" w:hAnsiTheme="majorHAnsi" w:cstheme="majorHAnsi"/>
-                <w:color w:val="000000" w:themeColor="text1"/>
-                <w:sz w:val="18"/>
-                <w:szCs w:val="18"/>
-              </w:rPr>
-            </w:pPr>
-            <w:r>
               <w:rPr>
                 <w:rFonts w:asciiTheme="majorHAnsi" w:hAnsiTheme="majorHAnsi" w:cstheme="majorHAnsi"/>
                 <w:b/>
@@ -1307,25 +1368,8 @@
                 <w:sz w:val="11"/>
                 <w:szCs w:val="11"/>
               </w:rPr>
-              <w:t>(8-shot)</w:t>
-            </w:r>
-          </w:p>
-        </w:tc>
-        <w:tc>
-          <w:tcPr>
-            <w:tcW w:w="869" w:type="dxa"/>
-            <w:shd w:val="clear" w:color="auto" w:fill="FFFF66"/>
-            <w:tcMar>
-              <w:top w:w="60" w:type="dxa"/>
-              <w:left w:w="80" w:type="dxa"/>
-              <w:bottom w:w="60" w:type="dxa"/>
-              <w:right w:w="80" w:type="dxa"/>
-            </w:tcMar>
-            <w:vAlign w:val="center"/>
-          </w:tcPr>
-          <w:p>
-            <w:pPr>
-              <w:jc w:val="center"/>
+            </w:pPr>
+            <w:r>
               <w:rPr>
                 <w:rFonts w:asciiTheme="majorHAnsi" w:hAnsiTheme="majorHAnsi" w:cstheme="majorHAnsi"/>
                 <w:b/>
@@ -1334,7 +1378,9 @@
                 <w:sz w:val="11"/>
                 <w:szCs w:val="11"/>
               </w:rPr>
-            </w:pPr>
+              <w:t xml:space="preserve">GSM8K </w:t>
+            </w:r>
+            <w:proofErr w:type="spellStart"/>
             <w:r>
               <w:rPr>
                 <w:rFonts w:asciiTheme="majorHAnsi" w:hAnsiTheme="majorHAnsi" w:cstheme="majorHAnsi"/>
@@ -1344,8 +1390,9 @@
                 <w:sz w:val="11"/>
                 <w:szCs w:val="11"/>
               </w:rPr>
-              <w:t>ARC-C</w:t>
-            </w:r>
+              <w:t>CoT</w:t>
+            </w:r>
+            <w:proofErr w:type="spellEnd"/>
           </w:p>
           <w:p>
             <w:pPr>
@@ -1366,7 +1413,7 @@
                 <w:sz w:val="11"/>
                 <w:szCs w:val="11"/>
               </w:rPr>
-              <w:t>(0-shots)</w:t>
+              <w:t>(8-shot)</w:t>
             </w:r>
           </w:p>
         </w:tc>
@@ -1403,7 +1450,7 @@
                 <w:sz w:val="11"/>
                 <w:szCs w:val="11"/>
               </w:rPr>
-              <w:t>PPL ↓</w:t>
+              <w:t>ARC-C</w:t>
             </w:r>
           </w:p>
           <w:p>
@@ -1425,33 +1472,25 @@
                 <w:sz w:val="11"/>
                 <w:szCs w:val="11"/>
               </w:rPr>
-              <w:t>(WikiText)</w:t>
-            </w:r>
-          </w:p>
-        </w:tc>
-        <w:tc>
-          <w:tcPr>
-            <w:tcW w:w="869" w:type="dxa"/>
-            <w:shd w:val="clear" w:color="auto" w:fill="92D050"/>
-            <w:tcMar>
-              <w:top w:w="80" w:type="dxa"/>
-              <w:left w:w="60" w:type="dxa"/>
-              <w:bottom w:w="80" w:type="dxa"/>
-              <w:right w:w="60" w:type="dxa"/>
+              <w:t>(0-shots)</w:t>
+            </w:r>
+          </w:p>
+        </w:tc>
+        <w:tc>
+          <w:tcPr>
+            <w:tcW w:w="869" w:type="dxa"/>
+            <w:shd w:val="clear" w:color="auto" w:fill="FFFF66"/>
+            <w:tcMar>
+              <w:top w:w="60" w:type="dxa"/>
+              <w:left w:w="80" w:type="dxa"/>
+              <w:bottom w:w="60" w:type="dxa"/>
+              <w:right w:w="80" w:type="dxa"/>
             </w:tcMar>
             <w:vAlign w:val="center"/>
           </w:tcPr>
           <w:p>
             <w:pPr>
               <w:jc w:val="center"/>
-              <w:rPr>
-                <w:rFonts w:asciiTheme="majorHAnsi" w:hAnsiTheme="majorHAnsi" w:cstheme="majorHAnsi"/>
-                <w:color w:val="000000" w:themeColor="text1"/>
-                <w:sz w:val="18"/>
-                <w:szCs w:val="18"/>
-              </w:rPr>
-            </w:pPr>
-            <w:r>
               <w:rPr>
                 <w:rFonts w:asciiTheme="majorHAnsi" w:hAnsiTheme="majorHAnsi" w:cstheme="majorHAnsi"/>
                 <w:b/>
@@ -1460,8 +1499,7 @@
                 <w:sz w:val="11"/>
                 <w:szCs w:val="11"/>
               </w:rPr>
-              <w:t>MMLU</w:t>
-            </w:r>
+            </w:pPr>
             <w:r>
               <w:rPr>
                 <w:rFonts w:asciiTheme="majorHAnsi" w:hAnsiTheme="majorHAnsi" w:cstheme="majorHAnsi"/>
@@ -1471,6 +1509,98 @@
                 <w:sz w:val="11"/>
                 <w:szCs w:val="11"/>
               </w:rPr>
+              <w:t>PPL ↓</w:t>
+            </w:r>
+          </w:p>
+          <w:p>
+            <w:pPr>
+              <w:jc w:val="center"/>
+              <w:rPr>
+                <w:rFonts w:asciiTheme="majorHAnsi" w:hAnsiTheme="majorHAnsi" w:cstheme="majorHAnsi"/>
+                <w:color w:val="000000" w:themeColor="text1"/>
+                <w:sz w:val="18"/>
+                <w:szCs w:val="18"/>
+              </w:rPr>
+            </w:pPr>
+            <w:r>
+              <w:rPr>
+                <w:rFonts w:asciiTheme="majorHAnsi" w:hAnsiTheme="majorHAnsi" w:cstheme="majorHAnsi"/>
+                <w:b/>
+                <w:bCs/>
+                <w:color w:val="000000" w:themeColor="text1"/>
+                <w:sz w:val="11"/>
+                <w:szCs w:val="11"/>
+              </w:rPr>
+              <w:t>(</w:t>
+            </w:r>
+            <w:proofErr w:type="spellStart"/>
+            <w:r>
+              <w:rPr>
+                <w:rFonts w:asciiTheme="majorHAnsi" w:hAnsiTheme="majorHAnsi" w:cstheme="majorHAnsi"/>
+                <w:b/>
+                <w:bCs/>
+                <w:color w:val="000000" w:themeColor="text1"/>
+                <w:sz w:val="11"/>
+                <w:szCs w:val="11"/>
+              </w:rPr>
+              <w:t>WikiText</w:t>
+            </w:r>
+            <w:proofErr w:type="spellEnd"/>
+            <w:r>
+              <w:rPr>
+                <w:rFonts w:asciiTheme="majorHAnsi" w:hAnsiTheme="majorHAnsi" w:cstheme="majorHAnsi"/>
+                <w:b/>
+                <w:bCs/>
+                <w:color w:val="000000" w:themeColor="text1"/>
+                <w:sz w:val="11"/>
+                <w:szCs w:val="11"/>
+              </w:rPr>
+              <w:t>)</w:t>
+            </w:r>
+          </w:p>
+        </w:tc>
+        <w:tc>
+          <w:tcPr>
+            <w:tcW w:w="869" w:type="dxa"/>
+            <w:shd w:val="clear" w:color="auto" w:fill="92D050"/>
+            <w:tcMar>
+              <w:top w:w="80" w:type="dxa"/>
+              <w:left w:w="60" w:type="dxa"/>
+              <w:bottom w:w="80" w:type="dxa"/>
+              <w:right w:w="60" w:type="dxa"/>
+            </w:tcMar>
+            <w:vAlign w:val="center"/>
+          </w:tcPr>
+          <w:p>
+            <w:pPr>
+              <w:jc w:val="center"/>
+              <w:rPr>
+                <w:rFonts w:asciiTheme="majorHAnsi" w:hAnsiTheme="majorHAnsi" w:cstheme="majorHAnsi"/>
+                <w:color w:val="000000" w:themeColor="text1"/>
+                <w:sz w:val="18"/>
+                <w:szCs w:val="18"/>
+              </w:rPr>
+            </w:pPr>
+            <w:r>
+              <w:rPr>
+                <w:rFonts w:asciiTheme="majorHAnsi" w:hAnsiTheme="majorHAnsi" w:cstheme="majorHAnsi"/>
+                <w:b/>
+                <w:bCs/>
+                <w:color w:val="000000" w:themeColor="text1"/>
+                <w:sz w:val="11"/>
+                <w:szCs w:val="11"/>
+              </w:rPr>
+              <w:t>MMLU</w:t>
+            </w:r>
+            <w:r>
+              <w:rPr>
+                <w:rFonts w:asciiTheme="majorHAnsi" w:hAnsiTheme="majorHAnsi" w:cstheme="majorHAnsi"/>
+                <w:b/>
+                <w:bCs/>
+                <w:color w:val="000000" w:themeColor="text1"/>
+                <w:sz w:val="11"/>
+                <w:szCs w:val="11"/>
+              </w:rPr>
               <w:br/>
               <w:t>(5-shot)</w:t>
             </w:r>
@@ -1498,6 +1628,7 @@
                 <w:szCs w:val="18"/>
               </w:rPr>
             </w:pPr>
+            <w:proofErr w:type="spellStart"/>
             <w:r>
               <w:rPr>
                 <w:rFonts w:asciiTheme="majorHAnsi" w:hAnsiTheme="majorHAnsi" w:cstheme="majorHAnsi"/>
@@ -1509,6 +1640,7 @@
               </w:rPr>
               <w:t>IFEval</w:t>
             </w:r>
+            <w:proofErr w:type="spellEnd"/>
           </w:p>
         </w:tc>
         <w:tc>
@@ -1542,8 +1674,9 @@
                 <w:sz w:val="11"/>
                 <w:szCs w:val="11"/>
               </w:rPr>
-              <w:t>GSM8K CoT</w:t>
-            </w:r>
+              <w:t xml:space="preserve">GSM8K </w:t>
+            </w:r>
+            <w:proofErr w:type="spellStart"/>
             <w:r>
               <w:rPr>
                 <w:rFonts w:asciiTheme="majorHAnsi" w:hAnsiTheme="majorHAnsi" w:cstheme="majorHAnsi"/>
@@ -1553,6 +1686,18 @@
                 <w:sz w:val="11"/>
                 <w:szCs w:val="11"/>
               </w:rPr>
+              <w:t>CoT</w:t>
+            </w:r>
+            <w:proofErr w:type="spellEnd"/>
+            <w:r>
+              <w:rPr>
+                <w:rFonts w:asciiTheme="majorHAnsi" w:hAnsiTheme="majorHAnsi" w:cstheme="majorHAnsi"/>
+                <w:b/>
+                <w:bCs/>
+                <w:color w:val="000000" w:themeColor="text1"/>
+                <w:sz w:val="11"/>
+                <w:szCs w:val="11"/>
+              </w:rPr>
               <w:br/>
               <w:t>(8-shot)</w:t>
             </w:r>
@@ -1648,32 +1793,9 @@
                 <w:szCs w:val="11"/>
               </w:rPr>
               <w:br/>
-              <w:t>(WikiText)</w:t>
-            </w:r>
-          </w:p>
-        </w:tc>
-        <w:tc>
-          <w:tcPr>
-            <w:tcW w:w="869" w:type="dxa"/>
-            <w:shd w:val="clear" w:color="auto" w:fill="984806" w:themeFill="accent6" w:themeFillShade="80"/>
-            <w:tcMar>
-              <w:top w:w="80" w:type="dxa"/>
-              <w:left w:w="60" w:type="dxa"/>
-              <w:bottom w:w="80" w:type="dxa"/>
-              <w:right w:w="60" w:type="dxa"/>
-            </w:tcMar>
-            <w:vAlign w:val="center"/>
-          </w:tcPr>
-          <w:p>
-            <w:pPr>
-              <w:jc w:val="center"/>
-              <w:rPr>
-                <w:rFonts w:asciiTheme="majorHAnsi" w:hAnsiTheme="majorHAnsi" w:cstheme="majorHAnsi"/>
-                <w:color w:val="000000" w:themeColor="text1"/>
-                <w:sz w:val="18"/>
-                <w:szCs w:val="18"/>
-              </w:rPr>
-            </w:pPr>
+              <w:t>(</w:t>
+            </w:r>
+            <w:proofErr w:type="spellStart"/>
             <w:r>
               <w:rPr>
                 <w:rFonts w:asciiTheme="majorHAnsi" w:hAnsiTheme="majorHAnsi" w:cstheme="majorHAnsi"/>
@@ -1683,8 +1805,9 @@
                 <w:sz w:val="11"/>
                 <w:szCs w:val="11"/>
               </w:rPr>
-              <w:t>MMLU</w:t>
-            </w:r>
+              <w:t>WikiText</w:t>
+            </w:r>
+            <w:proofErr w:type="spellEnd"/>
             <w:r>
               <w:rPr>
                 <w:rFonts w:asciiTheme="majorHAnsi" w:hAnsiTheme="majorHAnsi" w:cstheme="majorHAnsi"/>
@@ -1694,6 +1817,52 @@
                 <w:sz w:val="11"/>
                 <w:szCs w:val="11"/>
               </w:rPr>
+              <w:t>)</w:t>
+            </w:r>
+          </w:p>
+        </w:tc>
+        <w:tc>
+          <w:tcPr>
+            <w:tcW w:w="869" w:type="dxa"/>
+            <w:shd w:val="clear" w:color="auto" w:fill="984806" w:themeFill="accent6" w:themeFillShade="80"/>
+            <w:tcMar>
+              <w:top w:w="80" w:type="dxa"/>
+              <w:left w:w="60" w:type="dxa"/>
+              <w:bottom w:w="80" w:type="dxa"/>
+              <w:right w:w="60" w:type="dxa"/>
+            </w:tcMar>
+            <w:vAlign w:val="center"/>
+          </w:tcPr>
+          <w:p>
+            <w:pPr>
+              <w:jc w:val="center"/>
+              <w:rPr>
+                <w:rFonts w:asciiTheme="majorHAnsi" w:hAnsiTheme="majorHAnsi" w:cstheme="majorHAnsi"/>
+                <w:color w:val="000000" w:themeColor="text1"/>
+                <w:sz w:val="18"/>
+                <w:szCs w:val="18"/>
+              </w:rPr>
+            </w:pPr>
+            <w:r>
+              <w:rPr>
+                <w:rFonts w:asciiTheme="majorHAnsi" w:hAnsiTheme="majorHAnsi" w:cstheme="majorHAnsi"/>
+                <w:b/>
+                <w:bCs/>
+                <w:color w:val="000000" w:themeColor="text1"/>
+                <w:sz w:val="11"/>
+                <w:szCs w:val="11"/>
+              </w:rPr>
+              <w:t>MMLU</w:t>
+            </w:r>
+            <w:r>
+              <w:rPr>
+                <w:rFonts w:asciiTheme="majorHAnsi" w:hAnsiTheme="majorHAnsi" w:cstheme="majorHAnsi"/>
+                <w:b/>
+                <w:bCs/>
+                <w:color w:val="000000" w:themeColor="text1"/>
+                <w:sz w:val="11"/>
+                <w:szCs w:val="11"/>
+              </w:rPr>
               <w:br/>
               <w:t>(5-shot)</w:t>
             </w:r>
@@ -1721,6 +1890,7 @@
                 <w:szCs w:val="18"/>
               </w:rPr>
             </w:pPr>
+            <w:proofErr w:type="spellStart"/>
             <w:r>
               <w:rPr>
                 <w:rFonts w:asciiTheme="majorHAnsi" w:hAnsiTheme="majorHAnsi" w:cstheme="majorHAnsi"/>
@@ -1732,6 +1902,7 @@
               </w:rPr>
               <w:t>IFEval</w:t>
             </w:r>
+            <w:proofErr w:type="spellEnd"/>
           </w:p>
         </w:tc>
         <w:tc>
@@ -1765,8 +1936,9 @@
                 <w:sz w:val="11"/>
                 <w:szCs w:val="11"/>
               </w:rPr>
-              <w:t>GSM8K CoT</w:t>
-            </w:r>
+              <w:t xml:space="preserve">GSM8K </w:t>
+            </w:r>
+            <w:proofErr w:type="spellStart"/>
             <w:r>
               <w:rPr>
                 <w:rFonts w:asciiTheme="majorHAnsi" w:hAnsiTheme="majorHAnsi" w:cstheme="majorHAnsi"/>
@@ -1776,6 +1948,18 @@
                 <w:sz w:val="11"/>
                 <w:szCs w:val="11"/>
               </w:rPr>
+              <w:t>CoT</w:t>
+            </w:r>
+            <w:proofErr w:type="spellEnd"/>
+            <w:r>
+              <w:rPr>
+                <w:rFonts w:asciiTheme="majorHAnsi" w:hAnsiTheme="majorHAnsi" w:cstheme="majorHAnsi"/>
+                <w:b/>
+                <w:bCs/>
+                <w:color w:val="000000" w:themeColor="text1"/>
+                <w:sz w:val="11"/>
+                <w:szCs w:val="11"/>
+              </w:rPr>
               <w:br/>
               <w:t>(8-shot)</w:t>
             </w:r>
@@ -1871,7 +2055,31 @@
                 <w:szCs w:val="11"/>
               </w:rPr>
               <w:br/>
-              <w:t>(WikiText)</w:t>
+              <w:t>(</w:t>
+            </w:r>
+            <w:proofErr w:type="spellStart"/>
+            <w:r>
+              <w:rPr>
+                <w:rFonts w:asciiTheme="majorHAnsi" w:hAnsiTheme="majorHAnsi" w:cstheme="majorHAnsi"/>
+                <w:b/>
+                <w:bCs/>
+                <w:color w:val="000000" w:themeColor="text1"/>
+                <w:sz w:val="11"/>
+                <w:szCs w:val="11"/>
+              </w:rPr>
+              <w:t>WikiText</w:t>
+            </w:r>
+            <w:proofErr w:type="spellEnd"/>
+            <w:r>
+              <w:rPr>
+                <w:rFonts w:asciiTheme="majorHAnsi" w:hAnsiTheme="majorHAnsi" w:cstheme="majorHAnsi"/>
+                <w:b/>
+                <w:bCs/>
+                <w:color w:val="000000" w:themeColor="text1"/>
+                <w:sz w:val="11"/>
+                <w:szCs w:val="11"/>
+              </w:rPr>
+              <w:t>)</w:t>
             </w:r>
           </w:p>
         </w:tc>
@@ -5327,14 +5535,25 @@
                 <w:szCs w:val="18"/>
               </w:rPr>
             </w:pPr>
-            <w:r>
-              <w:rPr>
-                <w:rFonts w:asciiTheme="majorHAnsi" w:hAnsiTheme="majorHAnsi" w:cstheme="majorHAnsi"/>
-                <w:color w:val="000000" w:themeColor="text1"/>
-                <w:sz w:val="12"/>
-                <w:szCs w:val="12"/>
-              </w:rPr>
-              <w:t>SparseGPT (unstructured)</w:t>
+            <w:proofErr w:type="spellStart"/>
+            <w:r>
+              <w:rPr>
+                <w:rFonts w:asciiTheme="majorHAnsi" w:hAnsiTheme="majorHAnsi" w:cstheme="majorHAnsi"/>
+                <w:color w:val="000000" w:themeColor="text1"/>
+                <w:sz w:val="12"/>
+                <w:szCs w:val="12"/>
+              </w:rPr>
+              <w:t>SparseGPT</w:t>
+            </w:r>
+            <w:proofErr w:type="spellEnd"/>
+            <w:r>
+              <w:rPr>
+                <w:rFonts w:asciiTheme="majorHAnsi" w:hAnsiTheme="majorHAnsi" w:cstheme="majorHAnsi"/>
+                <w:color w:val="000000" w:themeColor="text1"/>
+                <w:sz w:val="12"/>
+                <w:szCs w:val="12"/>
+              </w:rPr>
+              <w:t xml:space="preserve"> (unstructured)</w:t>
             </w:r>
           </w:p>
         </w:tc>
@@ -9323,18 +9542,18 @@
               <w:rPr>
                 <w:rFonts w:asciiTheme="majorHAnsi" w:hAnsiTheme="majorHAnsi" w:cstheme="majorHAnsi"/>
                 <w:color w:val="000000" w:themeColor="text1"/>
-                <w:sz w:val="18"/>
-                <w:szCs w:val="18"/>
-              </w:rPr>
-            </w:pPr>
-            <w:r>
-              <w:rPr>
-                <w:rFonts w:asciiTheme="majorHAnsi" w:hAnsiTheme="majorHAnsi" w:cstheme="majorHAnsi"/>
-                <w:color w:val="000000" w:themeColor="text1"/>
-                <w:sz w:val="12"/>
-                <w:szCs w:val="12"/>
-              </w:rPr>
-              <w:t>N/A</w:t>
+                <w:sz w:val="16"/>
+                <w:szCs w:val="16"/>
+              </w:rPr>
+            </w:pPr>
+            <w:r>
+              <w:rPr>
+                <w:rFonts w:asciiTheme="majorHAnsi" w:hAnsiTheme="majorHAnsi" w:cstheme="majorHAnsi"/>
+                <w:color w:val="000000" w:themeColor="text1"/>
+                <w:sz w:val="16"/>
+                <w:szCs w:val="16"/>
+              </w:rPr>
+              <w:t>83.63</w:t>
             </w:r>
           </w:p>
         </w:tc>
@@ -9385,18 +9604,18 @@
               <w:rPr>
                 <w:rFonts w:asciiTheme="majorHAnsi" w:hAnsiTheme="majorHAnsi" w:cstheme="majorHAnsi"/>
                 <w:color w:val="000000" w:themeColor="text1"/>
-                <w:sz w:val="18"/>
-                <w:szCs w:val="18"/>
-              </w:rPr>
-            </w:pPr>
-            <w:r>
-              <w:rPr>
-                <w:rFonts w:asciiTheme="majorHAnsi" w:hAnsiTheme="majorHAnsi" w:cstheme="majorHAnsi"/>
-                <w:color w:val="000000" w:themeColor="text1"/>
-                <w:sz w:val="12"/>
-                <w:szCs w:val="12"/>
-              </w:rPr>
-              <w:t>N/A</w:t>
+                <w:sz w:val="16"/>
+                <w:szCs w:val="16"/>
+              </w:rPr>
+            </w:pPr>
+            <w:r>
+              <w:rPr>
+                <w:rFonts w:asciiTheme="majorHAnsi" w:hAnsiTheme="majorHAnsi" w:cstheme="majorHAnsi"/>
+                <w:color w:val="000000" w:themeColor="text1"/>
+                <w:sz w:val="16"/>
+                <w:szCs w:val="16"/>
+              </w:rPr>
+              <w:t>41.98</w:t>
             </w:r>
           </w:p>
         </w:tc>
@@ -9416,18 +9635,18 @@
               <w:rPr>
                 <w:rFonts w:asciiTheme="majorHAnsi" w:hAnsiTheme="majorHAnsi" w:cstheme="majorHAnsi"/>
                 <w:color w:val="000000" w:themeColor="text1"/>
-                <w:sz w:val="18"/>
-                <w:szCs w:val="18"/>
-              </w:rPr>
-            </w:pPr>
-            <w:r>
-              <w:rPr>
-                <w:rFonts w:asciiTheme="majorHAnsi" w:hAnsiTheme="majorHAnsi" w:cstheme="majorHAnsi"/>
-                <w:color w:val="000000" w:themeColor="text1"/>
-                <w:sz w:val="12"/>
-                <w:szCs w:val="12"/>
-              </w:rPr>
-              <w:t>N/A</w:t>
+                <w:sz w:val="16"/>
+                <w:szCs w:val="16"/>
+              </w:rPr>
+            </w:pPr>
+            <w:r>
+              <w:rPr>
+                <w:rFonts w:asciiTheme="majorHAnsi" w:hAnsiTheme="majorHAnsi" w:cstheme="majorHAnsi"/>
+                <w:color w:val="000000" w:themeColor="text1"/>
+                <w:sz w:val="16"/>
+                <w:szCs w:val="16"/>
+              </w:rPr>
+              <w:t>14.03</w:t>
             </w:r>
           </w:p>
         </w:tc>
@@ -14776,14 +14995,25 @@
                 <w:szCs w:val="18"/>
               </w:rPr>
             </w:pPr>
-            <w:r>
-              <w:rPr>
-                <w:rFonts w:asciiTheme="majorHAnsi" w:hAnsiTheme="majorHAnsi" w:cstheme="majorHAnsi"/>
-                <w:color w:val="000000" w:themeColor="text1"/>
-                <w:sz w:val="12"/>
-                <w:szCs w:val="12"/>
-              </w:rPr>
-              <w:t>SparseGPT + AWQ</w:t>
+            <w:proofErr w:type="spellStart"/>
+            <w:r>
+              <w:rPr>
+                <w:rFonts w:asciiTheme="majorHAnsi" w:hAnsiTheme="majorHAnsi" w:cstheme="majorHAnsi"/>
+                <w:color w:val="000000" w:themeColor="text1"/>
+                <w:sz w:val="12"/>
+                <w:szCs w:val="12"/>
+              </w:rPr>
+              <w:t>SparseGPT</w:t>
+            </w:r>
+            <w:proofErr w:type="spellEnd"/>
+            <w:r>
+              <w:rPr>
+                <w:rFonts w:asciiTheme="majorHAnsi" w:hAnsiTheme="majorHAnsi" w:cstheme="majorHAnsi"/>
+                <w:color w:val="000000" w:themeColor="text1"/>
+                <w:sz w:val="12"/>
+                <w:szCs w:val="12"/>
+              </w:rPr>
+              <w:t xml:space="preserve"> + AWQ</w:t>
             </w:r>
           </w:p>
         </w:tc>
@@ -17341,14 +17571,25 @@
                 <w:szCs w:val="18"/>
               </w:rPr>
             </w:pPr>
-            <w:r>
-              <w:rPr>
-                <w:rFonts w:asciiTheme="majorHAnsi" w:hAnsiTheme="majorHAnsi" w:cstheme="majorHAnsi"/>
-                <w:color w:val="000000" w:themeColor="text1"/>
-                <w:sz w:val="12"/>
-                <w:szCs w:val="12"/>
-              </w:rPr>
-              <w:t>SparseGPT + GPTQ</w:t>
+            <w:proofErr w:type="spellStart"/>
+            <w:r>
+              <w:rPr>
+                <w:rFonts w:asciiTheme="majorHAnsi" w:hAnsiTheme="majorHAnsi" w:cstheme="majorHAnsi"/>
+                <w:color w:val="000000" w:themeColor="text1"/>
+                <w:sz w:val="12"/>
+                <w:szCs w:val="12"/>
+              </w:rPr>
+              <w:t>SparseGPT</w:t>
+            </w:r>
+            <w:proofErr w:type="spellEnd"/>
+            <w:r>
+              <w:rPr>
+                <w:rFonts w:asciiTheme="majorHAnsi" w:hAnsiTheme="majorHAnsi" w:cstheme="majorHAnsi"/>
+                <w:color w:val="000000" w:themeColor="text1"/>
+                <w:sz w:val="12"/>
+                <w:szCs w:val="12"/>
+              </w:rPr>
+              <w:t xml:space="preserve"> + GPTQ</w:t>
             </w:r>
           </w:p>
         </w:tc>

--- a/Evaluations/BenchmarkEvaluations/BenchmarkComparison.docx
+++ b/Evaluations/BenchmarkEvaluations/BenchmarkComparison.docx
@@ -9542,16 +9542,16 @@
               <w:rPr>
                 <w:rFonts w:asciiTheme="majorHAnsi" w:hAnsiTheme="majorHAnsi" w:cstheme="majorHAnsi"/>
                 <w:color w:val="000000" w:themeColor="text1"/>
-                <w:sz w:val="16"/>
-                <w:szCs w:val="16"/>
-              </w:rPr>
-            </w:pPr>
-            <w:r>
-              <w:rPr>
-                <w:rFonts w:asciiTheme="majorHAnsi" w:hAnsiTheme="majorHAnsi" w:cstheme="majorHAnsi"/>
-                <w:color w:val="000000" w:themeColor="text1"/>
-                <w:sz w:val="16"/>
-                <w:szCs w:val="16"/>
+                <w:sz w:val="18"/>
+                <w:szCs w:val="18"/>
+              </w:rPr>
+            </w:pPr>
+            <w:r>
+              <w:rPr>
+                <w:rFonts w:asciiTheme="majorHAnsi" w:hAnsiTheme="majorHAnsi" w:cstheme="majorHAnsi"/>
+                <w:color w:val="000000" w:themeColor="text1"/>
+                <w:sz w:val="18"/>
+                <w:szCs w:val="18"/>
               </w:rPr>
               <w:t>83.63</w:t>
             </w:r>
@@ -9604,16 +9604,16 @@
               <w:rPr>
                 <w:rFonts w:asciiTheme="majorHAnsi" w:hAnsiTheme="majorHAnsi" w:cstheme="majorHAnsi"/>
                 <w:color w:val="000000" w:themeColor="text1"/>
-                <w:sz w:val="16"/>
-                <w:szCs w:val="16"/>
-              </w:rPr>
-            </w:pPr>
-            <w:r>
-              <w:rPr>
-                <w:rFonts w:asciiTheme="majorHAnsi" w:hAnsiTheme="majorHAnsi" w:cstheme="majorHAnsi"/>
-                <w:color w:val="000000" w:themeColor="text1"/>
-                <w:sz w:val="16"/>
-                <w:szCs w:val="16"/>
+                <w:sz w:val="18"/>
+                <w:szCs w:val="18"/>
+              </w:rPr>
+            </w:pPr>
+            <w:r>
+              <w:rPr>
+                <w:rFonts w:asciiTheme="majorHAnsi" w:hAnsiTheme="majorHAnsi" w:cstheme="majorHAnsi"/>
+                <w:color w:val="000000" w:themeColor="text1"/>
+                <w:sz w:val="18"/>
+                <w:szCs w:val="18"/>
               </w:rPr>
               <w:t>41.98</w:t>
             </w:r>
@@ -9635,16 +9635,16 @@
               <w:rPr>
                 <w:rFonts w:asciiTheme="majorHAnsi" w:hAnsiTheme="majorHAnsi" w:cstheme="majorHAnsi"/>
                 <w:color w:val="000000" w:themeColor="text1"/>
-                <w:sz w:val="16"/>
-                <w:szCs w:val="16"/>
-              </w:rPr>
-            </w:pPr>
-            <w:r>
-              <w:rPr>
-                <w:rFonts w:asciiTheme="majorHAnsi" w:hAnsiTheme="majorHAnsi" w:cstheme="majorHAnsi"/>
-                <w:color w:val="000000" w:themeColor="text1"/>
-                <w:sz w:val="16"/>
-                <w:szCs w:val="16"/>
+                <w:sz w:val="18"/>
+                <w:szCs w:val="18"/>
+              </w:rPr>
+            </w:pPr>
+            <w:r>
+              <w:rPr>
+                <w:rFonts w:asciiTheme="majorHAnsi" w:hAnsiTheme="majorHAnsi" w:cstheme="majorHAnsi"/>
+                <w:color w:val="000000" w:themeColor="text1"/>
+                <w:sz w:val="18"/>
+                <w:szCs w:val="18"/>
               </w:rPr>
               <w:t>14.03</w:t>
             </w:r>

--- a/Evaluations/BenchmarkEvaluations/BenchmarkComparison.docx
+++ b/Evaluations/BenchmarkEvaluations/BenchmarkComparison.docx
@@ -27,7 +27,7 @@
     <w:tbl>
       <w:tblPr>
         <w:tblStyle w:val="a"/>
-        <w:tblW w:w="23760" w:type="dxa"/>
+        <w:tblW w:w="19345" w:type="dxa"/>
         <w:tblInd w:w="0" w:type="dxa"/>
         <w:tblBorders>
           <w:top w:val="single" w:sz="4" w:space="0" w:color="auto"/>
@@ -62,12 +62,7 @@
         <w:gridCol w:w="869"/>
         <w:gridCol w:w="869"/>
         <w:gridCol w:w="869"/>
-        <w:gridCol w:w="869"/>
-        <w:gridCol w:w="869"/>
-        <w:gridCol w:w="869"/>
-        <w:gridCol w:w="869"/>
-        <w:gridCol w:w="869"/>
-        <w:gridCol w:w="869"/>
+        <w:gridCol w:w="799"/>
       </w:tblGrid>
       <w:tr>
         <w:trPr>
@@ -233,7 +228,7 @@
           <w:tcPr>
             <w:tcW w:w="4345" w:type="dxa"/>
             <w:gridSpan w:val="5"/>
-            <w:shd w:val="clear" w:color="auto" w:fill="FFFF66"/>
+            <w:shd w:val="clear" w:color="auto" w:fill="92D050"/>
             <w:tcMar>
               <w:top w:w="80" w:type="dxa"/>
               <w:left w:w="100" w:type="dxa"/>
@@ -261,49 +256,13 @@
                 <w:sz w:val="18"/>
                 <w:szCs w:val="18"/>
               </w:rPr>
-              <w:t>TinyLlama-1.1B-Chat-v1.0</w:t>
-            </w:r>
-          </w:p>
-        </w:tc>
-        <w:tc>
-          <w:tcPr>
-            <w:tcW w:w="4345" w:type="dxa"/>
-            <w:gridSpan w:val="5"/>
-            <w:shd w:val="clear" w:color="auto" w:fill="92D050"/>
-            <w:tcMar>
-              <w:top w:w="80" w:type="dxa"/>
-              <w:left w:w="100" w:type="dxa"/>
-              <w:bottom w:w="80" w:type="dxa"/>
-              <w:right w:w="100" w:type="dxa"/>
-            </w:tcMar>
-            <w:vAlign w:val="center"/>
-          </w:tcPr>
-          <w:p>
-            <w:pPr>
-              <w:jc w:val="center"/>
-              <w:rPr>
-                <w:rFonts w:asciiTheme="majorHAnsi" w:hAnsiTheme="majorHAnsi" w:cstheme="majorHAnsi"/>
-                <w:color w:val="000000" w:themeColor="text1"/>
-                <w:sz w:val="18"/>
-                <w:szCs w:val="18"/>
-              </w:rPr>
-            </w:pPr>
-            <w:r>
-              <w:rPr>
-                <w:rFonts w:asciiTheme="majorHAnsi" w:hAnsiTheme="majorHAnsi" w:cstheme="majorHAnsi"/>
-                <w:b/>
-                <w:bCs/>
-                <w:color w:val="000000" w:themeColor="text1"/>
-                <w:sz w:val="18"/>
-                <w:szCs w:val="18"/>
-              </w:rPr>
               <w:t>Qwen3-4B-Instruct-2507</w:t>
             </w:r>
           </w:p>
         </w:tc>
         <w:tc>
           <w:tcPr>
-            <w:tcW w:w="4345" w:type="dxa"/>
+            <w:tcW w:w="4275" w:type="dxa"/>
             <w:gridSpan w:val="5"/>
             <w:shd w:val="clear" w:color="auto" w:fill="984806" w:themeFill="accent6" w:themeFillShade="80"/>
             <w:tcMar>
@@ -526,7 +485,7 @@
           <w:tcPr>
             <w:tcW w:w="4345" w:type="dxa"/>
             <w:gridSpan w:val="5"/>
-            <w:shd w:val="clear" w:color="auto" w:fill="FFFF66"/>
+            <w:shd w:val="clear" w:color="auto" w:fill="92D050"/>
             <w:tcMar>
               <w:top w:w="80" w:type="dxa"/>
               <w:left w:w="100" w:type="dxa"/>
@@ -560,43 +519,7 @@
         </w:tc>
         <w:tc>
           <w:tcPr>
-            <w:tcW w:w="4345" w:type="dxa"/>
-            <w:gridSpan w:val="5"/>
-            <w:shd w:val="clear" w:color="auto" w:fill="92D050"/>
-            <w:tcMar>
-              <w:top w:w="80" w:type="dxa"/>
-              <w:left w:w="100" w:type="dxa"/>
-              <w:bottom w:w="80" w:type="dxa"/>
-              <w:right w:w="100" w:type="dxa"/>
-            </w:tcMar>
-            <w:vAlign w:val="center"/>
-          </w:tcPr>
-          <w:p>
-            <w:pPr>
-              <w:jc w:val="center"/>
-              <w:rPr>
-                <w:rFonts w:asciiTheme="majorHAnsi" w:hAnsiTheme="majorHAnsi" w:cstheme="majorHAnsi"/>
-                <w:color w:val="000000" w:themeColor="text1"/>
-                <w:sz w:val="18"/>
-                <w:szCs w:val="18"/>
-              </w:rPr>
-            </w:pPr>
-            <w:r>
-              <w:rPr>
-                <w:rFonts w:asciiTheme="majorHAnsi" w:hAnsiTheme="majorHAnsi" w:cstheme="majorHAnsi"/>
-                <w:i/>
-                <w:iCs/>
-                <w:color w:val="000000" w:themeColor="text1"/>
-                <w:sz w:val="11"/>
-                <w:szCs w:val="11"/>
-              </w:rPr>
-              <w:t>Benchmarks</w:t>
-            </w:r>
-          </w:p>
-        </w:tc>
-        <w:tc>
-          <w:tcPr>
-            <w:tcW w:w="4345" w:type="dxa"/>
+            <w:tcW w:w="4275" w:type="dxa"/>
             <w:gridSpan w:val="5"/>
             <w:shd w:val="clear" w:color="auto" w:fill="984806" w:themeFill="accent6" w:themeFillShade="80"/>
             <w:tcMar>
@@ -1252,18 +1175,26 @@
         <w:tc>
           <w:tcPr>
             <w:tcW w:w="869" w:type="dxa"/>
-            <w:shd w:val="clear" w:color="auto" w:fill="FFFF66"/>
-            <w:tcMar>
-              <w:top w:w="60" w:type="dxa"/>
-              <w:left w:w="80" w:type="dxa"/>
-              <w:bottom w:w="60" w:type="dxa"/>
-              <w:right w:w="80" w:type="dxa"/>
+            <w:shd w:val="clear" w:color="auto" w:fill="92D050"/>
+            <w:tcMar>
+              <w:top w:w="80" w:type="dxa"/>
+              <w:left w:w="60" w:type="dxa"/>
+              <w:bottom w:w="80" w:type="dxa"/>
+              <w:right w:w="60" w:type="dxa"/>
             </w:tcMar>
             <w:vAlign w:val="center"/>
           </w:tcPr>
           <w:p>
             <w:pPr>
               <w:jc w:val="center"/>
+              <w:rPr>
+                <w:rFonts w:asciiTheme="majorHAnsi" w:hAnsiTheme="majorHAnsi" w:cstheme="majorHAnsi"/>
+                <w:color w:val="000000" w:themeColor="text1"/>
+                <w:sz w:val="18"/>
+                <w:szCs w:val="18"/>
+              </w:rPr>
+            </w:pPr>
+            <w:r>
               <w:rPr>
                 <w:rFonts w:asciiTheme="majorHAnsi" w:hAnsiTheme="majorHAnsi" w:cstheme="majorHAnsi"/>
                 <w:b/>
@@ -1272,7 +1203,8 @@
                 <w:sz w:val="11"/>
                 <w:szCs w:val="11"/>
               </w:rPr>
-            </w:pPr>
+              <w:t>MMLU</w:t>
+            </w:r>
             <w:r>
               <w:rPr>
                 <w:rFonts w:asciiTheme="majorHAnsi" w:hAnsiTheme="majorHAnsi" w:cstheme="majorHAnsi"/>
@@ -1282,9 +1214,23 @@
                 <w:sz w:val="11"/>
                 <w:szCs w:val="11"/>
               </w:rPr>
-              <w:t>MMLU</w:t>
-            </w:r>
-          </w:p>
+              <w:br/>
+              <w:t>(5-shot)</w:t>
+            </w:r>
+          </w:p>
+        </w:tc>
+        <w:tc>
+          <w:tcPr>
+            <w:tcW w:w="869" w:type="dxa"/>
+            <w:shd w:val="clear" w:color="auto" w:fill="92D050"/>
+            <w:tcMar>
+              <w:top w:w="80" w:type="dxa"/>
+              <w:left w:w="60" w:type="dxa"/>
+              <w:bottom w:w="80" w:type="dxa"/>
+              <w:right w:w="60" w:type="dxa"/>
+            </w:tcMar>
+            <w:vAlign w:val="center"/>
+          </w:tcPr>
           <w:p>
             <w:pPr>
               <w:jc w:val="center"/>
@@ -1295,6 +1241,7 @@
                 <w:szCs w:val="18"/>
               </w:rPr>
             </w:pPr>
+            <w:proofErr w:type="spellStart"/>
             <w:r>
               <w:rPr>
                 <w:rFonts w:asciiTheme="majorHAnsi" w:hAnsiTheme="majorHAnsi" w:cstheme="majorHAnsi"/>
@@ -1304,19 +1251,20 @@
                 <w:sz w:val="11"/>
                 <w:szCs w:val="11"/>
               </w:rPr>
-              <w:t>(5-shot)</w:t>
-            </w:r>
-          </w:p>
-        </w:tc>
-        <w:tc>
-          <w:tcPr>
-            <w:tcW w:w="869" w:type="dxa"/>
-            <w:shd w:val="clear" w:color="auto" w:fill="FFFF66"/>
-            <w:tcMar>
-              <w:top w:w="60" w:type="dxa"/>
-              <w:left w:w="80" w:type="dxa"/>
-              <w:bottom w:w="60" w:type="dxa"/>
-              <w:right w:w="80" w:type="dxa"/>
+              <w:t>IFEval</w:t>
+            </w:r>
+            <w:proofErr w:type="spellEnd"/>
+          </w:p>
+        </w:tc>
+        <w:tc>
+          <w:tcPr>
+            <w:tcW w:w="869" w:type="dxa"/>
+            <w:shd w:val="clear" w:color="auto" w:fill="92D050"/>
+            <w:tcMar>
+              <w:top w:w="80" w:type="dxa"/>
+              <w:left w:w="60" w:type="dxa"/>
+              <w:bottom w:w="80" w:type="dxa"/>
+              <w:right w:w="60" w:type="dxa"/>
             </w:tcMar>
             <w:vAlign w:val="center"/>
           </w:tcPr>
@@ -1330,7 +1278,6 @@
                 <w:szCs w:val="18"/>
               </w:rPr>
             </w:pPr>
-            <w:proofErr w:type="spellStart"/>
             <w:r>
               <w:rPr>
                 <w:rFonts w:asciiTheme="majorHAnsi" w:hAnsiTheme="majorHAnsi" w:cstheme="majorHAnsi"/>
@@ -1340,26 +1287,10 @@
                 <w:sz w:val="11"/>
                 <w:szCs w:val="11"/>
               </w:rPr>
-              <w:t>IFEval</w:t>
-            </w:r>
-            <w:proofErr w:type="spellEnd"/>
-          </w:p>
-        </w:tc>
-        <w:tc>
-          <w:tcPr>
-            <w:tcW w:w="869" w:type="dxa"/>
-            <w:shd w:val="clear" w:color="auto" w:fill="FFFF66"/>
-            <w:tcMar>
-              <w:top w:w="60" w:type="dxa"/>
-              <w:left w:w="80" w:type="dxa"/>
-              <w:bottom w:w="60" w:type="dxa"/>
-              <w:right w:w="80" w:type="dxa"/>
-            </w:tcMar>
-            <w:vAlign w:val="center"/>
-          </w:tcPr>
-          <w:p>
-            <w:pPr>
-              <w:jc w:val="center"/>
+              <w:t xml:space="preserve">GSM8K </w:t>
+            </w:r>
+            <w:proofErr w:type="spellStart"/>
+            <w:r>
               <w:rPr>
                 <w:rFonts w:asciiTheme="majorHAnsi" w:hAnsiTheme="majorHAnsi" w:cstheme="majorHAnsi"/>
                 <w:b/>
@@ -1368,7 +1299,9 @@
                 <w:sz w:val="11"/>
                 <w:szCs w:val="11"/>
               </w:rPr>
-            </w:pPr>
+              <w:t>CoT</w:t>
+            </w:r>
+            <w:proofErr w:type="spellEnd"/>
             <w:r>
               <w:rPr>
                 <w:rFonts w:asciiTheme="majorHAnsi" w:hAnsiTheme="majorHAnsi" w:cstheme="majorHAnsi"/>
@@ -1378,9 +1311,33 @@
                 <w:sz w:val="11"/>
                 <w:szCs w:val="11"/>
               </w:rPr>
-              <w:t xml:space="preserve">GSM8K </w:t>
-            </w:r>
-            <w:proofErr w:type="spellStart"/>
+              <w:br/>
+              <w:t>(8-shot)</w:t>
+            </w:r>
+          </w:p>
+        </w:tc>
+        <w:tc>
+          <w:tcPr>
+            <w:tcW w:w="869" w:type="dxa"/>
+            <w:shd w:val="clear" w:color="auto" w:fill="92D050"/>
+            <w:tcMar>
+              <w:top w:w="80" w:type="dxa"/>
+              <w:left w:w="60" w:type="dxa"/>
+              <w:bottom w:w="80" w:type="dxa"/>
+              <w:right w:w="60" w:type="dxa"/>
+            </w:tcMar>
+            <w:vAlign w:val="center"/>
+          </w:tcPr>
+          <w:p>
+            <w:pPr>
+              <w:jc w:val="center"/>
+              <w:rPr>
+                <w:rFonts w:asciiTheme="majorHAnsi" w:hAnsiTheme="majorHAnsi" w:cstheme="majorHAnsi"/>
+                <w:color w:val="000000" w:themeColor="text1"/>
+                <w:sz w:val="18"/>
+                <w:szCs w:val="18"/>
+              </w:rPr>
+            </w:pPr>
             <w:r>
               <w:rPr>
                 <w:rFonts w:asciiTheme="majorHAnsi" w:hAnsiTheme="majorHAnsi" w:cstheme="majorHAnsi"/>
@@ -1390,20 +1347,8 @@
                 <w:sz w:val="11"/>
                 <w:szCs w:val="11"/>
               </w:rPr>
-              <w:t>CoT</w:t>
-            </w:r>
-            <w:proofErr w:type="spellEnd"/>
-          </w:p>
-          <w:p>
-            <w:pPr>
-              <w:jc w:val="center"/>
-              <w:rPr>
-                <w:rFonts w:asciiTheme="majorHAnsi" w:hAnsiTheme="majorHAnsi" w:cstheme="majorHAnsi"/>
-                <w:color w:val="000000" w:themeColor="text1"/>
-                <w:sz w:val="18"/>
-                <w:szCs w:val="18"/>
-              </w:rPr>
-            </w:pPr>
+              <w:t>ARC-C</w:t>
+            </w:r>
             <w:r>
               <w:rPr>
                 <w:rFonts w:asciiTheme="majorHAnsi" w:hAnsiTheme="majorHAnsi" w:cstheme="majorHAnsi"/>
@@ -1413,25 +1358,34 @@
                 <w:sz w:val="11"/>
                 <w:szCs w:val="11"/>
               </w:rPr>
-              <w:t>(8-shot)</w:t>
-            </w:r>
-          </w:p>
-        </w:tc>
-        <w:tc>
-          <w:tcPr>
-            <w:tcW w:w="869" w:type="dxa"/>
-            <w:shd w:val="clear" w:color="auto" w:fill="FFFF66"/>
-            <w:tcMar>
-              <w:top w:w="60" w:type="dxa"/>
-              <w:left w:w="80" w:type="dxa"/>
-              <w:bottom w:w="60" w:type="dxa"/>
-              <w:right w:w="80" w:type="dxa"/>
+              <w:br/>
+              <w:t>(0-shots)</w:t>
+            </w:r>
+          </w:p>
+        </w:tc>
+        <w:tc>
+          <w:tcPr>
+            <w:tcW w:w="869" w:type="dxa"/>
+            <w:shd w:val="clear" w:color="auto" w:fill="92D050"/>
+            <w:tcMar>
+              <w:top w:w="80" w:type="dxa"/>
+              <w:left w:w="60" w:type="dxa"/>
+              <w:bottom w:w="80" w:type="dxa"/>
+              <w:right w:w="60" w:type="dxa"/>
             </w:tcMar>
             <w:vAlign w:val="center"/>
           </w:tcPr>
           <w:p>
             <w:pPr>
               <w:jc w:val="center"/>
+              <w:rPr>
+                <w:rFonts w:asciiTheme="majorHAnsi" w:hAnsiTheme="majorHAnsi" w:cstheme="majorHAnsi"/>
+                <w:color w:val="000000" w:themeColor="text1"/>
+                <w:sz w:val="18"/>
+                <w:szCs w:val="18"/>
+              </w:rPr>
+            </w:pPr>
+            <w:r>
               <w:rPr>
                 <w:rFonts w:asciiTheme="majorHAnsi" w:hAnsiTheme="majorHAnsi" w:cstheme="majorHAnsi"/>
                 <w:b/>
@@ -1440,7 +1394,8 @@
                 <w:sz w:val="11"/>
                 <w:szCs w:val="11"/>
               </w:rPr>
-            </w:pPr>
+              <w:t>PPL ↓</w:t>
+            </w:r>
             <w:r>
               <w:rPr>
                 <w:rFonts w:asciiTheme="majorHAnsi" w:hAnsiTheme="majorHAnsi" w:cstheme="majorHAnsi"/>
@@ -1450,19 +1405,10 @@
                 <w:sz w:val="11"/>
                 <w:szCs w:val="11"/>
               </w:rPr>
-              <w:t>ARC-C</w:t>
-            </w:r>
-          </w:p>
-          <w:p>
-            <w:pPr>
-              <w:jc w:val="center"/>
-              <w:rPr>
-                <w:rFonts w:asciiTheme="majorHAnsi" w:hAnsiTheme="majorHAnsi" w:cstheme="majorHAnsi"/>
-                <w:color w:val="000000" w:themeColor="text1"/>
-                <w:sz w:val="18"/>
-                <w:szCs w:val="18"/>
-              </w:rPr>
-            </w:pPr>
+              <w:br/>
+              <w:t>(</w:t>
+            </w:r>
+            <w:proofErr w:type="spellStart"/>
             <w:r>
               <w:rPr>
                 <w:rFonts w:asciiTheme="majorHAnsi" w:hAnsiTheme="majorHAnsi" w:cstheme="majorHAnsi"/>
@@ -1472,25 +1418,10 @@
                 <w:sz w:val="11"/>
                 <w:szCs w:val="11"/>
               </w:rPr>
-              <w:t>(0-shots)</w:t>
-            </w:r>
-          </w:p>
-        </w:tc>
-        <w:tc>
-          <w:tcPr>
-            <w:tcW w:w="869" w:type="dxa"/>
-            <w:shd w:val="clear" w:color="auto" w:fill="FFFF66"/>
-            <w:tcMar>
-              <w:top w:w="60" w:type="dxa"/>
-              <w:left w:w="80" w:type="dxa"/>
-              <w:bottom w:w="60" w:type="dxa"/>
-              <w:right w:w="80" w:type="dxa"/>
-            </w:tcMar>
-            <w:vAlign w:val="center"/>
-          </w:tcPr>
-          <w:p>
-            <w:pPr>
-              <w:jc w:val="center"/>
+              <w:t>WikiText</w:t>
+            </w:r>
+            <w:proofErr w:type="spellEnd"/>
+            <w:r>
               <w:rPr>
                 <w:rFonts w:asciiTheme="majorHAnsi" w:hAnsiTheme="majorHAnsi" w:cstheme="majorHAnsi"/>
                 <w:b/>
@@ -1499,6 +1430,31 @@
                 <w:sz w:val="11"/>
                 <w:szCs w:val="11"/>
               </w:rPr>
+              <w:t>)</w:t>
+            </w:r>
+          </w:p>
+        </w:tc>
+        <w:tc>
+          <w:tcPr>
+            <w:tcW w:w="869" w:type="dxa"/>
+            <w:shd w:val="clear" w:color="auto" w:fill="984806" w:themeFill="accent6" w:themeFillShade="80"/>
+            <w:tcMar>
+              <w:top w:w="80" w:type="dxa"/>
+              <w:left w:w="60" w:type="dxa"/>
+              <w:bottom w:w="80" w:type="dxa"/>
+              <w:right w:w="60" w:type="dxa"/>
+            </w:tcMar>
+            <w:vAlign w:val="center"/>
+          </w:tcPr>
+          <w:p>
+            <w:pPr>
+              <w:jc w:val="center"/>
+              <w:rPr>
+                <w:rFonts w:asciiTheme="majorHAnsi" w:hAnsiTheme="majorHAnsi" w:cstheme="majorHAnsi"/>
+                <w:color w:val="000000" w:themeColor="text1"/>
+                <w:sz w:val="18"/>
+                <w:szCs w:val="18"/>
+              </w:rPr>
             </w:pPr>
             <w:r>
               <w:rPr>
@@ -1509,19 +1465,8 @@
                 <w:sz w:val="11"/>
                 <w:szCs w:val="11"/>
               </w:rPr>
-              <w:t>PPL ↓</w:t>
-            </w:r>
-          </w:p>
-          <w:p>
-            <w:pPr>
-              <w:jc w:val="center"/>
-              <w:rPr>
-                <w:rFonts w:asciiTheme="majorHAnsi" w:hAnsiTheme="majorHAnsi" w:cstheme="majorHAnsi"/>
-                <w:color w:val="000000" w:themeColor="text1"/>
-                <w:sz w:val="18"/>
-                <w:szCs w:val="18"/>
-              </w:rPr>
-            </w:pPr>
+              <w:t>MMLU</w:t>
+            </w:r>
             <w:r>
               <w:rPr>
                 <w:rFonts w:asciiTheme="majorHAnsi" w:hAnsiTheme="majorHAnsi" w:cstheme="majorHAnsi"/>
@@ -1531,8 +1476,33 @@
                 <w:sz w:val="11"/>
                 <w:szCs w:val="11"/>
               </w:rPr>
-              <w:t>(</w:t>
-            </w:r>
+              <w:br/>
+              <w:t>(5-shot)</w:t>
+            </w:r>
+          </w:p>
+        </w:tc>
+        <w:tc>
+          <w:tcPr>
+            <w:tcW w:w="869" w:type="dxa"/>
+            <w:shd w:val="clear" w:color="auto" w:fill="984806" w:themeFill="accent6" w:themeFillShade="80"/>
+            <w:tcMar>
+              <w:top w:w="80" w:type="dxa"/>
+              <w:left w:w="60" w:type="dxa"/>
+              <w:bottom w:w="80" w:type="dxa"/>
+              <w:right w:w="60" w:type="dxa"/>
+            </w:tcMar>
+            <w:vAlign w:val="center"/>
+          </w:tcPr>
+          <w:p>
+            <w:pPr>
+              <w:jc w:val="center"/>
+              <w:rPr>
+                <w:rFonts w:asciiTheme="majorHAnsi" w:hAnsiTheme="majorHAnsi" w:cstheme="majorHAnsi"/>
+                <w:color w:val="000000" w:themeColor="text1"/>
+                <w:sz w:val="18"/>
+                <w:szCs w:val="18"/>
+              </w:rPr>
+            </w:pPr>
             <w:proofErr w:type="spellStart"/>
             <w:r>
               <w:rPr>
@@ -1543,9 +1513,33 @@
                 <w:sz w:val="11"/>
                 <w:szCs w:val="11"/>
               </w:rPr>
-              <w:t>WikiText</w:t>
+              <w:t>IFEval</w:t>
             </w:r>
             <w:proofErr w:type="spellEnd"/>
+          </w:p>
+        </w:tc>
+        <w:tc>
+          <w:tcPr>
+            <w:tcW w:w="869" w:type="dxa"/>
+            <w:shd w:val="clear" w:color="auto" w:fill="984806" w:themeFill="accent6" w:themeFillShade="80"/>
+            <w:tcMar>
+              <w:top w:w="80" w:type="dxa"/>
+              <w:left w:w="60" w:type="dxa"/>
+              <w:bottom w:w="80" w:type="dxa"/>
+              <w:right w:w="60" w:type="dxa"/>
+            </w:tcMar>
+            <w:vAlign w:val="center"/>
+          </w:tcPr>
+          <w:p>
+            <w:pPr>
+              <w:jc w:val="center"/>
+              <w:rPr>
+                <w:rFonts w:asciiTheme="majorHAnsi" w:hAnsiTheme="majorHAnsi" w:cstheme="majorHAnsi"/>
+                <w:color w:val="000000" w:themeColor="text1"/>
+                <w:sz w:val="18"/>
+                <w:szCs w:val="18"/>
+              </w:rPr>
+            </w:pPr>
             <w:r>
               <w:rPr>
                 <w:rFonts w:asciiTheme="majorHAnsi" w:hAnsiTheme="majorHAnsi" w:cstheme="majorHAnsi"/>
@@ -1555,32 +1549,9 @@
                 <w:sz w:val="11"/>
                 <w:szCs w:val="11"/>
               </w:rPr>
-              <w:t>)</w:t>
-            </w:r>
-          </w:p>
-        </w:tc>
-        <w:tc>
-          <w:tcPr>
-            <w:tcW w:w="869" w:type="dxa"/>
-            <w:shd w:val="clear" w:color="auto" w:fill="92D050"/>
-            <w:tcMar>
-              <w:top w:w="80" w:type="dxa"/>
-              <w:left w:w="60" w:type="dxa"/>
-              <w:bottom w:w="80" w:type="dxa"/>
-              <w:right w:w="60" w:type="dxa"/>
-            </w:tcMar>
-            <w:vAlign w:val="center"/>
-          </w:tcPr>
-          <w:p>
-            <w:pPr>
-              <w:jc w:val="center"/>
-              <w:rPr>
-                <w:rFonts w:asciiTheme="majorHAnsi" w:hAnsiTheme="majorHAnsi" w:cstheme="majorHAnsi"/>
-                <w:color w:val="000000" w:themeColor="text1"/>
-                <w:sz w:val="18"/>
-                <w:szCs w:val="18"/>
-              </w:rPr>
-            </w:pPr>
+              <w:t xml:space="preserve">GSM8K </w:t>
+            </w:r>
+            <w:proofErr w:type="spellStart"/>
             <w:r>
               <w:rPr>
                 <w:rFonts w:asciiTheme="majorHAnsi" w:hAnsiTheme="majorHAnsi" w:cstheme="majorHAnsi"/>
@@ -1590,8 +1561,9 @@
                 <w:sz w:val="11"/>
                 <w:szCs w:val="11"/>
               </w:rPr>
-              <w:t>MMLU</w:t>
-            </w:r>
+              <w:t>CoT</w:t>
+            </w:r>
+            <w:proofErr w:type="spellEnd"/>
             <w:r>
               <w:rPr>
                 <w:rFonts w:asciiTheme="majorHAnsi" w:hAnsiTheme="majorHAnsi" w:cstheme="majorHAnsi"/>
@@ -1602,14 +1574,14 @@
                 <w:szCs w:val="11"/>
               </w:rPr>
               <w:br/>
-              <w:t>(5-shot)</w:t>
-            </w:r>
-          </w:p>
-        </w:tc>
-        <w:tc>
-          <w:tcPr>
-            <w:tcW w:w="869" w:type="dxa"/>
-            <w:shd w:val="clear" w:color="auto" w:fill="92D050"/>
+              <w:t>(8-shot)</w:t>
+            </w:r>
+          </w:p>
+        </w:tc>
+        <w:tc>
+          <w:tcPr>
+            <w:tcW w:w="869" w:type="dxa"/>
+            <w:shd w:val="clear" w:color="auto" w:fill="984806" w:themeFill="accent6" w:themeFillShade="80"/>
             <w:tcMar>
               <w:top w:w="80" w:type="dxa"/>
               <w:left w:w="60" w:type="dxa"/>
@@ -1628,7 +1600,6 @@
                 <w:szCs w:val="18"/>
               </w:rPr>
             </w:pPr>
-            <w:proofErr w:type="spellStart"/>
             <w:r>
               <w:rPr>
                 <w:rFonts w:asciiTheme="majorHAnsi" w:hAnsiTheme="majorHAnsi" w:cstheme="majorHAnsi"/>
@@ -1638,33 +1609,8 @@
                 <w:sz w:val="11"/>
                 <w:szCs w:val="11"/>
               </w:rPr>
-              <w:t>IFEval</w:t>
-            </w:r>
-            <w:proofErr w:type="spellEnd"/>
-          </w:p>
-        </w:tc>
-        <w:tc>
-          <w:tcPr>
-            <w:tcW w:w="869" w:type="dxa"/>
-            <w:shd w:val="clear" w:color="auto" w:fill="92D050"/>
-            <w:tcMar>
-              <w:top w:w="80" w:type="dxa"/>
-              <w:left w:w="60" w:type="dxa"/>
-              <w:bottom w:w="80" w:type="dxa"/>
-              <w:right w:w="60" w:type="dxa"/>
-            </w:tcMar>
-            <w:vAlign w:val="center"/>
-          </w:tcPr>
-          <w:p>
-            <w:pPr>
-              <w:jc w:val="center"/>
-              <w:rPr>
-                <w:rFonts w:asciiTheme="majorHAnsi" w:hAnsiTheme="majorHAnsi" w:cstheme="majorHAnsi"/>
-                <w:color w:val="000000" w:themeColor="text1"/>
-                <w:sz w:val="18"/>
-                <w:szCs w:val="18"/>
-              </w:rPr>
-            </w:pPr>
+              <w:t>ARC-C</w:t>
+            </w:r>
             <w:r>
               <w:rPr>
                 <w:rFonts w:asciiTheme="majorHAnsi" w:hAnsiTheme="majorHAnsi" w:cstheme="majorHAnsi"/>
@@ -1674,9 +1620,33 @@
                 <w:sz w:val="11"/>
                 <w:szCs w:val="11"/>
               </w:rPr>
-              <w:t xml:space="preserve">GSM8K </w:t>
-            </w:r>
-            <w:proofErr w:type="spellStart"/>
+              <w:br/>
+              <w:t>(0-shots)</w:t>
+            </w:r>
+          </w:p>
+        </w:tc>
+        <w:tc>
+          <w:tcPr>
+            <w:tcW w:w="799" w:type="dxa"/>
+            <w:shd w:val="clear" w:color="auto" w:fill="984806" w:themeFill="accent6" w:themeFillShade="80"/>
+            <w:tcMar>
+              <w:top w:w="80" w:type="dxa"/>
+              <w:left w:w="60" w:type="dxa"/>
+              <w:bottom w:w="80" w:type="dxa"/>
+              <w:right w:w="60" w:type="dxa"/>
+            </w:tcMar>
+            <w:vAlign w:val="center"/>
+          </w:tcPr>
+          <w:p>
+            <w:pPr>
+              <w:jc w:val="center"/>
+              <w:rPr>
+                <w:rFonts w:asciiTheme="majorHAnsi" w:hAnsiTheme="majorHAnsi" w:cstheme="majorHAnsi"/>
+                <w:color w:val="000000" w:themeColor="text1"/>
+                <w:sz w:val="18"/>
+                <w:szCs w:val="18"/>
+              </w:rPr>
+            </w:pPr>
             <w:r>
               <w:rPr>
                 <w:rFonts w:asciiTheme="majorHAnsi" w:hAnsiTheme="majorHAnsi" w:cstheme="majorHAnsi"/>
@@ -1686,9 +1656,8 @@
                 <w:sz w:val="11"/>
                 <w:szCs w:val="11"/>
               </w:rPr>
-              <w:t>CoT</w:t>
-            </w:r>
-            <w:proofErr w:type="spellEnd"/>
+              <w:t>PPL ↓</w:t>
+            </w:r>
             <w:r>
               <w:rPr>
                 <w:rFonts w:asciiTheme="majorHAnsi" w:hAnsiTheme="majorHAnsi" w:cstheme="majorHAnsi"/>
@@ -1699,32 +1668,9 @@
                 <w:szCs w:val="11"/>
               </w:rPr>
               <w:br/>
-              <w:t>(8-shot)</w:t>
-            </w:r>
-          </w:p>
-        </w:tc>
-        <w:tc>
-          <w:tcPr>
-            <w:tcW w:w="869" w:type="dxa"/>
-            <w:shd w:val="clear" w:color="auto" w:fill="92D050"/>
-            <w:tcMar>
-              <w:top w:w="80" w:type="dxa"/>
-              <w:left w:w="60" w:type="dxa"/>
-              <w:bottom w:w="80" w:type="dxa"/>
-              <w:right w:w="60" w:type="dxa"/>
-            </w:tcMar>
-            <w:vAlign w:val="center"/>
-          </w:tcPr>
-          <w:p>
-            <w:pPr>
-              <w:jc w:val="center"/>
-              <w:rPr>
-                <w:rFonts w:asciiTheme="majorHAnsi" w:hAnsiTheme="majorHAnsi" w:cstheme="majorHAnsi"/>
-                <w:color w:val="000000" w:themeColor="text1"/>
-                <w:sz w:val="18"/>
-                <w:szCs w:val="18"/>
-              </w:rPr>
-            </w:pPr>
+              <w:t>(</w:t>
+            </w:r>
+            <w:proofErr w:type="spellStart"/>
             <w:r>
               <w:rPr>
                 <w:rFonts w:asciiTheme="majorHAnsi" w:hAnsiTheme="majorHAnsi" w:cstheme="majorHAnsi"/>
@@ -1734,8 +1680,9 @@
                 <w:sz w:val="11"/>
                 <w:szCs w:val="11"/>
               </w:rPr>
-              <w:t>ARC-C</w:t>
-            </w:r>
+              <w:t>WikiText</w:t>
+            </w:r>
+            <w:proofErr w:type="spellEnd"/>
             <w:r>
               <w:rPr>
                 <w:rFonts w:asciiTheme="majorHAnsi" w:hAnsiTheme="majorHAnsi" w:cstheme="majorHAnsi"/>
@@ -1745,340 +1692,6 @@
                 <w:sz w:val="11"/>
                 <w:szCs w:val="11"/>
               </w:rPr>
-              <w:br/>
-              <w:t>(0-shots)</w:t>
-            </w:r>
-          </w:p>
-        </w:tc>
-        <w:tc>
-          <w:tcPr>
-            <w:tcW w:w="869" w:type="dxa"/>
-            <w:shd w:val="clear" w:color="auto" w:fill="92D050"/>
-            <w:tcMar>
-              <w:top w:w="80" w:type="dxa"/>
-              <w:left w:w="60" w:type="dxa"/>
-              <w:bottom w:w="80" w:type="dxa"/>
-              <w:right w:w="60" w:type="dxa"/>
-            </w:tcMar>
-            <w:vAlign w:val="center"/>
-          </w:tcPr>
-          <w:p>
-            <w:pPr>
-              <w:jc w:val="center"/>
-              <w:rPr>
-                <w:rFonts w:asciiTheme="majorHAnsi" w:hAnsiTheme="majorHAnsi" w:cstheme="majorHAnsi"/>
-                <w:color w:val="000000" w:themeColor="text1"/>
-                <w:sz w:val="18"/>
-                <w:szCs w:val="18"/>
-              </w:rPr>
-            </w:pPr>
-            <w:r>
-              <w:rPr>
-                <w:rFonts w:asciiTheme="majorHAnsi" w:hAnsiTheme="majorHAnsi" w:cstheme="majorHAnsi"/>
-                <w:b/>
-                <w:bCs/>
-                <w:color w:val="000000" w:themeColor="text1"/>
-                <w:sz w:val="11"/>
-                <w:szCs w:val="11"/>
-              </w:rPr>
-              <w:t>PPL ↓</w:t>
-            </w:r>
-            <w:r>
-              <w:rPr>
-                <w:rFonts w:asciiTheme="majorHAnsi" w:hAnsiTheme="majorHAnsi" w:cstheme="majorHAnsi"/>
-                <w:b/>
-                <w:bCs/>
-                <w:color w:val="000000" w:themeColor="text1"/>
-                <w:sz w:val="11"/>
-                <w:szCs w:val="11"/>
-              </w:rPr>
-              <w:br/>
-              <w:t>(</w:t>
-            </w:r>
-            <w:proofErr w:type="spellStart"/>
-            <w:r>
-              <w:rPr>
-                <w:rFonts w:asciiTheme="majorHAnsi" w:hAnsiTheme="majorHAnsi" w:cstheme="majorHAnsi"/>
-                <w:b/>
-                <w:bCs/>
-                <w:color w:val="000000" w:themeColor="text1"/>
-                <w:sz w:val="11"/>
-                <w:szCs w:val="11"/>
-              </w:rPr>
-              <w:t>WikiText</w:t>
-            </w:r>
-            <w:proofErr w:type="spellEnd"/>
-            <w:r>
-              <w:rPr>
-                <w:rFonts w:asciiTheme="majorHAnsi" w:hAnsiTheme="majorHAnsi" w:cstheme="majorHAnsi"/>
-                <w:b/>
-                <w:bCs/>
-                <w:color w:val="000000" w:themeColor="text1"/>
-                <w:sz w:val="11"/>
-                <w:szCs w:val="11"/>
-              </w:rPr>
-              <w:t>)</w:t>
-            </w:r>
-          </w:p>
-        </w:tc>
-        <w:tc>
-          <w:tcPr>
-            <w:tcW w:w="869" w:type="dxa"/>
-            <w:shd w:val="clear" w:color="auto" w:fill="984806" w:themeFill="accent6" w:themeFillShade="80"/>
-            <w:tcMar>
-              <w:top w:w="80" w:type="dxa"/>
-              <w:left w:w="60" w:type="dxa"/>
-              <w:bottom w:w="80" w:type="dxa"/>
-              <w:right w:w="60" w:type="dxa"/>
-            </w:tcMar>
-            <w:vAlign w:val="center"/>
-          </w:tcPr>
-          <w:p>
-            <w:pPr>
-              <w:jc w:val="center"/>
-              <w:rPr>
-                <w:rFonts w:asciiTheme="majorHAnsi" w:hAnsiTheme="majorHAnsi" w:cstheme="majorHAnsi"/>
-                <w:color w:val="000000" w:themeColor="text1"/>
-                <w:sz w:val="18"/>
-                <w:szCs w:val="18"/>
-              </w:rPr>
-            </w:pPr>
-            <w:r>
-              <w:rPr>
-                <w:rFonts w:asciiTheme="majorHAnsi" w:hAnsiTheme="majorHAnsi" w:cstheme="majorHAnsi"/>
-                <w:b/>
-                <w:bCs/>
-                <w:color w:val="000000" w:themeColor="text1"/>
-                <w:sz w:val="11"/>
-                <w:szCs w:val="11"/>
-              </w:rPr>
-              <w:t>MMLU</w:t>
-            </w:r>
-            <w:r>
-              <w:rPr>
-                <w:rFonts w:asciiTheme="majorHAnsi" w:hAnsiTheme="majorHAnsi" w:cstheme="majorHAnsi"/>
-                <w:b/>
-                <w:bCs/>
-                <w:color w:val="000000" w:themeColor="text1"/>
-                <w:sz w:val="11"/>
-                <w:szCs w:val="11"/>
-              </w:rPr>
-              <w:br/>
-              <w:t>(5-shot)</w:t>
-            </w:r>
-          </w:p>
-        </w:tc>
-        <w:tc>
-          <w:tcPr>
-            <w:tcW w:w="869" w:type="dxa"/>
-            <w:shd w:val="clear" w:color="auto" w:fill="984806" w:themeFill="accent6" w:themeFillShade="80"/>
-            <w:tcMar>
-              <w:top w:w="80" w:type="dxa"/>
-              <w:left w:w="60" w:type="dxa"/>
-              <w:bottom w:w="80" w:type="dxa"/>
-              <w:right w:w="60" w:type="dxa"/>
-            </w:tcMar>
-            <w:vAlign w:val="center"/>
-          </w:tcPr>
-          <w:p>
-            <w:pPr>
-              <w:jc w:val="center"/>
-              <w:rPr>
-                <w:rFonts w:asciiTheme="majorHAnsi" w:hAnsiTheme="majorHAnsi" w:cstheme="majorHAnsi"/>
-                <w:color w:val="000000" w:themeColor="text1"/>
-                <w:sz w:val="18"/>
-                <w:szCs w:val="18"/>
-              </w:rPr>
-            </w:pPr>
-            <w:proofErr w:type="spellStart"/>
-            <w:r>
-              <w:rPr>
-                <w:rFonts w:asciiTheme="majorHAnsi" w:hAnsiTheme="majorHAnsi" w:cstheme="majorHAnsi"/>
-                <w:b/>
-                <w:bCs/>
-                <w:color w:val="000000" w:themeColor="text1"/>
-                <w:sz w:val="11"/>
-                <w:szCs w:val="11"/>
-              </w:rPr>
-              <w:t>IFEval</w:t>
-            </w:r>
-            <w:proofErr w:type="spellEnd"/>
-          </w:p>
-        </w:tc>
-        <w:tc>
-          <w:tcPr>
-            <w:tcW w:w="869" w:type="dxa"/>
-            <w:shd w:val="clear" w:color="auto" w:fill="984806" w:themeFill="accent6" w:themeFillShade="80"/>
-            <w:tcMar>
-              <w:top w:w="80" w:type="dxa"/>
-              <w:left w:w="60" w:type="dxa"/>
-              <w:bottom w:w="80" w:type="dxa"/>
-              <w:right w:w="60" w:type="dxa"/>
-            </w:tcMar>
-            <w:vAlign w:val="center"/>
-          </w:tcPr>
-          <w:p>
-            <w:pPr>
-              <w:jc w:val="center"/>
-              <w:rPr>
-                <w:rFonts w:asciiTheme="majorHAnsi" w:hAnsiTheme="majorHAnsi" w:cstheme="majorHAnsi"/>
-                <w:color w:val="000000" w:themeColor="text1"/>
-                <w:sz w:val="18"/>
-                <w:szCs w:val="18"/>
-              </w:rPr>
-            </w:pPr>
-            <w:r>
-              <w:rPr>
-                <w:rFonts w:asciiTheme="majorHAnsi" w:hAnsiTheme="majorHAnsi" w:cstheme="majorHAnsi"/>
-                <w:b/>
-                <w:bCs/>
-                <w:color w:val="000000" w:themeColor="text1"/>
-                <w:sz w:val="11"/>
-                <w:szCs w:val="11"/>
-              </w:rPr>
-              <w:t xml:space="preserve">GSM8K </w:t>
-            </w:r>
-            <w:proofErr w:type="spellStart"/>
-            <w:r>
-              <w:rPr>
-                <w:rFonts w:asciiTheme="majorHAnsi" w:hAnsiTheme="majorHAnsi" w:cstheme="majorHAnsi"/>
-                <w:b/>
-                <w:bCs/>
-                <w:color w:val="000000" w:themeColor="text1"/>
-                <w:sz w:val="11"/>
-                <w:szCs w:val="11"/>
-              </w:rPr>
-              <w:t>CoT</w:t>
-            </w:r>
-            <w:proofErr w:type="spellEnd"/>
-            <w:r>
-              <w:rPr>
-                <w:rFonts w:asciiTheme="majorHAnsi" w:hAnsiTheme="majorHAnsi" w:cstheme="majorHAnsi"/>
-                <w:b/>
-                <w:bCs/>
-                <w:color w:val="000000" w:themeColor="text1"/>
-                <w:sz w:val="11"/>
-                <w:szCs w:val="11"/>
-              </w:rPr>
-              <w:br/>
-              <w:t>(8-shot)</w:t>
-            </w:r>
-          </w:p>
-        </w:tc>
-        <w:tc>
-          <w:tcPr>
-            <w:tcW w:w="869" w:type="dxa"/>
-            <w:shd w:val="clear" w:color="auto" w:fill="984806" w:themeFill="accent6" w:themeFillShade="80"/>
-            <w:tcMar>
-              <w:top w:w="80" w:type="dxa"/>
-              <w:left w:w="60" w:type="dxa"/>
-              <w:bottom w:w="80" w:type="dxa"/>
-              <w:right w:w="60" w:type="dxa"/>
-            </w:tcMar>
-            <w:vAlign w:val="center"/>
-          </w:tcPr>
-          <w:p>
-            <w:pPr>
-              <w:jc w:val="center"/>
-              <w:rPr>
-                <w:rFonts w:asciiTheme="majorHAnsi" w:hAnsiTheme="majorHAnsi" w:cstheme="majorHAnsi"/>
-                <w:color w:val="000000" w:themeColor="text1"/>
-                <w:sz w:val="18"/>
-                <w:szCs w:val="18"/>
-              </w:rPr>
-            </w:pPr>
-            <w:r>
-              <w:rPr>
-                <w:rFonts w:asciiTheme="majorHAnsi" w:hAnsiTheme="majorHAnsi" w:cstheme="majorHAnsi"/>
-                <w:b/>
-                <w:bCs/>
-                <w:color w:val="000000" w:themeColor="text1"/>
-                <w:sz w:val="11"/>
-                <w:szCs w:val="11"/>
-              </w:rPr>
-              <w:t>ARC-C</w:t>
-            </w:r>
-            <w:r>
-              <w:rPr>
-                <w:rFonts w:asciiTheme="majorHAnsi" w:hAnsiTheme="majorHAnsi" w:cstheme="majorHAnsi"/>
-                <w:b/>
-                <w:bCs/>
-                <w:color w:val="000000" w:themeColor="text1"/>
-                <w:sz w:val="11"/>
-                <w:szCs w:val="11"/>
-              </w:rPr>
-              <w:br/>
-              <w:t>(0-shots)</w:t>
-            </w:r>
-          </w:p>
-        </w:tc>
-        <w:tc>
-          <w:tcPr>
-            <w:tcW w:w="869" w:type="dxa"/>
-            <w:shd w:val="clear" w:color="auto" w:fill="984806" w:themeFill="accent6" w:themeFillShade="80"/>
-            <w:tcMar>
-              <w:top w:w="80" w:type="dxa"/>
-              <w:left w:w="60" w:type="dxa"/>
-              <w:bottom w:w="80" w:type="dxa"/>
-              <w:right w:w="60" w:type="dxa"/>
-            </w:tcMar>
-            <w:vAlign w:val="center"/>
-          </w:tcPr>
-          <w:p>
-            <w:pPr>
-              <w:jc w:val="center"/>
-              <w:rPr>
-                <w:rFonts w:asciiTheme="majorHAnsi" w:hAnsiTheme="majorHAnsi" w:cstheme="majorHAnsi"/>
-                <w:color w:val="000000" w:themeColor="text1"/>
-                <w:sz w:val="18"/>
-                <w:szCs w:val="18"/>
-              </w:rPr>
-            </w:pPr>
-            <w:r>
-              <w:rPr>
-                <w:rFonts w:asciiTheme="majorHAnsi" w:hAnsiTheme="majorHAnsi" w:cstheme="majorHAnsi"/>
-                <w:b/>
-                <w:bCs/>
-                <w:color w:val="000000" w:themeColor="text1"/>
-                <w:sz w:val="11"/>
-                <w:szCs w:val="11"/>
-              </w:rPr>
-              <w:t>PPL ↓</w:t>
-            </w:r>
-            <w:r>
-              <w:rPr>
-                <w:rFonts w:asciiTheme="majorHAnsi" w:hAnsiTheme="majorHAnsi" w:cstheme="majorHAnsi"/>
-                <w:b/>
-                <w:bCs/>
-                <w:color w:val="000000" w:themeColor="text1"/>
-                <w:sz w:val="11"/>
-                <w:szCs w:val="11"/>
-              </w:rPr>
-              <w:br/>
-              <w:t>(</w:t>
-            </w:r>
-            <w:proofErr w:type="spellStart"/>
-            <w:r>
-              <w:rPr>
-                <w:rFonts w:asciiTheme="majorHAnsi" w:hAnsiTheme="majorHAnsi" w:cstheme="majorHAnsi"/>
-                <w:b/>
-                <w:bCs/>
-                <w:color w:val="000000" w:themeColor="text1"/>
-                <w:sz w:val="11"/>
-                <w:szCs w:val="11"/>
-              </w:rPr>
-              <w:t>WikiText</w:t>
-            </w:r>
-            <w:proofErr w:type="spellEnd"/>
-            <w:r>
-              <w:rPr>
-                <w:rFonts w:asciiTheme="majorHAnsi" w:hAnsiTheme="majorHAnsi" w:cstheme="majorHAnsi"/>
-                <w:b/>
-                <w:bCs/>
-                <w:color w:val="000000" w:themeColor="text1"/>
-                <w:sz w:val="11"/>
-                <w:szCs w:val="11"/>
-              </w:rPr>
               <w:t>)</w:t>
             </w:r>
           </w:p>
@@ -2087,8 +1700,8 @@
       <w:tr>
         <w:tc>
           <w:tcPr>
-            <w:tcW w:w="23760" w:type="dxa"/>
-            <w:gridSpan w:val="27"/>
+            <w:tcW w:w="19345" w:type="dxa"/>
+            <w:gridSpan w:val="22"/>
             <w:shd w:val="clear" w:color="auto" w:fill="FFFFFF" w:themeFill="background1"/>
             <w:tcMar>
               <w:top w:w="60" w:type="dxa"/>
@@ -2468,161 +2081,6 @@
         <w:tc>
           <w:tcPr>
             <w:tcW w:w="869" w:type="dxa"/>
-            <w:shd w:val="clear" w:color="auto" w:fill="FFFF66"/>
-            <w:tcMar>
-              <w:top w:w="60" w:type="dxa"/>
-              <w:left w:w="80" w:type="dxa"/>
-              <w:bottom w:w="60" w:type="dxa"/>
-              <w:right w:w="80" w:type="dxa"/>
-            </w:tcMar>
-            <w:vAlign w:val="center"/>
-          </w:tcPr>
-          <w:p>
-            <w:pPr>
-              <w:jc w:val="center"/>
-              <w:rPr>
-                <w:rFonts w:asciiTheme="majorHAnsi" w:hAnsiTheme="majorHAnsi" w:cstheme="majorHAnsi"/>
-                <w:sz w:val="18"/>
-                <w:szCs w:val="18"/>
-              </w:rPr>
-            </w:pPr>
-            <w:r>
-              <w:rPr>
-                <w:rFonts w:asciiTheme="majorHAnsi" w:hAnsiTheme="majorHAnsi" w:cstheme="majorHAnsi"/>
-                <w:sz w:val="18"/>
-                <w:szCs w:val="18"/>
-              </w:rPr>
-              <w:t>25.96</w:t>
-            </w:r>
-          </w:p>
-        </w:tc>
-        <w:tc>
-          <w:tcPr>
-            <w:tcW w:w="869" w:type="dxa"/>
-            <w:shd w:val="clear" w:color="auto" w:fill="FFFF66"/>
-            <w:tcMar>
-              <w:top w:w="60" w:type="dxa"/>
-              <w:left w:w="80" w:type="dxa"/>
-              <w:bottom w:w="60" w:type="dxa"/>
-              <w:right w:w="80" w:type="dxa"/>
-            </w:tcMar>
-            <w:vAlign w:val="center"/>
-          </w:tcPr>
-          <w:p>
-            <w:pPr>
-              <w:jc w:val="center"/>
-              <w:rPr>
-                <w:rFonts w:asciiTheme="majorHAnsi" w:hAnsiTheme="majorHAnsi" w:cstheme="majorHAnsi"/>
-                <w:sz w:val="18"/>
-                <w:szCs w:val="18"/>
-              </w:rPr>
-            </w:pPr>
-            <w:r>
-              <w:rPr>
-                <w:rFonts w:asciiTheme="majorHAnsi" w:hAnsiTheme="majorHAnsi" w:cstheme="majorHAnsi"/>
-                <w:sz w:val="18"/>
-                <w:szCs w:val="18"/>
-              </w:rPr>
-              <w:t>19.39</w:t>
-            </w:r>
-          </w:p>
-        </w:tc>
-        <w:tc>
-          <w:tcPr>
-            <w:tcW w:w="869" w:type="dxa"/>
-            <w:shd w:val="clear" w:color="auto" w:fill="FFFF66"/>
-            <w:tcMar>
-              <w:top w:w="60" w:type="dxa"/>
-              <w:left w:w="80" w:type="dxa"/>
-              <w:bottom w:w="60" w:type="dxa"/>
-              <w:right w:w="80" w:type="dxa"/>
-            </w:tcMar>
-            <w:vAlign w:val="center"/>
-          </w:tcPr>
-          <w:p>
-            <w:pPr>
-              <w:jc w:val="center"/>
-              <w:rPr>
-                <w:rFonts w:asciiTheme="majorHAnsi" w:hAnsiTheme="majorHAnsi" w:cstheme="majorHAnsi"/>
-                <w:sz w:val="18"/>
-                <w:szCs w:val="18"/>
-              </w:rPr>
-            </w:pPr>
-            <w:r>
-              <w:rPr>
-                <w:rFonts w:asciiTheme="majorHAnsi" w:hAnsiTheme="majorHAnsi" w:cstheme="majorHAnsi"/>
-                <w:sz w:val="18"/>
-                <w:szCs w:val="18"/>
-              </w:rPr>
-              <w:t>2.43</w:t>
-            </w:r>
-          </w:p>
-        </w:tc>
-        <w:tc>
-          <w:tcPr>
-            <w:tcW w:w="869" w:type="dxa"/>
-            <w:shd w:val="clear" w:color="auto" w:fill="FFFF66"/>
-            <w:tcMar>
-              <w:top w:w="60" w:type="dxa"/>
-              <w:left w:w="80" w:type="dxa"/>
-              <w:bottom w:w="60" w:type="dxa"/>
-              <w:right w:w="80" w:type="dxa"/>
-            </w:tcMar>
-            <w:vAlign w:val="center"/>
-          </w:tcPr>
-          <w:p>
-            <w:pPr>
-              <w:jc w:val="center"/>
-              <w:rPr>
-                <w:rFonts w:asciiTheme="majorHAnsi" w:hAnsiTheme="majorHAnsi" w:cstheme="majorHAnsi"/>
-                <w:sz w:val="18"/>
-                <w:szCs w:val="18"/>
-              </w:rPr>
-            </w:pPr>
-            <w:r>
-              <w:rPr>
-                <w:rFonts w:asciiTheme="majorHAnsi" w:hAnsiTheme="majorHAnsi" w:cstheme="majorHAnsi"/>
-                <w:sz w:val="18"/>
-                <w:szCs w:val="18"/>
-              </w:rPr>
-              <w:t>30.46</w:t>
-            </w:r>
-          </w:p>
-        </w:tc>
-        <w:tc>
-          <w:tcPr>
-            <w:tcW w:w="869" w:type="dxa"/>
-            <w:shd w:val="clear" w:color="auto" w:fill="FFFF66"/>
-            <w:tcMar>
-              <w:top w:w="60" w:type="dxa"/>
-              <w:left w:w="80" w:type="dxa"/>
-              <w:bottom w:w="60" w:type="dxa"/>
-              <w:right w:w="80" w:type="dxa"/>
-            </w:tcMar>
-            <w:vAlign w:val="center"/>
-          </w:tcPr>
-          <w:p>
-            <w:pPr>
-              <w:jc w:val="center"/>
-              <w:rPr>
-                <w:rFonts w:asciiTheme="majorHAnsi" w:hAnsiTheme="majorHAnsi" w:cstheme="majorHAnsi"/>
-                <w:sz w:val="18"/>
-                <w:szCs w:val="18"/>
-              </w:rPr>
-            </w:pPr>
-            <w:r>
-              <w:rPr>
-                <w:rFonts w:asciiTheme="majorHAnsi" w:hAnsiTheme="majorHAnsi" w:cstheme="majorHAnsi"/>
-                <w:sz w:val="18"/>
-                <w:szCs w:val="18"/>
-              </w:rPr>
-              <w:t>14.94</w:t>
-            </w:r>
-          </w:p>
-        </w:tc>
-        <w:tc>
-          <w:tcPr>
-            <w:tcW w:w="869" w:type="dxa"/>
             <w:shd w:val="clear" w:color="auto" w:fill="92D050"/>
             <w:tcMar>
               <w:top w:w="80" w:type="dxa"/>
@@ -2883,7 +2341,7 @@
         </w:tc>
         <w:tc>
           <w:tcPr>
-            <w:tcW w:w="869" w:type="dxa"/>
+            <w:tcW w:w="799" w:type="dxa"/>
             <w:shd w:val="clear" w:color="auto" w:fill="984806" w:themeFill="accent6" w:themeFillShade="80"/>
             <w:tcMar>
               <w:top w:w="80" w:type="dxa"/>
@@ -2914,8 +2372,8 @@
       <w:tr>
         <w:tc>
           <w:tcPr>
-            <w:tcW w:w="23760" w:type="dxa"/>
-            <w:gridSpan w:val="27"/>
+            <w:tcW w:w="19345" w:type="dxa"/>
+            <w:gridSpan w:val="22"/>
             <w:shd w:val="clear" w:color="auto" w:fill="FFFFFF" w:themeFill="background1"/>
             <w:tcMar>
               <w:top w:w="60" w:type="dxa"/>
@@ -3329,171 +2787,6 @@
         <w:tc>
           <w:tcPr>
             <w:tcW w:w="869" w:type="dxa"/>
-            <w:shd w:val="clear" w:color="auto" w:fill="92D050"/>
-            <w:tcMar>
-              <w:top w:w="60" w:type="dxa"/>
-              <w:left w:w="80" w:type="dxa"/>
-              <w:bottom w:w="60" w:type="dxa"/>
-              <w:right w:w="80" w:type="dxa"/>
-            </w:tcMar>
-            <w:vAlign w:val="center"/>
-          </w:tcPr>
-          <w:p>
-            <w:pPr>
-              <w:jc w:val="center"/>
-              <w:rPr>
-                <w:rFonts w:asciiTheme="majorHAnsi" w:hAnsiTheme="majorHAnsi" w:cstheme="majorHAnsi"/>
-                <w:color w:val="000000" w:themeColor="text1"/>
-                <w:sz w:val="18"/>
-                <w:szCs w:val="18"/>
-              </w:rPr>
-            </w:pPr>
-            <w:r>
-              <w:rPr>
-                <w:rFonts w:asciiTheme="majorHAnsi" w:hAnsiTheme="majorHAnsi" w:cstheme="majorHAnsi"/>
-                <w:color w:val="000000" w:themeColor="text1"/>
-                <w:sz w:val="12"/>
-                <w:szCs w:val="12"/>
-              </w:rPr>
-              <w:t>N/A</w:t>
-            </w:r>
-          </w:p>
-        </w:tc>
-        <w:tc>
-          <w:tcPr>
-            <w:tcW w:w="869" w:type="dxa"/>
-            <w:shd w:val="clear" w:color="auto" w:fill="92D050"/>
-            <w:tcMar>
-              <w:top w:w="60" w:type="dxa"/>
-              <w:left w:w="80" w:type="dxa"/>
-              <w:bottom w:w="60" w:type="dxa"/>
-              <w:right w:w="80" w:type="dxa"/>
-            </w:tcMar>
-            <w:vAlign w:val="center"/>
-          </w:tcPr>
-          <w:p>
-            <w:pPr>
-              <w:jc w:val="center"/>
-              <w:rPr>
-                <w:rFonts w:asciiTheme="majorHAnsi" w:hAnsiTheme="majorHAnsi" w:cstheme="majorHAnsi"/>
-                <w:color w:val="000000" w:themeColor="text1"/>
-                <w:sz w:val="18"/>
-                <w:szCs w:val="18"/>
-              </w:rPr>
-            </w:pPr>
-            <w:r>
-              <w:rPr>
-                <w:rFonts w:asciiTheme="majorHAnsi" w:hAnsiTheme="majorHAnsi" w:cstheme="majorHAnsi"/>
-                <w:color w:val="000000" w:themeColor="text1"/>
-                <w:sz w:val="12"/>
-                <w:szCs w:val="12"/>
-              </w:rPr>
-              <w:t>N/A</w:t>
-            </w:r>
-          </w:p>
-        </w:tc>
-        <w:tc>
-          <w:tcPr>
-            <w:tcW w:w="869" w:type="dxa"/>
-            <w:shd w:val="clear" w:color="auto" w:fill="92D050"/>
-            <w:tcMar>
-              <w:top w:w="60" w:type="dxa"/>
-              <w:left w:w="80" w:type="dxa"/>
-              <w:bottom w:w="60" w:type="dxa"/>
-              <w:right w:w="80" w:type="dxa"/>
-            </w:tcMar>
-            <w:vAlign w:val="center"/>
-          </w:tcPr>
-          <w:p>
-            <w:pPr>
-              <w:jc w:val="center"/>
-              <w:rPr>
-                <w:rFonts w:asciiTheme="majorHAnsi" w:hAnsiTheme="majorHAnsi" w:cstheme="majorHAnsi"/>
-                <w:color w:val="000000" w:themeColor="text1"/>
-                <w:sz w:val="18"/>
-                <w:szCs w:val="18"/>
-              </w:rPr>
-            </w:pPr>
-            <w:r>
-              <w:rPr>
-                <w:rFonts w:asciiTheme="majorHAnsi" w:hAnsiTheme="majorHAnsi" w:cstheme="majorHAnsi"/>
-                <w:color w:val="000000" w:themeColor="text1"/>
-                <w:sz w:val="12"/>
-                <w:szCs w:val="12"/>
-              </w:rPr>
-              <w:t>N/A</w:t>
-            </w:r>
-          </w:p>
-        </w:tc>
-        <w:tc>
-          <w:tcPr>
-            <w:tcW w:w="869" w:type="dxa"/>
-            <w:shd w:val="clear" w:color="auto" w:fill="92D050"/>
-            <w:tcMar>
-              <w:top w:w="60" w:type="dxa"/>
-              <w:left w:w="80" w:type="dxa"/>
-              <w:bottom w:w="60" w:type="dxa"/>
-              <w:right w:w="80" w:type="dxa"/>
-            </w:tcMar>
-            <w:vAlign w:val="center"/>
-          </w:tcPr>
-          <w:p>
-            <w:pPr>
-              <w:jc w:val="center"/>
-              <w:rPr>
-                <w:rFonts w:asciiTheme="majorHAnsi" w:hAnsiTheme="majorHAnsi" w:cstheme="majorHAnsi"/>
-                <w:color w:val="000000" w:themeColor="text1"/>
-                <w:sz w:val="18"/>
-                <w:szCs w:val="18"/>
-              </w:rPr>
-            </w:pPr>
-            <w:r>
-              <w:rPr>
-                <w:rFonts w:asciiTheme="majorHAnsi" w:hAnsiTheme="majorHAnsi" w:cstheme="majorHAnsi"/>
-                <w:color w:val="000000" w:themeColor="text1"/>
-                <w:sz w:val="12"/>
-                <w:szCs w:val="12"/>
-              </w:rPr>
-              <w:t>N/A</w:t>
-            </w:r>
-          </w:p>
-        </w:tc>
-        <w:tc>
-          <w:tcPr>
-            <w:tcW w:w="869" w:type="dxa"/>
-            <w:shd w:val="clear" w:color="auto" w:fill="92D050"/>
-            <w:tcMar>
-              <w:top w:w="60" w:type="dxa"/>
-              <w:left w:w="80" w:type="dxa"/>
-              <w:bottom w:w="60" w:type="dxa"/>
-              <w:right w:w="80" w:type="dxa"/>
-            </w:tcMar>
-            <w:vAlign w:val="center"/>
-          </w:tcPr>
-          <w:p>
-            <w:pPr>
-              <w:jc w:val="center"/>
-              <w:rPr>
-                <w:rFonts w:asciiTheme="majorHAnsi" w:hAnsiTheme="majorHAnsi" w:cstheme="majorHAnsi"/>
-                <w:color w:val="000000" w:themeColor="text1"/>
-                <w:sz w:val="18"/>
-                <w:szCs w:val="18"/>
-              </w:rPr>
-            </w:pPr>
-            <w:r>
-              <w:rPr>
-                <w:rFonts w:asciiTheme="majorHAnsi" w:hAnsiTheme="majorHAnsi" w:cstheme="majorHAnsi"/>
-                <w:color w:val="000000" w:themeColor="text1"/>
-                <w:sz w:val="12"/>
-                <w:szCs w:val="12"/>
-              </w:rPr>
-              <w:t>N/A</w:t>
-            </w:r>
-          </w:p>
-        </w:tc>
-        <w:tc>
-          <w:tcPr>
-            <w:tcW w:w="869" w:type="dxa"/>
             <w:shd w:val="clear" w:color="auto" w:fill="984806" w:themeFill="accent6" w:themeFillShade="80"/>
             <w:tcMar>
               <w:top w:w="80" w:type="dxa"/>
@@ -3772,7 +3065,7 @@
         </w:tc>
         <w:tc>
           <w:tcPr>
-            <w:tcW w:w="869" w:type="dxa"/>
+            <w:tcW w:w="799" w:type="dxa"/>
             <w:shd w:val="clear" w:color="auto" w:fill="FFFF66"/>
             <w:tcMar>
               <w:top w:w="80" w:type="dxa"/>
@@ -4184,171 +3477,6 @@
         <w:tc>
           <w:tcPr>
             <w:tcW w:w="869" w:type="dxa"/>
-            <w:shd w:val="clear" w:color="auto" w:fill="92D050"/>
-            <w:tcMar>
-              <w:top w:w="60" w:type="dxa"/>
-              <w:left w:w="80" w:type="dxa"/>
-              <w:bottom w:w="60" w:type="dxa"/>
-              <w:right w:w="80" w:type="dxa"/>
-            </w:tcMar>
-            <w:vAlign w:val="center"/>
-          </w:tcPr>
-          <w:p>
-            <w:pPr>
-              <w:jc w:val="center"/>
-              <w:rPr>
-                <w:rFonts w:asciiTheme="majorHAnsi" w:hAnsiTheme="majorHAnsi" w:cstheme="majorHAnsi"/>
-                <w:color w:val="000000" w:themeColor="text1"/>
-                <w:sz w:val="18"/>
-                <w:szCs w:val="18"/>
-              </w:rPr>
-            </w:pPr>
-            <w:r>
-              <w:rPr>
-                <w:rFonts w:asciiTheme="majorHAnsi" w:hAnsiTheme="majorHAnsi" w:cstheme="majorHAnsi"/>
-                <w:color w:val="000000" w:themeColor="text1"/>
-                <w:sz w:val="12"/>
-                <w:szCs w:val="12"/>
-              </w:rPr>
-              <w:t>N/A</w:t>
-            </w:r>
-          </w:p>
-        </w:tc>
-        <w:tc>
-          <w:tcPr>
-            <w:tcW w:w="869" w:type="dxa"/>
-            <w:shd w:val="clear" w:color="auto" w:fill="92D050"/>
-            <w:tcMar>
-              <w:top w:w="60" w:type="dxa"/>
-              <w:left w:w="80" w:type="dxa"/>
-              <w:bottom w:w="60" w:type="dxa"/>
-              <w:right w:w="80" w:type="dxa"/>
-            </w:tcMar>
-            <w:vAlign w:val="center"/>
-          </w:tcPr>
-          <w:p>
-            <w:pPr>
-              <w:jc w:val="center"/>
-              <w:rPr>
-                <w:rFonts w:asciiTheme="majorHAnsi" w:hAnsiTheme="majorHAnsi" w:cstheme="majorHAnsi"/>
-                <w:color w:val="000000" w:themeColor="text1"/>
-                <w:sz w:val="18"/>
-                <w:szCs w:val="18"/>
-              </w:rPr>
-            </w:pPr>
-            <w:r>
-              <w:rPr>
-                <w:rFonts w:asciiTheme="majorHAnsi" w:hAnsiTheme="majorHAnsi" w:cstheme="majorHAnsi"/>
-                <w:color w:val="000000" w:themeColor="text1"/>
-                <w:sz w:val="12"/>
-                <w:szCs w:val="12"/>
-              </w:rPr>
-              <w:t>N/A</w:t>
-            </w:r>
-          </w:p>
-        </w:tc>
-        <w:tc>
-          <w:tcPr>
-            <w:tcW w:w="869" w:type="dxa"/>
-            <w:shd w:val="clear" w:color="auto" w:fill="92D050"/>
-            <w:tcMar>
-              <w:top w:w="60" w:type="dxa"/>
-              <w:left w:w="80" w:type="dxa"/>
-              <w:bottom w:w="60" w:type="dxa"/>
-              <w:right w:w="80" w:type="dxa"/>
-            </w:tcMar>
-            <w:vAlign w:val="center"/>
-          </w:tcPr>
-          <w:p>
-            <w:pPr>
-              <w:jc w:val="center"/>
-              <w:rPr>
-                <w:rFonts w:asciiTheme="majorHAnsi" w:hAnsiTheme="majorHAnsi" w:cstheme="majorHAnsi"/>
-                <w:color w:val="000000" w:themeColor="text1"/>
-                <w:sz w:val="18"/>
-                <w:szCs w:val="18"/>
-              </w:rPr>
-            </w:pPr>
-            <w:r>
-              <w:rPr>
-                <w:rFonts w:asciiTheme="majorHAnsi" w:hAnsiTheme="majorHAnsi" w:cstheme="majorHAnsi"/>
-                <w:color w:val="000000" w:themeColor="text1"/>
-                <w:sz w:val="12"/>
-                <w:szCs w:val="12"/>
-              </w:rPr>
-              <w:t>N/A</w:t>
-            </w:r>
-          </w:p>
-        </w:tc>
-        <w:tc>
-          <w:tcPr>
-            <w:tcW w:w="869" w:type="dxa"/>
-            <w:shd w:val="clear" w:color="auto" w:fill="92D050"/>
-            <w:tcMar>
-              <w:top w:w="60" w:type="dxa"/>
-              <w:left w:w="80" w:type="dxa"/>
-              <w:bottom w:w="60" w:type="dxa"/>
-              <w:right w:w="80" w:type="dxa"/>
-            </w:tcMar>
-            <w:vAlign w:val="center"/>
-          </w:tcPr>
-          <w:p>
-            <w:pPr>
-              <w:jc w:val="center"/>
-              <w:rPr>
-                <w:rFonts w:asciiTheme="majorHAnsi" w:hAnsiTheme="majorHAnsi" w:cstheme="majorHAnsi"/>
-                <w:color w:val="000000" w:themeColor="text1"/>
-                <w:sz w:val="18"/>
-                <w:szCs w:val="18"/>
-              </w:rPr>
-            </w:pPr>
-            <w:r>
-              <w:rPr>
-                <w:rFonts w:asciiTheme="majorHAnsi" w:hAnsiTheme="majorHAnsi" w:cstheme="majorHAnsi"/>
-                <w:color w:val="000000" w:themeColor="text1"/>
-                <w:sz w:val="12"/>
-                <w:szCs w:val="12"/>
-              </w:rPr>
-              <w:t>N/A</w:t>
-            </w:r>
-          </w:p>
-        </w:tc>
-        <w:tc>
-          <w:tcPr>
-            <w:tcW w:w="869" w:type="dxa"/>
-            <w:shd w:val="clear" w:color="auto" w:fill="92D050"/>
-            <w:tcMar>
-              <w:top w:w="60" w:type="dxa"/>
-              <w:left w:w="80" w:type="dxa"/>
-              <w:bottom w:w="60" w:type="dxa"/>
-              <w:right w:w="80" w:type="dxa"/>
-            </w:tcMar>
-            <w:vAlign w:val="center"/>
-          </w:tcPr>
-          <w:p>
-            <w:pPr>
-              <w:jc w:val="center"/>
-              <w:rPr>
-                <w:rFonts w:asciiTheme="majorHAnsi" w:hAnsiTheme="majorHAnsi" w:cstheme="majorHAnsi"/>
-                <w:color w:val="000000" w:themeColor="text1"/>
-                <w:sz w:val="18"/>
-                <w:szCs w:val="18"/>
-              </w:rPr>
-            </w:pPr>
-            <w:r>
-              <w:rPr>
-                <w:rFonts w:asciiTheme="majorHAnsi" w:hAnsiTheme="majorHAnsi" w:cstheme="majorHAnsi"/>
-                <w:color w:val="000000" w:themeColor="text1"/>
-                <w:sz w:val="12"/>
-                <w:szCs w:val="12"/>
-              </w:rPr>
-              <w:t>N/A</w:t>
-            </w:r>
-          </w:p>
-        </w:tc>
-        <w:tc>
-          <w:tcPr>
-            <w:tcW w:w="869" w:type="dxa"/>
             <w:shd w:val="clear" w:color="auto" w:fill="984806" w:themeFill="accent6" w:themeFillShade="80"/>
             <w:tcMar>
               <w:top w:w="80" w:type="dxa"/>
@@ -4627,7 +3755,7 @@
         </w:tc>
         <w:tc>
           <w:tcPr>
-            <w:tcW w:w="869" w:type="dxa"/>
+            <w:tcW w:w="799" w:type="dxa"/>
             <w:shd w:val="clear" w:color="auto" w:fill="FFFF66"/>
             <w:tcMar>
               <w:top w:w="80" w:type="dxa"/>
@@ -5039,171 +4167,6 @@
         <w:tc>
           <w:tcPr>
             <w:tcW w:w="869" w:type="dxa"/>
-            <w:shd w:val="clear" w:color="auto" w:fill="92D050"/>
-            <w:tcMar>
-              <w:top w:w="60" w:type="dxa"/>
-              <w:left w:w="80" w:type="dxa"/>
-              <w:bottom w:w="60" w:type="dxa"/>
-              <w:right w:w="80" w:type="dxa"/>
-            </w:tcMar>
-            <w:vAlign w:val="center"/>
-          </w:tcPr>
-          <w:p>
-            <w:pPr>
-              <w:jc w:val="center"/>
-              <w:rPr>
-                <w:rFonts w:asciiTheme="majorHAnsi" w:hAnsiTheme="majorHAnsi" w:cstheme="majorHAnsi"/>
-                <w:color w:val="000000" w:themeColor="text1"/>
-                <w:sz w:val="18"/>
-                <w:szCs w:val="18"/>
-              </w:rPr>
-            </w:pPr>
-            <w:r>
-              <w:rPr>
-                <w:rFonts w:asciiTheme="majorHAnsi" w:hAnsiTheme="majorHAnsi" w:cstheme="majorHAnsi"/>
-                <w:color w:val="000000" w:themeColor="text1"/>
-                <w:sz w:val="12"/>
-                <w:szCs w:val="12"/>
-              </w:rPr>
-              <w:t>N/A</w:t>
-            </w:r>
-          </w:p>
-        </w:tc>
-        <w:tc>
-          <w:tcPr>
-            <w:tcW w:w="869" w:type="dxa"/>
-            <w:shd w:val="clear" w:color="auto" w:fill="92D050"/>
-            <w:tcMar>
-              <w:top w:w="60" w:type="dxa"/>
-              <w:left w:w="80" w:type="dxa"/>
-              <w:bottom w:w="60" w:type="dxa"/>
-              <w:right w:w="80" w:type="dxa"/>
-            </w:tcMar>
-            <w:vAlign w:val="center"/>
-          </w:tcPr>
-          <w:p>
-            <w:pPr>
-              <w:jc w:val="center"/>
-              <w:rPr>
-                <w:rFonts w:asciiTheme="majorHAnsi" w:hAnsiTheme="majorHAnsi" w:cstheme="majorHAnsi"/>
-                <w:color w:val="000000" w:themeColor="text1"/>
-                <w:sz w:val="18"/>
-                <w:szCs w:val="18"/>
-              </w:rPr>
-            </w:pPr>
-            <w:r>
-              <w:rPr>
-                <w:rFonts w:asciiTheme="majorHAnsi" w:hAnsiTheme="majorHAnsi" w:cstheme="majorHAnsi"/>
-                <w:color w:val="000000" w:themeColor="text1"/>
-                <w:sz w:val="12"/>
-                <w:szCs w:val="12"/>
-              </w:rPr>
-              <w:t>N/A</w:t>
-            </w:r>
-          </w:p>
-        </w:tc>
-        <w:tc>
-          <w:tcPr>
-            <w:tcW w:w="869" w:type="dxa"/>
-            <w:shd w:val="clear" w:color="auto" w:fill="92D050"/>
-            <w:tcMar>
-              <w:top w:w="60" w:type="dxa"/>
-              <w:left w:w="80" w:type="dxa"/>
-              <w:bottom w:w="60" w:type="dxa"/>
-              <w:right w:w="80" w:type="dxa"/>
-            </w:tcMar>
-            <w:vAlign w:val="center"/>
-          </w:tcPr>
-          <w:p>
-            <w:pPr>
-              <w:jc w:val="center"/>
-              <w:rPr>
-                <w:rFonts w:asciiTheme="majorHAnsi" w:hAnsiTheme="majorHAnsi" w:cstheme="majorHAnsi"/>
-                <w:color w:val="000000" w:themeColor="text1"/>
-                <w:sz w:val="18"/>
-                <w:szCs w:val="18"/>
-              </w:rPr>
-            </w:pPr>
-            <w:r>
-              <w:rPr>
-                <w:rFonts w:asciiTheme="majorHAnsi" w:hAnsiTheme="majorHAnsi" w:cstheme="majorHAnsi"/>
-                <w:color w:val="000000" w:themeColor="text1"/>
-                <w:sz w:val="12"/>
-                <w:szCs w:val="12"/>
-              </w:rPr>
-              <w:t>N/A</w:t>
-            </w:r>
-          </w:p>
-        </w:tc>
-        <w:tc>
-          <w:tcPr>
-            <w:tcW w:w="869" w:type="dxa"/>
-            <w:shd w:val="clear" w:color="auto" w:fill="92D050"/>
-            <w:tcMar>
-              <w:top w:w="60" w:type="dxa"/>
-              <w:left w:w="80" w:type="dxa"/>
-              <w:bottom w:w="60" w:type="dxa"/>
-              <w:right w:w="80" w:type="dxa"/>
-            </w:tcMar>
-            <w:vAlign w:val="center"/>
-          </w:tcPr>
-          <w:p>
-            <w:pPr>
-              <w:jc w:val="center"/>
-              <w:rPr>
-                <w:rFonts w:asciiTheme="majorHAnsi" w:hAnsiTheme="majorHAnsi" w:cstheme="majorHAnsi"/>
-                <w:color w:val="000000" w:themeColor="text1"/>
-                <w:sz w:val="18"/>
-                <w:szCs w:val="18"/>
-              </w:rPr>
-            </w:pPr>
-            <w:r>
-              <w:rPr>
-                <w:rFonts w:asciiTheme="majorHAnsi" w:hAnsiTheme="majorHAnsi" w:cstheme="majorHAnsi"/>
-                <w:color w:val="000000" w:themeColor="text1"/>
-                <w:sz w:val="12"/>
-                <w:szCs w:val="12"/>
-              </w:rPr>
-              <w:t>N/A</w:t>
-            </w:r>
-          </w:p>
-        </w:tc>
-        <w:tc>
-          <w:tcPr>
-            <w:tcW w:w="869" w:type="dxa"/>
-            <w:shd w:val="clear" w:color="auto" w:fill="92D050"/>
-            <w:tcMar>
-              <w:top w:w="60" w:type="dxa"/>
-              <w:left w:w="80" w:type="dxa"/>
-              <w:bottom w:w="60" w:type="dxa"/>
-              <w:right w:w="80" w:type="dxa"/>
-            </w:tcMar>
-            <w:vAlign w:val="center"/>
-          </w:tcPr>
-          <w:p>
-            <w:pPr>
-              <w:jc w:val="center"/>
-              <w:rPr>
-                <w:rFonts w:asciiTheme="majorHAnsi" w:hAnsiTheme="majorHAnsi" w:cstheme="majorHAnsi"/>
-                <w:color w:val="000000" w:themeColor="text1"/>
-                <w:sz w:val="18"/>
-                <w:szCs w:val="18"/>
-              </w:rPr>
-            </w:pPr>
-            <w:r>
-              <w:rPr>
-                <w:rFonts w:asciiTheme="majorHAnsi" w:hAnsiTheme="majorHAnsi" w:cstheme="majorHAnsi"/>
-                <w:color w:val="000000" w:themeColor="text1"/>
-                <w:sz w:val="12"/>
-                <w:szCs w:val="12"/>
-              </w:rPr>
-              <w:t>N/A</w:t>
-            </w:r>
-          </w:p>
-        </w:tc>
-        <w:tc>
-          <w:tcPr>
-            <w:tcW w:w="869" w:type="dxa"/>
             <w:shd w:val="clear" w:color="auto" w:fill="984806" w:themeFill="accent6" w:themeFillShade="80"/>
             <w:tcMar>
               <w:top w:w="80" w:type="dxa"/>
@@ -5482,7 +4445,7 @@
         </w:tc>
         <w:tc>
           <w:tcPr>
-            <w:tcW w:w="869" w:type="dxa"/>
+            <w:tcW w:w="799" w:type="dxa"/>
             <w:shd w:val="clear" w:color="auto" w:fill="FFFF66"/>
             <w:tcMar>
               <w:top w:w="80" w:type="dxa"/>
@@ -5905,171 +4868,6 @@
         <w:tc>
           <w:tcPr>
             <w:tcW w:w="869" w:type="dxa"/>
-            <w:shd w:val="clear" w:color="auto" w:fill="92D050"/>
-            <w:tcMar>
-              <w:top w:w="60" w:type="dxa"/>
-              <w:left w:w="80" w:type="dxa"/>
-              <w:bottom w:w="60" w:type="dxa"/>
-              <w:right w:w="80" w:type="dxa"/>
-            </w:tcMar>
-            <w:vAlign w:val="center"/>
-          </w:tcPr>
-          <w:p>
-            <w:pPr>
-              <w:jc w:val="center"/>
-              <w:rPr>
-                <w:rFonts w:asciiTheme="majorHAnsi" w:hAnsiTheme="majorHAnsi" w:cstheme="majorHAnsi"/>
-                <w:color w:val="000000" w:themeColor="text1"/>
-                <w:sz w:val="18"/>
-                <w:szCs w:val="18"/>
-              </w:rPr>
-            </w:pPr>
-            <w:r>
-              <w:rPr>
-                <w:rFonts w:asciiTheme="majorHAnsi" w:hAnsiTheme="majorHAnsi" w:cstheme="majorHAnsi"/>
-                <w:color w:val="000000" w:themeColor="text1"/>
-                <w:sz w:val="12"/>
-                <w:szCs w:val="12"/>
-              </w:rPr>
-              <w:t>N/A</w:t>
-            </w:r>
-          </w:p>
-        </w:tc>
-        <w:tc>
-          <w:tcPr>
-            <w:tcW w:w="869" w:type="dxa"/>
-            <w:shd w:val="clear" w:color="auto" w:fill="92D050"/>
-            <w:tcMar>
-              <w:top w:w="60" w:type="dxa"/>
-              <w:left w:w="80" w:type="dxa"/>
-              <w:bottom w:w="60" w:type="dxa"/>
-              <w:right w:w="80" w:type="dxa"/>
-            </w:tcMar>
-            <w:vAlign w:val="center"/>
-          </w:tcPr>
-          <w:p>
-            <w:pPr>
-              <w:jc w:val="center"/>
-              <w:rPr>
-                <w:rFonts w:asciiTheme="majorHAnsi" w:hAnsiTheme="majorHAnsi" w:cstheme="majorHAnsi"/>
-                <w:color w:val="000000" w:themeColor="text1"/>
-                <w:sz w:val="18"/>
-                <w:szCs w:val="18"/>
-              </w:rPr>
-            </w:pPr>
-            <w:r>
-              <w:rPr>
-                <w:rFonts w:asciiTheme="majorHAnsi" w:hAnsiTheme="majorHAnsi" w:cstheme="majorHAnsi"/>
-                <w:color w:val="000000" w:themeColor="text1"/>
-                <w:sz w:val="12"/>
-                <w:szCs w:val="12"/>
-              </w:rPr>
-              <w:t>N/A</w:t>
-            </w:r>
-          </w:p>
-        </w:tc>
-        <w:tc>
-          <w:tcPr>
-            <w:tcW w:w="869" w:type="dxa"/>
-            <w:shd w:val="clear" w:color="auto" w:fill="92D050"/>
-            <w:tcMar>
-              <w:top w:w="60" w:type="dxa"/>
-              <w:left w:w="80" w:type="dxa"/>
-              <w:bottom w:w="60" w:type="dxa"/>
-              <w:right w:w="80" w:type="dxa"/>
-            </w:tcMar>
-            <w:vAlign w:val="center"/>
-          </w:tcPr>
-          <w:p>
-            <w:pPr>
-              <w:jc w:val="center"/>
-              <w:rPr>
-                <w:rFonts w:asciiTheme="majorHAnsi" w:hAnsiTheme="majorHAnsi" w:cstheme="majorHAnsi"/>
-                <w:color w:val="000000" w:themeColor="text1"/>
-                <w:sz w:val="18"/>
-                <w:szCs w:val="18"/>
-              </w:rPr>
-            </w:pPr>
-            <w:r>
-              <w:rPr>
-                <w:rFonts w:asciiTheme="majorHAnsi" w:hAnsiTheme="majorHAnsi" w:cstheme="majorHAnsi"/>
-                <w:color w:val="000000" w:themeColor="text1"/>
-                <w:sz w:val="12"/>
-                <w:szCs w:val="12"/>
-              </w:rPr>
-              <w:t>N/A</w:t>
-            </w:r>
-          </w:p>
-        </w:tc>
-        <w:tc>
-          <w:tcPr>
-            <w:tcW w:w="869" w:type="dxa"/>
-            <w:shd w:val="clear" w:color="auto" w:fill="92D050"/>
-            <w:tcMar>
-              <w:top w:w="60" w:type="dxa"/>
-              <w:left w:w="80" w:type="dxa"/>
-              <w:bottom w:w="60" w:type="dxa"/>
-              <w:right w:w="80" w:type="dxa"/>
-            </w:tcMar>
-            <w:vAlign w:val="center"/>
-          </w:tcPr>
-          <w:p>
-            <w:pPr>
-              <w:jc w:val="center"/>
-              <w:rPr>
-                <w:rFonts w:asciiTheme="majorHAnsi" w:hAnsiTheme="majorHAnsi" w:cstheme="majorHAnsi"/>
-                <w:color w:val="000000" w:themeColor="text1"/>
-                <w:sz w:val="18"/>
-                <w:szCs w:val="18"/>
-              </w:rPr>
-            </w:pPr>
-            <w:r>
-              <w:rPr>
-                <w:rFonts w:asciiTheme="majorHAnsi" w:hAnsiTheme="majorHAnsi" w:cstheme="majorHAnsi"/>
-                <w:color w:val="000000" w:themeColor="text1"/>
-                <w:sz w:val="12"/>
-                <w:szCs w:val="12"/>
-              </w:rPr>
-              <w:t>N/A</w:t>
-            </w:r>
-          </w:p>
-        </w:tc>
-        <w:tc>
-          <w:tcPr>
-            <w:tcW w:w="869" w:type="dxa"/>
-            <w:shd w:val="clear" w:color="auto" w:fill="92D050"/>
-            <w:tcMar>
-              <w:top w:w="60" w:type="dxa"/>
-              <w:left w:w="80" w:type="dxa"/>
-              <w:bottom w:w="60" w:type="dxa"/>
-              <w:right w:w="80" w:type="dxa"/>
-            </w:tcMar>
-            <w:vAlign w:val="center"/>
-          </w:tcPr>
-          <w:p>
-            <w:pPr>
-              <w:jc w:val="center"/>
-              <w:rPr>
-                <w:rFonts w:asciiTheme="majorHAnsi" w:hAnsiTheme="majorHAnsi" w:cstheme="majorHAnsi"/>
-                <w:color w:val="000000" w:themeColor="text1"/>
-                <w:sz w:val="18"/>
-                <w:szCs w:val="18"/>
-              </w:rPr>
-            </w:pPr>
-            <w:r>
-              <w:rPr>
-                <w:rFonts w:asciiTheme="majorHAnsi" w:hAnsiTheme="majorHAnsi" w:cstheme="majorHAnsi"/>
-                <w:color w:val="000000" w:themeColor="text1"/>
-                <w:sz w:val="12"/>
-                <w:szCs w:val="12"/>
-              </w:rPr>
-              <w:t>N/A</w:t>
-            </w:r>
-          </w:p>
-        </w:tc>
-        <w:tc>
-          <w:tcPr>
-            <w:tcW w:w="869" w:type="dxa"/>
             <w:shd w:val="clear" w:color="auto" w:fill="984806" w:themeFill="accent6" w:themeFillShade="80"/>
             <w:tcMar>
               <w:top w:w="80" w:type="dxa"/>
@@ -6348,7 +5146,7 @@
         </w:tc>
         <w:tc>
           <w:tcPr>
-            <w:tcW w:w="869" w:type="dxa"/>
+            <w:tcW w:w="799" w:type="dxa"/>
             <w:shd w:val="clear" w:color="auto" w:fill="FFFF66"/>
             <w:tcMar>
               <w:top w:w="80" w:type="dxa"/>
@@ -6760,171 +5558,6 @@
         <w:tc>
           <w:tcPr>
             <w:tcW w:w="869" w:type="dxa"/>
-            <w:shd w:val="clear" w:color="auto" w:fill="92D050"/>
-            <w:tcMar>
-              <w:top w:w="60" w:type="dxa"/>
-              <w:left w:w="80" w:type="dxa"/>
-              <w:bottom w:w="60" w:type="dxa"/>
-              <w:right w:w="80" w:type="dxa"/>
-            </w:tcMar>
-            <w:vAlign w:val="center"/>
-          </w:tcPr>
-          <w:p>
-            <w:pPr>
-              <w:jc w:val="center"/>
-              <w:rPr>
-                <w:rFonts w:asciiTheme="majorHAnsi" w:hAnsiTheme="majorHAnsi" w:cstheme="majorHAnsi"/>
-                <w:color w:val="000000" w:themeColor="text1"/>
-                <w:sz w:val="18"/>
-                <w:szCs w:val="18"/>
-              </w:rPr>
-            </w:pPr>
-            <w:r>
-              <w:rPr>
-                <w:rFonts w:asciiTheme="majorHAnsi" w:hAnsiTheme="majorHAnsi" w:cstheme="majorHAnsi"/>
-                <w:color w:val="000000" w:themeColor="text1"/>
-                <w:sz w:val="12"/>
-                <w:szCs w:val="12"/>
-              </w:rPr>
-              <w:t>N/A</w:t>
-            </w:r>
-          </w:p>
-        </w:tc>
-        <w:tc>
-          <w:tcPr>
-            <w:tcW w:w="869" w:type="dxa"/>
-            <w:shd w:val="clear" w:color="auto" w:fill="92D050"/>
-            <w:tcMar>
-              <w:top w:w="60" w:type="dxa"/>
-              <w:left w:w="80" w:type="dxa"/>
-              <w:bottom w:w="60" w:type="dxa"/>
-              <w:right w:w="80" w:type="dxa"/>
-            </w:tcMar>
-            <w:vAlign w:val="center"/>
-          </w:tcPr>
-          <w:p>
-            <w:pPr>
-              <w:jc w:val="center"/>
-              <w:rPr>
-                <w:rFonts w:asciiTheme="majorHAnsi" w:hAnsiTheme="majorHAnsi" w:cstheme="majorHAnsi"/>
-                <w:color w:val="000000" w:themeColor="text1"/>
-                <w:sz w:val="18"/>
-                <w:szCs w:val="18"/>
-              </w:rPr>
-            </w:pPr>
-            <w:r>
-              <w:rPr>
-                <w:rFonts w:asciiTheme="majorHAnsi" w:hAnsiTheme="majorHAnsi" w:cstheme="majorHAnsi"/>
-                <w:color w:val="000000" w:themeColor="text1"/>
-                <w:sz w:val="12"/>
-                <w:szCs w:val="12"/>
-              </w:rPr>
-              <w:t>N/A</w:t>
-            </w:r>
-          </w:p>
-        </w:tc>
-        <w:tc>
-          <w:tcPr>
-            <w:tcW w:w="869" w:type="dxa"/>
-            <w:shd w:val="clear" w:color="auto" w:fill="92D050"/>
-            <w:tcMar>
-              <w:top w:w="60" w:type="dxa"/>
-              <w:left w:w="80" w:type="dxa"/>
-              <w:bottom w:w="60" w:type="dxa"/>
-              <w:right w:w="80" w:type="dxa"/>
-            </w:tcMar>
-            <w:vAlign w:val="center"/>
-          </w:tcPr>
-          <w:p>
-            <w:pPr>
-              <w:jc w:val="center"/>
-              <w:rPr>
-                <w:rFonts w:asciiTheme="majorHAnsi" w:hAnsiTheme="majorHAnsi" w:cstheme="majorHAnsi"/>
-                <w:color w:val="000000" w:themeColor="text1"/>
-                <w:sz w:val="18"/>
-                <w:szCs w:val="18"/>
-              </w:rPr>
-            </w:pPr>
-            <w:r>
-              <w:rPr>
-                <w:rFonts w:asciiTheme="majorHAnsi" w:hAnsiTheme="majorHAnsi" w:cstheme="majorHAnsi"/>
-                <w:color w:val="000000" w:themeColor="text1"/>
-                <w:sz w:val="12"/>
-                <w:szCs w:val="12"/>
-              </w:rPr>
-              <w:t>N/A</w:t>
-            </w:r>
-          </w:p>
-        </w:tc>
-        <w:tc>
-          <w:tcPr>
-            <w:tcW w:w="869" w:type="dxa"/>
-            <w:shd w:val="clear" w:color="auto" w:fill="92D050"/>
-            <w:tcMar>
-              <w:top w:w="60" w:type="dxa"/>
-              <w:left w:w="80" w:type="dxa"/>
-              <w:bottom w:w="60" w:type="dxa"/>
-              <w:right w:w="80" w:type="dxa"/>
-            </w:tcMar>
-            <w:vAlign w:val="center"/>
-          </w:tcPr>
-          <w:p>
-            <w:pPr>
-              <w:jc w:val="center"/>
-              <w:rPr>
-                <w:rFonts w:asciiTheme="majorHAnsi" w:hAnsiTheme="majorHAnsi" w:cstheme="majorHAnsi"/>
-                <w:color w:val="000000" w:themeColor="text1"/>
-                <w:sz w:val="18"/>
-                <w:szCs w:val="18"/>
-              </w:rPr>
-            </w:pPr>
-            <w:r>
-              <w:rPr>
-                <w:rFonts w:asciiTheme="majorHAnsi" w:hAnsiTheme="majorHAnsi" w:cstheme="majorHAnsi"/>
-                <w:color w:val="000000" w:themeColor="text1"/>
-                <w:sz w:val="12"/>
-                <w:szCs w:val="12"/>
-              </w:rPr>
-              <w:t>N/A</w:t>
-            </w:r>
-          </w:p>
-        </w:tc>
-        <w:tc>
-          <w:tcPr>
-            <w:tcW w:w="869" w:type="dxa"/>
-            <w:shd w:val="clear" w:color="auto" w:fill="92D050"/>
-            <w:tcMar>
-              <w:top w:w="60" w:type="dxa"/>
-              <w:left w:w="80" w:type="dxa"/>
-              <w:bottom w:w="60" w:type="dxa"/>
-              <w:right w:w="80" w:type="dxa"/>
-            </w:tcMar>
-            <w:vAlign w:val="center"/>
-          </w:tcPr>
-          <w:p>
-            <w:pPr>
-              <w:jc w:val="center"/>
-              <w:rPr>
-                <w:rFonts w:asciiTheme="majorHAnsi" w:hAnsiTheme="majorHAnsi" w:cstheme="majorHAnsi"/>
-                <w:color w:val="000000" w:themeColor="text1"/>
-                <w:sz w:val="18"/>
-                <w:szCs w:val="18"/>
-              </w:rPr>
-            </w:pPr>
-            <w:r>
-              <w:rPr>
-                <w:rFonts w:asciiTheme="majorHAnsi" w:hAnsiTheme="majorHAnsi" w:cstheme="majorHAnsi"/>
-                <w:color w:val="000000" w:themeColor="text1"/>
-                <w:sz w:val="12"/>
-                <w:szCs w:val="12"/>
-              </w:rPr>
-              <w:t>N/A</w:t>
-            </w:r>
-          </w:p>
-        </w:tc>
-        <w:tc>
-          <w:tcPr>
-            <w:tcW w:w="869" w:type="dxa"/>
             <w:shd w:val="clear" w:color="auto" w:fill="984806" w:themeFill="accent6" w:themeFillShade="80"/>
             <w:tcMar>
               <w:top w:w="80" w:type="dxa"/>
@@ -7203,7 +5836,7 @@
         </w:tc>
         <w:tc>
           <w:tcPr>
-            <w:tcW w:w="869" w:type="dxa"/>
+            <w:tcW w:w="799" w:type="dxa"/>
             <w:shd w:val="clear" w:color="auto" w:fill="FFFF66"/>
             <w:tcMar>
               <w:top w:w="80" w:type="dxa"/>
@@ -7615,171 +6248,6 @@
         <w:tc>
           <w:tcPr>
             <w:tcW w:w="869" w:type="dxa"/>
-            <w:shd w:val="clear" w:color="auto" w:fill="92D050"/>
-            <w:tcMar>
-              <w:top w:w="60" w:type="dxa"/>
-              <w:left w:w="80" w:type="dxa"/>
-              <w:bottom w:w="60" w:type="dxa"/>
-              <w:right w:w="80" w:type="dxa"/>
-            </w:tcMar>
-            <w:vAlign w:val="center"/>
-          </w:tcPr>
-          <w:p>
-            <w:pPr>
-              <w:jc w:val="center"/>
-              <w:rPr>
-                <w:rFonts w:asciiTheme="majorHAnsi" w:hAnsiTheme="majorHAnsi" w:cstheme="majorHAnsi"/>
-                <w:color w:val="000000" w:themeColor="text1"/>
-                <w:sz w:val="18"/>
-                <w:szCs w:val="18"/>
-              </w:rPr>
-            </w:pPr>
-            <w:r>
-              <w:rPr>
-                <w:rFonts w:asciiTheme="majorHAnsi" w:hAnsiTheme="majorHAnsi" w:cstheme="majorHAnsi"/>
-                <w:color w:val="000000" w:themeColor="text1"/>
-                <w:sz w:val="12"/>
-                <w:szCs w:val="12"/>
-              </w:rPr>
-              <w:t>N/A</w:t>
-            </w:r>
-          </w:p>
-        </w:tc>
-        <w:tc>
-          <w:tcPr>
-            <w:tcW w:w="869" w:type="dxa"/>
-            <w:shd w:val="clear" w:color="auto" w:fill="92D050"/>
-            <w:tcMar>
-              <w:top w:w="60" w:type="dxa"/>
-              <w:left w:w="80" w:type="dxa"/>
-              <w:bottom w:w="60" w:type="dxa"/>
-              <w:right w:w="80" w:type="dxa"/>
-            </w:tcMar>
-            <w:vAlign w:val="center"/>
-          </w:tcPr>
-          <w:p>
-            <w:pPr>
-              <w:jc w:val="center"/>
-              <w:rPr>
-                <w:rFonts w:asciiTheme="majorHAnsi" w:hAnsiTheme="majorHAnsi" w:cstheme="majorHAnsi"/>
-                <w:color w:val="000000" w:themeColor="text1"/>
-                <w:sz w:val="18"/>
-                <w:szCs w:val="18"/>
-              </w:rPr>
-            </w:pPr>
-            <w:r>
-              <w:rPr>
-                <w:rFonts w:asciiTheme="majorHAnsi" w:hAnsiTheme="majorHAnsi" w:cstheme="majorHAnsi"/>
-                <w:color w:val="000000" w:themeColor="text1"/>
-                <w:sz w:val="12"/>
-                <w:szCs w:val="12"/>
-              </w:rPr>
-              <w:t>N/A</w:t>
-            </w:r>
-          </w:p>
-        </w:tc>
-        <w:tc>
-          <w:tcPr>
-            <w:tcW w:w="869" w:type="dxa"/>
-            <w:shd w:val="clear" w:color="auto" w:fill="92D050"/>
-            <w:tcMar>
-              <w:top w:w="60" w:type="dxa"/>
-              <w:left w:w="80" w:type="dxa"/>
-              <w:bottom w:w="60" w:type="dxa"/>
-              <w:right w:w="80" w:type="dxa"/>
-            </w:tcMar>
-            <w:vAlign w:val="center"/>
-          </w:tcPr>
-          <w:p>
-            <w:pPr>
-              <w:jc w:val="center"/>
-              <w:rPr>
-                <w:rFonts w:asciiTheme="majorHAnsi" w:hAnsiTheme="majorHAnsi" w:cstheme="majorHAnsi"/>
-                <w:color w:val="000000" w:themeColor="text1"/>
-                <w:sz w:val="18"/>
-                <w:szCs w:val="18"/>
-              </w:rPr>
-            </w:pPr>
-            <w:r>
-              <w:rPr>
-                <w:rFonts w:asciiTheme="majorHAnsi" w:hAnsiTheme="majorHAnsi" w:cstheme="majorHAnsi"/>
-                <w:color w:val="000000" w:themeColor="text1"/>
-                <w:sz w:val="12"/>
-                <w:szCs w:val="12"/>
-              </w:rPr>
-              <w:t>N/A</w:t>
-            </w:r>
-          </w:p>
-        </w:tc>
-        <w:tc>
-          <w:tcPr>
-            <w:tcW w:w="869" w:type="dxa"/>
-            <w:shd w:val="clear" w:color="auto" w:fill="92D050"/>
-            <w:tcMar>
-              <w:top w:w="60" w:type="dxa"/>
-              <w:left w:w="80" w:type="dxa"/>
-              <w:bottom w:w="60" w:type="dxa"/>
-              <w:right w:w="80" w:type="dxa"/>
-            </w:tcMar>
-            <w:vAlign w:val="center"/>
-          </w:tcPr>
-          <w:p>
-            <w:pPr>
-              <w:jc w:val="center"/>
-              <w:rPr>
-                <w:rFonts w:asciiTheme="majorHAnsi" w:hAnsiTheme="majorHAnsi" w:cstheme="majorHAnsi"/>
-                <w:color w:val="000000" w:themeColor="text1"/>
-                <w:sz w:val="18"/>
-                <w:szCs w:val="18"/>
-              </w:rPr>
-            </w:pPr>
-            <w:r>
-              <w:rPr>
-                <w:rFonts w:asciiTheme="majorHAnsi" w:hAnsiTheme="majorHAnsi" w:cstheme="majorHAnsi"/>
-                <w:color w:val="000000" w:themeColor="text1"/>
-                <w:sz w:val="12"/>
-                <w:szCs w:val="12"/>
-              </w:rPr>
-              <w:t>N/A</w:t>
-            </w:r>
-          </w:p>
-        </w:tc>
-        <w:tc>
-          <w:tcPr>
-            <w:tcW w:w="869" w:type="dxa"/>
-            <w:shd w:val="clear" w:color="auto" w:fill="92D050"/>
-            <w:tcMar>
-              <w:top w:w="60" w:type="dxa"/>
-              <w:left w:w="80" w:type="dxa"/>
-              <w:bottom w:w="60" w:type="dxa"/>
-              <w:right w:w="80" w:type="dxa"/>
-            </w:tcMar>
-            <w:vAlign w:val="center"/>
-          </w:tcPr>
-          <w:p>
-            <w:pPr>
-              <w:jc w:val="center"/>
-              <w:rPr>
-                <w:rFonts w:asciiTheme="majorHAnsi" w:hAnsiTheme="majorHAnsi" w:cstheme="majorHAnsi"/>
-                <w:color w:val="000000" w:themeColor="text1"/>
-                <w:sz w:val="18"/>
-                <w:szCs w:val="18"/>
-              </w:rPr>
-            </w:pPr>
-            <w:r>
-              <w:rPr>
-                <w:rFonts w:asciiTheme="majorHAnsi" w:hAnsiTheme="majorHAnsi" w:cstheme="majorHAnsi"/>
-                <w:color w:val="000000" w:themeColor="text1"/>
-                <w:sz w:val="12"/>
-                <w:szCs w:val="12"/>
-              </w:rPr>
-              <w:t>N/A</w:t>
-            </w:r>
-          </w:p>
-        </w:tc>
-        <w:tc>
-          <w:tcPr>
-            <w:tcW w:w="869" w:type="dxa"/>
             <w:shd w:val="clear" w:color="auto" w:fill="984806" w:themeFill="accent6" w:themeFillShade="80"/>
             <w:tcMar>
               <w:top w:w="80" w:type="dxa"/>
@@ -8058,7 +6526,7 @@
         </w:tc>
         <w:tc>
           <w:tcPr>
-            <w:tcW w:w="869" w:type="dxa"/>
+            <w:tcW w:w="799" w:type="dxa"/>
             <w:shd w:val="clear" w:color="auto" w:fill="FFFF66"/>
             <w:tcMar>
               <w:top w:w="80" w:type="dxa"/>
@@ -8091,8 +6559,8 @@
       <w:tr>
         <w:tc>
           <w:tcPr>
-            <w:tcW w:w="23760" w:type="dxa"/>
-            <w:gridSpan w:val="27"/>
+            <w:tcW w:w="19345" w:type="dxa"/>
+            <w:gridSpan w:val="22"/>
             <w:shd w:val="clear" w:color="auto" w:fill="FFFFFF" w:themeFill="background1"/>
             <w:tcMar>
               <w:top w:w="60" w:type="dxa"/>
@@ -8492,171 +6960,6 @@
         <w:tc>
           <w:tcPr>
             <w:tcW w:w="869" w:type="dxa"/>
-            <w:shd w:val="clear" w:color="auto" w:fill="92D050"/>
-            <w:tcMar>
-              <w:top w:w="60" w:type="dxa"/>
-              <w:left w:w="80" w:type="dxa"/>
-              <w:bottom w:w="60" w:type="dxa"/>
-              <w:right w:w="80" w:type="dxa"/>
-            </w:tcMar>
-            <w:vAlign w:val="center"/>
-          </w:tcPr>
-          <w:p>
-            <w:pPr>
-              <w:jc w:val="center"/>
-              <w:rPr>
-                <w:rFonts w:asciiTheme="majorHAnsi" w:hAnsiTheme="majorHAnsi" w:cstheme="majorHAnsi"/>
-                <w:color w:val="000000" w:themeColor="text1"/>
-                <w:sz w:val="18"/>
-                <w:szCs w:val="18"/>
-              </w:rPr>
-            </w:pPr>
-            <w:r>
-              <w:rPr>
-                <w:rFonts w:asciiTheme="majorHAnsi" w:hAnsiTheme="majorHAnsi" w:cstheme="majorHAnsi"/>
-                <w:color w:val="000000" w:themeColor="text1"/>
-                <w:sz w:val="12"/>
-                <w:szCs w:val="12"/>
-              </w:rPr>
-              <w:t>N/A</w:t>
-            </w:r>
-          </w:p>
-        </w:tc>
-        <w:tc>
-          <w:tcPr>
-            <w:tcW w:w="869" w:type="dxa"/>
-            <w:shd w:val="clear" w:color="auto" w:fill="92D050"/>
-            <w:tcMar>
-              <w:top w:w="60" w:type="dxa"/>
-              <w:left w:w="80" w:type="dxa"/>
-              <w:bottom w:w="60" w:type="dxa"/>
-              <w:right w:w="80" w:type="dxa"/>
-            </w:tcMar>
-            <w:vAlign w:val="center"/>
-          </w:tcPr>
-          <w:p>
-            <w:pPr>
-              <w:jc w:val="center"/>
-              <w:rPr>
-                <w:rFonts w:asciiTheme="majorHAnsi" w:hAnsiTheme="majorHAnsi" w:cstheme="majorHAnsi"/>
-                <w:color w:val="000000" w:themeColor="text1"/>
-                <w:sz w:val="18"/>
-                <w:szCs w:val="18"/>
-              </w:rPr>
-            </w:pPr>
-            <w:r>
-              <w:rPr>
-                <w:rFonts w:asciiTheme="majorHAnsi" w:hAnsiTheme="majorHAnsi" w:cstheme="majorHAnsi"/>
-                <w:color w:val="000000" w:themeColor="text1"/>
-                <w:sz w:val="12"/>
-                <w:szCs w:val="12"/>
-              </w:rPr>
-              <w:t>N/A</w:t>
-            </w:r>
-          </w:p>
-        </w:tc>
-        <w:tc>
-          <w:tcPr>
-            <w:tcW w:w="869" w:type="dxa"/>
-            <w:shd w:val="clear" w:color="auto" w:fill="92D050"/>
-            <w:tcMar>
-              <w:top w:w="60" w:type="dxa"/>
-              <w:left w:w="80" w:type="dxa"/>
-              <w:bottom w:w="60" w:type="dxa"/>
-              <w:right w:w="80" w:type="dxa"/>
-            </w:tcMar>
-            <w:vAlign w:val="center"/>
-          </w:tcPr>
-          <w:p>
-            <w:pPr>
-              <w:jc w:val="center"/>
-              <w:rPr>
-                <w:rFonts w:asciiTheme="majorHAnsi" w:hAnsiTheme="majorHAnsi" w:cstheme="majorHAnsi"/>
-                <w:color w:val="000000" w:themeColor="text1"/>
-                <w:sz w:val="18"/>
-                <w:szCs w:val="18"/>
-              </w:rPr>
-            </w:pPr>
-            <w:r>
-              <w:rPr>
-                <w:rFonts w:asciiTheme="majorHAnsi" w:hAnsiTheme="majorHAnsi" w:cstheme="majorHAnsi"/>
-                <w:color w:val="000000" w:themeColor="text1"/>
-                <w:sz w:val="12"/>
-                <w:szCs w:val="12"/>
-              </w:rPr>
-              <w:t>N/A</w:t>
-            </w:r>
-          </w:p>
-        </w:tc>
-        <w:tc>
-          <w:tcPr>
-            <w:tcW w:w="869" w:type="dxa"/>
-            <w:shd w:val="clear" w:color="auto" w:fill="92D050"/>
-            <w:tcMar>
-              <w:top w:w="60" w:type="dxa"/>
-              <w:left w:w="80" w:type="dxa"/>
-              <w:bottom w:w="60" w:type="dxa"/>
-              <w:right w:w="80" w:type="dxa"/>
-            </w:tcMar>
-            <w:vAlign w:val="center"/>
-          </w:tcPr>
-          <w:p>
-            <w:pPr>
-              <w:jc w:val="center"/>
-              <w:rPr>
-                <w:rFonts w:asciiTheme="majorHAnsi" w:hAnsiTheme="majorHAnsi" w:cstheme="majorHAnsi"/>
-                <w:color w:val="000000" w:themeColor="text1"/>
-                <w:sz w:val="18"/>
-                <w:szCs w:val="18"/>
-              </w:rPr>
-            </w:pPr>
-            <w:r>
-              <w:rPr>
-                <w:rFonts w:asciiTheme="majorHAnsi" w:hAnsiTheme="majorHAnsi" w:cstheme="majorHAnsi"/>
-                <w:color w:val="000000" w:themeColor="text1"/>
-                <w:sz w:val="12"/>
-                <w:szCs w:val="12"/>
-              </w:rPr>
-              <w:t>N/A</w:t>
-            </w:r>
-          </w:p>
-        </w:tc>
-        <w:tc>
-          <w:tcPr>
-            <w:tcW w:w="869" w:type="dxa"/>
-            <w:shd w:val="clear" w:color="auto" w:fill="92D050"/>
-            <w:tcMar>
-              <w:top w:w="60" w:type="dxa"/>
-              <w:left w:w="80" w:type="dxa"/>
-              <w:bottom w:w="60" w:type="dxa"/>
-              <w:right w:w="80" w:type="dxa"/>
-            </w:tcMar>
-            <w:vAlign w:val="center"/>
-          </w:tcPr>
-          <w:p>
-            <w:pPr>
-              <w:jc w:val="center"/>
-              <w:rPr>
-                <w:rFonts w:asciiTheme="majorHAnsi" w:hAnsiTheme="majorHAnsi" w:cstheme="majorHAnsi"/>
-                <w:color w:val="000000" w:themeColor="text1"/>
-                <w:sz w:val="18"/>
-                <w:szCs w:val="18"/>
-              </w:rPr>
-            </w:pPr>
-            <w:r>
-              <w:rPr>
-                <w:rFonts w:asciiTheme="majorHAnsi" w:hAnsiTheme="majorHAnsi" w:cstheme="majorHAnsi"/>
-                <w:color w:val="000000" w:themeColor="text1"/>
-                <w:sz w:val="12"/>
-                <w:szCs w:val="12"/>
-              </w:rPr>
-              <w:t>N/A</w:t>
-            </w:r>
-          </w:p>
-        </w:tc>
-        <w:tc>
-          <w:tcPr>
-            <w:tcW w:w="869" w:type="dxa"/>
             <w:shd w:val="clear" w:color="auto" w:fill="984806" w:themeFill="accent6" w:themeFillShade="80"/>
             <w:tcMar>
               <w:top w:w="80" w:type="dxa"/>
@@ -8935,7 +7238,7 @@
         </w:tc>
         <w:tc>
           <w:tcPr>
-            <w:tcW w:w="869" w:type="dxa"/>
+            <w:tcW w:w="799" w:type="dxa"/>
             <w:shd w:val="clear" w:color="auto" w:fill="FFFF66"/>
             <w:tcMar>
               <w:top w:w="80" w:type="dxa"/>
@@ -9333,171 +7636,6 @@
         <w:tc>
           <w:tcPr>
             <w:tcW w:w="869" w:type="dxa"/>
-            <w:shd w:val="clear" w:color="auto" w:fill="92D050"/>
-            <w:tcMar>
-              <w:top w:w="60" w:type="dxa"/>
-              <w:left w:w="80" w:type="dxa"/>
-              <w:bottom w:w="60" w:type="dxa"/>
-              <w:right w:w="80" w:type="dxa"/>
-            </w:tcMar>
-            <w:vAlign w:val="center"/>
-          </w:tcPr>
-          <w:p>
-            <w:pPr>
-              <w:jc w:val="center"/>
-              <w:rPr>
-                <w:rFonts w:asciiTheme="majorHAnsi" w:hAnsiTheme="majorHAnsi" w:cstheme="majorHAnsi"/>
-                <w:color w:val="000000" w:themeColor="text1"/>
-                <w:sz w:val="18"/>
-                <w:szCs w:val="18"/>
-              </w:rPr>
-            </w:pPr>
-            <w:r>
-              <w:rPr>
-                <w:rFonts w:asciiTheme="majorHAnsi" w:hAnsiTheme="majorHAnsi" w:cstheme="majorHAnsi"/>
-                <w:color w:val="000000" w:themeColor="text1"/>
-                <w:sz w:val="12"/>
-                <w:szCs w:val="12"/>
-              </w:rPr>
-              <w:t>N/A</w:t>
-            </w:r>
-          </w:p>
-        </w:tc>
-        <w:tc>
-          <w:tcPr>
-            <w:tcW w:w="869" w:type="dxa"/>
-            <w:shd w:val="clear" w:color="auto" w:fill="92D050"/>
-            <w:tcMar>
-              <w:top w:w="60" w:type="dxa"/>
-              <w:left w:w="80" w:type="dxa"/>
-              <w:bottom w:w="60" w:type="dxa"/>
-              <w:right w:w="80" w:type="dxa"/>
-            </w:tcMar>
-            <w:vAlign w:val="center"/>
-          </w:tcPr>
-          <w:p>
-            <w:pPr>
-              <w:jc w:val="center"/>
-              <w:rPr>
-                <w:rFonts w:asciiTheme="majorHAnsi" w:hAnsiTheme="majorHAnsi" w:cstheme="majorHAnsi"/>
-                <w:color w:val="000000" w:themeColor="text1"/>
-                <w:sz w:val="18"/>
-                <w:szCs w:val="18"/>
-              </w:rPr>
-            </w:pPr>
-            <w:r>
-              <w:rPr>
-                <w:rFonts w:asciiTheme="majorHAnsi" w:hAnsiTheme="majorHAnsi" w:cstheme="majorHAnsi"/>
-                <w:color w:val="000000" w:themeColor="text1"/>
-                <w:sz w:val="12"/>
-                <w:szCs w:val="12"/>
-              </w:rPr>
-              <w:t>N/A</w:t>
-            </w:r>
-          </w:p>
-        </w:tc>
-        <w:tc>
-          <w:tcPr>
-            <w:tcW w:w="869" w:type="dxa"/>
-            <w:shd w:val="clear" w:color="auto" w:fill="92D050"/>
-            <w:tcMar>
-              <w:top w:w="60" w:type="dxa"/>
-              <w:left w:w="80" w:type="dxa"/>
-              <w:bottom w:w="60" w:type="dxa"/>
-              <w:right w:w="80" w:type="dxa"/>
-            </w:tcMar>
-            <w:vAlign w:val="center"/>
-          </w:tcPr>
-          <w:p>
-            <w:pPr>
-              <w:jc w:val="center"/>
-              <w:rPr>
-                <w:rFonts w:asciiTheme="majorHAnsi" w:hAnsiTheme="majorHAnsi" w:cstheme="majorHAnsi"/>
-                <w:color w:val="000000" w:themeColor="text1"/>
-                <w:sz w:val="18"/>
-                <w:szCs w:val="18"/>
-              </w:rPr>
-            </w:pPr>
-            <w:r>
-              <w:rPr>
-                <w:rFonts w:asciiTheme="majorHAnsi" w:hAnsiTheme="majorHAnsi" w:cstheme="majorHAnsi"/>
-                <w:color w:val="000000" w:themeColor="text1"/>
-                <w:sz w:val="12"/>
-                <w:szCs w:val="12"/>
-              </w:rPr>
-              <w:t>N/A</w:t>
-            </w:r>
-          </w:p>
-        </w:tc>
-        <w:tc>
-          <w:tcPr>
-            <w:tcW w:w="869" w:type="dxa"/>
-            <w:shd w:val="clear" w:color="auto" w:fill="92D050"/>
-            <w:tcMar>
-              <w:top w:w="60" w:type="dxa"/>
-              <w:left w:w="80" w:type="dxa"/>
-              <w:bottom w:w="60" w:type="dxa"/>
-              <w:right w:w="80" w:type="dxa"/>
-            </w:tcMar>
-            <w:vAlign w:val="center"/>
-          </w:tcPr>
-          <w:p>
-            <w:pPr>
-              <w:jc w:val="center"/>
-              <w:rPr>
-                <w:rFonts w:asciiTheme="majorHAnsi" w:hAnsiTheme="majorHAnsi" w:cstheme="majorHAnsi"/>
-                <w:color w:val="000000" w:themeColor="text1"/>
-                <w:sz w:val="18"/>
-                <w:szCs w:val="18"/>
-              </w:rPr>
-            </w:pPr>
-            <w:r>
-              <w:rPr>
-                <w:rFonts w:asciiTheme="majorHAnsi" w:hAnsiTheme="majorHAnsi" w:cstheme="majorHAnsi"/>
-                <w:color w:val="000000" w:themeColor="text1"/>
-                <w:sz w:val="12"/>
-                <w:szCs w:val="12"/>
-              </w:rPr>
-              <w:t>N/A</w:t>
-            </w:r>
-          </w:p>
-        </w:tc>
-        <w:tc>
-          <w:tcPr>
-            <w:tcW w:w="869" w:type="dxa"/>
-            <w:shd w:val="clear" w:color="auto" w:fill="92D050"/>
-            <w:tcMar>
-              <w:top w:w="60" w:type="dxa"/>
-              <w:left w:w="80" w:type="dxa"/>
-              <w:bottom w:w="60" w:type="dxa"/>
-              <w:right w:w="80" w:type="dxa"/>
-            </w:tcMar>
-            <w:vAlign w:val="center"/>
-          </w:tcPr>
-          <w:p>
-            <w:pPr>
-              <w:jc w:val="center"/>
-              <w:rPr>
-                <w:rFonts w:asciiTheme="majorHAnsi" w:hAnsiTheme="majorHAnsi" w:cstheme="majorHAnsi"/>
-                <w:color w:val="000000" w:themeColor="text1"/>
-                <w:sz w:val="18"/>
-                <w:szCs w:val="18"/>
-              </w:rPr>
-            </w:pPr>
-            <w:r>
-              <w:rPr>
-                <w:rFonts w:asciiTheme="majorHAnsi" w:hAnsiTheme="majorHAnsi" w:cstheme="majorHAnsi"/>
-                <w:color w:val="000000" w:themeColor="text1"/>
-                <w:sz w:val="12"/>
-                <w:szCs w:val="12"/>
-              </w:rPr>
-              <w:t>N/A</w:t>
-            </w:r>
-          </w:p>
-        </w:tc>
-        <w:tc>
-          <w:tcPr>
-            <w:tcW w:w="869" w:type="dxa"/>
             <w:shd w:val="clear" w:color="auto" w:fill="984806" w:themeFill="accent6" w:themeFillShade="80"/>
             <w:tcMar>
               <w:top w:w="80" w:type="dxa"/>
@@ -9581,10 +7719,10 @@
               <w:rPr>
                 <w:rFonts w:asciiTheme="majorHAnsi" w:hAnsiTheme="majorHAnsi" w:cstheme="majorHAnsi"/>
                 <w:color w:val="000000" w:themeColor="text1"/>
-                <w:sz w:val="12"/>
-                <w:szCs w:val="12"/>
-              </w:rPr>
-              <w:t>N/A</w:t>
+                <w:sz w:val="18"/>
+                <w:szCs w:val="18"/>
+              </w:rPr>
+              <w:t>88.02</w:t>
             </w:r>
           </w:p>
         </w:tc>
@@ -9776,7 +7914,7 @@
         </w:tc>
         <w:tc>
           <w:tcPr>
-            <w:tcW w:w="869" w:type="dxa"/>
+            <w:tcW w:w="799" w:type="dxa"/>
             <w:shd w:val="clear" w:color="auto" w:fill="FFFF66"/>
             <w:tcMar>
               <w:top w:w="80" w:type="dxa"/>
@@ -9809,8 +7947,8 @@
       <w:tr>
         <w:tc>
           <w:tcPr>
-            <w:tcW w:w="23760" w:type="dxa"/>
-            <w:gridSpan w:val="27"/>
+            <w:tcW w:w="19345" w:type="dxa"/>
+            <w:gridSpan w:val="22"/>
             <w:shd w:val="clear" w:color="auto" w:fill="FFFFFF" w:themeFill="background1"/>
             <w:tcMar>
               <w:top w:w="60" w:type="dxa"/>
@@ -10224,171 +8362,6 @@
         <w:tc>
           <w:tcPr>
             <w:tcW w:w="869" w:type="dxa"/>
-            <w:shd w:val="clear" w:color="auto" w:fill="92D050"/>
-            <w:tcMar>
-              <w:top w:w="60" w:type="dxa"/>
-              <w:left w:w="80" w:type="dxa"/>
-              <w:bottom w:w="60" w:type="dxa"/>
-              <w:right w:w="80" w:type="dxa"/>
-            </w:tcMar>
-            <w:vAlign w:val="center"/>
-          </w:tcPr>
-          <w:p>
-            <w:pPr>
-              <w:jc w:val="center"/>
-              <w:rPr>
-                <w:rFonts w:asciiTheme="majorHAnsi" w:hAnsiTheme="majorHAnsi" w:cstheme="majorHAnsi"/>
-                <w:color w:val="000000" w:themeColor="text1"/>
-                <w:sz w:val="18"/>
-                <w:szCs w:val="18"/>
-              </w:rPr>
-            </w:pPr>
-            <w:r>
-              <w:rPr>
-                <w:rFonts w:asciiTheme="majorHAnsi" w:hAnsiTheme="majorHAnsi" w:cstheme="majorHAnsi"/>
-                <w:color w:val="000000" w:themeColor="text1"/>
-                <w:sz w:val="12"/>
-                <w:szCs w:val="12"/>
-              </w:rPr>
-              <w:t>N/A</w:t>
-            </w:r>
-          </w:p>
-        </w:tc>
-        <w:tc>
-          <w:tcPr>
-            <w:tcW w:w="869" w:type="dxa"/>
-            <w:shd w:val="clear" w:color="auto" w:fill="92D050"/>
-            <w:tcMar>
-              <w:top w:w="60" w:type="dxa"/>
-              <w:left w:w="80" w:type="dxa"/>
-              <w:bottom w:w="60" w:type="dxa"/>
-              <w:right w:w="80" w:type="dxa"/>
-            </w:tcMar>
-            <w:vAlign w:val="center"/>
-          </w:tcPr>
-          <w:p>
-            <w:pPr>
-              <w:jc w:val="center"/>
-              <w:rPr>
-                <w:rFonts w:asciiTheme="majorHAnsi" w:hAnsiTheme="majorHAnsi" w:cstheme="majorHAnsi"/>
-                <w:color w:val="000000" w:themeColor="text1"/>
-                <w:sz w:val="18"/>
-                <w:szCs w:val="18"/>
-              </w:rPr>
-            </w:pPr>
-            <w:r>
-              <w:rPr>
-                <w:rFonts w:asciiTheme="majorHAnsi" w:hAnsiTheme="majorHAnsi" w:cstheme="majorHAnsi"/>
-                <w:color w:val="000000" w:themeColor="text1"/>
-                <w:sz w:val="12"/>
-                <w:szCs w:val="12"/>
-              </w:rPr>
-              <w:t>N/A</w:t>
-            </w:r>
-          </w:p>
-        </w:tc>
-        <w:tc>
-          <w:tcPr>
-            <w:tcW w:w="869" w:type="dxa"/>
-            <w:shd w:val="clear" w:color="auto" w:fill="92D050"/>
-            <w:tcMar>
-              <w:top w:w="60" w:type="dxa"/>
-              <w:left w:w="80" w:type="dxa"/>
-              <w:bottom w:w="60" w:type="dxa"/>
-              <w:right w:w="80" w:type="dxa"/>
-            </w:tcMar>
-            <w:vAlign w:val="center"/>
-          </w:tcPr>
-          <w:p>
-            <w:pPr>
-              <w:jc w:val="center"/>
-              <w:rPr>
-                <w:rFonts w:asciiTheme="majorHAnsi" w:hAnsiTheme="majorHAnsi" w:cstheme="majorHAnsi"/>
-                <w:color w:val="000000" w:themeColor="text1"/>
-                <w:sz w:val="18"/>
-                <w:szCs w:val="18"/>
-              </w:rPr>
-            </w:pPr>
-            <w:r>
-              <w:rPr>
-                <w:rFonts w:asciiTheme="majorHAnsi" w:hAnsiTheme="majorHAnsi" w:cstheme="majorHAnsi"/>
-                <w:color w:val="000000" w:themeColor="text1"/>
-                <w:sz w:val="12"/>
-                <w:szCs w:val="12"/>
-              </w:rPr>
-              <w:t>N/A</w:t>
-            </w:r>
-          </w:p>
-        </w:tc>
-        <w:tc>
-          <w:tcPr>
-            <w:tcW w:w="869" w:type="dxa"/>
-            <w:shd w:val="clear" w:color="auto" w:fill="92D050"/>
-            <w:tcMar>
-              <w:top w:w="60" w:type="dxa"/>
-              <w:left w:w="80" w:type="dxa"/>
-              <w:bottom w:w="60" w:type="dxa"/>
-              <w:right w:w="80" w:type="dxa"/>
-            </w:tcMar>
-            <w:vAlign w:val="center"/>
-          </w:tcPr>
-          <w:p>
-            <w:pPr>
-              <w:jc w:val="center"/>
-              <w:rPr>
-                <w:rFonts w:asciiTheme="majorHAnsi" w:hAnsiTheme="majorHAnsi" w:cstheme="majorHAnsi"/>
-                <w:color w:val="000000" w:themeColor="text1"/>
-                <w:sz w:val="18"/>
-                <w:szCs w:val="18"/>
-              </w:rPr>
-            </w:pPr>
-            <w:r>
-              <w:rPr>
-                <w:rFonts w:asciiTheme="majorHAnsi" w:hAnsiTheme="majorHAnsi" w:cstheme="majorHAnsi"/>
-                <w:color w:val="000000" w:themeColor="text1"/>
-                <w:sz w:val="12"/>
-                <w:szCs w:val="12"/>
-              </w:rPr>
-              <w:t>N/A</w:t>
-            </w:r>
-          </w:p>
-        </w:tc>
-        <w:tc>
-          <w:tcPr>
-            <w:tcW w:w="869" w:type="dxa"/>
-            <w:shd w:val="clear" w:color="auto" w:fill="92D050"/>
-            <w:tcMar>
-              <w:top w:w="60" w:type="dxa"/>
-              <w:left w:w="80" w:type="dxa"/>
-              <w:bottom w:w="60" w:type="dxa"/>
-              <w:right w:w="80" w:type="dxa"/>
-            </w:tcMar>
-            <w:vAlign w:val="center"/>
-          </w:tcPr>
-          <w:p>
-            <w:pPr>
-              <w:jc w:val="center"/>
-              <w:rPr>
-                <w:rFonts w:asciiTheme="majorHAnsi" w:hAnsiTheme="majorHAnsi" w:cstheme="majorHAnsi"/>
-                <w:color w:val="000000" w:themeColor="text1"/>
-                <w:sz w:val="18"/>
-                <w:szCs w:val="18"/>
-              </w:rPr>
-            </w:pPr>
-            <w:r>
-              <w:rPr>
-                <w:rFonts w:asciiTheme="majorHAnsi" w:hAnsiTheme="majorHAnsi" w:cstheme="majorHAnsi"/>
-                <w:color w:val="000000" w:themeColor="text1"/>
-                <w:sz w:val="12"/>
-                <w:szCs w:val="12"/>
-              </w:rPr>
-              <w:t>N/A</w:t>
-            </w:r>
-          </w:p>
-        </w:tc>
-        <w:tc>
-          <w:tcPr>
-            <w:tcW w:w="869" w:type="dxa"/>
             <w:shd w:val="clear" w:color="auto" w:fill="984806" w:themeFill="accent6" w:themeFillShade="80"/>
             <w:tcMar>
               <w:top w:w="80" w:type="dxa"/>
@@ -10667,7 +8640,7 @@
         </w:tc>
         <w:tc>
           <w:tcPr>
-            <w:tcW w:w="869" w:type="dxa"/>
+            <w:tcW w:w="799" w:type="dxa"/>
             <w:shd w:val="clear" w:color="auto" w:fill="FFFF66"/>
             <w:tcMar>
               <w:top w:w="80" w:type="dxa"/>
@@ -11079,171 +9052,6 @@
         <w:tc>
           <w:tcPr>
             <w:tcW w:w="869" w:type="dxa"/>
-            <w:shd w:val="clear" w:color="auto" w:fill="92D050"/>
-            <w:tcMar>
-              <w:top w:w="60" w:type="dxa"/>
-              <w:left w:w="80" w:type="dxa"/>
-              <w:bottom w:w="60" w:type="dxa"/>
-              <w:right w:w="80" w:type="dxa"/>
-            </w:tcMar>
-            <w:vAlign w:val="center"/>
-          </w:tcPr>
-          <w:p>
-            <w:pPr>
-              <w:jc w:val="center"/>
-              <w:rPr>
-                <w:rFonts w:asciiTheme="majorHAnsi" w:hAnsiTheme="majorHAnsi" w:cstheme="majorHAnsi"/>
-                <w:color w:val="000000" w:themeColor="text1"/>
-                <w:sz w:val="18"/>
-                <w:szCs w:val="18"/>
-              </w:rPr>
-            </w:pPr>
-            <w:r>
-              <w:rPr>
-                <w:rFonts w:asciiTheme="majorHAnsi" w:hAnsiTheme="majorHAnsi" w:cstheme="majorHAnsi"/>
-                <w:color w:val="000000" w:themeColor="text1"/>
-                <w:sz w:val="12"/>
-                <w:szCs w:val="12"/>
-              </w:rPr>
-              <w:t>N/A</w:t>
-            </w:r>
-          </w:p>
-        </w:tc>
-        <w:tc>
-          <w:tcPr>
-            <w:tcW w:w="869" w:type="dxa"/>
-            <w:shd w:val="clear" w:color="auto" w:fill="92D050"/>
-            <w:tcMar>
-              <w:top w:w="60" w:type="dxa"/>
-              <w:left w:w="80" w:type="dxa"/>
-              <w:bottom w:w="60" w:type="dxa"/>
-              <w:right w:w="80" w:type="dxa"/>
-            </w:tcMar>
-            <w:vAlign w:val="center"/>
-          </w:tcPr>
-          <w:p>
-            <w:pPr>
-              <w:jc w:val="center"/>
-              <w:rPr>
-                <w:rFonts w:asciiTheme="majorHAnsi" w:hAnsiTheme="majorHAnsi" w:cstheme="majorHAnsi"/>
-                <w:color w:val="000000" w:themeColor="text1"/>
-                <w:sz w:val="18"/>
-                <w:szCs w:val="18"/>
-              </w:rPr>
-            </w:pPr>
-            <w:r>
-              <w:rPr>
-                <w:rFonts w:asciiTheme="majorHAnsi" w:hAnsiTheme="majorHAnsi" w:cstheme="majorHAnsi"/>
-                <w:color w:val="000000" w:themeColor="text1"/>
-                <w:sz w:val="12"/>
-                <w:szCs w:val="12"/>
-              </w:rPr>
-              <w:t>N/A</w:t>
-            </w:r>
-          </w:p>
-        </w:tc>
-        <w:tc>
-          <w:tcPr>
-            <w:tcW w:w="869" w:type="dxa"/>
-            <w:shd w:val="clear" w:color="auto" w:fill="92D050"/>
-            <w:tcMar>
-              <w:top w:w="60" w:type="dxa"/>
-              <w:left w:w="80" w:type="dxa"/>
-              <w:bottom w:w="60" w:type="dxa"/>
-              <w:right w:w="80" w:type="dxa"/>
-            </w:tcMar>
-            <w:vAlign w:val="center"/>
-          </w:tcPr>
-          <w:p>
-            <w:pPr>
-              <w:jc w:val="center"/>
-              <w:rPr>
-                <w:rFonts w:asciiTheme="majorHAnsi" w:hAnsiTheme="majorHAnsi" w:cstheme="majorHAnsi"/>
-                <w:color w:val="000000" w:themeColor="text1"/>
-                <w:sz w:val="18"/>
-                <w:szCs w:val="18"/>
-              </w:rPr>
-            </w:pPr>
-            <w:r>
-              <w:rPr>
-                <w:rFonts w:asciiTheme="majorHAnsi" w:hAnsiTheme="majorHAnsi" w:cstheme="majorHAnsi"/>
-                <w:color w:val="000000" w:themeColor="text1"/>
-                <w:sz w:val="12"/>
-                <w:szCs w:val="12"/>
-              </w:rPr>
-              <w:t>N/A</w:t>
-            </w:r>
-          </w:p>
-        </w:tc>
-        <w:tc>
-          <w:tcPr>
-            <w:tcW w:w="869" w:type="dxa"/>
-            <w:shd w:val="clear" w:color="auto" w:fill="92D050"/>
-            <w:tcMar>
-              <w:top w:w="60" w:type="dxa"/>
-              <w:left w:w="80" w:type="dxa"/>
-              <w:bottom w:w="60" w:type="dxa"/>
-              <w:right w:w="80" w:type="dxa"/>
-            </w:tcMar>
-            <w:vAlign w:val="center"/>
-          </w:tcPr>
-          <w:p>
-            <w:pPr>
-              <w:jc w:val="center"/>
-              <w:rPr>
-                <w:rFonts w:asciiTheme="majorHAnsi" w:hAnsiTheme="majorHAnsi" w:cstheme="majorHAnsi"/>
-                <w:color w:val="000000" w:themeColor="text1"/>
-                <w:sz w:val="18"/>
-                <w:szCs w:val="18"/>
-              </w:rPr>
-            </w:pPr>
-            <w:r>
-              <w:rPr>
-                <w:rFonts w:asciiTheme="majorHAnsi" w:hAnsiTheme="majorHAnsi" w:cstheme="majorHAnsi"/>
-                <w:color w:val="000000" w:themeColor="text1"/>
-                <w:sz w:val="12"/>
-                <w:szCs w:val="12"/>
-              </w:rPr>
-              <w:t>N/A</w:t>
-            </w:r>
-          </w:p>
-        </w:tc>
-        <w:tc>
-          <w:tcPr>
-            <w:tcW w:w="869" w:type="dxa"/>
-            <w:shd w:val="clear" w:color="auto" w:fill="92D050"/>
-            <w:tcMar>
-              <w:top w:w="60" w:type="dxa"/>
-              <w:left w:w="80" w:type="dxa"/>
-              <w:bottom w:w="60" w:type="dxa"/>
-              <w:right w:w="80" w:type="dxa"/>
-            </w:tcMar>
-            <w:vAlign w:val="center"/>
-          </w:tcPr>
-          <w:p>
-            <w:pPr>
-              <w:jc w:val="center"/>
-              <w:rPr>
-                <w:rFonts w:asciiTheme="majorHAnsi" w:hAnsiTheme="majorHAnsi" w:cstheme="majorHAnsi"/>
-                <w:color w:val="000000" w:themeColor="text1"/>
-                <w:sz w:val="18"/>
-                <w:szCs w:val="18"/>
-              </w:rPr>
-            </w:pPr>
-            <w:r>
-              <w:rPr>
-                <w:rFonts w:asciiTheme="majorHAnsi" w:hAnsiTheme="majorHAnsi" w:cstheme="majorHAnsi"/>
-                <w:color w:val="000000" w:themeColor="text1"/>
-                <w:sz w:val="12"/>
-                <w:szCs w:val="12"/>
-              </w:rPr>
-              <w:t>N/A</w:t>
-            </w:r>
-          </w:p>
-        </w:tc>
-        <w:tc>
-          <w:tcPr>
-            <w:tcW w:w="869" w:type="dxa"/>
             <w:shd w:val="clear" w:color="auto" w:fill="984806" w:themeFill="accent6" w:themeFillShade="80"/>
             <w:tcMar>
               <w:top w:w="80" w:type="dxa"/>
@@ -11522,7 +9330,7 @@
         </w:tc>
         <w:tc>
           <w:tcPr>
-            <w:tcW w:w="869" w:type="dxa"/>
+            <w:tcW w:w="799" w:type="dxa"/>
             <w:shd w:val="clear" w:color="auto" w:fill="FFFF66"/>
             <w:tcMar>
               <w:top w:w="80" w:type="dxa"/>
@@ -11934,171 +9742,6 @@
         <w:tc>
           <w:tcPr>
             <w:tcW w:w="869" w:type="dxa"/>
-            <w:shd w:val="clear" w:color="auto" w:fill="92D050"/>
-            <w:tcMar>
-              <w:top w:w="60" w:type="dxa"/>
-              <w:left w:w="80" w:type="dxa"/>
-              <w:bottom w:w="60" w:type="dxa"/>
-              <w:right w:w="80" w:type="dxa"/>
-            </w:tcMar>
-            <w:vAlign w:val="center"/>
-          </w:tcPr>
-          <w:p>
-            <w:pPr>
-              <w:jc w:val="center"/>
-              <w:rPr>
-                <w:rFonts w:asciiTheme="majorHAnsi" w:hAnsiTheme="majorHAnsi" w:cstheme="majorHAnsi"/>
-                <w:color w:val="000000" w:themeColor="text1"/>
-                <w:sz w:val="18"/>
-                <w:szCs w:val="18"/>
-              </w:rPr>
-            </w:pPr>
-            <w:r>
-              <w:rPr>
-                <w:rFonts w:asciiTheme="majorHAnsi" w:hAnsiTheme="majorHAnsi" w:cstheme="majorHAnsi"/>
-                <w:color w:val="000000" w:themeColor="text1"/>
-                <w:sz w:val="12"/>
-                <w:szCs w:val="12"/>
-              </w:rPr>
-              <w:t>N/A</w:t>
-            </w:r>
-          </w:p>
-        </w:tc>
-        <w:tc>
-          <w:tcPr>
-            <w:tcW w:w="869" w:type="dxa"/>
-            <w:shd w:val="clear" w:color="auto" w:fill="92D050"/>
-            <w:tcMar>
-              <w:top w:w="60" w:type="dxa"/>
-              <w:left w:w="80" w:type="dxa"/>
-              <w:bottom w:w="60" w:type="dxa"/>
-              <w:right w:w="80" w:type="dxa"/>
-            </w:tcMar>
-            <w:vAlign w:val="center"/>
-          </w:tcPr>
-          <w:p>
-            <w:pPr>
-              <w:jc w:val="center"/>
-              <w:rPr>
-                <w:rFonts w:asciiTheme="majorHAnsi" w:hAnsiTheme="majorHAnsi" w:cstheme="majorHAnsi"/>
-                <w:color w:val="000000" w:themeColor="text1"/>
-                <w:sz w:val="18"/>
-                <w:szCs w:val="18"/>
-              </w:rPr>
-            </w:pPr>
-            <w:r>
-              <w:rPr>
-                <w:rFonts w:asciiTheme="majorHAnsi" w:hAnsiTheme="majorHAnsi" w:cstheme="majorHAnsi"/>
-                <w:color w:val="000000" w:themeColor="text1"/>
-                <w:sz w:val="12"/>
-                <w:szCs w:val="12"/>
-              </w:rPr>
-              <w:t>N/A</w:t>
-            </w:r>
-          </w:p>
-        </w:tc>
-        <w:tc>
-          <w:tcPr>
-            <w:tcW w:w="869" w:type="dxa"/>
-            <w:shd w:val="clear" w:color="auto" w:fill="92D050"/>
-            <w:tcMar>
-              <w:top w:w="60" w:type="dxa"/>
-              <w:left w:w="80" w:type="dxa"/>
-              <w:bottom w:w="60" w:type="dxa"/>
-              <w:right w:w="80" w:type="dxa"/>
-            </w:tcMar>
-            <w:vAlign w:val="center"/>
-          </w:tcPr>
-          <w:p>
-            <w:pPr>
-              <w:jc w:val="center"/>
-              <w:rPr>
-                <w:rFonts w:asciiTheme="majorHAnsi" w:hAnsiTheme="majorHAnsi" w:cstheme="majorHAnsi"/>
-                <w:color w:val="000000" w:themeColor="text1"/>
-                <w:sz w:val="18"/>
-                <w:szCs w:val="18"/>
-              </w:rPr>
-            </w:pPr>
-            <w:r>
-              <w:rPr>
-                <w:rFonts w:asciiTheme="majorHAnsi" w:hAnsiTheme="majorHAnsi" w:cstheme="majorHAnsi"/>
-                <w:color w:val="000000" w:themeColor="text1"/>
-                <w:sz w:val="12"/>
-                <w:szCs w:val="12"/>
-              </w:rPr>
-              <w:t>N/A</w:t>
-            </w:r>
-          </w:p>
-        </w:tc>
-        <w:tc>
-          <w:tcPr>
-            <w:tcW w:w="869" w:type="dxa"/>
-            <w:shd w:val="clear" w:color="auto" w:fill="92D050"/>
-            <w:tcMar>
-              <w:top w:w="60" w:type="dxa"/>
-              <w:left w:w="80" w:type="dxa"/>
-              <w:bottom w:w="60" w:type="dxa"/>
-              <w:right w:w="80" w:type="dxa"/>
-            </w:tcMar>
-            <w:vAlign w:val="center"/>
-          </w:tcPr>
-          <w:p>
-            <w:pPr>
-              <w:jc w:val="center"/>
-              <w:rPr>
-                <w:rFonts w:asciiTheme="majorHAnsi" w:hAnsiTheme="majorHAnsi" w:cstheme="majorHAnsi"/>
-                <w:color w:val="000000" w:themeColor="text1"/>
-                <w:sz w:val="18"/>
-                <w:szCs w:val="18"/>
-              </w:rPr>
-            </w:pPr>
-            <w:r>
-              <w:rPr>
-                <w:rFonts w:asciiTheme="majorHAnsi" w:hAnsiTheme="majorHAnsi" w:cstheme="majorHAnsi"/>
-                <w:color w:val="000000" w:themeColor="text1"/>
-                <w:sz w:val="12"/>
-                <w:szCs w:val="12"/>
-              </w:rPr>
-              <w:t>N/A</w:t>
-            </w:r>
-          </w:p>
-        </w:tc>
-        <w:tc>
-          <w:tcPr>
-            <w:tcW w:w="869" w:type="dxa"/>
-            <w:shd w:val="clear" w:color="auto" w:fill="92D050"/>
-            <w:tcMar>
-              <w:top w:w="60" w:type="dxa"/>
-              <w:left w:w="80" w:type="dxa"/>
-              <w:bottom w:w="60" w:type="dxa"/>
-              <w:right w:w="80" w:type="dxa"/>
-            </w:tcMar>
-            <w:vAlign w:val="center"/>
-          </w:tcPr>
-          <w:p>
-            <w:pPr>
-              <w:jc w:val="center"/>
-              <w:rPr>
-                <w:rFonts w:asciiTheme="majorHAnsi" w:hAnsiTheme="majorHAnsi" w:cstheme="majorHAnsi"/>
-                <w:color w:val="000000" w:themeColor="text1"/>
-                <w:sz w:val="18"/>
-                <w:szCs w:val="18"/>
-              </w:rPr>
-            </w:pPr>
-            <w:r>
-              <w:rPr>
-                <w:rFonts w:asciiTheme="majorHAnsi" w:hAnsiTheme="majorHAnsi" w:cstheme="majorHAnsi"/>
-                <w:color w:val="000000" w:themeColor="text1"/>
-                <w:sz w:val="12"/>
-                <w:szCs w:val="12"/>
-              </w:rPr>
-              <w:t>N/A</w:t>
-            </w:r>
-          </w:p>
-        </w:tc>
-        <w:tc>
-          <w:tcPr>
-            <w:tcW w:w="869" w:type="dxa"/>
             <w:shd w:val="clear" w:color="auto" w:fill="984806" w:themeFill="accent6" w:themeFillShade="80"/>
             <w:tcMar>
               <w:top w:w="80" w:type="dxa"/>
@@ -12377,7 +10020,7 @@
         </w:tc>
         <w:tc>
           <w:tcPr>
-            <w:tcW w:w="869" w:type="dxa"/>
+            <w:tcW w:w="799" w:type="dxa"/>
             <w:shd w:val="clear" w:color="auto" w:fill="FFFF66"/>
             <w:tcMar>
               <w:top w:w="80" w:type="dxa"/>
@@ -12789,171 +10432,6 @@
         <w:tc>
           <w:tcPr>
             <w:tcW w:w="869" w:type="dxa"/>
-            <w:shd w:val="clear" w:color="auto" w:fill="92D050"/>
-            <w:tcMar>
-              <w:top w:w="60" w:type="dxa"/>
-              <w:left w:w="80" w:type="dxa"/>
-              <w:bottom w:w="60" w:type="dxa"/>
-              <w:right w:w="80" w:type="dxa"/>
-            </w:tcMar>
-            <w:vAlign w:val="center"/>
-          </w:tcPr>
-          <w:p>
-            <w:pPr>
-              <w:jc w:val="center"/>
-              <w:rPr>
-                <w:rFonts w:asciiTheme="majorHAnsi" w:hAnsiTheme="majorHAnsi" w:cstheme="majorHAnsi"/>
-                <w:color w:val="000000" w:themeColor="text1"/>
-                <w:sz w:val="18"/>
-                <w:szCs w:val="18"/>
-              </w:rPr>
-            </w:pPr>
-            <w:r>
-              <w:rPr>
-                <w:rFonts w:asciiTheme="majorHAnsi" w:hAnsiTheme="majorHAnsi" w:cstheme="majorHAnsi"/>
-                <w:color w:val="000000" w:themeColor="text1"/>
-                <w:sz w:val="12"/>
-                <w:szCs w:val="12"/>
-              </w:rPr>
-              <w:t>N/A</w:t>
-            </w:r>
-          </w:p>
-        </w:tc>
-        <w:tc>
-          <w:tcPr>
-            <w:tcW w:w="869" w:type="dxa"/>
-            <w:shd w:val="clear" w:color="auto" w:fill="92D050"/>
-            <w:tcMar>
-              <w:top w:w="60" w:type="dxa"/>
-              <w:left w:w="80" w:type="dxa"/>
-              <w:bottom w:w="60" w:type="dxa"/>
-              <w:right w:w="80" w:type="dxa"/>
-            </w:tcMar>
-            <w:vAlign w:val="center"/>
-          </w:tcPr>
-          <w:p>
-            <w:pPr>
-              <w:jc w:val="center"/>
-              <w:rPr>
-                <w:rFonts w:asciiTheme="majorHAnsi" w:hAnsiTheme="majorHAnsi" w:cstheme="majorHAnsi"/>
-                <w:color w:val="000000" w:themeColor="text1"/>
-                <w:sz w:val="18"/>
-                <w:szCs w:val="18"/>
-              </w:rPr>
-            </w:pPr>
-            <w:r>
-              <w:rPr>
-                <w:rFonts w:asciiTheme="majorHAnsi" w:hAnsiTheme="majorHAnsi" w:cstheme="majorHAnsi"/>
-                <w:color w:val="000000" w:themeColor="text1"/>
-                <w:sz w:val="12"/>
-                <w:szCs w:val="12"/>
-              </w:rPr>
-              <w:t>N/A</w:t>
-            </w:r>
-          </w:p>
-        </w:tc>
-        <w:tc>
-          <w:tcPr>
-            <w:tcW w:w="869" w:type="dxa"/>
-            <w:shd w:val="clear" w:color="auto" w:fill="92D050"/>
-            <w:tcMar>
-              <w:top w:w="60" w:type="dxa"/>
-              <w:left w:w="80" w:type="dxa"/>
-              <w:bottom w:w="60" w:type="dxa"/>
-              <w:right w:w="80" w:type="dxa"/>
-            </w:tcMar>
-            <w:vAlign w:val="center"/>
-          </w:tcPr>
-          <w:p>
-            <w:pPr>
-              <w:jc w:val="center"/>
-              <w:rPr>
-                <w:rFonts w:asciiTheme="majorHAnsi" w:hAnsiTheme="majorHAnsi" w:cstheme="majorHAnsi"/>
-                <w:color w:val="000000" w:themeColor="text1"/>
-                <w:sz w:val="18"/>
-                <w:szCs w:val="18"/>
-              </w:rPr>
-            </w:pPr>
-            <w:r>
-              <w:rPr>
-                <w:rFonts w:asciiTheme="majorHAnsi" w:hAnsiTheme="majorHAnsi" w:cstheme="majorHAnsi"/>
-                <w:color w:val="000000" w:themeColor="text1"/>
-                <w:sz w:val="12"/>
-                <w:szCs w:val="12"/>
-              </w:rPr>
-              <w:t>N/A</w:t>
-            </w:r>
-          </w:p>
-        </w:tc>
-        <w:tc>
-          <w:tcPr>
-            <w:tcW w:w="869" w:type="dxa"/>
-            <w:shd w:val="clear" w:color="auto" w:fill="92D050"/>
-            <w:tcMar>
-              <w:top w:w="60" w:type="dxa"/>
-              <w:left w:w="80" w:type="dxa"/>
-              <w:bottom w:w="60" w:type="dxa"/>
-              <w:right w:w="80" w:type="dxa"/>
-            </w:tcMar>
-            <w:vAlign w:val="center"/>
-          </w:tcPr>
-          <w:p>
-            <w:pPr>
-              <w:jc w:val="center"/>
-              <w:rPr>
-                <w:rFonts w:asciiTheme="majorHAnsi" w:hAnsiTheme="majorHAnsi" w:cstheme="majorHAnsi"/>
-                <w:color w:val="000000" w:themeColor="text1"/>
-                <w:sz w:val="18"/>
-                <w:szCs w:val="18"/>
-              </w:rPr>
-            </w:pPr>
-            <w:r>
-              <w:rPr>
-                <w:rFonts w:asciiTheme="majorHAnsi" w:hAnsiTheme="majorHAnsi" w:cstheme="majorHAnsi"/>
-                <w:color w:val="000000" w:themeColor="text1"/>
-                <w:sz w:val="12"/>
-                <w:szCs w:val="12"/>
-              </w:rPr>
-              <w:t>N/A</w:t>
-            </w:r>
-          </w:p>
-        </w:tc>
-        <w:tc>
-          <w:tcPr>
-            <w:tcW w:w="869" w:type="dxa"/>
-            <w:shd w:val="clear" w:color="auto" w:fill="92D050"/>
-            <w:tcMar>
-              <w:top w:w="60" w:type="dxa"/>
-              <w:left w:w="80" w:type="dxa"/>
-              <w:bottom w:w="60" w:type="dxa"/>
-              <w:right w:w="80" w:type="dxa"/>
-            </w:tcMar>
-            <w:vAlign w:val="center"/>
-          </w:tcPr>
-          <w:p>
-            <w:pPr>
-              <w:jc w:val="center"/>
-              <w:rPr>
-                <w:rFonts w:asciiTheme="majorHAnsi" w:hAnsiTheme="majorHAnsi" w:cstheme="majorHAnsi"/>
-                <w:color w:val="000000" w:themeColor="text1"/>
-                <w:sz w:val="18"/>
-                <w:szCs w:val="18"/>
-              </w:rPr>
-            </w:pPr>
-            <w:r>
-              <w:rPr>
-                <w:rFonts w:asciiTheme="majorHAnsi" w:hAnsiTheme="majorHAnsi" w:cstheme="majorHAnsi"/>
-                <w:color w:val="000000" w:themeColor="text1"/>
-                <w:sz w:val="12"/>
-                <w:szCs w:val="12"/>
-              </w:rPr>
-              <w:t>N/A</w:t>
-            </w:r>
-          </w:p>
-        </w:tc>
-        <w:tc>
-          <w:tcPr>
-            <w:tcW w:w="869" w:type="dxa"/>
             <w:shd w:val="clear" w:color="auto" w:fill="984806" w:themeFill="accent6" w:themeFillShade="80"/>
             <w:tcMar>
               <w:top w:w="80" w:type="dxa"/>
@@ -13232,7 +10710,7 @@
         </w:tc>
         <w:tc>
           <w:tcPr>
-            <w:tcW w:w="869" w:type="dxa"/>
+            <w:tcW w:w="799" w:type="dxa"/>
             <w:shd w:val="clear" w:color="auto" w:fill="FFFF66"/>
             <w:tcMar>
               <w:top w:w="80" w:type="dxa"/>
@@ -13644,171 +11122,6 @@
         <w:tc>
           <w:tcPr>
             <w:tcW w:w="869" w:type="dxa"/>
-            <w:shd w:val="clear" w:color="auto" w:fill="92D050"/>
-            <w:tcMar>
-              <w:top w:w="60" w:type="dxa"/>
-              <w:left w:w="80" w:type="dxa"/>
-              <w:bottom w:w="60" w:type="dxa"/>
-              <w:right w:w="80" w:type="dxa"/>
-            </w:tcMar>
-            <w:vAlign w:val="center"/>
-          </w:tcPr>
-          <w:p>
-            <w:pPr>
-              <w:jc w:val="center"/>
-              <w:rPr>
-                <w:rFonts w:asciiTheme="majorHAnsi" w:hAnsiTheme="majorHAnsi" w:cstheme="majorHAnsi"/>
-                <w:color w:val="000000" w:themeColor="text1"/>
-                <w:sz w:val="18"/>
-                <w:szCs w:val="18"/>
-              </w:rPr>
-            </w:pPr>
-            <w:r>
-              <w:rPr>
-                <w:rFonts w:asciiTheme="majorHAnsi" w:hAnsiTheme="majorHAnsi" w:cstheme="majorHAnsi"/>
-                <w:color w:val="000000" w:themeColor="text1"/>
-                <w:sz w:val="12"/>
-                <w:szCs w:val="12"/>
-              </w:rPr>
-              <w:t>N/A</w:t>
-            </w:r>
-          </w:p>
-        </w:tc>
-        <w:tc>
-          <w:tcPr>
-            <w:tcW w:w="869" w:type="dxa"/>
-            <w:shd w:val="clear" w:color="auto" w:fill="92D050"/>
-            <w:tcMar>
-              <w:top w:w="60" w:type="dxa"/>
-              <w:left w:w="80" w:type="dxa"/>
-              <w:bottom w:w="60" w:type="dxa"/>
-              <w:right w:w="80" w:type="dxa"/>
-            </w:tcMar>
-            <w:vAlign w:val="center"/>
-          </w:tcPr>
-          <w:p>
-            <w:pPr>
-              <w:jc w:val="center"/>
-              <w:rPr>
-                <w:rFonts w:asciiTheme="majorHAnsi" w:hAnsiTheme="majorHAnsi" w:cstheme="majorHAnsi"/>
-                <w:color w:val="000000" w:themeColor="text1"/>
-                <w:sz w:val="18"/>
-                <w:szCs w:val="18"/>
-              </w:rPr>
-            </w:pPr>
-            <w:r>
-              <w:rPr>
-                <w:rFonts w:asciiTheme="majorHAnsi" w:hAnsiTheme="majorHAnsi" w:cstheme="majorHAnsi"/>
-                <w:color w:val="000000" w:themeColor="text1"/>
-                <w:sz w:val="12"/>
-                <w:szCs w:val="12"/>
-              </w:rPr>
-              <w:t>N/A</w:t>
-            </w:r>
-          </w:p>
-        </w:tc>
-        <w:tc>
-          <w:tcPr>
-            <w:tcW w:w="869" w:type="dxa"/>
-            <w:shd w:val="clear" w:color="auto" w:fill="92D050"/>
-            <w:tcMar>
-              <w:top w:w="60" w:type="dxa"/>
-              <w:left w:w="80" w:type="dxa"/>
-              <w:bottom w:w="60" w:type="dxa"/>
-              <w:right w:w="80" w:type="dxa"/>
-            </w:tcMar>
-            <w:vAlign w:val="center"/>
-          </w:tcPr>
-          <w:p>
-            <w:pPr>
-              <w:jc w:val="center"/>
-              <w:rPr>
-                <w:rFonts w:asciiTheme="majorHAnsi" w:hAnsiTheme="majorHAnsi" w:cstheme="majorHAnsi"/>
-                <w:color w:val="000000" w:themeColor="text1"/>
-                <w:sz w:val="18"/>
-                <w:szCs w:val="18"/>
-              </w:rPr>
-            </w:pPr>
-            <w:r>
-              <w:rPr>
-                <w:rFonts w:asciiTheme="majorHAnsi" w:hAnsiTheme="majorHAnsi" w:cstheme="majorHAnsi"/>
-                <w:color w:val="000000" w:themeColor="text1"/>
-                <w:sz w:val="12"/>
-                <w:szCs w:val="12"/>
-              </w:rPr>
-              <w:t>N/A</w:t>
-            </w:r>
-          </w:p>
-        </w:tc>
-        <w:tc>
-          <w:tcPr>
-            <w:tcW w:w="869" w:type="dxa"/>
-            <w:shd w:val="clear" w:color="auto" w:fill="92D050"/>
-            <w:tcMar>
-              <w:top w:w="60" w:type="dxa"/>
-              <w:left w:w="80" w:type="dxa"/>
-              <w:bottom w:w="60" w:type="dxa"/>
-              <w:right w:w="80" w:type="dxa"/>
-            </w:tcMar>
-            <w:vAlign w:val="center"/>
-          </w:tcPr>
-          <w:p>
-            <w:pPr>
-              <w:jc w:val="center"/>
-              <w:rPr>
-                <w:rFonts w:asciiTheme="majorHAnsi" w:hAnsiTheme="majorHAnsi" w:cstheme="majorHAnsi"/>
-                <w:color w:val="000000" w:themeColor="text1"/>
-                <w:sz w:val="18"/>
-                <w:szCs w:val="18"/>
-              </w:rPr>
-            </w:pPr>
-            <w:r>
-              <w:rPr>
-                <w:rFonts w:asciiTheme="majorHAnsi" w:hAnsiTheme="majorHAnsi" w:cstheme="majorHAnsi"/>
-                <w:color w:val="000000" w:themeColor="text1"/>
-                <w:sz w:val="12"/>
-                <w:szCs w:val="12"/>
-              </w:rPr>
-              <w:t>N/A</w:t>
-            </w:r>
-          </w:p>
-        </w:tc>
-        <w:tc>
-          <w:tcPr>
-            <w:tcW w:w="869" w:type="dxa"/>
-            <w:shd w:val="clear" w:color="auto" w:fill="92D050"/>
-            <w:tcMar>
-              <w:top w:w="60" w:type="dxa"/>
-              <w:left w:w="80" w:type="dxa"/>
-              <w:bottom w:w="60" w:type="dxa"/>
-              <w:right w:w="80" w:type="dxa"/>
-            </w:tcMar>
-            <w:vAlign w:val="center"/>
-          </w:tcPr>
-          <w:p>
-            <w:pPr>
-              <w:jc w:val="center"/>
-              <w:rPr>
-                <w:rFonts w:asciiTheme="majorHAnsi" w:hAnsiTheme="majorHAnsi" w:cstheme="majorHAnsi"/>
-                <w:color w:val="000000" w:themeColor="text1"/>
-                <w:sz w:val="18"/>
-                <w:szCs w:val="18"/>
-              </w:rPr>
-            </w:pPr>
-            <w:r>
-              <w:rPr>
-                <w:rFonts w:asciiTheme="majorHAnsi" w:hAnsiTheme="majorHAnsi" w:cstheme="majorHAnsi"/>
-                <w:color w:val="000000" w:themeColor="text1"/>
-                <w:sz w:val="12"/>
-                <w:szCs w:val="12"/>
-              </w:rPr>
-              <w:t>N/A</w:t>
-            </w:r>
-          </w:p>
-        </w:tc>
-        <w:tc>
-          <w:tcPr>
-            <w:tcW w:w="869" w:type="dxa"/>
             <w:shd w:val="clear" w:color="auto" w:fill="984806" w:themeFill="accent6" w:themeFillShade="80"/>
             <w:tcMar>
               <w:top w:w="80" w:type="dxa"/>
@@ -14087,7 +11400,7 @@
         </w:tc>
         <w:tc>
           <w:tcPr>
-            <w:tcW w:w="869" w:type="dxa"/>
+            <w:tcW w:w="799" w:type="dxa"/>
             <w:shd w:val="clear" w:color="auto" w:fill="FFFF66"/>
             <w:tcMar>
               <w:top w:w="80" w:type="dxa"/>
@@ -14499,171 +11812,6 @@
         <w:tc>
           <w:tcPr>
             <w:tcW w:w="869" w:type="dxa"/>
-            <w:shd w:val="clear" w:color="auto" w:fill="92D050"/>
-            <w:tcMar>
-              <w:top w:w="60" w:type="dxa"/>
-              <w:left w:w="80" w:type="dxa"/>
-              <w:bottom w:w="60" w:type="dxa"/>
-              <w:right w:w="80" w:type="dxa"/>
-            </w:tcMar>
-            <w:vAlign w:val="center"/>
-          </w:tcPr>
-          <w:p>
-            <w:pPr>
-              <w:jc w:val="center"/>
-              <w:rPr>
-                <w:rFonts w:asciiTheme="majorHAnsi" w:hAnsiTheme="majorHAnsi" w:cstheme="majorHAnsi"/>
-                <w:color w:val="000000" w:themeColor="text1"/>
-                <w:sz w:val="18"/>
-                <w:szCs w:val="18"/>
-              </w:rPr>
-            </w:pPr>
-            <w:r>
-              <w:rPr>
-                <w:rFonts w:asciiTheme="majorHAnsi" w:hAnsiTheme="majorHAnsi" w:cstheme="majorHAnsi"/>
-                <w:color w:val="000000" w:themeColor="text1"/>
-                <w:sz w:val="12"/>
-                <w:szCs w:val="12"/>
-              </w:rPr>
-              <w:t>N/A</w:t>
-            </w:r>
-          </w:p>
-        </w:tc>
-        <w:tc>
-          <w:tcPr>
-            <w:tcW w:w="869" w:type="dxa"/>
-            <w:shd w:val="clear" w:color="auto" w:fill="92D050"/>
-            <w:tcMar>
-              <w:top w:w="60" w:type="dxa"/>
-              <w:left w:w="80" w:type="dxa"/>
-              <w:bottom w:w="60" w:type="dxa"/>
-              <w:right w:w="80" w:type="dxa"/>
-            </w:tcMar>
-            <w:vAlign w:val="center"/>
-          </w:tcPr>
-          <w:p>
-            <w:pPr>
-              <w:jc w:val="center"/>
-              <w:rPr>
-                <w:rFonts w:asciiTheme="majorHAnsi" w:hAnsiTheme="majorHAnsi" w:cstheme="majorHAnsi"/>
-                <w:color w:val="000000" w:themeColor="text1"/>
-                <w:sz w:val="18"/>
-                <w:szCs w:val="18"/>
-              </w:rPr>
-            </w:pPr>
-            <w:r>
-              <w:rPr>
-                <w:rFonts w:asciiTheme="majorHAnsi" w:hAnsiTheme="majorHAnsi" w:cstheme="majorHAnsi"/>
-                <w:color w:val="000000" w:themeColor="text1"/>
-                <w:sz w:val="12"/>
-                <w:szCs w:val="12"/>
-              </w:rPr>
-              <w:t>N/A</w:t>
-            </w:r>
-          </w:p>
-        </w:tc>
-        <w:tc>
-          <w:tcPr>
-            <w:tcW w:w="869" w:type="dxa"/>
-            <w:shd w:val="clear" w:color="auto" w:fill="92D050"/>
-            <w:tcMar>
-              <w:top w:w="60" w:type="dxa"/>
-              <w:left w:w="80" w:type="dxa"/>
-              <w:bottom w:w="60" w:type="dxa"/>
-              <w:right w:w="80" w:type="dxa"/>
-            </w:tcMar>
-            <w:vAlign w:val="center"/>
-          </w:tcPr>
-          <w:p>
-            <w:pPr>
-              <w:jc w:val="center"/>
-              <w:rPr>
-                <w:rFonts w:asciiTheme="majorHAnsi" w:hAnsiTheme="majorHAnsi" w:cstheme="majorHAnsi"/>
-                <w:color w:val="000000" w:themeColor="text1"/>
-                <w:sz w:val="18"/>
-                <w:szCs w:val="18"/>
-              </w:rPr>
-            </w:pPr>
-            <w:r>
-              <w:rPr>
-                <w:rFonts w:asciiTheme="majorHAnsi" w:hAnsiTheme="majorHAnsi" w:cstheme="majorHAnsi"/>
-                <w:color w:val="000000" w:themeColor="text1"/>
-                <w:sz w:val="12"/>
-                <w:szCs w:val="12"/>
-              </w:rPr>
-              <w:t>N/A</w:t>
-            </w:r>
-          </w:p>
-        </w:tc>
-        <w:tc>
-          <w:tcPr>
-            <w:tcW w:w="869" w:type="dxa"/>
-            <w:shd w:val="clear" w:color="auto" w:fill="92D050"/>
-            <w:tcMar>
-              <w:top w:w="60" w:type="dxa"/>
-              <w:left w:w="80" w:type="dxa"/>
-              <w:bottom w:w="60" w:type="dxa"/>
-              <w:right w:w="80" w:type="dxa"/>
-            </w:tcMar>
-            <w:vAlign w:val="center"/>
-          </w:tcPr>
-          <w:p>
-            <w:pPr>
-              <w:jc w:val="center"/>
-              <w:rPr>
-                <w:rFonts w:asciiTheme="majorHAnsi" w:hAnsiTheme="majorHAnsi" w:cstheme="majorHAnsi"/>
-                <w:color w:val="000000" w:themeColor="text1"/>
-                <w:sz w:val="18"/>
-                <w:szCs w:val="18"/>
-              </w:rPr>
-            </w:pPr>
-            <w:r>
-              <w:rPr>
-                <w:rFonts w:asciiTheme="majorHAnsi" w:hAnsiTheme="majorHAnsi" w:cstheme="majorHAnsi"/>
-                <w:color w:val="000000" w:themeColor="text1"/>
-                <w:sz w:val="12"/>
-                <w:szCs w:val="12"/>
-              </w:rPr>
-              <w:t>N/A</w:t>
-            </w:r>
-          </w:p>
-        </w:tc>
-        <w:tc>
-          <w:tcPr>
-            <w:tcW w:w="869" w:type="dxa"/>
-            <w:shd w:val="clear" w:color="auto" w:fill="92D050"/>
-            <w:tcMar>
-              <w:top w:w="60" w:type="dxa"/>
-              <w:left w:w="80" w:type="dxa"/>
-              <w:bottom w:w="60" w:type="dxa"/>
-              <w:right w:w="80" w:type="dxa"/>
-            </w:tcMar>
-            <w:vAlign w:val="center"/>
-          </w:tcPr>
-          <w:p>
-            <w:pPr>
-              <w:jc w:val="center"/>
-              <w:rPr>
-                <w:rFonts w:asciiTheme="majorHAnsi" w:hAnsiTheme="majorHAnsi" w:cstheme="majorHAnsi"/>
-                <w:color w:val="000000" w:themeColor="text1"/>
-                <w:sz w:val="18"/>
-                <w:szCs w:val="18"/>
-              </w:rPr>
-            </w:pPr>
-            <w:r>
-              <w:rPr>
-                <w:rFonts w:asciiTheme="majorHAnsi" w:hAnsiTheme="majorHAnsi" w:cstheme="majorHAnsi"/>
-                <w:color w:val="000000" w:themeColor="text1"/>
-                <w:sz w:val="12"/>
-                <w:szCs w:val="12"/>
-              </w:rPr>
-              <w:t>N/A</w:t>
-            </w:r>
-          </w:p>
-        </w:tc>
-        <w:tc>
-          <w:tcPr>
-            <w:tcW w:w="869" w:type="dxa"/>
             <w:shd w:val="clear" w:color="auto" w:fill="984806" w:themeFill="accent6" w:themeFillShade="80"/>
             <w:tcMar>
               <w:top w:w="80" w:type="dxa"/>
@@ -14942,7 +12090,7 @@
         </w:tc>
         <w:tc>
           <w:tcPr>
-            <w:tcW w:w="869" w:type="dxa"/>
+            <w:tcW w:w="799" w:type="dxa"/>
             <w:shd w:val="clear" w:color="auto" w:fill="FFFF66"/>
             <w:tcMar>
               <w:top w:w="80" w:type="dxa"/>
@@ -15365,171 +12513,6 @@
         <w:tc>
           <w:tcPr>
             <w:tcW w:w="869" w:type="dxa"/>
-            <w:shd w:val="clear" w:color="auto" w:fill="92D050"/>
-            <w:tcMar>
-              <w:top w:w="60" w:type="dxa"/>
-              <w:left w:w="80" w:type="dxa"/>
-              <w:bottom w:w="60" w:type="dxa"/>
-              <w:right w:w="80" w:type="dxa"/>
-            </w:tcMar>
-            <w:vAlign w:val="center"/>
-          </w:tcPr>
-          <w:p>
-            <w:pPr>
-              <w:jc w:val="center"/>
-              <w:rPr>
-                <w:rFonts w:asciiTheme="majorHAnsi" w:hAnsiTheme="majorHAnsi" w:cstheme="majorHAnsi"/>
-                <w:color w:val="000000" w:themeColor="text1"/>
-                <w:sz w:val="18"/>
-                <w:szCs w:val="18"/>
-              </w:rPr>
-            </w:pPr>
-            <w:r>
-              <w:rPr>
-                <w:rFonts w:asciiTheme="majorHAnsi" w:hAnsiTheme="majorHAnsi" w:cstheme="majorHAnsi"/>
-                <w:color w:val="000000" w:themeColor="text1"/>
-                <w:sz w:val="12"/>
-                <w:szCs w:val="12"/>
-              </w:rPr>
-              <w:t>N/A</w:t>
-            </w:r>
-          </w:p>
-        </w:tc>
-        <w:tc>
-          <w:tcPr>
-            <w:tcW w:w="869" w:type="dxa"/>
-            <w:shd w:val="clear" w:color="auto" w:fill="92D050"/>
-            <w:tcMar>
-              <w:top w:w="60" w:type="dxa"/>
-              <w:left w:w="80" w:type="dxa"/>
-              <w:bottom w:w="60" w:type="dxa"/>
-              <w:right w:w="80" w:type="dxa"/>
-            </w:tcMar>
-            <w:vAlign w:val="center"/>
-          </w:tcPr>
-          <w:p>
-            <w:pPr>
-              <w:jc w:val="center"/>
-              <w:rPr>
-                <w:rFonts w:asciiTheme="majorHAnsi" w:hAnsiTheme="majorHAnsi" w:cstheme="majorHAnsi"/>
-                <w:color w:val="000000" w:themeColor="text1"/>
-                <w:sz w:val="18"/>
-                <w:szCs w:val="18"/>
-              </w:rPr>
-            </w:pPr>
-            <w:r>
-              <w:rPr>
-                <w:rFonts w:asciiTheme="majorHAnsi" w:hAnsiTheme="majorHAnsi" w:cstheme="majorHAnsi"/>
-                <w:color w:val="000000" w:themeColor="text1"/>
-                <w:sz w:val="12"/>
-                <w:szCs w:val="12"/>
-              </w:rPr>
-              <w:t>N/A</w:t>
-            </w:r>
-          </w:p>
-        </w:tc>
-        <w:tc>
-          <w:tcPr>
-            <w:tcW w:w="869" w:type="dxa"/>
-            <w:shd w:val="clear" w:color="auto" w:fill="92D050"/>
-            <w:tcMar>
-              <w:top w:w="60" w:type="dxa"/>
-              <w:left w:w="80" w:type="dxa"/>
-              <w:bottom w:w="60" w:type="dxa"/>
-              <w:right w:w="80" w:type="dxa"/>
-            </w:tcMar>
-            <w:vAlign w:val="center"/>
-          </w:tcPr>
-          <w:p>
-            <w:pPr>
-              <w:jc w:val="center"/>
-              <w:rPr>
-                <w:rFonts w:asciiTheme="majorHAnsi" w:hAnsiTheme="majorHAnsi" w:cstheme="majorHAnsi"/>
-                <w:color w:val="000000" w:themeColor="text1"/>
-                <w:sz w:val="18"/>
-                <w:szCs w:val="18"/>
-              </w:rPr>
-            </w:pPr>
-            <w:r>
-              <w:rPr>
-                <w:rFonts w:asciiTheme="majorHAnsi" w:hAnsiTheme="majorHAnsi" w:cstheme="majorHAnsi"/>
-                <w:color w:val="000000" w:themeColor="text1"/>
-                <w:sz w:val="12"/>
-                <w:szCs w:val="12"/>
-              </w:rPr>
-              <w:t>N/A</w:t>
-            </w:r>
-          </w:p>
-        </w:tc>
-        <w:tc>
-          <w:tcPr>
-            <w:tcW w:w="869" w:type="dxa"/>
-            <w:shd w:val="clear" w:color="auto" w:fill="92D050"/>
-            <w:tcMar>
-              <w:top w:w="60" w:type="dxa"/>
-              <w:left w:w="80" w:type="dxa"/>
-              <w:bottom w:w="60" w:type="dxa"/>
-              <w:right w:w="80" w:type="dxa"/>
-            </w:tcMar>
-            <w:vAlign w:val="center"/>
-          </w:tcPr>
-          <w:p>
-            <w:pPr>
-              <w:jc w:val="center"/>
-              <w:rPr>
-                <w:rFonts w:asciiTheme="majorHAnsi" w:hAnsiTheme="majorHAnsi" w:cstheme="majorHAnsi"/>
-                <w:color w:val="000000" w:themeColor="text1"/>
-                <w:sz w:val="18"/>
-                <w:szCs w:val="18"/>
-              </w:rPr>
-            </w:pPr>
-            <w:r>
-              <w:rPr>
-                <w:rFonts w:asciiTheme="majorHAnsi" w:hAnsiTheme="majorHAnsi" w:cstheme="majorHAnsi"/>
-                <w:color w:val="000000" w:themeColor="text1"/>
-                <w:sz w:val="12"/>
-                <w:szCs w:val="12"/>
-              </w:rPr>
-              <w:t>N/A</w:t>
-            </w:r>
-          </w:p>
-        </w:tc>
-        <w:tc>
-          <w:tcPr>
-            <w:tcW w:w="869" w:type="dxa"/>
-            <w:shd w:val="clear" w:color="auto" w:fill="92D050"/>
-            <w:tcMar>
-              <w:top w:w="60" w:type="dxa"/>
-              <w:left w:w="80" w:type="dxa"/>
-              <w:bottom w:w="60" w:type="dxa"/>
-              <w:right w:w="80" w:type="dxa"/>
-            </w:tcMar>
-            <w:vAlign w:val="center"/>
-          </w:tcPr>
-          <w:p>
-            <w:pPr>
-              <w:jc w:val="center"/>
-              <w:rPr>
-                <w:rFonts w:asciiTheme="majorHAnsi" w:hAnsiTheme="majorHAnsi" w:cstheme="majorHAnsi"/>
-                <w:color w:val="000000" w:themeColor="text1"/>
-                <w:sz w:val="18"/>
-                <w:szCs w:val="18"/>
-              </w:rPr>
-            </w:pPr>
-            <w:r>
-              <w:rPr>
-                <w:rFonts w:asciiTheme="majorHAnsi" w:hAnsiTheme="majorHAnsi" w:cstheme="majorHAnsi"/>
-                <w:color w:val="000000" w:themeColor="text1"/>
-                <w:sz w:val="12"/>
-                <w:szCs w:val="12"/>
-              </w:rPr>
-              <w:t>N/A</w:t>
-            </w:r>
-          </w:p>
-        </w:tc>
-        <w:tc>
-          <w:tcPr>
-            <w:tcW w:w="869" w:type="dxa"/>
             <w:shd w:val="clear" w:color="auto" w:fill="984806" w:themeFill="accent6" w:themeFillShade="80"/>
             <w:tcMar>
               <w:top w:w="80" w:type="dxa"/>
@@ -15808,7 +12791,7 @@
         </w:tc>
         <w:tc>
           <w:tcPr>
-            <w:tcW w:w="869" w:type="dxa"/>
+            <w:tcW w:w="799" w:type="dxa"/>
             <w:shd w:val="clear" w:color="auto" w:fill="FFFF66"/>
             <w:tcMar>
               <w:top w:w="80" w:type="dxa"/>
@@ -16220,171 +13203,6 @@
         <w:tc>
           <w:tcPr>
             <w:tcW w:w="869" w:type="dxa"/>
-            <w:shd w:val="clear" w:color="auto" w:fill="92D050"/>
-            <w:tcMar>
-              <w:top w:w="60" w:type="dxa"/>
-              <w:left w:w="80" w:type="dxa"/>
-              <w:bottom w:w="60" w:type="dxa"/>
-              <w:right w:w="80" w:type="dxa"/>
-            </w:tcMar>
-            <w:vAlign w:val="center"/>
-          </w:tcPr>
-          <w:p>
-            <w:pPr>
-              <w:jc w:val="center"/>
-              <w:rPr>
-                <w:rFonts w:asciiTheme="majorHAnsi" w:hAnsiTheme="majorHAnsi" w:cstheme="majorHAnsi"/>
-                <w:color w:val="000000" w:themeColor="text1"/>
-                <w:sz w:val="18"/>
-                <w:szCs w:val="18"/>
-              </w:rPr>
-            </w:pPr>
-            <w:r>
-              <w:rPr>
-                <w:rFonts w:asciiTheme="majorHAnsi" w:hAnsiTheme="majorHAnsi" w:cstheme="majorHAnsi"/>
-                <w:color w:val="000000" w:themeColor="text1"/>
-                <w:sz w:val="12"/>
-                <w:szCs w:val="12"/>
-              </w:rPr>
-              <w:t>N/A</w:t>
-            </w:r>
-          </w:p>
-        </w:tc>
-        <w:tc>
-          <w:tcPr>
-            <w:tcW w:w="869" w:type="dxa"/>
-            <w:shd w:val="clear" w:color="auto" w:fill="92D050"/>
-            <w:tcMar>
-              <w:top w:w="60" w:type="dxa"/>
-              <w:left w:w="80" w:type="dxa"/>
-              <w:bottom w:w="60" w:type="dxa"/>
-              <w:right w:w="80" w:type="dxa"/>
-            </w:tcMar>
-            <w:vAlign w:val="center"/>
-          </w:tcPr>
-          <w:p>
-            <w:pPr>
-              <w:jc w:val="center"/>
-              <w:rPr>
-                <w:rFonts w:asciiTheme="majorHAnsi" w:hAnsiTheme="majorHAnsi" w:cstheme="majorHAnsi"/>
-                <w:color w:val="000000" w:themeColor="text1"/>
-                <w:sz w:val="18"/>
-                <w:szCs w:val="18"/>
-              </w:rPr>
-            </w:pPr>
-            <w:r>
-              <w:rPr>
-                <w:rFonts w:asciiTheme="majorHAnsi" w:hAnsiTheme="majorHAnsi" w:cstheme="majorHAnsi"/>
-                <w:color w:val="000000" w:themeColor="text1"/>
-                <w:sz w:val="12"/>
-                <w:szCs w:val="12"/>
-              </w:rPr>
-              <w:t>N/A</w:t>
-            </w:r>
-          </w:p>
-        </w:tc>
-        <w:tc>
-          <w:tcPr>
-            <w:tcW w:w="869" w:type="dxa"/>
-            <w:shd w:val="clear" w:color="auto" w:fill="92D050"/>
-            <w:tcMar>
-              <w:top w:w="60" w:type="dxa"/>
-              <w:left w:w="80" w:type="dxa"/>
-              <w:bottom w:w="60" w:type="dxa"/>
-              <w:right w:w="80" w:type="dxa"/>
-            </w:tcMar>
-            <w:vAlign w:val="center"/>
-          </w:tcPr>
-          <w:p>
-            <w:pPr>
-              <w:jc w:val="center"/>
-              <w:rPr>
-                <w:rFonts w:asciiTheme="majorHAnsi" w:hAnsiTheme="majorHAnsi" w:cstheme="majorHAnsi"/>
-                <w:color w:val="000000" w:themeColor="text1"/>
-                <w:sz w:val="18"/>
-                <w:szCs w:val="18"/>
-              </w:rPr>
-            </w:pPr>
-            <w:r>
-              <w:rPr>
-                <w:rFonts w:asciiTheme="majorHAnsi" w:hAnsiTheme="majorHAnsi" w:cstheme="majorHAnsi"/>
-                <w:color w:val="000000" w:themeColor="text1"/>
-                <w:sz w:val="12"/>
-                <w:szCs w:val="12"/>
-              </w:rPr>
-              <w:t>N/A</w:t>
-            </w:r>
-          </w:p>
-        </w:tc>
-        <w:tc>
-          <w:tcPr>
-            <w:tcW w:w="869" w:type="dxa"/>
-            <w:shd w:val="clear" w:color="auto" w:fill="92D050"/>
-            <w:tcMar>
-              <w:top w:w="60" w:type="dxa"/>
-              <w:left w:w="80" w:type="dxa"/>
-              <w:bottom w:w="60" w:type="dxa"/>
-              <w:right w:w="80" w:type="dxa"/>
-            </w:tcMar>
-            <w:vAlign w:val="center"/>
-          </w:tcPr>
-          <w:p>
-            <w:pPr>
-              <w:jc w:val="center"/>
-              <w:rPr>
-                <w:rFonts w:asciiTheme="majorHAnsi" w:hAnsiTheme="majorHAnsi" w:cstheme="majorHAnsi"/>
-                <w:color w:val="000000" w:themeColor="text1"/>
-                <w:sz w:val="18"/>
-                <w:szCs w:val="18"/>
-              </w:rPr>
-            </w:pPr>
-            <w:r>
-              <w:rPr>
-                <w:rFonts w:asciiTheme="majorHAnsi" w:hAnsiTheme="majorHAnsi" w:cstheme="majorHAnsi"/>
-                <w:color w:val="000000" w:themeColor="text1"/>
-                <w:sz w:val="12"/>
-                <w:szCs w:val="12"/>
-              </w:rPr>
-              <w:t>N/A</w:t>
-            </w:r>
-          </w:p>
-        </w:tc>
-        <w:tc>
-          <w:tcPr>
-            <w:tcW w:w="869" w:type="dxa"/>
-            <w:shd w:val="clear" w:color="auto" w:fill="92D050"/>
-            <w:tcMar>
-              <w:top w:w="60" w:type="dxa"/>
-              <w:left w:w="80" w:type="dxa"/>
-              <w:bottom w:w="60" w:type="dxa"/>
-              <w:right w:w="80" w:type="dxa"/>
-            </w:tcMar>
-            <w:vAlign w:val="center"/>
-          </w:tcPr>
-          <w:p>
-            <w:pPr>
-              <w:jc w:val="center"/>
-              <w:rPr>
-                <w:rFonts w:asciiTheme="majorHAnsi" w:hAnsiTheme="majorHAnsi" w:cstheme="majorHAnsi"/>
-                <w:color w:val="000000" w:themeColor="text1"/>
-                <w:sz w:val="18"/>
-                <w:szCs w:val="18"/>
-              </w:rPr>
-            </w:pPr>
-            <w:r>
-              <w:rPr>
-                <w:rFonts w:asciiTheme="majorHAnsi" w:hAnsiTheme="majorHAnsi" w:cstheme="majorHAnsi"/>
-                <w:color w:val="000000" w:themeColor="text1"/>
-                <w:sz w:val="12"/>
-                <w:szCs w:val="12"/>
-              </w:rPr>
-              <w:t>N/A</w:t>
-            </w:r>
-          </w:p>
-        </w:tc>
-        <w:tc>
-          <w:tcPr>
-            <w:tcW w:w="869" w:type="dxa"/>
             <w:shd w:val="clear" w:color="auto" w:fill="984806" w:themeFill="accent6" w:themeFillShade="80"/>
             <w:tcMar>
               <w:top w:w="80" w:type="dxa"/>
@@ -16663,7 +13481,7 @@
         </w:tc>
         <w:tc>
           <w:tcPr>
-            <w:tcW w:w="869" w:type="dxa"/>
+            <w:tcW w:w="799" w:type="dxa"/>
             <w:shd w:val="clear" w:color="auto" w:fill="FFFF66"/>
             <w:tcMar>
               <w:top w:w="80" w:type="dxa"/>
@@ -17075,171 +13893,6 @@
         <w:tc>
           <w:tcPr>
             <w:tcW w:w="869" w:type="dxa"/>
-            <w:shd w:val="clear" w:color="auto" w:fill="92D050"/>
-            <w:tcMar>
-              <w:top w:w="60" w:type="dxa"/>
-              <w:left w:w="80" w:type="dxa"/>
-              <w:bottom w:w="60" w:type="dxa"/>
-              <w:right w:w="80" w:type="dxa"/>
-            </w:tcMar>
-            <w:vAlign w:val="center"/>
-          </w:tcPr>
-          <w:p>
-            <w:pPr>
-              <w:jc w:val="center"/>
-              <w:rPr>
-                <w:rFonts w:asciiTheme="majorHAnsi" w:hAnsiTheme="majorHAnsi" w:cstheme="majorHAnsi"/>
-                <w:color w:val="000000" w:themeColor="text1"/>
-                <w:sz w:val="18"/>
-                <w:szCs w:val="18"/>
-              </w:rPr>
-            </w:pPr>
-            <w:r>
-              <w:rPr>
-                <w:rFonts w:asciiTheme="majorHAnsi" w:hAnsiTheme="majorHAnsi" w:cstheme="majorHAnsi"/>
-                <w:color w:val="000000" w:themeColor="text1"/>
-                <w:sz w:val="12"/>
-                <w:szCs w:val="12"/>
-              </w:rPr>
-              <w:t>N/A</w:t>
-            </w:r>
-          </w:p>
-        </w:tc>
-        <w:tc>
-          <w:tcPr>
-            <w:tcW w:w="869" w:type="dxa"/>
-            <w:shd w:val="clear" w:color="auto" w:fill="92D050"/>
-            <w:tcMar>
-              <w:top w:w="60" w:type="dxa"/>
-              <w:left w:w="80" w:type="dxa"/>
-              <w:bottom w:w="60" w:type="dxa"/>
-              <w:right w:w="80" w:type="dxa"/>
-            </w:tcMar>
-            <w:vAlign w:val="center"/>
-          </w:tcPr>
-          <w:p>
-            <w:pPr>
-              <w:jc w:val="center"/>
-              <w:rPr>
-                <w:rFonts w:asciiTheme="majorHAnsi" w:hAnsiTheme="majorHAnsi" w:cstheme="majorHAnsi"/>
-                <w:color w:val="000000" w:themeColor="text1"/>
-                <w:sz w:val="18"/>
-                <w:szCs w:val="18"/>
-              </w:rPr>
-            </w:pPr>
-            <w:r>
-              <w:rPr>
-                <w:rFonts w:asciiTheme="majorHAnsi" w:hAnsiTheme="majorHAnsi" w:cstheme="majorHAnsi"/>
-                <w:color w:val="000000" w:themeColor="text1"/>
-                <w:sz w:val="12"/>
-                <w:szCs w:val="12"/>
-              </w:rPr>
-              <w:t>N/A</w:t>
-            </w:r>
-          </w:p>
-        </w:tc>
-        <w:tc>
-          <w:tcPr>
-            <w:tcW w:w="869" w:type="dxa"/>
-            <w:shd w:val="clear" w:color="auto" w:fill="92D050"/>
-            <w:tcMar>
-              <w:top w:w="60" w:type="dxa"/>
-              <w:left w:w="80" w:type="dxa"/>
-              <w:bottom w:w="60" w:type="dxa"/>
-              <w:right w:w="80" w:type="dxa"/>
-            </w:tcMar>
-            <w:vAlign w:val="center"/>
-          </w:tcPr>
-          <w:p>
-            <w:pPr>
-              <w:jc w:val="center"/>
-              <w:rPr>
-                <w:rFonts w:asciiTheme="majorHAnsi" w:hAnsiTheme="majorHAnsi" w:cstheme="majorHAnsi"/>
-                <w:color w:val="000000" w:themeColor="text1"/>
-                <w:sz w:val="18"/>
-                <w:szCs w:val="18"/>
-              </w:rPr>
-            </w:pPr>
-            <w:r>
-              <w:rPr>
-                <w:rFonts w:asciiTheme="majorHAnsi" w:hAnsiTheme="majorHAnsi" w:cstheme="majorHAnsi"/>
-                <w:color w:val="000000" w:themeColor="text1"/>
-                <w:sz w:val="12"/>
-                <w:szCs w:val="12"/>
-              </w:rPr>
-              <w:t>N/A</w:t>
-            </w:r>
-          </w:p>
-        </w:tc>
-        <w:tc>
-          <w:tcPr>
-            <w:tcW w:w="869" w:type="dxa"/>
-            <w:shd w:val="clear" w:color="auto" w:fill="92D050"/>
-            <w:tcMar>
-              <w:top w:w="60" w:type="dxa"/>
-              <w:left w:w="80" w:type="dxa"/>
-              <w:bottom w:w="60" w:type="dxa"/>
-              <w:right w:w="80" w:type="dxa"/>
-            </w:tcMar>
-            <w:vAlign w:val="center"/>
-          </w:tcPr>
-          <w:p>
-            <w:pPr>
-              <w:jc w:val="center"/>
-              <w:rPr>
-                <w:rFonts w:asciiTheme="majorHAnsi" w:hAnsiTheme="majorHAnsi" w:cstheme="majorHAnsi"/>
-                <w:color w:val="000000" w:themeColor="text1"/>
-                <w:sz w:val="18"/>
-                <w:szCs w:val="18"/>
-              </w:rPr>
-            </w:pPr>
-            <w:r>
-              <w:rPr>
-                <w:rFonts w:asciiTheme="majorHAnsi" w:hAnsiTheme="majorHAnsi" w:cstheme="majorHAnsi"/>
-                <w:color w:val="000000" w:themeColor="text1"/>
-                <w:sz w:val="12"/>
-                <w:szCs w:val="12"/>
-              </w:rPr>
-              <w:t>N/A</w:t>
-            </w:r>
-          </w:p>
-        </w:tc>
-        <w:tc>
-          <w:tcPr>
-            <w:tcW w:w="869" w:type="dxa"/>
-            <w:shd w:val="clear" w:color="auto" w:fill="92D050"/>
-            <w:tcMar>
-              <w:top w:w="60" w:type="dxa"/>
-              <w:left w:w="80" w:type="dxa"/>
-              <w:bottom w:w="60" w:type="dxa"/>
-              <w:right w:w="80" w:type="dxa"/>
-            </w:tcMar>
-            <w:vAlign w:val="center"/>
-          </w:tcPr>
-          <w:p>
-            <w:pPr>
-              <w:jc w:val="center"/>
-              <w:rPr>
-                <w:rFonts w:asciiTheme="majorHAnsi" w:hAnsiTheme="majorHAnsi" w:cstheme="majorHAnsi"/>
-                <w:color w:val="000000" w:themeColor="text1"/>
-                <w:sz w:val="18"/>
-                <w:szCs w:val="18"/>
-              </w:rPr>
-            </w:pPr>
-            <w:r>
-              <w:rPr>
-                <w:rFonts w:asciiTheme="majorHAnsi" w:hAnsiTheme="majorHAnsi" w:cstheme="majorHAnsi"/>
-                <w:color w:val="000000" w:themeColor="text1"/>
-                <w:sz w:val="12"/>
-                <w:szCs w:val="12"/>
-              </w:rPr>
-              <w:t>N/A</w:t>
-            </w:r>
-          </w:p>
-        </w:tc>
-        <w:tc>
-          <w:tcPr>
-            <w:tcW w:w="869" w:type="dxa"/>
             <w:shd w:val="clear" w:color="auto" w:fill="984806" w:themeFill="accent6" w:themeFillShade="80"/>
             <w:tcMar>
               <w:top w:w="80" w:type="dxa"/>
@@ -17518,7 +14171,7 @@
         </w:tc>
         <w:tc>
           <w:tcPr>
-            <w:tcW w:w="869" w:type="dxa"/>
+            <w:tcW w:w="799" w:type="dxa"/>
             <w:shd w:val="clear" w:color="auto" w:fill="FFFF66"/>
             <w:tcMar>
               <w:top w:w="80" w:type="dxa"/>
@@ -17941,171 +14594,6 @@
         <w:tc>
           <w:tcPr>
             <w:tcW w:w="869" w:type="dxa"/>
-            <w:shd w:val="clear" w:color="auto" w:fill="92D050"/>
-            <w:tcMar>
-              <w:top w:w="60" w:type="dxa"/>
-              <w:left w:w="80" w:type="dxa"/>
-              <w:bottom w:w="60" w:type="dxa"/>
-              <w:right w:w="80" w:type="dxa"/>
-            </w:tcMar>
-            <w:vAlign w:val="center"/>
-          </w:tcPr>
-          <w:p>
-            <w:pPr>
-              <w:jc w:val="center"/>
-              <w:rPr>
-                <w:rFonts w:asciiTheme="majorHAnsi" w:hAnsiTheme="majorHAnsi" w:cstheme="majorHAnsi"/>
-                <w:color w:val="000000" w:themeColor="text1"/>
-                <w:sz w:val="18"/>
-                <w:szCs w:val="18"/>
-              </w:rPr>
-            </w:pPr>
-            <w:r>
-              <w:rPr>
-                <w:rFonts w:asciiTheme="majorHAnsi" w:hAnsiTheme="majorHAnsi" w:cstheme="majorHAnsi"/>
-                <w:color w:val="000000" w:themeColor="text1"/>
-                <w:sz w:val="12"/>
-                <w:szCs w:val="12"/>
-              </w:rPr>
-              <w:t>N/A</w:t>
-            </w:r>
-          </w:p>
-        </w:tc>
-        <w:tc>
-          <w:tcPr>
-            <w:tcW w:w="869" w:type="dxa"/>
-            <w:shd w:val="clear" w:color="auto" w:fill="92D050"/>
-            <w:tcMar>
-              <w:top w:w="60" w:type="dxa"/>
-              <w:left w:w="80" w:type="dxa"/>
-              <w:bottom w:w="60" w:type="dxa"/>
-              <w:right w:w="80" w:type="dxa"/>
-            </w:tcMar>
-            <w:vAlign w:val="center"/>
-          </w:tcPr>
-          <w:p>
-            <w:pPr>
-              <w:jc w:val="center"/>
-              <w:rPr>
-                <w:rFonts w:asciiTheme="majorHAnsi" w:hAnsiTheme="majorHAnsi" w:cstheme="majorHAnsi"/>
-                <w:color w:val="000000" w:themeColor="text1"/>
-                <w:sz w:val="18"/>
-                <w:szCs w:val="18"/>
-              </w:rPr>
-            </w:pPr>
-            <w:r>
-              <w:rPr>
-                <w:rFonts w:asciiTheme="majorHAnsi" w:hAnsiTheme="majorHAnsi" w:cstheme="majorHAnsi"/>
-                <w:color w:val="000000" w:themeColor="text1"/>
-                <w:sz w:val="12"/>
-                <w:szCs w:val="12"/>
-              </w:rPr>
-              <w:t>N/A</w:t>
-            </w:r>
-          </w:p>
-        </w:tc>
-        <w:tc>
-          <w:tcPr>
-            <w:tcW w:w="869" w:type="dxa"/>
-            <w:shd w:val="clear" w:color="auto" w:fill="92D050"/>
-            <w:tcMar>
-              <w:top w:w="60" w:type="dxa"/>
-              <w:left w:w="80" w:type="dxa"/>
-              <w:bottom w:w="60" w:type="dxa"/>
-              <w:right w:w="80" w:type="dxa"/>
-            </w:tcMar>
-            <w:vAlign w:val="center"/>
-          </w:tcPr>
-          <w:p>
-            <w:pPr>
-              <w:jc w:val="center"/>
-              <w:rPr>
-                <w:rFonts w:asciiTheme="majorHAnsi" w:hAnsiTheme="majorHAnsi" w:cstheme="majorHAnsi"/>
-                <w:color w:val="000000" w:themeColor="text1"/>
-                <w:sz w:val="18"/>
-                <w:szCs w:val="18"/>
-              </w:rPr>
-            </w:pPr>
-            <w:r>
-              <w:rPr>
-                <w:rFonts w:asciiTheme="majorHAnsi" w:hAnsiTheme="majorHAnsi" w:cstheme="majorHAnsi"/>
-                <w:color w:val="000000" w:themeColor="text1"/>
-                <w:sz w:val="12"/>
-                <w:szCs w:val="12"/>
-              </w:rPr>
-              <w:t>N/A</w:t>
-            </w:r>
-          </w:p>
-        </w:tc>
-        <w:tc>
-          <w:tcPr>
-            <w:tcW w:w="869" w:type="dxa"/>
-            <w:shd w:val="clear" w:color="auto" w:fill="92D050"/>
-            <w:tcMar>
-              <w:top w:w="60" w:type="dxa"/>
-              <w:left w:w="80" w:type="dxa"/>
-              <w:bottom w:w="60" w:type="dxa"/>
-              <w:right w:w="80" w:type="dxa"/>
-            </w:tcMar>
-            <w:vAlign w:val="center"/>
-          </w:tcPr>
-          <w:p>
-            <w:pPr>
-              <w:jc w:val="center"/>
-              <w:rPr>
-                <w:rFonts w:asciiTheme="majorHAnsi" w:hAnsiTheme="majorHAnsi" w:cstheme="majorHAnsi"/>
-                <w:color w:val="000000" w:themeColor="text1"/>
-                <w:sz w:val="18"/>
-                <w:szCs w:val="18"/>
-              </w:rPr>
-            </w:pPr>
-            <w:r>
-              <w:rPr>
-                <w:rFonts w:asciiTheme="majorHAnsi" w:hAnsiTheme="majorHAnsi" w:cstheme="majorHAnsi"/>
-                <w:color w:val="000000" w:themeColor="text1"/>
-                <w:sz w:val="12"/>
-                <w:szCs w:val="12"/>
-              </w:rPr>
-              <w:t>N/A</w:t>
-            </w:r>
-          </w:p>
-        </w:tc>
-        <w:tc>
-          <w:tcPr>
-            <w:tcW w:w="869" w:type="dxa"/>
-            <w:shd w:val="clear" w:color="auto" w:fill="92D050"/>
-            <w:tcMar>
-              <w:top w:w="60" w:type="dxa"/>
-              <w:left w:w="80" w:type="dxa"/>
-              <w:bottom w:w="60" w:type="dxa"/>
-              <w:right w:w="80" w:type="dxa"/>
-            </w:tcMar>
-            <w:vAlign w:val="center"/>
-          </w:tcPr>
-          <w:p>
-            <w:pPr>
-              <w:jc w:val="center"/>
-              <w:rPr>
-                <w:rFonts w:asciiTheme="majorHAnsi" w:hAnsiTheme="majorHAnsi" w:cstheme="majorHAnsi"/>
-                <w:color w:val="000000" w:themeColor="text1"/>
-                <w:sz w:val="18"/>
-                <w:szCs w:val="18"/>
-              </w:rPr>
-            </w:pPr>
-            <w:r>
-              <w:rPr>
-                <w:rFonts w:asciiTheme="majorHAnsi" w:hAnsiTheme="majorHAnsi" w:cstheme="majorHAnsi"/>
-                <w:color w:val="000000" w:themeColor="text1"/>
-                <w:sz w:val="12"/>
-                <w:szCs w:val="12"/>
-              </w:rPr>
-              <w:t>N/A</w:t>
-            </w:r>
-          </w:p>
-        </w:tc>
-        <w:tc>
-          <w:tcPr>
-            <w:tcW w:w="869" w:type="dxa"/>
             <w:shd w:val="clear" w:color="auto" w:fill="984806" w:themeFill="accent6" w:themeFillShade="80"/>
             <w:tcMar>
               <w:top w:w="80" w:type="dxa"/>
@@ -18384,7 +14872,7 @@
         </w:tc>
         <w:tc>
           <w:tcPr>
-            <w:tcW w:w="869" w:type="dxa"/>
+            <w:tcW w:w="799" w:type="dxa"/>
             <w:shd w:val="clear" w:color="auto" w:fill="FFFF66"/>
             <w:tcMar>
               <w:top w:w="80" w:type="dxa"/>
@@ -18796,171 +15284,6 @@
         <w:tc>
           <w:tcPr>
             <w:tcW w:w="869" w:type="dxa"/>
-            <w:shd w:val="clear" w:color="auto" w:fill="92D050"/>
-            <w:tcMar>
-              <w:top w:w="60" w:type="dxa"/>
-              <w:left w:w="80" w:type="dxa"/>
-              <w:bottom w:w="60" w:type="dxa"/>
-              <w:right w:w="80" w:type="dxa"/>
-            </w:tcMar>
-            <w:vAlign w:val="center"/>
-          </w:tcPr>
-          <w:p>
-            <w:pPr>
-              <w:jc w:val="center"/>
-              <w:rPr>
-                <w:rFonts w:asciiTheme="majorHAnsi" w:hAnsiTheme="majorHAnsi" w:cstheme="majorHAnsi"/>
-                <w:color w:val="000000" w:themeColor="text1"/>
-                <w:sz w:val="18"/>
-                <w:szCs w:val="18"/>
-              </w:rPr>
-            </w:pPr>
-            <w:r>
-              <w:rPr>
-                <w:rFonts w:asciiTheme="majorHAnsi" w:hAnsiTheme="majorHAnsi" w:cstheme="majorHAnsi"/>
-                <w:color w:val="000000" w:themeColor="text1"/>
-                <w:sz w:val="12"/>
-                <w:szCs w:val="12"/>
-              </w:rPr>
-              <w:t>N/A</w:t>
-            </w:r>
-          </w:p>
-        </w:tc>
-        <w:tc>
-          <w:tcPr>
-            <w:tcW w:w="869" w:type="dxa"/>
-            <w:shd w:val="clear" w:color="auto" w:fill="92D050"/>
-            <w:tcMar>
-              <w:top w:w="60" w:type="dxa"/>
-              <w:left w:w="80" w:type="dxa"/>
-              <w:bottom w:w="60" w:type="dxa"/>
-              <w:right w:w="80" w:type="dxa"/>
-            </w:tcMar>
-            <w:vAlign w:val="center"/>
-          </w:tcPr>
-          <w:p>
-            <w:pPr>
-              <w:jc w:val="center"/>
-              <w:rPr>
-                <w:rFonts w:asciiTheme="majorHAnsi" w:hAnsiTheme="majorHAnsi" w:cstheme="majorHAnsi"/>
-                <w:color w:val="000000" w:themeColor="text1"/>
-                <w:sz w:val="18"/>
-                <w:szCs w:val="18"/>
-              </w:rPr>
-            </w:pPr>
-            <w:r>
-              <w:rPr>
-                <w:rFonts w:asciiTheme="majorHAnsi" w:hAnsiTheme="majorHAnsi" w:cstheme="majorHAnsi"/>
-                <w:color w:val="000000" w:themeColor="text1"/>
-                <w:sz w:val="12"/>
-                <w:szCs w:val="12"/>
-              </w:rPr>
-              <w:t>N/A</w:t>
-            </w:r>
-          </w:p>
-        </w:tc>
-        <w:tc>
-          <w:tcPr>
-            <w:tcW w:w="869" w:type="dxa"/>
-            <w:shd w:val="clear" w:color="auto" w:fill="92D050"/>
-            <w:tcMar>
-              <w:top w:w="60" w:type="dxa"/>
-              <w:left w:w="80" w:type="dxa"/>
-              <w:bottom w:w="60" w:type="dxa"/>
-              <w:right w:w="80" w:type="dxa"/>
-            </w:tcMar>
-            <w:vAlign w:val="center"/>
-          </w:tcPr>
-          <w:p>
-            <w:pPr>
-              <w:jc w:val="center"/>
-              <w:rPr>
-                <w:rFonts w:asciiTheme="majorHAnsi" w:hAnsiTheme="majorHAnsi" w:cstheme="majorHAnsi"/>
-                <w:color w:val="000000" w:themeColor="text1"/>
-                <w:sz w:val="18"/>
-                <w:szCs w:val="18"/>
-              </w:rPr>
-            </w:pPr>
-            <w:r>
-              <w:rPr>
-                <w:rFonts w:asciiTheme="majorHAnsi" w:hAnsiTheme="majorHAnsi" w:cstheme="majorHAnsi"/>
-                <w:color w:val="000000" w:themeColor="text1"/>
-                <w:sz w:val="12"/>
-                <w:szCs w:val="12"/>
-              </w:rPr>
-              <w:t>N/A</w:t>
-            </w:r>
-          </w:p>
-        </w:tc>
-        <w:tc>
-          <w:tcPr>
-            <w:tcW w:w="869" w:type="dxa"/>
-            <w:shd w:val="clear" w:color="auto" w:fill="92D050"/>
-            <w:tcMar>
-              <w:top w:w="60" w:type="dxa"/>
-              <w:left w:w="80" w:type="dxa"/>
-              <w:bottom w:w="60" w:type="dxa"/>
-              <w:right w:w="80" w:type="dxa"/>
-            </w:tcMar>
-            <w:vAlign w:val="center"/>
-          </w:tcPr>
-          <w:p>
-            <w:pPr>
-              <w:jc w:val="center"/>
-              <w:rPr>
-                <w:rFonts w:asciiTheme="majorHAnsi" w:hAnsiTheme="majorHAnsi" w:cstheme="majorHAnsi"/>
-                <w:color w:val="000000" w:themeColor="text1"/>
-                <w:sz w:val="18"/>
-                <w:szCs w:val="18"/>
-              </w:rPr>
-            </w:pPr>
-            <w:r>
-              <w:rPr>
-                <w:rFonts w:asciiTheme="majorHAnsi" w:hAnsiTheme="majorHAnsi" w:cstheme="majorHAnsi"/>
-                <w:color w:val="000000" w:themeColor="text1"/>
-                <w:sz w:val="12"/>
-                <w:szCs w:val="12"/>
-              </w:rPr>
-              <w:t>N/A</w:t>
-            </w:r>
-          </w:p>
-        </w:tc>
-        <w:tc>
-          <w:tcPr>
-            <w:tcW w:w="869" w:type="dxa"/>
-            <w:shd w:val="clear" w:color="auto" w:fill="92D050"/>
-            <w:tcMar>
-              <w:top w:w="60" w:type="dxa"/>
-              <w:left w:w="80" w:type="dxa"/>
-              <w:bottom w:w="60" w:type="dxa"/>
-              <w:right w:w="80" w:type="dxa"/>
-            </w:tcMar>
-            <w:vAlign w:val="center"/>
-          </w:tcPr>
-          <w:p>
-            <w:pPr>
-              <w:jc w:val="center"/>
-              <w:rPr>
-                <w:rFonts w:asciiTheme="majorHAnsi" w:hAnsiTheme="majorHAnsi" w:cstheme="majorHAnsi"/>
-                <w:color w:val="000000" w:themeColor="text1"/>
-                <w:sz w:val="18"/>
-                <w:szCs w:val="18"/>
-              </w:rPr>
-            </w:pPr>
-            <w:r>
-              <w:rPr>
-                <w:rFonts w:asciiTheme="majorHAnsi" w:hAnsiTheme="majorHAnsi" w:cstheme="majorHAnsi"/>
-                <w:color w:val="000000" w:themeColor="text1"/>
-                <w:sz w:val="12"/>
-                <w:szCs w:val="12"/>
-              </w:rPr>
-              <w:t>N/A</w:t>
-            </w:r>
-          </w:p>
-        </w:tc>
-        <w:tc>
-          <w:tcPr>
-            <w:tcW w:w="869" w:type="dxa"/>
             <w:shd w:val="clear" w:color="auto" w:fill="984806" w:themeFill="accent6" w:themeFillShade="80"/>
             <w:tcMar>
               <w:top w:w="80" w:type="dxa"/>
@@ -19239,7 +15562,7 @@
         </w:tc>
         <w:tc>
           <w:tcPr>
-            <w:tcW w:w="869" w:type="dxa"/>
+            <w:tcW w:w="799" w:type="dxa"/>
             <w:shd w:val="clear" w:color="auto" w:fill="FFFF66"/>
             <w:tcMar>
               <w:top w:w="80" w:type="dxa"/>
@@ -19651,171 +15974,6 @@
         <w:tc>
           <w:tcPr>
             <w:tcW w:w="869" w:type="dxa"/>
-            <w:shd w:val="clear" w:color="auto" w:fill="92D050"/>
-            <w:tcMar>
-              <w:top w:w="60" w:type="dxa"/>
-              <w:left w:w="80" w:type="dxa"/>
-              <w:bottom w:w="60" w:type="dxa"/>
-              <w:right w:w="80" w:type="dxa"/>
-            </w:tcMar>
-            <w:vAlign w:val="center"/>
-          </w:tcPr>
-          <w:p>
-            <w:pPr>
-              <w:jc w:val="center"/>
-              <w:rPr>
-                <w:rFonts w:asciiTheme="majorHAnsi" w:hAnsiTheme="majorHAnsi" w:cstheme="majorHAnsi"/>
-                <w:color w:val="000000" w:themeColor="text1"/>
-                <w:sz w:val="18"/>
-                <w:szCs w:val="18"/>
-              </w:rPr>
-            </w:pPr>
-            <w:r>
-              <w:rPr>
-                <w:rFonts w:asciiTheme="majorHAnsi" w:hAnsiTheme="majorHAnsi" w:cstheme="majorHAnsi"/>
-                <w:color w:val="000000" w:themeColor="text1"/>
-                <w:sz w:val="12"/>
-                <w:szCs w:val="12"/>
-              </w:rPr>
-              <w:t>N/A</w:t>
-            </w:r>
-          </w:p>
-        </w:tc>
-        <w:tc>
-          <w:tcPr>
-            <w:tcW w:w="869" w:type="dxa"/>
-            <w:shd w:val="clear" w:color="auto" w:fill="92D050"/>
-            <w:tcMar>
-              <w:top w:w="60" w:type="dxa"/>
-              <w:left w:w="80" w:type="dxa"/>
-              <w:bottom w:w="60" w:type="dxa"/>
-              <w:right w:w="80" w:type="dxa"/>
-            </w:tcMar>
-            <w:vAlign w:val="center"/>
-          </w:tcPr>
-          <w:p>
-            <w:pPr>
-              <w:jc w:val="center"/>
-              <w:rPr>
-                <w:rFonts w:asciiTheme="majorHAnsi" w:hAnsiTheme="majorHAnsi" w:cstheme="majorHAnsi"/>
-                <w:color w:val="000000" w:themeColor="text1"/>
-                <w:sz w:val="18"/>
-                <w:szCs w:val="18"/>
-              </w:rPr>
-            </w:pPr>
-            <w:r>
-              <w:rPr>
-                <w:rFonts w:asciiTheme="majorHAnsi" w:hAnsiTheme="majorHAnsi" w:cstheme="majorHAnsi"/>
-                <w:color w:val="000000" w:themeColor="text1"/>
-                <w:sz w:val="12"/>
-                <w:szCs w:val="12"/>
-              </w:rPr>
-              <w:t>N/A</w:t>
-            </w:r>
-          </w:p>
-        </w:tc>
-        <w:tc>
-          <w:tcPr>
-            <w:tcW w:w="869" w:type="dxa"/>
-            <w:shd w:val="clear" w:color="auto" w:fill="92D050"/>
-            <w:tcMar>
-              <w:top w:w="60" w:type="dxa"/>
-              <w:left w:w="80" w:type="dxa"/>
-              <w:bottom w:w="60" w:type="dxa"/>
-              <w:right w:w="80" w:type="dxa"/>
-            </w:tcMar>
-            <w:vAlign w:val="center"/>
-          </w:tcPr>
-          <w:p>
-            <w:pPr>
-              <w:jc w:val="center"/>
-              <w:rPr>
-                <w:rFonts w:asciiTheme="majorHAnsi" w:hAnsiTheme="majorHAnsi" w:cstheme="majorHAnsi"/>
-                <w:color w:val="000000" w:themeColor="text1"/>
-                <w:sz w:val="18"/>
-                <w:szCs w:val="18"/>
-              </w:rPr>
-            </w:pPr>
-            <w:r>
-              <w:rPr>
-                <w:rFonts w:asciiTheme="majorHAnsi" w:hAnsiTheme="majorHAnsi" w:cstheme="majorHAnsi"/>
-                <w:color w:val="000000" w:themeColor="text1"/>
-                <w:sz w:val="12"/>
-                <w:szCs w:val="12"/>
-              </w:rPr>
-              <w:t>N/A</w:t>
-            </w:r>
-          </w:p>
-        </w:tc>
-        <w:tc>
-          <w:tcPr>
-            <w:tcW w:w="869" w:type="dxa"/>
-            <w:shd w:val="clear" w:color="auto" w:fill="92D050"/>
-            <w:tcMar>
-              <w:top w:w="60" w:type="dxa"/>
-              <w:left w:w="80" w:type="dxa"/>
-              <w:bottom w:w="60" w:type="dxa"/>
-              <w:right w:w="80" w:type="dxa"/>
-            </w:tcMar>
-            <w:vAlign w:val="center"/>
-          </w:tcPr>
-          <w:p>
-            <w:pPr>
-              <w:jc w:val="center"/>
-              <w:rPr>
-                <w:rFonts w:asciiTheme="majorHAnsi" w:hAnsiTheme="majorHAnsi" w:cstheme="majorHAnsi"/>
-                <w:color w:val="000000" w:themeColor="text1"/>
-                <w:sz w:val="18"/>
-                <w:szCs w:val="18"/>
-              </w:rPr>
-            </w:pPr>
-            <w:r>
-              <w:rPr>
-                <w:rFonts w:asciiTheme="majorHAnsi" w:hAnsiTheme="majorHAnsi" w:cstheme="majorHAnsi"/>
-                <w:color w:val="000000" w:themeColor="text1"/>
-                <w:sz w:val="12"/>
-                <w:szCs w:val="12"/>
-              </w:rPr>
-              <w:t>N/A</w:t>
-            </w:r>
-          </w:p>
-        </w:tc>
-        <w:tc>
-          <w:tcPr>
-            <w:tcW w:w="869" w:type="dxa"/>
-            <w:shd w:val="clear" w:color="auto" w:fill="92D050"/>
-            <w:tcMar>
-              <w:top w:w="60" w:type="dxa"/>
-              <w:left w:w="80" w:type="dxa"/>
-              <w:bottom w:w="60" w:type="dxa"/>
-              <w:right w:w="80" w:type="dxa"/>
-            </w:tcMar>
-            <w:vAlign w:val="center"/>
-          </w:tcPr>
-          <w:p>
-            <w:pPr>
-              <w:jc w:val="center"/>
-              <w:rPr>
-                <w:rFonts w:asciiTheme="majorHAnsi" w:hAnsiTheme="majorHAnsi" w:cstheme="majorHAnsi"/>
-                <w:color w:val="000000" w:themeColor="text1"/>
-                <w:sz w:val="18"/>
-                <w:szCs w:val="18"/>
-              </w:rPr>
-            </w:pPr>
-            <w:r>
-              <w:rPr>
-                <w:rFonts w:asciiTheme="majorHAnsi" w:hAnsiTheme="majorHAnsi" w:cstheme="majorHAnsi"/>
-                <w:color w:val="000000" w:themeColor="text1"/>
-                <w:sz w:val="12"/>
-                <w:szCs w:val="12"/>
-              </w:rPr>
-              <w:t>N/A</w:t>
-            </w:r>
-          </w:p>
-        </w:tc>
-        <w:tc>
-          <w:tcPr>
-            <w:tcW w:w="869" w:type="dxa"/>
             <w:shd w:val="clear" w:color="auto" w:fill="984806" w:themeFill="accent6" w:themeFillShade="80"/>
             <w:tcMar>
               <w:top w:w="80" w:type="dxa"/>
@@ -20094,7 +16252,7 @@
         </w:tc>
         <w:tc>
           <w:tcPr>
-            <w:tcW w:w="869" w:type="dxa"/>
+            <w:tcW w:w="799" w:type="dxa"/>
             <w:shd w:val="clear" w:color="auto" w:fill="FFFF66"/>
             <w:tcMar>
               <w:top w:w="80" w:type="dxa"/>

--- a/Evaluations/BenchmarkEvaluations/BenchmarkComparison.docx
+++ b/Evaluations/BenchmarkEvaluations/BenchmarkComparison.docx
@@ -1624,6 +1624,7 @@
           </w:tcPr>
           <w:p>
             <w:pPr>
+              <w:jc w:val="center"/>
               <w:rPr>
                 <w:rFonts w:asciiTheme="minorBidi" w:hAnsiTheme="minorBidi" w:cstheme="minorBidi"/>
                 <w:color w:val="984806" w:themeColor="accent6" w:themeShade="80"/>
@@ -1655,6 +1656,7 @@
           </w:tcPr>
           <w:p>
             <w:pPr>
+              <w:jc w:val="center"/>
               <w:rPr>
                 <w:rFonts w:asciiTheme="minorBidi" w:hAnsiTheme="minorBidi" w:cstheme="minorBidi"/>
                 <w:color w:val="984806" w:themeColor="accent6" w:themeShade="80"/>
@@ -1686,6 +1688,7 @@
           </w:tcPr>
           <w:p>
             <w:pPr>
+              <w:jc w:val="center"/>
               <w:rPr>
                 <w:rFonts w:asciiTheme="minorBidi" w:hAnsiTheme="minorBidi" w:cstheme="minorBidi"/>
                 <w:color w:val="984806" w:themeColor="accent6" w:themeShade="80"/>
@@ -1717,6 +1720,7 @@
           </w:tcPr>
           <w:p>
             <w:pPr>
+              <w:jc w:val="center"/>
               <w:rPr>
                 <w:rFonts w:asciiTheme="minorBidi" w:hAnsiTheme="minorBidi" w:cstheme="minorBidi"/>
                 <w:color w:val="984806" w:themeColor="accent6" w:themeShade="80"/>
@@ -1748,6 +1752,7 @@
           </w:tcPr>
           <w:p>
             <w:pPr>
+              <w:jc w:val="center"/>
               <w:rPr>
                 <w:rFonts w:asciiTheme="minorBidi" w:hAnsiTheme="minorBidi" w:cstheme="minorBidi"/>
                 <w:color w:val="984806" w:themeColor="accent6" w:themeShade="80"/>
@@ -1779,6 +1784,7 @@
           </w:tcPr>
           <w:p>
             <w:pPr>
+              <w:jc w:val="center"/>
               <w:rPr>
                 <w:rFonts w:asciiTheme="minorBidi" w:hAnsiTheme="minorBidi" w:cstheme="minorBidi"/>
                 <w:color w:val="FFFFFF" w:themeColor="background1"/>
@@ -1810,6 +1816,7 @@
           </w:tcPr>
           <w:p>
             <w:pPr>
+              <w:jc w:val="center"/>
               <w:rPr>
                 <w:rFonts w:asciiTheme="minorBidi" w:hAnsiTheme="minorBidi" w:cstheme="minorBidi"/>
                 <w:color w:val="FFFFFF" w:themeColor="background1"/>
@@ -1841,6 +1848,7 @@
           </w:tcPr>
           <w:p>
             <w:pPr>
+              <w:jc w:val="center"/>
               <w:rPr>
                 <w:rFonts w:asciiTheme="minorBidi" w:hAnsiTheme="minorBidi" w:cstheme="minorBidi"/>
                 <w:color w:val="FFFFFF" w:themeColor="background1"/>
@@ -1872,6 +1880,7 @@
           </w:tcPr>
           <w:p>
             <w:pPr>
+              <w:jc w:val="center"/>
               <w:rPr>
                 <w:rFonts w:asciiTheme="minorBidi" w:hAnsiTheme="minorBidi" w:cstheme="minorBidi"/>
                 <w:color w:val="FFFFFF" w:themeColor="background1"/>
@@ -1903,6 +1912,7 @@
           </w:tcPr>
           <w:p>
             <w:pPr>
+              <w:jc w:val="center"/>
               <w:rPr>
                 <w:rFonts w:asciiTheme="minorBidi" w:hAnsiTheme="minorBidi" w:cstheme="minorBidi"/>
                 <w:color w:val="FFFFFF" w:themeColor="background1"/>
@@ -1934,6 +1944,7 @@
           </w:tcPr>
           <w:p>
             <w:pPr>
+              <w:jc w:val="center"/>
               <w:rPr>
                 <w:rFonts w:asciiTheme="minorBidi" w:hAnsiTheme="minorBidi" w:cstheme="minorBidi"/>
                 <w:sz w:val="12"/>
@@ -1963,6 +1974,7 @@
           </w:tcPr>
           <w:p>
             <w:pPr>
+              <w:jc w:val="center"/>
               <w:rPr>
                 <w:rFonts w:asciiTheme="minorBidi" w:hAnsiTheme="minorBidi" w:cstheme="minorBidi"/>
                 <w:sz w:val="12"/>
@@ -1992,6 +2004,7 @@
           </w:tcPr>
           <w:p>
             <w:pPr>
+              <w:jc w:val="center"/>
               <w:rPr>
                 <w:rFonts w:asciiTheme="minorBidi" w:hAnsiTheme="minorBidi" w:cstheme="minorBidi"/>
                 <w:sz w:val="12"/>
@@ -2021,6 +2034,7 @@
           </w:tcPr>
           <w:p>
             <w:pPr>
+              <w:jc w:val="center"/>
               <w:rPr>
                 <w:rFonts w:asciiTheme="minorBidi" w:hAnsiTheme="minorBidi" w:cstheme="minorBidi"/>
                 <w:sz w:val="12"/>
@@ -2050,6 +2064,7 @@
           </w:tcPr>
           <w:p>
             <w:pPr>
+              <w:jc w:val="center"/>
               <w:rPr>
                 <w:rFonts w:asciiTheme="minorBidi" w:hAnsiTheme="minorBidi" w:cstheme="minorBidi"/>
                 <w:sz w:val="12"/>
@@ -2079,6 +2094,7 @@
           </w:tcPr>
           <w:p>
             <w:pPr>
+              <w:jc w:val="center"/>
               <w:rPr>
                 <w:rFonts w:asciiTheme="minorBidi" w:hAnsiTheme="minorBidi" w:cstheme="minorBidi"/>
                 <w:color w:val="0F243E" w:themeColor="text2" w:themeShade="80"/>
@@ -2110,6 +2126,7 @@
           </w:tcPr>
           <w:p>
             <w:pPr>
+              <w:jc w:val="center"/>
               <w:rPr>
                 <w:rFonts w:asciiTheme="minorBidi" w:hAnsiTheme="minorBidi" w:cstheme="minorBidi"/>
                 <w:color w:val="0F243E" w:themeColor="text2" w:themeShade="80"/>
@@ -2141,6 +2158,7 @@
           </w:tcPr>
           <w:p>
             <w:pPr>
+              <w:jc w:val="center"/>
               <w:rPr>
                 <w:rFonts w:asciiTheme="minorBidi" w:hAnsiTheme="minorBidi" w:cstheme="minorBidi"/>
                 <w:color w:val="0F243E" w:themeColor="text2" w:themeShade="80"/>
@@ -2172,6 +2190,7 @@
           </w:tcPr>
           <w:p>
             <w:pPr>
+              <w:jc w:val="center"/>
               <w:rPr>
                 <w:rFonts w:asciiTheme="minorBidi" w:hAnsiTheme="minorBidi" w:cstheme="minorBidi"/>
                 <w:color w:val="0F243E" w:themeColor="text2" w:themeShade="80"/>
@@ -2203,6 +2222,7 @@
           </w:tcPr>
           <w:p>
             <w:pPr>
+              <w:jc w:val="center"/>
               <w:rPr>
                 <w:rFonts w:asciiTheme="minorBidi" w:hAnsiTheme="minorBidi" w:cstheme="minorBidi"/>
                 <w:color w:val="0F243E" w:themeColor="text2" w:themeShade="80"/>
@@ -2339,6 +2359,7 @@
           </w:tcPr>
           <w:p>
             <w:pPr>
+              <w:jc w:val="center"/>
               <w:rPr>
                 <w:rFonts w:asciiTheme="minorBidi" w:hAnsiTheme="minorBidi" w:cstheme="minorBidi"/>
                 <w:color w:val="984806" w:themeColor="accent6" w:themeShade="80"/>
@@ -2370,6 +2391,7 @@
           </w:tcPr>
           <w:p>
             <w:pPr>
+              <w:jc w:val="center"/>
               <w:rPr>
                 <w:rFonts w:asciiTheme="minorBidi" w:hAnsiTheme="minorBidi" w:cstheme="minorBidi"/>
                 <w:color w:val="984806" w:themeColor="accent6" w:themeShade="80"/>
@@ -2401,6 +2423,7 @@
           </w:tcPr>
           <w:p>
             <w:pPr>
+              <w:jc w:val="center"/>
               <w:rPr>
                 <w:rFonts w:asciiTheme="minorBidi" w:hAnsiTheme="minorBidi" w:cstheme="minorBidi"/>
                 <w:color w:val="984806" w:themeColor="accent6" w:themeShade="80"/>
@@ -2432,6 +2455,7 @@
           </w:tcPr>
           <w:p>
             <w:pPr>
+              <w:jc w:val="center"/>
               <w:rPr>
                 <w:rFonts w:asciiTheme="minorBidi" w:hAnsiTheme="minorBidi" w:cstheme="minorBidi"/>
                 <w:color w:val="984806" w:themeColor="accent6" w:themeShade="80"/>
@@ -2463,6 +2487,7 @@
           </w:tcPr>
           <w:p>
             <w:pPr>
+              <w:jc w:val="center"/>
               <w:rPr>
                 <w:rFonts w:asciiTheme="minorBidi" w:hAnsiTheme="minorBidi" w:cstheme="minorBidi"/>
                 <w:color w:val="984806" w:themeColor="accent6" w:themeShade="80"/>
@@ -2494,6 +2519,7 @@
           </w:tcPr>
           <w:p>
             <w:pPr>
+              <w:jc w:val="center"/>
               <w:rPr>
                 <w:rFonts w:asciiTheme="minorBidi" w:hAnsiTheme="minorBidi" w:cstheme="minorBidi"/>
                 <w:color w:val="FFFFFF" w:themeColor="background1"/>
@@ -2525,6 +2551,7 @@
           </w:tcPr>
           <w:p>
             <w:pPr>
+              <w:jc w:val="center"/>
               <w:rPr>
                 <w:rFonts w:asciiTheme="minorBidi" w:hAnsiTheme="minorBidi" w:cstheme="minorBidi"/>
                 <w:color w:val="FFFFFF" w:themeColor="background1"/>
@@ -2556,6 +2583,7 @@
           </w:tcPr>
           <w:p>
             <w:pPr>
+              <w:jc w:val="center"/>
               <w:rPr>
                 <w:rFonts w:asciiTheme="minorBidi" w:hAnsiTheme="minorBidi" w:cstheme="minorBidi"/>
                 <w:color w:val="FFFFFF" w:themeColor="background1"/>
@@ -2587,6 +2615,7 @@
           </w:tcPr>
           <w:p>
             <w:pPr>
+              <w:jc w:val="center"/>
               <w:rPr>
                 <w:rFonts w:asciiTheme="minorBidi" w:hAnsiTheme="minorBidi" w:cstheme="minorBidi"/>
                 <w:color w:val="FFFFFF" w:themeColor="background1"/>
@@ -2618,6 +2647,7 @@
           </w:tcPr>
           <w:p>
             <w:pPr>
+              <w:jc w:val="center"/>
               <w:rPr>
                 <w:rFonts w:asciiTheme="minorBidi" w:hAnsiTheme="minorBidi" w:cstheme="minorBidi"/>
                 <w:color w:val="FFFFFF" w:themeColor="background1"/>
@@ -2649,6 +2679,7 @@
           </w:tcPr>
           <w:p>
             <w:pPr>
+              <w:jc w:val="center"/>
               <w:rPr>
                 <w:rFonts w:asciiTheme="minorBidi" w:hAnsiTheme="minorBidi" w:cstheme="minorBidi"/>
                 <w:color w:val="000000" w:themeColor="text1"/>
@@ -2680,6 +2711,7 @@
           </w:tcPr>
           <w:p>
             <w:pPr>
+              <w:jc w:val="center"/>
               <w:rPr>
                 <w:rFonts w:asciiTheme="minorBidi" w:hAnsiTheme="minorBidi" w:cstheme="minorBidi"/>
                 <w:color w:val="000000" w:themeColor="text1"/>
@@ -2711,6 +2743,7 @@
           </w:tcPr>
           <w:p>
             <w:pPr>
+              <w:jc w:val="center"/>
               <w:rPr>
                 <w:rFonts w:asciiTheme="minorBidi" w:hAnsiTheme="minorBidi" w:cstheme="minorBidi"/>
                 <w:color w:val="000000" w:themeColor="text1"/>
@@ -2742,6 +2775,7 @@
           </w:tcPr>
           <w:p>
             <w:pPr>
+              <w:jc w:val="center"/>
               <w:rPr>
                 <w:rFonts w:asciiTheme="minorBidi" w:hAnsiTheme="minorBidi" w:cstheme="minorBidi"/>
                 <w:color w:val="000000" w:themeColor="text1"/>
@@ -2773,6 +2807,7 @@
           </w:tcPr>
           <w:p>
             <w:pPr>
+              <w:jc w:val="center"/>
               <w:rPr>
                 <w:rFonts w:asciiTheme="minorBidi" w:hAnsiTheme="minorBidi" w:cstheme="minorBidi"/>
                 <w:color w:val="000000" w:themeColor="text1"/>
@@ -2804,6 +2839,7 @@
           </w:tcPr>
           <w:p>
             <w:pPr>
+              <w:jc w:val="center"/>
               <w:rPr>
                 <w:rFonts w:asciiTheme="minorBidi" w:hAnsiTheme="minorBidi" w:cstheme="minorBidi"/>
                 <w:color w:val="0F243E" w:themeColor="text2" w:themeShade="80"/>
@@ -2835,6 +2871,7 @@
           </w:tcPr>
           <w:p>
             <w:pPr>
+              <w:jc w:val="center"/>
               <w:rPr>
                 <w:rFonts w:asciiTheme="minorBidi" w:hAnsiTheme="minorBidi" w:cstheme="minorBidi"/>
                 <w:color w:val="0F243E" w:themeColor="text2" w:themeShade="80"/>
@@ -2866,6 +2903,7 @@
           </w:tcPr>
           <w:p>
             <w:pPr>
+              <w:jc w:val="center"/>
               <w:rPr>
                 <w:rFonts w:asciiTheme="minorBidi" w:hAnsiTheme="minorBidi" w:cstheme="minorBidi"/>
                 <w:color w:val="0F243E" w:themeColor="text2" w:themeShade="80"/>
@@ -2897,6 +2935,7 @@
           </w:tcPr>
           <w:p>
             <w:pPr>
+              <w:jc w:val="center"/>
               <w:rPr>
                 <w:rFonts w:asciiTheme="minorBidi" w:hAnsiTheme="minorBidi" w:cstheme="minorBidi"/>
                 <w:color w:val="0F243E" w:themeColor="text2" w:themeShade="80"/>
@@ -2928,6 +2967,7 @@
           </w:tcPr>
           <w:p>
             <w:pPr>
+              <w:jc w:val="center"/>
               <w:rPr>
                 <w:rFonts w:asciiTheme="minorBidi" w:hAnsiTheme="minorBidi" w:cstheme="minorBidi"/>
                 <w:color w:val="0F243E" w:themeColor="text2" w:themeShade="80"/>
@@ -3029,6 +3069,7 @@
           </w:tcPr>
           <w:p>
             <w:pPr>
+              <w:jc w:val="center"/>
               <w:rPr>
                 <w:rFonts w:asciiTheme="minorBidi" w:hAnsiTheme="minorBidi" w:cstheme="minorBidi"/>
                 <w:color w:val="984806" w:themeColor="accent6" w:themeShade="80"/>
@@ -3060,6 +3101,7 @@
           </w:tcPr>
           <w:p>
             <w:pPr>
+              <w:jc w:val="center"/>
               <w:rPr>
                 <w:rFonts w:asciiTheme="minorBidi" w:hAnsiTheme="minorBidi" w:cstheme="minorBidi"/>
                 <w:color w:val="984806" w:themeColor="accent6" w:themeShade="80"/>
@@ -3091,6 +3133,7 @@
           </w:tcPr>
           <w:p>
             <w:pPr>
+              <w:jc w:val="center"/>
               <w:rPr>
                 <w:rFonts w:asciiTheme="minorBidi" w:hAnsiTheme="minorBidi" w:cstheme="minorBidi"/>
                 <w:color w:val="984806" w:themeColor="accent6" w:themeShade="80"/>
@@ -3122,6 +3165,7 @@
           </w:tcPr>
           <w:p>
             <w:pPr>
+              <w:jc w:val="center"/>
               <w:rPr>
                 <w:rFonts w:asciiTheme="minorBidi" w:hAnsiTheme="minorBidi" w:cstheme="minorBidi"/>
                 <w:color w:val="984806" w:themeColor="accent6" w:themeShade="80"/>
@@ -3153,6 +3197,7 @@
           </w:tcPr>
           <w:p>
             <w:pPr>
+              <w:jc w:val="center"/>
               <w:rPr>
                 <w:rFonts w:asciiTheme="minorBidi" w:hAnsiTheme="minorBidi" w:cstheme="minorBidi"/>
                 <w:color w:val="984806" w:themeColor="accent6" w:themeShade="80"/>
@@ -3184,6 +3229,7 @@
           </w:tcPr>
           <w:p>
             <w:pPr>
+              <w:jc w:val="center"/>
               <w:rPr>
                 <w:rFonts w:asciiTheme="minorBidi" w:hAnsiTheme="minorBidi" w:cstheme="minorBidi"/>
                 <w:color w:val="FFFFFF" w:themeColor="background1"/>
@@ -3215,6 +3261,7 @@
           </w:tcPr>
           <w:p>
             <w:pPr>
+              <w:jc w:val="center"/>
               <w:rPr>
                 <w:rFonts w:asciiTheme="minorBidi" w:hAnsiTheme="minorBidi" w:cstheme="minorBidi"/>
                 <w:color w:val="FFFFFF" w:themeColor="background1"/>
@@ -3246,6 +3293,7 @@
           </w:tcPr>
           <w:p>
             <w:pPr>
+              <w:jc w:val="center"/>
               <w:rPr>
                 <w:rFonts w:asciiTheme="minorBidi" w:hAnsiTheme="minorBidi" w:cstheme="minorBidi"/>
                 <w:color w:val="FFFFFF" w:themeColor="background1"/>
@@ -3277,6 +3325,7 @@
           </w:tcPr>
           <w:p>
             <w:pPr>
+              <w:jc w:val="center"/>
               <w:rPr>
                 <w:rFonts w:asciiTheme="minorBidi" w:hAnsiTheme="minorBidi" w:cstheme="minorBidi"/>
                 <w:color w:val="FFFFFF" w:themeColor="background1"/>
@@ -3308,6 +3357,7 @@
           </w:tcPr>
           <w:p>
             <w:pPr>
+              <w:jc w:val="center"/>
               <w:rPr>
                 <w:rFonts w:asciiTheme="minorBidi" w:hAnsiTheme="minorBidi" w:cstheme="minorBidi"/>
                 <w:color w:val="FFFFFF" w:themeColor="background1"/>
@@ -3339,6 +3389,7 @@
           </w:tcPr>
           <w:p>
             <w:pPr>
+              <w:jc w:val="center"/>
               <w:rPr>
                 <w:rFonts w:asciiTheme="minorBidi" w:hAnsiTheme="minorBidi" w:cstheme="minorBidi"/>
                 <w:color w:val="000000" w:themeColor="text1"/>
@@ -3370,6 +3421,7 @@
           </w:tcPr>
           <w:p>
             <w:pPr>
+              <w:jc w:val="center"/>
               <w:rPr>
                 <w:rFonts w:asciiTheme="minorBidi" w:hAnsiTheme="minorBidi" w:cstheme="minorBidi"/>
                 <w:color w:val="000000" w:themeColor="text1"/>
@@ -3401,6 +3453,7 @@
           </w:tcPr>
           <w:p>
             <w:pPr>
+              <w:jc w:val="center"/>
               <w:rPr>
                 <w:rFonts w:asciiTheme="minorBidi" w:hAnsiTheme="minorBidi" w:cstheme="minorBidi"/>
                 <w:color w:val="000000" w:themeColor="text1"/>
@@ -3432,6 +3485,7 @@
           </w:tcPr>
           <w:p>
             <w:pPr>
+              <w:jc w:val="center"/>
               <w:rPr>
                 <w:rFonts w:asciiTheme="minorBidi" w:hAnsiTheme="minorBidi" w:cstheme="minorBidi"/>
                 <w:color w:val="000000" w:themeColor="text1"/>
@@ -3463,6 +3517,7 @@
           </w:tcPr>
           <w:p>
             <w:pPr>
+              <w:jc w:val="center"/>
               <w:rPr>
                 <w:rFonts w:asciiTheme="minorBidi" w:hAnsiTheme="minorBidi" w:cstheme="minorBidi"/>
                 <w:color w:val="000000" w:themeColor="text1"/>
@@ -3494,6 +3549,7 @@
           </w:tcPr>
           <w:p>
             <w:pPr>
+              <w:jc w:val="center"/>
               <w:rPr>
                 <w:rFonts w:asciiTheme="minorBidi" w:hAnsiTheme="minorBidi" w:cstheme="minorBidi"/>
                 <w:color w:val="0F243E" w:themeColor="text2" w:themeShade="80"/>
@@ -3525,6 +3581,7 @@
           </w:tcPr>
           <w:p>
             <w:pPr>
+              <w:jc w:val="center"/>
               <w:rPr>
                 <w:rFonts w:asciiTheme="minorBidi" w:hAnsiTheme="minorBidi" w:cstheme="minorBidi"/>
                 <w:color w:val="0F243E" w:themeColor="text2" w:themeShade="80"/>
@@ -3556,6 +3613,7 @@
           </w:tcPr>
           <w:p>
             <w:pPr>
+              <w:jc w:val="center"/>
               <w:rPr>
                 <w:rFonts w:asciiTheme="minorBidi" w:hAnsiTheme="minorBidi" w:cstheme="minorBidi"/>
                 <w:color w:val="0F243E" w:themeColor="text2" w:themeShade="80"/>
@@ -3587,6 +3645,7 @@
           </w:tcPr>
           <w:p>
             <w:pPr>
+              <w:jc w:val="center"/>
               <w:rPr>
                 <w:rFonts w:asciiTheme="minorBidi" w:hAnsiTheme="minorBidi" w:cstheme="minorBidi"/>
                 <w:color w:val="0F243E" w:themeColor="text2" w:themeShade="80"/>
@@ -3618,6 +3677,7 @@
           </w:tcPr>
           <w:p>
             <w:pPr>
+              <w:jc w:val="center"/>
               <w:rPr>
                 <w:rFonts w:asciiTheme="minorBidi" w:hAnsiTheme="minorBidi" w:cstheme="minorBidi"/>
                 <w:color w:val="0F243E" w:themeColor="text2" w:themeShade="80"/>
@@ -3719,6 +3779,7 @@
           </w:tcPr>
           <w:p>
             <w:pPr>
+              <w:jc w:val="center"/>
               <w:rPr>
                 <w:rFonts w:asciiTheme="minorBidi" w:hAnsiTheme="minorBidi" w:cstheme="minorBidi"/>
                 <w:color w:val="984806" w:themeColor="accent6" w:themeShade="80"/>
@@ -3750,6 +3811,7 @@
           </w:tcPr>
           <w:p>
             <w:pPr>
+              <w:jc w:val="center"/>
               <w:rPr>
                 <w:rFonts w:asciiTheme="minorBidi" w:hAnsiTheme="minorBidi" w:cstheme="minorBidi"/>
                 <w:color w:val="984806" w:themeColor="accent6" w:themeShade="80"/>
@@ -3781,6 +3843,7 @@
           </w:tcPr>
           <w:p>
             <w:pPr>
+              <w:jc w:val="center"/>
               <w:rPr>
                 <w:rFonts w:asciiTheme="minorBidi" w:hAnsiTheme="minorBidi" w:cstheme="minorBidi"/>
                 <w:color w:val="984806" w:themeColor="accent6" w:themeShade="80"/>
@@ -3812,6 +3875,7 @@
           </w:tcPr>
           <w:p>
             <w:pPr>
+              <w:jc w:val="center"/>
               <w:rPr>
                 <w:rFonts w:asciiTheme="minorBidi" w:hAnsiTheme="minorBidi" w:cstheme="minorBidi"/>
                 <w:color w:val="984806" w:themeColor="accent6" w:themeShade="80"/>
@@ -3843,6 +3907,7 @@
           </w:tcPr>
           <w:p>
             <w:pPr>
+              <w:jc w:val="center"/>
               <w:rPr>
                 <w:rFonts w:asciiTheme="minorBidi" w:hAnsiTheme="minorBidi" w:cstheme="minorBidi"/>
                 <w:color w:val="984806" w:themeColor="accent6" w:themeShade="80"/>
@@ -3874,6 +3939,7 @@
           </w:tcPr>
           <w:p>
             <w:pPr>
+              <w:jc w:val="center"/>
               <w:rPr>
                 <w:rFonts w:asciiTheme="minorBidi" w:hAnsiTheme="minorBidi" w:cstheme="minorBidi"/>
                 <w:color w:val="FFFFFF" w:themeColor="background1"/>
@@ -3905,6 +3971,7 @@
           </w:tcPr>
           <w:p>
             <w:pPr>
+              <w:jc w:val="center"/>
               <w:rPr>
                 <w:rFonts w:asciiTheme="minorBidi" w:hAnsiTheme="minorBidi" w:cstheme="minorBidi"/>
                 <w:color w:val="FFFFFF" w:themeColor="background1"/>
@@ -3936,6 +4003,7 @@
           </w:tcPr>
           <w:p>
             <w:pPr>
+              <w:jc w:val="center"/>
               <w:rPr>
                 <w:rFonts w:asciiTheme="minorBidi" w:hAnsiTheme="minorBidi" w:cstheme="minorBidi"/>
                 <w:color w:val="FFFFFF" w:themeColor="background1"/>
@@ -3967,6 +4035,7 @@
           </w:tcPr>
           <w:p>
             <w:pPr>
+              <w:jc w:val="center"/>
               <w:rPr>
                 <w:rFonts w:asciiTheme="minorBidi" w:hAnsiTheme="minorBidi" w:cstheme="minorBidi"/>
                 <w:color w:val="FFFFFF" w:themeColor="background1"/>
@@ -3998,6 +4067,7 @@
           </w:tcPr>
           <w:p>
             <w:pPr>
+              <w:jc w:val="center"/>
               <w:rPr>
                 <w:rFonts w:asciiTheme="minorBidi" w:hAnsiTheme="minorBidi" w:cstheme="minorBidi"/>
                 <w:color w:val="FFFFFF" w:themeColor="background1"/>
@@ -4029,6 +4099,7 @@
           </w:tcPr>
           <w:p>
             <w:pPr>
+              <w:jc w:val="center"/>
               <w:rPr>
                 <w:rFonts w:asciiTheme="minorBidi" w:hAnsiTheme="minorBidi" w:cstheme="minorBidi"/>
                 <w:color w:val="000000" w:themeColor="text1"/>
@@ -4060,6 +4131,7 @@
           </w:tcPr>
           <w:p>
             <w:pPr>
+              <w:jc w:val="center"/>
               <w:rPr>
                 <w:rFonts w:asciiTheme="minorBidi" w:hAnsiTheme="minorBidi" w:cstheme="minorBidi"/>
                 <w:color w:val="000000" w:themeColor="text1"/>
@@ -4091,6 +4163,7 @@
           </w:tcPr>
           <w:p>
             <w:pPr>
+              <w:jc w:val="center"/>
               <w:rPr>
                 <w:rFonts w:asciiTheme="minorBidi" w:hAnsiTheme="minorBidi" w:cstheme="minorBidi"/>
                 <w:color w:val="000000" w:themeColor="text1"/>
@@ -4122,6 +4195,7 @@
           </w:tcPr>
           <w:p>
             <w:pPr>
+              <w:jc w:val="center"/>
               <w:rPr>
                 <w:rFonts w:asciiTheme="minorBidi" w:hAnsiTheme="minorBidi" w:cstheme="minorBidi"/>
                 <w:color w:val="000000" w:themeColor="text1"/>
@@ -4153,6 +4227,7 @@
           </w:tcPr>
           <w:p>
             <w:pPr>
+              <w:jc w:val="center"/>
               <w:rPr>
                 <w:rFonts w:asciiTheme="minorBidi" w:hAnsiTheme="minorBidi" w:cstheme="minorBidi"/>
                 <w:color w:val="000000" w:themeColor="text1"/>
@@ -4184,6 +4259,7 @@
           </w:tcPr>
           <w:p>
             <w:pPr>
+              <w:jc w:val="center"/>
               <w:rPr>
                 <w:rFonts w:asciiTheme="minorBidi" w:hAnsiTheme="minorBidi" w:cstheme="minorBidi"/>
                 <w:color w:val="0F243E" w:themeColor="text2" w:themeShade="80"/>
@@ -4215,6 +4291,7 @@
           </w:tcPr>
           <w:p>
             <w:pPr>
+              <w:jc w:val="center"/>
               <w:rPr>
                 <w:rFonts w:asciiTheme="minorBidi" w:hAnsiTheme="minorBidi" w:cstheme="minorBidi"/>
                 <w:color w:val="0F243E" w:themeColor="text2" w:themeShade="80"/>
@@ -4246,6 +4323,7 @@
           </w:tcPr>
           <w:p>
             <w:pPr>
+              <w:jc w:val="center"/>
               <w:rPr>
                 <w:rFonts w:asciiTheme="minorBidi" w:hAnsiTheme="minorBidi" w:cstheme="minorBidi"/>
                 <w:color w:val="0F243E" w:themeColor="text2" w:themeShade="80"/>
@@ -4277,6 +4355,7 @@
           </w:tcPr>
           <w:p>
             <w:pPr>
+              <w:jc w:val="center"/>
               <w:rPr>
                 <w:rFonts w:asciiTheme="minorBidi" w:hAnsiTheme="minorBidi" w:cstheme="minorBidi"/>
                 <w:color w:val="0F243E" w:themeColor="text2" w:themeShade="80"/>
@@ -4308,6 +4387,7 @@
           </w:tcPr>
           <w:p>
             <w:pPr>
+              <w:jc w:val="center"/>
               <w:rPr>
                 <w:rFonts w:asciiTheme="minorBidi" w:hAnsiTheme="minorBidi" w:cstheme="minorBidi"/>
                 <w:color w:val="0F243E" w:themeColor="text2" w:themeShade="80"/>
@@ -4409,6 +4489,7 @@
           </w:tcPr>
           <w:p>
             <w:pPr>
+              <w:jc w:val="center"/>
               <w:rPr>
                 <w:rFonts w:asciiTheme="minorBidi" w:hAnsiTheme="minorBidi" w:cstheme="minorBidi"/>
                 <w:color w:val="984806" w:themeColor="accent6" w:themeShade="80"/>
@@ -4440,6 +4521,7 @@
           </w:tcPr>
           <w:p>
             <w:pPr>
+              <w:jc w:val="center"/>
               <w:rPr>
                 <w:rFonts w:asciiTheme="minorBidi" w:hAnsiTheme="minorBidi" w:cstheme="minorBidi"/>
                 <w:color w:val="984806" w:themeColor="accent6" w:themeShade="80"/>
@@ -4471,6 +4553,7 @@
           </w:tcPr>
           <w:p>
             <w:pPr>
+              <w:jc w:val="center"/>
               <w:rPr>
                 <w:rFonts w:asciiTheme="minorBidi" w:hAnsiTheme="minorBidi" w:cstheme="minorBidi"/>
                 <w:color w:val="984806" w:themeColor="accent6" w:themeShade="80"/>
@@ -4502,6 +4585,7 @@
           </w:tcPr>
           <w:p>
             <w:pPr>
+              <w:jc w:val="center"/>
               <w:rPr>
                 <w:rFonts w:asciiTheme="minorBidi" w:hAnsiTheme="minorBidi" w:cstheme="minorBidi"/>
                 <w:color w:val="984806" w:themeColor="accent6" w:themeShade="80"/>
@@ -4533,6 +4617,7 @@
           </w:tcPr>
           <w:p>
             <w:pPr>
+              <w:jc w:val="center"/>
               <w:rPr>
                 <w:rFonts w:asciiTheme="minorBidi" w:hAnsiTheme="minorBidi" w:cstheme="minorBidi"/>
                 <w:color w:val="984806" w:themeColor="accent6" w:themeShade="80"/>
@@ -4564,6 +4649,7 @@
           </w:tcPr>
           <w:p>
             <w:pPr>
+              <w:jc w:val="center"/>
               <w:rPr>
                 <w:rFonts w:asciiTheme="minorBidi" w:hAnsiTheme="minorBidi" w:cstheme="minorBidi"/>
                 <w:color w:val="FFFFFF" w:themeColor="background1"/>
@@ -4595,6 +4681,7 @@
           </w:tcPr>
           <w:p>
             <w:pPr>
+              <w:jc w:val="center"/>
               <w:rPr>
                 <w:rFonts w:asciiTheme="minorBidi" w:hAnsiTheme="minorBidi" w:cstheme="minorBidi"/>
                 <w:color w:val="FFFFFF" w:themeColor="background1"/>
@@ -4626,6 +4713,7 @@
           </w:tcPr>
           <w:p>
             <w:pPr>
+              <w:jc w:val="center"/>
               <w:rPr>
                 <w:rFonts w:asciiTheme="minorBidi" w:hAnsiTheme="minorBidi" w:cstheme="minorBidi"/>
                 <w:color w:val="FFFFFF" w:themeColor="background1"/>
@@ -4657,6 +4745,7 @@
           </w:tcPr>
           <w:p>
             <w:pPr>
+              <w:jc w:val="center"/>
               <w:rPr>
                 <w:rFonts w:asciiTheme="minorBidi" w:hAnsiTheme="minorBidi" w:cstheme="minorBidi"/>
                 <w:color w:val="FFFFFF" w:themeColor="background1"/>
@@ -4688,6 +4777,7 @@
           </w:tcPr>
           <w:p>
             <w:pPr>
+              <w:jc w:val="center"/>
               <w:rPr>
                 <w:rFonts w:asciiTheme="minorBidi" w:hAnsiTheme="minorBidi" w:cstheme="minorBidi"/>
                 <w:color w:val="FFFFFF" w:themeColor="background1"/>
@@ -4719,6 +4809,7 @@
           </w:tcPr>
           <w:p>
             <w:pPr>
+              <w:jc w:val="center"/>
               <w:rPr>
                 <w:rFonts w:asciiTheme="minorBidi" w:hAnsiTheme="minorBidi" w:cstheme="minorBidi"/>
                 <w:color w:val="000000" w:themeColor="text1"/>
@@ -4750,6 +4841,7 @@
           </w:tcPr>
           <w:p>
             <w:pPr>
+              <w:jc w:val="center"/>
               <w:rPr>
                 <w:rFonts w:asciiTheme="minorBidi" w:hAnsiTheme="minorBidi" w:cstheme="minorBidi"/>
                 <w:color w:val="000000" w:themeColor="text1"/>
@@ -4781,6 +4873,7 @@
           </w:tcPr>
           <w:p>
             <w:pPr>
+              <w:jc w:val="center"/>
               <w:rPr>
                 <w:rFonts w:asciiTheme="minorBidi" w:hAnsiTheme="minorBidi" w:cstheme="minorBidi"/>
                 <w:color w:val="000000" w:themeColor="text1"/>
@@ -4812,6 +4905,7 @@
           </w:tcPr>
           <w:p>
             <w:pPr>
+              <w:jc w:val="center"/>
               <w:rPr>
                 <w:rFonts w:asciiTheme="minorBidi" w:hAnsiTheme="minorBidi" w:cstheme="minorBidi"/>
                 <w:color w:val="000000" w:themeColor="text1"/>
@@ -4843,6 +4937,7 @@
           </w:tcPr>
           <w:p>
             <w:pPr>
+              <w:jc w:val="center"/>
               <w:rPr>
                 <w:rFonts w:asciiTheme="minorBidi" w:hAnsiTheme="minorBidi" w:cstheme="minorBidi"/>
                 <w:color w:val="000000" w:themeColor="text1"/>
@@ -4874,6 +4969,7 @@
           </w:tcPr>
           <w:p>
             <w:pPr>
+              <w:jc w:val="center"/>
               <w:rPr>
                 <w:rFonts w:asciiTheme="minorBidi" w:hAnsiTheme="minorBidi" w:cstheme="minorBidi"/>
                 <w:color w:val="0F243E" w:themeColor="text2" w:themeShade="80"/>
@@ -4905,6 +5001,7 @@
           </w:tcPr>
           <w:p>
             <w:pPr>
+              <w:jc w:val="center"/>
               <w:rPr>
                 <w:rFonts w:asciiTheme="minorBidi" w:hAnsiTheme="minorBidi" w:cstheme="minorBidi"/>
                 <w:color w:val="0F243E" w:themeColor="text2" w:themeShade="80"/>
@@ -4936,6 +5033,7 @@
           </w:tcPr>
           <w:p>
             <w:pPr>
+              <w:jc w:val="center"/>
               <w:rPr>
                 <w:rFonts w:asciiTheme="minorBidi" w:hAnsiTheme="minorBidi" w:cstheme="minorBidi"/>
                 <w:color w:val="0F243E" w:themeColor="text2" w:themeShade="80"/>
@@ -4967,6 +5065,7 @@
           </w:tcPr>
           <w:p>
             <w:pPr>
+              <w:jc w:val="center"/>
               <w:rPr>
                 <w:rFonts w:asciiTheme="minorBidi" w:hAnsiTheme="minorBidi" w:cstheme="minorBidi"/>
                 <w:color w:val="0F243E" w:themeColor="text2" w:themeShade="80"/>
@@ -4998,6 +5097,7 @@
           </w:tcPr>
           <w:p>
             <w:pPr>
+              <w:jc w:val="center"/>
               <w:rPr>
                 <w:rFonts w:asciiTheme="minorBidi" w:hAnsiTheme="minorBidi" w:cstheme="minorBidi"/>
                 <w:color w:val="0F243E" w:themeColor="text2" w:themeShade="80"/>
@@ -5099,6 +5199,7 @@
           </w:tcPr>
           <w:p>
             <w:pPr>
+              <w:jc w:val="center"/>
               <w:rPr>
                 <w:rFonts w:asciiTheme="minorBidi" w:hAnsiTheme="minorBidi" w:cstheme="minorBidi"/>
                 <w:color w:val="984806" w:themeColor="accent6" w:themeShade="80"/>
@@ -5130,6 +5231,7 @@
           </w:tcPr>
           <w:p>
             <w:pPr>
+              <w:jc w:val="center"/>
               <w:rPr>
                 <w:rFonts w:asciiTheme="minorBidi" w:hAnsiTheme="minorBidi" w:cstheme="minorBidi"/>
                 <w:color w:val="984806" w:themeColor="accent6" w:themeShade="80"/>
@@ -5161,6 +5263,7 @@
           </w:tcPr>
           <w:p>
             <w:pPr>
+              <w:jc w:val="center"/>
               <w:rPr>
                 <w:rFonts w:asciiTheme="minorBidi" w:hAnsiTheme="minorBidi" w:cstheme="minorBidi"/>
                 <w:color w:val="984806" w:themeColor="accent6" w:themeShade="80"/>
@@ -5192,6 +5295,7 @@
           </w:tcPr>
           <w:p>
             <w:pPr>
+              <w:jc w:val="center"/>
               <w:rPr>
                 <w:rFonts w:asciiTheme="minorBidi" w:hAnsiTheme="minorBidi" w:cstheme="minorBidi"/>
                 <w:color w:val="984806" w:themeColor="accent6" w:themeShade="80"/>
@@ -5223,6 +5327,7 @@
           </w:tcPr>
           <w:p>
             <w:pPr>
+              <w:jc w:val="center"/>
               <w:rPr>
                 <w:rFonts w:asciiTheme="minorBidi" w:hAnsiTheme="minorBidi" w:cstheme="minorBidi"/>
                 <w:color w:val="984806" w:themeColor="accent6" w:themeShade="80"/>
@@ -5254,6 +5359,7 @@
           </w:tcPr>
           <w:p>
             <w:pPr>
+              <w:jc w:val="center"/>
               <w:rPr>
                 <w:rFonts w:asciiTheme="minorBidi" w:hAnsiTheme="minorBidi" w:cstheme="minorBidi"/>
                 <w:color w:val="FFFFFF" w:themeColor="background1"/>
@@ -5285,6 +5391,7 @@
           </w:tcPr>
           <w:p>
             <w:pPr>
+              <w:jc w:val="center"/>
               <w:rPr>
                 <w:rFonts w:asciiTheme="minorBidi" w:hAnsiTheme="minorBidi" w:cstheme="minorBidi"/>
                 <w:color w:val="FFFFFF" w:themeColor="background1"/>
@@ -5316,6 +5423,7 @@
           </w:tcPr>
           <w:p>
             <w:pPr>
+              <w:jc w:val="center"/>
               <w:rPr>
                 <w:rFonts w:asciiTheme="minorBidi" w:hAnsiTheme="minorBidi" w:cstheme="minorBidi"/>
                 <w:color w:val="FFFFFF" w:themeColor="background1"/>
@@ -5347,6 +5455,7 @@
           </w:tcPr>
           <w:p>
             <w:pPr>
+              <w:jc w:val="center"/>
               <w:rPr>
                 <w:rFonts w:asciiTheme="minorBidi" w:hAnsiTheme="minorBidi" w:cstheme="minorBidi"/>
                 <w:color w:val="FFFFFF" w:themeColor="background1"/>
@@ -5378,6 +5487,7 @@
           </w:tcPr>
           <w:p>
             <w:pPr>
+              <w:jc w:val="center"/>
               <w:rPr>
                 <w:rFonts w:asciiTheme="minorBidi" w:hAnsiTheme="minorBidi" w:cstheme="minorBidi"/>
                 <w:color w:val="FFFFFF" w:themeColor="background1"/>
@@ -5409,6 +5519,7 @@
           </w:tcPr>
           <w:p>
             <w:pPr>
+              <w:jc w:val="center"/>
               <w:rPr>
                 <w:rFonts w:asciiTheme="minorBidi" w:hAnsiTheme="minorBidi" w:cstheme="minorBidi"/>
                 <w:color w:val="000000" w:themeColor="text1"/>
@@ -5440,6 +5551,7 @@
           </w:tcPr>
           <w:p>
             <w:pPr>
+              <w:jc w:val="center"/>
               <w:rPr>
                 <w:rFonts w:asciiTheme="minorBidi" w:hAnsiTheme="minorBidi" w:cstheme="minorBidi"/>
                 <w:color w:val="000000" w:themeColor="text1"/>
@@ -5471,6 +5583,7 @@
           </w:tcPr>
           <w:p>
             <w:pPr>
+              <w:jc w:val="center"/>
               <w:rPr>
                 <w:rFonts w:asciiTheme="minorBidi" w:hAnsiTheme="minorBidi" w:cstheme="minorBidi"/>
                 <w:color w:val="000000" w:themeColor="text1"/>
@@ -5502,6 +5615,7 @@
           </w:tcPr>
           <w:p>
             <w:pPr>
+              <w:jc w:val="center"/>
               <w:rPr>
                 <w:rFonts w:asciiTheme="minorBidi" w:hAnsiTheme="minorBidi" w:cstheme="minorBidi"/>
                 <w:color w:val="000000" w:themeColor="text1"/>
@@ -5533,6 +5647,7 @@
           </w:tcPr>
           <w:p>
             <w:pPr>
+              <w:jc w:val="center"/>
               <w:rPr>
                 <w:rFonts w:asciiTheme="minorBidi" w:hAnsiTheme="minorBidi" w:cstheme="minorBidi"/>
                 <w:color w:val="000000" w:themeColor="text1"/>
@@ -5564,6 +5679,7 @@
           </w:tcPr>
           <w:p>
             <w:pPr>
+              <w:jc w:val="center"/>
               <w:rPr>
                 <w:rFonts w:asciiTheme="minorBidi" w:hAnsiTheme="minorBidi" w:cstheme="minorBidi"/>
                 <w:color w:val="0F243E" w:themeColor="text2" w:themeShade="80"/>
@@ -5595,6 +5711,7 @@
           </w:tcPr>
           <w:p>
             <w:pPr>
+              <w:jc w:val="center"/>
               <w:rPr>
                 <w:rFonts w:asciiTheme="minorBidi" w:hAnsiTheme="minorBidi" w:cstheme="minorBidi"/>
                 <w:color w:val="0F243E" w:themeColor="text2" w:themeShade="80"/>
@@ -5626,6 +5743,7 @@
           </w:tcPr>
           <w:p>
             <w:pPr>
+              <w:jc w:val="center"/>
               <w:rPr>
                 <w:rFonts w:asciiTheme="minorBidi" w:hAnsiTheme="minorBidi" w:cstheme="minorBidi"/>
                 <w:color w:val="0F243E" w:themeColor="text2" w:themeShade="80"/>
@@ -5657,6 +5775,7 @@
           </w:tcPr>
           <w:p>
             <w:pPr>
+              <w:jc w:val="center"/>
               <w:rPr>
                 <w:rFonts w:asciiTheme="minorBidi" w:hAnsiTheme="minorBidi" w:cstheme="minorBidi"/>
                 <w:color w:val="0F243E" w:themeColor="text2" w:themeShade="80"/>
@@ -5688,6 +5807,7 @@
           </w:tcPr>
           <w:p>
             <w:pPr>
+              <w:jc w:val="center"/>
               <w:rPr>
                 <w:rFonts w:asciiTheme="minorBidi" w:hAnsiTheme="minorBidi" w:cstheme="minorBidi"/>
                 <w:color w:val="0F243E" w:themeColor="text2" w:themeShade="80"/>
@@ -5789,6 +5909,7 @@
           </w:tcPr>
           <w:p>
             <w:pPr>
+              <w:jc w:val="center"/>
               <w:rPr>
                 <w:rFonts w:asciiTheme="minorBidi" w:hAnsiTheme="minorBidi" w:cstheme="minorBidi"/>
                 <w:color w:val="984806" w:themeColor="accent6" w:themeShade="80"/>
@@ -5820,6 +5941,7 @@
           </w:tcPr>
           <w:p>
             <w:pPr>
+              <w:jc w:val="center"/>
               <w:rPr>
                 <w:rFonts w:asciiTheme="minorBidi" w:hAnsiTheme="minorBidi" w:cstheme="minorBidi"/>
                 <w:color w:val="984806" w:themeColor="accent6" w:themeShade="80"/>
@@ -5851,6 +5973,7 @@
           </w:tcPr>
           <w:p>
             <w:pPr>
+              <w:jc w:val="center"/>
               <w:rPr>
                 <w:rFonts w:asciiTheme="minorBidi" w:hAnsiTheme="minorBidi" w:cstheme="minorBidi"/>
                 <w:color w:val="984806" w:themeColor="accent6" w:themeShade="80"/>
@@ -5882,6 +6005,7 @@
           </w:tcPr>
           <w:p>
             <w:pPr>
+              <w:jc w:val="center"/>
               <w:rPr>
                 <w:rFonts w:asciiTheme="minorBidi" w:hAnsiTheme="minorBidi" w:cstheme="minorBidi"/>
                 <w:color w:val="984806" w:themeColor="accent6" w:themeShade="80"/>
@@ -5913,6 +6037,7 @@
           </w:tcPr>
           <w:p>
             <w:pPr>
+              <w:jc w:val="center"/>
               <w:rPr>
                 <w:rFonts w:asciiTheme="minorBidi" w:hAnsiTheme="minorBidi" w:cstheme="minorBidi"/>
                 <w:color w:val="984806" w:themeColor="accent6" w:themeShade="80"/>
@@ -5944,6 +6069,7 @@
           </w:tcPr>
           <w:p>
             <w:pPr>
+              <w:jc w:val="center"/>
               <w:rPr>
                 <w:rFonts w:asciiTheme="minorBidi" w:hAnsiTheme="minorBidi" w:cstheme="minorBidi"/>
                 <w:color w:val="FFFFFF" w:themeColor="background1"/>
@@ -5975,6 +6101,7 @@
           </w:tcPr>
           <w:p>
             <w:pPr>
+              <w:jc w:val="center"/>
               <w:rPr>
                 <w:rFonts w:asciiTheme="minorBidi" w:hAnsiTheme="minorBidi" w:cstheme="minorBidi"/>
                 <w:color w:val="FFFFFF" w:themeColor="background1"/>
@@ -6006,6 +6133,7 @@
           </w:tcPr>
           <w:p>
             <w:pPr>
+              <w:jc w:val="center"/>
               <w:rPr>
                 <w:rFonts w:asciiTheme="minorBidi" w:hAnsiTheme="minorBidi" w:cstheme="minorBidi"/>
                 <w:color w:val="FFFFFF" w:themeColor="background1"/>
@@ -6037,6 +6165,7 @@
           </w:tcPr>
           <w:p>
             <w:pPr>
+              <w:jc w:val="center"/>
               <w:rPr>
                 <w:rFonts w:asciiTheme="minorBidi" w:hAnsiTheme="minorBidi" w:cstheme="minorBidi"/>
                 <w:color w:val="FFFFFF" w:themeColor="background1"/>
@@ -6068,6 +6197,7 @@
           </w:tcPr>
           <w:p>
             <w:pPr>
+              <w:jc w:val="center"/>
               <w:rPr>
                 <w:rFonts w:asciiTheme="minorBidi" w:hAnsiTheme="minorBidi" w:cstheme="minorBidi"/>
                 <w:color w:val="FFFFFF" w:themeColor="background1"/>
@@ -6099,6 +6229,7 @@
           </w:tcPr>
           <w:p>
             <w:pPr>
+              <w:jc w:val="center"/>
               <w:rPr>
                 <w:rFonts w:asciiTheme="minorBidi" w:hAnsiTheme="minorBidi" w:cstheme="minorBidi"/>
                 <w:color w:val="000000" w:themeColor="text1"/>
@@ -6130,6 +6261,7 @@
           </w:tcPr>
           <w:p>
             <w:pPr>
+              <w:jc w:val="center"/>
               <w:rPr>
                 <w:rFonts w:asciiTheme="minorBidi" w:hAnsiTheme="minorBidi" w:cstheme="minorBidi"/>
                 <w:color w:val="000000" w:themeColor="text1"/>
@@ -6161,6 +6293,7 @@
           </w:tcPr>
           <w:p>
             <w:pPr>
+              <w:jc w:val="center"/>
               <w:rPr>
                 <w:rFonts w:asciiTheme="minorBidi" w:hAnsiTheme="minorBidi" w:cstheme="minorBidi"/>
                 <w:color w:val="000000" w:themeColor="text1"/>
@@ -6192,6 +6325,7 @@
           </w:tcPr>
           <w:p>
             <w:pPr>
+              <w:jc w:val="center"/>
               <w:rPr>
                 <w:rFonts w:asciiTheme="minorBidi" w:hAnsiTheme="minorBidi" w:cstheme="minorBidi"/>
                 <w:color w:val="000000" w:themeColor="text1"/>
@@ -6223,6 +6357,7 @@
           </w:tcPr>
           <w:p>
             <w:pPr>
+              <w:jc w:val="center"/>
               <w:rPr>
                 <w:rFonts w:asciiTheme="minorBidi" w:hAnsiTheme="minorBidi" w:cstheme="minorBidi"/>
                 <w:color w:val="000000" w:themeColor="text1"/>
@@ -6254,6 +6389,7 @@
           </w:tcPr>
           <w:p>
             <w:pPr>
+              <w:jc w:val="center"/>
               <w:rPr>
                 <w:rFonts w:asciiTheme="minorBidi" w:hAnsiTheme="minorBidi" w:cstheme="minorBidi"/>
                 <w:color w:val="0F243E" w:themeColor="text2" w:themeShade="80"/>
@@ -6285,6 +6421,7 @@
           </w:tcPr>
           <w:p>
             <w:pPr>
+              <w:jc w:val="center"/>
               <w:rPr>
                 <w:rFonts w:asciiTheme="minorBidi" w:hAnsiTheme="minorBidi" w:cstheme="minorBidi"/>
                 <w:color w:val="0F243E" w:themeColor="text2" w:themeShade="80"/>
@@ -6316,6 +6453,7 @@
           </w:tcPr>
           <w:p>
             <w:pPr>
+              <w:jc w:val="center"/>
               <w:rPr>
                 <w:rFonts w:asciiTheme="minorBidi" w:hAnsiTheme="minorBidi" w:cstheme="minorBidi"/>
                 <w:color w:val="0F243E" w:themeColor="text2" w:themeShade="80"/>
@@ -6347,6 +6485,7 @@
           </w:tcPr>
           <w:p>
             <w:pPr>
+              <w:jc w:val="center"/>
               <w:rPr>
                 <w:rFonts w:asciiTheme="minorBidi" w:hAnsiTheme="minorBidi" w:cstheme="minorBidi"/>
                 <w:color w:val="0F243E" w:themeColor="text2" w:themeShade="80"/>
@@ -6378,6 +6517,7 @@
           </w:tcPr>
           <w:p>
             <w:pPr>
+              <w:jc w:val="center"/>
               <w:rPr>
                 <w:rFonts w:asciiTheme="minorBidi" w:hAnsiTheme="minorBidi" w:cstheme="minorBidi"/>
                 <w:color w:val="0F243E" w:themeColor="text2" w:themeShade="80"/>
@@ -6500,6 +6640,7 @@
           </w:tcPr>
           <w:p>
             <w:pPr>
+              <w:jc w:val="center"/>
               <w:rPr>
                 <w:rFonts w:asciiTheme="minorBidi" w:hAnsiTheme="minorBidi" w:cstheme="minorBidi"/>
                 <w:color w:val="984806" w:themeColor="accent6" w:themeShade="80"/>
@@ -6531,6 +6672,7 @@
           </w:tcPr>
           <w:p>
             <w:pPr>
+              <w:jc w:val="center"/>
               <w:rPr>
                 <w:rFonts w:asciiTheme="minorBidi" w:hAnsiTheme="minorBidi" w:cstheme="minorBidi"/>
                 <w:color w:val="984806" w:themeColor="accent6" w:themeShade="80"/>
@@ -6562,6 +6704,7 @@
           </w:tcPr>
           <w:p>
             <w:pPr>
+              <w:jc w:val="center"/>
               <w:rPr>
                 <w:rFonts w:asciiTheme="minorBidi" w:hAnsiTheme="minorBidi" w:cstheme="minorBidi"/>
                 <w:color w:val="984806" w:themeColor="accent6" w:themeShade="80"/>
@@ -6593,6 +6736,7 @@
           </w:tcPr>
           <w:p>
             <w:pPr>
+              <w:jc w:val="center"/>
               <w:rPr>
                 <w:rFonts w:asciiTheme="minorBidi" w:hAnsiTheme="minorBidi" w:cstheme="minorBidi"/>
                 <w:color w:val="984806" w:themeColor="accent6" w:themeShade="80"/>
@@ -6624,6 +6768,7 @@
           </w:tcPr>
           <w:p>
             <w:pPr>
+              <w:jc w:val="center"/>
               <w:rPr>
                 <w:rFonts w:asciiTheme="minorBidi" w:hAnsiTheme="minorBidi" w:cstheme="minorBidi"/>
                 <w:color w:val="984806" w:themeColor="accent6" w:themeShade="80"/>
@@ -6655,6 +6800,7 @@
           </w:tcPr>
           <w:p>
             <w:pPr>
+              <w:jc w:val="center"/>
               <w:rPr>
                 <w:rFonts w:asciiTheme="minorBidi" w:hAnsiTheme="minorBidi" w:cstheme="minorBidi"/>
                 <w:color w:val="FFFFFF" w:themeColor="background1"/>
@@ -6686,6 +6832,7 @@
           </w:tcPr>
           <w:p>
             <w:pPr>
+              <w:jc w:val="center"/>
               <w:rPr>
                 <w:rFonts w:asciiTheme="minorBidi" w:hAnsiTheme="minorBidi" w:cstheme="minorBidi"/>
                 <w:color w:val="FFFFFF" w:themeColor="background1"/>
@@ -6717,6 +6864,7 @@
           </w:tcPr>
           <w:p>
             <w:pPr>
+              <w:jc w:val="center"/>
               <w:rPr>
                 <w:rFonts w:asciiTheme="minorBidi" w:hAnsiTheme="minorBidi" w:cstheme="minorBidi"/>
                 <w:color w:val="FFFFFF" w:themeColor="background1"/>
@@ -6748,6 +6896,7 @@
           </w:tcPr>
           <w:p>
             <w:pPr>
+              <w:jc w:val="center"/>
               <w:rPr>
                 <w:rFonts w:asciiTheme="minorBidi" w:hAnsiTheme="minorBidi" w:cstheme="minorBidi"/>
                 <w:color w:val="FFFFFF" w:themeColor="background1"/>
@@ -6779,6 +6928,7 @@
           </w:tcPr>
           <w:p>
             <w:pPr>
+              <w:jc w:val="center"/>
               <w:rPr>
                 <w:rFonts w:asciiTheme="minorBidi" w:hAnsiTheme="minorBidi" w:cstheme="minorBidi"/>
                 <w:color w:val="FFFFFF" w:themeColor="background1"/>
@@ -6810,6 +6960,7 @@
           </w:tcPr>
           <w:p>
             <w:pPr>
+              <w:jc w:val="center"/>
               <w:rPr>
                 <w:rFonts w:asciiTheme="minorBidi" w:hAnsiTheme="minorBidi" w:cstheme="minorBidi"/>
                 <w:color w:val="000000" w:themeColor="text1"/>
@@ -6841,6 +6992,7 @@
           </w:tcPr>
           <w:p>
             <w:pPr>
+              <w:jc w:val="center"/>
               <w:rPr>
                 <w:rFonts w:asciiTheme="minorBidi" w:hAnsiTheme="minorBidi" w:cstheme="minorBidi"/>
                 <w:color w:val="000000" w:themeColor="text1"/>
@@ -6872,6 +7024,7 @@
           </w:tcPr>
           <w:p>
             <w:pPr>
+              <w:jc w:val="center"/>
               <w:rPr>
                 <w:rFonts w:asciiTheme="minorBidi" w:hAnsiTheme="minorBidi" w:cstheme="minorBidi"/>
                 <w:color w:val="000000" w:themeColor="text1"/>
@@ -6903,6 +7056,7 @@
           </w:tcPr>
           <w:p>
             <w:pPr>
+              <w:jc w:val="center"/>
               <w:rPr>
                 <w:rFonts w:asciiTheme="minorBidi" w:hAnsiTheme="minorBidi" w:cstheme="minorBidi"/>
                 <w:color w:val="000000" w:themeColor="text1"/>
@@ -6934,6 +7088,7 @@
           </w:tcPr>
           <w:p>
             <w:pPr>
+              <w:jc w:val="center"/>
               <w:rPr>
                 <w:rFonts w:asciiTheme="minorBidi" w:hAnsiTheme="minorBidi" w:cstheme="minorBidi"/>
                 <w:color w:val="000000" w:themeColor="text1"/>
@@ -6965,6 +7120,7 @@
           </w:tcPr>
           <w:p>
             <w:pPr>
+              <w:jc w:val="center"/>
               <w:rPr>
                 <w:rFonts w:asciiTheme="minorBidi" w:hAnsiTheme="minorBidi" w:cstheme="minorBidi"/>
                 <w:color w:val="0F243E" w:themeColor="text2" w:themeShade="80"/>
@@ -6996,6 +7152,7 @@
           </w:tcPr>
           <w:p>
             <w:pPr>
+              <w:jc w:val="center"/>
               <w:rPr>
                 <w:rFonts w:asciiTheme="minorBidi" w:hAnsiTheme="minorBidi" w:cstheme="minorBidi"/>
                 <w:color w:val="0F243E" w:themeColor="text2" w:themeShade="80"/>
@@ -7027,6 +7184,7 @@
           </w:tcPr>
           <w:p>
             <w:pPr>
+              <w:jc w:val="center"/>
               <w:rPr>
                 <w:rFonts w:asciiTheme="minorBidi" w:hAnsiTheme="minorBidi" w:cstheme="minorBidi"/>
                 <w:color w:val="0F243E" w:themeColor="text2" w:themeShade="80"/>
@@ -7058,6 +7216,7 @@
           </w:tcPr>
           <w:p>
             <w:pPr>
+              <w:jc w:val="center"/>
               <w:rPr>
                 <w:rFonts w:asciiTheme="minorBidi" w:hAnsiTheme="minorBidi" w:cstheme="minorBidi"/>
                 <w:color w:val="0F243E" w:themeColor="text2" w:themeShade="80"/>
@@ -7089,6 +7248,7 @@
           </w:tcPr>
           <w:p>
             <w:pPr>
+              <w:jc w:val="center"/>
               <w:rPr>
                 <w:rFonts w:asciiTheme="minorBidi" w:hAnsiTheme="minorBidi" w:cstheme="minorBidi"/>
                 <w:color w:val="0F243E" w:themeColor="text2" w:themeShade="80"/>
@@ -7176,6 +7336,7 @@
           </w:tcPr>
           <w:p>
             <w:pPr>
+              <w:jc w:val="center"/>
               <w:rPr>
                 <w:rFonts w:asciiTheme="minorBidi" w:hAnsiTheme="minorBidi" w:cstheme="minorBidi"/>
                 <w:color w:val="984806" w:themeColor="accent6" w:themeShade="80"/>
@@ -7207,6 +7368,7 @@
           </w:tcPr>
           <w:p>
             <w:pPr>
+              <w:jc w:val="center"/>
               <w:rPr>
                 <w:rFonts w:asciiTheme="minorBidi" w:hAnsiTheme="minorBidi" w:cstheme="minorBidi"/>
                 <w:color w:val="984806" w:themeColor="accent6" w:themeShade="80"/>
@@ -7238,6 +7400,7 @@
           </w:tcPr>
           <w:p>
             <w:pPr>
+              <w:jc w:val="center"/>
               <w:rPr>
                 <w:rFonts w:asciiTheme="minorBidi" w:hAnsiTheme="minorBidi" w:cstheme="minorBidi"/>
                 <w:color w:val="984806" w:themeColor="accent6" w:themeShade="80"/>
@@ -7269,6 +7432,7 @@
           </w:tcPr>
           <w:p>
             <w:pPr>
+              <w:jc w:val="center"/>
               <w:rPr>
                 <w:rFonts w:asciiTheme="minorBidi" w:hAnsiTheme="minorBidi" w:cstheme="minorBidi"/>
                 <w:color w:val="984806" w:themeColor="accent6" w:themeShade="80"/>
@@ -7300,6 +7464,7 @@
           </w:tcPr>
           <w:p>
             <w:pPr>
+              <w:jc w:val="center"/>
               <w:rPr>
                 <w:rFonts w:asciiTheme="minorBidi" w:hAnsiTheme="minorBidi" w:cstheme="minorBidi"/>
                 <w:color w:val="984806" w:themeColor="accent6" w:themeShade="80"/>
@@ -7331,6 +7496,7 @@
           </w:tcPr>
           <w:p>
             <w:pPr>
+              <w:jc w:val="center"/>
               <w:rPr>
                 <w:rFonts w:asciiTheme="minorBidi" w:hAnsiTheme="minorBidi" w:cstheme="minorBidi"/>
                 <w:color w:val="FFFFFF" w:themeColor="background1"/>
@@ -7362,6 +7528,7 @@
           </w:tcPr>
           <w:p>
             <w:pPr>
+              <w:jc w:val="center"/>
               <w:rPr>
                 <w:rFonts w:asciiTheme="minorBidi" w:hAnsiTheme="minorBidi" w:cstheme="minorBidi"/>
                 <w:color w:val="FFFFFF" w:themeColor="background1"/>
@@ -7393,6 +7560,7 @@
           </w:tcPr>
           <w:p>
             <w:pPr>
+              <w:jc w:val="center"/>
               <w:rPr>
                 <w:rFonts w:asciiTheme="minorBidi" w:hAnsiTheme="minorBidi" w:cstheme="minorBidi"/>
                 <w:color w:val="FFFFFF" w:themeColor="background1"/>
@@ -7424,6 +7592,7 @@
           </w:tcPr>
           <w:p>
             <w:pPr>
+              <w:jc w:val="center"/>
               <w:rPr>
                 <w:rFonts w:asciiTheme="minorBidi" w:hAnsiTheme="minorBidi" w:cstheme="minorBidi"/>
                 <w:color w:val="FFFFFF" w:themeColor="background1"/>
@@ -7455,6 +7624,7 @@
           </w:tcPr>
           <w:p>
             <w:pPr>
+              <w:jc w:val="center"/>
               <w:rPr>
                 <w:rFonts w:asciiTheme="minorBidi" w:hAnsiTheme="minorBidi" w:cstheme="minorBidi"/>
                 <w:color w:val="FFFFFF" w:themeColor="background1"/>
@@ -7486,6 +7656,7 @@
           </w:tcPr>
           <w:p>
             <w:pPr>
+              <w:jc w:val="center"/>
               <w:rPr>
                 <w:rFonts w:asciiTheme="minorBidi" w:hAnsiTheme="minorBidi" w:cstheme="minorBidi"/>
                 <w:color w:val="000000" w:themeColor="text1"/>
@@ -7517,6 +7688,7 @@
           </w:tcPr>
           <w:p>
             <w:pPr>
+              <w:jc w:val="center"/>
               <w:rPr>
                 <w:rFonts w:asciiTheme="minorBidi" w:hAnsiTheme="minorBidi" w:cstheme="minorBidi"/>
                 <w:color w:val="000000" w:themeColor="text1"/>
@@ -7548,6 +7720,7 @@
           </w:tcPr>
           <w:p>
             <w:pPr>
+              <w:jc w:val="center"/>
               <w:rPr>
                 <w:rFonts w:asciiTheme="minorBidi" w:hAnsiTheme="minorBidi" w:cstheme="minorBidi"/>
                 <w:color w:val="000000" w:themeColor="text1"/>
@@ -7579,6 +7752,7 @@
           </w:tcPr>
           <w:p>
             <w:pPr>
+              <w:jc w:val="center"/>
               <w:rPr>
                 <w:rFonts w:asciiTheme="minorBidi" w:hAnsiTheme="minorBidi" w:cstheme="minorBidi"/>
                 <w:color w:val="000000" w:themeColor="text1"/>
@@ -7610,6 +7784,7 @@
           </w:tcPr>
           <w:p>
             <w:pPr>
+              <w:jc w:val="center"/>
               <w:rPr>
                 <w:rFonts w:asciiTheme="minorBidi" w:hAnsiTheme="minorBidi" w:cstheme="minorBidi"/>
                 <w:color w:val="000000" w:themeColor="text1"/>
@@ -7641,6 +7816,7 @@
           </w:tcPr>
           <w:p>
             <w:pPr>
+              <w:jc w:val="center"/>
               <w:rPr>
                 <w:rFonts w:asciiTheme="minorBidi" w:hAnsiTheme="minorBidi" w:cstheme="minorBidi"/>
                 <w:color w:val="0F243E" w:themeColor="text2" w:themeShade="80"/>
@@ -7672,6 +7848,7 @@
           </w:tcPr>
           <w:p>
             <w:pPr>
+              <w:jc w:val="center"/>
               <w:rPr>
                 <w:rFonts w:asciiTheme="minorBidi" w:hAnsiTheme="minorBidi" w:cstheme="minorBidi"/>
                 <w:color w:val="0F243E" w:themeColor="text2" w:themeShade="80"/>
@@ -7703,6 +7880,7 @@
           </w:tcPr>
           <w:p>
             <w:pPr>
+              <w:jc w:val="center"/>
               <w:rPr>
                 <w:rFonts w:asciiTheme="minorBidi" w:hAnsiTheme="minorBidi" w:cstheme="minorBidi"/>
                 <w:color w:val="0F243E" w:themeColor="text2" w:themeShade="80"/>
@@ -7734,6 +7912,7 @@
           </w:tcPr>
           <w:p>
             <w:pPr>
+              <w:jc w:val="center"/>
               <w:rPr>
                 <w:rFonts w:asciiTheme="minorBidi" w:hAnsiTheme="minorBidi" w:cstheme="minorBidi"/>
                 <w:color w:val="0F243E" w:themeColor="text2" w:themeShade="80"/>
@@ -7765,6 +7944,7 @@
           </w:tcPr>
           <w:p>
             <w:pPr>
+              <w:jc w:val="center"/>
               <w:rPr>
                 <w:rFonts w:asciiTheme="minorBidi" w:hAnsiTheme="minorBidi" w:cstheme="minorBidi"/>
                 <w:color w:val="0F243E" w:themeColor="text2" w:themeShade="80"/>
@@ -7921,6 +8101,7 @@
           </w:tcPr>
           <w:p>
             <w:pPr>
+              <w:jc w:val="center"/>
               <w:rPr>
                 <w:rFonts w:asciiTheme="minorBidi" w:hAnsiTheme="minorBidi" w:cstheme="minorBidi"/>
                 <w:color w:val="984806" w:themeColor="accent6" w:themeShade="80"/>
@@ -7952,6 +8133,7 @@
           </w:tcPr>
           <w:p>
             <w:pPr>
+              <w:jc w:val="center"/>
               <w:rPr>
                 <w:rFonts w:asciiTheme="minorBidi" w:hAnsiTheme="minorBidi" w:cstheme="minorBidi"/>
                 <w:color w:val="984806" w:themeColor="accent6" w:themeShade="80"/>
@@ -7983,6 +8165,7 @@
           </w:tcPr>
           <w:p>
             <w:pPr>
+              <w:jc w:val="center"/>
               <w:rPr>
                 <w:rFonts w:asciiTheme="minorBidi" w:hAnsiTheme="minorBidi" w:cstheme="minorBidi"/>
                 <w:color w:val="984806" w:themeColor="accent6" w:themeShade="80"/>
@@ -8014,6 +8197,7 @@
           </w:tcPr>
           <w:p>
             <w:pPr>
+              <w:jc w:val="center"/>
               <w:rPr>
                 <w:rFonts w:asciiTheme="minorBidi" w:hAnsiTheme="minorBidi" w:cstheme="minorBidi"/>
                 <w:color w:val="984806" w:themeColor="accent6" w:themeShade="80"/>
@@ -8045,6 +8229,7 @@
           </w:tcPr>
           <w:p>
             <w:pPr>
+              <w:jc w:val="center"/>
               <w:rPr>
                 <w:rFonts w:asciiTheme="minorBidi" w:hAnsiTheme="minorBidi" w:cstheme="minorBidi"/>
                 <w:color w:val="984806" w:themeColor="accent6" w:themeShade="80"/>
@@ -8076,6 +8261,7 @@
           </w:tcPr>
           <w:p>
             <w:pPr>
+              <w:jc w:val="center"/>
               <w:rPr>
                 <w:rFonts w:asciiTheme="minorBidi" w:hAnsiTheme="minorBidi" w:cstheme="minorBidi"/>
                 <w:color w:val="FFFFFF" w:themeColor="background1"/>
@@ -8107,6 +8293,7 @@
           </w:tcPr>
           <w:p>
             <w:pPr>
+              <w:jc w:val="center"/>
               <w:rPr>
                 <w:rFonts w:asciiTheme="minorBidi" w:hAnsiTheme="minorBidi" w:cstheme="minorBidi"/>
                 <w:color w:val="FFFFFF" w:themeColor="background1"/>
@@ -8138,6 +8325,7 @@
           </w:tcPr>
           <w:p>
             <w:pPr>
+              <w:jc w:val="center"/>
               <w:rPr>
                 <w:rFonts w:asciiTheme="minorBidi" w:hAnsiTheme="minorBidi" w:cstheme="minorBidi"/>
                 <w:color w:val="FFFFFF" w:themeColor="background1"/>
@@ -8169,6 +8357,7 @@
           </w:tcPr>
           <w:p>
             <w:pPr>
+              <w:jc w:val="center"/>
               <w:rPr>
                 <w:rFonts w:asciiTheme="minorBidi" w:hAnsiTheme="minorBidi" w:cstheme="minorBidi"/>
                 <w:color w:val="FFFFFF" w:themeColor="background1"/>
@@ -8200,6 +8389,7 @@
           </w:tcPr>
           <w:p>
             <w:pPr>
+              <w:jc w:val="center"/>
               <w:rPr>
                 <w:rFonts w:asciiTheme="minorBidi" w:hAnsiTheme="minorBidi" w:cstheme="minorBidi"/>
                 <w:color w:val="FFFFFF" w:themeColor="background1"/>
@@ -8231,6 +8421,7 @@
           </w:tcPr>
           <w:p>
             <w:pPr>
+              <w:jc w:val="center"/>
               <w:rPr>
                 <w:rFonts w:asciiTheme="minorBidi" w:hAnsiTheme="minorBidi" w:cstheme="minorBidi"/>
                 <w:color w:val="000000" w:themeColor="text1"/>
@@ -8262,6 +8453,7 @@
           </w:tcPr>
           <w:p>
             <w:pPr>
+              <w:jc w:val="center"/>
               <w:rPr>
                 <w:rFonts w:asciiTheme="minorBidi" w:hAnsiTheme="minorBidi" w:cstheme="minorBidi"/>
                 <w:color w:val="000000" w:themeColor="text1"/>
@@ -8293,6 +8485,7 @@
           </w:tcPr>
           <w:p>
             <w:pPr>
+              <w:jc w:val="center"/>
               <w:rPr>
                 <w:rFonts w:asciiTheme="minorBidi" w:hAnsiTheme="minorBidi" w:cstheme="minorBidi"/>
                 <w:color w:val="000000" w:themeColor="text1"/>
@@ -8324,6 +8517,7 @@
           </w:tcPr>
           <w:p>
             <w:pPr>
+              <w:jc w:val="center"/>
               <w:rPr>
                 <w:rFonts w:asciiTheme="minorBidi" w:hAnsiTheme="minorBidi" w:cstheme="minorBidi"/>
                 <w:color w:val="000000" w:themeColor="text1"/>
@@ -8355,6 +8549,7 @@
           </w:tcPr>
           <w:p>
             <w:pPr>
+              <w:jc w:val="center"/>
               <w:rPr>
                 <w:rFonts w:asciiTheme="minorBidi" w:hAnsiTheme="minorBidi" w:cstheme="minorBidi"/>
                 <w:color w:val="000000" w:themeColor="text1"/>
@@ -8386,6 +8581,7 @@
           </w:tcPr>
           <w:p>
             <w:pPr>
+              <w:jc w:val="center"/>
               <w:rPr>
                 <w:rFonts w:asciiTheme="minorBidi" w:hAnsiTheme="minorBidi" w:cstheme="minorBidi"/>
                 <w:color w:val="0F243E" w:themeColor="text2" w:themeShade="80"/>
@@ -8417,6 +8613,7 @@
           </w:tcPr>
           <w:p>
             <w:pPr>
+              <w:jc w:val="center"/>
               <w:rPr>
                 <w:rFonts w:asciiTheme="minorBidi" w:hAnsiTheme="minorBidi" w:cstheme="minorBidi"/>
                 <w:color w:val="0F243E" w:themeColor="text2" w:themeShade="80"/>
@@ -8448,6 +8645,7 @@
           </w:tcPr>
           <w:p>
             <w:pPr>
+              <w:jc w:val="center"/>
               <w:rPr>
                 <w:rFonts w:asciiTheme="minorBidi" w:hAnsiTheme="minorBidi" w:cstheme="minorBidi"/>
                 <w:color w:val="0F243E" w:themeColor="text2" w:themeShade="80"/>
@@ -8479,6 +8677,7 @@
           </w:tcPr>
           <w:p>
             <w:pPr>
+              <w:jc w:val="center"/>
               <w:rPr>
                 <w:rFonts w:asciiTheme="minorBidi" w:hAnsiTheme="minorBidi" w:cstheme="minorBidi"/>
                 <w:color w:val="0F243E" w:themeColor="text2" w:themeShade="80"/>
@@ -8510,6 +8709,7 @@
           </w:tcPr>
           <w:p>
             <w:pPr>
+              <w:jc w:val="center"/>
               <w:rPr>
                 <w:rFonts w:asciiTheme="minorBidi" w:hAnsiTheme="minorBidi" w:cstheme="minorBidi"/>
                 <w:color w:val="0F243E" w:themeColor="text2" w:themeShade="80"/>
@@ -8611,6 +8811,7 @@
           </w:tcPr>
           <w:p>
             <w:pPr>
+              <w:jc w:val="center"/>
               <w:rPr>
                 <w:rFonts w:asciiTheme="minorBidi" w:hAnsiTheme="minorBidi" w:cstheme="minorBidi"/>
                 <w:color w:val="984806" w:themeColor="accent6" w:themeShade="80"/>
@@ -8642,6 +8843,7 @@
           </w:tcPr>
           <w:p>
             <w:pPr>
+              <w:jc w:val="center"/>
               <w:rPr>
                 <w:rFonts w:asciiTheme="minorBidi" w:hAnsiTheme="minorBidi" w:cstheme="minorBidi"/>
                 <w:color w:val="984806" w:themeColor="accent6" w:themeShade="80"/>
@@ -8673,6 +8875,7 @@
           </w:tcPr>
           <w:p>
             <w:pPr>
+              <w:jc w:val="center"/>
               <w:rPr>
                 <w:rFonts w:asciiTheme="minorBidi" w:hAnsiTheme="minorBidi" w:cstheme="minorBidi"/>
                 <w:color w:val="984806" w:themeColor="accent6" w:themeShade="80"/>
@@ -8704,6 +8907,7 @@
           </w:tcPr>
           <w:p>
             <w:pPr>
+              <w:jc w:val="center"/>
               <w:rPr>
                 <w:rFonts w:asciiTheme="minorBidi" w:hAnsiTheme="minorBidi" w:cstheme="minorBidi"/>
                 <w:color w:val="984806" w:themeColor="accent6" w:themeShade="80"/>
@@ -8735,6 +8939,7 @@
           </w:tcPr>
           <w:p>
             <w:pPr>
+              <w:jc w:val="center"/>
               <w:rPr>
                 <w:rFonts w:asciiTheme="minorBidi" w:hAnsiTheme="minorBidi" w:cstheme="minorBidi"/>
                 <w:color w:val="984806" w:themeColor="accent6" w:themeShade="80"/>
@@ -8766,6 +8971,7 @@
           </w:tcPr>
           <w:p>
             <w:pPr>
+              <w:jc w:val="center"/>
               <w:rPr>
                 <w:rFonts w:asciiTheme="minorBidi" w:hAnsiTheme="minorBidi" w:cstheme="minorBidi"/>
                 <w:color w:val="FFFFFF" w:themeColor="background1"/>
@@ -8797,6 +9003,7 @@
           </w:tcPr>
           <w:p>
             <w:pPr>
+              <w:jc w:val="center"/>
               <w:rPr>
                 <w:rFonts w:asciiTheme="minorBidi" w:hAnsiTheme="minorBidi" w:cstheme="minorBidi"/>
                 <w:color w:val="FFFFFF" w:themeColor="background1"/>
@@ -8828,6 +9035,7 @@
           </w:tcPr>
           <w:p>
             <w:pPr>
+              <w:jc w:val="center"/>
               <w:rPr>
                 <w:rFonts w:asciiTheme="minorBidi" w:hAnsiTheme="minorBidi" w:cstheme="minorBidi"/>
                 <w:color w:val="FFFFFF" w:themeColor="background1"/>
@@ -8859,6 +9067,7 @@
           </w:tcPr>
           <w:p>
             <w:pPr>
+              <w:jc w:val="center"/>
               <w:rPr>
                 <w:rFonts w:asciiTheme="minorBidi" w:hAnsiTheme="minorBidi" w:cstheme="minorBidi"/>
                 <w:color w:val="FFFFFF" w:themeColor="background1"/>
@@ -8890,6 +9099,7 @@
           </w:tcPr>
           <w:p>
             <w:pPr>
+              <w:jc w:val="center"/>
               <w:rPr>
                 <w:rFonts w:asciiTheme="minorBidi" w:hAnsiTheme="minorBidi" w:cstheme="minorBidi"/>
                 <w:color w:val="FFFFFF" w:themeColor="background1"/>
@@ -8921,6 +9131,7 @@
           </w:tcPr>
           <w:p>
             <w:pPr>
+              <w:jc w:val="center"/>
               <w:rPr>
                 <w:rFonts w:asciiTheme="minorBidi" w:hAnsiTheme="minorBidi" w:cstheme="minorBidi"/>
                 <w:color w:val="000000" w:themeColor="text1"/>
@@ -8952,6 +9163,7 @@
           </w:tcPr>
           <w:p>
             <w:pPr>
+              <w:jc w:val="center"/>
               <w:rPr>
                 <w:rFonts w:asciiTheme="minorBidi" w:hAnsiTheme="minorBidi" w:cstheme="minorBidi"/>
                 <w:color w:val="000000" w:themeColor="text1"/>
@@ -8983,6 +9195,7 @@
           </w:tcPr>
           <w:p>
             <w:pPr>
+              <w:jc w:val="center"/>
               <w:rPr>
                 <w:rFonts w:asciiTheme="minorBidi" w:hAnsiTheme="minorBidi" w:cstheme="minorBidi"/>
                 <w:color w:val="000000" w:themeColor="text1"/>
@@ -9014,6 +9227,7 @@
           </w:tcPr>
           <w:p>
             <w:pPr>
+              <w:jc w:val="center"/>
               <w:rPr>
                 <w:rFonts w:asciiTheme="minorBidi" w:hAnsiTheme="minorBidi" w:cstheme="minorBidi"/>
                 <w:color w:val="000000" w:themeColor="text1"/>
@@ -9045,6 +9259,7 @@
           </w:tcPr>
           <w:p>
             <w:pPr>
+              <w:jc w:val="center"/>
               <w:rPr>
                 <w:rFonts w:asciiTheme="minorBidi" w:hAnsiTheme="minorBidi" w:cstheme="minorBidi"/>
                 <w:color w:val="000000" w:themeColor="text1"/>
@@ -9076,6 +9291,7 @@
           </w:tcPr>
           <w:p>
             <w:pPr>
+              <w:jc w:val="center"/>
               <w:rPr>
                 <w:rFonts w:asciiTheme="minorBidi" w:hAnsiTheme="minorBidi" w:cstheme="minorBidi"/>
                 <w:color w:val="0F243E" w:themeColor="text2" w:themeShade="80"/>
@@ -9107,6 +9323,7 @@
           </w:tcPr>
           <w:p>
             <w:pPr>
+              <w:jc w:val="center"/>
               <w:rPr>
                 <w:rFonts w:asciiTheme="minorBidi" w:hAnsiTheme="minorBidi" w:cstheme="minorBidi"/>
                 <w:color w:val="0F243E" w:themeColor="text2" w:themeShade="80"/>
@@ -9138,6 +9355,7 @@
           </w:tcPr>
           <w:p>
             <w:pPr>
+              <w:jc w:val="center"/>
               <w:rPr>
                 <w:rFonts w:asciiTheme="minorBidi" w:hAnsiTheme="minorBidi" w:cstheme="minorBidi"/>
                 <w:color w:val="0F243E" w:themeColor="text2" w:themeShade="80"/>
@@ -9169,6 +9387,7 @@
           </w:tcPr>
           <w:p>
             <w:pPr>
+              <w:jc w:val="center"/>
               <w:rPr>
                 <w:rFonts w:asciiTheme="minorBidi" w:hAnsiTheme="minorBidi" w:cstheme="minorBidi"/>
                 <w:color w:val="0F243E" w:themeColor="text2" w:themeShade="80"/>
@@ -9200,6 +9419,7 @@
           </w:tcPr>
           <w:p>
             <w:pPr>
+              <w:jc w:val="center"/>
               <w:rPr>
                 <w:rFonts w:asciiTheme="minorBidi" w:hAnsiTheme="minorBidi" w:cstheme="minorBidi"/>
                 <w:color w:val="0F243E" w:themeColor="text2" w:themeShade="80"/>
@@ -9301,6 +9521,7 @@
           </w:tcPr>
           <w:p>
             <w:pPr>
+              <w:jc w:val="center"/>
               <w:rPr>
                 <w:rFonts w:asciiTheme="minorBidi" w:hAnsiTheme="minorBidi" w:cstheme="minorBidi"/>
                 <w:color w:val="984806" w:themeColor="accent6" w:themeShade="80"/>
@@ -9332,6 +9553,7 @@
           </w:tcPr>
           <w:p>
             <w:pPr>
+              <w:jc w:val="center"/>
               <w:rPr>
                 <w:rFonts w:asciiTheme="minorBidi" w:hAnsiTheme="minorBidi" w:cstheme="minorBidi"/>
                 <w:color w:val="984806" w:themeColor="accent6" w:themeShade="80"/>
@@ -9363,6 +9585,7 @@
           </w:tcPr>
           <w:p>
             <w:pPr>
+              <w:jc w:val="center"/>
               <w:rPr>
                 <w:rFonts w:asciiTheme="minorBidi" w:hAnsiTheme="minorBidi" w:cstheme="minorBidi"/>
                 <w:color w:val="984806" w:themeColor="accent6" w:themeShade="80"/>
@@ -9394,6 +9617,7 @@
           </w:tcPr>
           <w:p>
             <w:pPr>
+              <w:jc w:val="center"/>
               <w:rPr>
                 <w:rFonts w:asciiTheme="minorBidi" w:hAnsiTheme="minorBidi" w:cstheme="minorBidi"/>
                 <w:color w:val="984806" w:themeColor="accent6" w:themeShade="80"/>
@@ -9425,6 +9649,7 @@
           </w:tcPr>
           <w:p>
             <w:pPr>
+              <w:jc w:val="center"/>
               <w:rPr>
                 <w:rFonts w:asciiTheme="minorBidi" w:hAnsiTheme="minorBidi" w:cstheme="minorBidi"/>
                 <w:color w:val="984806" w:themeColor="accent6" w:themeShade="80"/>
@@ -9456,6 +9681,7 @@
           </w:tcPr>
           <w:p>
             <w:pPr>
+              <w:jc w:val="center"/>
               <w:rPr>
                 <w:rFonts w:asciiTheme="minorBidi" w:hAnsiTheme="minorBidi" w:cstheme="minorBidi"/>
                 <w:color w:val="FFFFFF" w:themeColor="background1"/>
@@ -9487,6 +9713,7 @@
           </w:tcPr>
           <w:p>
             <w:pPr>
+              <w:jc w:val="center"/>
               <w:rPr>
                 <w:rFonts w:asciiTheme="minorBidi" w:hAnsiTheme="minorBidi" w:cstheme="minorBidi"/>
                 <w:color w:val="FFFFFF" w:themeColor="background1"/>
@@ -9518,6 +9745,7 @@
           </w:tcPr>
           <w:p>
             <w:pPr>
+              <w:jc w:val="center"/>
               <w:rPr>
                 <w:rFonts w:asciiTheme="minorBidi" w:hAnsiTheme="minorBidi" w:cstheme="minorBidi"/>
                 <w:color w:val="FFFFFF" w:themeColor="background1"/>
@@ -9549,6 +9777,7 @@
           </w:tcPr>
           <w:p>
             <w:pPr>
+              <w:jc w:val="center"/>
               <w:rPr>
                 <w:rFonts w:asciiTheme="minorBidi" w:hAnsiTheme="minorBidi" w:cstheme="minorBidi"/>
                 <w:color w:val="FFFFFF" w:themeColor="background1"/>
@@ -9580,6 +9809,7 @@
           </w:tcPr>
           <w:p>
             <w:pPr>
+              <w:jc w:val="center"/>
               <w:rPr>
                 <w:rFonts w:asciiTheme="minorBidi" w:hAnsiTheme="minorBidi" w:cstheme="minorBidi"/>
                 <w:color w:val="FFFFFF" w:themeColor="background1"/>
@@ -9611,6 +9841,7 @@
           </w:tcPr>
           <w:p>
             <w:pPr>
+              <w:jc w:val="center"/>
               <w:rPr>
                 <w:rFonts w:asciiTheme="minorBidi" w:hAnsiTheme="minorBidi" w:cstheme="minorBidi"/>
                 <w:color w:val="000000" w:themeColor="text1"/>
@@ -9642,6 +9873,7 @@
           </w:tcPr>
           <w:p>
             <w:pPr>
+              <w:jc w:val="center"/>
               <w:rPr>
                 <w:rFonts w:asciiTheme="minorBidi" w:hAnsiTheme="minorBidi" w:cstheme="minorBidi"/>
                 <w:color w:val="000000" w:themeColor="text1"/>
@@ -9673,6 +9905,7 @@
           </w:tcPr>
           <w:p>
             <w:pPr>
+              <w:jc w:val="center"/>
               <w:rPr>
                 <w:rFonts w:asciiTheme="minorBidi" w:hAnsiTheme="minorBidi" w:cstheme="minorBidi"/>
                 <w:color w:val="000000" w:themeColor="text1"/>
@@ -9704,6 +9937,7 @@
           </w:tcPr>
           <w:p>
             <w:pPr>
+              <w:jc w:val="center"/>
               <w:rPr>
                 <w:rFonts w:asciiTheme="minorBidi" w:hAnsiTheme="minorBidi" w:cstheme="minorBidi"/>
                 <w:color w:val="000000" w:themeColor="text1"/>
@@ -9735,6 +9969,7 @@
           </w:tcPr>
           <w:p>
             <w:pPr>
+              <w:jc w:val="center"/>
               <w:rPr>
                 <w:rFonts w:asciiTheme="minorBidi" w:hAnsiTheme="minorBidi" w:cstheme="minorBidi"/>
                 <w:color w:val="000000" w:themeColor="text1"/>
@@ -9766,6 +10001,7 @@
           </w:tcPr>
           <w:p>
             <w:pPr>
+              <w:jc w:val="center"/>
               <w:rPr>
                 <w:rFonts w:asciiTheme="minorBidi" w:hAnsiTheme="minorBidi" w:cstheme="minorBidi"/>
                 <w:color w:val="0F243E" w:themeColor="text2" w:themeShade="80"/>
@@ -9797,6 +10033,7 @@
           </w:tcPr>
           <w:p>
             <w:pPr>
+              <w:jc w:val="center"/>
               <w:rPr>
                 <w:rFonts w:asciiTheme="minorBidi" w:hAnsiTheme="minorBidi" w:cstheme="minorBidi"/>
                 <w:color w:val="0F243E" w:themeColor="text2" w:themeShade="80"/>
@@ -9828,6 +10065,7 @@
           </w:tcPr>
           <w:p>
             <w:pPr>
+              <w:jc w:val="center"/>
               <w:rPr>
                 <w:rFonts w:asciiTheme="minorBidi" w:hAnsiTheme="minorBidi" w:cstheme="minorBidi"/>
                 <w:color w:val="0F243E" w:themeColor="text2" w:themeShade="80"/>
@@ -9859,6 +10097,7 @@
           </w:tcPr>
           <w:p>
             <w:pPr>
+              <w:jc w:val="center"/>
               <w:rPr>
                 <w:rFonts w:asciiTheme="minorBidi" w:hAnsiTheme="minorBidi" w:cstheme="minorBidi"/>
                 <w:color w:val="0F243E" w:themeColor="text2" w:themeShade="80"/>
@@ -9890,6 +10129,7 @@
           </w:tcPr>
           <w:p>
             <w:pPr>
+              <w:jc w:val="center"/>
               <w:rPr>
                 <w:rFonts w:asciiTheme="minorBidi" w:hAnsiTheme="minorBidi" w:cstheme="minorBidi"/>
                 <w:color w:val="0F243E" w:themeColor="text2" w:themeShade="80"/>
@@ -9991,6 +10231,7 @@
           </w:tcPr>
           <w:p>
             <w:pPr>
+              <w:jc w:val="center"/>
               <w:rPr>
                 <w:rFonts w:asciiTheme="minorBidi" w:hAnsiTheme="minorBidi" w:cstheme="minorBidi"/>
                 <w:color w:val="984806" w:themeColor="accent6" w:themeShade="80"/>
@@ -10022,6 +10263,7 @@
           </w:tcPr>
           <w:p>
             <w:pPr>
+              <w:jc w:val="center"/>
               <w:rPr>
                 <w:rFonts w:asciiTheme="minorBidi" w:hAnsiTheme="minorBidi" w:cstheme="minorBidi"/>
                 <w:color w:val="984806" w:themeColor="accent6" w:themeShade="80"/>
@@ -10053,6 +10295,7 @@
           </w:tcPr>
           <w:p>
             <w:pPr>
+              <w:jc w:val="center"/>
               <w:rPr>
                 <w:rFonts w:asciiTheme="minorBidi" w:hAnsiTheme="minorBidi" w:cstheme="minorBidi"/>
                 <w:color w:val="984806" w:themeColor="accent6" w:themeShade="80"/>
@@ -10084,6 +10327,7 @@
           </w:tcPr>
           <w:p>
             <w:pPr>
+              <w:jc w:val="center"/>
               <w:rPr>
                 <w:rFonts w:asciiTheme="minorBidi" w:hAnsiTheme="minorBidi" w:cstheme="minorBidi"/>
                 <w:color w:val="984806" w:themeColor="accent6" w:themeShade="80"/>
@@ -10115,6 +10359,7 @@
           </w:tcPr>
           <w:p>
             <w:pPr>
+              <w:jc w:val="center"/>
               <w:rPr>
                 <w:rFonts w:asciiTheme="minorBidi" w:hAnsiTheme="minorBidi" w:cstheme="minorBidi"/>
                 <w:color w:val="984806" w:themeColor="accent6" w:themeShade="80"/>
@@ -10146,6 +10391,7 @@
           </w:tcPr>
           <w:p>
             <w:pPr>
+              <w:jc w:val="center"/>
               <w:rPr>
                 <w:rFonts w:asciiTheme="minorBidi" w:hAnsiTheme="minorBidi" w:cstheme="minorBidi"/>
                 <w:color w:val="FFFFFF" w:themeColor="background1"/>
@@ -10177,6 +10423,7 @@
           </w:tcPr>
           <w:p>
             <w:pPr>
+              <w:jc w:val="center"/>
               <w:rPr>
                 <w:rFonts w:asciiTheme="minorBidi" w:hAnsiTheme="minorBidi" w:cstheme="minorBidi"/>
                 <w:color w:val="FFFFFF" w:themeColor="background1"/>
@@ -10208,6 +10455,7 @@
           </w:tcPr>
           <w:p>
             <w:pPr>
+              <w:jc w:val="center"/>
               <w:rPr>
                 <w:rFonts w:asciiTheme="minorBidi" w:hAnsiTheme="minorBidi" w:cstheme="minorBidi"/>
                 <w:color w:val="FFFFFF" w:themeColor="background1"/>
@@ -10239,6 +10487,7 @@
           </w:tcPr>
           <w:p>
             <w:pPr>
+              <w:jc w:val="center"/>
               <w:rPr>
                 <w:rFonts w:asciiTheme="minorBidi" w:hAnsiTheme="minorBidi" w:cstheme="minorBidi"/>
                 <w:color w:val="FFFFFF" w:themeColor="background1"/>
@@ -10270,6 +10519,7 @@
           </w:tcPr>
           <w:p>
             <w:pPr>
+              <w:jc w:val="center"/>
               <w:rPr>
                 <w:rFonts w:asciiTheme="minorBidi" w:hAnsiTheme="minorBidi" w:cstheme="minorBidi"/>
                 <w:color w:val="FFFFFF" w:themeColor="background1"/>
@@ -10301,6 +10551,7 @@
           </w:tcPr>
           <w:p>
             <w:pPr>
+              <w:jc w:val="center"/>
               <w:rPr>
                 <w:rFonts w:asciiTheme="minorBidi" w:hAnsiTheme="minorBidi" w:cstheme="minorBidi"/>
                 <w:color w:val="000000" w:themeColor="text1"/>
@@ -10332,6 +10583,7 @@
           </w:tcPr>
           <w:p>
             <w:pPr>
+              <w:jc w:val="center"/>
               <w:rPr>
                 <w:rFonts w:asciiTheme="minorBidi" w:hAnsiTheme="minorBidi" w:cstheme="minorBidi"/>
                 <w:color w:val="000000" w:themeColor="text1"/>
@@ -10363,6 +10615,7 @@
           </w:tcPr>
           <w:p>
             <w:pPr>
+              <w:jc w:val="center"/>
               <w:rPr>
                 <w:rFonts w:asciiTheme="minorBidi" w:hAnsiTheme="minorBidi" w:cstheme="minorBidi"/>
                 <w:color w:val="000000" w:themeColor="text1"/>
@@ -10394,6 +10647,7 @@
           </w:tcPr>
           <w:p>
             <w:pPr>
+              <w:jc w:val="center"/>
               <w:rPr>
                 <w:rFonts w:asciiTheme="minorBidi" w:hAnsiTheme="minorBidi" w:cstheme="minorBidi"/>
                 <w:color w:val="000000" w:themeColor="text1"/>
@@ -10425,6 +10679,7 @@
           </w:tcPr>
           <w:p>
             <w:pPr>
+              <w:jc w:val="center"/>
               <w:rPr>
                 <w:rFonts w:asciiTheme="minorBidi" w:hAnsiTheme="minorBidi" w:cstheme="minorBidi"/>
                 <w:color w:val="000000" w:themeColor="text1"/>
@@ -10456,6 +10711,7 @@
           </w:tcPr>
           <w:p>
             <w:pPr>
+              <w:jc w:val="center"/>
               <w:rPr>
                 <w:rFonts w:asciiTheme="minorBidi" w:hAnsiTheme="minorBidi" w:cstheme="minorBidi"/>
                 <w:color w:val="0F243E" w:themeColor="text2" w:themeShade="80"/>
@@ -10487,6 +10743,7 @@
           </w:tcPr>
           <w:p>
             <w:pPr>
+              <w:jc w:val="center"/>
               <w:rPr>
                 <w:rFonts w:asciiTheme="minorBidi" w:hAnsiTheme="minorBidi" w:cstheme="minorBidi"/>
                 <w:color w:val="0F243E" w:themeColor="text2" w:themeShade="80"/>
@@ -10518,6 +10775,7 @@
           </w:tcPr>
           <w:p>
             <w:pPr>
+              <w:jc w:val="center"/>
               <w:rPr>
                 <w:rFonts w:asciiTheme="minorBidi" w:hAnsiTheme="minorBidi" w:cstheme="minorBidi"/>
                 <w:color w:val="0F243E" w:themeColor="text2" w:themeShade="80"/>
@@ -10549,6 +10807,7 @@
           </w:tcPr>
           <w:p>
             <w:pPr>
+              <w:jc w:val="center"/>
               <w:rPr>
                 <w:rFonts w:asciiTheme="minorBidi" w:hAnsiTheme="minorBidi" w:cstheme="minorBidi"/>
                 <w:color w:val="0F243E" w:themeColor="text2" w:themeShade="80"/>
@@ -10580,6 +10839,7 @@
           </w:tcPr>
           <w:p>
             <w:pPr>
+              <w:jc w:val="center"/>
               <w:rPr>
                 <w:rFonts w:asciiTheme="minorBidi" w:hAnsiTheme="minorBidi" w:cstheme="minorBidi"/>
                 <w:color w:val="0F243E" w:themeColor="text2" w:themeShade="80"/>
@@ -10681,6 +10941,7 @@
           </w:tcPr>
           <w:p>
             <w:pPr>
+              <w:jc w:val="center"/>
               <w:rPr>
                 <w:rFonts w:asciiTheme="minorBidi" w:hAnsiTheme="minorBidi" w:cstheme="minorBidi"/>
                 <w:color w:val="984806" w:themeColor="accent6" w:themeShade="80"/>
@@ -10712,6 +10973,7 @@
           </w:tcPr>
           <w:p>
             <w:pPr>
+              <w:jc w:val="center"/>
               <w:rPr>
                 <w:rFonts w:asciiTheme="minorBidi" w:hAnsiTheme="minorBidi" w:cstheme="minorBidi"/>
                 <w:color w:val="984806" w:themeColor="accent6" w:themeShade="80"/>
@@ -10743,6 +11005,7 @@
           </w:tcPr>
           <w:p>
             <w:pPr>
+              <w:jc w:val="center"/>
               <w:rPr>
                 <w:rFonts w:asciiTheme="minorBidi" w:hAnsiTheme="minorBidi" w:cstheme="minorBidi"/>
                 <w:color w:val="984806" w:themeColor="accent6" w:themeShade="80"/>
@@ -10774,6 +11037,7 @@
           </w:tcPr>
           <w:p>
             <w:pPr>
+              <w:jc w:val="center"/>
               <w:rPr>
                 <w:rFonts w:asciiTheme="minorBidi" w:hAnsiTheme="minorBidi" w:cstheme="minorBidi"/>
                 <w:color w:val="984806" w:themeColor="accent6" w:themeShade="80"/>
@@ -10805,6 +11069,7 @@
           </w:tcPr>
           <w:p>
             <w:pPr>
+              <w:jc w:val="center"/>
               <w:rPr>
                 <w:rFonts w:asciiTheme="minorBidi" w:hAnsiTheme="minorBidi" w:cstheme="minorBidi"/>
                 <w:color w:val="984806" w:themeColor="accent6" w:themeShade="80"/>
@@ -10836,6 +11101,7 @@
           </w:tcPr>
           <w:p>
             <w:pPr>
+              <w:jc w:val="center"/>
               <w:rPr>
                 <w:rFonts w:asciiTheme="minorBidi" w:hAnsiTheme="minorBidi" w:cstheme="minorBidi"/>
                 <w:color w:val="FFFFFF" w:themeColor="background1"/>
@@ -10867,6 +11133,7 @@
           </w:tcPr>
           <w:p>
             <w:pPr>
+              <w:jc w:val="center"/>
               <w:rPr>
                 <w:rFonts w:asciiTheme="minorBidi" w:hAnsiTheme="minorBidi" w:cstheme="minorBidi"/>
                 <w:color w:val="FFFFFF" w:themeColor="background1"/>
@@ -10898,6 +11165,7 @@
           </w:tcPr>
           <w:p>
             <w:pPr>
+              <w:jc w:val="center"/>
               <w:rPr>
                 <w:rFonts w:asciiTheme="minorBidi" w:hAnsiTheme="minorBidi" w:cstheme="minorBidi"/>
                 <w:color w:val="FFFFFF" w:themeColor="background1"/>
@@ -10929,6 +11197,7 @@
           </w:tcPr>
           <w:p>
             <w:pPr>
+              <w:jc w:val="center"/>
               <w:rPr>
                 <w:rFonts w:asciiTheme="minorBidi" w:hAnsiTheme="minorBidi" w:cstheme="minorBidi"/>
                 <w:color w:val="FFFFFF" w:themeColor="background1"/>
@@ -10960,6 +11229,7 @@
           </w:tcPr>
           <w:p>
             <w:pPr>
+              <w:jc w:val="center"/>
               <w:rPr>
                 <w:rFonts w:asciiTheme="minorBidi" w:hAnsiTheme="minorBidi" w:cstheme="minorBidi"/>
                 <w:color w:val="FFFFFF" w:themeColor="background1"/>
@@ -10991,6 +11261,7 @@
           </w:tcPr>
           <w:p>
             <w:pPr>
+              <w:jc w:val="center"/>
               <w:rPr>
                 <w:rFonts w:asciiTheme="minorBidi" w:hAnsiTheme="minorBidi" w:cstheme="minorBidi"/>
                 <w:color w:val="000000" w:themeColor="text1"/>
@@ -11022,6 +11293,7 @@
           </w:tcPr>
           <w:p>
             <w:pPr>
+              <w:jc w:val="center"/>
               <w:rPr>
                 <w:rFonts w:asciiTheme="minorBidi" w:hAnsiTheme="minorBidi" w:cstheme="minorBidi"/>
                 <w:color w:val="000000" w:themeColor="text1"/>
@@ -11053,6 +11325,7 @@
           </w:tcPr>
           <w:p>
             <w:pPr>
+              <w:jc w:val="center"/>
               <w:rPr>
                 <w:rFonts w:asciiTheme="minorBidi" w:hAnsiTheme="minorBidi" w:cstheme="minorBidi"/>
                 <w:color w:val="000000" w:themeColor="text1"/>
@@ -11084,6 +11357,7 @@
           </w:tcPr>
           <w:p>
             <w:pPr>
+              <w:jc w:val="center"/>
               <w:rPr>
                 <w:rFonts w:asciiTheme="minorBidi" w:hAnsiTheme="minorBidi" w:cstheme="minorBidi"/>
                 <w:color w:val="000000" w:themeColor="text1"/>
@@ -11115,6 +11389,7 @@
           </w:tcPr>
           <w:p>
             <w:pPr>
+              <w:jc w:val="center"/>
               <w:rPr>
                 <w:rFonts w:asciiTheme="minorBidi" w:hAnsiTheme="minorBidi" w:cstheme="minorBidi"/>
                 <w:color w:val="000000" w:themeColor="text1"/>
@@ -11146,6 +11421,7 @@
           </w:tcPr>
           <w:p>
             <w:pPr>
+              <w:jc w:val="center"/>
               <w:rPr>
                 <w:rFonts w:asciiTheme="minorBidi" w:hAnsiTheme="minorBidi" w:cstheme="minorBidi"/>
                 <w:color w:val="0F243E" w:themeColor="text2" w:themeShade="80"/>
@@ -11177,6 +11453,7 @@
           </w:tcPr>
           <w:p>
             <w:pPr>
+              <w:jc w:val="center"/>
               <w:rPr>
                 <w:rFonts w:asciiTheme="minorBidi" w:hAnsiTheme="minorBidi" w:cstheme="minorBidi"/>
                 <w:color w:val="0F243E" w:themeColor="text2" w:themeShade="80"/>
@@ -11208,6 +11485,7 @@
           </w:tcPr>
           <w:p>
             <w:pPr>
+              <w:jc w:val="center"/>
               <w:rPr>
                 <w:rFonts w:asciiTheme="minorBidi" w:hAnsiTheme="minorBidi" w:cstheme="minorBidi"/>
                 <w:color w:val="0F243E" w:themeColor="text2" w:themeShade="80"/>
@@ -11239,6 +11517,7 @@
           </w:tcPr>
           <w:p>
             <w:pPr>
+              <w:jc w:val="center"/>
               <w:rPr>
                 <w:rFonts w:asciiTheme="minorBidi" w:hAnsiTheme="minorBidi" w:cstheme="minorBidi"/>
                 <w:color w:val="0F243E" w:themeColor="text2" w:themeShade="80"/>
@@ -11270,6 +11549,7 @@
           </w:tcPr>
           <w:p>
             <w:pPr>
+              <w:jc w:val="center"/>
               <w:rPr>
                 <w:rFonts w:asciiTheme="minorBidi" w:hAnsiTheme="minorBidi" w:cstheme="minorBidi"/>
                 <w:color w:val="0F243E" w:themeColor="text2" w:themeShade="80"/>
@@ -11371,6 +11651,7 @@
           </w:tcPr>
           <w:p>
             <w:pPr>
+              <w:jc w:val="center"/>
               <w:rPr>
                 <w:rFonts w:asciiTheme="minorBidi" w:hAnsiTheme="minorBidi" w:cstheme="minorBidi"/>
                 <w:color w:val="984806" w:themeColor="accent6" w:themeShade="80"/>
@@ -11402,6 +11683,7 @@
           </w:tcPr>
           <w:p>
             <w:pPr>
+              <w:jc w:val="center"/>
               <w:rPr>
                 <w:rFonts w:asciiTheme="minorBidi" w:hAnsiTheme="minorBidi" w:cstheme="minorBidi"/>
                 <w:color w:val="984806" w:themeColor="accent6" w:themeShade="80"/>
@@ -11433,6 +11715,7 @@
           </w:tcPr>
           <w:p>
             <w:pPr>
+              <w:jc w:val="center"/>
               <w:rPr>
                 <w:rFonts w:asciiTheme="minorBidi" w:hAnsiTheme="minorBidi" w:cstheme="minorBidi"/>
                 <w:color w:val="984806" w:themeColor="accent6" w:themeShade="80"/>
@@ -11464,6 +11747,7 @@
           </w:tcPr>
           <w:p>
             <w:pPr>
+              <w:jc w:val="center"/>
               <w:rPr>
                 <w:rFonts w:asciiTheme="minorBidi" w:hAnsiTheme="minorBidi" w:cstheme="minorBidi"/>
                 <w:color w:val="984806" w:themeColor="accent6" w:themeShade="80"/>
@@ -11495,6 +11779,7 @@
           </w:tcPr>
           <w:p>
             <w:pPr>
+              <w:jc w:val="center"/>
               <w:rPr>
                 <w:rFonts w:asciiTheme="minorBidi" w:hAnsiTheme="minorBidi" w:cstheme="minorBidi"/>
                 <w:color w:val="984806" w:themeColor="accent6" w:themeShade="80"/>
@@ -11526,6 +11811,7 @@
           </w:tcPr>
           <w:p>
             <w:pPr>
+              <w:jc w:val="center"/>
               <w:rPr>
                 <w:rFonts w:asciiTheme="minorBidi" w:hAnsiTheme="minorBidi" w:cstheme="minorBidi"/>
                 <w:color w:val="FFFFFF" w:themeColor="background1"/>
@@ -11557,6 +11843,7 @@
           </w:tcPr>
           <w:p>
             <w:pPr>
+              <w:jc w:val="center"/>
               <w:rPr>
                 <w:rFonts w:asciiTheme="minorBidi" w:hAnsiTheme="minorBidi" w:cstheme="minorBidi"/>
                 <w:color w:val="FFFFFF" w:themeColor="background1"/>
@@ -11588,6 +11875,7 @@
           </w:tcPr>
           <w:p>
             <w:pPr>
+              <w:jc w:val="center"/>
               <w:rPr>
                 <w:rFonts w:asciiTheme="minorBidi" w:hAnsiTheme="minorBidi" w:cstheme="minorBidi"/>
                 <w:color w:val="FFFFFF" w:themeColor="background1"/>
@@ -11619,6 +11907,7 @@
           </w:tcPr>
           <w:p>
             <w:pPr>
+              <w:jc w:val="center"/>
               <w:rPr>
                 <w:rFonts w:asciiTheme="minorBidi" w:hAnsiTheme="minorBidi" w:cstheme="minorBidi"/>
                 <w:color w:val="FFFFFF" w:themeColor="background1"/>
@@ -11650,6 +11939,7 @@
           </w:tcPr>
           <w:p>
             <w:pPr>
+              <w:jc w:val="center"/>
               <w:rPr>
                 <w:rFonts w:asciiTheme="minorBidi" w:hAnsiTheme="minorBidi" w:cstheme="minorBidi"/>
                 <w:color w:val="FFFFFF" w:themeColor="background1"/>
@@ -11681,6 +11971,7 @@
           </w:tcPr>
           <w:p>
             <w:pPr>
+              <w:jc w:val="center"/>
               <w:rPr>
                 <w:rFonts w:asciiTheme="minorBidi" w:hAnsiTheme="minorBidi" w:cstheme="minorBidi"/>
                 <w:color w:val="000000" w:themeColor="text1"/>
@@ -11712,6 +12003,7 @@
           </w:tcPr>
           <w:p>
             <w:pPr>
+              <w:jc w:val="center"/>
               <w:rPr>
                 <w:rFonts w:asciiTheme="minorBidi" w:hAnsiTheme="minorBidi" w:cstheme="minorBidi"/>
                 <w:color w:val="000000" w:themeColor="text1"/>
@@ -11743,6 +12035,7 @@
           </w:tcPr>
           <w:p>
             <w:pPr>
+              <w:jc w:val="center"/>
               <w:rPr>
                 <w:rFonts w:asciiTheme="minorBidi" w:hAnsiTheme="minorBidi" w:cstheme="minorBidi"/>
                 <w:color w:val="000000" w:themeColor="text1"/>
@@ -11774,6 +12067,7 @@
           </w:tcPr>
           <w:p>
             <w:pPr>
+              <w:jc w:val="center"/>
               <w:rPr>
                 <w:rFonts w:asciiTheme="minorBidi" w:hAnsiTheme="minorBidi" w:cstheme="minorBidi"/>
                 <w:color w:val="000000" w:themeColor="text1"/>
@@ -11805,6 +12099,7 @@
           </w:tcPr>
           <w:p>
             <w:pPr>
+              <w:jc w:val="center"/>
               <w:rPr>
                 <w:rFonts w:asciiTheme="minorBidi" w:hAnsiTheme="minorBidi" w:cstheme="minorBidi"/>
                 <w:color w:val="000000" w:themeColor="text1"/>
@@ -11836,6 +12131,7 @@
           </w:tcPr>
           <w:p>
             <w:pPr>
+              <w:jc w:val="center"/>
               <w:rPr>
                 <w:rFonts w:asciiTheme="minorBidi" w:hAnsiTheme="minorBidi" w:cstheme="minorBidi"/>
                 <w:color w:val="0F243E" w:themeColor="text2" w:themeShade="80"/>
@@ -11867,6 +12163,7 @@
           </w:tcPr>
           <w:p>
             <w:pPr>
+              <w:jc w:val="center"/>
               <w:rPr>
                 <w:rFonts w:asciiTheme="minorBidi" w:hAnsiTheme="minorBidi" w:cstheme="minorBidi"/>
                 <w:color w:val="0F243E" w:themeColor="text2" w:themeShade="80"/>
@@ -11898,6 +12195,7 @@
           </w:tcPr>
           <w:p>
             <w:pPr>
+              <w:jc w:val="center"/>
               <w:rPr>
                 <w:rFonts w:asciiTheme="minorBidi" w:hAnsiTheme="minorBidi" w:cstheme="minorBidi"/>
                 <w:color w:val="0F243E" w:themeColor="text2" w:themeShade="80"/>
@@ -11929,6 +12227,7 @@
           </w:tcPr>
           <w:p>
             <w:pPr>
+              <w:jc w:val="center"/>
               <w:rPr>
                 <w:rFonts w:asciiTheme="minorBidi" w:hAnsiTheme="minorBidi" w:cstheme="minorBidi"/>
                 <w:color w:val="0F243E" w:themeColor="text2" w:themeShade="80"/>
@@ -11960,6 +12259,7 @@
           </w:tcPr>
           <w:p>
             <w:pPr>
+              <w:jc w:val="center"/>
               <w:rPr>
                 <w:rFonts w:asciiTheme="minorBidi" w:hAnsiTheme="minorBidi" w:cstheme="minorBidi"/>
                 <w:color w:val="0F243E" w:themeColor="text2" w:themeShade="80"/>
@@ -12061,6 +12361,7 @@
           </w:tcPr>
           <w:p>
             <w:pPr>
+              <w:jc w:val="center"/>
               <w:rPr>
                 <w:rFonts w:asciiTheme="minorBidi" w:hAnsiTheme="minorBidi" w:cstheme="minorBidi"/>
                 <w:color w:val="984806" w:themeColor="accent6" w:themeShade="80"/>
@@ -12092,6 +12393,7 @@
           </w:tcPr>
           <w:p>
             <w:pPr>
+              <w:jc w:val="center"/>
               <w:rPr>
                 <w:rFonts w:asciiTheme="minorBidi" w:hAnsiTheme="minorBidi" w:cstheme="minorBidi"/>
                 <w:color w:val="984806" w:themeColor="accent6" w:themeShade="80"/>
@@ -12123,6 +12425,7 @@
           </w:tcPr>
           <w:p>
             <w:pPr>
+              <w:jc w:val="center"/>
               <w:rPr>
                 <w:rFonts w:asciiTheme="minorBidi" w:hAnsiTheme="minorBidi" w:cstheme="minorBidi"/>
                 <w:color w:val="984806" w:themeColor="accent6" w:themeShade="80"/>
@@ -12154,6 +12457,7 @@
           </w:tcPr>
           <w:p>
             <w:pPr>
+              <w:jc w:val="center"/>
               <w:rPr>
                 <w:rFonts w:asciiTheme="minorBidi" w:hAnsiTheme="minorBidi" w:cstheme="minorBidi"/>
                 <w:color w:val="984806" w:themeColor="accent6" w:themeShade="80"/>
@@ -12185,6 +12489,7 @@
           </w:tcPr>
           <w:p>
             <w:pPr>
+              <w:jc w:val="center"/>
               <w:rPr>
                 <w:rFonts w:asciiTheme="minorBidi" w:hAnsiTheme="minorBidi" w:cstheme="minorBidi"/>
                 <w:color w:val="984806" w:themeColor="accent6" w:themeShade="80"/>
@@ -12216,6 +12521,7 @@
           </w:tcPr>
           <w:p>
             <w:pPr>
+              <w:jc w:val="center"/>
               <w:rPr>
                 <w:rFonts w:asciiTheme="minorBidi" w:hAnsiTheme="minorBidi" w:cstheme="minorBidi"/>
                 <w:color w:val="FFFFFF" w:themeColor="background1"/>
@@ -12247,6 +12553,7 @@
           </w:tcPr>
           <w:p>
             <w:pPr>
+              <w:jc w:val="center"/>
               <w:rPr>
                 <w:rFonts w:asciiTheme="minorBidi" w:hAnsiTheme="minorBidi" w:cstheme="minorBidi"/>
                 <w:color w:val="FFFFFF" w:themeColor="background1"/>
@@ -12278,6 +12585,7 @@
           </w:tcPr>
           <w:p>
             <w:pPr>
+              <w:jc w:val="center"/>
               <w:rPr>
                 <w:rFonts w:asciiTheme="minorBidi" w:hAnsiTheme="minorBidi" w:cstheme="minorBidi"/>
                 <w:color w:val="FFFFFF" w:themeColor="background1"/>
@@ -12309,6 +12617,7 @@
           </w:tcPr>
           <w:p>
             <w:pPr>
+              <w:jc w:val="center"/>
               <w:rPr>
                 <w:rFonts w:asciiTheme="minorBidi" w:hAnsiTheme="minorBidi" w:cstheme="minorBidi"/>
                 <w:color w:val="FFFFFF" w:themeColor="background1"/>
@@ -12340,6 +12649,7 @@
           </w:tcPr>
           <w:p>
             <w:pPr>
+              <w:jc w:val="center"/>
               <w:rPr>
                 <w:rFonts w:asciiTheme="minorBidi" w:hAnsiTheme="minorBidi" w:cstheme="minorBidi"/>
                 <w:color w:val="FFFFFF" w:themeColor="background1"/>
@@ -12371,6 +12681,7 @@
           </w:tcPr>
           <w:p>
             <w:pPr>
+              <w:jc w:val="center"/>
               <w:rPr>
                 <w:rFonts w:asciiTheme="minorBidi" w:hAnsiTheme="minorBidi" w:cstheme="minorBidi"/>
                 <w:color w:val="000000" w:themeColor="text1"/>
@@ -12402,6 +12713,7 @@
           </w:tcPr>
           <w:p>
             <w:pPr>
+              <w:jc w:val="center"/>
               <w:rPr>
                 <w:rFonts w:asciiTheme="minorBidi" w:hAnsiTheme="minorBidi" w:cstheme="minorBidi"/>
                 <w:color w:val="000000" w:themeColor="text1"/>
@@ -12433,6 +12745,7 @@
           </w:tcPr>
           <w:p>
             <w:pPr>
+              <w:jc w:val="center"/>
               <w:rPr>
                 <w:rFonts w:asciiTheme="minorBidi" w:hAnsiTheme="minorBidi" w:cstheme="minorBidi"/>
                 <w:color w:val="000000" w:themeColor="text1"/>
@@ -12464,6 +12777,7 @@
           </w:tcPr>
           <w:p>
             <w:pPr>
+              <w:jc w:val="center"/>
               <w:rPr>
                 <w:rFonts w:asciiTheme="minorBidi" w:hAnsiTheme="minorBidi" w:cstheme="minorBidi"/>
                 <w:color w:val="000000" w:themeColor="text1"/>
@@ -12495,6 +12809,7 @@
           </w:tcPr>
           <w:p>
             <w:pPr>
+              <w:jc w:val="center"/>
               <w:rPr>
                 <w:rFonts w:asciiTheme="minorBidi" w:hAnsiTheme="minorBidi" w:cstheme="minorBidi"/>
                 <w:color w:val="000000" w:themeColor="text1"/>
@@ -12526,6 +12841,7 @@
           </w:tcPr>
           <w:p>
             <w:pPr>
+              <w:jc w:val="center"/>
               <w:rPr>
                 <w:rFonts w:asciiTheme="minorBidi" w:hAnsiTheme="minorBidi" w:cstheme="minorBidi"/>
                 <w:color w:val="0F243E" w:themeColor="text2" w:themeShade="80"/>
@@ -12557,6 +12873,7 @@
           </w:tcPr>
           <w:p>
             <w:pPr>
+              <w:jc w:val="center"/>
               <w:rPr>
                 <w:rFonts w:asciiTheme="minorBidi" w:hAnsiTheme="minorBidi" w:cstheme="minorBidi"/>
                 <w:color w:val="0F243E" w:themeColor="text2" w:themeShade="80"/>
@@ -12588,6 +12905,7 @@
           </w:tcPr>
           <w:p>
             <w:pPr>
+              <w:jc w:val="center"/>
               <w:rPr>
                 <w:rFonts w:asciiTheme="minorBidi" w:hAnsiTheme="minorBidi" w:cstheme="minorBidi"/>
                 <w:color w:val="0F243E" w:themeColor="text2" w:themeShade="80"/>
@@ -12619,6 +12937,7 @@
           </w:tcPr>
           <w:p>
             <w:pPr>
+              <w:jc w:val="center"/>
               <w:rPr>
                 <w:rFonts w:asciiTheme="minorBidi" w:hAnsiTheme="minorBidi" w:cstheme="minorBidi"/>
                 <w:color w:val="0F243E" w:themeColor="text2" w:themeShade="80"/>
@@ -12650,6 +12969,7 @@
           </w:tcPr>
           <w:p>
             <w:pPr>
+              <w:jc w:val="center"/>
               <w:rPr>
                 <w:rFonts w:asciiTheme="minorBidi" w:hAnsiTheme="minorBidi" w:cstheme="minorBidi"/>
                 <w:color w:val="0F243E" w:themeColor="text2" w:themeShade="80"/>
@@ -12751,6 +13071,7 @@
           </w:tcPr>
           <w:p>
             <w:pPr>
+              <w:jc w:val="center"/>
               <w:rPr>
                 <w:rFonts w:asciiTheme="minorBidi" w:hAnsiTheme="minorBidi" w:cstheme="minorBidi"/>
                 <w:color w:val="984806" w:themeColor="accent6" w:themeShade="80"/>
@@ -12782,6 +13103,7 @@
           </w:tcPr>
           <w:p>
             <w:pPr>
+              <w:jc w:val="center"/>
               <w:rPr>
                 <w:rFonts w:asciiTheme="minorBidi" w:hAnsiTheme="minorBidi" w:cstheme="minorBidi"/>
                 <w:color w:val="984806" w:themeColor="accent6" w:themeShade="80"/>
@@ -12813,6 +13135,7 @@
           </w:tcPr>
           <w:p>
             <w:pPr>
+              <w:jc w:val="center"/>
               <w:rPr>
                 <w:rFonts w:asciiTheme="minorBidi" w:hAnsiTheme="minorBidi" w:cstheme="minorBidi"/>
                 <w:color w:val="984806" w:themeColor="accent6" w:themeShade="80"/>
@@ -12844,6 +13167,7 @@
           </w:tcPr>
           <w:p>
             <w:pPr>
+              <w:jc w:val="center"/>
               <w:rPr>
                 <w:rFonts w:asciiTheme="minorBidi" w:hAnsiTheme="minorBidi" w:cstheme="minorBidi"/>
                 <w:color w:val="984806" w:themeColor="accent6" w:themeShade="80"/>
@@ -12875,6 +13199,7 @@
           </w:tcPr>
           <w:p>
             <w:pPr>
+              <w:jc w:val="center"/>
               <w:rPr>
                 <w:rFonts w:asciiTheme="minorBidi" w:hAnsiTheme="minorBidi" w:cstheme="minorBidi"/>
                 <w:color w:val="984806" w:themeColor="accent6" w:themeShade="80"/>
@@ -12906,6 +13231,7 @@
           </w:tcPr>
           <w:p>
             <w:pPr>
+              <w:jc w:val="center"/>
               <w:rPr>
                 <w:rFonts w:asciiTheme="minorBidi" w:hAnsiTheme="minorBidi" w:cstheme="minorBidi"/>
                 <w:color w:val="FFFFFF" w:themeColor="background1"/>
@@ -12937,6 +13263,7 @@
           </w:tcPr>
           <w:p>
             <w:pPr>
+              <w:jc w:val="center"/>
               <w:rPr>
                 <w:rFonts w:asciiTheme="minorBidi" w:hAnsiTheme="minorBidi" w:cstheme="minorBidi"/>
                 <w:color w:val="FFFFFF" w:themeColor="background1"/>
@@ -12968,6 +13295,7 @@
           </w:tcPr>
           <w:p>
             <w:pPr>
+              <w:jc w:val="center"/>
               <w:rPr>
                 <w:rFonts w:asciiTheme="minorBidi" w:hAnsiTheme="minorBidi" w:cstheme="minorBidi"/>
                 <w:color w:val="FFFFFF" w:themeColor="background1"/>
@@ -12999,6 +13327,7 @@
           </w:tcPr>
           <w:p>
             <w:pPr>
+              <w:jc w:val="center"/>
               <w:rPr>
                 <w:rFonts w:asciiTheme="minorBidi" w:hAnsiTheme="minorBidi" w:cstheme="minorBidi"/>
                 <w:color w:val="FFFFFF" w:themeColor="background1"/>
@@ -13030,6 +13359,7 @@
           </w:tcPr>
           <w:p>
             <w:pPr>
+              <w:jc w:val="center"/>
               <w:rPr>
                 <w:rFonts w:asciiTheme="minorBidi" w:hAnsiTheme="minorBidi" w:cstheme="minorBidi"/>
                 <w:color w:val="FFFFFF" w:themeColor="background1"/>
@@ -13061,6 +13391,7 @@
           </w:tcPr>
           <w:p>
             <w:pPr>
+              <w:jc w:val="center"/>
               <w:rPr>
                 <w:rFonts w:asciiTheme="minorBidi" w:hAnsiTheme="minorBidi" w:cstheme="minorBidi"/>
                 <w:color w:val="000000" w:themeColor="text1"/>
@@ -13092,6 +13423,7 @@
           </w:tcPr>
           <w:p>
             <w:pPr>
+              <w:jc w:val="center"/>
               <w:rPr>
                 <w:rFonts w:asciiTheme="minorBidi" w:hAnsiTheme="minorBidi" w:cstheme="minorBidi"/>
                 <w:color w:val="000000" w:themeColor="text1"/>
@@ -13123,6 +13455,7 @@
           </w:tcPr>
           <w:p>
             <w:pPr>
+              <w:jc w:val="center"/>
               <w:rPr>
                 <w:rFonts w:asciiTheme="minorBidi" w:hAnsiTheme="minorBidi" w:cstheme="minorBidi"/>
                 <w:color w:val="000000" w:themeColor="text1"/>
@@ -13154,6 +13487,7 @@
           </w:tcPr>
           <w:p>
             <w:pPr>
+              <w:jc w:val="center"/>
               <w:rPr>
                 <w:rFonts w:asciiTheme="minorBidi" w:hAnsiTheme="minorBidi" w:cstheme="minorBidi"/>
                 <w:color w:val="000000" w:themeColor="text1"/>
@@ -13185,6 +13519,7 @@
           </w:tcPr>
           <w:p>
             <w:pPr>
+              <w:jc w:val="center"/>
               <w:rPr>
                 <w:rFonts w:asciiTheme="minorBidi" w:hAnsiTheme="minorBidi" w:cstheme="minorBidi"/>
                 <w:color w:val="000000" w:themeColor="text1"/>
@@ -13216,6 +13551,7 @@
           </w:tcPr>
           <w:p>
             <w:pPr>
+              <w:jc w:val="center"/>
               <w:rPr>
                 <w:rFonts w:asciiTheme="minorBidi" w:hAnsiTheme="minorBidi" w:cstheme="minorBidi"/>
                 <w:color w:val="0F243E" w:themeColor="text2" w:themeShade="80"/>
@@ -13247,6 +13583,7 @@
           </w:tcPr>
           <w:p>
             <w:pPr>
+              <w:jc w:val="center"/>
               <w:rPr>
                 <w:rFonts w:asciiTheme="minorBidi" w:hAnsiTheme="minorBidi" w:cstheme="minorBidi"/>
                 <w:color w:val="0F243E" w:themeColor="text2" w:themeShade="80"/>
@@ -13278,6 +13615,7 @@
           </w:tcPr>
           <w:p>
             <w:pPr>
+              <w:jc w:val="center"/>
               <w:rPr>
                 <w:rFonts w:asciiTheme="minorBidi" w:hAnsiTheme="minorBidi" w:cstheme="minorBidi"/>
                 <w:color w:val="0F243E" w:themeColor="text2" w:themeShade="80"/>
@@ -13309,6 +13647,7 @@
           </w:tcPr>
           <w:p>
             <w:pPr>
+              <w:jc w:val="center"/>
               <w:rPr>
                 <w:rFonts w:asciiTheme="minorBidi" w:hAnsiTheme="minorBidi" w:cstheme="minorBidi"/>
                 <w:color w:val="0F243E" w:themeColor="text2" w:themeShade="80"/>
@@ -13340,6 +13679,7 @@
           </w:tcPr>
           <w:p>
             <w:pPr>
+              <w:jc w:val="center"/>
               <w:rPr>
                 <w:rFonts w:asciiTheme="minorBidi" w:hAnsiTheme="minorBidi" w:cstheme="minorBidi"/>
                 <w:color w:val="0F243E" w:themeColor="text2" w:themeShade="80"/>
@@ -13441,6 +13781,7 @@
           </w:tcPr>
           <w:p>
             <w:pPr>
+              <w:jc w:val="center"/>
               <w:rPr>
                 <w:rFonts w:asciiTheme="minorBidi" w:hAnsiTheme="minorBidi" w:cstheme="minorBidi"/>
                 <w:color w:val="984806" w:themeColor="accent6" w:themeShade="80"/>
@@ -13472,6 +13813,7 @@
           </w:tcPr>
           <w:p>
             <w:pPr>
+              <w:jc w:val="center"/>
               <w:rPr>
                 <w:rFonts w:asciiTheme="minorBidi" w:hAnsiTheme="minorBidi" w:cstheme="minorBidi"/>
                 <w:color w:val="984806" w:themeColor="accent6" w:themeShade="80"/>
@@ -13503,6 +13845,7 @@
           </w:tcPr>
           <w:p>
             <w:pPr>
+              <w:jc w:val="center"/>
               <w:rPr>
                 <w:rFonts w:asciiTheme="minorBidi" w:hAnsiTheme="minorBidi" w:cstheme="minorBidi"/>
                 <w:color w:val="984806" w:themeColor="accent6" w:themeShade="80"/>
@@ -13534,6 +13877,7 @@
           </w:tcPr>
           <w:p>
             <w:pPr>
+              <w:jc w:val="center"/>
               <w:rPr>
                 <w:rFonts w:asciiTheme="minorBidi" w:hAnsiTheme="minorBidi" w:cstheme="minorBidi"/>
                 <w:color w:val="984806" w:themeColor="accent6" w:themeShade="80"/>
@@ -13565,6 +13909,7 @@
           </w:tcPr>
           <w:p>
             <w:pPr>
+              <w:jc w:val="center"/>
               <w:rPr>
                 <w:rFonts w:asciiTheme="minorBidi" w:hAnsiTheme="minorBidi" w:cstheme="minorBidi"/>
                 <w:color w:val="984806" w:themeColor="accent6" w:themeShade="80"/>
@@ -13596,6 +13941,7 @@
           </w:tcPr>
           <w:p>
             <w:pPr>
+              <w:jc w:val="center"/>
               <w:rPr>
                 <w:rFonts w:asciiTheme="minorBidi" w:hAnsiTheme="minorBidi" w:cstheme="minorBidi"/>
                 <w:color w:val="FFFFFF" w:themeColor="background1"/>
@@ -13627,6 +13973,7 @@
           </w:tcPr>
           <w:p>
             <w:pPr>
+              <w:jc w:val="center"/>
               <w:rPr>
                 <w:rFonts w:asciiTheme="minorBidi" w:hAnsiTheme="minorBidi" w:cstheme="minorBidi"/>
                 <w:color w:val="FFFFFF" w:themeColor="background1"/>
@@ -13658,6 +14005,7 @@
           </w:tcPr>
           <w:p>
             <w:pPr>
+              <w:jc w:val="center"/>
               <w:rPr>
                 <w:rFonts w:asciiTheme="minorBidi" w:hAnsiTheme="minorBidi" w:cstheme="minorBidi"/>
                 <w:color w:val="FFFFFF" w:themeColor="background1"/>
@@ -13689,6 +14037,7 @@
           </w:tcPr>
           <w:p>
             <w:pPr>
+              <w:jc w:val="center"/>
               <w:rPr>
                 <w:rFonts w:asciiTheme="minorBidi" w:hAnsiTheme="minorBidi" w:cstheme="minorBidi"/>
                 <w:color w:val="FFFFFF" w:themeColor="background1"/>
@@ -13720,6 +14069,7 @@
           </w:tcPr>
           <w:p>
             <w:pPr>
+              <w:jc w:val="center"/>
               <w:rPr>
                 <w:rFonts w:asciiTheme="minorBidi" w:hAnsiTheme="minorBidi" w:cstheme="minorBidi"/>
                 <w:color w:val="FFFFFF" w:themeColor="background1"/>
@@ -13751,6 +14101,7 @@
           </w:tcPr>
           <w:p>
             <w:pPr>
+              <w:jc w:val="center"/>
               <w:rPr>
                 <w:rFonts w:asciiTheme="minorBidi" w:hAnsiTheme="minorBidi" w:cstheme="minorBidi"/>
                 <w:color w:val="000000" w:themeColor="text1"/>
@@ -13782,6 +14133,7 @@
           </w:tcPr>
           <w:p>
             <w:pPr>
+              <w:jc w:val="center"/>
               <w:rPr>
                 <w:rFonts w:asciiTheme="minorBidi" w:hAnsiTheme="minorBidi" w:cstheme="minorBidi"/>
                 <w:color w:val="000000" w:themeColor="text1"/>
@@ -13813,6 +14165,7 @@
           </w:tcPr>
           <w:p>
             <w:pPr>
+              <w:jc w:val="center"/>
               <w:rPr>
                 <w:rFonts w:asciiTheme="minorBidi" w:hAnsiTheme="minorBidi" w:cstheme="minorBidi"/>
                 <w:color w:val="000000" w:themeColor="text1"/>
@@ -13844,6 +14197,7 @@
           </w:tcPr>
           <w:p>
             <w:pPr>
+              <w:jc w:val="center"/>
               <w:rPr>
                 <w:rFonts w:asciiTheme="minorBidi" w:hAnsiTheme="minorBidi" w:cstheme="minorBidi"/>
                 <w:color w:val="000000" w:themeColor="text1"/>
@@ -13875,6 +14229,7 @@
           </w:tcPr>
           <w:p>
             <w:pPr>
+              <w:jc w:val="center"/>
               <w:rPr>
                 <w:rFonts w:asciiTheme="minorBidi" w:hAnsiTheme="minorBidi" w:cstheme="minorBidi"/>
                 <w:color w:val="000000" w:themeColor="text1"/>
@@ -13906,6 +14261,7 @@
           </w:tcPr>
           <w:p>
             <w:pPr>
+              <w:jc w:val="center"/>
               <w:rPr>
                 <w:rFonts w:asciiTheme="minorBidi" w:hAnsiTheme="minorBidi" w:cstheme="minorBidi"/>
                 <w:color w:val="0F243E" w:themeColor="text2" w:themeShade="80"/>
@@ -13937,6 +14293,7 @@
           </w:tcPr>
           <w:p>
             <w:pPr>
+              <w:jc w:val="center"/>
               <w:rPr>
                 <w:rFonts w:asciiTheme="minorBidi" w:hAnsiTheme="minorBidi" w:cstheme="minorBidi"/>
                 <w:color w:val="0F243E" w:themeColor="text2" w:themeShade="80"/>
@@ -13968,6 +14325,7 @@
           </w:tcPr>
           <w:p>
             <w:pPr>
+              <w:jc w:val="center"/>
               <w:rPr>
                 <w:rFonts w:asciiTheme="minorBidi" w:hAnsiTheme="minorBidi" w:cstheme="minorBidi"/>
                 <w:color w:val="0F243E" w:themeColor="text2" w:themeShade="80"/>
@@ -13999,6 +14357,7 @@
           </w:tcPr>
           <w:p>
             <w:pPr>
+              <w:jc w:val="center"/>
               <w:rPr>
                 <w:rFonts w:asciiTheme="minorBidi" w:hAnsiTheme="minorBidi" w:cstheme="minorBidi"/>
                 <w:color w:val="0F243E" w:themeColor="text2" w:themeShade="80"/>
@@ -14030,6 +14389,7 @@
           </w:tcPr>
           <w:p>
             <w:pPr>
+              <w:jc w:val="center"/>
               <w:rPr>
                 <w:rFonts w:asciiTheme="minorBidi" w:hAnsiTheme="minorBidi" w:cstheme="minorBidi"/>
                 <w:color w:val="0F243E" w:themeColor="text2" w:themeShade="80"/>
@@ -14131,6 +14491,7 @@
           </w:tcPr>
           <w:p>
             <w:pPr>
+              <w:jc w:val="center"/>
               <w:rPr>
                 <w:rFonts w:asciiTheme="minorBidi" w:hAnsiTheme="minorBidi" w:cstheme="minorBidi"/>
                 <w:color w:val="984806" w:themeColor="accent6" w:themeShade="80"/>
@@ -14162,6 +14523,7 @@
           </w:tcPr>
           <w:p>
             <w:pPr>
+              <w:jc w:val="center"/>
               <w:rPr>
                 <w:rFonts w:asciiTheme="minorBidi" w:hAnsiTheme="minorBidi" w:cstheme="minorBidi"/>
                 <w:color w:val="984806" w:themeColor="accent6" w:themeShade="80"/>
@@ -14193,6 +14555,7 @@
           </w:tcPr>
           <w:p>
             <w:pPr>
+              <w:jc w:val="center"/>
               <w:rPr>
                 <w:rFonts w:asciiTheme="minorBidi" w:hAnsiTheme="minorBidi" w:cstheme="minorBidi"/>
                 <w:color w:val="984806" w:themeColor="accent6" w:themeShade="80"/>
@@ -14224,6 +14587,7 @@
           </w:tcPr>
           <w:p>
             <w:pPr>
+              <w:jc w:val="center"/>
               <w:rPr>
                 <w:rFonts w:asciiTheme="minorBidi" w:hAnsiTheme="minorBidi" w:cstheme="minorBidi"/>
                 <w:color w:val="984806" w:themeColor="accent6" w:themeShade="80"/>
@@ -14255,6 +14619,7 @@
           </w:tcPr>
           <w:p>
             <w:pPr>
+              <w:jc w:val="center"/>
               <w:rPr>
                 <w:rFonts w:asciiTheme="minorBidi" w:hAnsiTheme="minorBidi" w:cstheme="minorBidi"/>
                 <w:color w:val="984806" w:themeColor="accent6" w:themeShade="80"/>
@@ -14286,6 +14651,7 @@
           </w:tcPr>
           <w:p>
             <w:pPr>
+              <w:jc w:val="center"/>
               <w:rPr>
                 <w:rFonts w:asciiTheme="minorBidi" w:hAnsiTheme="minorBidi" w:cstheme="minorBidi"/>
                 <w:color w:val="FFFFFF" w:themeColor="background1"/>
@@ -14317,6 +14683,7 @@
           </w:tcPr>
           <w:p>
             <w:pPr>
+              <w:jc w:val="center"/>
               <w:rPr>
                 <w:rFonts w:asciiTheme="minorBidi" w:hAnsiTheme="minorBidi" w:cstheme="minorBidi"/>
                 <w:color w:val="FFFFFF" w:themeColor="background1"/>
@@ -14348,6 +14715,7 @@
           </w:tcPr>
           <w:p>
             <w:pPr>
+              <w:jc w:val="center"/>
               <w:rPr>
                 <w:rFonts w:asciiTheme="minorBidi" w:hAnsiTheme="minorBidi" w:cstheme="minorBidi"/>
                 <w:color w:val="FFFFFF" w:themeColor="background1"/>
@@ -14379,6 +14747,7 @@
           </w:tcPr>
           <w:p>
             <w:pPr>
+              <w:jc w:val="center"/>
               <w:rPr>
                 <w:rFonts w:asciiTheme="minorBidi" w:hAnsiTheme="minorBidi" w:cstheme="minorBidi"/>
                 <w:color w:val="FFFFFF" w:themeColor="background1"/>
@@ -14410,6 +14779,7 @@
           </w:tcPr>
           <w:p>
             <w:pPr>
+              <w:jc w:val="center"/>
               <w:rPr>
                 <w:rFonts w:asciiTheme="minorBidi" w:hAnsiTheme="minorBidi" w:cstheme="minorBidi"/>
                 <w:color w:val="FFFFFF" w:themeColor="background1"/>
@@ -14441,6 +14811,7 @@
           </w:tcPr>
           <w:p>
             <w:pPr>
+              <w:jc w:val="center"/>
               <w:rPr>
                 <w:rFonts w:asciiTheme="minorBidi" w:hAnsiTheme="minorBidi" w:cstheme="minorBidi"/>
                 <w:color w:val="000000" w:themeColor="text1"/>
@@ -14472,6 +14843,7 @@
           </w:tcPr>
           <w:p>
             <w:pPr>
+              <w:jc w:val="center"/>
               <w:rPr>
                 <w:rFonts w:asciiTheme="minorBidi" w:hAnsiTheme="minorBidi" w:cstheme="minorBidi"/>
                 <w:color w:val="000000" w:themeColor="text1"/>
@@ -14503,6 +14875,7 @@
           </w:tcPr>
           <w:p>
             <w:pPr>
+              <w:jc w:val="center"/>
               <w:rPr>
                 <w:rFonts w:asciiTheme="minorBidi" w:hAnsiTheme="minorBidi" w:cstheme="minorBidi"/>
                 <w:color w:val="000000" w:themeColor="text1"/>
@@ -14534,6 +14907,7 @@
           </w:tcPr>
           <w:p>
             <w:pPr>
+              <w:jc w:val="center"/>
               <w:rPr>
                 <w:rFonts w:asciiTheme="minorBidi" w:hAnsiTheme="minorBidi" w:cstheme="minorBidi"/>
                 <w:color w:val="000000" w:themeColor="text1"/>
@@ -14565,6 +14939,7 @@
           </w:tcPr>
           <w:p>
             <w:pPr>
+              <w:jc w:val="center"/>
               <w:rPr>
                 <w:rFonts w:asciiTheme="minorBidi" w:hAnsiTheme="minorBidi" w:cstheme="minorBidi"/>
                 <w:color w:val="000000" w:themeColor="text1"/>
@@ -14596,6 +14971,7 @@
           </w:tcPr>
           <w:p>
             <w:pPr>
+              <w:jc w:val="center"/>
               <w:rPr>
                 <w:rFonts w:asciiTheme="minorBidi" w:hAnsiTheme="minorBidi" w:cstheme="minorBidi"/>
                 <w:color w:val="0F243E" w:themeColor="text2" w:themeShade="80"/>
@@ -14627,6 +15003,7 @@
           </w:tcPr>
           <w:p>
             <w:pPr>
+              <w:jc w:val="center"/>
               <w:rPr>
                 <w:rFonts w:asciiTheme="minorBidi" w:hAnsiTheme="minorBidi" w:cstheme="minorBidi"/>
                 <w:color w:val="0F243E" w:themeColor="text2" w:themeShade="80"/>
@@ -14658,6 +15035,7 @@
           </w:tcPr>
           <w:p>
             <w:pPr>
+              <w:jc w:val="center"/>
               <w:rPr>
                 <w:rFonts w:asciiTheme="minorBidi" w:hAnsiTheme="minorBidi" w:cstheme="minorBidi"/>
                 <w:color w:val="0F243E" w:themeColor="text2" w:themeShade="80"/>
@@ -14689,6 +15067,7 @@
           </w:tcPr>
           <w:p>
             <w:pPr>
+              <w:jc w:val="center"/>
               <w:rPr>
                 <w:rFonts w:asciiTheme="minorBidi" w:hAnsiTheme="minorBidi" w:cstheme="minorBidi"/>
                 <w:color w:val="0F243E" w:themeColor="text2" w:themeShade="80"/>
@@ -14720,6 +15099,7 @@
           </w:tcPr>
           <w:p>
             <w:pPr>
+              <w:jc w:val="center"/>
               <w:rPr>
                 <w:rFonts w:asciiTheme="minorBidi" w:hAnsiTheme="minorBidi" w:cstheme="minorBidi"/>
                 <w:color w:val="0F243E" w:themeColor="text2" w:themeShade="80"/>
@@ -14821,6 +15201,7 @@
           </w:tcPr>
           <w:p>
             <w:pPr>
+              <w:jc w:val="center"/>
               <w:rPr>
                 <w:rFonts w:asciiTheme="minorBidi" w:hAnsiTheme="minorBidi" w:cstheme="minorBidi"/>
                 <w:color w:val="984806" w:themeColor="accent6" w:themeShade="80"/>
@@ -14852,6 +15233,7 @@
           </w:tcPr>
           <w:p>
             <w:pPr>
+              <w:jc w:val="center"/>
               <w:rPr>
                 <w:rFonts w:asciiTheme="minorBidi" w:hAnsiTheme="minorBidi" w:cstheme="minorBidi"/>
                 <w:color w:val="984806" w:themeColor="accent6" w:themeShade="80"/>
@@ -14883,6 +15265,7 @@
           </w:tcPr>
           <w:p>
             <w:pPr>
+              <w:jc w:val="center"/>
               <w:rPr>
                 <w:rFonts w:asciiTheme="minorBidi" w:hAnsiTheme="minorBidi" w:cstheme="minorBidi"/>
                 <w:color w:val="984806" w:themeColor="accent6" w:themeShade="80"/>
@@ -14914,6 +15297,7 @@
           </w:tcPr>
           <w:p>
             <w:pPr>
+              <w:jc w:val="center"/>
               <w:rPr>
                 <w:rFonts w:asciiTheme="minorBidi" w:hAnsiTheme="minorBidi" w:cstheme="minorBidi"/>
                 <w:color w:val="984806" w:themeColor="accent6" w:themeShade="80"/>
@@ -14945,6 +15329,7 @@
           </w:tcPr>
           <w:p>
             <w:pPr>
+              <w:jc w:val="center"/>
               <w:rPr>
                 <w:rFonts w:asciiTheme="minorBidi" w:hAnsiTheme="minorBidi" w:cstheme="minorBidi"/>
                 <w:color w:val="984806" w:themeColor="accent6" w:themeShade="80"/>
@@ -14976,6 +15361,7 @@
           </w:tcPr>
           <w:p>
             <w:pPr>
+              <w:jc w:val="center"/>
               <w:rPr>
                 <w:rFonts w:asciiTheme="minorBidi" w:hAnsiTheme="minorBidi" w:cstheme="minorBidi"/>
                 <w:color w:val="FFFFFF" w:themeColor="background1"/>
@@ -15007,6 +15393,7 @@
           </w:tcPr>
           <w:p>
             <w:pPr>
+              <w:jc w:val="center"/>
               <w:rPr>
                 <w:rFonts w:asciiTheme="minorBidi" w:hAnsiTheme="minorBidi" w:cstheme="minorBidi"/>
                 <w:color w:val="FFFFFF" w:themeColor="background1"/>
@@ -15038,6 +15425,7 @@
           </w:tcPr>
           <w:p>
             <w:pPr>
+              <w:jc w:val="center"/>
               <w:rPr>
                 <w:rFonts w:asciiTheme="minorBidi" w:hAnsiTheme="minorBidi" w:cstheme="minorBidi"/>
                 <w:color w:val="FFFFFF" w:themeColor="background1"/>
@@ -15069,6 +15457,7 @@
           </w:tcPr>
           <w:p>
             <w:pPr>
+              <w:jc w:val="center"/>
               <w:rPr>
                 <w:rFonts w:asciiTheme="minorBidi" w:hAnsiTheme="minorBidi" w:cstheme="minorBidi"/>
                 <w:color w:val="FFFFFF" w:themeColor="background1"/>
@@ -15100,6 +15489,7 @@
           </w:tcPr>
           <w:p>
             <w:pPr>
+              <w:jc w:val="center"/>
               <w:rPr>
                 <w:rFonts w:asciiTheme="minorBidi" w:hAnsiTheme="minorBidi" w:cstheme="minorBidi"/>
                 <w:color w:val="FFFFFF" w:themeColor="background1"/>
@@ -15131,6 +15521,7 @@
           </w:tcPr>
           <w:p>
             <w:pPr>
+              <w:jc w:val="center"/>
               <w:rPr>
                 <w:rFonts w:asciiTheme="minorBidi" w:hAnsiTheme="minorBidi" w:cstheme="minorBidi"/>
                 <w:color w:val="000000" w:themeColor="text1"/>
@@ -15162,6 +15553,7 @@
           </w:tcPr>
           <w:p>
             <w:pPr>
+              <w:jc w:val="center"/>
               <w:rPr>
                 <w:rFonts w:asciiTheme="minorBidi" w:hAnsiTheme="minorBidi" w:cstheme="minorBidi"/>
                 <w:color w:val="000000" w:themeColor="text1"/>
@@ -15193,6 +15585,7 @@
           </w:tcPr>
           <w:p>
             <w:pPr>
+              <w:jc w:val="center"/>
               <w:rPr>
                 <w:rFonts w:asciiTheme="minorBidi" w:hAnsiTheme="minorBidi" w:cstheme="minorBidi"/>
                 <w:color w:val="000000" w:themeColor="text1"/>
@@ -15224,6 +15617,7 @@
           </w:tcPr>
           <w:p>
             <w:pPr>
+              <w:jc w:val="center"/>
               <w:rPr>
                 <w:rFonts w:asciiTheme="minorBidi" w:hAnsiTheme="minorBidi" w:cstheme="minorBidi"/>
                 <w:color w:val="000000" w:themeColor="text1"/>
@@ -15255,6 +15649,7 @@
           </w:tcPr>
           <w:p>
             <w:pPr>
+              <w:jc w:val="center"/>
               <w:rPr>
                 <w:rFonts w:asciiTheme="minorBidi" w:hAnsiTheme="minorBidi" w:cstheme="minorBidi"/>
                 <w:color w:val="000000" w:themeColor="text1"/>
@@ -15286,6 +15681,7 @@
           </w:tcPr>
           <w:p>
             <w:pPr>
+              <w:jc w:val="center"/>
               <w:rPr>
                 <w:rFonts w:asciiTheme="minorBidi" w:hAnsiTheme="minorBidi" w:cstheme="minorBidi"/>
                 <w:color w:val="0F243E" w:themeColor="text2" w:themeShade="80"/>
@@ -15317,6 +15713,7 @@
           </w:tcPr>
           <w:p>
             <w:pPr>
+              <w:jc w:val="center"/>
               <w:rPr>
                 <w:rFonts w:asciiTheme="minorBidi" w:hAnsiTheme="minorBidi" w:cstheme="minorBidi"/>
                 <w:color w:val="0F243E" w:themeColor="text2" w:themeShade="80"/>
@@ -15348,6 +15745,7 @@
           </w:tcPr>
           <w:p>
             <w:pPr>
+              <w:jc w:val="center"/>
               <w:rPr>
                 <w:rFonts w:asciiTheme="minorBidi" w:hAnsiTheme="minorBidi" w:cstheme="minorBidi"/>
                 <w:color w:val="0F243E" w:themeColor="text2" w:themeShade="80"/>
@@ -15379,6 +15777,7 @@
           </w:tcPr>
           <w:p>
             <w:pPr>
+              <w:jc w:val="center"/>
               <w:rPr>
                 <w:rFonts w:asciiTheme="minorBidi" w:hAnsiTheme="minorBidi" w:cstheme="minorBidi"/>
                 <w:color w:val="0F243E" w:themeColor="text2" w:themeShade="80"/>
@@ -15410,6 +15809,7 @@
           </w:tcPr>
           <w:p>
             <w:pPr>
+              <w:jc w:val="center"/>
               <w:rPr>
                 <w:rFonts w:asciiTheme="minorBidi" w:hAnsiTheme="minorBidi" w:cstheme="minorBidi"/>
                 <w:color w:val="0F243E" w:themeColor="text2" w:themeShade="80"/>
@@ -15511,6 +15911,7 @@
           </w:tcPr>
           <w:p>
             <w:pPr>
+              <w:jc w:val="center"/>
               <w:rPr>
                 <w:rFonts w:asciiTheme="minorBidi" w:hAnsiTheme="minorBidi" w:cstheme="minorBidi"/>
                 <w:color w:val="984806" w:themeColor="accent6" w:themeShade="80"/>
@@ -15542,6 +15943,7 @@
           </w:tcPr>
           <w:p>
             <w:pPr>
+              <w:jc w:val="center"/>
               <w:rPr>
                 <w:rFonts w:asciiTheme="minorBidi" w:hAnsiTheme="minorBidi" w:cstheme="minorBidi"/>
                 <w:color w:val="984806" w:themeColor="accent6" w:themeShade="80"/>
@@ -15573,6 +15975,7 @@
           </w:tcPr>
           <w:p>
             <w:pPr>
+              <w:jc w:val="center"/>
               <w:rPr>
                 <w:rFonts w:asciiTheme="minorBidi" w:hAnsiTheme="minorBidi" w:cstheme="minorBidi"/>
                 <w:color w:val="984806" w:themeColor="accent6" w:themeShade="80"/>
@@ -15604,6 +16007,7 @@
           </w:tcPr>
           <w:p>
             <w:pPr>
+              <w:jc w:val="center"/>
               <w:rPr>
                 <w:rFonts w:asciiTheme="minorBidi" w:hAnsiTheme="minorBidi" w:cstheme="minorBidi"/>
                 <w:color w:val="984806" w:themeColor="accent6" w:themeShade="80"/>
@@ -15635,6 +16039,7 @@
           </w:tcPr>
           <w:p>
             <w:pPr>
+              <w:jc w:val="center"/>
               <w:rPr>
                 <w:rFonts w:asciiTheme="minorBidi" w:hAnsiTheme="minorBidi" w:cstheme="minorBidi"/>
                 <w:color w:val="984806" w:themeColor="accent6" w:themeShade="80"/>
@@ -15666,6 +16071,7 @@
           </w:tcPr>
           <w:p>
             <w:pPr>
+              <w:jc w:val="center"/>
               <w:rPr>
                 <w:rFonts w:asciiTheme="minorBidi" w:hAnsiTheme="minorBidi" w:cstheme="minorBidi"/>
                 <w:color w:val="FFFFFF" w:themeColor="background1"/>
@@ -15697,6 +16103,7 @@
           </w:tcPr>
           <w:p>
             <w:pPr>
+              <w:jc w:val="center"/>
               <w:rPr>
                 <w:rFonts w:asciiTheme="minorBidi" w:hAnsiTheme="minorBidi" w:cstheme="minorBidi"/>
                 <w:color w:val="FFFFFF" w:themeColor="background1"/>
@@ -15728,6 +16135,7 @@
           </w:tcPr>
           <w:p>
             <w:pPr>
+              <w:jc w:val="center"/>
               <w:rPr>
                 <w:rFonts w:asciiTheme="minorBidi" w:hAnsiTheme="minorBidi" w:cstheme="minorBidi"/>
                 <w:color w:val="FFFFFF" w:themeColor="background1"/>
@@ -15759,6 +16167,7 @@
           </w:tcPr>
           <w:p>
             <w:pPr>
+              <w:jc w:val="center"/>
               <w:rPr>
                 <w:rFonts w:asciiTheme="minorBidi" w:hAnsiTheme="minorBidi" w:cstheme="minorBidi"/>
                 <w:color w:val="FFFFFF" w:themeColor="background1"/>
@@ -15790,6 +16199,7 @@
           </w:tcPr>
           <w:p>
             <w:pPr>
+              <w:jc w:val="center"/>
               <w:rPr>
                 <w:rFonts w:asciiTheme="minorBidi" w:hAnsiTheme="minorBidi" w:cstheme="minorBidi"/>
                 <w:color w:val="FFFFFF" w:themeColor="background1"/>
@@ -15821,6 +16231,7 @@
           </w:tcPr>
           <w:p>
             <w:pPr>
+              <w:jc w:val="center"/>
               <w:rPr>
                 <w:rFonts w:asciiTheme="minorBidi" w:hAnsiTheme="minorBidi" w:cstheme="minorBidi"/>
                 <w:color w:val="000000" w:themeColor="text1"/>
@@ -15852,6 +16263,7 @@
           </w:tcPr>
           <w:p>
             <w:pPr>
+              <w:jc w:val="center"/>
               <w:rPr>
                 <w:rFonts w:asciiTheme="minorBidi" w:hAnsiTheme="minorBidi" w:cstheme="minorBidi"/>
                 <w:color w:val="000000" w:themeColor="text1"/>
@@ -15883,6 +16295,7 @@
           </w:tcPr>
           <w:p>
             <w:pPr>
+              <w:jc w:val="center"/>
               <w:rPr>
                 <w:rFonts w:asciiTheme="minorBidi" w:hAnsiTheme="minorBidi" w:cstheme="minorBidi"/>
                 <w:color w:val="000000" w:themeColor="text1"/>
@@ -15914,6 +16327,7 @@
           </w:tcPr>
           <w:p>
             <w:pPr>
+              <w:jc w:val="center"/>
               <w:rPr>
                 <w:rFonts w:asciiTheme="minorBidi" w:hAnsiTheme="minorBidi" w:cstheme="minorBidi"/>
                 <w:color w:val="000000" w:themeColor="text1"/>
@@ -15945,6 +16359,7 @@
           </w:tcPr>
           <w:p>
             <w:pPr>
+              <w:jc w:val="center"/>
               <w:rPr>
                 <w:rFonts w:asciiTheme="minorBidi" w:hAnsiTheme="minorBidi" w:cstheme="minorBidi"/>
                 <w:color w:val="000000" w:themeColor="text1"/>
@@ -15976,6 +16391,7 @@
           </w:tcPr>
           <w:p>
             <w:pPr>
+              <w:jc w:val="center"/>
               <w:rPr>
                 <w:rFonts w:asciiTheme="minorBidi" w:hAnsiTheme="minorBidi" w:cstheme="minorBidi"/>
                 <w:color w:val="0F243E" w:themeColor="text2" w:themeShade="80"/>
@@ -16007,6 +16423,7 @@
           </w:tcPr>
           <w:p>
             <w:pPr>
+              <w:jc w:val="center"/>
               <w:rPr>
                 <w:rFonts w:asciiTheme="minorBidi" w:hAnsiTheme="minorBidi" w:cstheme="minorBidi"/>
                 <w:color w:val="0F243E" w:themeColor="text2" w:themeShade="80"/>
@@ -16038,6 +16455,7 @@
           </w:tcPr>
           <w:p>
             <w:pPr>
+              <w:jc w:val="center"/>
               <w:rPr>
                 <w:rFonts w:asciiTheme="minorBidi" w:hAnsiTheme="minorBidi" w:cstheme="minorBidi"/>
                 <w:color w:val="0F243E" w:themeColor="text2" w:themeShade="80"/>
@@ -16069,6 +16487,7 @@
           </w:tcPr>
           <w:p>
             <w:pPr>
+              <w:jc w:val="center"/>
               <w:rPr>
                 <w:rFonts w:asciiTheme="minorBidi" w:hAnsiTheme="minorBidi" w:cstheme="minorBidi"/>
                 <w:color w:val="0F243E" w:themeColor="text2" w:themeShade="80"/>
@@ -16100,6 +16519,7 @@
           </w:tcPr>
           <w:p>
             <w:pPr>
+              <w:jc w:val="center"/>
               <w:rPr>
                 <w:rFonts w:asciiTheme="minorBidi" w:hAnsiTheme="minorBidi" w:cstheme="minorBidi"/>
                 <w:color w:val="0F243E" w:themeColor="text2" w:themeShade="80"/>

--- a/Evaluations/BenchmarkEvaluations/BenchmarkComparison.docx
+++ b/Evaluations/BenchmarkEvaluations/BenchmarkComparison.docx
@@ -5413,64 +5413,64 @@
         <w:tc>
           <w:tcPr>
             <w:tcW w:w="869" w:type="dxa"/>
-            <w:shd w:val="clear" w:color="auto" w:fill="403152" w:themeFill="accent4" w:themeFillShade="80"/>
-            <w:tcMar>
-              <w:top w:w="80" w:type="dxa"/>
-              <w:left w:w="80" w:type="dxa"/>
-              <w:bottom w:w="80" w:type="dxa"/>
-              <w:right w:w="80" w:type="dxa"/>
-            </w:tcMar>
-          </w:tcPr>
-          <w:p>
-            <w:pPr>
-              <w:jc w:val="center"/>
-              <w:rPr>
-                <w:rFonts w:asciiTheme="minorBidi" w:hAnsiTheme="minorBidi" w:cstheme="minorBidi"/>
-                <w:color w:val="FFFFFF" w:themeColor="background1"/>
-                <w:sz w:val="12"/>
-                <w:szCs w:val="12"/>
-              </w:rPr>
-            </w:pPr>
-            <w:r>
-              <w:rPr>
-                <w:rFonts w:asciiTheme="minorBidi" w:hAnsiTheme="minorBidi" w:cstheme="minorBidi"/>
-                <w:color w:val="FFFFFF" w:themeColor="background1"/>
-                <w:sz w:val="12"/>
-                <w:szCs w:val="12"/>
-              </w:rPr>
-              <w:t>82.56</w:t>
-            </w:r>
-          </w:p>
-        </w:tc>
-        <w:tc>
-          <w:tcPr>
-            <w:tcW w:w="869" w:type="dxa"/>
-            <w:shd w:val="clear" w:color="auto" w:fill="403152" w:themeFill="accent4" w:themeFillShade="80"/>
-            <w:tcMar>
-              <w:top w:w="80" w:type="dxa"/>
-              <w:left w:w="80" w:type="dxa"/>
-              <w:bottom w:w="80" w:type="dxa"/>
-              <w:right w:w="80" w:type="dxa"/>
-            </w:tcMar>
-          </w:tcPr>
-          <w:p>
-            <w:pPr>
-              <w:jc w:val="center"/>
-              <w:rPr>
-                <w:rFonts w:asciiTheme="minorBidi" w:hAnsiTheme="minorBidi" w:cstheme="minorBidi"/>
-                <w:color w:val="FFFFFF" w:themeColor="background1"/>
-                <w:sz w:val="12"/>
-                <w:szCs w:val="12"/>
-              </w:rPr>
-            </w:pPr>
-            <w:r>
-              <w:rPr>
-                <w:rFonts w:asciiTheme="minorBidi" w:hAnsiTheme="minorBidi" w:cstheme="minorBidi"/>
-                <w:color w:val="FFFFFF" w:themeColor="background1"/>
-                <w:sz w:val="12"/>
-                <w:szCs w:val="12"/>
-              </w:rPr>
-              <w:t>37.12</w:t>
+            <w:shd w:val="clear" w:color="auto" w:fill="FF0000"/>
+            <w:tcMar>
+              <w:top w:w="80" w:type="dxa"/>
+              <w:left w:w="80" w:type="dxa"/>
+              <w:bottom w:w="80" w:type="dxa"/>
+              <w:right w:w="80" w:type="dxa"/>
+            </w:tcMar>
+          </w:tcPr>
+          <w:p>
+            <w:pPr>
+              <w:jc w:val="center"/>
+              <w:rPr>
+                <w:rFonts w:asciiTheme="minorBidi" w:hAnsiTheme="minorBidi" w:cstheme="minorBidi"/>
+                <w:color w:val="FFFFFF" w:themeColor="background1"/>
+                <w:sz w:val="12"/>
+                <w:szCs w:val="12"/>
+              </w:rPr>
+            </w:pPr>
+            <w:r>
+              <w:rPr>
+                <w:rFonts w:asciiTheme="minorBidi" w:hAnsiTheme="minorBidi" w:cstheme="minorBidi"/>
+                <w:color w:val="FFFFFF" w:themeColor="background1"/>
+                <w:sz w:val="12"/>
+                <w:szCs w:val="12"/>
+              </w:rPr>
+              <w:t>N/A</w:t>
+            </w:r>
+          </w:p>
+        </w:tc>
+        <w:tc>
+          <w:tcPr>
+            <w:tcW w:w="869" w:type="dxa"/>
+            <w:shd w:val="clear" w:color="auto" w:fill="FF0000"/>
+            <w:tcMar>
+              <w:top w:w="80" w:type="dxa"/>
+              <w:left w:w="80" w:type="dxa"/>
+              <w:bottom w:w="80" w:type="dxa"/>
+              <w:right w:w="80" w:type="dxa"/>
+            </w:tcMar>
+          </w:tcPr>
+          <w:p>
+            <w:pPr>
+              <w:jc w:val="center"/>
+              <w:rPr>
+                <w:rFonts w:asciiTheme="minorBidi" w:hAnsiTheme="minorBidi" w:cstheme="minorBidi"/>
+                <w:color w:val="FFFFFF" w:themeColor="background1"/>
+                <w:sz w:val="12"/>
+                <w:szCs w:val="12"/>
+              </w:rPr>
+            </w:pPr>
+            <w:r>
+              <w:rPr>
+                <w:rFonts w:asciiTheme="minorBidi" w:hAnsiTheme="minorBidi" w:cstheme="minorBidi"/>
+                <w:color w:val="FFFFFF" w:themeColor="background1"/>
+                <w:sz w:val="12"/>
+                <w:szCs w:val="12"/>
+              </w:rPr>
+              <w:t>N/A</w:t>
             </w:r>
           </w:p>
         </w:tc>
@@ -9025,7 +9025,7 @@
         <w:tc>
           <w:tcPr>
             <w:tcW w:w="869" w:type="dxa"/>
-            <w:shd w:val="clear" w:color="auto" w:fill="403152" w:themeFill="accent4" w:themeFillShade="80"/>
+            <w:shd w:val="clear" w:color="auto" w:fill="FF0000"/>
             <w:tcMar>
               <w:top w:w="80" w:type="dxa"/>
               <w:left w:w="80" w:type="dxa"/>
@@ -9575,6 +9575,38 @@
         <w:tc>
           <w:tcPr>
             <w:tcW w:w="869" w:type="dxa"/>
+            <w:shd w:val="clear" w:color="auto" w:fill="FF0000"/>
+            <w:tcMar>
+              <w:top w:w="80" w:type="dxa"/>
+              <w:left w:w="80" w:type="dxa"/>
+              <w:bottom w:w="80" w:type="dxa"/>
+              <w:right w:w="80" w:type="dxa"/>
+            </w:tcMar>
+          </w:tcPr>
+          <w:p>
+            <w:pPr>
+              <w:jc w:val="center"/>
+              <w:rPr>
+                <w:rFonts w:asciiTheme="minorBidi" w:hAnsiTheme="minorBidi" w:cstheme="minorBidi"/>
+                <w:color w:val="984806" w:themeColor="accent6" w:themeShade="80"/>
+                <w:sz w:val="12"/>
+                <w:szCs w:val="12"/>
+              </w:rPr>
+            </w:pPr>
+            <w:r>
+              <w:rPr>
+                <w:rFonts w:asciiTheme="minorBidi" w:hAnsiTheme="minorBidi" w:cstheme="minorBidi"/>
+                <w:color w:val="984806" w:themeColor="accent6" w:themeShade="80"/>
+                <w:sz w:val="12"/>
+                <w:szCs w:val="12"/>
+              </w:rPr>
+              <w:t>0.00</w:t>
+            </w:r>
+          </w:p>
+        </w:tc>
+        <w:tc>
+          <w:tcPr>
+            <w:tcW w:w="869" w:type="dxa"/>
             <w:shd w:val="clear" w:color="auto" w:fill="FABF8F" w:themeFill="accent6" w:themeFillTint="99"/>
             <w:tcMar>
               <w:top w:w="80" w:type="dxa"/>
@@ -9600,7 +9632,7 @@
                 <w:sz w:val="12"/>
                 <w:szCs w:val="12"/>
               </w:rPr>
-              <w:t>0.00</w:t>
+              <w:t>23.46</w:t>
             </w:r>
           </w:p>
         </w:tc>
@@ -9632,38 +9664,6 @@
                 <w:sz w:val="12"/>
                 <w:szCs w:val="12"/>
               </w:rPr>
-              <w:t>23.46</w:t>
-            </w:r>
-          </w:p>
-        </w:tc>
-        <w:tc>
-          <w:tcPr>
-            <w:tcW w:w="869" w:type="dxa"/>
-            <w:shd w:val="clear" w:color="auto" w:fill="FABF8F" w:themeFill="accent6" w:themeFillTint="99"/>
-            <w:tcMar>
-              <w:top w:w="80" w:type="dxa"/>
-              <w:left w:w="80" w:type="dxa"/>
-              <w:bottom w:w="80" w:type="dxa"/>
-              <w:right w:w="80" w:type="dxa"/>
-            </w:tcMar>
-          </w:tcPr>
-          <w:p>
-            <w:pPr>
-              <w:jc w:val="center"/>
-              <w:rPr>
-                <w:rFonts w:asciiTheme="minorBidi" w:hAnsiTheme="minorBidi" w:cstheme="minorBidi"/>
-                <w:color w:val="984806" w:themeColor="accent6" w:themeShade="80"/>
-                <w:sz w:val="12"/>
-                <w:szCs w:val="12"/>
-              </w:rPr>
-            </w:pPr>
-            <w:r>
-              <w:rPr>
-                <w:rFonts w:asciiTheme="minorBidi" w:hAnsiTheme="minorBidi" w:cstheme="minorBidi"/>
-                <w:color w:val="984806" w:themeColor="accent6" w:themeShade="80"/>
-                <w:sz w:val="12"/>
-                <w:szCs w:val="12"/>
-              </w:rPr>
               <w:t>882.09</w:t>
             </w:r>
           </w:p>
@@ -9735,7 +9735,7 @@
         <w:tc>
           <w:tcPr>
             <w:tcW w:w="869" w:type="dxa"/>
-            <w:shd w:val="clear" w:color="auto" w:fill="403152" w:themeFill="accent4" w:themeFillShade="80"/>
+            <w:shd w:val="clear" w:color="auto" w:fill="FF0000"/>
             <w:tcMar>
               <w:top w:w="80" w:type="dxa"/>
               <w:left w:w="80" w:type="dxa"/>
@@ -12575,7 +12575,7 @@
         <w:tc>
           <w:tcPr>
             <w:tcW w:w="869" w:type="dxa"/>
-            <w:shd w:val="clear" w:color="auto" w:fill="403152" w:themeFill="accent4" w:themeFillShade="80"/>
+            <w:shd w:val="clear" w:color="auto" w:fill="FF0000"/>
             <w:tcMar>
               <w:top w:w="80" w:type="dxa"/>
               <w:left w:w="80" w:type="dxa"/>
@@ -13285,7 +13285,7 @@
         <w:tc>
           <w:tcPr>
             <w:tcW w:w="869" w:type="dxa"/>
-            <w:shd w:val="clear" w:color="auto" w:fill="403152" w:themeFill="accent4" w:themeFillShade="80"/>
+            <w:shd w:val="clear" w:color="auto" w:fill="FF0000"/>
             <w:tcMar>
               <w:top w:w="80" w:type="dxa"/>
               <w:left w:w="80" w:type="dxa"/>
@@ -13835,6 +13835,38 @@
         <w:tc>
           <w:tcPr>
             <w:tcW w:w="869" w:type="dxa"/>
+            <w:shd w:val="clear" w:color="auto" w:fill="FF0000"/>
+            <w:tcMar>
+              <w:top w:w="80" w:type="dxa"/>
+              <w:left w:w="80" w:type="dxa"/>
+              <w:bottom w:w="80" w:type="dxa"/>
+              <w:right w:w="80" w:type="dxa"/>
+            </w:tcMar>
+          </w:tcPr>
+          <w:p>
+            <w:pPr>
+              <w:jc w:val="center"/>
+              <w:rPr>
+                <w:rFonts w:asciiTheme="minorBidi" w:hAnsiTheme="minorBidi" w:cstheme="minorBidi"/>
+                <w:color w:val="984806" w:themeColor="accent6" w:themeShade="80"/>
+                <w:sz w:val="12"/>
+                <w:szCs w:val="12"/>
+              </w:rPr>
+            </w:pPr>
+            <w:r>
+              <w:rPr>
+                <w:rFonts w:asciiTheme="minorBidi" w:hAnsiTheme="minorBidi" w:cstheme="minorBidi"/>
+                <w:color w:val="984806" w:themeColor="accent6" w:themeShade="80"/>
+                <w:sz w:val="12"/>
+                <w:szCs w:val="12"/>
+              </w:rPr>
+              <w:t>0.00</w:t>
+            </w:r>
+          </w:p>
+        </w:tc>
+        <w:tc>
+          <w:tcPr>
+            <w:tcW w:w="869" w:type="dxa"/>
             <w:shd w:val="clear" w:color="auto" w:fill="FABF8F" w:themeFill="accent6" w:themeFillTint="99"/>
             <w:tcMar>
               <w:top w:w="80" w:type="dxa"/>
@@ -13860,7 +13892,7 @@
                 <w:sz w:val="12"/>
                 <w:szCs w:val="12"/>
               </w:rPr>
-              <w:t>0.00</w:t>
+              <w:t>24.23</w:t>
             </w:r>
           </w:p>
         </w:tc>
@@ -13892,38 +13924,6 @@
                 <w:sz w:val="12"/>
                 <w:szCs w:val="12"/>
               </w:rPr>
-              <w:t>24.23</w:t>
-            </w:r>
-          </w:p>
-        </w:tc>
-        <w:tc>
-          <w:tcPr>
-            <w:tcW w:w="869" w:type="dxa"/>
-            <w:shd w:val="clear" w:color="auto" w:fill="FABF8F" w:themeFill="accent6" w:themeFillTint="99"/>
-            <w:tcMar>
-              <w:top w:w="80" w:type="dxa"/>
-              <w:left w:w="80" w:type="dxa"/>
-              <w:bottom w:w="80" w:type="dxa"/>
-              <w:right w:w="80" w:type="dxa"/>
-            </w:tcMar>
-          </w:tcPr>
-          <w:p>
-            <w:pPr>
-              <w:jc w:val="center"/>
-              <w:rPr>
-                <w:rFonts w:asciiTheme="minorBidi" w:hAnsiTheme="minorBidi" w:cstheme="minorBidi"/>
-                <w:color w:val="984806" w:themeColor="accent6" w:themeShade="80"/>
-                <w:sz w:val="12"/>
-                <w:szCs w:val="12"/>
-              </w:rPr>
-            </w:pPr>
-            <w:r>
-              <w:rPr>
-                <w:rFonts w:asciiTheme="minorBidi" w:hAnsiTheme="minorBidi" w:cstheme="minorBidi"/>
-                <w:color w:val="984806" w:themeColor="accent6" w:themeShade="80"/>
-                <w:sz w:val="12"/>
-                <w:szCs w:val="12"/>
-              </w:rPr>
               <w:t>4291.01</w:t>
             </w:r>
           </w:p>
@@ -13995,7 +13995,7 @@
         <w:tc>
           <w:tcPr>
             <w:tcW w:w="869" w:type="dxa"/>
-            <w:shd w:val="clear" w:color="auto" w:fill="403152" w:themeFill="accent4" w:themeFillShade="80"/>
+            <w:shd w:val="clear" w:color="auto" w:fill="FF0000"/>
             <w:tcMar>
               <w:top w:w="80" w:type="dxa"/>
               <w:left w:w="80" w:type="dxa"/>

--- a/Evaluations/BenchmarkEvaluations/BenchmarkComparison.docx
+++ b/Evaluations/BenchmarkEvaluations/BenchmarkComparison.docx
@@ -5445,32 +5445,32 @@
         <w:tc>
           <w:tcPr>
             <w:tcW w:w="869" w:type="dxa"/>
-            <w:shd w:val="clear" w:color="auto" w:fill="FF0000"/>
-            <w:tcMar>
-              <w:top w:w="80" w:type="dxa"/>
-              <w:left w:w="80" w:type="dxa"/>
-              <w:bottom w:w="80" w:type="dxa"/>
-              <w:right w:w="80" w:type="dxa"/>
-            </w:tcMar>
-          </w:tcPr>
-          <w:p>
-            <w:pPr>
-              <w:jc w:val="center"/>
-              <w:rPr>
-                <w:rFonts w:asciiTheme="minorBidi" w:hAnsiTheme="minorBidi" w:cstheme="minorBidi"/>
-                <w:color w:val="FFFFFF" w:themeColor="background1"/>
-                <w:sz w:val="12"/>
-                <w:szCs w:val="12"/>
-              </w:rPr>
-            </w:pPr>
-            <w:r>
-              <w:rPr>
-                <w:rFonts w:asciiTheme="minorBidi" w:hAnsiTheme="minorBidi" w:cstheme="minorBidi"/>
-                <w:color w:val="FFFFFF" w:themeColor="background1"/>
-                <w:sz w:val="12"/>
-                <w:szCs w:val="12"/>
-              </w:rPr>
-              <w:t>N/A</w:t>
+            <w:shd w:val="clear" w:color="auto" w:fill="403152" w:themeFill="accent4" w:themeFillShade="80"/>
+            <w:tcMar>
+              <w:top w:w="80" w:type="dxa"/>
+              <w:left w:w="80" w:type="dxa"/>
+              <w:bottom w:w="80" w:type="dxa"/>
+              <w:right w:w="80" w:type="dxa"/>
+            </w:tcMar>
+          </w:tcPr>
+          <w:p>
+            <w:pPr>
+              <w:jc w:val="center"/>
+              <w:rPr>
+                <w:rFonts w:asciiTheme="minorBidi" w:hAnsiTheme="minorBidi" w:cstheme="minorBidi"/>
+                <w:color w:val="FFFFFF" w:themeColor="background1"/>
+                <w:sz w:val="12"/>
+                <w:szCs w:val="12"/>
+              </w:rPr>
+            </w:pPr>
+            <w:r>
+              <w:rPr>
+                <w:rFonts w:asciiTheme="minorBidi" w:hAnsiTheme="minorBidi" w:cstheme="minorBidi"/>
+                <w:color w:val="FFFFFF" w:themeColor="background1"/>
+                <w:sz w:val="12"/>
+                <w:szCs w:val="12"/>
+              </w:rPr>
+              <w:t>34.22</w:t>
             </w:r>
           </w:p>
         </w:tc>
@@ -7671,7 +7671,7 @@
                 <w:sz w:val="12"/>
                 <w:szCs w:val="12"/>
               </w:rPr>
-              <w:t>N/A</w:t>
+              <w:t>69.17</w:t>
             </w:r>
           </w:p>
         </w:tc>

--- a/Evaluations/BenchmarkEvaluations/BenchmarkComparison.docx
+++ b/Evaluations/BenchmarkEvaluations/BenchmarkComparison.docx
@@ -5413,32 +5413,32 @@
         <w:tc>
           <w:tcPr>
             <w:tcW w:w="869" w:type="dxa"/>
-            <w:shd w:val="clear" w:color="auto" w:fill="FF0000"/>
-            <w:tcMar>
-              <w:top w:w="80" w:type="dxa"/>
-              <w:left w:w="80" w:type="dxa"/>
-              <w:bottom w:w="80" w:type="dxa"/>
-              <w:right w:w="80" w:type="dxa"/>
-            </w:tcMar>
-          </w:tcPr>
-          <w:p>
-            <w:pPr>
-              <w:jc w:val="center"/>
-              <w:rPr>
-                <w:rFonts w:asciiTheme="minorBidi" w:hAnsiTheme="minorBidi" w:cstheme="minorBidi"/>
-                <w:color w:val="FFFFFF" w:themeColor="background1"/>
-                <w:sz w:val="12"/>
-                <w:szCs w:val="12"/>
-              </w:rPr>
-            </w:pPr>
-            <w:r>
-              <w:rPr>
-                <w:rFonts w:asciiTheme="minorBidi" w:hAnsiTheme="minorBidi" w:cstheme="minorBidi"/>
-                <w:color w:val="FFFFFF" w:themeColor="background1"/>
-                <w:sz w:val="12"/>
-                <w:szCs w:val="12"/>
-              </w:rPr>
-              <w:t>N/A</w:t>
+            <w:shd w:val="clear" w:color="auto" w:fill="403152" w:themeFill="accent4" w:themeFillShade="80"/>
+            <w:tcMar>
+              <w:top w:w="80" w:type="dxa"/>
+              <w:left w:w="80" w:type="dxa"/>
+              <w:bottom w:w="80" w:type="dxa"/>
+              <w:right w:w="80" w:type="dxa"/>
+            </w:tcMar>
+          </w:tcPr>
+          <w:p>
+            <w:pPr>
+              <w:jc w:val="center"/>
+              <w:rPr>
+                <w:rFonts w:asciiTheme="minorBidi" w:hAnsiTheme="minorBidi" w:cstheme="minorBidi"/>
+                <w:color w:val="FFFFFF" w:themeColor="background1"/>
+                <w:sz w:val="12"/>
+                <w:szCs w:val="12"/>
+              </w:rPr>
+            </w:pPr>
+            <w:r>
+              <w:rPr>
+                <w:rFonts w:asciiTheme="minorBidi" w:hAnsiTheme="minorBidi" w:cstheme="minorBidi"/>
+                <w:color w:val="FFFFFF" w:themeColor="background1"/>
+                <w:sz w:val="12"/>
+                <w:szCs w:val="12"/>
+              </w:rPr>
+              <w:t>42.84</w:t>
             </w:r>
           </w:p>
         </w:tc>
@@ -9575,32 +9575,32 @@
         <w:tc>
           <w:tcPr>
             <w:tcW w:w="869" w:type="dxa"/>
-            <w:shd w:val="clear" w:color="auto" w:fill="FF0000"/>
-            <w:tcMar>
-              <w:top w:w="80" w:type="dxa"/>
-              <w:left w:w="80" w:type="dxa"/>
-              <w:bottom w:w="80" w:type="dxa"/>
-              <w:right w:w="80" w:type="dxa"/>
-            </w:tcMar>
-          </w:tcPr>
-          <w:p>
-            <w:pPr>
-              <w:jc w:val="center"/>
-              <w:rPr>
-                <w:rFonts w:asciiTheme="minorBidi" w:hAnsiTheme="minorBidi" w:cstheme="minorBidi"/>
-                <w:color w:val="984806" w:themeColor="accent6" w:themeShade="80"/>
-                <w:sz w:val="12"/>
-                <w:szCs w:val="12"/>
-              </w:rPr>
-            </w:pPr>
-            <w:r>
-              <w:rPr>
-                <w:rFonts w:asciiTheme="minorBidi" w:hAnsiTheme="minorBidi" w:cstheme="minorBidi"/>
-                <w:color w:val="984806" w:themeColor="accent6" w:themeShade="80"/>
-                <w:sz w:val="12"/>
-                <w:szCs w:val="12"/>
-              </w:rPr>
-              <w:t>0.00</w:t>
+            <w:shd w:val="clear" w:color="auto" w:fill="FABF8F" w:themeFill="accent6" w:themeFillTint="99"/>
+            <w:tcMar>
+              <w:top w:w="80" w:type="dxa"/>
+              <w:left w:w="80" w:type="dxa"/>
+              <w:bottom w:w="80" w:type="dxa"/>
+              <w:right w:w="80" w:type="dxa"/>
+            </w:tcMar>
+          </w:tcPr>
+          <w:p>
+            <w:pPr>
+              <w:jc w:val="center"/>
+              <w:rPr>
+                <w:rFonts w:asciiTheme="minorBidi" w:hAnsiTheme="minorBidi" w:cstheme="minorBidi"/>
+                <w:color w:val="984806" w:themeColor="accent6" w:themeShade="80"/>
+                <w:sz w:val="12"/>
+                <w:szCs w:val="12"/>
+              </w:rPr>
+            </w:pPr>
+            <w:r>
+              <w:rPr>
+                <w:rFonts w:asciiTheme="minorBidi" w:hAnsiTheme="minorBidi" w:cstheme="minorBidi"/>
+                <w:color w:val="984806" w:themeColor="accent6" w:themeShade="80"/>
+                <w:sz w:val="12"/>
+                <w:szCs w:val="12"/>
+              </w:rPr>
+              <w:t>1.52</w:t>
             </w:r>
           </w:p>
         </w:tc>

--- a/Evaluations/BenchmarkEvaluations/BenchmarkComparison.docx
+++ b/Evaluations/BenchmarkEvaluations/BenchmarkComparison.docx
@@ -2694,7 +2694,7 @@
                 <w:sz w:val="12"/>
                 <w:szCs w:val="12"/>
               </w:rPr>
-              <w:t>N/A</w:t>
+              <w:t>71.70</w:t>
             </w:r>
           </w:p>
         </w:tc>
@@ -2726,7 +2726,7 @@
                 <w:sz w:val="12"/>
                 <w:szCs w:val="12"/>
               </w:rPr>
-              <w:t>N/A</w:t>
+              <w:t>84.27</w:t>
             </w:r>
           </w:p>
         </w:tc>
@@ -2758,7 +2758,7 @@
                 <w:sz w:val="12"/>
                 <w:szCs w:val="12"/>
               </w:rPr>
-              <w:t>N/A</w:t>
+              <w:t>90.98</w:t>
             </w:r>
           </w:p>
         </w:tc>
@@ -2790,7 +2790,7 @@
                 <w:sz w:val="12"/>
                 <w:szCs w:val="12"/>
               </w:rPr>
-              <w:t>N/A</w:t>
+              <w:t>42.24</w:t>
             </w:r>
           </w:p>
         </w:tc>
@@ -2822,7 +2822,7 @@
                 <w:sz w:val="12"/>
                 <w:szCs w:val="12"/>
               </w:rPr>
-              <w:t>N/A</w:t>
+              <w:t>13.76</w:t>
             </w:r>
           </w:p>
         </w:tc>
@@ -3404,7 +3404,7 @@
                 <w:sz w:val="12"/>
                 <w:szCs w:val="12"/>
               </w:rPr>
-              <w:t>N/A</w:t>
+              <w:t>62.87</w:t>
             </w:r>
           </w:p>
         </w:tc>
@@ -3436,7 +3436,7 @@
                 <w:sz w:val="12"/>
                 <w:szCs w:val="12"/>
               </w:rPr>
-              <w:t>N/A</w:t>
+              <w:t>76.58</w:t>
             </w:r>
           </w:p>
         </w:tc>
@@ -3468,7 +3468,7 @@
                 <w:sz w:val="12"/>
                 <w:szCs w:val="12"/>
               </w:rPr>
-              <w:t>N/A</w:t>
+              <w:t>80.06</w:t>
             </w:r>
           </w:p>
         </w:tc>
@@ -3500,7 +3500,7 @@
                 <w:sz w:val="12"/>
                 <w:szCs w:val="12"/>
               </w:rPr>
-              <w:t>N/A</w:t>
+              <w:t>41.38</w:t>
             </w:r>
           </w:p>
         </w:tc>
@@ -3532,7 +3532,7 @@
                 <w:sz w:val="12"/>
                 <w:szCs w:val="12"/>
               </w:rPr>
-              <w:t>N/A</w:t>
+              <w:t>20.49</w:t>
             </w:r>
           </w:p>
         </w:tc>
@@ -5534,7 +5534,7 @@
                 <w:sz w:val="12"/>
                 <w:szCs w:val="12"/>
               </w:rPr>
-              <w:t>N/A</w:t>
+              <w:t>56.18</w:t>
             </w:r>
           </w:p>
         </w:tc>
@@ -5566,7 +5566,7 @@
                 <w:sz w:val="12"/>
                 <w:szCs w:val="12"/>
               </w:rPr>
-              <w:t>N/A</w:t>
+              <w:t>70.31</w:t>
             </w:r>
           </w:p>
         </w:tc>
@@ -5598,7 +5598,7 @@
                 <w:sz w:val="12"/>
                 <w:szCs w:val="12"/>
               </w:rPr>
-              <w:t>N/A</w:t>
+              <w:t>55.12</w:t>
             </w:r>
           </w:p>
         </w:tc>
@@ -5630,7 +5630,7 @@
                 <w:sz w:val="12"/>
                 <w:szCs w:val="12"/>
               </w:rPr>
-              <w:t>N/A</w:t>
+              <w:t>38.14</w:t>
             </w:r>
           </w:p>
         </w:tc>
@@ -5662,7 +5662,7 @@
                 <w:sz w:val="12"/>
                 <w:szCs w:val="12"/>
               </w:rPr>
-              <w:t>N/A</w:t>
+              <w:t>27.94</w:t>
             </w:r>
           </w:p>
         </w:tc>
@@ -6244,7 +6244,7 @@
                 <w:sz w:val="12"/>
                 <w:szCs w:val="12"/>
               </w:rPr>
-              <w:t>N/A</w:t>
+              <w:t>24.55</w:t>
             </w:r>
           </w:p>
         </w:tc>
@@ -6276,7 +6276,7 @@
                 <w:sz w:val="12"/>
                 <w:szCs w:val="12"/>
               </w:rPr>
-              <w:t>N/A</w:t>
+              <w:t>19.12</w:t>
             </w:r>
           </w:p>
         </w:tc>
@@ -6308,7 +6308,7 @@
                 <w:sz w:val="12"/>
                 <w:szCs w:val="12"/>
               </w:rPr>
-              <w:t>N/A</w:t>
+              <w:t>0.07</w:t>
             </w:r>
           </w:p>
         </w:tc>
@@ -6340,7 +6340,7 @@
                 <w:sz w:val="12"/>
                 <w:szCs w:val="12"/>
               </w:rPr>
-              <w:t>N/A</w:t>
+              <w:t>24.66</w:t>
             </w:r>
           </w:p>
         </w:tc>
@@ -6372,7 +6372,7 @@
                 <w:sz w:val="12"/>
                 <w:szCs w:val="12"/>
               </w:rPr>
-              <w:t>N/A</w:t>
+              <w:t>80092</w:t>
             </w:r>
           </w:p>
         </w:tc>

--- a/Evaluations/BenchmarkEvaluations/BenchmarkComparison.docx
+++ b/Evaluations/BenchmarkEvaluations/BenchmarkComparison.docx
@@ -162,6 +162,7 @@
                 <w:szCs w:val="12"/>
               </w:rPr>
             </w:pPr>
+            <w:proofErr w:type="spellStart"/>
             <w:r>
               <w:rPr>
                 <w:rFonts w:asciiTheme="minorBidi" w:hAnsiTheme="minorBidi" w:cstheme="minorBidi"/>
@@ -171,7 +172,19 @@
                 <w:sz w:val="12"/>
                 <w:szCs w:val="12"/>
               </w:rPr>
-              <w:t>LLaMA 3.2-3B-Instruct</w:t>
+              <w:t>LLaMA</w:t>
+            </w:r>
+            <w:proofErr w:type="spellEnd"/>
+            <w:r>
+              <w:rPr>
+                <w:rFonts w:asciiTheme="minorBidi" w:hAnsiTheme="minorBidi" w:cstheme="minorBidi"/>
+                <w:b/>
+                <w:bCs/>
+                <w:color w:val="984806" w:themeColor="accent6" w:themeShade="80"/>
+                <w:sz w:val="12"/>
+                <w:szCs w:val="12"/>
+              </w:rPr>
+              <w:t xml:space="preserve"> 3.2-3B-Instruct</w:t>
             </w:r>
           </w:p>
         </w:tc>
@@ -673,6 +686,7 @@
                 <w:szCs w:val="12"/>
               </w:rPr>
             </w:pPr>
+            <w:proofErr w:type="spellStart"/>
             <w:r>
               <w:rPr>
                 <w:rFonts w:asciiTheme="minorBidi" w:hAnsiTheme="minorBidi" w:cstheme="minorBidi"/>
@@ -684,6 +698,7 @@
               </w:rPr>
               <w:t>IFEval</w:t>
             </w:r>
+            <w:proofErr w:type="spellEnd"/>
           </w:p>
         </w:tc>
         <w:tc>
@@ -717,8 +732,9 @@
                 <w:sz w:val="12"/>
                 <w:szCs w:val="12"/>
               </w:rPr>
-              <w:t>GSM8K CoT</w:t>
-            </w:r>
+              <w:t xml:space="preserve">GSM8K </w:t>
+            </w:r>
+            <w:proofErr w:type="spellStart"/>
             <w:r>
               <w:rPr>
                 <w:rFonts w:asciiTheme="minorBidi" w:hAnsiTheme="minorBidi" w:cstheme="minorBidi"/>
@@ -728,6 +744,18 @@
                 <w:sz w:val="12"/>
                 <w:szCs w:val="12"/>
               </w:rPr>
+              <w:t>CoT</w:t>
+            </w:r>
+            <w:proofErr w:type="spellEnd"/>
+            <w:r>
+              <w:rPr>
+                <w:rFonts w:asciiTheme="minorBidi" w:hAnsiTheme="minorBidi" w:cstheme="minorBidi"/>
+                <w:b/>
+                <w:bCs/>
+                <w:color w:val="984806" w:themeColor="accent6" w:themeShade="80"/>
+                <w:sz w:val="12"/>
+                <w:szCs w:val="12"/>
+              </w:rPr>
               <w:br/>
               <w:t>(8-shot)</w:t>
             </w:r>
@@ -835,48 +863,72 @@
                 <w:szCs w:val="12"/>
               </w:rPr>
               <w:br/>
-              <w:t>(WikiText)</w:t>
-            </w:r>
-          </w:p>
-        </w:tc>
-        <w:tc>
-          <w:tcPr>
-            <w:tcW w:w="869" w:type="dxa"/>
-            <w:shd w:val="clear" w:color="auto" w:fill="403152" w:themeFill="accent4" w:themeFillShade="80"/>
-            <w:tcMar>
-              <w:top w:w="80" w:type="dxa"/>
-              <w:left w:w="60" w:type="dxa"/>
-              <w:bottom w:w="80" w:type="dxa"/>
-              <w:right w:w="60" w:type="dxa"/>
-            </w:tcMar>
-            <w:vAlign w:val="center"/>
-          </w:tcPr>
-          <w:p>
-            <w:pPr>
-              <w:jc w:val="center"/>
-              <w:rPr>
-                <w:rFonts w:asciiTheme="minorBidi" w:hAnsiTheme="minorBidi" w:cstheme="minorBidi"/>
-                <w:color w:val="FFFFFF" w:themeColor="background1"/>
-                <w:sz w:val="12"/>
-                <w:szCs w:val="12"/>
-              </w:rPr>
-            </w:pPr>
+              <w:t>(</w:t>
+            </w:r>
+            <w:proofErr w:type="spellStart"/>
             <w:r>
               <w:rPr>
                 <w:rFonts w:asciiTheme="minorBidi" w:hAnsiTheme="minorBidi" w:cstheme="minorBidi"/>
                 <w:b/>
                 <w:bCs/>
-                <w:color w:val="FFFFFF" w:themeColor="background1"/>
-                <w:sz w:val="12"/>
-                <w:szCs w:val="12"/>
-              </w:rPr>
-              <w:t>MMLU</w:t>
-            </w:r>
+                <w:color w:val="984806" w:themeColor="accent6" w:themeShade="80"/>
+                <w:sz w:val="12"/>
+                <w:szCs w:val="12"/>
+              </w:rPr>
+              <w:t>WikiText</w:t>
+            </w:r>
+            <w:proofErr w:type="spellEnd"/>
             <w:r>
               <w:rPr>
                 <w:rFonts w:asciiTheme="minorBidi" w:hAnsiTheme="minorBidi" w:cstheme="minorBidi"/>
                 <w:b/>
                 <w:bCs/>
+                <w:color w:val="984806" w:themeColor="accent6" w:themeShade="80"/>
+                <w:sz w:val="12"/>
+                <w:szCs w:val="12"/>
+              </w:rPr>
+              <w:t>)</w:t>
+            </w:r>
+          </w:p>
+        </w:tc>
+        <w:tc>
+          <w:tcPr>
+            <w:tcW w:w="869" w:type="dxa"/>
+            <w:shd w:val="clear" w:color="auto" w:fill="403152" w:themeFill="accent4" w:themeFillShade="80"/>
+            <w:tcMar>
+              <w:top w:w="80" w:type="dxa"/>
+              <w:left w:w="60" w:type="dxa"/>
+              <w:bottom w:w="80" w:type="dxa"/>
+              <w:right w:w="60" w:type="dxa"/>
+            </w:tcMar>
+            <w:vAlign w:val="center"/>
+          </w:tcPr>
+          <w:p>
+            <w:pPr>
+              <w:jc w:val="center"/>
+              <w:rPr>
+                <w:rFonts w:asciiTheme="minorBidi" w:hAnsiTheme="minorBidi" w:cstheme="minorBidi"/>
+                <w:color w:val="FFFFFF" w:themeColor="background1"/>
+                <w:sz w:val="12"/>
+                <w:szCs w:val="12"/>
+              </w:rPr>
+            </w:pPr>
+            <w:r>
+              <w:rPr>
+                <w:rFonts w:asciiTheme="minorBidi" w:hAnsiTheme="minorBidi" w:cstheme="minorBidi"/>
+                <w:b/>
+                <w:bCs/>
+                <w:color w:val="FFFFFF" w:themeColor="background1"/>
+                <w:sz w:val="12"/>
+                <w:szCs w:val="12"/>
+              </w:rPr>
+              <w:t>MMLU</w:t>
+            </w:r>
+            <w:r>
+              <w:rPr>
+                <w:rFonts w:asciiTheme="minorBidi" w:hAnsiTheme="minorBidi" w:cstheme="minorBidi"/>
+                <w:b/>
+                <w:bCs/>
                 <w:color w:val="FFFFFF" w:themeColor="background1"/>
                 <w:sz w:val="12"/>
                 <w:szCs w:val="12"/>
@@ -908,6 +960,7 @@
                 <w:szCs w:val="12"/>
               </w:rPr>
             </w:pPr>
+            <w:proofErr w:type="spellStart"/>
             <w:r>
               <w:rPr>
                 <w:rFonts w:asciiTheme="minorBidi" w:hAnsiTheme="minorBidi" w:cstheme="minorBidi"/>
@@ -919,6 +972,7 @@
               </w:rPr>
               <w:t>IFEval</w:t>
             </w:r>
+            <w:proofErr w:type="spellEnd"/>
           </w:p>
         </w:tc>
         <w:tc>
@@ -952,8 +1006,9 @@
                 <w:sz w:val="12"/>
                 <w:szCs w:val="12"/>
               </w:rPr>
-              <w:t>GSM8K CoT</w:t>
-            </w:r>
+              <w:t xml:space="preserve">GSM8K </w:t>
+            </w:r>
+            <w:proofErr w:type="spellStart"/>
             <w:r>
               <w:rPr>
                 <w:rFonts w:asciiTheme="minorBidi" w:hAnsiTheme="minorBidi" w:cstheme="minorBidi"/>
@@ -963,6 +1018,18 @@
                 <w:sz w:val="12"/>
                 <w:szCs w:val="12"/>
               </w:rPr>
+              <w:t>CoT</w:t>
+            </w:r>
+            <w:proofErr w:type="spellEnd"/>
+            <w:r>
+              <w:rPr>
+                <w:rFonts w:asciiTheme="minorBidi" w:hAnsiTheme="minorBidi" w:cstheme="minorBidi"/>
+                <w:b/>
+                <w:bCs/>
+                <w:color w:val="FFFFFF" w:themeColor="background1"/>
+                <w:sz w:val="12"/>
+                <w:szCs w:val="12"/>
+              </w:rPr>
               <w:br/>
               <w:t>(8-shot)</w:t>
             </w:r>
@@ -1070,48 +1137,72 @@
                 <w:szCs w:val="12"/>
               </w:rPr>
               <w:br/>
-              <w:t>(WikiText)</w:t>
-            </w:r>
-          </w:p>
-        </w:tc>
-        <w:tc>
-          <w:tcPr>
-            <w:tcW w:w="869" w:type="dxa"/>
-            <w:shd w:val="clear" w:color="auto" w:fill="EEECE1" w:themeFill="background2"/>
-            <w:tcMar>
-              <w:top w:w="80" w:type="dxa"/>
-              <w:left w:w="60" w:type="dxa"/>
-              <w:bottom w:w="80" w:type="dxa"/>
-              <w:right w:w="60" w:type="dxa"/>
-            </w:tcMar>
-            <w:vAlign w:val="center"/>
-          </w:tcPr>
-          <w:p>
-            <w:pPr>
-              <w:jc w:val="center"/>
-              <w:rPr>
-                <w:rFonts w:asciiTheme="minorBidi" w:hAnsiTheme="minorBidi" w:cstheme="minorBidi"/>
-                <w:color w:val="000000" w:themeColor="text1"/>
-                <w:sz w:val="12"/>
-                <w:szCs w:val="12"/>
-              </w:rPr>
-            </w:pPr>
+              <w:t>(</w:t>
+            </w:r>
+            <w:proofErr w:type="spellStart"/>
             <w:r>
               <w:rPr>
                 <w:rFonts w:asciiTheme="minorBidi" w:hAnsiTheme="minorBidi" w:cstheme="minorBidi"/>
                 <w:b/>
                 <w:bCs/>
-                <w:color w:val="000000" w:themeColor="text1"/>
-                <w:sz w:val="12"/>
-                <w:szCs w:val="12"/>
-              </w:rPr>
-              <w:t>MMLU</w:t>
-            </w:r>
+                <w:color w:val="FFFFFF" w:themeColor="background1"/>
+                <w:sz w:val="12"/>
+                <w:szCs w:val="12"/>
+              </w:rPr>
+              <w:t>WikiText</w:t>
+            </w:r>
+            <w:proofErr w:type="spellEnd"/>
             <w:r>
               <w:rPr>
                 <w:rFonts w:asciiTheme="minorBidi" w:hAnsiTheme="minorBidi" w:cstheme="minorBidi"/>
                 <w:b/>
                 <w:bCs/>
+                <w:color w:val="FFFFFF" w:themeColor="background1"/>
+                <w:sz w:val="12"/>
+                <w:szCs w:val="12"/>
+              </w:rPr>
+              <w:t>)</w:t>
+            </w:r>
+          </w:p>
+        </w:tc>
+        <w:tc>
+          <w:tcPr>
+            <w:tcW w:w="869" w:type="dxa"/>
+            <w:shd w:val="clear" w:color="auto" w:fill="EEECE1" w:themeFill="background2"/>
+            <w:tcMar>
+              <w:top w:w="80" w:type="dxa"/>
+              <w:left w:w="60" w:type="dxa"/>
+              <w:bottom w:w="80" w:type="dxa"/>
+              <w:right w:w="60" w:type="dxa"/>
+            </w:tcMar>
+            <w:vAlign w:val="center"/>
+          </w:tcPr>
+          <w:p>
+            <w:pPr>
+              <w:jc w:val="center"/>
+              <w:rPr>
+                <w:rFonts w:asciiTheme="minorBidi" w:hAnsiTheme="minorBidi" w:cstheme="minorBidi"/>
+                <w:color w:val="000000" w:themeColor="text1"/>
+                <w:sz w:val="12"/>
+                <w:szCs w:val="12"/>
+              </w:rPr>
+            </w:pPr>
+            <w:r>
+              <w:rPr>
+                <w:rFonts w:asciiTheme="minorBidi" w:hAnsiTheme="minorBidi" w:cstheme="minorBidi"/>
+                <w:b/>
+                <w:bCs/>
+                <w:color w:val="000000" w:themeColor="text1"/>
+                <w:sz w:val="12"/>
+                <w:szCs w:val="12"/>
+              </w:rPr>
+              <w:t>MMLU</w:t>
+            </w:r>
+            <w:r>
+              <w:rPr>
+                <w:rFonts w:asciiTheme="minorBidi" w:hAnsiTheme="minorBidi" w:cstheme="minorBidi"/>
+                <w:b/>
+                <w:bCs/>
                 <w:color w:val="000000" w:themeColor="text1"/>
                 <w:sz w:val="12"/>
                 <w:szCs w:val="12"/>
@@ -1143,6 +1234,7 @@
                 <w:szCs w:val="12"/>
               </w:rPr>
             </w:pPr>
+            <w:proofErr w:type="spellStart"/>
             <w:r>
               <w:rPr>
                 <w:rFonts w:asciiTheme="minorBidi" w:hAnsiTheme="minorBidi" w:cstheme="minorBidi"/>
@@ -1154,6 +1246,7 @@
               </w:rPr>
               <w:t>IFEval</w:t>
             </w:r>
+            <w:proofErr w:type="spellEnd"/>
           </w:p>
         </w:tc>
         <w:tc>
@@ -1187,8 +1280,9 @@
                 <w:sz w:val="12"/>
                 <w:szCs w:val="12"/>
               </w:rPr>
-              <w:t>GSM8K CoT</w:t>
-            </w:r>
+              <w:t xml:space="preserve">GSM8K </w:t>
+            </w:r>
+            <w:proofErr w:type="spellStart"/>
             <w:r>
               <w:rPr>
                 <w:rFonts w:asciiTheme="minorBidi" w:hAnsiTheme="minorBidi" w:cstheme="minorBidi"/>
@@ -1198,6 +1292,18 @@
                 <w:sz w:val="12"/>
                 <w:szCs w:val="12"/>
               </w:rPr>
+              <w:t>CoT</w:t>
+            </w:r>
+            <w:proofErr w:type="spellEnd"/>
+            <w:r>
+              <w:rPr>
+                <w:rFonts w:asciiTheme="minorBidi" w:hAnsiTheme="minorBidi" w:cstheme="minorBidi"/>
+                <w:b/>
+                <w:bCs/>
+                <w:color w:val="000000" w:themeColor="text1"/>
+                <w:sz w:val="12"/>
+                <w:szCs w:val="12"/>
+              </w:rPr>
               <w:br/>
               <w:t>(8-shot)</w:t>
             </w:r>
@@ -1293,48 +1399,72 @@
                 <w:szCs w:val="12"/>
               </w:rPr>
               <w:br/>
-              <w:t>(WikiText)</w:t>
-            </w:r>
-          </w:p>
-        </w:tc>
-        <w:tc>
-          <w:tcPr>
-            <w:tcW w:w="869" w:type="dxa"/>
-            <w:shd w:val="clear" w:color="auto" w:fill="C6D9F1" w:themeFill="text2" w:themeFillTint="33"/>
-            <w:tcMar>
-              <w:top w:w="80" w:type="dxa"/>
-              <w:left w:w="60" w:type="dxa"/>
-              <w:bottom w:w="80" w:type="dxa"/>
-              <w:right w:w="60" w:type="dxa"/>
-            </w:tcMar>
-            <w:vAlign w:val="center"/>
-          </w:tcPr>
-          <w:p>
-            <w:pPr>
-              <w:jc w:val="center"/>
-              <w:rPr>
-                <w:rFonts w:asciiTheme="minorBidi" w:hAnsiTheme="minorBidi" w:cstheme="minorBidi"/>
-                <w:color w:val="0F243E" w:themeColor="text2" w:themeShade="80"/>
-                <w:sz w:val="12"/>
-                <w:szCs w:val="12"/>
-              </w:rPr>
-            </w:pPr>
+              <w:t>(</w:t>
+            </w:r>
+            <w:proofErr w:type="spellStart"/>
             <w:r>
               <w:rPr>
                 <w:rFonts w:asciiTheme="minorBidi" w:hAnsiTheme="minorBidi" w:cstheme="minorBidi"/>
                 <w:b/>
                 <w:bCs/>
-                <w:color w:val="0F243E" w:themeColor="text2" w:themeShade="80"/>
-                <w:sz w:val="12"/>
-                <w:szCs w:val="12"/>
-              </w:rPr>
-              <w:t>MMLU</w:t>
-            </w:r>
+                <w:color w:val="000000" w:themeColor="text1"/>
+                <w:sz w:val="12"/>
+                <w:szCs w:val="12"/>
+              </w:rPr>
+              <w:t>WikiText</w:t>
+            </w:r>
+            <w:proofErr w:type="spellEnd"/>
             <w:r>
               <w:rPr>
                 <w:rFonts w:asciiTheme="minorBidi" w:hAnsiTheme="minorBidi" w:cstheme="minorBidi"/>
                 <w:b/>
                 <w:bCs/>
+                <w:color w:val="000000" w:themeColor="text1"/>
+                <w:sz w:val="12"/>
+                <w:szCs w:val="12"/>
+              </w:rPr>
+              <w:t>)</w:t>
+            </w:r>
+          </w:p>
+        </w:tc>
+        <w:tc>
+          <w:tcPr>
+            <w:tcW w:w="869" w:type="dxa"/>
+            <w:shd w:val="clear" w:color="auto" w:fill="C6D9F1" w:themeFill="text2" w:themeFillTint="33"/>
+            <w:tcMar>
+              <w:top w:w="80" w:type="dxa"/>
+              <w:left w:w="60" w:type="dxa"/>
+              <w:bottom w:w="80" w:type="dxa"/>
+              <w:right w:w="60" w:type="dxa"/>
+            </w:tcMar>
+            <w:vAlign w:val="center"/>
+          </w:tcPr>
+          <w:p>
+            <w:pPr>
+              <w:jc w:val="center"/>
+              <w:rPr>
+                <w:rFonts w:asciiTheme="minorBidi" w:hAnsiTheme="minorBidi" w:cstheme="minorBidi"/>
+                <w:color w:val="0F243E" w:themeColor="text2" w:themeShade="80"/>
+                <w:sz w:val="12"/>
+                <w:szCs w:val="12"/>
+              </w:rPr>
+            </w:pPr>
+            <w:r>
+              <w:rPr>
+                <w:rFonts w:asciiTheme="minorBidi" w:hAnsiTheme="minorBidi" w:cstheme="minorBidi"/>
+                <w:b/>
+                <w:bCs/>
+                <w:color w:val="0F243E" w:themeColor="text2" w:themeShade="80"/>
+                <w:sz w:val="12"/>
+                <w:szCs w:val="12"/>
+              </w:rPr>
+              <w:t>MMLU</w:t>
+            </w:r>
+            <w:r>
+              <w:rPr>
+                <w:rFonts w:asciiTheme="minorBidi" w:hAnsiTheme="minorBidi" w:cstheme="minorBidi"/>
+                <w:b/>
+                <w:bCs/>
                 <w:color w:val="0F243E" w:themeColor="text2" w:themeShade="80"/>
                 <w:sz w:val="12"/>
                 <w:szCs w:val="12"/>
@@ -1366,6 +1496,7 @@
                 <w:szCs w:val="12"/>
               </w:rPr>
             </w:pPr>
+            <w:proofErr w:type="spellStart"/>
             <w:r>
               <w:rPr>
                 <w:rFonts w:asciiTheme="minorBidi" w:hAnsiTheme="minorBidi" w:cstheme="minorBidi"/>
@@ -1377,6 +1508,7 @@
               </w:rPr>
               <w:t>IFEval</w:t>
             </w:r>
+            <w:proofErr w:type="spellEnd"/>
           </w:p>
         </w:tc>
         <w:tc>
@@ -1410,8 +1542,9 @@
                 <w:sz w:val="12"/>
                 <w:szCs w:val="12"/>
               </w:rPr>
-              <w:t>GSM8K CoT</w:t>
-            </w:r>
+              <w:t xml:space="preserve">GSM8K </w:t>
+            </w:r>
+            <w:proofErr w:type="spellStart"/>
             <w:r>
               <w:rPr>
                 <w:rFonts w:asciiTheme="minorBidi" w:hAnsiTheme="minorBidi" w:cstheme="minorBidi"/>
@@ -1421,6 +1554,18 @@
                 <w:sz w:val="12"/>
                 <w:szCs w:val="12"/>
               </w:rPr>
+              <w:t>CoT</w:t>
+            </w:r>
+            <w:proofErr w:type="spellEnd"/>
+            <w:r>
+              <w:rPr>
+                <w:rFonts w:asciiTheme="minorBidi" w:hAnsiTheme="minorBidi" w:cstheme="minorBidi"/>
+                <w:b/>
+                <w:bCs/>
+                <w:color w:val="0F243E" w:themeColor="text2" w:themeShade="80"/>
+                <w:sz w:val="12"/>
+                <w:szCs w:val="12"/>
+              </w:rPr>
               <w:br/>
               <w:t>(8-shot)</w:t>
             </w:r>
@@ -1516,7 +1661,31 @@
                 <w:szCs w:val="12"/>
               </w:rPr>
               <w:br/>
-              <w:t>(WikiText)</w:t>
+              <w:t>(</w:t>
+            </w:r>
+            <w:proofErr w:type="spellStart"/>
+            <w:r>
+              <w:rPr>
+                <w:rFonts w:asciiTheme="minorBidi" w:hAnsiTheme="minorBidi" w:cstheme="minorBidi"/>
+                <w:b/>
+                <w:bCs/>
+                <w:color w:val="0F243E" w:themeColor="text2" w:themeShade="80"/>
+                <w:sz w:val="12"/>
+                <w:szCs w:val="12"/>
+              </w:rPr>
+              <w:t>WikiText</w:t>
+            </w:r>
+            <w:proofErr w:type="spellEnd"/>
+            <w:r>
+              <w:rPr>
+                <w:rFonts w:asciiTheme="minorBidi" w:hAnsiTheme="minorBidi" w:cstheme="minorBidi"/>
+                <w:b/>
+                <w:bCs/>
+                <w:color w:val="0F243E" w:themeColor="text2" w:themeShade="80"/>
+                <w:sz w:val="12"/>
+                <w:szCs w:val="12"/>
+              </w:rPr>
+              <w:t>)</w:t>
             </w:r>
           </w:p>
         </w:tc>
@@ -4430,14 +4599,25 @@
                 <w:szCs w:val="12"/>
               </w:rPr>
             </w:pPr>
-            <w:r>
-              <w:rPr>
-                <w:rFonts w:asciiTheme="minorBidi" w:hAnsiTheme="minorBidi" w:cstheme="minorBidi"/>
-                <w:color w:val="000000" w:themeColor="text1"/>
-                <w:sz w:val="12"/>
-                <w:szCs w:val="12"/>
-              </w:rPr>
-              <w:t>SparseGPT (unstructured)</w:t>
+            <w:proofErr w:type="spellStart"/>
+            <w:r>
+              <w:rPr>
+                <w:rFonts w:asciiTheme="minorBidi" w:hAnsiTheme="minorBidi" w:cstheme="minorBidi"/>
+                <w:color w:val="000000" w:themeColor="text1"/>
+                <w:sz w:val="12"/>
+                <w:szCs w:val="12"/>
+              </w:rPr>
+              <w:t>SparseGPT</w:t>
+            </w:r>
+            <w:proofErr w:type="spellEnd"/>
+            <w:r>
+              <w:rPr>
+                <w:rFonts w:asciiTheme="minorBidi" w:hAnsiTheme="minorBidi" w:cstheme="minorBidi"/>
+                <w:color w:val="000000" w:themeColor="text1"/>
+                <w:sz w:val="12"/>
+                <w:szCs w:val="12"/>
+              </w:rPr>
+              <w:t xml:space="preserve"> (unstructured)</w:t>
             </w:r>
           </w:p>
         </w:tc>
@@ -12302,14 +12482,25 @@
                 <w:szCs w:val="12"/>
               </w:rPr>
             </w:pPr>
-            <w:r>
-              <w:rPr>
-                <w:rFonts w:asciiTheme="minorBidi" w:hAnsiTheme="minorBidi" w:cstheme="minorBidi"/>
-                <w:color w:val="000000" w:themeColor="text1"/>
-                <w:sz w:val="12"/>
-                <w:szCs w:val="12"/>
-              </w:rPr>
-              <w:t>SparseGPT + AWQ</w:t>
+            <w:proofErr w:type="spellStart"/>
+            <w:r>
+              <w:rPr>
+                <w:rFonts w:asciiTheme="minorBidi" w:hAnsiTheme="minorBidi" w:cstheme="minorBidi"/>
+                <w:color w:val="000000" w:themeColor="text1"/>
+                <w:sz w:val="12"/>
+                <w:szCs w:val="12"/>
+              </w:rPr>
+              <w:t>SparseGPT</w:t>
+            </w:r>
+            <w:proofErr w:type="spellEnd"/>
+            <w:r>
+              <w:rPr>
+                <w:rFonts w:asciiTheme="minorBidi" w:hAnsiTheme="minorBidi" w:cstheme="minorBidi"/>
+                <w:color w:val="000000" w:themeColor="text1"/>
+                <w:sz w:val="12"/>
+                <w:szCs w:val="12"/>
+              </w:rPr>
+              <w:t xml:space="preserve"> + AWQ</w:t>
             </w:r>
           </w:p>
         </w:tc>
@@ -13835,7 +14026,7 @@
         <w:tc>
           <w:tcPr>
             <w:tcW w:w="869" w:type="dxa"/>
-            <w:shd w:val="clear" w:color="auto" w:fill="FF0000"/>
+            <w:shd w:val="clear" w:color="auto" w:fill="FABF8F" w:themeFill="accent6" w:themeFillTint="99"/>
             <w:tcMar>
               <w:top w:w="80" w:type="dxa"/>
               <w:left w:w="80" w:type="dxa"/>
@@ -14432,14 +14623,25 @@
                 <w:szCs w:val="12"/>
               </w:rPr>
             </w:pPr>
-            <w:r>
-              <w:rPr>
-                <w:rFonts w:asciiTheme="minorBidi" w:hAnsiTheme="minorBidi" w:cstheme="minorBidi"/>
-                <w:color w:val="000000" w:themeColor="text1"/>
-                <w:sz w:val="12"/>
-                <w:szCs w:val="12"/>
-              </w:rPr>
-              <w:t>SparseGPT + GPTQ</w:t>
+            <w:proofErr w:type="spellStart"/>
+            <w:r>
+              <w:rPr>
+                <w:rFonts w:asciiTheme="minorBidi" w:hAnsiTheme="minorBidi" w:cstheme="minorBidi"/>
+                <w:color w:val="000000" w:themeColor="text1"/>
+                <w:sz w:val="12"/>
+                <w:szCs w:val="12"/>
+              </w:rPr>
+              <w:t>SparseGPT</w:t>
+            </w:r>
+            <w:proofErr w:type="spellEnd"/>
+            <w:r>
+              <w:rPr>
+                <w:rFonts w:asciiTheme="minorBidi" w:hAnsiTheme="minorBidi" w:cstheme="minorBidi"/>
+                <w:color w:val="000000" w:themeColor="text1"/>
+                <w:sz w:val="12"/>
+                <w:szCs w:val="12"/>
+              </w:rPr>
+              <w:t xml:space="preserve"> + GPTQ</w:t>
             </w:r>
           </w:p>
         </w:tc>

--- a/Evaluations/BenchmarkEvaluations/BenchmarkComparison.docx
+++ b/Evaluations/BenchmarkEvaluations/BenchmarkComparison.docx
@@ -162,7 +162,6 @@
                 <w:szCs w:val="12"/>
               </w:rPr>
             </w:pPr>
-            <w:proofErr w:type="spellStart"/>
             <w:r>
               <w:rPr>
                 <w:rFonts w:asciiTheme="minorBidi" w:hAnsiTheme="minorBidi" w:cstheme="minorBidi"/>
@@ -172,19 +171,7 @@
                 <w:sz w:val="12"/>
                 <w:szCs w:val="12"/>
               </w:rPr>
-              <w:t>LLaMA</w:t>
-            </w:r>
-            <w:proofErr w:type="spellEnd"/>
-            <w:r>
-              <w:rPr>
-                <w:rFonts w:asciiTheme="minorBidi" w:hAnsiTheme="minorBidi" w:cstheme="minorBidi"/>
-                <w:b/>
-                <w:bCs/>
-                <w:color w:val="984806" w:themeColor="accent6" w:themeShade="80"/>
-                <w:sz w:val="12"/>
-                <w:szCs w:val="12"/>
-              </w:rPr>
-              <w:t xml:space="preserve"> 3.2-3B-Instruct</w:t>
+              <w:t>LLaMA 3.2-3B-Instruct</w:t>
             </w:r>
           </w:p>
         </w:tc>
@@ -686,7 +673,6 @@
                 <w:szCs w:val="12"/>
               </w:rPr>
             </w:pPr>
-            <w:proofErr w:type="spellStart"/>
             <w:r>
               <w:rPr>
                 <w:rFonts w:asciiTheme="minorBidi" w:hAnsiTheme="minorBidi" w:cstheme="minorBidi"/>
@@ -698,7 +684,6 @@
               </w:rPr>
               <w:t>IFEval</w:t>
             </w:r>
-            <w:proofErr w:type="spellEnd"/>
           </w:p>
         </w:tc>
         <w:tc>
@@ -732,9 +717,8 @@
                 <w:sz w:val="12"/>
                 <w:szCs w:val="12"/>
               </w:rPr>
-              <w:t xml:space="preserve">GSM8K </w:t>
-            </w:r>
-            <w:proofErr w:type="spellStart"/>
+              <w:t>GSM8K CoT</w:t>
+            </w:r>
             <w:r>
               <w:rPr>
                 <w:rFonts w:asciiTheme="minorBidi" w:hAnsiTheme="minorBidi" w:cstheme="minorBidi"/>
@@ -744,10 +728,26 @@
                 <w:sz w:val="12"/>
                 <w:szCs w:val="12"/>
               </w:rPr>
-              <w:t>CoT</w:t>
-            </w:r>
-            <w:proofErr w:type="spellEnd"/>
-            <w:r>
+              <w:br/>
+              <w:t>(8-shot)</w:t>
+            </w:r>
+          </w:p>
+        </w:tc>
+        <w:tc>
+          <w:tcPr>
+            <w:tcW w:w="869" w:type="dxa"/>
+            <w:shd w:val="clear" w:color="auto" w:fill="FABF8F" w:themeFill="accent6" w:themeFillTint="99"/>
+            <w:tcMar>
+              <w:top w:w="80" w:type="dxa"/>
+              <w:left w:w="60" w:type="dxa"/>
+              <w:bottom w:w="80" w:type="dxa"/>
+              <w:right w:w="60" w:type="dxa"/>
+            </w:tcMar>
+            <w:vAlign w:val="center"/>
+          </w:tcPr>
+          <w:p>
+            <w:pPr>
+              <w:jc w:val="center"/>
               <w:rPr>
                 <w:rFonts w:asciiTheme="minorBidi" w:hAnsiTheme="minorBidi" w:cstheme="minorBidi"/>
                 <w:b/>
@@ -756,6 +756,213 @@
                 <w:sz w:val="12"/>
                 <w:szCs w:val="12"/>
               </w:rPr>
+            </w:pPr>
+            <w:r>
+              <w:rPr>
+                <w:rFonts w:asciiTheme="minorBidi" w:hAnsiTheme="minorBidi" w:cstheme="minorBidi"/>
+                <w:b/>
+                <w:bCs/>
+                <w:color w:val="984806" w:themeColor="accent6" w:themeShade="80"/>
+                <w:sz w:val="12"/>
+                <w:szCs w:val="12"/>
+              </w:rPr>
+              <w:t>ARC-C</w:t>
+            </w:r>
+          </w:p>
+          <w:p>
+            <w:pPr>
+              <w:jc w:val="center"/>
+              <w:rPr>
+                <w:rFonts w:asciiTheme="minorBidi" w:hAnsiTheme="minorBidi" w:cstheme="minorBidi"/>
+                <w:color w:val="984806" w:themeColor="accent6" w:themeShade="80"/>
+                <w:sz w:val="12"/>
+                <w:szCs w:val="12"/>
+              </w:rPr>
+            </w:pPr>
+            <w:r>
+              <w:rPr>
+                <w:rFonts w:asciiTheme="minorBidi" w:hAnsiTheme="minorBidi" w:cstheme="minorBidi"/>
+                <w:b/>
+                <w:bCs/>
+                <w:color w:val="984806" w:themeColor="accent6" w:themeShade="80"/>
+                <w:sz w:val="12"/>
+                <w:szCs w:val="12"/>
+              </w:rPr>
+              <w:t>(0-shots)</w:t>
+            </w:r>
+          </w:p>
+        </w:tc>
+        <w:tc>
+          <w:tcPr>
+            <w:tcW w:w="869" w:type="dxa"/>
+            <w:shd w:val="clear" w:color="auto" w:fill="FABF8F" w:themeFill="accent6" w:themeFillTint="99"/>
+            <w:tcMar>
+              <w:top w:w="80" w:type="dxa"/>
+              <w:left w:w="60" w:type="dxa"/>
+              <w:bottom w:w="80" w:type="dxa"/>
+              <w:right w:w="60" w:type="dxa"/>
+            </w:tcMar>
+            <w:vAlign w:val="center"/>
+          </w:tcPr>
+          <w:p>
+            <w:pPr>
+              <w:jc w:val="center"/>
+              <w:rPr>
+                <w:rFonts w:asciiTheme="minorBidi" w:hAnsiTheme="minorBidi" w:cstheme="minorBidi"/>
+                <w:color w:val="984806" w:themeColor="accent6" w:themeShade="80"/>
+                <w:sz w:val="12"/>
+                <w:szCs w:val="12"/>
+              </w:rPr>
+            </w:pPr>
+            <w:r>
+              <w:rPr>
+                <w:rFonts w:asciiTheme="minorBidi" w:hAnsiTheme="minorBidi" w:cstheme="minorBidi"/>
+                <w:b/>
+                <w:bCs/>
+                <w:color w:val="984806" w:themeColor="accent6" w:themeShade="80"/>
+                <w:sz w:val="12"/>
+                <w:szCs w:val="12"/>
+              </w:rPr>
+              <w:t>PPL ↓</w:t>
+            </w:r>
+            <w:r>
+              <w:rPr>
+                <w:rFonts w:asciiTheme="minorBidi" w:hAnsiTheme="minorBidi" w:cstheme="minorBidi"/>
+                <w:b/>
+                <w:bCs/>
+                <w:color w:val="984806" w:themeColor="accent6" w:themeShade="80"/>
+                <w:sz w:val="12"/>
+                <w:szCs w:val="12"/>
+              </w:rPr>
+              <w:br/>
+              <w:t>(WikiText)</w:t>
+            </w:r>
+          </w:p>
+        </w:tc>
+        <w:tc>
+          <w:tcPr>
+            <w:tcW w:w="869" w:type="dxa"/>
+            <w:shd w:val="clear" w:color="auto" w:fill="403152" w:themeFill="accent4" w:themeFillShade="80"/>
+            <w:tcMar>
+              <w:top w:w="80" w:type="dxa"/>
+              <w:left w:w="60" w:type="dxa"/>
+              <w:bottom w:w="80" w:type="dxa"/>
+              <w:right w:w="60" w:type="dxa"/>
+            </w:tcMar>
+            <w:vAlign w:val="center"/>
+          </w:tcPr>
+          <w:p>
+            <w:pPr>
+              <w:jc w:val="center"/>
+              <w:rPr>
+                <w:rFonts w:asciiTheme="minorBidi" w:hAnsiTheme="minorBidi" w:cstheme="minorBidi"/>
+                <w:color w:val="FFFFFF" w:themeColor="background1"/>
+                <w:sz w:val="12"/>
+                <w:szCs w:val="12"/>
+              </w:rPr>
+            </w:pPr>
+            <w:r>
+              <w:rPr>
+                <w:rFonts w:asciiTheme="minorBidi" w:hAnsiTheme="minorBidi" w:cstheme="minorBidi"/>
+                <w:b/>
+                <w:bCs/>
+                <w:color w:val="FFFFFF" w:themeColor="background1"/>
+                <w:sz w:val="12"/>
+                <w:szCs w:val="12"/>
+              </w:rPr>
+              <w:t>MMLU</w:t>
+            </w:r>
+            <w:r>
+              <w:rPr>
+                <w:rFonts w:asciiTheme="minorBidi" w:hAnsiTheme="minorBidi" w:cstheme="minorBidi"/>
+                <w:b/>
+                <w:bCs/>
+                <w:color w:val="FFFFFF" w:themeColor="background1"/>
+                <w:sz w:val="12"/>
+                <w:szCs w:val="12"/>
+              </w:rPr>
+              <w:br/>
+              <w:t>(5-shot)</w:t>
+            </w:r>
+          </w:p>
+        </w:tc>
+        <w:tc>
+          <w:tcPr>
+            <w:tcW w:w="869" w:type="dxa"/>
+            <w:shd w:val="clear" w:color="auto" w:fill="403152" w:themeFill="accent4" w:themeFillShade="80"/>
+            <w:tcMar>
+              <w:top w:w="80" w:type="dxa"/>
+              <w:left w:w="60" w:type="dxa"/>
+              <w:bottom w:w="80" w:type="dxa"/>
+              <w:right w:w="60" w:type="dxa"/>
+            </w:tcMar>
+            <w:vAlign w:val="center"/>
+          </w:tcPr>
+          <w:p>
+            <w:pPr>
+              <w:jc w:val="center"/>
+              <w:rPr>
+                <w:rFonts w:asciiTheme="minorBidi" w:hAnsiTheme="minorBidi" w:cstheme="minorBidi"/>
+                <w:color w:val="FFFFFF" w:themeColor="background1"/>
+                <w:sz w:val="12"/>
+                <w:szCs w:val="12"/>
+              </w:rPr>
+            </w:pPr>
+            <w:r>
+              <w:rPr>
+                <w:rFonts w:asciiTheme="minorBidi" w:hAnsiTheme="minorBidi" w:cstheme="minorBidi"/>
+                <w:b/>
+                <w:bCs/>
+                <w:color w:val="FFFFFF" w:themeColor="background1"/>
+                <w:sz w:val="12"/>
+                <w:szCs w:val="12"/>
+              </w:rPr>
+              <w:t>IFEval</w:t>
+            </w:r>
+          </w:p>
+        </w:tc>
+        <w:tc>
+          <w:tcPr>
+            <w:tcW w:w="869" w:type="dxa"/>
+            <w:shd w:val="clear" w:color="auto" w:fill="403152" w:themeFill="accent4" w:themeFillShade="80"/>
+            <w:tcMar>
+              <w:top w:w="80" w:type="dxa"/>
+              <w:left w:w="60" w:type="dxa"/>
+              <w:bottom w:w="80" w:type="dxa"/>
+              <w:right w:w="60" w:type="dxa"/>
+            </w:tcMar>
+            <w:vAlign w:val="center"/>
+          </w:tcPr>
+          <w:p>
+            <w:pPr>
+              <w:jc w:val="center"/>
+              <w:rPr>
+                <w:rFonts w:asciiTheme="minorBidi" w:hAnsiTheme="minorBidi" w:cstheme="minorBidi"/>
+                <w:color w:val="FFFFFF" w:themeColor="background1"/>
+                <w:sz w:val="12"/>
+                <w:szCs w:val="12"/>
+              </w:rPr>
+            </w:pPr>
+            <w:r>
+              <w:rPr>
+                <w:rFonts w:asciiTheme="minorBidi" w:hAnsiTheme="minorBidi" w:cstheme="minorBidi"/>
+                <w:b/>
+                <w:bCs/>
+                <w:color w:val="FFFFFF" w:themeColor="background1"/>
+                <w:sz w:val="12"/>
+                <w:szCs w:val="12"/>
+              </w:rPr>
+              <w:t>GSM8K CoT</w:t>
+            </w:r>
+            <w:r>
+              <w:rPr>
+                <w:rFonts w:asciiTheme="minorBidi" w:hAnsiTheme="minorBidi" w:cstheme="minorBidi"/>
+                <w:b/>
+                <w:bCs/>
+                <w:color w:val="FFFFFF" w:themeColor="background1"/>
+                <w:sz w:val="12"/>
+                <w:szCs w:val="12"/>
+              </w:rPr>
               <w:br/>
               <w:t>(8-shot)</w:t>
             </w:r>
@@ -764,7 +971,7 @@
         <w:tc>
           <w:tcPr>
             <w:tcW w:w="869" w:type="dxa"/>
-            <w:shd w:val="clear" w:color="auto" w:fill="FABF8F" w:themeFill="accent6" w:themeFillTint="99"/>
+            <w:shd w:val="clear" w:color="auto" w:fill="403152" w:themeFill="accent4" w:themeFillShade="80"/>
             <w:tcMar>
               <w:top w:w="80" w:type="dxa"/>
               <w:left w:w="60" w:type="dxa"/>
@@ -780,7 +987,7 @@
                 <w:rFonts w:asciiTheme="minorBidi" w:hAnsiTheme="minorBidi" w:cstheme="minorBidi"/>
                 <w:b/>
                 <w:bCs/>
-                <w:color w:val="984806" w:themeColor="accent6" w:themeShade="80"/>
+                <w:color w:val="FFFFFF" w:themeColor="background1"/>
                 <w:sz w:val="12"/>
                 <w:szCs w:val="12"/>
               </w:rPr>
@@ -790,7 +997,7 @@
                 <w:rFonts w:asciiTheme="minorBidi" w:hAnsiTheme="minorBidi" w:cstheme="minorBidi"/>
                 <w:b/>
                 <w:bCs/>
-                <w:color w:val="984806" w:themeColor="accent6" w:themeShade="80"/>
+                <w:color w:val="FFFFFF" w:themeColor="background1"/>
                 <w:sz w:val="12"/>
                 <w:szCs w:val="12"/>
               </w:rPr>
@@ -802,7 +1009,7 @@
               <w:jc w:val="center"/>
               <w:rPr>
                 <w:rFonts w:asciiTheme="minorBidi" w:hAnsiTheme="minorBidi" w:cstheme="minorBidi"/>
-                <w:color w:val="984806" w:themeColor="accent6" w:themeShade="80"/>
+                <w:color w:val="FFFFFF" w:themeColor="background1"/>
                 <w:sz w:val="12"/>
                 <w:szCs w:val="12"/>
               </w:rPr>
@@ -812,7 +1019,7 @@
                 <w:rFonts w:asciiTheme="minorBidi" w:hAnsiTheme="minorBidi" w:cstheme="minorBidi"/>
                 <w:b/>
                 <w:bCs/>
-                <w:color w:val="984806" w:themeColor="accent6" w:themeShade="80"/>
+                <w:color w:val="FFFFFF" w:themeColor="background1"/>
                 <w:sz w:val="12"/>
                 <w:szCs w:val="12"/>
               </w:rPr>
@@ -823,7 +1030,7 @@
         <w:tc>
           <w:tcPr>
             <w:tcW w:w="869" w:type="dxa"/>
-            <w:shd w:val="clear" w:color="auto" w:fill="FABF8F" w:themeFill="accent6" w:themeFillTint="99"/>
+            <w:shd w:val="clear" w:color="auto" w:fill="403152" w:themeFill="accent4" w:themeFillShade="80"/>
             <w:tcMar>
               <w:top w:w="80" w:type="dxa"/>
               <w:left w:w="60" w:type="dxa"/>
@@ -837,7 +1044,7 @@
               <w:jc w:val="center"/>
               <w:rPr>
                 <w:rFonts w:asciiTheme="minorBidi" w:hAnsiTheme="minorBidi" w:cstheme="minorBidi"/>
-                <w:color w:val="984806" w:themeColor="accent6" w:themeShade="80"/>
+                <w:color w:val="FFFFFF" w:themeColor="background1"/>
                 <w:sz w:val="12"/>
                 <w:szCs w:val="12"/>
               </w:rPr>
@@ -847,7 +1054,7 @@
                 <w:rFonts w:asciiTheme="minorBidi" w:hAnsiTheme="minorBidi" w:cstheme="minorBidi"/>
                 <w:b/>
                 <w:bCs/>
-                <w:color w:val="984806" w:themeColor="accent6" w:themeShade="80"/>
+                <w:color w:val="FFFFFF" w:themeColor="background1"/>
                 <w:sz w:val="12"/>
                 <w:szCs w:val="12"/>
               </w:rPr>
@@ -858,43 +1065,66 @@
                 <w:rFonts w:asciiTheme="minorBidi" w:hAnsiTheme="minorBidi" w:cstheme="minorBidi"/>
                 <w:b/>
                 <w:bCs/>
-                <w:color w:val="984806" w:themeColor="accent6" w:themeShade="80"/>
+                <w:color w:val="FFFFFF" w:themeColor="background1"/>
                 <w:sz w:val="12"/>
                 <w:szCs w:val="12"/>
               </w:rPr>
               <w:br/>
-              <w:t>(</w:t>
-            </w:r>
-            <w:proofErr w:type="spellStart"/>
+              <w:t>(WikiText)</w:t>
+            </w:r>
+          </w:p>
+        </w:tc>
+        <w:tc>
+          <w:tcPr>
+            <w:tcW w:w="869" w:type="dxa"/>
+            <w:shd w:val="clear" w:color="auto" w:fill="EEECE1" w:themeFill="background2"/>
+            <w:tcMar>
+              <w:top w:w="80" w:type="dxa"/>
+              <w:left w:w="60" w:type="dxa"/>
+              <w:bottom w:w="80" w:type="dxa"/>
+              <w:right w:w="60" w:type="dxa"/>
+            </w:tcMar>
+            <w:vAlign w:val="center"/>
+          </w:tcPr>
+          <w:p>
+            <w:pPr>
+              <w:jc w:val="center"/>
+              <w:rPr>
+                <w:rFonts w:asciiTheme="minorBidi" w:hAnsiTheme="minorBidi" w:cstheme="minorBidi"/>
+                <w:color w:val="000000" w:themeColor="text1"/>
+                <w:sz w:val="12"/>
+                <w:szCs w:val="12"/>
+              </w:rPr>
+            </w:pPr>
             <w:r>
               <w:rPr>
                 <w:rFonts w:asciiTheme="minorBidi" w:hAnsiTheme="minorBidi" w:cstheme="minorBidi"/>
                 <w:b/>
                 <w:bCs/>
-                <w:color w:val="984806" w:themeColor="accent6" w:themeShade="80"/>
-                <w:sz w:val="12"/>
-                <w:szCs w:val="12"/>
-              </w:rPr>
-              <w:t>WikiText</w:t>
-            </w:r>
-            <w:proofErr w:type="spellEnd"/>
+                <w:color w:val="000000" w:themeColor="text1"/>
+                <w:sz w:val="12"/>
+                <w:szCs w:val="12"/>
+              </w:rPr>
+              <w:t>MMLU</w:t>
+            </w:r>
             <w:r>
               <w:rPr>
                 <w:rFonts w:asciiTheme="minorBidi" w:hAnsiTheme="minorBidi" w:cstheme="minorBidi"/>
                 <w:b/>
                 <w:bCs/>
-                <w:color w:val="984806" w:themeColor="accent6" w:themeShade="80"/>
-                <w:sz w:val="12"/>
-                <w:szCs w:val="12"/>
-              </w:rPr>
-              <w:t>)</w:t>
-            </w:r>
-          </w:p>
-        </w:tc>
-        <w:tc>
-          <w:tcPr>
-            <w:tcW w:w="869" w:type="dxa"/>
-            <w:shd w:val="clear" w:color="auto" w:fill="403152" w:themeFill="accent4" w:themeFillShade="80"/>
+                <w:color w:val="000000" w:themeColor="text1"/>
+                <w:sz w:val="12"/>
+                <w:szCs w:val="12"/>
+              </w:rPr>
+              <w:br/>
+              <w:t>(5-shot)</w:t>
+            </w:r>
+          </w:p>
+        </w:tc>
+        <w:tc>
+          <w:tcPr>
+            <w:tcW w:w="869" w:type="dxa"/>
+            <w:shd w:val="clear" w:color="auto" w:fill="EEECE1" w:themeFill="background2"/>
             <w:tcMar>
               <w:top w:w="80" w:type="dxa"/>
               <w:left w:w="60" w:type="dxa"/>
@@ -908,7 +1138,7 @@
               <w:jc w:val="center"/>
               <w:rPr>
                 <w:rFonts w:asciiTheme="minorBidi" w:hAnsiTheme="minorBidi" w:cstheme="minorBidi"/>
-                <w:color w:val="FFFFFF" w:themeColor="background1"/>
+                <w:color w:val="000000" w:themeColor="text1"/>
                 <w:sz w:val="12"/>
                 <w:szCs w:val="12"/>
               </w:rPr>
@@ -918,18 +1148,194 @@
                 <w:rFonts w:asciiTheme="minorBidi" w:hAnsiTheme="minorBidi" w:cstheme="minorBidi"/>
                 <w:b/>
                 <w:bCs/>
-                <w:color w:val="FFFFFF" w:themeColor="background1"/>
-                <w:sz w:val="12"/>
-                <w:szCs w:val="12"/>
-              </w:rPr>
-              <w:t>MMLU</w:t>
-            </w:r>
+                <w:color w:val="000000" w:themeColor="text1"/>
+                <w:sz w:val="12"/>
+                <w:szCs w:val="12"/>
+              </w:rPr>
+              <w:t>IFEval</w:t>
+            </w:r>
+          </w:p>
+        </w:tc>
+        <w:tc>
+          <w:tcPr>
+            <w:tcW w:w="869" w:type="dxa"/>
+            <w:shd w:val="clear" w:color="auto" w:fill="EEECE1" w:themeFill="background2"/>
+            <w:tcMar>
+              <w:top w:w="80" w:type="dxa"/>
+              <w:left w:w="60" w:type="dxa"/>
+              <w:bottom w:w="80" w:type="dxa"/>
+              <w:right w:w="60" w:type="dxa"/>
+            </w:tcMar>
+            <w:vAlign w:val="center"/>
+          </w:tcPr>
+          <w:p>
+            <w:pPr>
+              <w:jc w:val="center"/>
+              <w:rPr>
+                <w:rFonts w:asciiTheme="minorBidi" w:hAnsiTheme="minorBidi" w:cstheme="minorBidi"/>
+                <w:color w:val="000000" w:themeColor="text1"/>
+                <w:sz w:val="12"/>
+                <w:szCs w:val="12"/>
+              </w:rPr>
+            </w:pPr>
             <w:r>
               <w:rPr>
                 <w:rFonts w:asciiTheme="minorBidi" w:hAnsiTheme="minorBidi" w:cstheme="minorBidi"/>
                 <w:b/>
                 <w:bCs/>
-                <w:color w:val="FFFFFF" w:themeColor="background1"/>
+                <w:color w:val="000000" w:themeColor="text1"/>
+                <w:sz w:val="12"/>
+                <w:szCs w:val="12"/>
+              </w:rPr>
+              <w:t>GSM8K CoT</w:t>
+            </w:r>
+            <w:r>
+              <w:rPr>
+                <w:rFonts w:asciiTheme="minorBidi" w:hAnsiTheme="minorBidi" w:cstheme="minorBidi"/>
+                <w:b/>
+                <w:bCs/>
+                <w:color w:val="000000" w:themeColor="text1"/>
+                <w:sz w:val="12"/>
+                <w:szCs w:val="12"/>
+              </w:rPr>
+              <w:br/>
+              <w:t>(8-shot)</w:t>
+            </w:r>
+          </w:p>
+        </w:tc>
+        <w:tc>
+          <w:tcPr>
+            <w:tcW w:w="869" w:type="dxa"/>
+            <w:shd w:val="clear" w:color="auto" w:fill="EEECE1" w:themeFill="background2"/>
+            <w:tcMar>
+              <w:top w:w="80" w:type="dxa"/>
+              <w:left w:w="60" w:type="dxa"/>
+              <w:bottom w:w="80" w:type="dxa"/>
+              <w:right w:w="60" w:type="dxa"/>
+            </w:tcMar>
+            <w:vAlign w:val="center"/>
+          </w:tcPr>
+          <w:p>
+            <w:pPr>
+              <w:jc w:val="center"/>
+              <w:rPr>
+                <w:rFonts w:asciiTheme="minorBidi" w:hAnsiTheme="minorBidi" w:cstheme="minorBidi"/>
+                <w:color w:val="000000" w:themeColor="text1"/>
+                <w:sz w:val="12"/>
+                <w:szCs w:val="12"/>
+              </w:rPr>
+            </w:pPr>
+            <w:r>
+              <w:rPr>
+                <w:rFonts w:asciiTheme="minorBidi" w:hAnsiTheme="minorBidi" w:cstheme="minorBidi"/>
+                <w:b/>
+                <w:bCs/>
+                <w:color w:val="000000" w:themeColor="text1"/>
+                <w:sz w:val="12"/>
+                <w:szCs w:val="12"/>
+              </w:rPr>
+              <w:t>ARC-C</w:t>
+            </w:r>
+            <w:r>
+              <w:rPr>
+                <w:rFonts w:asciiTheme="minorBidi" w:hAnsiTheme="minorBidi" w:cstheme="minorBidi"/>
+                <w:b/>
+                <w:bCs/>
+                <w:color w:val="000000" w:themeColor="text1"/>
+                <w:sz w:val="12"/>
+                <w:szCs w:val="12"/>
+              </w:rPr>
+              <w:br/>
+              <w:t>(0-shots)</w:t>
+            </w:r>
+          </w:p>
+        </w:tc>
+        <w:tc>
+          <w:tcPr>
+            <w:tcW w:w="869" w:type="dxa"/>
+            <w:shd w:val="clear" w:color="auto" w:fill="EEECE1" w:themeFill="background2"/>
+            <w:tcMar>
+              <w:top w:w="80" w:type="dxa"/>
+              <w:left w:w="60" w:type="dxa"/>
+              <w:bottom w:w="80" w:type="dxa"/>
+              <w:right w:w="60" w:type="dxa"/>
+            </w:tcMar>
+            <w:vAlign w:val="center"/>
+          </w:tcPr>
+          <w:p>
+            <w:pPr>
+              <w:jc w:val="center"/>
+              <w:rPr>
+                <w:rFonts w:asciiTheme="minorBidi" w:hAnsiTheme="minorBidi" w:cstheme="minorBidi"/>
+                <w:color w:val="000000" w:themeColor="text1"/>
+                <w:sz w:val="12"/>
+                <w:szCs w:val="12"/>
+              </w:rPr>
+            </w:pPr>
+            <w:r>
+              <w:rPr>
+                <w:rFonts w:asciiTheme="minorBidi" w:hAnsiTheme="minorBidi" w:cstheme="minorBidi"/>
+                <w:b/>
+                <w:bCs/>
+                <w:color w:val="000000" w:themeColor="text1"/>
+                <w:sz w:val="12"/>
+                <w:szCs w:val="12"/>
+              </w:rPr>
+              <w:t>PPL ↓</w:t>
+            </w:r>
+            <w:r>
+              <w:rPr>
+                <w:rFonts w:asciiTheme="minorBidi" w:hAnsiTheme="minorBidi" w:cstheme="minorBidi"/>
+                <w:b/>
+                <w:bCs/>
+                <w:color w:val="000000" w:themeColor="text1"/>
+                <w:sz w:val="12"/>
+                <w:szCs w:val="12"/>
+              </w:rPr>
+              <w:br/>
+              <w:t>(WikiText)</w:t>
+            </w:r>
+          </w:p>
+        </w:tc>
+        <w:tc>
+          <w:tcPr>
+            <w:tcW w:w="869" w:type="dxa"/>
+            <w:shd w:val="clear" w:color="auto" w:fill="C6D9F1" w:themeFill="text2" w:themeFillTint="33"/>
+            <w:tcMar>
+              <w:top w:w="80" w:type="dxa"/>
+              <w:left w:w="60" w:type="dxa"/>
+              <w:bottom w:w="80" w:type="dxa"/>
+              <w:right w:w="60" w:type="dxa"/>
+            </w:tcMar>
+            <w:vAlign w:val="center"/>
+          </w:tcPr>
+          <w:p>
+            <w:pPr>
+              <w:jc w:val="center"/>
+              <w:rPr>
+                <w:rFonts w:asciiTheme="minorBidi" w:hAnsiTheme="minorBidi" w:cstheme="minorBidi"/>
+                <w:color w:val="0F243E" w:themeColor="text2" w:themeShade="80"/>
+                <w:sz w:val="12"/>
+                <w:szCs w:val="12"/>
+              </w:rPr>
+            </w:pPr>
+            <w:r>
+              <w:rPr>
+                <w:rFonts w:asciiTheme="minorBidi" w:hAnsiTheme="minorBidi" w:cstheme="minorBidi"/>
+                <w:b/>
+                <w:bCs/>
+                <w:color w:val="0F243E" w:themeColor="text2" w:themeShade="80"/>
+                <w:sz w:val="12"/>
+                <w:szCs w:val="12"/>
+              </w:rPr>
+              <w:t>MMLU</w:t>
+            </w:r>
+            <w:r>
+              <w:rPr>
+                <w:rFonts w:asciiTheme="minorBidi" w:hAnsiTheme="minorBidi" w:cstheme="minorBidi"/>
+                <w:b/>
+                <w:bCs/>
+                <w:color w:val="0F243E" w:themeColor="text2" w:themeShade="80"/>
                 <w:sz w:val="12"/>
                 <w:szCs w:val="12"/>
               </w:rPr>
@@ -941,7 +1347,7 @@
         <w:tc>
           <w:tcPr>
             <w:tcW w:w="869" w:type="dxa"/>
-            <w:shd w:val="clear" w:color="auto" w:fill="403152" w:themeFill="accent4" w:themeFillShade="80"/>
+            <w:shd w:val="clear" w:color="auto" w:fill="C6D9F1" w:themeFill="text2" w:themeFillTint="33"/>
             <w:tcMar>
               <w:top w:w="80" w:type="dxa"/>
               <w:left w:w="60" w:type="dxa"/>
@@ -955,30 +1361,28 @@
               <w:jc w:val="center"/>
               <w:rPr>
                 <w:rFonts w:asciiTheme="minorBidi" w:hAnsiTheme="minorBidi" w:cstheme="minorBidi"/>
-                <w:color w:val="FFFFFF" w:themeColor="background1"/>
-                <w:sz w:val="12"/>
-                <w:szCs w:val="12"/>
-              </w:rPr>
-            </w:pPr>
-            <w:proofErr w:type="spellStart"/>
+                <w:color w:val="0F243E" w:themeColor="text2" w:themeShade="80"/>
+                <w:sz w:val="12"/>
+                <w:szCs w:val="12"/>
+              </w:rPr>
+            </w:pPr>
             <w:r>
               <w:rPr>
                 <w:rFonts w:asciiTheme="minorBidi" w:hAnsiTheme="minorBidi" w:cstheme="minorBidi"/>
                 <w:b/>
                 <w:bCs/>
-                <w:color w:val="FFFFFF" w:themeColor="background1"/>
+                <w:color w:val="0F243E" w:themeColor="text2" w:themeShade="80"/>
                 <w:sz w:val="12"/>
                 <w:szCs w:val="12"/>
               </w:rPr>
               <w:t>IFEval</w:t>
             </w:r>
-            <w:proofErr w:type="spellEnd"/>
-          </w:p>
-        </w:tc>
-        <w:tc>
-          <w:tcPr>
-            <w:tcW w:w="869" w:type="dxa"/>
-            <w:shd w:val="clear" w:color="auto" w:fill="403152" w:themeFill="accent4" w:themeFillShade="80"/>
+          </w:p>
+        </w:tc>
+        <w:tc>
+          <w:tcPr>
+            <w:tcW w:w="869" w:type="dxa"/>
+            <w:shd w:val="clear" w:color="auto" w:fill="C6D9F1" w:themeFill="text2" w:themeFillTint="33"/>
             <w:tcMar>
               <w:top w:w="80" w:type="dxa"/>
               <w:left w:w="60" w:type="dxa"/>
@@ -992,7 +1396,7 @@
               <w:jc w:val="center"/>
               <w:rPr>
                 <w:rFonts w:asciiTheme="minorBidi" w:hAnsiTheme="minorBidi" w:cstheme="minorBidi"/>
-                <w:color w:val="FFFFFF" w:themeColor="background1"/>
+                <w:color w:val="0F243E" w:themeColor="text2" w:themeShade="80"/>
                 <w:sz w:val="12"/>
                 <w:szCs w:val="12"/>
               </w:rPr>
@@ -1002,59 +1406,91 @@
                 <w:rFonts w:asciiTheme="minorBidi" w:hAnsiTheme="minorBidi" w:cstheme="minorBidi"/>
                 <w:b/>
                 <w:bCs/>
-                <w:color w:val="FFFFFF" w:themeColor="background1"/>
-                <w:sz w:val="12"/>
-                <w:szCs w:val="12"/>
-              </w:rPr>
-              <w:t xml:space="preserve">GSM8K </w:t>
-            </w:r>
-            <w:proofErr w:type="spellStart"/>
+                <w:color w:val="0F243E" w:themeColor="text2" w:themeShade="80"/>
+                <w:sz w:val="12"/>
+                <w:szCs w:val="12"/>
+              </w:rPr>
+              <w:t>GSM8K CoT</w:t>
+            </w:r>
             <w:r>
               <w:rPr>
                 <w:rFonts w:asciiTheme="minorBidi" w:hAnsiTheme="minorBidi" w:cstheme="minorBidi"/>
                 <w:b/>
                 <w:bCs/>
-                <w:color w:val="FFFFFF" w:themeColor="background1"/>
-                <w:sz w:val="12"/>
-                <w:szCs w:val="12"/>
-              </w:rPr>
-              <w:t>CoT</w:t>
-            </w:r>
-            <w:proofErr w:type="spellEnd"/>
+                <w:color w:val="0F243E" w:themeColor="text2" w:themeShade="80"/>
+                <w:sz w:val="12"/>
+                <w:szCs w:val="12"/>
+              </w:rPr>
+              <w:br/>
+              <w:t>(8-shot)</w:t>
+            </w:r>
+          </w:p>
+        </w:tc>
+        <w:tc>
+          <w:tcPr>
+            <w:tcW w:w="869" w:type="dxa"/>
+            <w:shd w:val="clear" w:color="auto" w:fill="C6D9F1" w:themeFill="text2" w:themeFillTint="33"/>
+            <w:tcMar>
+              <w:top w:w="80" w:type="dxa"/>
+              <w:left w:w="60" w:type="dxa"/>
+              <w:bottom w:w="80" w:type="dxa"/>
+              <w:right w:w="60" w:type="dxa"/>
+            </w:tcMar>
+            <w:vAlign w:val="center"/>
+          </w:tcPr>
+          <w:p>
+            <w:pPr>
+              <w:jc w:val="center"/>
+              <w:rPr>
+                <w:rFonts w:asciiTheme="minorBidi" w:hAnsiTheme="minorBidi" w:cstheme="minorBidi"/>
+                <w:color w:val="0F243E" w:themeColor="text2" w:themeShade="80"/>
+                <w:sz w:val="12"/>
+                <w:szCs w:val="12"/>
+              </w:rPr>
+            </w:pPr>
             <w:r>
               <w:rPr>
                 <w:rFonts w:asciiTheme="minorBidi" w:hAnsiTheme="minorBidi" w:cstheme="minorBidi"/>
                 <w:b/>
                 <w:bCs/>
-                <w:color w:val="FFFFFF" w:themeColor="background1"/>
-                <w:sz w:val="12"/>
-                <w:szCs w:val="12"/>
-              </w:rPr>
-              <w:br/>
-              <w:t>(8-shot)</w:t>
-            </w:r>
-          </w:p>
-        </w:tc>
-        <w:tc>
-          <w:tcPr>
-            <w:tcW w:w="869" w:type="dxa"/>
-            <w:shd w:val="clear" w:color="auto" w:fill="403152" w:themeFill="accent4" w:themeFillShade="80"/>
-            <w:tcMar>
-              <w:top w:w="80" w:type="dxa"/>
-              <w:left w:w="60" w:type="dxa"/>
-              <w:bottom w:w="80" w:type="dxa"/>
-              <w:right w:w="60" w:type="dxa"/>
-            </w:tcMar>
-            <w:vAlign w:val="center"/>
-          </w:tcPr>
-          <w:p>
-            <w:pPr>
-              <w:jc w:val="center"/>
+                <w:color w:val="0F243E" w:themeColor="text2" w:themeShade="80"/>
+                <w:sz w:val="12"/>
+                <w:szCs w:val="12"/>
+              </w:rPr>
+              <w:t>ARC-C</w:t>
+            </w:r>
+            <w:r>
               <w:rPr>
                 <w:rFonts w:asciiTheme="minorBidi" w:hAnsiTheme="minorBidi" w:cstheme="minorBidi"/>
                 <w:b/>
                 <w:bCs/>
-                <w:color w:val="FFFFFF" w:themeColor="background1"/>
+                <w:color w:val="0F243E" w:themeColor="text2" w:themeShade="80"/>
+                <w:sz w:val="12"/>
+                <w:szCs w:val="12"/>
+              </w:rPr>
+              <w:br/>
+              <w:t>(0-shots)</w:t>
+            </w:r>
+          </w:p>
+        </w:tc>
+        <w:tc>
+          <w:tcPr>
+            <w:tcW w:w="799" w:type="dxa"/>
+            <w:shd w:val="clear" w:color="auto" w:fill="C6D9F1" w:themeFill="text2" w:themeFillTint="33"/>
+            <w:tcMar>
+              <w:top w:w="80" w:type="dxa"/>
+              <w:left w:w="60" w:type="dxa"/>
+              <w:bottom w:w="80" w:type="dxa"/>
+              <w:right w:w="60" w:type="dxa"/>
+            </w:tcMar>
+            <w:vAlign w:val="center"/>
+          </w:tcPr>
+          <w:p>
+            <w:pPr>
+              <w:jc w:val="center"/>
+              <w:rPr>
+                <w:rFonts w:asciiTheme="minorBidi" w:hAnsiTheme="minorBidi" w:cstheme="minorBidi"/>
+                <w:color w:val="0F243E" w:themeColor="text2" w:themeShade="80"/>
                 <w:sz w:val="12"/>
                 <w:szCs w:val="12"/>
               </w:rPr>
@@ -1064,628 +1500,23 @@
                 <w:rFonts w:asciiTheme="minorBidi" w:hAnsiTheme="minorBidi" w:cstheme="minorBidi"/>
                 <w:b/>
                 <w:bCs/>
-                <w:color w:val="FFFFFF" w:themeColor="background1"/>
-                <w:sz w:val="12"/>
-                <w:szCs w:val="12"/>
-              </w:rPr>
-              <w:t>ARC-C</w:t>
-            </w:r>
-          </w:p>
-          <w:p>
-            <w:pPr>
-              <w:jc w:val="center"/>
-              <w:rPr>
-                <w:rFonts w:asciiTheme="minorBidi" w:hAnsiTheme="minorBidi" w:cstheme="minorBidi"/>
-                <w:color w:val="FFFFFF" w:themeColor="background1"/>
-                <w:sz w:val="12"/>
-                <w:szCs w:val="12"/>
-              </w:rPr>
-            </w:pPr>
+                <w:color w:val="0F243E" w:themeColor="text2" w:themeShade="80"/>
+                <w:sz w:val="12"/>
+                <w:szCs w:val="12"/>
+              </w:rPr>
+              <w:t>PPL ↓</w:t>
+            </w:r>
             <w:r>
               <w:rPr>
                 <w:rFonts w:asciiTheme="minorBidi" w:hAnsiTheme="minorBidi" w:cstheme="minorBidi"/>
                 <w:b/>
                 <w:bCs/>
-                <w:color w:val="FFFFFF" w:themeColor="background1"/>
-                <w:sz w:val="12"/>
-                <w:szCs w:val="12"/>
-              </w:rPr>
-              <w:t>(0-shots)</w:t>
-            </w:r>
-          </w:p>
-        </w:tc>
-        <w:tc>
-          <w:tcPr>
-            <w:tcW w:w="869" w:type="dxa"/>
-            <w:shd w:val="clear" w:color="auto" w:fill="403152" w:themeFill="accent4" w:themeFillShade="80"/>
-            <w:tcMar>
-              <w:top w:w="80" w:type="dxa"/>
-              <w:left w:w="60" w:type="dxa"/>
-              <w:bottom w:w="80" w:type="dxa"/>
-              <w:right w:w="60" w:type="dxa"/>
-            </w:tcMar>
-            <w:vAlign w:val="center"/>
-          </w:tcPr>
-          <w:p>
-            <w:pPr>
-              <w:jc w:val="center"/>
-              <w:rPr>
-                <w:rFonts w:asciiTheme="minorBidi" w:hAnsiTheme="minorBidi" w:cstheme="minorBidi"/>
-                <w:color w:val="FFFFFF" w:themeColor="background1"/>
-                <w:sz w:val="12"/>
-                <w:szCs w:val="12"/>
-              </w:rPr>
-            </w:pPr>
-            <w:r>
-              <w:rPr>
-                <w:rFonts w:asciiTheme="minorBidi" w:hAnsiTheme="minorBidi" w:cstheme="minorBidi"/>
-                <w:b/>
-                <w:bCs/>
-                <w:color w:val="FFFFFF" w:themeColor="background1"/>
-                <w:sz w:val="12"/>
-                <w:szCs w:val="12"/>
-              </w:rPr>
-              <w:t>PPL ↓</w:t>
-            </w:r>
-            <w:r>
-              <w:rPr>
-                <w:rFonts w:asciiTheme="minorBidi" w:hAnsiTheme="minorBidi" w:cstheme="minorBidi"/>
-                <w:b/>
-                <w:bCs/>
-                <w:color w:val="FFFFFF" w:themeColor="background1"/>
+                <w:color w:val="0F243E" w:themeColor="text2" w:themeShade="80"/>
                 <w:sz w:val="12"/>
                 <w:szCs w:val="12"/>
               </w:rPr>
               <w:br/>
-              <w:t>(</w:t>
-            </w:r>
-            <w:proofErr w:type="spellStart"/>
-            <w:r>
-              <w:rPr>
-                <w:rFonts w:asciiTheme="minorBidi" w:hAnsiTheme="minorBidi" w:cstheme="minorBidi"/>
-                <w:b/>
-                <w:bCs/>
-                <w:color w:val="FFFFFF" w:themeColor="background1"/>
-                <w:sz w:val="12"/>
-                <w:szCs w:val="12"/>
-              </w:rPr>
-              <w:t>WikiText</w:t>
-            </w:r>
-            <w:proofErr w:type="spellEnd"/>
-            <w:r>
-              <w:rPr>
-                <w:rFonts w:asciiTheme="minorBidi" w:hAnsiTheme="minorBidi" w:cstheme="minorBidi"/>
-                <w:b/>
-                <w:bCs/>
-                <w:color w:val="FFFFFF" w:themeColor="background1"/>
-                <w:sz w:val="12"/>
-                <w:szCs w:val="12"/>
-              </w:rPr>
-              <w:t>)</w:t>
-            </w:r>
-          </w:p>
-        </w:tc>
-        <w:tc>
-          <w:tcPr>
-            <w:tcW w:w="869" w:type="dxa"/>
-            <w:shd w:val="clear" w:color="auto" w:fill="EEECE1" w:themeFill="background2"/>
-            <w:tcMar>
-              <w:top w:w="80" w:type="dxa"/>
-              <w:left w:w="60" w:type="dxa"/>
-              <w:bottom w:w="80" w:type="dxa"/>
-              <w:right w:w="60" w:type="dxa"/>
-            </w:tcMar>
-            <w:vAlign w:val="center"/>
-          </w:tcPr>
-          <w:p>
-            <w:pPr>
-              <w:jc w:val="center"/>
-              <w:rPr>
-                <w:rFonts w:asciiTheme="minorBidi" w:hAnsiTheme="minorBidi" w:cstheme="minorBidi"/>
-                <w:color w:val="000000" w:themeColor="text1"/>
-                <w:sz w:val="12"/>
-                <w:szCs w:val="12"/>
-              </w:rPr>
-            </w:pPr>
-            <w:r>
-              <w:rPr>
-                <w:rFonts w:asciiTheme="minorBidi" w:hAnsiTheme="minorBidi" w:cstheme="minorBidi"/>
-                <w:b/>
-                <w:bCs/>
-                <w:color w:val="000000" w:themeColor="text1"/>
-                <w:sz w:val="12"/>
-                <w:szCs w:val="12"/>
-              </w:rPr>
-              <w:t>MMLU</w:t>
-            </w:r>
-            <w:r>
-              <w:rPr>
-                <w:rFonts w:asciiTheme="minorBidi" w:hAnsiTheme="minorBidi" w:cstheme="minorBidi"/>
-                <w:b/>
-                <w:bCs/>
-                <w:color w:val="000000" w:themeColor="text1"/>
-                <w:sz w:val="12"/>
-                <w:szCs w:val="12"/>
-              </w:rPr>
-              <w:br/>
-              <w:t>(5-shot)</w:t>
-            </w:r>
-          </w:p>
-        </w:tc>
-        <w:tc>
-          <w:tcPr>
-            <w:tcW w:w="869" w:type="dxa"/>
-            <w:shd w:val="clear" w:color="auto" w:fill="EEECE1" w:themeFill="background2"/>
-            <w:tcMar>
-              <w:top w:w="80" w:type="dxa"/>
-              <w:left w:w="60" w:type="dxa"/>
-              <w:bottom w:w="80" w:type="dxa"/>
-              <w:right w:w="60" w:type="dxa"/>
-            </w:tcMar>
-            <w:vAlign w:val="center"/>
-          </w:tcPr>
-          <w:p>
-            <w:pPr>
-              <w:jc w:val="center"/>
-              <w:rPr>
-                <w:rFonts w:asciiTheme="minorBidi" w:hAnsiTheme="minorBidi" w:cstheme="minorBidi"/>
-                <w:color w:val="000000" w:themeColor="text1"/>
-                <w:sz w:val="12"/>
-                <w:szCs w:val="12"/>
-              </w:rPr>
-            </w:pPr>
-            <w:proofErr w:type="spellStart"/>
-            <w:r>
-              <w:rPr>
-                <w:rFonts w:asciiTheme="minorBidi" w:hAnsiTheme="minorBidi" w:cstheme="minorBidi"/>
-                <w:b/>
-                <w:bCs/>
-                <w:color w:val="000000" w:themeColor="text1"/>
-                <w:sz w:val="12"/>
-                <w:szCs w:val="12"/>
-              </w:rPr>
-              <w:t>IFEval</w:t>
-            </w:r>
-            <w:proofErr w:type="spellEnd"/>
-          </w:p>
-        </w:tc>
-        <w:tc>
-          <w:tcPr>
-            <w:tcW w:w="869" w:type="dxa"/>
-            <w:shd w:val="clear" w:color="auto" w:fill="EEECE1" w:themeFill="background2"/>
-            <w:tcMar>
-              <w:top w:w="80" w:type="dxa"/>
-              <w:left w:w="60" w:type="dxa"/>
-              <w:bottom w:w="80" w:type="dxa"/>
-              <w:right w:w="60" w:type="dxa"/>
-            </w:tcMar>
-            <w:vAlign w:val="center"/>
-          </w:tcPr>
-          <w:p>
-            <w:pPr>
-              <w:jc w:val="center"/>
-              <w:rPr>
-                <w:rFonts w:asciiTheme="minorBidi" w:hAnsiTheme="minorBidi" w:cstheme="minorBidi"/>
-                <w:color w:val="000000" w:themeColor="text1"/>
-                <w:sz w:val="12"/>
-                <w:szCs w:val="12"/>
-              </w:rPr>
-            </w:pPr>
-            <w:r>
-              <w:rPr>
-                <w:rFonts w:asciiTheme="minorBidi" w:hAnsiTheme="minorBidi" w:cstheme="minorBidi"/>
-                <w:b/>
-                <w:bCs/>
-                <w:color w:val="000000" w:themeColor="text1"/>
-                <w:sz w:val="12"/>
-                <w:szCs w:val="12"/>
-              </w:rPr>
-              <w:t xml:space="preserve">GSM8K </w:t>
-            </w:r>
-            <w:proofErr w:type="spellStart"/>
-            <w:r>
-              <w:rPr>
-                <w:rFonts w:asciiTheme="minorBidi" w:hAnsiTheme="minorBidi" w:cstheme="minorBidi"/>
-                <w:b/>
-                <w:bCs/>
-                <w:color w:val="000000" w:themeColor="text1"/>
-                <w:sz w:val="12"/>
-                <w:szCs w:val="12"/>
-              </w:rPr>
-              <w:t>CoT</w:t>
-            </w:r>
-            <w:proofErr w:type="spellEnd"/>
-            <w:r>
-              <w:rPr>
-                <w:rFonts w:asciiTheme="minorBidi" w:hAnsiTheme="minorBidi" w:cstheme="minorBidi"/>
-                <w:b/>
-                <w:bCs/>
-                <w:color w:val="000000" w:themeColor="text1"/>
-                <w:sz w:val="12"/>
-                <w:szCs w:val="12"/>
-              </w:rPr>
-              <w:br/>
-              <w:t>(8-shot)</w:t>
-            </w:r>
-          </w:p>
-        </w:tc>
-        <w:tc>
-          <w:tcPr>
-            <w:tcW w:w="869" w:type="dxa"/>
-            <w:shd w:val="clear" w:color="auto" w:fill="EEECE1" w:themeFill="background2"/>
-            <w:tcMar>
-              <w:top w:w="80" w:type="dxa"/>
-              <w:left w:w="60" w:type="dxa"/>
-              <w:bottom w:w="80" w:type="dxa"/>
-              <w:right w:w="60" w:type="dxa"/>
-            </w:tcMar>
-            <w:vAlign w:val="center"/>
-          </w:tcPr>
-          <w:p>
-            <w:pPr>
-              <w:jc w:val="center"/>
-              <w:rPr>
-                <w:rFonts w:asciiTheme="minorBidi" w:hAnsiTheme="minorBidi" w:cstheme="minorBidi"/>
-                <w:color w:val="000000" w:themeColor="text1"/>
-                <w:sz w:val="12"/>
-                <w:szCs w:val="12"/>
-              </w:rPr>
-            </w:pPr>
-            <w:r>
-              <w:rPr>
-                <w:rFonts w:asciiTheme="minorBidi" w:hAnsiTheme="minorBidi" w:cstheme="minorBidi"/>
-                <w:b/>
-                <w:bCs/>
-                <w:color w:val="000000" w:themeColor="text1"/>
-                <w:sz w:val="12"/>
-                <w:szCs w:val="12"/>
-              </w:rPr>
-              <w:t>ARC-C</w:t>
-            </w:r>
-            <w:r>
-              <w:rPr>
-                <w:rFonts w:asciiTheme="minorBidi" w:hAnsiTheme="minorBidi" w:cstheme="minorBidi"/>
-                <w:b/>
-                <w:bCs/>
-                <w:color w:val="000000" w:themeColor="text1"/>
-                <w:sz w:val="12"/>
-                <w:szCs w:val="12"/>
-              </w:rPr>
-              <w:br/>
-              <w:t>(0-shots)</w:t>
-            </w:r>
-          </w:p>
-        </w:tc>
-        <w:tc>
-          <w:tcPr>
-            <w:tcW w:w="869" w:type="dxa"/>
-            <w:shd w:val="clear" w:color="auto" w:fill="EEECE1" w:themeFill="background2"/>
-            <w:tcMar>
-              <w:top w:w="80" w:type="dxa"/>
-              <w:left w:w="60" w:type="dxa"/>
-              <w:bottom w:w="80" w:type="dxa"/>
-              <w:right w:w="60" w:type="dxa"/>
-            </w:tcMar>
-            <w:vAlign w:val="center"/>
-          </w:tcPr>
-          <w:p>
-            <w:pPr>
-              <w:jc w:val="center"/>
-              <w:rPr>
-                <w:rFonts w:asciiTheme="minorBidi" w:hAnsiTheme="minorBidi" w:cstheme="minorBidi"/>
-                <w:color w:val="000000" w:themeColor="text1"/>
-                <w:sz w:val="12"/>
-                <w:szCs w:val="12"/>
-              </w:rPr>
-            </w:pPr>
-            <w:r>
-              <w:rPr>
-                <w:rFonts w:asciiTheme="minorBidi" w:hAnsiTheme="minorBidi" w:cstheme="minorBidi"/>
-                <w:b/>
-                <w:bCs/>
-                <w:color w:val="000000" w:themeColor="text1"/>
-                <w:sz w:val="12"/>
-                <w:szCs w:val="12"/>
-              </w:rPr>
-              <w:t>PPL ↓</w:t>
-            </w:r>
-            <w:r>
-              <w:rPr>
-                <w:rFonts w:asciiTheme="minorBidi" w:hAnsiTheme="minorBidi" w:cstheme="minorBidi"/>
-                <w:b/>
-                <w:bCs/>
-                <w:color w:val="000000" w:themeColor="text1"/>
-                <w:sz w:val="12"/>
-                <w:szCs w:val="12"/>
-              </w:rPr>
-              <w:br/>
-              <w:t>(</w:t>
-            </w:r>
-            <w:proofErr w:type="spellStart"/>
-            <w:r>
-              <w:rPr>
-                <w:rFonts w:asciiTheme="minorBidi" w:hAnsiTheme="minorBidi" w:cstheme="minorBidi"/>
-                <w:b/>
-                <w:bCs/>
-                <w:color w:val="000000" w:themeColor="text1"/>
-                <w:sz w:val="12"/>
-                <w:szCs w:val="12"/>
-              </w:rPr>
-              <w:t>WikiText</w:t>
-            </w:r>
-            <w:proofErr w:type="spellEnd"/>
-            <w:r>
-              <w:rPr>
-                <w:rFonts w:asciiTheme="minorBidi" w:hAnsiTheme="minorBidi" w:cstheme="minorBidi"/>
-                <w:b/>
-                <w:bCs/>
-                <w:color w:val="000000" w:themeColor="text1"/>
-                <w:sz w:val="12"/>
-                <w:szCs w:val="12"/>
-              </w:rPr>
-              <w:t>)</w:t>
-            </w:r>
-          </w:p>
-        </w:tc>
-        <w:tc>
-          <w:tcPr>
-            <w:tcW w:w="869" w:type="dxa"/>
-            <w:shd w:val="clear" w:color="auto" w:fill="C6D9F1" w:themeFill="text2" w:themeFillTint="33"/>
-            <w:tcMar>
-              <w:top w:w="80" w:type="dxa"/>
-              <w:left w:w="60" w:type="dxa"/>
-              <w:bottom w:w="80" w:type="dxa"/>
-              <w:right w:w="60" w:type="dxa"/>
-            </w:tcMar>
-            <w:vAlign w:val="center"/>
-          </w:tcPr>
-          <w:p>
-            <w:pPr>
-              <w:jc w:val="center"/>
-              <w:rPr>
-                <w:rFonts w:asciiTheme="minorBidi" w:hAnsiTheme="minorBidi" w:cstheme="minorBidi"/>
-                <w:color w:val="0F243E" w:themeColor="text2" w:themeShade="80"/>
-                <w:sz w:val="12"/>
-                <w:szCs w:val="12"/>
-              </w:rPr>
-            </w:pPr>
-            <w:r>
-              <w:rPr>
-                <w:rFonts w:asciiTheme="minorBidi" w:hAnsiTheme="minorBidi" w:cstheme="minorBidi"/>
-                <w:b/>
-                <w:bCs/>
-                <w:color w:val="0F243E" w:themeColor="text2" w:themeShade="80"/>
-                <w:sz w:val="12"/>
-                <w:szCs w:val="12"/>
-              </w:rPr>
-              <w:t>MMLU</w:t>
-            </w:r>
-            <w:r>
-              <w:rPr>
-                <w:rFonts w:asciiTheme="minorBidi" w:hAnsiTheme="minorBidi" w:cstheme="minorBidi"/>
-                <w:b/>
-                <w:bCs/>
-                <w:color w:val="0F243E" w:themeColor="text2" w:themeShade="80"/>
-                <w:sz w:val="12"/>
-                <w:szCs w:val="12"/>
-              </w:rPr>
-              <w:br/>
-              <w:t>(5-shot)</w:t>
-            </w:r>
-          </w:p>
-        </w:tc>
-        <w:tc>
-          <w:tcPr>
-            <w:tcW w:w="869" w:type="dxa"/>
-            <w:shd w:val="clear" w:color="auto" w:fill="C6D9F1" w:themeFill="text2" w:themeFillTint="33"/>
-            <w:tcMar>
-              <w:top w:w="80" w:type="dxa"/>
-              <w:left w:w="60" w:type="dxa"/>
-              <w:bottom w:w="80" w:type="dxa"/>
-              <w:right w:w="60" w:type="dxa"/>
-            </w:tcMar>
-            <w:vAlign w:val="center"/>
-          </w:tcPr>
-          <w:p>
-            <w:pPr>
-              <w:jc w:val="center"/>
-              <w:rPr>
-                <w:rFonts w:asciiTheme="minorBidi" w:hAnsiTheme="minorBidi" w:cstheme="minorBidi"/>
-                <w:color w:val="0F243E" w:themeColor="text2" w:themeShade="80"/>
-                <w:sz w:val="12"/>
-                <w:szCs w:val="12"/>
-              </w:rPr>
-            </w:pPr>
-            <w:proofErr w:type="spellStart"/>
-            <w:r>
-              <w:rPr>
-                <w:rFonts w:asciiTheme="minorBidi" w:hAnsiTheme="minorBidi" w:cstheme="minorBidi"/>
-                <w:b/>
-                <w:bCs/>
-                <w:color w:val="0F243E" w:themeColor="text2" w:themeShade="80"/>
-                <w:sz w:val="12"/>
-                <w:szCs w:val="12"/>
-              </w:rPr>
-              <w:t>IFEval</w:t>
-            </w:r>
-            <w:proofErr w:type="spellEnd"/>
-          </w:p>
-        </w:tc>
-        <w:tc>
-          <w:tcPr>
-            <w:tcW w:w="869" w:type="dxa"/>
-            <w:shd w:val="clear" w:color="auto" w:fill="C6D9F1" w:themeFill="text2" w:themeFillTint="33"/>
-            <w:tcMar>
-              <w:top w:w="80" w:type="dxa"/>
-              <w:left w:w="60" w:type="dxa"/>
-              <w:bottom w:w="80" w:type="dxa"/>
-              <w:right w:w="60" w:type="dxa"/>
-            </w:tcMar>
-            <w:vAlign w:val="center"/>
-          </w:tcPr>
-          <w:p>
-            <w:pPr>
-              <w:jc w:val="center"/>
-              <w:rPr>
-                <w:rFonts w:asciiTheme="minorBidi" w:hAnsiTheme="minorBidi" w:cstheme="minorBidi"/>
-                <w:color w:val="0F243E" w:themeColor="text2" w:themeShade="80"/>
-                <w:sz w:val="12"/>
-                <w:szCs w:val="12"/>
-              </w:rPr>
-            </w:pPr>
-            <w:r>
-              <w:rPr>
-                <w:rFonts w:asciiTheme="minorBidi" w:hAnsiTheme="minorBidi" w:cstheme="minorBidi"/>
-                <w:b/>
-                <w:bCs/>
-                <w:color w:val="0F243E" w:themeColor="text2" w:themeShade="80"/>
-                <w:sz w:val="12"/>
-                <w:szCs w:val="12"/>
-              </w:rPr>
-              <w:t xml:space="preserve">GSM8K </w:t>
-            </w:r>
-            <w:proofErr w:type="spellStart"/>
-            <w:r>
-              <w:rPr>
-                <w:rFonts w:asciiTheme="minorBidi" w:hAnsiTheme="minorBidi" w:cstheme="minorBidi"/>
-                <w:b/>
-                <w:bCs/>
-                <w:color w:val="0F243E" w:themeColor="text2" w:themeShade="80"/>
-                <w:sz w:val="12"/>
-                <w:szCs w:val="12"/>
-              </w:rPr>
-              <w:t>CoT</w:t>
-            </w:r>
-            <w:proofErr w:type="spellEnd"/>
-            <w:r>
-              <w:rPr>
-                <w:rFonts w:asciiTheme="minorBidi" w:hAnsiTheme="minorBidi" w:cstheme="minorBidi"/>
-                <w:b/>
-                <w:bCs/>
-                <w:color w:val="0F243E" w:themeColor="text2" w:themeShade="80"/>
-                <w:sz w:val="12"/>
-                <w:szCs w:val="12"/>
-              </w:rPr>
-              <w:br/>
-              <w:t>(8-shot)</w:t>
-            </w:r>
-          </w:p>
-        </w:tc>
-        <w:tc>
-          <w:tcPr>
-            <w:tcW w:w="869" w:type="dxa"/>
-            <w:shd w:val="clear" w:color="auto" w:fill="C6D9F1" w:themeFill="text2" w:themeFillTint="33"/>
-            <w:tcMar>
-              <w:top w:w="80" w:type="dxa"/>
-              <w:left w:w="60" w:type="dxa"/>
-              <w:bottom w:w="80" w:type="dxa"/>
-              <w:right w:w="60" w:type="dxa"/>
-            </w:tcMar>
-            <w:vAlign w:val="center"/>
-          </w:tcPr>
-          <w:p>
-            <w:pPr>
-              <w:jc w:val="center"/>
-              <w:rPr>
-                <w:rFonts w:asciiTheme="minorBidi" w:hAnsiTheme="minorBidi" w:cstheme="minorBidi"/>
-                <w:color w:val="0F243E" w:themeColor="text2" w:themeShade="80"/>
-                <w:sz w:val="12"/>
-                <w:szCs w:val="12"/>
-              </w:rPr>
-            </w:pPr>
-            <w:r>
-              <w:rPr>
-                <w:rFonts w:asciiTheme="minorBidi" w:hAnsiTheme="minorBidi" w:cstheme="minorBidi"/>
-                <w:b/>
-                <w:bCs/>
-                <w:color w:val="0F243E" w:themeColor="text2" w:themeShade="80"/>
-                <w:sz w:val="12"/>
-                <w:szCs w:val="12"/>
-              </w:rPr>
-              <w:t>ARC-C</w:t>
-            </w:r>
-            <w:r>
-              <w:rPr>
-                <w:rFonts w:asciiTheme="minorBidi" w:hAnsiTheme="minorBidi" w:cstheme="minorBidi"/>
-                <w:b/>
-                <w:bCs/>
-                <w:color w:val="0F243E" w:themeColor="text2" w:themeShade="80"/>
-                <w:sz w:val="12"/>
-                <w:szCs w:val="12"/>
-              </w:rPr>
-              <w:br/>
-              <w:t>(0-shots)</w:t>
-            </w:r>
-          </w:p>
-        </w:tc>
-        <w:tc>
-          <w:tcPr>
-            <w:tcW w:w="799" w:type="dxa"/>
-            <w:shd w:val="clear" w:color="auto" w:fill="C6D9F1" w:themeFill="text2" w:themeFillTint="33"/>
-            <w:tcMar>
-              <w:top w:w="80" w:type="dxa"/>
-              <w:left w:w="60" w:type="dxa"/>
-              <w:bottom w:w="80" w:type="dxa"/>
-              <w:right w:w="60" w:type="dxa"/>
-            </w:tcMar>
-            <w:vAlign w:val="center"/>
-          </w:tcPr>
-          <w:p>
-            <w:pPr>
-              <w:jc w:val="center"/>
-              <w:rPr>
-                <w:rFonts w:asciiTheme="minorBidi" w:hAnsiTheme="minorBidi" w:cstheme="minorBidi"/>
-                <w:color w:val="0F243E" w:themeColor="text2" w:themeShade="80"/>
-                <w:sz w:val="12"/>
-                <w:szCs w:val="12"/>
-              </w:rPr>
-            </w:pPr>
-            <w:r>
-              <w:rPr>
-                <w:rFonts w:asciiTheme="minorBidi" w:hAnsiTheme="minorBidi" w:cstheme="minorBidi"/>
-                <w:b/>
-                <w:bCs/>
-                <w:color w:val="0F243E" w:themeColor="text2" w:themeShade="80"/>
-                <w:sz w:val="12"/>
-                <w:szCs w:val="12"/>
-              </w:rPr>
-              <w:t>PPL ↓</w:t>
-            </w:r>
-            <w:r>
-              <w:rPr>
-                <w:rFonts w:asciiTheme="minorBidi" w:hAnsiTheme="minorBidi" w:cstheme="minorBidi"/>
-                <w:b/>
-                <w:bCs/>
-                <w:color w:val="0F243E" w:themeColor="text2" w:themeShade="80"/>
-                <w:sz w:val="12"/>
-                <w:szCs w:val="12"/>
-              </w:rPr>
-              <w:br/>
-              <w:t>(</w:t>
-            </w:r>
-            <w:proofErr w:type="spellStart"/>
-            <w:r>
-              <w:rPr>
-                <w:rFonts w:asciiTheme="minorBidi" w:hAnsiTheme="minorBidi" w:cstheme="minorBidi"/>
-                <w:b/>
-                <w:bCs/>
-                <w:color w:val="0F243E" w:themeColor="text2" w:themeShade="80"/>
-                <w:sz w:val="12"/>
-                <w:szCs w:val="12"/>
-              </w:rPr>
-              <w:t>WikiText</w:t>
-            </w:r>
-            <w:proofErr w:type="spellEnd"/>
-            <w:r>
-              <w:rPr>
-                <w:rFonts w:asciiTheme="minorBidi" w:hAnsiTheme="minorBidi" w:cstheme="minorBidi"/>
-                <w:b/>
-                <w:bCs/>
-                <w:color w:val="0F243E" w:themeColor="text2" w:themeShade="80"/>
-                <w:sz w:val="12"/>
-                <w:szCs w:val="12"/>
-              </w:rPr>
-              <w:t>)</w:t>
+              <w:t>(WikiText)</w:t>
             </w:r>
           </w:p>
         </w:tc>
@@ -4599,25 +4430,14 @@
                 <w:szCs w:val="12"/>
               </w:rPr>
             </w:pPr>
-            <w:proofErr w:type="spellStart"/>
-            <w:r>
-              <w:rPr>
-                <w:rFonts w:asciiTheme="minorBidi" w:hAnsiTheme="minorBidi" w:cstheme="minorBidi"/>
-                <w:color w:val="000000" w:themeColor="text1"/>
-                <w:sz w:val="12"/>
-                <w:szCs w:val="12"/>
-              </w:rPr>
-              <w:t>SparseGPT</w:t>
-            </w:r>
-            <w:proofErr w:type="spellEnd"/>
-            <w:r>
-              <w:rPr>
-                <w:rFonts w:asciiTheme="minorBidi" w:hAnsiTheme="minorBidi" w:cstheme="minorBidi"/>
-                <w:color w:val="000000" w:themeColor="text1"/>
-                <w:sz w:val="12"/>
-                <w:szCs w:val="12"/>
-              </w:rPr>
-              <w:t xml:space="preserve"> (unstructured)</w:t>
+            <w:r>
+              <w:rPr>
+                <w:rFonts w:asciiTheme="minorBidi" w:hAnsiTheme="minorBidi" w:cstheme="minorBidi"/>
+                <w:color w:val="000000" w:themeColor="text1"/>
+                <w:sz w:val="12"/>
+                <w:szCs w:val="12"/>
+              </w:rPr>
+              <w:t>SparseGPT (unstructured)</w:t>
             </w:r>
           </w:p>
         </w:tc>
@@ -5004,7 +4824,7 @@
                 <w:sz w:val="12"/>
                 <w:szCs w:val="12"/>
               </w:rPr>
-              <w:t>N/A</w:t>
+              <w:t>71.43</w:t>
             </w:r>
           </w:p>
         </w:tc>
@@ -5036,7 +4856,7 @@
                 <w:sz w:val="12"/>
                 <w:szCs w:val="12"/>
               </w:rPr>
-              <w:t>N/A</w:t>
+              <w:t>84.98</w:t>
             </w:r>
           </w:p>
         </w:tc>
@@ -5068,7 +4888,7 @@
                 <w:sz w:val="12"/>
                 <w:szCs w:val="12"/>
               </w:rPr>
-              <w:t>N/A</w:t>
+              <w:t>89.61</w:t>
             </w:r>
           </w:p>
         </w:tc>
@@ -5100,7 +4920,7 @@
                 <w:sz w:val="12"/>
                 <w:szCs w:val="12"/>
               </w:rPr>
-              <w:t>N/A</w:t>
+              <w:t>42.49</w:t>
             </w:r>
           </w:p>
         </w:tc>
@@ -5132,7 +4952,7 @@
                 <w:sz w:val="12"/>
                 <w:szCs w:val="12"/>
               </w:rPr>
-              <w:t>N/A</w:t>
+              <w:t>13.53</w:t>
             </w:r>
           </w:p>
         </w:tc>
@@ -12482,25 +12302,14 @@
                 <w:szCs w:val="12"/>
               </w:rPr>
             </w:pPr>
-            <w:proofErr w:type="spellStart"/>
-            <w:r>
-              <w:rPr>
-                <w:rFonts w:asciiTheme="minorBidi" w:hAnsiTheme="minorBidi" w:cstheme="minorBidi"/>
-                <w:color w:val="000000" w:themeColor="text1"/>
-                <w:sz w:val="12"/>
-                <w:szCs w:val="12"/>
-              </w:rPr>
-              <w:t>SparseGPT</w:t>
-            </w:r>
-            <w:proofErr w:type="spellEnd"/>
-            <w:r>
-              <w:rPr>
-                <w:rFonts w:asciiTheme="minorBidi" w:hAnsiTheme="minorBidi" w:cstheme="minorBidi"/>
-                <w:color w:val="000000" w:themeColor="text1"/>
-                <w:sz w:val="12"/>
-                <w:szCs w:val="12"/>
-              </w:rPr>
-              <w:t xml:space="preserve"> + AWQ</w:t>
+            <w:r>
+              <w:rPr>
+                <w:rFonts w:asciiTheme="minorBidi" w:hAnsiTheme="minorBidi" w:cstheme="minorBidi"/>
+                <w:color w:val="000000" w:themeColor="text1"/>
+                <w:sz w:val="12"/>
+                <w:szCs w:val="12"/>
+              </w:rPr>
+              <w:t>SparseGPT + AWQ</w:t>
             </w:r>
           </w:p>
         </w:tc>
@@ -14623,25 +14432,14 @@
                 <w:szCs w:val="12"/>
               </w:rPr>
             </w:pPr>
-            <w:proofErr w:type="spellStart"/>
-            <w:r>
-              <w:rPr>
-                <w:rFonts w:asciiTheme="minorBidi" w:hAnsiTheme="minorBidi" w:cstheme="minorBidi"/>
-                <w:color w:val="000000" w:themeColor="text1"/>
-                <w:sz w:val="12"/>
-                <w:szCs w:val="12"/>
-              </w:rPr>
-              <w:t>SparseGPT</w:t>
-            </w:r>
-            <w:proofErr w:type="spellEnd"/>
-            <w:r>
-              <w:rPr>
-                <w:rFonts w:asciiTheme="minorBidi" w:hAnsiTheme="minorBidi" w:cstheme="minorBidi"/>
-                <w:color w:val="000000" w:themeColor="text1"/>
-                <w:sz w:val="12"/>
-                <w:szCs w:val="12"/>
-              </w:rPr>
-              <w:t xml:space="preserve"> + GPTQ</w:t>
+            <w:r>
+              <w:rPr>
+                <w:rFonts w:asciiTheme="minorBidi" w:hAnsiTheme="minorBidi" w:cstheme="minorBidi"/>
+                <w:color w:val="000000" w:themeColor="text1"/>
+                <w:sz w:val="12"/>
+                <w:szCs w:val="12"/>
+              </w:rPr>
+              <w:t>SparseGPT + GPTQ</w:t>
             </w:r>
           </w:p>
         </w:tc>

--- a/Evaluations/BenchmarkEvaluations/BenchmarkComparison.docx
+++ b/Evaluations/BenchmarkEvaluations/BenchmarkComparison.docx
@@ -4114,7 +4114,7 @@
                 <w:sz w:val="12"/>
                 <w:szCs w:val="12"/>
               </w:rPr>
-              <w:t>N/A</w:t>
+              <w:t>27.28</w:t>
             </w:r>
           </w:p>
         </w:tc>
@@ -4146,7 +4146,7 @@
                 <w:sz w:val="12"/>
                 <w:szCs w:val="12"/>
               </w:rPr>
-              <w:t>N/A</w:t>
+              <w:t>22.63</w:t>
             </w:r>
           </w:p>
         </w:tc>
@@ -4178,7 +4178,7 @@
                 <w:sz w:val="12"/>
                 <w:szCs w:val="12"/>
               </w:rPr>
-              <w:t>N/A</w:t>
+              <w:t>1.90</w:t>
             </w:r>
           </w:p>
         </w:tc>
@@ -4210,7 +4210,7 @@
                 <w:sz w:val="12"/>
                 <w:szCs w:val="12"/>
               </w:rPr>
-              <w:t>N/A</w:t>
+              <w:t>24.40</w:t>
             </w:r>
           </w:p>
         </w:tc>
@@ -4242,7 +4242,7 @@
                 <w:sz w:val="12"/>
                 <w:szCs w:val="12"/>
               </w:rPr>
-              <w:t>N/A</w:t>
+              <w:t>791.88</w:t>
             </w:r>
           </w:p>
         </w:tc>
@@ -9025,32 +9025,32 @@
         <w:tc>
           <w:tcPr>
             <w:tcW w:w="869" w:type="dxa"/>
-            <w:shd w:val="clear" w:color="auto" w:fill="FF0000"/>
-            <w:tcMar>
-              <w:top w:w="80" w:type="dxa"/>
-              <w:left w:w="80" w:type="dxa"/>
-              <w:bottom w:w="80" w:type="dxa"/>
-              <w:right w:w="80" w:type="dxa"/>
-            </w:tcMar>
-          </w:tcPr>
-          <w:p>
-            <w:pPr>
-              <w:jc w:val="center"/>
-              <w:rPr>
-                <w:rFonts w:asciiTheme="minorBidi" w:hAnsiTheme="minorBidi" w:cstheme="minorBidi"/>
-                <w:color w:val="FFFFFF" w:themeColor="background1"/>
-                <w:sz w:val="12"/>
-                <w:szCs w:val="12"/>
-              </w:rPr>
-            </w:pPr>
-            <w:r>
-              <w:rPr>
-                <w:rFonts w:asciiTheme="minorBidi" w:hAnsiTheme="minorBidi" w:cstheme="minorBidi"/>
-                <w:color w:val="FFFFFF" w:themeColor="background1"/>
-                <w:sz w:val="12"/>
-                <w:szCs w:val="12"/>
-              </w:rPr>
-              <w:t>0.00</w:t>
+            <w:shd w:val="clear" w:color="auto" w:fill="403152" w:themeFill="accent4" w:themeFillShade="80"/>
+            <w:tcMar>
+              <w:top w:w="80" w:type="dxa"/>
+              <w:left w:w="80" w:type="dxa"/>
+              <w:bottom w:w="80" w:type="dxa"/>
+              <w:right w:w="80" w:type="dxa"/>
+            </w:tcMar>
+          </w:tcPr>
+          <w:p>
+            <w:pPr>
+              <w:jc w:val="center"/>
+              <w:rPr>
+                <w:rFonts w:asciiTheme="minorBidi" w:hAnsiTheme="minorBidi" w:cstheme="minorBidi"/>
+                <w:color w:val="FFFFFF" w:themeColor="background1"/>
+                <w:sz w:val="12"/>
+                <w:szCs w:val="12"/>
+              </w:rPr>
+            </w:pPr>
+            <w:r>
+              <w:rPr>
+                <w:rFonts w:asciiTheme="minorBidi" w:hAnsiTheme="minorBidi" w:cstheme="minorBidi"/>
+                <w:color w:val="FFFFFF" w:themeColor="background1"/>
+                <w:sz w:val="12"/>
+                <w:szCs w:val="12"/>
+              </w:rPr>
+              <w:t>N/A</w:t>
             </w:r>
           </w:p>
         </w:tc>
@@ -9735,32 +9735,32 @@
         <w:tc>
           <w:tcPr>
             <w:tcW w:w="869" w:type="dxa"/>
-            <w:shd w:val="clear" w:color="auto" w:fill="FF0000"/>
-            <w:tcMar>
-              <w:top w:w="80" w:type="dxa"/>
-              <w:left w:w="80" w:type="dxa"/>
-              <w:bottom w:w="80" w:type="dxa"/>
-              <w:right w:w="80" w:type="dxa"/>
-            </w:tcMar>
-          </w:tcPr>
-          <w:p>
-            <w:pPr>
-              <w:jc w:val="center"/>
-              <w:rPr>
-                <w:rFonts w:asciiTheme="minorBidi" w:hAnsiTheme="minorBidi" w:cstheme="minorBidi"/>
-                <w:color w:val="FFFFFF" w:themeColor="background1"/>
-                <w:sz w:val="12"/>
-                <w:szCs w:val="12"/>
-              </w:rPr>
-            </w:pPr>
-            <w:r>
-              <w:rPr>
-                <w:rFonts w:asciiTheme="minorBidi" w:hAnsiTheme="minorBidi" w:cstheme="minorBidi"/>
-                <w:color w:val="FFFFFF" w:themeColor="background1"/>
-                <w:sz w:val="12"/>
-                <w:szCs w:val="12"/>
-              </w:rPr>
-              <w:t>0.00</w:t>
+            <w:shd w:val="clear" w:color="auto" w:fill="403152" w:themeFill="accent4" w:themeFillShade="80"/>
+            <w:tcMar>
+              <w:top w:w="80" w:type="dxa"/>
+              <w:left w:w="80" w:type="dxa"/>
+              <w:bottom w:w="80" w:type="dxa"/>
+              <w:right w:w="80" w:type="dxa"/>
+            </w:tcMar>
+          </w:tcPr>
+          <w:p>
+            <w:pPr>
+              <w:jc w:val="center"/>
+              <w:rPr>
+                <w:rFonts w:asciiTheme="minorBidi" w:hAnsiTheme="minorBidi" w:cstheme="minorBidi"/>
+                <w:color w:val="FFFFFF" w:themeColor="background1"/>
+                <w:sz w:val="12"/>
+                <w:szCs w:val="12"/>
+              </w:rPr>
+            </w:pPr>
+            <w:r>
+              <w:rPr>
+                <w:rFonts w:asciiTheme="minorBidi" w:hAnsiTheme="minorBidi" w:cstheme="minorBidi"/>
+                <w:color w:val="FFFFFF" w:themeColor="background1"/>
+                <w:sz w:val="12"/>
+                <w:szCs w:val="12"/>
+              </w:rPr>
+              <w:t>N/A</w:t>
             </w:r>
           </w:p>
         </w:tc>
@@ -10566,7 +10566,7 @@
                 <w:sz w:val="12"/>
                 <w:szCs w:val="12"/>
               </w:rPr>
-              <w:t>N/A</w:t>
+              <w:t>70.19</w:t>
             </w:r>
           </w:p>
         </w:tc>
@@ -10598,7 +10598,7 @@
                 <w:sz w:val="12"/>
                 <w:szCs w:val="12"/>
               </w:rPr>
-              <w:t>N/A</w:t>
+              <w:t>83.63</w:t>
             </w:r>
           </w:p>
         </w:tc>
@@ -10630,7 +10630,7 @@
                 <w:sz w:val="12"/>
                 <w:szCs w:val="12"/>
               </w:rPr>
-              <w:t>N/A</w:t>
+              <w:t>89.92</w:t>
             </w:r>
           </w:p>
         </w:tc>
@@ -10662,7 +10662,7 @@
                 <w:sz w:val="12"/>
                 <w:szCs w:val="12"/>
               </w:rPr>
-              <w:t>N/A</w:t>
+              <w:t>42.24</w:t>
             </w:r>
           </w:p>
         </w:tc>
@@ -10694,7 +10694,7 @@
                 <w:sz w:val="12"/>
                 <w:szCs w:val="12"/>
               </w:rPr>
-              <w:t>N/A</w:t>
+              <w:t>14.41</w:t>
             </w:r>
           </w:p>
         </w:tc>
@@ -11276,7 +11276,7 @@
                 <w:sz w:val="12"/>
                 <w:szCs w:val="12"/>
               </w:rPr>
-              <w:t>N/A</w:t>
+              <w:t>61.66</w:t>
             </w:r>
           </w:p>
         </w:tc>
@@ -11308,7 +11308,7 @@
                 <w:sz w:val="12"/>
                 <w:szCs w:val="12"/>
               </w:rPr>
-              <w:t>N/A</w:t>
+              <w:t>75.04</w:t>
             </w:r>
           </w:p>
         </w:tc>
@@ -11340,7 +11340,7 @@
                 <w:sz w:val="12"/>
                 <w:szCs w:val="12"/>
               </w:rPr>
-              <w:t>N/A</w:t>
+              <w:t>76.72</w:t>
             </w:r>
           </w:p>
         </w:tc>
@@ -11372,7 +11372,7 @@
                 <w:sz w:val="12"/>
                 <w:szCs w:val="12"/>
               </w:rPr>
-              <w:t>N/A</w:t>
+              <w:t>42.32</w:t>
             </w:r>
           </w:p>
         </w:tc>
@@ -11404,7 +11404,7 @@
                 <w:sz w:val="12"/>
                 <w:szCs w:val="12"/>
               </w:rPr>
-              <w:t>N/A</w:t>
+              <w:t>21.35</w:t>
             </w:r>
           </w:p>
         </w:tc>
@@ -11986,6 +11986,70 @@
                 <w:sz w:val="12"/>
                 <w:szCs w:val="12"/>
               </w:rPr>
+              <w:t>27.32</w:t>
+            </w:r>
+          </w:p>
+        </w:tc>
+        <w:tc>
+          <w:tcPr>
+            <w:tcW w:w="869" w:type="dxa"/>
+            <w:shd w:val="clear" w:color="auto" w:fill="EEECE1" w:themeFill="background2"/>
+            <w:tcMar>
+              <w:top w:w="80" w:type="dxa"/>
+              <w:left w:w="80" w:type="dxa"/>
+              <w:bottom w:w="80" w:type="dxa"/>
+              <w:right w:w="80" w:type="dxa"/>
+            </w:tcMar>
+          </w:tcPr>
+          <w:p>
+            <w:pPr>
+              <w:jc w:val="center"/>
+              <w:rPr>
+                <w:rFonts w:asciiTheme="minorBidi" w:hAnsiTheme="minorBidi" w:cstheme="minorBidi"/>
+                <w:color w:val="000000" w:themeColor="text1"/>
+                <w:sz w:val="12"/>
+                <w:szCs w:val="12"/>
+              </w:rPr>
+            </w:pPr>
+            <w:r>
+              <w:rPr>
+                <w:rFonts w:asciiTheme="minorBidi" w:hAnsiTheme="minorBidi" w:cstheme="minorBidi"/>
+                <w:color w:val="000000" w:themeColor="text1"/>
+                <w:sz w:val="12"/>
+                <w:szCs w:val="12"/>
+              </w:rPr>
+              <w:t>26.23</w:t>
+            </w:r>
+          </w:p>
+        </w:tc>
+        <w:tc>
+          <w:tcPr>
+            <w:tcW w:w="869" w:type="dxa"/>
+            <w:shd w:val="clear" w:color="auto" w:fill="EEECE1" w:themeFill="background2"/>
+            <w:tcMar>
+              <w:top w:w="80" w:type="dxa"/>
+              <w:left w:w="80" w:type="dxa"/>
+              <w:bottom w:w="80" w:type="dxa"/>
+              <w:right w:w="80" w:type="dxa"/>
+            </w:tcMar>
+          </w:tcPr>
+          <w:p>
+            <w:pPr>
+              <w:jc w:val="center"/>
+              <w:rPr>
+                <w:rFonts w:asciiTheme="minorBidi" w:hAnsiTheme="minorBidi" w:cstheme="minorBidi"/>
+                <w:color w:val="000000" w:themeColor="text1"/>
+                <w:sz w:val="12"/>
+                <w:szCs w:val="12"/>
+              </w:rPr>
+            </w:pPr>
+            <w:r>
+              <w:rPr>
+                <w:rFonts w:asciiTheme="minorBidi" w:hAnsiTheme="minorBidi" w:cstheme="minorBidi"/>
+                <w:color w:val="000000" w:themeColor="text1"/>
+                <w:sz w:val="12"/>
+                <w:szCs w:val="12"/>
+              </w:rPr>
               <w:t>N/A</w:t>
             </w:r>
           </w:p>
@@ -12018,7 +12082,7 @@
                 <w:sz w:val="12"/>
                 <w:szCs w:val="12"/>
               </w:rPr>
-              <w:t>N/A</w:t>
+              <w:t>24.83</w:t>
             </w:r>
           </w:p>
         </w:tc>
@@ -12050,71 +12114,7 @@
                 <w:sz w:val="12"/>
                 <w:szCs w:val="12"/>
               </w:rPr>
-              <w:t>N/A</w:t>
-            </w:r>
-          </w:p>
-        </w:tc>
-        <w:tc>
-          <w:tcPr>
-            <w:tcW w:w="869" w:type="dxa"/>
-            <w:shd w:val="clear" w:color="auto" w:fill="EEECE1" w:themeFill="background2"/>
-            <w:tcMar>
-              <w:top w:w="80" w:type="dxa"/>
-              <w:left w:w="80" w:type="dxa"/>
-              <w:bottom w:w="80" w:type="dxa"/>
-              <w:right w:w="80" w:type="dxa"/>
-            </w:tcMar>
-          </w:tcPr>
-          <w:p>
-            <w:pPr>
-              <w:jc w:val="center"/>
-              <w:rPr>
-                <w:rFonts w:asciiTheme="minorBidi" w:hAnsiTheme="minorBidi" w:cstheme="minorBidi"/>
-                <w:color w:val="000000" w:themeColor="text1"/>
-                <w:sz w:val="12"/>
-                <w:szCs w:val="12"/>
-              </w:rPr>
-            </w:pPr>
-            <w:r>
-              <w:rPr>
-                <w:rFonts w:asciiTheme="minorBidi" w:hAnsiTheme="minorBidi" w:cstheme="minorBidi"/>
-                <w:color w:val="000000" w:themeColor="text1"/>
-                <w:sz w:val="12"/>
-                <w:szCs w:val="12"/>
-              </w:rPr>
-              <w:t>N/A</w:t>
-            </w:r>
-          </w:p>
-        </w:tc>
-        <w:tc>
-          <w:tcPr>
-            <w:tcW w:w="869" w:type="dxa"/>
-            <w:shd w:val="clear" w:color="auto" w:fill="EEECE1" w:themeFill="background2"/>
-            <w:tcMar>
-              <w:top w:w="80" w:type="dxa"/>
-              <w:left w:w="80" w:type="dxa"/>
-              <w:bottom w:w="80" w:type="dxa"/>
-              <w:right w:w="80" w:type="dxa"/>
-            </w:tcMar>
-          </w:tcPr>
-          <w:p>
-            <w:pPr>
-              <w:jc w:val="center"/>
-              <w:rPr>
-                <w:rFonts w:asciiTheme="minorBidi" w:hAnsiTheme="minorBidi" w:cstheme="minorBidi"/>
-                <w:color w:val="000000" w:themeColor="text1"/>
-                <w:sz w:val="12"/>
-                <w:szCs w:val="12"/>
-              </w:rPr>
-            </w:pPr>
-            <w:r>
-              <w:rPr>
-                <w:rFonts w:asciiTheme="minorBidi" w:hAnsiTheme="minorBidi" w:cstheme="minorBidi"/>
-                <w:color w:val="000000" w:themeColor="text1"/>
-                <w:sz w:val="12"/>
-                <w:szCs w:val="12"/>
-              </w:rPr>
-              <w:t>N/A</w:t>
+              <w:t>958.18</w:t>
             </w:r>
           </w:p>
         </w:tc>
@@ -12575,32 +12575,32 @@
         <w:tc>
           <w:tcPr>
             <w:tcW w:w="869" w:type="dxa"/>
-            <w:shd w:val="clear" w:color="auto" w:fill="FF0000"/>
-            <w:tcMar>
-              <w:top w:w="80" w:type="dxa"/>
-              <w:left w:w="80" w:type="dxa"/>
-              <w:bottom w:w="80" w:type="dxa"/>
-              <w:right w:w="80" w:type="dxa"/>
-            </w:tcMar>
-          </w:tcPr>
-          <w:p>
-            <w:pPr>
-              <w:jc w:val="center"/>
-              <w:rPr>
-                <w:rFonts w:asciiTheme="minorBidi" w:hAnsiTheme="minorBidi" w:cstheme="minorBidi"/>
-                <w:color w:val="FFFFFF" w:themeColor="background1"/>
-                <w:sz w:val="12"/>
-                <w:szCs w:val="12"/>
-              </w:rPr>
-            </w:pPr>
-            <w:r>
-              <w:rPr>
-                <w:rFonts w:asciiTheme="minorBidi" w:hAnsiTheme="minorBidi" w:cstheme="minorBidi"/>
-                <w:color w:val="FFFFFF" w:themeColor="background1"/>
-                <w:sz w:val="12"/>
-                <w:szCs w:val="12"/>
-              </w:rPr>
-              <w:t>0.00</w:t>
+            <w:shd w:val="clear" w:color="auto" w:fill="403152" w:themeFill="accent4" w:themeFillShade="80"/>
+            <w:tcMar>
+              <w:top w:w="80" w:type="dxa"/>
+              <w:left w:w="80" w:type="dxa"/>
+              <w:bottom w:w="80" w:type="dxa"/>
+              <w:right w:w="80" w:type="dxa"/>
+            </w:tcMar>
+          </w:tcPr>
+          <w:p>
+            <w:pPr>
+              <w:jc w:val="center"/>
+              <w:rPr>
+                <w:rFonts w:asciiTheme="minorBidi" w:hAnsiTheme="minorBidi" w:cstheme="minorBidi"/>
+                <w:color w:val="FFFFFF" w:themeColor="background1"/>
+                <w:sz w:val="12"/>
+                <w:szCs w:val="12"/>
+              </w:rPr>
+            </w:pPr>
+            <w:r>
+              <w:rPr>
+                <w:rFonts w:asciiTheme="minorBidi" w:hAnsiTheme="minorBidi" w:cstheme="minorBidi"/>
+                <w:color w:val="FFFFFF" w:themeColor="background1"/>
+                <w:sz w:val="12"/>
+                <w:szCs w:val="12"/>
+              </w:rPr>
+              <w:t>N/A</w:t>
             </w:r>
           </w:p>
         </w:tc>
@@ -13285,32 +13285,32 @@
         <w:tc>
           <w:tcPr>
             <w:tcW w:w="869" w:type="dxa"/>
-            <w:shd w:val="clear" w:color="auto" w:fill="FF0000"/>
-            <w:tcMar>
-              <w:top w:w="80" w:type="dxa"/>
-              <w:left w:w="80" w:type="dxa"/>
-              <w:bottom w:w="80" w:type="dxa"/>
-              <w:right w:w="80" w:type="dxa"/>
-            </w:tcMar>
-          </w:tcPr>
-          <w:p>
-            <w:pPr>
-              <w:jc w:val="center"/>
-              <w:rPr>
-                <w:rFonts w:asciiTheme="minorBidi" w:hAnsiTheme="minorBidi" w:cstheme="minorBidi"/>
-                <w:color w:val="FFFFFF" w:themeColor="background1"/>
-                <w:sz w:val="12"/>
-                <w:szCs w:val="12"/>
-              </w:rPr>
-            </w:pPr>
-            <w:r>
-              <w:rPr>
-                <w:rFonts w:asciiTheme="minorBidi" w:hAnsiTheme="minorBidi" w:cstheme="minorBidi"/>
-                <w:color w:val="FFFFFF" w:themeColor="background1"/>
-                <w:sz w:val="12"/>
-                <w:szCs w:val="12"/>
-              </w:rPr>
-              <w:t>0.00</w:t>
+            <w:shd w:val="clear" w:color="auto" w:fill="403152" w:themeFill="accent4" w:themeFillShade="80"/>
+            <w:tcMar>
+              <w:top w:w="80" w:type="dxa"/>
+              <w:left w:w="80" w:type="dxa"/>
+              <w:bottom w:w="80" w:type="dxa"/>
+              <w:right w:w="80" w:type="dxa"/>
+            </w:tcMar>
+          </w:tcPr>
+          <w:p>
+            <w:pPr>
+              <w:jc w:val="center"/>
+              <w:rPr>
+                <w:rFonts w:asciiTheme="minorBidi" w:hAnsiTheme="minorBidi" w:cstheme="minorBidi"/>
+                <w:color w:val="FFFFFF" w:themeColor="background1"/>
+                <w:sz w:val="12"/>
+                <w:szCs w:val="12"/>
+              </w:rPr>
+            </w:pPr>
+            <w:r>
+              <w:rPr>
+                <w:rFonts w:asciiTheme="minorBidi" w:hAnsiTheme="minorBidi" w:cstheme="minorBidi"/>
+                <w:color w:val="FFFFFF" w:themeColor="background1"/>
+                <w:sz w:val="12"/>
+                <w:szCs w:val="12"/>
+              </w:rPr>
+              <w:t>N/A</w:t>
             </w:r>
           </w:p>
         </w:tc>
@@ -13995,32 +13995,32 @@
         <w:tc>
           <w:tcPr>
             <w:tcW w:w="869" w:type="dxa"/>
-            <w:shd w:val="clear" w:color="auto" w:fill="FF0000"/>
-            <w:tcMar>
-              <w:top w:w="80" w:type="dxa"/>
-              <w:left w:w="80" w:type="dxa"/>
-              <w:bottom w:w="80" w:type="dxa"/>
-              <w:right w:w="80" w:type="dxa"/>
-            </w:tcMar>
-          </w:tcPr>
-          <w:p>
-            <w:pPr>
-              <w:jc w:val="center"/>
-              <w:rPr>
-                <w:rFonts w:asciiTheme="minorBidi" w:hAnsiTheme="minorBidi" w:cstheme="minorBidi"/>
-                <w:color w:val="FFFFFF" w:themeColor="background1"/>
-                <w:sz w:val="12"/>
-                <w:szCs w:val="12"/>
-              </w:rPr>
-            </w:pPr>
-            <w:r>
-              <w:rPr>
-                <w:rFonts w:asciiTheme="minorBidi" w:hAnsiTheme="minorBidi" w:cstheme="minorBidi"/>
-                <w:color w:val="FFFFFF" w:themeColor="background1"/>
-                <w:sz w:val="12"/>
-                <w:szCs w:val="12"/>
-              </w:rPr>
-              <w:t>0.00</w:t>
+            <w:shd w:val="clear" w:color="auto" w:fill="403152" w:themeFill="accent4" w:themeFillShade="80"/>
+            <w:tcMar>
+              <w:top w:w="80" w:type="dxa"/>
+              <w:left w:w="80" w:type="dxa"/>
+              <w:bottom w:w="80" w:type="dxa"/>
+              <w:right w:w="80" w:type="dxa"/>
+            </w:tcMar>
+          </w:tcPr>
+          <w:p>
+            <w:pPr>
+              <w:jc w:val="center"/>
+              <w:rPr>
+                <w:rFonts w:asciiTheme="minorBidi" w:hAnsiTheme="minorBidi" w:cstheme="minorBidi"/>
+                <w:color w:val="FFFFFF" w:themeColor="background1"/>
+                <w:sz w:val="12"/>
+                <w:szCs w:val="12"/>
+              </w:rPr>
+            </w:pPr>
+            <w:r>
+              <w:rPr>
+                <w:rFonts w:asciiTheme="minorBidi" w:hAnsiTheme="minorBidi" w:cstheme="minorBidi"/>
+                <w:color w:val="FFFFFF" w:themeColor="background1"/>
+                <w:sz w:val="12"/>
+                <w:szCs w:val="12"/>
+              </w:rPr>
+              <w:t>N/A</w:t>
             </w:r>
           </w:p>
         </w:tc>
@@ -14826,6 +14826,70 @@
                 <w:sz w:val="12"/>
                 <w:szCs w:val="12"/>
               </w:rPr>
+              <w:t>69.64</w:t>
+            </w:r>
+          </w:p>
+        </w:tc>
+        <w:tc>
+          <w:tcPr>
+            <w:tcW w:w="869" w:type="dxa"/>
+            <w:shd w:val="clear" w:color="auto" w:fill="EEECE1" w:themeFill="background2"/>
+            <w:tcMar>
+              <w:top w:w="80" w:type="dxa"/>
+              <w:left w:w="80" w:type="dxa"/>
+              <w:bottom w:w="80" w:type="dxa"/>
+              <w:right w:w="80" w:type="dxa"/>
+            </w:tcMar>
+          </w:tcPr>
+          <w:p>
+            <w:pPr>
+              <w:jc w:val="center"/>
+              <w:rPr>
+                <w:rFonts w:asciiTheme="minorBidi" w:hAnsiTheme="minorBidi" w:cstheme="minorBidi"/>
+                <w:color w:val="000000" w:themeColor="text1"/>
+                <w:sz w:val="12"/>
+                <w:szCs w:val="12"/>
+              </w:rPr>
+            </w:pPr>
+            <w:r>
+              <w:rPr>
+                <w:rFonts w:asciiTheme="minorBidi" w:hAnsiTheme="minorBidi" w:cstheme="minorBidi"/>
+                <w:color w:val="000000" w:themeColor="text1"/>
+                <w:sz w:val="12"/>
+                <w:szCs w:val="12"/>
+              </w:rPr>
+              <w:t>82.81</w:t>
+            </w:r>
+          </w:p>
+        </w:tc>
+        <w:tc>
+          <w:tcPr>
+            <w:tcW w:w="869" w:type="dxa"/>
+            <w:shd w:val="clear" w:color="auto" w:fill="EEECE1" w:themeFill="background2"/>
+            <w:tcMar>
+              <w:top w:w="80" w:type="dxa"/>
+              <w:left w:w="80" w:type="dxa"/>
+              <w:bottom w:w="80" w:type="dxa"/>
+              <w:right w:w="80" w:type="dxa"/>
+            </w:tcMar>
+          </w:tcPr>
+          <w:p>
+            <w:pPr>
+              <w:jc w:val="center"/>
+              <w:rPr>
+                <w:rFonts w:asciiTheme="minorBidi" w:hAnsiTheme="minorBidi" w:cstheme="minorBidi"/>
+                <w:color w:val="000000" w:themeColor="text1"/>
+                <w:sz w:val="12"/>
+                <w:szCs w:val="12"/>
+              </w:rPr>
+            </w:pPr>
+            <w:r>
+              <w:rPr>
+                <w:rFonts w:asciiTheme="minorBidi" w:hAnsiTheme="minorBidi" w:cstheme="minorBidi"/>
+                <w:color w:val="000000" w:themeColor="text1"/>
+                <w:sz w:val="12"/>
+                <w:szCs w:val="12"/>
+              </w:rPr>
               <w:t>N/A</w:t>
             </w:r>
           </w:p>
@@ -14858,7 +14922,7 @@
                 <w:sz w:val="12"/>
                 <w:szCs w:val="12"/>
               </w:rPr>
-              <w:t>N/A</w:t>
+              <w:t>42.66</w:t>
             </w:r>
           </w:p>
         </w:tc>
@@ -14890,71 +14954,7 @@
                 <w:sz w:val="12"/>
                 <w:szCs w:val="12"/>
               </w:rPr>
-              <w:t>N/A</w:t>
-            </w:r>
-          </w:p>
-        </w:tc>
-        <w:tc>
-          <w:tcPr>
-            <w:tcW w:w="869" w:type="dxa"/>
-            <w:shd w:val="clear" w:color="auto" w:fill="EEECE1" w:themeFill="background2"/>
-            <w:tcMar>
-              <w:top w:w="80" w:type="dxa"/>
-              <w:left w:w="80" w:type="dxa"/>
-              <w:bottom w:w="80" w:type="dxa"/>
-              <w:right w:w="80" w:type="dxa"/>
-            </w:tcMar>
-          </w:tcPr>
-          <w:p>
-            <w:pPr>
-              <w:jc w:val="center"/>
-              <w:rPr>
-                <w:rFonts w:asciiTheme="minorBidi" w:hAnsiTheme="minorBidi" w:cstheme="minorBidi"/>
-                <w:color w:val="000000" w:themeColor="text1"/>
-                <w:sz w:val="12"/>
-                <w:szCs w:val="12"/>
-              </w:rPr>
-            </w:pPr>
-            <w:r>
-              <w:rPr>
-                <w:rFonts w:asciiTheme="minorBidi" w:hAnsiTheme="minorBidi" w:cstheme="minorBidi"/>
-                <w:color w:val="000000" w:themeColor="text1"/>
-                <w:sz w:val="12"/>
-                <w:szCs w:val="12"/>
-              </w:rPr>
-              <w:t>N/A</w:t>
-            </w:r>
-          </w:p>
-        </w:tc>
-        <w:tc>
-          <w:tcPr>
-            <w:tcW w:w="869" w:type="dxa"/>
-            <w:shd w:val="clear" w:color="auto" w:fill="EEECE1" w:themeFill="background2"/>
-            <w:tcMar>
-              <w:top w:w="80" w:type="dxa"/>
-              <w:left w:w="80" w:type="dxa"/>
-              <w:bottom w:w="80" w:type="dxa"/>
-              <w:right w:w="80" w:type="dxa"/>
-            </w:tcMar>
-          </w:tcPr>
-          <w:p>
-            <w:pPr>
-              <w:jc w:val="center"/>
-              <w:rPr>
-                <w:rFonts w:asciiTheme="minorBidi" w:hAnsiTheme="minorBidi" w:cstheme="minorBidi"/>
-                <w:color w:val="000000" w:themeColor="text1"/>
-                <w:sz w:val="12"/>
-                <w:szCs w:val="12"/>
-              </w:rPr>
-            </w:pPr>
-            <w:r>
-              <w:rPr>
-                <w:rFonts w:asciiTheme="minorBidi" w:hAnsiTheme="minorBidi" w:cstheme="minorBidi"/>
-                <w:color w:val="000000" w:themeColor="text1"/>
-                <w:sz w:val="12"/>
-                <w:szCs w:val="12"/>
-              </w:rPr>
-              <w:t>N/A</w:t>
+              <w:t>14.21</w:t>
             </w:r>
           </w:p>
         </w:tc>
@@ -15536,7 +15536,7 @@
                 <w:sz w:val="12"/>
                 <w:szCs w:val="12"/>
               </w:rPr>
-              <w:t>N/A</w:t>
+              <w:t>54.96</w:t>
             </w:r>
           </w:p>
         </w:tc>
@@ -15568,7 +15568,7 @@
                 <w:sz w:val="12"/>
                 <w:szCs w:val="12"/>
               </w:rPr>
-              <w:t>N/A</w:t>
+              <w:t>64.47</w:t>
             </w:r>
           </w:p>
         </w:tc>
@@ -15600,7 +15600,7 @@
                 <w:sz w:val="12"/>
                 <w:szCs w:val="12"/>
               </w:rPr>
-              <w:t>N/A</w:t>
+              <w:t>46.55</w:t>
             </w:r>
           </w:p>
         </w:tc>
@@ -15632,7 +15632,7 @@
                 <w:sz w:val="12"/>
                 <w:szCs w:val="12"/>
               </w:rPr>
-              <w:t>N/A</w:t>
+              <w:t>37.80</w:t>
             </w:r>
           </w:p>
         </w:tc>
@@ -15664,7 +15664,7 @@
                 <w:sz w:val="12"/>
                 <w:szCs w:val="12"/>
               </w:rPr>
-              <w:t>N/A</w:t>
+              <w:t>29.47</w:t>
             </w:r>
           </w:p>
         </w:tc>
@@ -16246,6 +16246,70 @@
                 <w:sz w:val="12"/>
                 <w:szCs w:val="12"/>
               </w:rPr>
+              <w:t>24.42</w:t>
+            </w:r>
+          </w:p>
+        </w:tc>
+        <w:tc>
+          <w:tcPr>
+            <w:tcW w:w="869" w:type="dxa"/>
+            <w:shd w:val="clear" w:color="auto" w:fill="EEECE1" w:themeFill="background2"/>
+            <w:tcMar>
+              <w:top w:w="80" w:type="dxa"/>
+              <w:left w:w="80" w:type="dxa"/>
+              <w:bottom w:w="80" w:type="dxa"/>
+              <w:right w:w="80" w:type="dxa"/>
+            </w:tcMar>
+          </w:tcPr>
+          <w:p>
+            <w:pPr>
+              <w:jc w:val="center"/>
+              <w:rPr>
+                <w:rFonts w:asciiTheme="minorBidi" w:hAnsiTheme="minorBidi" w:cstheme="minorBidi"/>
+                <w:color w:val="000000" w:themeColor="text1"/>
+                <w:sz w:val="12"/>
+                <w:szCs w:val="12"/>
+              </w:rPr>
+            </w:pPr>
+            <w:r>
+              <w:rPr>
+                <w:rFonts w:asciiTheme="minorBidi" w:hAnsiTheme="minorBidi" w:cstheme="minorBidi"/>
+                <w:color w:val="000000" w:themeColor="text1"/>
+                <w:sz w:val="12"/>
+                <w:szCs w:val="12"/>
+              </w:rPr>
+              <w:t>19.77</w:t>
+            </w:r>
+          </w:p>
+        </w:tc>
+        <w:tc>
+          <w:tcPr>
+            <w:tcW w:w="869" w:type="dxa"/>
+            <w:shd w:val="clear" w:color="auto" w:fill="EEECE1" w:themeFill="background2"/>
+            <w:tcMar>
+              <w:top w:w="80" w:type="dxa"/>
+              <w:left w:w="80" w:type="dxa"/>
+              <w:bottom w:w="80" w:type="dxa"/>
+              <w:right w:w="80" w:type="dxa"/>
+            </w:tcMar>
+          </w:tcPr>
+          <w:p>
+            <w:pPr>
+              <w:jc w:val="center"/>
+              <w:rPr>
+                <w:rFonts w:asciiTheme="minorBidi" w:hAnsiTheme="minorBidi" w:cstheme="minorBidi"/>
+                <w:color w:val="000000" w:themeColor="text1"/>
+                <w:sz w:val="12"/>
+                <w:szCs w:val="12"/>
+              </w:rPr>
+            </w:pPr>
+            <w:r>
+              <w:rPr>
+                <w:rFonts w:asciiTheme="minorBidi" w:hAnsiTheme="minorBidi" w:cstheme="minorBidi"/>
+                <w:color w:val="000000" w:themeColor="text1"/>
+                <w:sz w:val="12"/>
+                <w:szCs w:val="12"/>
+              </w:rPr>
               <w:t>N/A</w:t>
             </w:r>
           </w:p>
@@ -16278,7 +16342,7 @@
                 <w:sz w:val="12"/>
                 <w:szCs w:val="12"/>
               </w:rPr>
-              <w:t>N/A</w:t>
+              <w:t>24.15</w:t>
             </w:r>
           </w:p>
         </w:tc>
@@ -16310,71 +16374,7 @@
                 <w:sz w:val="12"/>
                 <w:szCs w:val="12"/>
               </w:rPr>
-              <w:t>N/A</w:t>
-            </w:r>
-          </w:p>
-        </w:tc>
-        <w:tc>
-          <w:tcPr>
-            <w:tcW w:w="869" w:type="dxa"/>
-            <w:shd w:val="clear" w:color="auto" w:fill="EEECE1" w:themeFill="background2"/>
-            <w:tcMar>
-              <w:top w:w="80" w:type="dxa"/>
-              <w:left w:w="80" w:type="dxa"/>
-              <w:bottom w:w="80" w:type="dxa"/>
-              <w:right w:w="80" w:type="dxa"/>
-            </w:tcMar>
-          </w:tcPr>
-          <w:p>
-            <w:pPr>
-              <w:jc w:val="center"/>
-              <w:rPr>
-                <w:rFonts w:asciiTheme="minorBidi" w:hAnsiTheme="minorBidi" w:cstheme="minorBidi"/>
-                <w:color w:val="000000" w:themeColor="text1"/>
-                <w:sz w:val="12"/>
-                <w:szCs w:val="12"/>
-              </w:rPr>
-            </w:pPr>
-            <w:r>
-              <w:rPr>
-                <w:rFonts w:asciiTheme="minorBidi" w:hAnsiTheme="minorBidi" w:cstheme="minorBidi"/>
-                <w:color w:val="000000" w:themeColor="text1"/>
-                <w:sz w:val="12"/>
-                <w:szCs w:val="12"/>
-              </w:rPr>
-              <w:t>N/A</w:t>
-            </w:r>
-          </w:p>
-        </w:tc>
-        <w:tc>
-          <w:tcPr>
-            <w:tcW w:w="869" w:type="dxa"/>
-            <w:shd w:val="clear" w:color="auto" w:fill="EEECE1" w:themeFill="background2"/>
-            <w:tcMar>
-              <w:top w:w="80" w:type="dxa"/>
-              <w:left w:w="80" w:type="dxa"/>
-              <w:bottom w:w="80" w:type="dxa"/>
-              <w:right w:w="80" w:type="dxa"/>
-            </w:tcMar>
-          </w:tcPr>
-          <w:p>
-            <w:pPr>
-              <w:jc w:val="center"/>
-              <w:rPr>
-                <w:rFonts w:asciiTheme="minorBidi" w:hAnsiTheme="minorBidi" w:cstheme="minorBidi"/>
-                <w:color w:val="000000" w:themeColor="text1"/>
-                <w:sz w:val="12"/>
-                <w:szCs w:val="12"/>
-              </w:rPr>
-            </w:pPr>
-            <w:r>
-              <w:rPr>
-                <w:rFonts w:asciiTheme="minorBidi" w:hAnsiTheme="minorBidi" w:cstheme="minorBidi"/>
-                <w:color w:val="000000" w:themeColor="text1"/>
-                <w:sz w:val="12"/>
-                <w:szCs w:val="12"/>
-              </w:rPr>
-              <w:t>N/A</w:t>
+              <w:t>159893.60</w:t>
             </w:r>
           </w:p>
         </w:tc>

--- a/Evaluations/BenchmarkEvaluations/BenchmarkComparison.docx
+++ b/Evaluations/BenchmarkEvaluations/BenchmarkComparison.docx
@@ -8475,28 +8475,28 @@
         <w:tc>
           <w:tcPr>
             <w:tcW w:w="869" w:type="dxa"/>
-            <w:shd w:val="clear" w:color="auto" w:fill="EEECE1" w:themeFill="background2"/>
-            <w:tcMar>
-              <w:top w:w="80" w:type="dxa"/>
-              <w:left w:w="80" w:type="dxa"/>
-              <w:bottom w:w="80" w:type="dxa"/>
-              <w:right w:w="80" w:type="dxa"/>
-            </w:tcMar>
-          </w:tcPr>
-          <w:p>
-            <w:pPr>
-              <w:jc w:val="center"/>
-              <w:rPr>
-                <w:rFonts w:asciiTheme="minorBidi" w:hAnsiTheme="minorBidi" w:cstheme="minorBidi"/>
-                <w:color w:val="000000" w:themeColor="text1"/>
-                <w:sz w:val="12"/>
-                <w:szCs w:val="12"/>
-              </w:rPr>
-            </w:pPr>
-            <w:r>
-              <w:rPr>
-                <w:rFonts w:asciiTheme="minorBidi" w:hAnsiTheme="minorBidi" w:cstheme="minorBidi"/>
-                <w:color w:val="000000" w:themeColor="text1"/>
+            <w:shd w:val="clear" w:color="auto" w:fill="000000" w:themeFill="text1"/>
+            <w:tcMar>
+              <w:top w:w="80" w:type="dxa"/>
+              <w:left w:w="80" w:type="dxa"/>
+              <w:bottom w:w="80" w:type="dxa"/>
+              <w:right w:w="80" w:type="dxa"/>
+            </w:tcMar>
+          </w:tcPr>
+          <w:p>
+            <w:pPr>
+              <w:jc w:val="center"/>
+              <w:rPr>
+                <w:rFonts w:asciiTheme="minorBidi" w:hAnsiTheme="minorBidi" w:cstheme="minorBidi"/>
+                <w:color w:val="000000" w:themeColor="text1"/>
+                <w:sz w:val="12"/>
+                <w:szCs w:val="12"/>
+              </w:rPr>
+            </w:pPr>
+            <w:r>
+              <w:rPr>
+                <w:rFonts w:asciiTheme="minorBidi" w:hAnsiTheme="minorBidi" w:cstheme="minorBidi"/>
+                <w:color w:val="FFFFFF" w:themeColor="background1"/>
                 <w:sz w:val="12"/>
                 <w:szCs w:val="12"/>
               </w:rPr>
@@ -9025,6 +9025,37 @@
         <w:tc>
           <w:tcPr>
             <w:tcW w:w="869" w:type="dxa"/>
+            <w:shd w:val="clear" w:color="auto" w:fill="auto"/>
+            <w:tcMar>
+              <w:top w:w="80" w:type="dxa"/>
+              <w:left w:w="80" w:type="dxa"/>
+              <w:bottom w:w="80" w:type="dxa"/>
+              <w:right w:w="80" w:type="dxa"/>
+            </w:tcMar>
+          </w:tcPr>
+          <w:p>
+            <w:pPr>
+              <w:jc w:val="center"/>
+              <w:rPr>
+                <w:rFonts w:asciiTheme="minorBidi" w:hAnsiTheme="minorBidi" w:cstheme="minorBidi"/>
+                <w:color w:val="FFFFFF" w:themeColor="background1"/>
+                <w:sz w:val="12"/>
+                <w:szCs w:val="12"/>
+              </w:rPr>
+            </w:pPr>
+            <w:r>
+              <w:rPr>
+                <w:rFonts w:asciiTheme="minorBidi" w:hAnsiTheme="minorBidi" w:cstheme="minorBidi"/>
+                <w:sz w:val="12"/>
+                <w:szCs w:val="12"/>
+              </w:rPr>
+              <w:t>N/A</w:t>
+            </w:r>
+          </w:p>
+        </w:tc>
+        <w:tc>
+          <w:tcPr>
+            <w:tcW w:w="869" w:type="dxa"/>
             <w:shd w:val="clear" w:color="auto" w:fill="403152" w:themeFill="accent4" w:themeFillShade="80"/>
             <w:tcMar>
               <w:top w:w="80" w:type="dxa"/>
@@ -9050,6 +9081,70 @@
                 <w:sz w:val="12"/>
                 <w:szCs w:val="12"/>
               </w:rPr>
+              <w:t>32.76</w:t>
+            </w:r>
+          </w:p>
+        </w:tc>
+        <w:tc>
+          <w:tcPr>
+            <w:tcW w:w="869" w:type="dxa"/>
+            <w:shd w:val="clear" w:color="auto" w:fill="403152" w:themeFill="accent4" w:themeFillShade="80"/>
+            <w:tcMar>
+              <w:top w:w="80" w:type="dxa"/>
+              <w:left w:w="80" w:type="dxa"/>
+              <w:bottom w:w="80" w:type="dxa"/>
+              <w:right w:w="80" w:type="dxa"/>
+            </w:tcMar>
+          </w:tcPr>
+          <w:p>
+            <w:pPr>
+              <w:jc w:val="center"/>
+              <w:rPr>
+                <w:rFonts w:asciiTheme="minorBidi" w:hAnsiTheme="minorBidi" w:cstheme="minorBidi"/>
+                <w:color w:val="FFFFFF" w:themeColor="background1"/>
+                <w:sz w:val="12"/>
+                <w:szCs w:val="12"/>
+              </w:rPr>
+            </w:pPr>
+            <w:r>
+              <w:rPr>
+                <w:rFonts w:asciiTheme="minorBidi" w:hAnsiTheme="minorBidi" w:cstheme="minorBidi"/>
+                <w:color w:val="FFFFFF" w:themeColor="background1"/>
+                <w:sz w:val="12"/>
+                <w:szCs w:val="12"/>
+              </w:rPr>
+              <w:t>39.2</w:t>
+            </w:r>
+          </w:p>
+        </w:tc>
+        <w:tc>
+          <w:tcPr>
+            <w:tcW w:w="869" w:type="dxa"/>
+            <w:shd w:val="clear" w:color="auto" w:fill="EEECE1" w:themeFill="background2"/>
+            <w:tcMar>
+              <w:top w:w="80" w:type="dxa"/>
+              <w:left w:w="80" w:type="dxa"/>
+              <w:bottom w:w="80" w:type="dxa"/>
+              <w:right w:w="80" w:type="dxa"/>
+            </w:tcMar>
+          </w:tcPr>
+          <w:p>
+            <w:pPr>
+              <w:jc w:val="center"/>
+              <w:rPr>
+                <w:rFonts w:asciiTheme="minorBidi" w:hAnsiTheme="minorBidi" w:cstheme="minorBidi"/>
+                <w:color w:val="000000" w:themeColor="text1"/>
+                <w:sz w:val="12"/>
+                <w:szCs w:val="12"/>
+              </w:rPr>
+            </w:pPr>
+            <w:r>
+              <w:rPr>
+                <w:rFonts w:asciiTheme="minorBidi" w:hAnsiTheme="minorBidi" w:cstheme="minorBidi"/>
+                <w:color w:val="000000" w:themeColor="text1"/>
+                <w:sz w:val="12"/>
+                <w:szCs w:val="12"/>
+              </w:rPr>
               <w:t>N/A</w:t>
             </w:r>
           </w:p>
@@ -9057,70 +9152,6 @@
         <w:tc>
           <w:tcPr>
             <w:tcW w:w="869" w:type="dxa"/>
-            <w:shd w:val="clear" w:color="auto" w:fill="403152" w:themeFill="accent4" w:themeFillShade="80"/>
-            <w:tcMar>
-              <w:top w:w="80" w:type="dxa"/>
-              <w:left w:w="80" w:type="dxa"/>
-              <w:bottom w:w="80" w:type="dxa"/>
-              <w:right w:w="80" w:type="dxa"/>
-            </w:tcMar>
-          </w:tcPr>
-          <w:p>
-            <w:pPr>
-              <w:jc w:val="center"/>
-              <w:rPr>
-                <w:rFonts w:asciiTheme="minorBidi" w:hAnsiTheme="minorBidi" w:cstheme="minorBidi"/>
-                <w:color w:val="FFFFFF" w:themeColor="background1"/>
-                <w:sz w:val="12"/>
-                <w:szCs w:val="12"/>
-              </w:rPr>
-            </w:pPr>
-            <w:r>
-              <w:rPr>
-                <w:rFonts w:asciiTheme="minorBidi" w:hAnsiTheme="minorBidi" w:cstheme="minorBidi"/>
-                <w:color w:val="FFFFFF" w:themeColor="background1"/>
-                <w:sz w:val="12"/>
-                <w:szCs w:val="12"/>
-              </w:rPr>
-              <w:t>32.76</w:t>
-            </w:r>
-          </w:p>
-        </w:tc>
-        <w:tc>
-          <w:tcPr>
-            <w:tcW w:w="869" w:type="dxa"/>
-            <w:shd w:val="clear" w:color="auto" w:fill="403152" w:themeFill="accent4" w:themeFillShade="80"/>
-            <w:tcMar>
-              <w:top w:w="80" w:type="dxa"/>
-              <w:left w:w="80" w:type="dxa"/>
-              <w:bottom w:w="80" w:type="dxa"/>
-              <w:right w:w="80" w:type="dxa"/>
-            </w:tcMar>
-          </w:tcPr>
-          <w:p>
-            <w:pPr>
-              <w:jc w:val="center"/>
-              <w:rPr>
-                <w:rFonts w:asciiTheme="minorBidi" w:hAnsiTheme="minorBidi" w:cstheme="minorBidi"/>
-                <w:color w:val="FFFFFF" w:themeColor="background1"/>
-                <w:sz w:val="12"/>
-                <w:szCs w:val="12"/>
-              </w:rPr>
-            </w:pPr>
-            <w:r>
-              <w:rPr>
-                <w:rFonts w:asciiTheme="minorBidi" w:hAnsiTheme="minorBidi" w:cstheme="minorBidi"/>
-                <w:color w:val="FFFFFF" w:themeColor="background1"/>
-                <w:sz w:val="12"/>
-                <w:szCs w:val="12"/>
-              </w:rPr>
-              <w:t>39.2</w:t>
-            </w:r>
-          </w:p>
-        </w:tc>
-        <w:tc>
-          <w:tcPr>
-            <w:tcW w:w="869" w:type="dxa"/>
             <w:shd w:val="clear" w:color="auto" w:fill="EEECE1" w:themeFill="background2"/>
             <w:tcMar>
               <w:top w:w="80" w:type="dxa"/>
@@ -9153,60 +9184,28 @@
         <w:tc>
           <w:tcPr>
             <w:tcW w:w="869" w:type="dxa"/>
-            <w:shd w:val="clear" w:color="auto" w:fill="EEECE1" w:themeFill="background2"/>
-            <w:tcMar>
-              <w:top w:w="80" w:type="dxa"/>
-              <w:left w:w="80" w:type="dxa"/>
-              <w:bottom w:w="80" w:type="dxa"/>
-              <w:right w:w="80" w:type="dxa"/>
-            </w:tcMar>
-          </w:tcPr>
-          <w:p>
-            <w:pPr>
-              <w:jc w:val="center"/>
-              <w:rPr>
-                <w:rFonts w:asciiTheme="minorBidi" w:hAnsiTheme="minorBidi" w:cstheme="minorBidi"/>
-                <w:color w:val="000000" w:themeColor="text1"/>
-                <w:sz w:val="12"/>
-                <w:szCs w:val="12"/>
-              </w:rPr>
-            </w:pPr>
-            <w:r>
-              <w:rPr>
-                <w:rFonts w:asciiTheme="minorBidi" w:hAnsiTheme="minorBidi" w:cstheme="minorBidi"/>
-                <w:color w:val="000000" w:themeColor="text1"/>
-                <w:sz w:val="12"/>
-                <w:szCs w:val="12"/>
-              </w:rPr>
-              <w:t>N/A</w:t>
-            </w:r>
-          </w:p>
-        </w:tc>
-        <w:tc>
-          <w:tcPr>
-            <w:tcW w:w="869" w:type="dxa"/>
-            <w:shd w:val="clear" w:color="auto" w:fill="EEECE1" w:themeFill="background2"/>
-            <w:tcMar>
-              <w:top w:w="80" w:type="dxa"/>
-              <w:left w:w="80" w:type="dxa"/>
-              <w:bottom w:w="80" w:type="dxa"/>
-              <w:right w:w="80" w:type="dxa"/>
-            </w:tcMar>
-          </w:tcPr>
-          <w:p>
-            <w:pPr>
-              <w:jc w:val="center"/>
-              <w:rPr>
-                <w:rFonts w:asciiTheme="minorBidi" w:hAnsiTheme="minorBidi" w:cstheme="minorBidi"/>
-                <w:color w:val="000000" w:themeColor="text1"/>
-                <w:sz w:val="12"/>
-                <w:szCs w:val="12"/>
-              </w:rPr>
-            </w:pPr>
-            <w:r>
-              <w:rPr>
-                <w:rFonts w:asciiTheme="minorBidi" w:hAnsiTheme="minorBidi" w:cstheme="minorBidi"/>
-                <w:color w:val="000000" w:themeColor="text1"/>
+            <w:shd w:val="clear" w:color="auto" w:fill="000000" w:themeFill="text1"/>
+            <w:tcMar>
+              <w:top w:w="80" w:type="dxa"/>
+              <w:left w:w="80" w:type="dxa"/>
+              <w:bottom w:w="80" w:type="dxa"/>
+              <w:right w:w="80" w:type="dxa"/>
+            </w:tcMar>
+          </w:tcPr>
+          <w:p>
+            <w:pPr>
+              <w:jc w:val="center"/>
+              <w:rPr>
+                <w:rFonts w:asciiTheme="minorBidi" w:hAnsiTheme="minorBidi" w:cstheme="minorBidi"/>
+                <w:color w:val="000000" w:themeColor="text1"/>
+                <w:sz w:val="12"/>
+                <w:szCs w:val="12"/>
+              </w:rPr>
+            </w:pPr>
+            <w:r>
+              <w:rPr>
+                <w:rFonts w:asciiTheme="minorBidi" w:hAnsiTheme="minorBidi" w:cstheme="minorBidi"/>
+                <w:color w:val="FFFFFF" w:themeColor="background1"/>
                 <w:sz w:val="12"/>
                 <w:szCs w:val="12"/>
               </w:rPr>
@@ -9735,6 +9734,37 @@
         <w:tc>
           <w:tcPr>
             <w:tcW w:w="869" w:type="dxa"/>
+            <w:shd w:val="clear" w:color="auto" w:fill="auto"/>
+            <w:tcMar>
+              <w:top w:w="80" w:type="dxa"/>
+              <w:left w:w="80" w:type="dxa"/>
+              <w:bottom w:w="80" w:type="dxa"/>
+              <w:right w:w="80" w:type="dxa"/>
+            </w:tcMar>
+          </w:tcPr>
+          <w:p>
+            <w:pPr>
+              <w:jc w:val="center"/>
+              <w:rPr>
+                <w:rFonts w:asciiTheme="minorBidi" w:hAnsiTheme="minorBidi" w:cstheme="minorBidi"/>
+                <w:color w:val="FFFFFF" w:themeColor="background1"/>
+                <w:sz w:val="12"/>
+                <w:szCs w:val="12"/>
+              </w:rPr>
+            </w:pPr>
+            <w:r>
+              <w:rPr>
+                <w:rFonts w:asciiTheme="minorBidi" w:hAnsiTheme="minorBidi" w:cstheme="minorBidi"/>
+                <w:sz w:val="12"/>
+                <w:szCs w:val="12"/>
+              </w:rPr>
+              <w:t>N/A</w:t>
+            </w:r>
+          </w:p>
+        </w:tc>
+        <w:tc>
+          <w:tcPr>
+            <w:tcW w:w="869" w:type="dxa"/>
             <w:shd w:val="clear" w:color="auto" w:fill="403152" w:themeFill="accent4" w:themeFillShade="80"/>
             <w:tcMar>
               <w:top w:w="80" w:type="dxa"/>
@@ -9760,6 +9790,70 @@
                 <w:sz w:val="12"/>
                 <w:szCs w:val="12"/>
               </w:rPr>
+              <w:t>23.04</w:t>
+            </w:r>
+          </w:p>
+        </w:tc>
+        <w:tc>
+          <w:tcPr>
+            <w:tcW w:w="869" w:type="dxa"/>
+            <w:shd w:val="clear" w:color="auto" w:fill="403152" w:themeFill="accent4" w:themeFillShade="80"/>
+            <w:tcMar>
+              <w:top w:w="80" w:type="dxa"/>
+              <w:left w:w="80" w:type="dxa"/>
+              <w:bottom w:w="80" w:type="dxa"/>
+              <w:right w:w="80" w:type="dxa"/>
+            </w:tcMar>
+          </w:tcPr>
+          <w:p>
+            <w:pPr>
+              <w:jc w:val="center"/>
+              <w:rPr>
+                <w:rFonts w:asciiTheme="minorBidi" w:hAnsiTheme="minorBidi" w:cstheme="minorBidi"/>
+                <w:color w:val="FFFFFF" w:themeColor="background1"/>
+                <w:sz w:val="12"/>
+                <w:szCs w:val="12"/>
+              </w:rPr>
+            </w:pPr>
+            <w:r>
+              <w:rPr>
+                <w:rFonts w:asciiTheme="minorBidi" w:hAnsiTheme="minorBidi" w:cstheme="minorBidi"/>
+                <w:color w:val="FFFFFF" w:themeColor="background1"/>
+                <w:sz w:val="12"/>
+                <w:szCs w:val="12"/>
+              </w:rPr>
+              <w:t>293.69</w:t>
+            </w:r>
+          </w:p>
+        </w:tc>
+        <w:tc>
+          <w:tcPr>
+            <w:tcW w:w="869" w:type="dxa"/>
+            <w:shd w:val="clear" w:color="auto" w:fill="EEECE1" w:themeFill="background2"/>
+            <w:tcMar>
+              <w:top w:w="80" w:type="dxa"/>
+              <w:left w:w="80" w:type="dxa"/>
+              <w:bottom w:w="80" w:type="dxa"/>
+              <w:right w:w="80" w:type="dxa"/>
+            </w:tcMar>
+          </w:tcPr>
+          <w:p>
+            <w:pPr>
+              <w:jc w:val="center"/>
+              <w:rPr>
+                <w:rFonts w:asciiTheme="minorBidi" w:hAnsiTheme="minorBidi" w:cstheme="minorBidi"/>
+                <w:color w:val="000000" w:themeColor="text1"/>
+                <w:sz w:val="12"/>
+                <w:szCs w:val="12"/>
+              </w:rPr>
+            </w:pPr>
+            <w:r>
+              <w:rPr>
+                <w:rFonts w:asciiTheme="minorBidi" w:hAnsiTheme="minorBidi" w:cstheme="minorBidi"/>
+                <w:color w:val="000000" w:themeColor="text1"/>
+                <w:sz w:val="12"/>
+                <w:szCs w:val="12"/>
+              </w:rPr>
               <w:t>N/A</w:t>
             </w:r>
           </w:p>
@@ -9767,70 +9861,6 @@
         <w:tc>
           <w:tcPr>
             <w:tcW w:w="869" w:type="dxa"/>
-            <w:shd w:val="clear" w:color="auto" w:fill="403152" w:themeFill="accent4" w:themeFillShade="80"/>
-            <w:tcMar>
-              <w:top w:w="80" w:type="dxa"/>
-              <w:left w:w="80" w:type="dxa"/>
-              <w:bottom w:w="80" w:type="dxa"/>
-              <w:right w:w="80" w:type="dxa"/>
-            </w:tcMar>
-          </w:tcPr>
-          <w:p>
-            <w:pPr>
-              <w:jc w:val="center"/>
-              <w:rPr>
-                <w:rFonts w:asciiTheme="minorBidi" w:hAnsiTheme="minorBidi" w:cstheme="minorBidi"/>
-                <w:color w:val="FFFFFF" w:themeColor="background1"/>
-                <w:sz w:val="12"/>
-                <w:szCs w:val="12"/>
-              </w:rPr>
-            </w:pPr>
-            <w:r>
-              <w:rPr>
-                <w:rFonts w:asciiTheme="minorBidi" w:hAnsiTheme="minorBidi" w:cstheme="minorBidi"/>
-                <w:color w:val="FFFFFF" w:themeColor="background1"/>
-                <w:sz w:val="12"/>
-                <w:szCs w:val="12"/>
-              </w:rPr>
-              <w:t>23.04</w:t>
-            </w:r>
-          </w:p>
-        </w:tc>
-        <w:tc>
-          <w:tcPr>
-            <w:tcW w:w="869" w:type="dxa"/>
-            <w:shd w:val="clear" w:color="auto" w:fill="403152" w:themeFill="accent4" w:themeFillShade="80"/>
-            <w:tcMar>
-              <w:top w:w="80" w:type="dxa"/>
-              <w:left w:w="80" w:type="dxa"/>
-              <w:bottom w:w="80" w:type="dxa"/>
-              <w:right w:w="80" w:type="dxa"/>
-            </w:tcMar>
-          </w:tcPr>
-          <w:p>
-            <w:pPr>
-              <w:jc w:val="center"/>
-              <w:rPr>
-                <w:rFonts w:asciiTheme="minorBidi" w:hAnsiTheme="minorBidi" w:cstheme="minorBidi"/>
-                <w:color w:val="FFFFFF" w:themeColor="background1"/>
-                <w:sz w:val="12"/>
-                <w:szCs w:val="12"/>
-              </w:rPr>
-            </w:pPr>
-            <w:r>
-              <w:rPr>
-                <w:rFonts w:asciiTheme="minorBidi" w:hAnsiTheme="minorBidi" w:cstheme="minorBidi"/>
-                <w:color w:val="FFFFFF" w:themeColor="background1"/>
-                <w:sz w:val="12"/>
-                <w:szCs w:val="12"/>
-              </w:rPr>
-              <w:t>293.69</w:t>
-            </w:r>
-          </w:p>
-        </w:tc>
-        <w:tc>
-          <w:tcPr>
-            <w:tcW w:w="869" w:type="dxa"/>
             <w:shd w:val="clear" w:color="auto" w:fill="EEECE1" w:themeFill="background2"/>
             <w:tcMar>
               <w:top w:w="80" w:type="dxa"/>
@@ -9863,60 +9893,28 @@
         <w:tc>
           <w:tcPr>
             <w:tcW w:w="869" w:type="dxa"/>
-            <w:shd w:val="clear" w:color="auto" w:fill="EEECE1" w:themeFill="background2"/>
-            <w:tcMar>
-              <w:top w:w="80" w:type="dxa"/>
-              <w:left w:w="80" w:type="dxa"/>
-              <w:bottom w:w="80" w:type="dxa"/>
-              <w:right w:w="80" w:type="dxa"/>
-            </w:tcMar>
-          </w:tcPr>
-          <w:p>
-            <w:pPr>
-              <w:jc w:val="center"/>
-              <w:rPr>
-                <w:rFonts w:asciiTheme="minorBidi" w:hAnsiTheme="minorBidi" w:cstheme="minorBidi"/>
-                <w:color w:val="000000" w:themeColor="text1"/>
-                <w:sz w:val="12"/>
-                <w:szCs w:val="12"/>
-              </w:rPr>
-            </w:pPr>
-            <w:r>
-              <w:rPr>
-                <w:rFonts w:asciiTheme="minorBidi" w:hAnsiTheme="minorBidi" w:cstheme="minorBidi"/>
-                <w:color w:val="000000" w:themeColor="text1"/>
-                <w:sz w:val="12"/>
-                <w:szCs w:val="12"/>
-              </w:rPr>
-              <w:t>N/A</w:t>
-            </w:r>
-          </w:p>
-        </w:tc>
-        <w:tc>
-          <w:tcPr>
-            <w:tcW w:w="869" w:type="dxa"/>
-            <w:shd w:val="clear" w:color="auto" w:fill="EEECE1" w:themeFill="background2"/>
-            <w:tcMar>
-              <w:top w:w="80" w:type="dxa"/>
-              <w:left w:w="80" w:type="dxa"/>
-              <w:bottom w:w="80" w:type="dxa"/>
-              <w:right w:w="80" w:type="dxa"/>
-            </w:tcMar>
-          </w:tcPr>
-          <w:p>
-            <w:pPr>
-              <w:jc w:val="center"/>
-              <w:rPr>
-                <w:rFonts w:asciiTheme="minorBidi" w:hAnsiTheme="minorBidi" w:cstheme="minorBidi"/>
-                <w:color w:val="000000" w:themeColor="text1"/>
-                <w:sz w:val="12"/>
-                <w:szCs w:val="12"/>
-              </w:rPr>
-            </w:pPr>
-            <w:r>
-              <w:rPr>
-                <w:rFonts w:asciiTheme="minorBidi" w:hAnsiTheme="minorBidi" w:cstheme="minorBidi"/>
-                <w:color w:val="000000" w:themeColor="text1"/>
+            <w:shd w:val="clear" w:color="auto" w:fill="000000" w:themeFill="text1"/>
+            <w:tcMar>
+              <w:top w:w="80" w:type="dxa"/>
+              <w:left w:w="80" w:type="dxa"/>
+              <w:bottom w:w="80" w:type="dxa"/>
+              <w:right w:w="80" w:type="dxa"/>
+            </w:tcMar>
+          </w:tcPr>
+          <w:p>
+            <w:pPr>
+              <w:jc w:val="center"/>
+              <w:rPr>
+                <w:rFonts w:asciiTheme="minorBidi" w:hAnsiTheme="minorBidi" w:cstheme="minorBidi"/>
+                <w:color w:val="000000" w:themeColor="text1"/>
+                <w:sz w:val="12"/>
+                <w:szCs w:val="12"/>
+              </w:rPr>
+            </w:pPr>
+            <w:r>
+              <w:rPr>
+                <w:rFonts w:asciiTheme="minorBidi" w:hAnsiTheme="minorBidi" w:cstheme="minorBidi"/>
+                <w:color w:val="FFFFFF" w:themeColor="background1"/>
                 <w:sz w:val="12"/>
                 <w:szCs w:val="12"/>
               </w:rPr>
@@ -12050,7 +12048,7 @@
                 <w:sz w:val="12"/>
                 <w:szCs w:val="12"/>
               </w:rPr>
-              <w:t>N/A</w:t>
+              <w:t>1.97</w:t>
             </w:r>
           </w:p>
         </w:tc>
@@ -12575,6 +12573,37 @@
         <w:tc>
           <w:tcPr>
             <w:tcW w:w="869" w:type="dxa"/>
+            <w:shd w:val="clear" w:color="auto" w:fill="auto"/>
+            <w:tcMar>
+              <w:top w:w="80" w:type="dxa"/>
+              <w:left w:w="80" w:type="dxa"/>
+              <w:bottom w:w="80" w:type="dxa"/>
+              <w:right w:w="80" w:type="dxa"/>
+            </w:tcMar>
+          </w:tcPr>
+          <w:p>
+            <w:pPr>
+              <w:jc w:val="center"/>
+              <w:rPr>
+                <w:rFonts w:asciiTheme="minorBidi" w:hAnsiTheme="minorBidi" w:cstheme="minorBidi"/>
+                <w:color w:val="FFFFFF" w:themeColor="background1"/>
+                <w:sz w:val="12"/>
+                <w:szCs w:val="12"/>
+              </w:rPr>
+            </w:pPr>
+            <w:r>
+              <w:rPr>
+                <w:rFonts w:asciiTheme="minorBidi" w:hAnsiTheme="minorBidi" w:cstheme="minorBidi"/>
+                <w:sz w:val="12"/>
+                <w:szCs w:val="12"/>
+              </w:rPr>
+              <w:t>N/A</w:t>
+            </w:r>
+          </w:p>
+        </w:tc>
+        <w:tc>
+          <w:tcPr>
+            <w:tcW w:w="869" w:type="dxa"/>
             <w:shd w:val="clear" w:color="auto" w:fill="403152" w:themeFill="accent4" w:themeFillShade="80"/>
             <w:tcMar>
               <w:top w:w="80" w:type="dxa"/>
@@ -12600,6 +12629,70 @@
                 <w:sz w:val="12"/>
                 <w:szCs w:val="12"/>
               </w:rPr>
+              <w:t>35.32</w:t>
+            </w:r>
+          </w:p>
+        </w:tc>
+        <w:tc>
+          <w:tcPr>
+            <w:tcW w:w="869" w:type="dxa"/>
+            <w:shd w:val="clear" w:color="auto" w:fill="403152" w:themeFill="accent4" w:themeFillShade="80"/>
+            <w:tcMar>
+              <w:top w:w="80" w:type="dxa"/>
+              <w:left w:w="80" w:type="dxa"/>
+              <w:bottom w:w="80" w:type="dxa"/>
+              <w:right w:w="80" w:type="dxa"/>
+            </w:tcMar>
+          </w:tcPr>
+          <w:p>
+            <w:pPr>
+              <w:jc w:val="center"/>
+              <w:rPr>
+                <w:rFonts w:asciiTheme="minorBidi" w:hAnsiTheme="minorBidi" w:cstheme="minorBidi"/>
+                <w:color w:val="FFFFFF" w:themeColor="background1"/>
+                <w:sz w:val="12"/>
+                <w:szCs w:val="12"/>
+              </w:rPr>
+            </w:pPr>
+            <w:r>
+              <w:rPr>
+                <w:rFonts w:asciiTheme="minorBidi" w:hAnsiTheme="minorBidi" w:cstheme="minorBidi"/>
+                <w:color w:val="FFFFFF" w:themeColor="background1"/>
+                <w:sz w:val="12"/>
+                <w:szCs w:val="12"/>
+              </w:rPr>
+              <w:t>21.0</w:t>
+            </w:r>
+          </w:p>
+        </w:tc>
+        <w:tc>
+          <w:tcPr>
+            <w:tcW w:w="869" w:type="dxa"/>
+            <w:shd w:val="clear" w:color="auto" w:fill="EEECE1" w:themeFill="background2"/>
+            <w:tcMar>
+              <w:top w:w="80" w:type="dxa"/>
+              <w:left w:w="80" w:type="dxa"/>
+              <w:bottom w:w="80" w:type="dxa"/>
+              <w:right w:w="80" w:type="dxa"/>
+            </w:tcMar>
+          </w:tcPr>
+          <w:p>
+            <w:pPr>
+              <w:jc w:val="center"/>
+              <w:rPr>
+                <w:rFonts w:asciiTheme="minorBidi" w:hAnsiTheme="minorBidi" w:cstheme="minorBidi"/>
+                <w:color w:val="000000" w:themeColor="text1"/>
+                <w:sz w:val="12"/>
+                <w:szCs w:val="12"/>
+              </w:rPr>
+            </w:pPr>
+            <w:r>
+              <w:rPr>
+                <w:rFonts w:asciiTheme="minorBidi" w:hAnsiTheme="minorBidi" w:cstheme="minorBidi"/>
+                <w:color w:val="000000" w:themeColor="text1"/>
+                <w:sz w:val="12"/>
+                <w:szCs w:val="12"/>
+              </w:rPr>
               <w:t>N/A</w:t>
             </w:r>
           </w:p>
@@ -12607,70 +12700,6 @@
         <w:tc>
           <w:tcPr>
             <w:tcW w:w="869" w:type="dxa"/>
-            <w:shd w:val="clear" w:color="auto" w:fill="403152" w:themeFill="accent4" w:themeFillShade="80"/>
-            <w:tcMar>
-              <w:top w:w="80" w:type="dxa"/>
-              <w:left w:w="80" w:type="dxa"/>
-              <w:bottom w:w="80" w:type="dxa"/>
-              <w:right w:w="80" w:type="dxa"/>
-            </w:tcMar>
-          </w:tcPr>
-          <w:p>
-            <w:pPr>
-              <w:jc w:val="center"/>
-              <w:rPr>
-                <w:rFonts w:asciiTheme="minorBidi" w:hAnsiTheme="minorBidi" w:cstheme="minorBidi"/>
-                <w:color w:val="FFFFFF" w:themeColor="background1"/>
-                <w:sz w:val="12"/>
-                <w:szCs w:val="12"/>
-              </w:rPr>
-            </w:pPr>
-            <w:r>
-              <w:rPr>
-                <w:rFonts w:asciiTheme="minorBidi" w:hAnsiTheme="minorBidi" w:cstheme="minorBidi"/>
-                <w:color w:val="FFFFFF" w:themeColor="background1"/>
-                <w:sz w:val="12"/>
-                <w:szCs w:val="12"/>
-              </w:rPr>
-              <w:t>35.32</w:t>
-            </w:r>
-          </w:p>
-        </w:tc>
-        <w:tc>
-          <w:tcPr>
-            <w:tcW w:w="869" w:type="dxa"/>
-            <w:shd w:val="clear" w:color="auto" w:fill="403152" w:themeFill="accent4" w:themeFillShade="80"/>
-            <w:tcMar>
-              <w:top w:w="80" w:type="dxa"/>
-              <w:left w:w="80" w:type="dxa"/>
-              <w:bottom w:w="80" w:type="dxa"/>
-              <w:right w:w="80" w:type="dxa"/>
-            </w:tcMar>
-          </w:tcPr>
-          <w:p>
-            <w:pPr>
-              <w:jc w:val="center"/>
-              <w:rPr>
-                <w:rFonts w:asciiTheme="minorBidi" w:hAnsiTheme="minorBidi" w:cstheme="minorBidi"/>
-                <w:color w:val="FFFFFF" w:themeColor="background1"/>
-                <w:sz w:val="12"/>
-                <w:szCs w:val="12"/>
-              </w:rPr>
-            </w:pPr>
-            <w:r>
-              <w:rPr>
-                <w:rFonts w:asciiTheme="minorBidi" w:hAnsiTheme="minorBidi" w:cstheme="minorBidi"/>
-                <w:color w:val="FFFFFF" w:themeColor="background1"/>
-                <w:sz w:val="12"/>
-                <w:szCs w:val="12"/>
-              </w:rPr>
-              <w:t>21.0</w:t>
-            </w:r>
-          </w:p>
-        </w:tc>
-        <w:tc>
-          <w:tcPr>
-            <w:tcW w:w="869" w:type="dxa"/>
             <w:shd w:val="clear" w:color="auto" w:fill="EEECE1" w:themeFill="background2"/>
             <w:tcMar>
               <w:top w:w="80" w:type="dxa"/>
@@ -12703,60 +12732,28 @@
         <w:tc>
           <w:tcPr>
             <w:tcW w:w="869" w:type="dxa"/>
-            <w:shd w:val="clear" w:color="auto" w:fill="EEECE1" w:themeFill="background2"/>
-            <w:tcMar>
-              <w:top w:w="80" w:type="dxa"/>
-              <w:left w:w="80" w:type="dxa"/>
-              <w:bottom w:w="80" w:type="dxa"/>
-              <w:right w:w="80" w:type="dxa"/>
-            </w:tcMar>
-          </w:tcPr>
-          <w:p>
-            <w:pPr>
-              <w:jc w:val="center"/>
-              <w:rPr>
-                <w:rFonts w:asciiTheme="minorBidi" w:hAnsiTheme="minorBidi" w:cstheme="minorBidi"/>
-                <w:color w:val="000000" w:themeColor="text1"/>
-                <w:sz w:val="12"/>
-                <w:szCs w:val="12"/>
-              </w:rPr>
-            </w:pPr>
-            <w:r>
-              <w:rPr>
-                <w:rFonts w:asciiTheme="minorBidi" w:hAnsiTheme="minorBidi" w:cstheme="minorBidi"/>
-                <w:color w:val="000000" w:themeColor="text1"/>
-                <w:sz w:val="12"/>
-                <w:szCs w:val="12"/>
-              </w:rPr>
-              <w:t>N/A</w:t>
-            </w:r>
-          </w:p>
-        </w:tc>
-        <w:tc>
-          <w:tcPr>
-            <w:tcW w:w="869" w:type="dxa"/>
-            <w:shd w:val="clear" w:color="auto" w:fill="EEECE1" w:themeFill="background2"/>
-            <w:tcMar>
-              <w:top w:w="80" w:type="dxa"/>
-              <w:left w:w="80" w:type="dxa"/>
-              <w:bottom w:w="80" w:type="dxa"/>
-              <w:right w:w="80" w:type="dxa"/>
-            </w:tcMar>
-          </w:tcPr>
-          <w:p>
-            <w:pPr>
-              <w:jc w:val="center"/>
-              <w:rPr>
-                <w:rFonts w:asciiTheme="minorBidi" w:hAnsiTheme="minorBidi" w:cstheme="minorBidi"/>
-                <w:color w:val="000000" w:themeColor="text1"/>
-                <w:sz w:val="12"/>
-                <w:szCs w:val="12"/>
-              </w:rPr>
-            </w:pPr>
-            <w:r>
-              <w:rPr>
-                <w:rFonts w:asciiTheme="minorBidi" w:hAnsiTheme="minorBidi" w:cstheme="minorBidi"/>
-                <w:color w:val="000000" w:themeColor="text1"/>
+            <w:shd w:val="clear" w:color="auto" w:fill="000000" w:themeFill="text1"/>
+            <w:tcMar>
+              <w:top w:w="80" w:type="dxa"/>
+              <w:left w:w="80" w:type="dxa"/>
+              <w:bottom w:w="80" w:type="dxa"/>
+              <w:right w:w="80" w:type="dxa"/>
+            </w:tcMar>
+          </w:tcPr>
+          <w:p>
+            <w:pPr>
+              <w:jc w:val="center"/>
+              <w:rPr>
+                <w:rFonts w:asciiTheme="minorBidi" w:hAnsiTheme="minorBidi" w:cstheme="minorBidi"/>
+                <w:color w:val="000000" w:themeColor="text1"/>
+                <w:sz w:val="12"/>
+                <w:szCs w:val="12"/>
+              </w:rPr>
+            </w:pPr>
+            <w:r>
+              <w:rPr>
+                <w:rFonts w:asciiTheme="minorBidi" w:hAnsiTheme="minorBidi" w:cstheme="minorBidi"/>
+                <w:color w:val="FFFFFF" w:themeColor="background1"/>
                 <w:sz w:val="12"/>
                 <w:szCs w:val="12"/>
               </w:rPr>
@@ -13285,6 +13282,37 @@
         <w:tc>
           <w:tcPr>
             <w:tcW w:w="869" w:type="dxa"/>
+            <w:shd w:val="clear" w:color="auto" w:fill="auto"/>
+            <w:tcMar>
+              <w:top w:w="80" w:type="dxa"/>
+              <w:left w:w="80" w:type="dxa"/>
+              <w:bottom w:w="80" w:type="dxa"/>
+              <w:right w:w="80" w:type="dxa"/>
+            </w:tcMar>
+          </w:tcPr>
+          <w:p>
+            <w:pPr>
+              <w:jc w:val="center"/>
+              <w:rPr>
+                <w:rFonts w:asciiTheme="minorBidi" w:hAnsiTheme="minorBidi" w:cstheme="minorBidi"/>
+                <w:color w:val="FFFFFF" w:themeColor="background1"/>
+                <w:sz w:val="12"/>
+                <w:szCs w:val="12"/>
+              </w:rPr>
+            </w:pPr>
+            <w:r>
+              <w:rPr>
+                <w:rFonts w:asciiTheme="minorBidi" w:hAnsiTheme="minorBidi" w:cstheme="minorBidi"/>
+                <w:sz w:val="12"/>
+                <w:szCs w:val="12"/>
+              </w:rPr>
+              <w:t>N/A</w:t>
+            </w:r>
+          </w:p>
+        </w:tc>
+        <w:tc>
+          <w:tcPr>
+            <w:tcW w:w="869" w:type="dxa"/>
             <w:shd w:val="clear" w:color="auto" w:fill="403152" w:themeFill="accent4" w:themeFillShade="80"/>
             <w:tcMar>
               <w:top w:w="80" w:type="dxa"/>
@@ -13310,6 +13338,70 @@
                 <w:sz w:val="12"/>
                 <w:szCs w:val="12"/>
               </w:rPr>
+              <w:t>31.14</w:t>
+            </w:r>
+          </w:p>
+        </w:tc>
+        <w:tc>
+          <w:tcPr>
+            <w:tcW w:w="869" w:type="dxa"/>
+            <w:shd w:val="clear" w:color="auto" w:fill="403152" w:themeFill="accent4" w:themeFillShade="80"/>
+            <w:tcMar>
+              <w:top w:w="80" w:type="dxa"/>
+              <w:left w:w="80" w:type="dxa"/>
+              <w:bottom w:w="80" w:type="dxa"/>
+              <w:right w:w="80" w:type="dxa"/>
+            </w:tcMar>
+          </w:tcPr>
+          <w:p>
+            <w:pPr>
+              <w:jc w:val="center"/>
+              <w:rPr>
+                <w:rFonts w:asciiTheme="minorBidi" w:hAnsiTheme="minorBidi" w:cstheme="minorBidi"/>
+                <w:color w:val="FFFFFF" w:themeColor="background1"/>
+                <w:sz w:val="12"/>
+                <w:szCs w:val="12"/>
+              </w:rPr>
+            </w:pPr>
+            <w:r>
+              <w:rPr>
+                <w:rFonts w:asciiTheme="minorBidi" w:hAnsiTheme="minorBidi" w:cstheme="minorBidi"/>
+                <w:color w:val="FFFFFF" w:themeColor="background1"/>
+                <w:sz w:val="12"/>
+                <w:szCs w:val="12"/>
+              </w:rPr>
+              <w:t>50.9</w:t>
+            </w:r>
+          </w:p>
+        </w:tc>
+        <w:tc>
+          <w:tcPr>
+            <w:tcW w:w="869" w:type="dxa"/>
+            <w:shd w:val="clear" w:color="auto" w:fill="EEECE1" w:themeFill="background2"/>
+            <w:tcMar>
+              <w:top w:w="80" w:type="dxa"/>
+              <w:left w:w="80" w:type="dxa"/>
+              <w:bottom w:w="80" w:type="dxa"/>
+              <w:right w:w="80" w:type="dxa"/>
+            </w:tcMar>
+          </w:tcPr>
+          <w:p>
+            <w:pPr>
+              <w:jc w:val="center"/>
+              <w:rPr>
+                <w:rFonts w:asciiTheme="minorBidi" w:hAnsiTheme="minorBidi" w:cstheme="minorBidi"/>
+                <w:color w:val="000000" w:themeColor="text1"/>
+                <w:sz w:val="12"/>
+                <w:szCs w:val="12"/>
+              </w:rPr>
+            </w:pPr>
+            <w:r>
+              <w:rPr>
+                <w:rFonts w:asciiTheme="minorBidi" w:hAnsiTheme="minorBidi" w:cstheme="minorBidi"/>
+                <w:color w:val="000000" w:themeColor="text1"/>
+                <w:sz w:val="12"/>
+                <w:szCs w:val="12"/>
+              </w:rPr>
               <w:t>N/A</w:t>
             </w:r>
           </w:p>
@@ -13317,70 +13409,6 @@
         <w:tc>
           <w:tcPr>
             <w:tcW w:w="869" w:type="dxa"/>
-            <w:shd w:val="clear" w:color="auto" w:fill="403152" w:themeFill="accent4" w:themeFillShade="80"/>
-            <w:tcMar>
-              <w:top w:w="80" w:type="dxa"/>
-              <w:left w:w="80" w:type="dxa"/>
-              <w:bottom w:w="80" w:type="dxa"/>
-              <w:right w:w="80" w:type="dxa"/>
-            </w:tcMar>
-          </w:tcPr>
-          <w:p>
-            <w:pPr>
-              <w:jc w:val="center"/>
-              <w:rPr>
-                <w:rFonts w:asciiTheme="minorBidi" w:hAnsiTheme="minorBidi" w:cstheme="minorBidi"/>
-                <w:color w:val="FFFFFF" w:themeColor="background1"/>
-                <w:sz w:val="12"/>
-                <w:szCs w:val="12"/>
-              </w:rPr>
-            </w:pPr>
-            <w:r>
-              <w:rPr>
-                <w:rFonts w:asciiTheme="minorBidi" w:hAnsiTheme="minorBidi" w:cstheme="minorBidi"/>
-                <w:color w:val="FFFFFF" w:themeColor="background1"/>
-                <w:sz w:val="12"/>
-                <w:szCs w:val="12"/>
-              </w:rPr>
-              <w:t>31.14</w:t>
-            </w:r>
-          </w:p>
-        </w:tc>
-        <w:tc>
-          <w:tcPr>
-            <w:tcW w:w="869" w:type="dxa"/>
-            <w:shd w:val="clear" w:color="auto" w:fill="403152" w:themeFill="accent4" w:themeFillShade="80"/>
-            <w:tcMar>
-              <w:top w:w="80" w:type="dxa"/>
-              <w:left w:w="80" w:type="dxa"/>
-              <w:bottom w:w="80" w:type="dxa"/>
-              <w:right w:w="80" w:type="dxa"/>
-            </w:tcMar>
-          </w:tcPr>
-          <w:p>
-            <w:pPr>
-              <w:jc w:val="center"/>
-              <w:rPr>
-                <w:rFonts w:asciiTheme="minorBidi" w:hAnsiTheme="minorBidi" w:cstheme="minorBidi"/>
-                <w:color w:val="FFFFFF" w:themeColor="background1"/>
-                <w:sz w:val="12"/>
-                <w:szCs w:val="12"/>
-              </w:rPr>
-            </w:pPr>
-            <w:r>
-              <w:rPr>
-                <w:rFonts w:asciiTheme="minorBidi" w:hAnsiTheme="minorBidi" w:cstheme="minorBidi"/>
-                <w:color w:val="FFFFFF" w:themeColor="background1"/>
-                <w:sz w:val="12"/>
-                <w:szCs w:val="12"/>
-              </w:rPr>
-              <w:t>50.9</w:t>
-            </w:r>
-          </w:p>
-        </w:tc>
-        <w:tc>
-          <w:tcPr>
-            <w:tcW w:w="869" w:type="dxa"/>
             <w:shd w:val="clear" w:color="auto" w:fill="EEECE1" w:themeFill="background2"/>
             <w:tcMar>
               <w:top w:w="80" w:type="dxa"/>
@@ -13413,60 +13441,28 @@
         <w:tc>
           <w:tcPr>
             <w:tcW w:w="869" w:type="dxa"/>
-            <w:shd w:val="clear" w:color="auto" w:fill="EEECE1" w:themeFill="background2"/>
-            <w:tcMar>
-              <w:top w:w="80" w:type="dxa"/>
-              <w:left w:w="80" w:type="dxa"/>
-              <w:bottom w:w="80" w:type="dxa"/>
-              <w:right w:w="80" w:type="dxa"/>
-            </w:tcMar>
-          </w:tcPr>
-          <w:p>
-            <w:pPr>
-              <w:jc w:val="center"/>
-              <w:rPr>
-                <w:rFonts w:asciiTheme="minorBidi" w:hAnsiTheme="minorBidi" w:cstheme="minorBidi"/>
-                <w:color w:val="000000" w:themeColor="text1"/>
-                <w:sz w:val="12"/>
-                <w:szCs w:val="12"/>
-              </w:rPr>
-            </w:pPr>
-            <w:r>
-              <w:rPr>
-                <w:rFonts w:asciiTheme="minorBidi" w:hAnsiTheme="minorBidi" w:cstheme="minorBidi"/>
-                <w:color w:val="000000" w:themeColor="text1"/>
-                <w:sz w:val="12"/>
-                <w:szCs w:val="12"/>
-              </w:rPr>
-              <w:t>N/A</w:t>
-            </w:r>
-          </w:p>
-        </w:tc>
-        <w:tc>
-          <w:tcPr>
-            <w:tcW w:w="869" w:type="dxa"/>
-            <w:shd w:val="clear" w:color="auto" w:fill="EEECE1" w:themeFill="background2"/>
-            <w:tcMar>
-              <w:top w:w="80" w:type="dxa"/>
-              <w:left w:w="80" w:type="dxa"/>
-              <w:bottom w:w="80" w:type="dxa"/>
-              <w:right w:w="80" w:type="dxa"/>
-            </w:tcMar>
-          </w:tcPr>
-          <w:p>
-            <w:pPr>
-              <w:jc w:val="center"/>
-              <w:rPr>
-                <w:rFonts w:asciiTheme="minorBidi" w:hAnsiTheme="minorBidi" w:cstheme="minorBidi"/>
-                <w:color w:val="000000" w:themeColor="text1"/>
-                <w:sz w:val="12"/>
-                <w:szCs w:val="12"/>
-              </w:rPr>
-            </w:pPr>
-            <w:r>
-              <w:rPr>
-                <w:rFonts w:asciiTheme="minorBidi" w:hAnsiTheme="minorBidi" w:cstheme="minorBidi"/>
-                <w:color w:val="000000" w:themeColor="text1"/>
+            <w:shd w:val="clear" w:color="auto" w:fill="000000" w:themeFill="text1"/>
+            <w:tcMar>
+              <w:top w:w="80" w:type="dxa"/>
+              <w:left w:w="80" w:type="dxa"/>
+              <w:bottom w:w="80" w:type="dxa"/>
+              <w:right w:w="80" w:type="dxa"/>
+            </w:tcMar>
+          </w:tcPr>
+          <w:p>
+            <w:pPr>
+              <w:jc w:val="center"/>
+              <w:rPr>
+                <w:rFonts w:asciiTheme="minorBidi" w:hAnsiTheme="minorBidi" w:cstheme="minorBidi"/>
+                <w:color w:val="000000" w:themeColor="text1"/>
+                <w:sz w:val="12"/>
+                <w:szCs w:val="12"/>
+              </w:rPr>
+            </w:pPr>
+            <w:r>
+              <w:rPr>
+                <w:rFonts w:asciiTheme="minorBidi" w:hAnsiTheme="minorBidi" w:cstheme="minorBidi"/>
+                <w:color w:val="FFFFFF" w:themeColor="background1"/>
                 <w:sz w:val="12"/>
                 <w:szCs w:val="12"/>
               </w:rPr>
@@ -13995,6 +13991,37 @@
         <w:tc>
           <w:tcPr>
             <w:tcW w:w="869" w:type="dxa"/>
+            <w:shd w:val="clear" w:color="auto" w:fill="auto"/>
+            <w:tcMar>
+              <w:top w:w="80" w:type="dxa"/>
+              <w:left w:w="80" w:type="dxa"/>
+              <w:bottom w:w="80" w:type="dxa"/>
+              <w:right w:w="80" w:type="dxa"/>
+            </w:tcMar>
+          </w:tcPr>
+          <w:p>
+            <w:pPr>
+              <w:jc w:val="center"/>
+              <w:rPr>
+                <w:rFonts w:asciiTheme="minorBidi" w:hAnsiTheme="minorBidi" w:cstheme="minorBidi"/>
+                <w:color w:val="FFFFFF" w:themeColor="background1"/>
+                <w:sz w:val="12"/>
+                <w:szCs w:val="12"/>
+              </w:rPr>
+            </w:pPr>
+            <w:r>
+              <w:rPr>
+                <w:rFonts w:asciiTheme="minorBidi" w:hAnsiTheme="minorBidi" w:cstheme="minorBidi"/>
+                <w:sz w:val="12"/>
+                <w:szCs w:val="12"/>
+              </w:rPr>
+              <w:t>N/A</w:t>
+            </w:r>
+          </w:p>
+        </w:tc>
+        <w:tc>
+          <w:tcPr>
+            <w:tcW w:w="869" w:type="dxa"/>
             <w:shd w:val="clear" w:color="auto" w:fill="403152" w:themeFill="accent4" w:themeFillShade="80"/>
             <w:tcMar>
               <w:top w:w="80" w:type="dxa"/>
@@ -14020,6 +14047,70 @@
                 <w:sz w:val="12"/>
                 <w:szCs w:val="12"/>
               </w:rPr>
+              <w:t>26.02</w:t>
+            </w:r>
+          </w:p>
+        </w:tc>
+        <w:tc>
+          <w:tcPr>
+            <w:tcW w:w="869" w:type="dxa"/>
+            <w:shd w:val="clear" w:color="auto" w:fill="403152" w:themeFill="accent4" w:themeFillShade="80"/>
+            <w:tcMar>
+              <w:top w:w="80" w:type="dxa"/>
+              <w:left w:w="80" w:type="dxa"/>
+              <w:bottom w:w="80" w:type="dxa"/>
+              <w:right w:w="80" w:type="dxa"/>
+            </w:tcMar>
+          </w:tcPr>
+          <w:p>
+            <w:pPr>
+              <w:jc w:val="center"/>
+              <w:rPr>
+                <w:rFonts w:asciiTheme="minorBidi" w:hAnsiTheme="minorBidi" w:cstheme="minorBidi"/>
+                <w:color w:val="FFFFFF" w:themeColor="background1"/>
+                <w:sz w:val="12"/>
+                <w:szCs w:val="12"/>
+              </w:rPr>
+            </w:pPr>
+            <w:r>
+              <w:rPr>
+                <w:rFonts w:asciiTheme="minorBidi" w:hAnsiTheme="minorBidi" w:cstheme="minorBidi"/>
+                <w:color w:val="FFFFFF" w:themeColor="background1"/>
+                <w:sz w:val="12"/>
+                <w:szCs w:val="12"/>
+              </w:rPr>
+              <w:t>2138.93</w:t>
+            </w:r>
+          </w:p>
+        </w:tc>
+        <w:tc>
+          <w:tcPr>
+            <w:tcW w:w="869" w:type="dxa"/>
+            <w:shd w:val="clear" w:color="auto" w:fill="EEECE1" w:themeFill="background2"/>
+            <w:tcMar>
+              <w:top w:w="80" w:type="dxa"/>
+              <w:left w:w="80" w:type="dxa"/>
+              <w:bottom w:w="80" w:type="dxa"/>
+              <w:right w:w="80" w:type="dxa"/>
+            </w:tcMar>
+          </w:tcPr>
+          <w:p>
+            <w:pPr>
+              <w:jc w:val="center"/>
+              <w:rPr>
+                <w:rFonts w:asciiTheme="minorBidi" w:hAnsiTheme="minorBidi" w:cstheme="minorBidi"/>
+                <w:color w:val="000000" w:themeColor="text1"/>
+                <w:sz w:val="12"/>
+                <w:szCs w:val="12"/>
+              </w:rPr>
+            </w:pPr>
+            <w:r>
+              <w:rPr>
+                <w:rFonts w:asciiTheme="minorBidi" w:hAnsiTheme="minorBidi" w:cstheme="minorBidi"/>
+                <w:color w:val="000000" w:themeColor="text1"/>
+                <w:sz w:val="12"/>
+                <w:szCs w:val="12"/>
+              </w:rPr>
               <w:t>N/A</w:t>
             </w:r>
           </w:p>
@@ -14027,70 +14118,6 @@
         <w:tc>
           <w:tcPr>
             <w:tcW w:w="869" w:type="dxa"/>
-            <w:shd w:val="clear" w:color="auto" w:fill="403152" w:themeFill="accent4" w:themeFillShade="80"/>
-            <w:tcMar>
-              <w:top w:w="80" w:type="dxa"/>
-              <w:left w:w="80" w:type="dxa"/>
-              <w:bottom w:w="80" w:type="dxa"/>
-              <w:right w:w="80" w:type="dxa"/>
-            </w:tcMar>
-          </w:tcPr>
-          <w:p>
-            <w:pPr>
-              <w:jc w:val="center"/>
-              <w:rPr>
-                <w:rFonts w:asciiTheme="minorBidi" w:hAnsiTheme="minorBidi" w:cstheme="minorBidi"/>
-                <w:color w:val="FFFFFF" w:themeColor="background1"/>
-                <w:sz w:val="12"/>
-                <w:szCs w:val="12"/>
-              </w:rPr>
-            </w:pPr>
-            <w:r>
-              <w:rPr>
-                <w:rFonts w:asciiTheme="minorBidi" w:hAnsiTheme="minorBidi" w:cstheme="minorBidi"/>
-                <w:color w:val="FFFFFF" w:themeColor="background1"/>
-                <w:sz w:val="12"/>
-                <w:szCs w:val="12"/>
-              </w:rPr>
-              <w:t>26.02</w:t>
-            </w:r>
-          </w:p>
-        </w:tc>
-        <w:tc>
-          <w:tcPr>
-            <w:tcW w:w="869" w:type="dxa"/>
-            <w:shd w:val="clear" w:color="auto" w:fill="403152" w:themeFill="accent4" w:themeFillShade="80"/>
-            <w:tcMar>
-              <w:top w:w="80" w:type="dxa"/>
-              <w:left w:w="80" w:type="dxa"/>
-              <w:bottom w:w="80" w:type="dxa"/>
-              <w:right w:w="80" w:type="dxa"/>
-            </w:tcMar>
-          </w:tcPr>
-          <w:p>
-            <w:pPr>
-              <w:jc w:val="center"/>
-              <w:rPr>
-                <w:rFonts w:asciiTheme="minorBidi" w:hAnsiTheme="minorBidi" w:cstheme="minorBidi"/>
-                <w:color w:val="FFFFFF" w:themeColor="background1"/>
-                <w:sz w:val="12"/>
-                <w:szCs w:val="12"/>
-              </w:rPr>
-            </w:pPr>
-            <w:r>
-              <w:rPr>
-                <w:rFonts w:asciiTheme="minorBidi" w:hAnsiTheme="minorBidi" w:cstheme="minorBidi"/>
-                <w:color w:val="FFFFFF" w:themeColor="background1"/>
-                <w:sz w:val="12"/>
-                <w:szCs w:val="12"/>
-              </w:rPr>
-              <w:t>2138.93</w:t>
-            </w:r>
-          </w:p>
-        </w:tc>
-        <w:tc>
-          <w:tcPr>
-            <w:tcW w:w="869" w:type="dxa"/>
             <w:shd w:val="clear" w:color="auto" w:fill="EEECE1" w:themeFill="background2"/>
             <w:tcMar>
               <w:top w:w="80" w:type="dxa"/>
@@ -14123,60 +14150,28 @@
         <w:tc>
           <w:tcPr>
             <w:tcW w:w="869" w:type="dxa"/>
-            <w:shd w:val="clear" w:color="auto" w:fill="EEECE1" w:themeFill="background2"/>
-            <w:tcMar>
-              <w:top w:w="80" w:type="dxa"/>
-              <w:left w:w="80" w:type="dxa"/>
-              <w:bottom w:w="80" w:type="dxa"/>
-              <w:right w:w="80" w:type="dxa"/>
-            </w:tcMar>
-          </w:tcPr>
-          <w:p>
-            <w:pPr>
-              <w:jc w:val="center"/>
-              <w:rPr>
-                <w:rFonts w:asciiTheme="minorBidi" w:hAnsiTheme="minorBidi" w:cstheme="minorBidi"/>
-                <w:color w:val="000000" w:themeColor="text1"/>
-                <w:sz w:val="12"/>
-                <w:szCs w:val="12"/>
-              </w:rPr>
-            </w:pPr>
-            <w:r>
-              <w:rPr>
-                <w:rFonts w:asciiTheme="minorBidi" w:hAnsiTheme="minorBidi" w:cstheme="minorBidi"/>
-                <w:color w:val="000000" w:themeColor="text1"/>
-                <w:sz w:val="12"/>
-                <w:szCs w:val="12"/>
-              </w:rPr>
-              <w:t>N/A</w:t>
-            </w:r>
-          </w:p>
-        </w:tc>
-        <w:tc>
-          <w:tcPr>
-            <w:tcW w:w="869" w:type="dxa"/>
-            <w:shd w:val="clear" w:color="auto" w:fill="EEECE1" w:themeFill="background2"/>
-            <w:tcMar>
-              <w:top w:w="80" w:type="dxa"/>
-              <w:left w:w="80" w:type="dxa"/>
-              <w:bottom w:w="80" w:type="dxa"/>
-              <w:right w:w="80" w:type="dxa"/>
-            </w:tcMar>
-          </w:tcPr>
-          <w:p>
-            <w:pPr>
-              <w:jc w:val="center"/>
-              <w:rPr>
-                <w:rFonts w:asciiTheme="minorBidi" w:hAnsiTheme="minorBidi" w:cstheme="minorBidi"/>
-                <w:color w:val="000000" w:themeColor="text1"/>
-                <w:sz w:val="12"/>
-                <w:szCs w:val="12"/>
-              </w:rPr>
-            </w:pPr>
-            <w:r>
-              <w:rPr>
-                <w:rFonts w:asciiTheme="minorBidi" w:hAnsiTheme="minorBidi" w:cstheme="minorBidi"/>
-                <w:color w:val="000000" w:themeColor="text1"/>
+            <w:shd w:val="clear" w:color="auto" w:fill="000000" w:themeFill="text1"/>
+            <w:tcMar>
+              <w:top w:w="80" w:type="dxa"/>
+              <w:left w:w="80" w:type="dxa"/>
+              <w:bottom w:w="80" w:type="dxa"/>
+              <w:right w:w="80" w:type="dxa"/>
+            </w:tcMar>
+          </w:tcPr>
+          <w:p>
+            <w:pPr>
+              <w:jc w:val="center"/>
+              <w:rPr>
+                <w:rFonts w:asciiTheme="minorBidi" w:hAnsiTheme="minorBidi" w:cstheme="minorBidi"/>
+                <w:color w:val="000000" w:themeColor="text1"/>
+                <w:sz w:val="12"/>
+                <w:szCs w:val="12"/>
+              </w:rPr>
+            </w:pPr>
+            <w:r>
+              <w:rPr>
+                <w:rFonts w:asciiTheme="minorBidi" w:hAnsiTheme="minorBidi" w:cstheme="minorBidi"/>
+                <w:color w:val="FFFFFF" w:themeColor="background1"/>
                 <w:sz w:val="12"/>
                 <w:szCs w:val="12"/>
               </w:rPr>
@@ -14890,7 +14885,7 @@
                 <w:sz w:val="12"/>
                 <w:szCs w:val="12"/>
               </w:rPr>
-              <w:t>N/A</w:t>
+              <w:t>87.72</w:t>
             </w:r>
           </w:p>
         </w:tc>
@@ -16310,7 +16305,7 @@
                 <w:sz w:val="12"/>
                 <w:szCs w:val="12"/>
               </w:rPr>
-              <w:t>N/A</w:t>
+              <w:t>0.68</w:t>
             </w:r>
           </w:p>
         </w:tc>

--- a/Evaluations/BenchmarkEvaluations/BenchmarkComparison.docx
+++ b/Evaluations/BenchmarkEvaluations/BenchmarkComparison.docx
@@ -8427,6 +8427,40 @@
                 <w:color w:val="000000" w:themeColor="text1"/>
                 <w:sz w:val="12"/>
                 <w:szCs w:val="12"/>
+                <w:lang w:val="en-US"/>
+              </w:rPr>
+            </w:pPr>
+            <w:r>
+              <w:rPr>
+                <w:rFonts w:asciiTheme="minorBidi" w:hAnsiTheme="minorBidi" w:cstheme="minorBidi"/>
+                <w:color w:val="000000" w:themeColor="text1"/>
+                <w:sz w:val="12"/>
+                <w:szCs w:val="12"/>
+                <w:lang w:val="en-US"/>
+              </w:rPr>
+              <w:t>63.27</w:t>
+            </w:r>
+          </w:p>
+        </w:tc>
+        <w:tc>
+          <w:tcPr>
+            <w:tcW w:w="869" w:type="dxa"/>
+            <w:shd w:val="clear" w:color="auto" w:fill="EEECE1" w:themeFill="background2"/>
+            <w:tcMar>
+              <w:top w:w="80" w:type="dxa"/>
+              <w:left w:w="80" w:type="dxa"/>
+              <w:bottom w:w="80" w:type="dxa"/>
+              <w:right w:w="80" w:type="dxa"/>
+            </w:tcMar>
+          </w:tcPr>
+          <w:p>
+            <w:pPr>
+              <w:jc w:val="center"/>
+              <w:rPr>
+                <w:rFonts w:asciiTheme="minorBidi" w:hAnsiTheme="minorBidi" w:cstheme="minorBidi"/>
+                <w:color w:val="000000" w:themeColor="text1"/>
+                <w:sz w:val="12"/>
+                <w:szCs w:val="12"/>
               </w:rPr>
             </w:pPr>
             <w:r>
@@ -8443,6 +8477,38 @@
         <w:tc>
           <w:tcPr>
             <w:tcW w:w="869" w:type="dxa"/>
+            <w:shd w:val="clear" w:color="auto" w:fill="000000" w:themeFill="text1"/>
+            <w:tcMar>
+              <w:top w:w="80" w:type="dxa"/>
+              <w:left w:w="80" w:type="dxa"/>
+              <w:bottom w:w="80" w:type="dxa"/>
+              <w:right w:w="80" w:type="dxa"/>
+            </w:tcMar>
+          </w:tcPr>
+          <w:p>
+            <w:pPr>
+              <w:jc w:val="center"/>
+              <w:rPr>
+                <w:rFonts w:asciiTheme="minorBidi" w:hAnsiTheme="minorBidi" w:cstheme="minorBidi"/>
+                <w:color w:val="000000" w:themeColor="text1"/>
+                <w:sz w:val="12"/>
+                <w:szCs w:val="12"/>
+              </w:rPr>
+            </w:pPr>
+            <w:r>
+              <w:rPr>
+                <w:rFonts w:asciiTheme="minorBidi" w:hAnsiTheme="minorBidi" w:cstheme="minorBidi"/>
+                <w:color w:val="FFFFFF" w:themeColor="background1"/>
+                <w:sz w:val="12"/>
+                <w:szCs w:val="12"/>
+              </w:rPr>
+              <w:t>N/A</w:t>
+            </w:r>
+          </w:p>
+        </w:tc>
+        <w:tc>
+          <w:tcPr>
+            <w:tcW w:w="869" w:type="dxa"/>
             <w:shd w:val="clear" w:color="auto" w:fill="EEECE1" w:themeFill="background2"/>
             <w:tcMar>
               <w:top w:w="80" w:type="dxa"/>
@@ -8468,39 +8534,7 @@
                 <w:sz w:val="12"/>
                 <w:szCs w:val="12"/>
               </w:rPr>
-              <w:t>N/A</w:t>
-            </w:r>
-          </w:p>
-        </w:tc>
-        <w:tc>
-          <w:tcPr>
-            <w:tcW w:w="869" w:type="dxa"/>
-            <w:shd w:val="clear" w:color="auto" w:fill="000000" w:themeFill="text1"/>
-            <w:tcMar>
-              <w:top w:w="80" w:type="dxa"/>
-              <w:left w:w="80" w:type="dxa"/>
-              <w:bottom w:w="80" w:type="dxa"/>
-              <w:right w:w="80" w:type="dxa"/>
-            </w:tcMar>
-          </w:tcPr>
-          <w:p>
-            <w:pPr>
-              <w:jc w:val="center"/>
-              <w:rPr>
-                <w:rFonts w:asciiTheme="minorBidi" w:hAnsiTheme="minorBidi" w:cstheme="minorBidi"/>
-                <w:color w:val="000000" w:themeColor="text1"/>
-                <w:sz w:val="12"/>
-                <w:szCs w:val="12"/>
-              </w:rPr>
-            </w:pPr>
-            <w:r>
-              <w:rPr>
-                <w:rFonts w:asciiTheme="minorBidi" w:hAnsiTheme="minorBidi" w:cstheme="minorBidi"/>
-                <w:color w:val="FFFFFF" w:themeColor="background1"/>
-                <w:sz w:val="12"/>
-                <w:szCs w:val="12"/>
-              </w:rPr>
-              <w:t>N/A</w:t>
+              <w:t>38.99</w:t>
             </w:r>
           </w:p>
         </w:tc>
@@ -8532,39 +8566,7 @@
                 <w:sz w:val="12"/>
                 <w:szCs w:val="12"/>
               </w:rPr>
-              <w:t>N/A</w:t>
-            </w:r>
-          </w:p>
-        </w:tc>
-        <w:tc>
-          <w:tcPr>
-            <w:tcW w:w="869" w:type="dxa"/>
-            <w:shd w:val="clear" w:color="auto" w:fill="EEECE1" w:themeFill="background2"/>
-            <w:tcMar>
-              <w:top w:w="80" w:type="dxa"/>
-              <w:left w:w="80" w:type="dxa"/>
-              <w:bottom w:w="80" w:type="dxa"/>
-              <w:right w:w="80" w:type="dxa"/>
-            </w:tcMar>
-          </w:tcPr>
-          <w:p>
-            <w:pPr>
-              <w:jc w:val="center"/>
-              <w:rPr>
-                <w:rFonts w:asciiTheme="minorBidi" w:hAnsiTheme="minorBidi" w:cstheme="minorBidi"/>
-                <w:color w:val="000000" w:themeColor="text1"/>
-                <w:sz w:val="12"/>
-                <w:szCs w:val="12"/>
-              </w:rPr>
-            </w:pPr>
-            <w:r>
-              <w:rPr>
-                <w:rFonts w:asciiTheme="minorBidi" w:hAnsiTheme="minorBidi" w:cstheme="minorBidi"/>
-                <w:color w:val="000000" w:themeColor="text1"/>
-                <w:sz w:val="12"/>
-                <w:szCs w:val="12"/>
-              </w:rPr>
-              <w:t>N/A</w:t>
+              <w:t>19.00</w:t>
             </w:r>
           </w:p>
         </w:tc>
@@ -9854,6 +9856,70 @@
                 <w:sz w:val="12"/>
                 <w:szCs w:val="12"/>
               </w:rPr>
+              <w:t>25.68</w:t>
+            </w:r>
+          </w:p>
+        </w:tc>
+        <w:tc>
+          <w:tcPr>
+            <w:tcW w:w="869" w:type="dxa"/>
+            <w:shd w:val="clear" w:color="auto" w:fill="EEECE1" w:themeFill="background2"/>
+            <w:tcMar>
+              <w:top w:w="80" w:type="dxa"/>
+              <w:left w:w="80" w:type="dxa"/>
+              <w:bottom w:w="80" w:type="dxa"/>
+              <w:right w:w="80" w:type="dxa"/>
+            </w:tcMar>
+          </w:tcPr>
+          <w:p>
+            <w:pPr>
+              <w:jc w:val="center"/>
+              <w:rPr>
+                <w:rFonts w:asciiTheme="minorBidi" w:hAnsiTheme="minorBidi" w:cstheme="minorBidi"/>
+                <w:color w:val="000000" w:themeColor="text1"/>
+                <w:sz w:val="12"/>
+                <w:szCs w:val="12"/>
+              </w:rPr>
+            </w:pPr>
+            <w:r>
+              <w:rPr>
+                <w:rFonts w:asciiTheme="minorBidi" w:hAnsiTheme="minorBidi" w:cstheme="minorBidi"/>
+                <w:color w:val="000000" w:themeColor="text1"/>
+                <w:sz w:val="12"/>
+                <w:szCs w:val="12"/>
+              </w:rPr>
+              <w:t>32.73</w:t>
+            </w:r>
+          </w:p>
+        </w:tc>
+        <w:tc>
+          <w:tcPr>
+            <w:tcW w:w="869" w:type="dxa"/>
+            <w:shd w:val="clear" w:color="auto" w:fill="000000" w:themeFill="text1"/>
+            <w:tcMar>
+              <w:top w:w="80" w:type="dxa"/>
+              <w:left w:w="80" w:type="dxa"/>
+              <w:bottom w:w="80" w:type="dxa"/>
+              <w:right w:w="80" w:type="dxa"/>
+            </w:tcMar>
+          </w:tcPr>
+          <w:p>
+            <w:pPr>
+              <w:jc w:val="center"/>
+              <w:rPr>
+                <w:rFonts w:asciiTheme="minorBidi" w:hAnsiTheme="minorBidi" w:cstheme="minorBidi"/>
+                <w:color w:val="000000" w:themeColor="text1"/>
+                <w:sz w:val="12"/>
+                <w:szCs w:val="12"/>
+              </w:rPr>
+            </w:pPr>
+            <w:r>
+              <w:rPr>
+                <w:rFonts w:asciiTheme="minorBidi" w:hAnsiTheme="minorBidi" w:cstheme="minorBidi"/>
+                <w:color w:val="FFFFFF" w:themeColor="background1"/>
+                <w:sz w:val="12"/>
+                <w:szCs w:val="12"/>
+              </w:rPr>
               <w:t>N/A</w:t>
             </w:r>
           </w:p>
@@ -9886,39 +9952,7 @@
                 <w:sz w:val="12"/>
                 <w:szCs w:val="12"/>
               </w:rPr>
-              <w:t>N/A</w:t>
-            </w:r>
-          </w:p>
-        </w:tc>
-        <w:tc>
-          <w:tcPr>
-            <w:tcW w:w="869" w:type="dxa"/>
-            <w:shd w:val="clear" w:color="auto" w:fill="000000" w:themeFill="text1"/>
-            <w:tcMar>
-              <w:top w:w="80" w:type="dxa"/>
-              <w:left w:w="80" w:type="dxa"/>
-              <w:bottom w:w="80" w:type="dxa"/>
-              <w:right w:w="80" w:type="dxa"/>
-            </w:tcMar>
-          </w:tcPr>
-          <w:p>
-            <w:pPr>
-              <w:jc w:val="center"/>
-              <w:rPr>
-                <w:rFonts w:asciiTheme="minorBidi" w:hAnsiTheme="minorBidi" w:cstheme="minorBidi"/>
-                <w:color w:val="000000" w:themeColor="text1"/>
-                <w:sz w:val="12"/>
-                <w:szCs w:val="12"/>
-              </w:rPr>
-            </w:pPr>
-            <w:r>
-              <w:rPr>
-                <w:rFonts w:asciiTheme="minorBidi" w:hAnsiTheme="minorBidi" w:cstheme="minorBidi"/>
-                <w:color w:val="FFFFFF" w:themeColor="background1"/>
-                <w:sz w:val="12"/>
-                <w:szCs w:val="12"/>
-              </w:rPr>
-              <w:t>N/A</w:t>
+              <w:t>23.81</w:t>
             </w:r>
           </w:p>
         </w:tc>
@@ -9950,39 +9984,7 @@
                 <w:sz w:val="12"/>
                 <w:szCs w:val="12"/>
               </w:rPr>
-              <w:t>N/A</w:t>
-            </w:r>
-          </w:p>
-        </w:tc>
-        <w:tc>
-          <w:tcPr>
-            <w:tcW w:w="869" w:type="dxa"/>
-            <w:shd w:val="clear" w:color="auto" w:fill="EEECE1" w:themeFill="background2"/>
-            <w:tcMar>
-              <w:top w:w="80" w:type="dxa"/>
-              <w:left w:w="80" w:type="dxa"/>
-              <w:bottom w:w="80" w:type="dxa"/>
-              <w:right w:w="80" w:type="dxa"/>
-            </w:tcMar>
-          </w:tcPr>
-          <w:p>
-            <w:pPr>
-              <w:jc w:val="center"/>
-              <w:rPr>
-                <w:rFonts w:asciiTheme="minorBidi" w:hAnsiTheme="minorBidi" w:cstheme="minorBidi"/>
-                <w:color w:val="000000" w:themeColor="text1"/>
-                <w:sz w:val="12"/>
-                <w:szCs w:val="12"/>
-              </w:rPr>
-            </w:pPr>
-            <w:r>
-              <w:rPr>
-                <w:rFonts w:asciiTheme="minorBidi" w:hAnsiTheme="minorBidi" w:cstheme="minorBidi"/>
-                <w:color w:val="000000" w:themeColor="text1"/>
-                <w:sz w:val="12"/>
-                <w:szCs w:val="12"/>
-              </w:rPr>
-              <w:t>N/A</w:t>
+              <w:t>5933.39</w:t>
             </w:r>
           </w:p>
         </w:tc>
@@ -12693,6 +12695,70 @@
                 <w:sz w:val="12"/>
                 <w:szCs w:val="12"/>
               </w:rPr>
+              <w:t>62.59</w:t>
+            </w:r>
+          </w:p>
+        </w:tc>
+        <w:tc>
+          <w:tcPr>
+            <w:tcW w:w="869" w:type="dxa"/>
+            <w:shd w:val="clear" w:color="auto" w:fill="EEECE1" w:themeFill="background2"/>
+            <w:tcMar>
+              <w:top w:w="80" w:type="dxa"/>
+              <w:left w:w="80" w:type="dxa"/>
+              <w:bottom w:w="80" w:type="dxa"/>
+              <w:right w:w="80" w:type="dxa"/>
+            </w:tcMar>
+          </w:tcPr>
+          <w:p>
+            <w:pPr>
+              <w:jc w:val="center"/>
+              <w:rPr>
+                <w:rFonts w:asciiTheme="minorBidi" w:hAnsiTheme="minorBidi" w:cstheme="minorBidi"/>
+                <w:color w:val="000000" w:themeColor="text1"/>
+                <w:sz w:val="12"/>
+                <w:szCs w:val="12"/>
+              </w:rPr>
+            </w:pPr>
+            <w:r>
+              <w:rPr>
+                <w:rFonts w:asciiTheme="minorBidi" w:hAnsiTheme="minorBidi" w:cstheme="minorBidi"/>
+                <w:color w:val="000000" w:themeColor="text1"/>
+                <w:sz w:val="12"/>
+                <w:szCs w:val="12"/>
+              </w:rPr>
+              <w:t>76.19</w:t>
+            </w:r>
+          </w:p>
+        </w:tc>
+        <w:tc>
+          <w:tcPr>
+            <w:tcW w:w="869" w:type="dxa"/>
+            <w:shd w:val="clear" w:color="auto" w:fill="000000" w:themeFill="text1"/>
+            <w:tcMar>
+              <w:top w:w="80" w:type="dxa"/>
+              <w:left w:w="80" w:type="dxa"/>
+              <w:bottom w:w="80" w:type="dxa"/>
+              <w:right w:w="80" w:type="dxa"/>
+            </w:tcMar>
+          </w:tcPr>
+          <w:p>
+            <w:pPr>
+              <w:jc w:val="center"/>
+              <w:rPr>
+                <w:rFonts w:asciiTheme="minorBidi" w:hAnsiTheme="minorBidi" w:cstheme="minorBidi"/>
+                <w:color w:val="000000" w:themeColor="text1"/>
+                <w:sz w:val="12"/>
+                <w:szCs w:val="12"/>
+              </w:rPr>
+            </w:pPr>
+            <w:r>
+              <w:rPr>
+                <w:rFonts w:asciiTheme="minorBidi" w:hAnsiTheme="minorBidi" w:cstheme="minorBidi"/>
+                <w:color w:val="FFFFFF" w:themeColor="background1"/>
+                <w:sz w:val="12"/>
+                <w:szCs w:val="12"/>
+              </w:rPr>
               <w:t>N/A</w:t>
             </w:r>
           </w:p>
@@ -12725,39 +12791,7 @@
                 <w:sz w:val="12"/>
                 <w:szCs w:val="12"/>
               </w:rPr>
-              <w:t>N/A</w:t>
-            </w:r>
-          </w:p>
-        </w:tc>
-        <w:tc>
-          <w:tcPr>
-            <w:tcW w:w="869" w:type="dxa"/>
-            <w:shd w:val="clear" w:color="auto" w:fill="000000" w:themeFill="text1"/>
-            <w:tcMar>
-              <w:top w:w="80" w:type="dxa"/>
-              <w:left w:w="80" w:type="dxa"/>
-              <w:bottom w:w="80" w:type="dxa"/>
-              <w:right w:w="80" w:type="dxa"/>
-            </w:tcMar>
-          </w:tcPr>
-          <w:p>
-            <w:pPr>
-              <w:jc w:val="center"/>
-              <w:rPr>
-                <w:rFonts w:asciiTheme="minorBidi" w:hAnsiTheme="minorBidi" w:cstheme="minorBidi"/>
-                <w:color w:val="000000" w:themeColor="text1"/>
-                <w:sz w:val="12"/>
-                <w:szCs w:val="12"/>
-              </w:rPr>
-            </w:pPr>
-            <w:r>
-              <w:rPr>
-                <w:rFonts w:asciiTheme="minorBidi" w:hAnsiTheme="minorBidi" w:cstheme="minorBidi"/>
-                <w:color w:val="FFFFFF" w:themeColor="background1"/>
-                <w:sz w:val="12"/>
-                <w:szCs w:val="12"/>
-              </w:rPr>
-              <w:t>N/A</w:t>
+              <w:t>42.06</w:t>
             </w:r>
           </w:p>
         </w:tc>
@@ -12789,39 +12823,7 @@
                 <w:sz w:val="12"/>
                 <w:szCs w:val="12"/>
               </w:rPr>
-              <w:t>N/A</w:t>
-            </w:r>
-          </w:p>
-        </w:tc>
-        <w:tc>
-          <w:tcPr>
-            <w:tcW w:w="869" w:type="dxa"/>
-            <w:shd w:val="clear" w:color="auto" w:fill="EEECE1" w:themeFill="background2"/>
-            <w:tcMar>
-              <w:top w:w="80" w:type="dxa"/>
-              <w:left w:w="80" w:type="dxa"/>
-              <w:bottom w:w="80" w:type="dxa"/>
-              <w:right w:w="80" w:type="dxa"/>
-            </w:tcMar>
-          </w:tcPr>
-          <w:p>
-            <w:pPr>
-              <w:jc w:val="center"/>
-              <w:rPr>
-                <w:rFonts w:asciiTheme="minorBidi" w:hAnsiTheme="minorBidi" w:cstheme="minorBidi"/>
-                <w:color w:val="000000" w:themeColor="text1"/>
-                <w:sz w:val="12"/>
-                <w:szCs w:val="12"/>
-              </w:rPr>
-            </w:pPr>
-            <w:r>
-              <w:rPr>
-                <w:rFonts w:asciiTheme="minorBidi" w:hAnsiTheme="minorBidi" w:cstheme="minorBidi"/>
-                <w:color w:val="000000" w:themeColor="text1"/>
-                <w:sz w:val="12"/>
-                <w:szCs w:val="12"/>
-              </w:rPr>
-              <w:t>N/A</w:t>
+              <w:t>19.59</w:t>
             </w:r>
           </w:p>
         </w:tc>
@@ -13402,6 +13404,70 @@
                 <w:sz w:val="12"/>
                 <w:szCs w:val="12"/>
               </w:rPr>
+              <w:t>42.72</w:t>
+            </w:r>
+          </w:p>
+        </w:tc>
+        <w:tc>
+          <w:tcPr>
+            <w:tcW w:w="869" w:type="dxa"/>
+            <w:shd w:val="clear" w:color="auto" w:fill="EEECE1" w:themeFill="background2"/>
+            <w:tcMar>
+              <w:top w:w="80" w:type="dxa"/>
+              <w:left w:w="80" w:type="dxa"/>
+              <w:bottom w:w="80" w:type="dxa"/>
+              <w:right w:w="80" w:type="dxa"/>
+            </w:tcMar>
+          </w:tcPr>
+          <w:p>
+            <w:pPr>
+              <w:jc w:val="center"/>
+              <w:rPr>
+                <w:rFonts w:asciiTheme="minorBidi" w:hAnsiTheme="minorBidi" w:cstheme="minorBidi"/>
+                <w:color w:val="000000" w:themeColor="text1"/>
+                <w:sz w:val="12"/>
+                <w:szCs w:val="12"/>
+              </w:rPr>
+            </w:pPr>
+            <w:r>
+              <w:rPr>
+                <w:rFonts w:asciiTheme="minorBidi" w:hAnsiTheme="minorBidi" w:cstheme="minorBidi"/>
+                <w:color w:val="000000" w:themeColor="text1"/>
+                <w:sz w:val="12"/>
+                <w:szCs w:val="12"/>
+              </w:rPr>
+              <w:t>44.82</w:t>
+            </w:r>
+          </w:p>
+        </w:tc>
+        <w:tc>
+          <w:tcPr>
+            <w:tcW w:w="869" w:type="dxa"/>
+            <w:shd w:val="clear" w:color="auto" w:fill="000000" w:themeFill="text1"/>
+            <w:tcMar>
+              <w:top w:w="80" w:type="dxa"/>
+              <w:left w:w="80" w:type="dxa"/>
+              <w:bottom w:w="80" w:type="dxa"/>
+              <w:right w:w="80" w:type="dxa"/>
+            </w:tcMar>
+          </w:tcPr>
+          <w:p>
+            <w:pPr>
+              <w:jc w:val="center"/>
+              <w:rPr>
+                <w:rFonts w:asciiTheme="minorBidi" w:hAnsiTheme="minorBidi" w:cstheme="minorBidi"/>
+                <w:color w:val="000000" w:themeColor="text1"/>
+                <w:sz w:val="12"/>
+                <w:szCs w:val="12"/>
+              </w:rPr>
+            </w:pPr>
+            <w:r>
+              <w:rPr>
+                <w:rFonts w:asciiTheme="minorBidi" w:hAnsiTheme="minorBidi" w:cstheme="minorBidi"/>
+                <w:color w:val="FFFFFF" w:themeColor="background1"/>
+                <w:sz w:val="12"/>
+                <w:szCs w:val="12"/>
+              </w:rPr>
               <w:t>N/A</w:t>
             </w:r>
           </w:p>
@@ -13434,39 +13500,7 @@
                 <w:sz w:val="12"/>
                 <w:szCs w:val="12"/>
               </w:rPr>
-              <w:t>N/A</w:t>
-            </w:r>
-          </w:p>
-        </w:tc>
-        <w:tc>
-          <w:tcPr>
-            <w:tcW w:w="869" w:type="dxa"/>
-            <w:shd w:val="clear" w:color="auto" w:fill="000000" w:themeFill="text1"/>
-            <w:tcMar>
-              <w:top w:w="80" w:type="dxa"/>
-              <w:left w:w="80" w:type="dxa"/>
-              <w:bottom w:w="80" w:type="dxa"/>
-              <w:right w:w="80" w:type="dxa"/>
-            </w:tcMar>
-          </w:tcPr>
-          <w:p>
-            <w:pPr>
-              <w:jc w:val="center"/>
-              <w:rPr>
-                <w:rFonts w:asciiTheme="minorBidi" w:hAnsiTheme="minorBidi" w:cstheme="minorBidi"/>
-                <w:color w:val="000000" w:themeColor="text1"/>
-                <w:sz w:val="12"/>
-                <w:szCs w:val="12"/>
-              </w:rPr>
-            </w:pPr>
-            <w:r>
-              <w:rPr>
-                <w:rFonts w:asciiTheme="minorBidi" w:hAnsiTheme="minorBidi" w:cstheme="minorBidi"/>
-                <w:color w:val="FFFFFF" w:themeColor="background1"/>
-                <w:sz w:val="12"/>
-                <w:szCs w:val="12"/>
-              </w:rPr>
-              <w:t>N/A</w:t>
+              <w:t>33.79</w:t>
             </w:r>
           </w:p>
         </w:tc>
@@ -13498,39 +13532,7 @@
                 <w:sz w:val="12"/>
                 <w:szCs w:val="12"/>
               </w:rPr>
-              <w:t>N/A</w:t>
-            </w:r>
-          </w:p>
-        </w:tc>
-        <w:tc>
-          <w:tcPr>
-            <w:tcW w:w="869" w:type="dxa"/>
-            <w:shd w:val="clear" w:color="auto" w:fill="EEECE1" w:themeFill="background2"/>
-            <w:tcMar>
-              <w:top w:w="80" w:type="dxa"/>
-              <w:left w:w="80" w:type="dxa"/>
-              <w:bottom w:w="80" w:type="dxa"/>
-              <w:right w:w="80" w:type="dxa"/>
-            </w:tcMar>
-          </w:tcPr>
-          <w:p>
-            <w:pPr>
-              <w:jc w:val="center"/>
-              <w:rPr>
-                <w:rFonts w:asciiTheme="minorBidi" w:hAnsiTheme="minorBidi" w:cstheme="minorBidi"/>
-                <w:color w:val="000000" w:themeColor="text1"/>
-                <w:sz w:val="12"/>
-                <w:szCs w:val="12"/>
-              </w:rPr>
-            </w:pPr>
-            <w:r>
-              <w:rPr>
-                <w:rFonts w:asciiTheme="minorBidi" w:hAnsiTheme="minorBidi" w:cstheme="minorBidi"/>
-                <w:color w:val="000000" w:themeColor="text1"/>
-                <w:sz w:val="12"/>
-                <w:szCs w:val="12"/>
-              </w:rPr>
-              <w:t>N/A</w:t>
+              <w:t>48.64</w:t>
             </w:r>
           </w:p>
         </w:tc>
@@ -14111,6 +14113,70 @@
                 <w:sz w:val="12"/>
                 <w:szCs w:val="12"/>
               </w:rPr>
+              <w:t>25.35</w:t>
+            </w:r>
+          </w:p>
+        </w:tc>
+        <w:tc>
+          <w:tcPr>
+            <w:tcW w:w="869" w:type="dxa"/>
+            <w:shd w:val="clear" w:color="auto" w:fill="EEECE1" w:themeFill="background2"/>
+            <w:tcMar>
+              <w:top w:w="80" w:type="dxa"/>
+              <w:left w:w="80" w:type="dxa"/>
+              <w:bottom w:w="80" w:type="dxa"/>
+              <w:right w:w="80" w:type="dxa"/>
+            </w:tcMar>
+          </w:tcPr>
+          <w:p>
+            <w:pPr>
+              <w:jc w:val="center"/>
+              <w:rPr>
+                <w:rFonts w:asciiTheme="minorBidi" w:hAnsiTheme="minorBidi" w:cstheme="minorBidi"/>
+                <w:color w:val="000000" w:themeColor="text1"/>
+                <w:sz w:val="12"/>
+                <w:szCs w:val="12"/>
+              </w:rPr>
+            </w:pPr>
+            <w:r>
+              <w:rPr>
+                <w:rFonts w:asciiTheme="minorBidi" w:hAnsiTheme="minorBidi" w:cstheme="minorBidi"/>
+                <w:color w:val="000000" w:themeColor="text1"/>
+                <w:sz w:val="12"/>
+                <w:szCs w:val="12"/>
+              </w:rPr>
+              <w:t>19.79</w:t>
+            </w:r>
+          </w:p>
+        </w:tc>
+        <w:tc>
+          <w:tcPr>
+            <w:tcW w:w="869" w:type="dxa"/>
+            <w:shd w:val="clear" w:color="auto" w:fill="000000" w:themeFill="text1"/>
+            <w:tcMar>
+              <w:top w:w="80" w:type="dxa"/>
+              <w:left w:w="80" w:type="dxa"/>
+              <w:bottom w:w="80" w:type="dxa"/>
+              <w:right w:w="80" w:type="dxa"/>
+            </w:tcMar>
+          </w:tcPr>
+          <w:p>
+            <w:pPr>
+              <w:jc w:val="center"/>
+              <w:rPr>
+                <w:rFonts w:asciiTheme="minorBidi" w:hAnsiTheme="minorBidi" w:cstheme="minorBidi"/>
+                <w:color w:val="000000" w:themeColor="text1"/>
+                <w:sz w:val="12"/>
+                <w:szCs w:val="12"/>
+              </w:rPr>
+            </w:pPr>
+            <w:r>
+              <w:rPr>
+                <w:rFonts w:asciiTheme="minorBidi" w:hAnsiTheme="minorBidi" w:cstheme="minorBidi"/>
+                <w:color w:val="FFFFFF" w:themeColor="background1"/>
+                <w:sz w:val="12"/>
+                <w:szCs w:val="12"/>
+              </w:rPr>
               <w:t>N/A</w:t>
             </w:r>
           </w:p>
@@ -14143,39 +14209,7 @@
                 <w:sz w:val="12"/>
                 <w:szCs w:val="12"/>
               </w:rPr>
-              <w:t>N/A</w:t>
-            </w:r>
-          </w:p>
-        </w:tc>
-        <w:tc>
-          <w:tcPr>
-            <w:tcW w:w="869" w:type="dxa"/>
-            <w:shd w:val="clear" w:color="auto" w:fill="000000" w:themeFill="text1"/>
-            <w:tcMar>
-              <w:top w:w="80" w:type="dxa"/>
-              <w:left w:w="80" w:type="dxa"/>
-              <w:bottom w:w="80" w:type="dxa"/>
-              <w:right w:w="80" w:type="dxa"/>
-            </w:tcMar>
-          </w:tcPr>
-          <w:p>
-            <w:pPr>
-              <w:jc w:val="center"/>
-              <w:rPr>
-                <w:rFonts w:asciiTheme="minorBidi" w:hAnsiTheme="minorBidi" w:cstheme="minorBidi"/>
-                <w:color w:val="000000" w:themeColor="text1"/>
-                <w:sz w:val="12"/>
-                <w:szCs w:val="12"/>
-              </w:rPr>
-            </w:pPr>
-            <w:r>
-              <w:rPr>
-                <w:rFonts w:asciiTheme="minorBidi" w:hAnsiTheme="minorBidi" w:cstheme="minorBidi"/>
-                <w:color w:val="FFFFFF" w:themeColor="background1"/>
-                <w:sz w:val="12"/>
-                <w:szCs w:val="12"/>
-              </w:rPr>
-              <w:t>N/A</w:t>
+              <w:t>24.74</w:t>
             </w:r>
           </w:p>
         </w:tc>
@@ -14207,39 +14241,7 @@
                 <w:sz w:val="12"/>
                 <w:szCs w:val="12"/>
               </w:rPr>
-              <w:t>N/A</w:t>
-            </w:r>
-          </w:p>
-        </w:tc>
-        <w:tc>
-          <w:tcPr>
-            <w:tcW w:w="869" w:type="dxa"/>
-            <w:shd w:val="clear" w:color="auto" w:fill="EEECE1" w:themeFill="background2"/>
-            <w:tcMar>
-              <w:top w:w="80" w:type="dxa"/>
-              <w:left w:w="80" w:type="dxa"/>
-              <w:bottom w:w="80" w:type="dxa"/>
-              <w:right w:w="80" w:type="dxa"/>
-            </w:tcMar>
-          </w:tcPr>
-          <w:p>
-            <w:pPr>
-              <w:jc w:val="center"/>
-              <w:rPr>
-                <w:rFonts w:asciiTheme="minorBidi" w:hAnsiTheme="minorBidi" w:cstheme="minorBidi"/>
-                <w:color w:val="000000" w:themeColor="text1"/>
-                <w:sz w:val="12"/>
-                <w:szCs w:val="12"/>
-              </w:rPr>
-            </w:pPr>
-            <w:r>
-              <w:rPr>
-                <w:rFonts w:asciiTheme="minorBidi" w:hAnsiTheme="minorBidi" w:cstheme="minorBidi"/>
-                <w:color w:val="000000" w:themeColor="text1"/>
-                <w:sz w:val="12"/>
-                <w:szCs w:val="12"/>
-              </w:rPr>
-              <w:t>N/A</w:t>
+              <w:t>140592.18</w:t>
             </w:r>
           </w:p>
         </w:tc>

--- a/Evaluations/BenchmarkEvaluations/BenchmarkComparison.docx
+++ b/Evaluations/BenchmarkEvaluations/BenchmarkComparison.docx
@@ -8470,7 +8470,7 @@
                 <w:sz w:val="12"/>
                 <w:szCs w:val="12"/>
               </w:rPr>
-              <w:t>N/A</w:t>
+              <w:t>76.36</w:t>
             </w:r>
           </w:p>
         </w:tc>
@@ -9147,6 +9147,70 @@
                 <w:sz w:val="12"/>
                 <w:szCs w:val="12"/>
               </w:rPr>
+              <w:t>49.58</w:t>
+            </w:r>
+          </w:p>
+        </w:tc>
+        <w:tc>
+          <w:tcPr>
+            <w:tcW w:w="869" w:type="dxa"/>
+            <w:shd w:val="clear" w:color="auto" w:fill="EEECE1" w:themeFill="background2"/>
+            <w:tcMar>
+              <w:top w:w="80" w:type="dxa"/>
+              <w:left w:w="80" w:type="dxa"/>
+              <w:bottom w:w="80" w:type="dxa"/>
+              <w:right w:w="80" w:type="dxa"/>
+            </w:tcMar>
+          </w:tcPr>
+          <w:p>
+            <w:pPr>
+              <w:jc w:val="center"/>
+              <w:rPr>
+                <w:rFonts w:asciiTheme="minorBidi" w:hAnsiTheme="minorBidi" w:cstheme="minorBidi"/>
+                <w:color w:val="000000" w:themeColor="text1"/>
+                <w:sz w:val="12"/>
+                <w:szCs w:val="12"/>
+              </w:rPr>
+            </w:pPr>
+            <w:r>
+              <w:rPr>
+                <w:rFonts w:asciiTheme="minorBidi" w:hAnsiTheme="minorBidi" w:cstheme="minorBidi"/>
+                <w:color w:val="000000" w:themeColor="text1"/>
+                <w:sz w:val="12"/>
+                <w:szCs w:val="12"/>
+              </w:rPr>
+              <w:t>61.17</w:t>
+            </w:r>
+          </w:p>
+        </w:tc>
+        <w:tc>
+          <w:tcPr>
+            <w:tcW w:w="869" w:type="dxa"/>
+            <w:shd w:val="clear" w:color="auto" w:fill="000000" w:themeFill="text1"/>
+            <w:tcMar>
+              <w:top w:w="80" w:type="dxa"/>
+              <w:left w:w="80" w:type="dxa"/>
+              <w:bottom w:w="80" w:type="dxa"/>
+              <w:right w:w="80" w:type="dxa"/>
+            </w:tcMar>
+          </w:tcPr>
+          <w:p>
+            <w:pPr>
+              <w:jc w:val="center"/>
+              <w:rPr>
+                <w:rFonts w:asciiTheme="minorBidi" w:hAnsiTheme="minorBidi" w:cstheme="minorBidi"/>
+                <w:color w:val="000000" w:themeColor="text1"/>
+                <w:sz w:val="12"/>
+                <w:szCs w:val="12"/>
+              </w:rPr>
+            </w:pPr>
+            <w:r>
+              <w:rPr>
+                <w:rFonts w:asciiTheme="minorBidi" w:hAnsiTheme="minorBidi" w:cstheme="minorBidi"/>
+                <w:color w:val="FFFFFF" w:themeColor="background1"/>
+                <w:sz w:val="12"/>
+                <w:szCs w:val="12"/>
+              </w:rPr>
               <w:t>N/A</w:t>
             </w:r>
           </w:p>
@@ -9179,39 +9243,7 @@
                 <w:sz w:val="12"/>
                 <w:szCs w:val="12"/>
               </w:rPr>
-              <w:t>N/A</w:t>
-            </w:r>
-          </w:p>
-        </w:tc>
-        <w:tc>
-          <w:tcPr>
-            <w:tcW w:w="869" w:type="dxa"/>
-            <w:shd w:val="clear" w:color="auto" w:fill="000000" w:themeFill="text1"/>
-            <w:tcMar>
-              <w:top w:w="80" w:type="dxa"/>
-              <w:left w:w="80" w:type="dxa"/>
-              <w:bottom w:w="80" w:type="dxa"/>
-              <w:right w:w="80" w:type="dxa"/>
-            </w:tcMar>
-          </w:tcPr>
-          <w:p>
-            <w:pPr>
-              <w:jc w:val="center"/>
-              <w:rPr>
-                <w:rFonts w:asciiTheme="minorBidi" w:hAnsiTheme="minorBidi" w:cstheme="minorBidi"/>
-                <w:color w:val="000000" w:themeColor="text1"/>
-                <w:sz w:val="12"/>
-                <w:szCs w:val="12"/>
-              </w:rPr>
-            </w:pPr>
-            <w:r>
-              <w:rPr>
-                <w:rFonts w:asciiTheme="minorBidi" w:hAnsiTheme="minorBidi" w:cstheme="minorBidi"/>
-                <w:color w:val="FFFFFF" w:themeColor="background1"/>
-                <w:sz w:val="12"/>
-                <w:szCs w:val="12"/>
-              </w:rPr>
-              <w:t>N/A</w:t>
+              <w:t>37.37</w:t>
             </w:r>
           </w:p>
         </w:tc>
@@ -9243,39 +9275,7 @@
                 <w:sz w:val="12"/>
                 <w:szCs w:val="12"/>
               </w:rPr>
-              <w:t>N/A</w:t>
-            </w:r>
-          </w:p>
-        </w:tc>
-        <w:tc>
-          <w:tcPr>
-            <w:tcW w:w="869" w:type="dxa"/>
-            <w:shd w:val="clear" w:color="auto" w:fill="EEECE1" w:themeFill="background2"/>
-            <w:tcMar>
-              <w:top w:w="80" w:type="dxa"/>
-              <w:left w:w="80" w:type="dxa"/>
-              <w:bottom w:w="80" w:type="dxa"/>
-              <w:right w:w="80" w:type="dxa"/>
-            </w:tcMar>
-          </w:tcPr>
-          <w:p>
-            <w:pPr>
-              <w:jc w:val="center"/>
-              <w:rPr>
-                <w:rFonts w:asciiTheme="minorBidi" w:hAnsiTheme="minorBidi" w:cstheme="minorBidi"/>
-                <w:color w:val="000000" w:themeColor="text1"/>
-                <w:sz w:val="12"/>
-                <w:szCs w:val="12"/>
-              </w:rPr>
-            </w:pPr>
-            <w:r>
-              <w:rPr>
-                <w:rFonts w:asciiTheme="minorBidi" w:hAnsiTheme="minorBidi" w:cstheme="minorBidi"/>
-                <w:color w:val="000000" w:themeColor="text1"/>
-                <w:sz w:val="12"/>
-                <w:szCs w:val="12"/>
-              </w:rPr>
-              <w:t>N/A</w:t>
+              <w:t>41.37</w:t>
             </w:r>
           </w:p>
         </w:tc>

--- a/Evaluations/BenchmarkEvaluations/BenchmarkComparison.docx
+++ b/Evaluations/BenchmarkEvaluations/BenchmarkComparison.docx
@@ -7135,7 +7135,7 @@
                 <w:sz w:val="12"/>
                 <w:szCs w:val="12"/>
               </w:rPr>
-              <w:t>N/A</w:t>
+              <w:t>65.90</w:t>
             </w:r>
           </w:p>
         </w:tc>
@@ -7167,7 +7167,7 @@
                 <w:sz w:val="12"/>
                 <w:szCs w:val="12"/>
               </w:rPr>
-              <w:t>N/A</w:t>
+              <w:t>71.12</w:t>
             </w:r>
           </w:p>
         </w:tc>
@@ -7199,7 +7199,7 @@
                 <w:sz w:val="12"/>
                 <w:szCs w:val="12"/>
               </w:rPr>
-              <w:t>N/A</w:t>
+              <w:t>82.26</w:t>
             </w:r>
           </w:p>
         </w:tc>
@@ -7231,7 +7231,7 @@
                 <w:sz w:val="12"/>
                 <w:szCs w:val="12"/>
               </w:rPr>
-              <w:t>N/A</w:t>
+              <w:t>50.85</w:t>
             </w:r>
           </w:p>
         </w:tc>
@@ -7263,7 +7263,7 @@
                 <w:sz w:val="12"/>
                 <w:szCs w:val="12"/>
               </w:rPr>
-              <w:t>N/A</w:t>
+              <w:t>12.35</w:t>
             </w:r>
           </w:p>
         </w:tc>

--- a/Evaluations/BenchmarkEvaluations/BenchmarkComparison.docx
+++ b/Evaluations/BenchmarkEvaluations/BenchmarkComparison.docx
@@ -162,6 +162,7 @@
                 <w:szCs w:val="12"/>
               </w:rPr>
             </w:pPr>
+            <w:proofErr w:type="spellStart"/>
             <w:r>
               <w:rPr>
                 <w:rFonts w:asciiTheme="minorBidi" w:hAnsiTheme="minorBidi" w:cstheme="minorBidi"/>
@@ -171,7 +172,19 @@
                 <w:sz w:val="12"/>
                 <w:szCs w:val="12"/>
               </w:rPr>
-              <w:t>LLaMA 3.2-3B-Instruct</w:t>
+              <w:t>LLaMA</w:t>
+            </w:r>
+            <w:proofErr w:type="spellEnd"/>
+            <w:r>
+              <w:rPr>
+                <w:rFonts w:asciiTheme="minorBidi" w:hAnsiTheme="minorBidi" w:cstheme="minorBidi"/>
+                <w:b/>
+                <w:bCs/>
+                <w:color w:val="984806" w:themeColor="accent6" w:themeShade="80"/>
+                <w:sz w:val="12"/>
+                <w:szCs w:val="12"/>
+              </w:rPr>
+              <w:t xml:space="preserve"> 3.2-3B-Instruct</w:t>
             </w:r>
           </w:p>
         </w:tc>
@@ -673,6 +686,7 @@
                 <w:szCs w:val="12"/>
               </w:rPr>
             </w:pPr>
+            <w:proofErr w:type="spellStart"/>
             <w:r>
               <w:rPr>
                 <w:rFonts w:asciiTheme="minorBidi" w:hAnsiTheme="minorBidi" w:cstheme="minorBidi"/>
@@ -684,6 +698,7 @@
               </w:rPr>
               <w:t>IFEval</w:t>
             </w:r>
+            <w:proofErr w:type="spellEnd"/>
           </w:p>
         </w:tc>
         <w:tc>
@@ -717,8 +732,9 @@
                 <w:sz w:val="12"/>
                 <w:szCs w:val="12"/>
               </w:rPr>
-              <w:t>GSM8K CoT</w:t>
-            </w:r>
+              <w:t xml:space="preserve">GSM8K </w:t>
+            </w:r>
+            <w:proofErr w:type="spellStart"/>
             <w:r>
               <w:rPr>
                 <w:rFonts w:asciiTheme="minorBidi" w:hAnsiTheme="minorBidi" w:cstheme="minorBidi"/>
@@ -728,6 +744,18 @@
                 <w:sz w:val="12"/>
                 <w:szCs w:val="12"/>
               </w:rPr>
+              <w:t>CoT</w:t>
+            </w:r>
+            <w:proofErr w:type="spellEnd"/>
+            <w:r>
+              <w:rPr>
+                <w:rFonts w:asciiTheme="minorBidi" w:hAnsiTheme="minorBidi" w:cstheme="minorBidi"/>
+                <w:b/>
+                <w:bCs/>
+                <w:color w:val="984806" w:themeColor="accent6" w:themeShade="80"/>
+                <w:sz w:val="12"/>
+                <w:szCs w:val="12"/>
+              </w:rPr>
               <w:br/>
               <w:t>(8-shot)</w:t>
             </w:r>
@@ -835,48 +863,72 @@
                 <w:szCs w:val="12"/>
               </w:rPr>
               <w:br/>
-              <w:t>(WikiText)</w:t>
-            </w:r>
-          </w:p>
-        </w:tc>
-        <w:tc>
-          <w:tcPr>
-            <w:tcW w:w="869" w:type="dxa"/>
-            <w:shd w:val="clear" w:color="auto" w:fill="403152" w:themeFill="accent4" w:themeFillShade="80"/>
-            <w:tcMar>
-              <w:top w:w="80" w:type="dxa"/>
-              <w:left w:w="60" w:type="dxa"/>
-              <w:bottom w:w="80" w:type="dxa"/>
-              <w:right w:w="60" w:type="dxa"/>
-            </w:tcMar>
-            <w:vAlign w:val="center"/>
-          </w:tcPr>
-          <w:p>
-            <w:pPr>
-              <w:jc w:val="center"/>
-              <w:rPr>
-                <w:rFonts w:asciiTheme="minorBidi" w:hAnsiTheme="minorBidi" w:cstheme="minorBidi"/>
-                <w:color w:val="FFFFFF" w:themeColor="background1"/>
-                <w:sz w:val="12"/>
-                <w:szCs w:val="12"/>
-              </w:rPr>
-            </w:pPr>
+              <w:t>(</w:t>
+            </w:r>
+            <w:proofErr w:type="spellStart"/>
             <w:r>
               <w:rPr>
                 <w:rFonts w:asciiTheme="minorBidi" w:hAnsiTheme="minorBidi" w:cstheme="minorBidi"/>
                 <w:b/>
                 <w:bCs/>
-                <w:color w:val="FFFFFF" w:themeColor="background1"/>
-                <w:sz w:val="12"/>
-                <w:szCs w:val="12"/>
-              </w:rPr>
-              <w:t>MMLU</w:t>
-            </w:r>
+                <w:color w:val="984806" w:themeColor="accent6" w:themeShade="80"/>
+                <w:sz w:val="12"/>
+                <w:szCs w:val="12"/>
+              </w:rPr>
+              <w:t>WikiText</w:t>
+            </w:r>
+            <w:proofErr w:type="spellEnd"/>
             <w:r>
               <w:rPr>
                 <w:rFonts w:asciiTheme="minorBidi" w:hAnsiTheme="minorBidi" w:cstheme="minorBidi"/>
                 <w:b/>
                 <w:bCs/>
+                <w:color w:val="984806" w:themeColor="accent6" w:themeShade="80"/>
+                <w:sz w:val="12"/>
+                <w:szCs w:val="12"/>
+              </w:rPr>
+              <w:t>)</w:t>
+            </w:r>
+          </w:p>
+        </w:tc>
+        <w:tc>
+          <w:tcPr>
+            <w:tcW w:w="869" w:type="dxa"/>
+            <w:shd w:val="clear" w:color="auto" w:fill="403152" w:themeFill="accent4" w:themeFillShade="80"/>
+            <w:tcMar>
+              <w:top w:w="80" w:type="dxa"/>
+              <w:left w:w="60" w:type="dxa"/>
+              <w:bottom w:w="80" w:type="dxa"/>
+              <w:right w:w="60" w:type="dxa"/>
+            </w:tcMar>
+            <w:vAlign w:val="center"/>
+          </w:tcPr>
+          <w:p>
+            <w:pPr>
+              <w:jc w:val="center"/>
+              <w:rPr>
+                <w:rFonts w:asciiTheme="minorBidi" w:hAnsiTheme="minorBidi" w:cstheme="minorBidi"/>
+                <w:color w:val="FFFFFF" w:themeColor="background1"/>
+                <w:sz w:val="12"/>
+                <w:szCs w:val="12"/>
+              </w:rPr>
+            </w:pPr>
+            <w:r>
+              <w:rPr>
+                <w:rFonts w:asciiTheme="minorBidi" w:hAnsiTheme="minorBidi" w:cstheme="minorBidi"/>
+                <w:b/>
+                <w:bCs/>
+                <w:color w:val="FFFFFF" w:themeColor="background1"/>
+                <w:sz w:val="12"/>
+                <w:szCs w:val="12"/>
+              </w:rPr>
+              <w:t>MMLU</w:t>
+            </w:r>
+            <w:r>
+              <w:rPr>
+                <w:rFonts w:asciiTheme="minorBidi" w:hAnsiTheme="minorBidi" w:cstheme="minorBidi"/>
+                <w:b/>
+                <w:bCs/>
                 <w:color w:val="FFFFFF" w:themeColor="background1"/>
                 <w:sz w:val="12"/>
                 <w:szCs w:val="12"/>
@@ -908,6 +960,7 @@
                 <w:szCs w:val="12"/>
               </w:rPr>
             </w:pPr>
+            <w:proofErr w:type="spellStart"/>
             <w:r>
               <w:rPr>
                 <w:rFonts w:asciiTheme="minorBidi" w:hAnsiTheme="minorBidi" w:cstheme="minorBidi"/>
@@ -919,6 +972,7 @@
               </w:rPr>
               <w:t>IFEval</w:t>
             </w:r>
+            <w:proofErr w:type="spellEnd"/>
           </w:p>
         </w:tc>
         <w:tc>
@@ -952,8 +1006,9 @@
                 <w:sz w:val="12"/>
                 <w:szCs w:val="12"/>
               </w:rPr>
-              <w:t>GSM8K CoT</w:t>
-            </w:r>
+              <w:t xml:space="preserve">GSM8K </w:t>
+            </w:r>
+            <w:proofErr w:type="spellStart"/>
             <w:r>
               <w:rPr>
                 <w:rFonts w:asciiTheme="minorBidi" w:hAnsiTheme="minorBidi" w:cstheme="minorBidi"/>
@@ -963,6 +1018,18 @@
                 <w:sz w:val="12"/>
                 <w:szCs w:val="12"/>
               </w:rPr>
+              <w:t>CoT</w:t>
+            </w:r>
+            <w:proofErr w:type="spellEnd"/>
+            <w:r>
+              <w:rPr>
+                <w:rFonts w:asciiTheme="minorBidi" w:hAnsiTheme="minorBidi" w:cstheme="minorBidi"/>
+                <w:b/>
+                <w:bCs/>
+                <w:color w:val="FFFFFF" w:themeColor="background1"/>
+                <w:sz w:val="12"/>
+                <w:szCs w:val="12"/>
+              </w:rPr>
               <w:br/>
               <w:t>(8-shot)</w:t>
             </w:r>
@@ -1070,48 +1137,72 @@
                 <w:szCs w:val="12"/>
               </w:rPr>
               <w:br/>
-              <w:t>(WikiText)</w:t>
-            </w:r>
-          </w:p>
-        </w:tc>
-        <w:tc>
-          <w:tcPr>
-            <w:tcW w:w="869" w:type="dxa"/>
-            <w:shd w:val="clear" w:color="auto" w:fill="EEECE1" w:themeFill="background2"/>
-            <w:tcMar>
-              <w:top w:w="80" w:type="dxa"/>
-              <w:left w:w="60" w:type="dxa"/>
-              <w:bottom w:w="80" w:type="dxa"/>
-              <w:right w:w="60" w:type="dxa"/>
-            </w:tcMar>
-            <w:vAlign w:val="center"/>
-          </w:tcPr>
-          <w:p>
-            <w:pPr>
-              <w:jc w:val="center"/>
-              <w:rPr>
-                <w:rFonts w:asciiTheme="minorBidi" w:hAnsiTheme="minorBidi" w:cstheme="minorBidi"/>
-                <w:color w:val="000000" w:themeColor="text1"/>
-                <w:sz w:val="12"/>
-                <w:szCs w:val="12"/>
-              </w:rPr>
-            </w:pPr>
+              <w:t>(</w:t>
+            </w:r>
+            <w:proofErr w:type="spellStart"/>
             <w:r>
               <w:rPr>
                 <w:rFonts w:asciiTheme="minorBidi" w:hAnsiTheme="minorBidi" w:cstheme="minorBidi"/>
                 <w:b/>
                 <w:bCs/>
-                <w:color w:val="000000" w:themeColor="text1"/>
-                <w:sz w:val="12"/>
-                <w:szCs w:val="12"/>
-              </w:rPr>
-              <w:t>MMLU</w:t>
-            </w:r>
+                <w:color w:val="FFFFFF" w:themeColor="background1"/>
+                <w:sz w:val="12"/>
+                <w:szCs w:val="12"/>
+              </w:rPr>
+              <w:t>WikiText</w:t>
+            </w:r>
+            <w:proofErr w:type="spellEnd"/>
             <w:r>
               <w:rPr>
                 <w:rFonts w:asciiTheme="minorBidi" w:hAnsiTheme="minorBidi" w:cstheme="minorBidi"/>
                 <w:b/>
                 <w:bCs/>
+                <w:color w:val="FFFFFF" w:themeColor="background1"/>
+                <w:sz w:val="12"/>
+                <w:szCs w:val="12"/>
+              </w:rPr>
+              <w:t>)</w:t>
+            </w:r>
+          </w:p>
+        </w:tc>
+        <w:tc>
+          <w:tcPr>
+            <w:tcW w:w="869" w:type="dxa"/>
+            <w:shd w:val="clear" w:color="auto" w:fill="EEECE1" w:themeFill="background2"/>
+            <w:tcMar>
+              <w:top w:w="80" w:type="dxa"/>
+              <w:left w:w="60" w:type="dxa"/>
+              <w:bottom w:w="80" w:type="dxa"/>
+              <w:right w:w="60" w:type="dxa"/>
+            </w:tcMar>
+            <w:vAlign w:val="center"/>
+          </w:tcPr>
+          <w:p>
+            <w:pPr>
+              <w:jc w:val="center"/>
+              <w:rPr>
+                <w:rFonts w:asciiTheme="minorBidi" w:hAnsiTheme="minorBidi" w:cstheme="minorBidi"/>
+                <w:color w:val="000000" w:themeColor="text1"/>
+                <w:sz w:val="12"/>
+                <w:szCs w:val="12"/>
+              </w:rPr>
+            </w:pPr>
+            <w:r>
+              <w:rPr>
+                <w:rFonts w:asciiTheme="minorBidi" w:hAnsiTheme="minorBidi" w:cstheme="minorBidi"/>
+                <w:b/>
+                <w:bCs/>
+                <w:color w:val="000000" w:themeColor="text1"/>
+                <w:sz w:val="12"/>
+                <w:szCs w:val="12"/>
+              </w:rPr>
+              <w:t>MMLU</w:t>
+            </w:r>
+            <w:r>
+              <w:rPr>
+                <w:rFonts w:asciiTheme="minorBidi" w:hAnsiTheme="minorBidi" w:cstheme="minorBidi"/>
+                <w:b/>
+                <w:bCs/>
                 <w:color w:val="000000" w:themeColor="text1"/>
                 <w:sz w:val="12"/>
                 <w:szCs w:val="12"/>
@@ -1143,6 +1234,7 @@
                 <w:szCs w:val="12"/>
               </w:rPr>
             </w:pPr>
+            <w:proofErr w:type="spellStart"/>
             <w:r>
               <w:rPr>
                 <w:rFonts w:asciiTheme="minorBidi" w:hAnsiTheme="minorBidi" w:cstheme="minorBidi"/>
@@ -1154,6 +1246,7 @@
               </w:rPr>
               <w:t>IFEval</w:t>
             </w:r>
+            <w:proofErr w:type="spellEnd"/>
           </w:p>
         </w:tc>
         <w:tc>
@@ -1187,8 +1280,9 @@
                 <w:sz w:val="12"/>
                 <w:szCs w:val="12"/>
               </w:rPr>
-              <w:t>GSM8K CoT</w:t>
-            </w:r>
+              <w:t xml:space="preserve">GSM8K </w:t>
+            </w:r>
+            <w:proofErr w:type="spellStart"/>
             <w:r>
               <w:rPr>
                 <w:rFonts w:asciiTheme="minorBidi" w:hAnsiTheme="minorBidi" w:cstheme="minorBidi"/>
@@ -1198,6 +1292,18 @@
                 <w:sz w:val="12"/>
                 <w:szCs w:val="12"/>
               </w:rPr>
+              <w:t>CoT</w:t>
+            </w:r>
+            <w:proofErr w:type="spellEnd"/>
+            <w:r>
+              <w:rPr>
+                <w:rFonts w:asciiTheme="minorBidi" w:hAnsiTheme="minorBidi" w:cstheme="minorBidi"/>
+                <w:b/>
+                <w:bCs/>
+                <w:color w:val="000000" w:themeColor="text1"/>
+                <w:sz w:val="12"/>
+                <w:szCs w:val="12"/>
+              </w:rPr>
               <w:br/>
               <w:t>(8-shot)</w:t>
             </w:r>
@@ -1293,48 +1399,72 @@
                 <w:szCs w:val="12"/>
               </w:rPr>
               <w:br/>
-              <w:t>(WikiText)</w:t>
-            </w:r>
-          </w:p>
-        </w:tc>
-        <w:tc>
-          <w:tcPr>
-            <w:tcW w:w="869" w:type="dxa"/>
-            <w:shd w:val="clear" w:color="auto" w:fill="C6D9F1" w:themeFill="text2" w:themeFillTint="33"/>
-            <w:tcMar>
-              <w:top w:w="80" w:type="dxa"/>
-              <w:left w:w="60" w:type="dxa"/>
-              <w:bottom w:w="80" w:type="dxa"/>
-              <w:right w:w="60" w:type="dxa"/>
-            </w:tcMar>
-            <w:vAlign w:val="center"/>
-          </w:tcPr>
-          <w:p>
-            <w:pPr>
-              <w:jc w:val="center"/>
-              <w:rPr>
-                <w:rFonts w:asciiTheme="minorBidi" w:hAnsiTheme="minorBidi" w:cstheme="minorBidi"/>
-                <w:color w:val="0F243E" w:themeColor="text2" w:themeShade="80"/>
-                <w:sz w:val="12"/>
-                <w:szCs w:val="12"/>
-              </w:rPr>
-            </w:pPr>
+              <w:t>(</w:t>
+            </w:r>
+            <w:proofErr w:type="spellStart"/>
             <w:r>
               <w:rPr>
                 <w:rFonts w:asciiTheme="minorBidi" w:hAnsiTheme="minorBidi" w:cstheme="minorBidi"/>
                 <w:b/>
                 <w:bCs/>
-                <w:color w:val="0F243E" w:themeColor="text2" w:themeShade="80"/>
-                <w:sz w:val="12"/>
-                <w:szCs w:val="12"/>
-              </w:rPr>
-              <w:t>MMLU</w:t>
-            </w:r>
+                <w:color w:val="000000" w:themeColor="text1"/>
+                <w:sz w:val="12"/>
+                <w:szCs w:val="12"/>
+              </w:rPr>
+              <w:t>WikiText</w:t>
+            </w:r>
+            <w:proofErr w:type="spellEnd"/>
             <w:r>
               <w:rPr>
                 <w:rFonts w:asciiTheme="minorBidi" w:hAnsiTheme="minorBidi" w:cstheme="minorBidi"/>
                 <w:b/>
                 <w:bCs/>
+                <w:color w:val="000000" w:themeColor="text1"/>
+                <w:sz w:val="12"/>
+                <w:szCs w:val="12"/>
+              </w:rPr>
+              <w:t>)</w:t>
+            </w:r>
+          </w:p>
+        </w:tc>
+        <w:tc>
+          <w:tcPr>
+            <w:tcW w:w="869" w:type="dxa"/>
+            <w:shd w:val="clear" w:color="auto" w:fill="C6D9F1" w:themeFill="text2" w:themeFillTint="33"/>
+            <w:tcMar>
+              <w:top w:w="80" w:type="dxa"/>
+              <w:left w:w="60" w:type="dxa"/>
+              <w:bottom w:w="80" w:type="dxa"/>
+              <w:right w:w="60" w:type="dxa"/>
+            </w:tcMar>
+            <w:vAlign w:val="center"/>
+          </w:tcPr>
+          <w:p>
+            <w:pPr>
+              <w:jc w:val="center"/>
+              <w:rPr>
+                <w:rFonts w:asciiTheme="minorBidi" w:hAnsiTheme="minorBidi" w:cstheme="minorBidi"/>
+                <w:color w:val="0F243E" w:themeColor="text2" w:themeShade="80"/>
+                <w:sz w:val="12"/>
+                <w:szCs w:val="12"/>
+              </w:rPr>
+            </w:pPr>
+            <w:r>
+              <w:rPr>
+                <w:rFonts w:asciiTheme="minorBidi" w:hAnsiTheme="minorBidi" w:cstheme="minorBidi"/>
+                <w:b/>
+                <w:bCs/>
+                <w:color w:val="0F243E" w:themeColor="text2" w:themeShade="80"/>
+                <w:sz w:val="12"/>
+                <w:szCs w:val="12"/>
+              </w:rPr>
+              <w:t>MMLU</w:t>
+            </w:r>
+            <w:r>
+              <w:rPr>
+                <w:rFonts w:asciiTheme="minorBidi" w:hAnsiTheme="minorBidi" w:cstheme="minorBidi"/>
+                <w:b/>
+                <w:bCs/>
                 <w:color w:val="0F243E" w:themeColor="text2" w:themeShade="80"/>
                 <w:sz w:val="12"/>
                 <w:szCs w:val="12"/>
@@ -1366,6 +1496,7 @@
                 <w:szCs w:val="12"/>
               </w:rPr>
             </w:pPr>
+            <w:proofErr w:type="spellStart"/>
             <w:r>
               <w:rPr>
                 <w:rFonts w:asciiTheme="minorBidi" w:hAnsiTheme="minorBidi" w:cstheme="minorBidi"/>
@@ -1377,6 +1508,7 @@
               </w:rPr>
               <w:t>IFEval</w:t>
             </w:r>
+            <w:proofErr w:type="spellEnd"/>
           </w:p>
         </w:tc>
         <w:tc>
@@ -1410,8 +1542,9 @@
                 <w:sz w:val="12"/>
                 <w:szCs w:val="12"/>
               </w:rPr>
-              <w:t>GSM8K CoT</w:t>
-            </w:r>
+              <w:t xml:space="preserve">GSM8K </w:t>
+            </w:r>
+            <w:proofErr w:type="spellStart"/>
             <w:r>
               <w:rPr>
                 <w:rFonts w:asciiTheme="minorBidi" w:hAnsiTheme="minorBidi" w:cstheme="minorBidi"/>
@@ -1421,6 +1554,18 @@
                 <w:sz w:val="12"/>
                 <w:szCs w:val="12"/>
               </w:rPr>
+              <w:t>CoT</w:t>
+            </w:r>
+            <w:proofErr w:type="spellEnd"/>
+            <w:r>
+              <w:rPr>
+                <w:rFonts w:asciiTheme="minorBidi" w:hAnsiTheme="minorBidi" w:cstheme="minorBidi"/>
+                <w:b/>
+                <w:bCs/>
+                <w:color w:val="0F243E" w:themeColor="text2" w:themeShade="80"/>
+                <w:sz w:val="12"/>
+                <w:szCs w:val="12"/>
+              </w:rPr>
               <w:br/>
               <w:t>(8-shot)</w:t>
             </w:r>
@@ -1516,7 +1661,31 @@
                 <w:szCs w:val="12"/>
               </w:rPr>
               <w:br/>
-              <w:t>(WikiText)</w:t>
+              <w:t>(</w:t>
+            </w:r>
+            <w:proofErr w:type="spellStart"/>
+            <w:r>
+              <w:rPr>
+                <w:rFonts w:asciiTheme="minorBidi" w:hAnsiTheme="minorBidi" w:cstheme="minorBidi"/>
+                <w:b/>
+                <w:bCs/>
+                <w:color w:val="0F243E" w:themeColor="text2" w:themeShade="80"/>
+                <w:sz w:val="12"/>
+                <w:szCs w:val="12"/>
+              </w:rPr>
+              <w:t>WikiText</w:t>
+            </w:r>
+            <w:proofErr w:type="spellEnd"/>
+            <w:r>
+              <w:rPr>
+                <w:rFonts w:asciiTheme="minorBidi" w:hAnsiTheme="minorBidi" w:cstheme="minorBidi"/>
+                <w:b/>
+                <w:bCs/>
+                <w:color w:val="0F243E" w:themeColor="text2" w:themeShade="80"/>
+                <w:sz w:val="12"/>
+                <w:szCs w:val="12"/>
+              </w:rPr>
+              <w:t>)</w:t>
             </w:r>
           </w:p>
         </w:tc>
@@ -2854,7 +3023,7 @@
                 <w:sz w:val="12"/>
                 <w:szCs w:val="12"/>
               </w:rPr>
-              <w:t>N/A</w:t>
+              <w:t>66.77</w:t>
             </w:r>
           </w:p>
         </w:tc>
@@ -2886,7 +3055,7 @@
                 <w:sz w:val="12"/>
                 <w:szCs w:val="12"/>
               </w:rPr>
-              <w:t>N/A</w:t>
+              <w:t>71.57</w:t>
             </w:r>
           </w:p>
         </w:tc>
@@ -2918,7 +3087,7 @@
                 <w:sz w:val="12"/>
                 <w:szCs w:val="12"/>
               </w:rPr>
-              <w:t>N/A</w:t>
+              <w:t>82.41</w:t>
             </w:r>
           </w:p>
         </w:tc>
@@ -2950,14 +3119,14 @@
                 <w:sz w:val="12"/>
                 <w:szCs w:val="12"/>
               </w:rPr>
-              <w:t>N/A</w:t>
+              <w:t>54.10</w:t>
             </w:r>
           </w:p>
         </w:tc>
         <w:tc>
           <w:tcPr>
             <w:tcW w:w="799" w:type="dxa"/>
-            <w:shd w:val="clear" w:color="auto" w:fill="C6D9F1" w:themeFill="text2" w:themeFillTint="33"/>
+            <w:shd w:val="clear" w:color="auto" w:fill="1F497D" w:themeFill="text2"/>
             <w:tcMar>
               <w:top w:w="80" w:type="dxa"/>
               <w:left w:w="80" w:type="dxa"/>
@@ -3564,7 +3733,7 @@
                 <w:sz w:val="12"/>
                 <w:szCs w:val="12"/>
               </w:rPr>
-              <w:t>N/A</w:t>
+              <w:t>43.16</w:t>
             </w:r>
           </w:p>
         </w:tc>
@@ -3596,7 +3765,7 @@
                 <w:sz w:val="12"/>
                 <w:szCs w:val="12"/>
               </w:rPr>
-              <w:t>N/A</w:t>
+              <w:t>32.53</w:t>
             </w:r>
           </w:p>
         </w:tc>
@@ -3628,7 +3797,7 @@
                 <w:sz w:val="12"/>
                 <w:szCs w:val="12"/>
               </w:rPr>
-              <w:t>N/A</w:t>
+              <w:t>11.90</w:t>
             </w:r>
           </w:p>
         </w:tc>
@@ -3660,7 +3829,7 @@
                 <w:sz w:val="12"/>
                 <w:szCs w:val="12"/>
               </w:rPr>
-              <w:t>N/A</w:t>
+              <w:t>41.81</w:t>
             </w:r>
           </w:p>
         </w:tc>
@@ -3692,7 +3861,7 @@
                 <w:sz w:val="12"/>
                 <w:szCs w:val="12"/>
               </w:rPr>
-              <w:t>N/A</w:t>
+              <w:t>42.32</w:t>
             </w:r>
           </w:p>
         </w:tc>
@@ -4274,6 +4443,70 @@
                 <w:sz w:val="12"/>
                 <w:szCs w:val="12"/>
               </w:rPr>
+              <w:t>24.42</w:t>
+            </w:r>
+          </w:p>
+        </w:tc>
+        <w:tc>
+          <w:tcPr>
+            <w:tcW w:w="869" w:type="dxa"/>
+            <w:shd w:val="clear" w:color="auto" w:fill="C6D9F1" w:themeFill="text2" w:themeFillTint="33"/>
+            <w:tcMar>
+              <w:top w:w="80" w:type="dxa"/>
+              <w:left w:w="80" w:type="dxa"/>
+              <w:bottom w:w="80" w:type="dxa"/>
+              <w:right w:w="80" w:type="dxa"/>
+            </w:tcMar>
+          </w:tcPr>
+          <w:p>
+            <w:pPr>
+              <w:jc w:val="center"/>
+              <w:rPr>
+                <w:rFonts w:asciiTheme="minorBidi" w:hAnsiTheme="minorBidi" w:cstheme="minorBidi"/>
+                <w:color w:val="0F243E" w:themeColor="text2" w:themeShade="80"/>
+                <w:sz w:val="12"/>
+                <w:szCs w:val="12"/>
+              </w:rPr>
+            </w:pPr>
+            <w:r>
+              <w:rPr>
+                <w:rFonts w:asciiTheme="minorBidi" w:hAnsiTheme="minorBidi" w:cstheme="minorBidi"/>
+                <w:color w:val="0F243E" w:themeColor="text2" w:themeShade="80"/>
+                <w:sz w:val="12"/>
+                <w:szCs w:val="12"/>
+              </w:rPr>
+              <w:t>18.15</w:t>
+            </w:r>
+          </w:p>
+        </w:tc>
+        <w:tc>
+          <w:tcPr>
+            <w:tcW w:w="869" w:type="dxa"/>
+            <w:shd w:val="clear" w:color="auto" w:fill="1F497D" w:themeFill="text2"/>
+            <w:tcMar>
+              <w:top w:w="80" w:type="dxa"/>
+              <w:left w:w="80" w:type="dxa"/>
+              <w:bottom w:w="80" w:type="dxa"/>
+              <w:right w:w="80" w:type="dxa"/>
+            </w:tcMar>
+          </w:tcPr>
+          <w:p>
+            <w:pPr>
+              <w:jc w:val="center"/>
+              <w:rPr>
+                <w:rFonts w:asciiTheme="minorBidi" w:hAnsiTheme="minorBidi" w:cstheme="minorBidi"/>
+                <w:color w:val="0F243E" w:themeColor="text2" w:themeShade="80"/>
+                <w:sz w:val="12"/>
+                <w:szCs w:val="12"/>
+              </w:rPr>
+            </w:pPr>
+            <w:r>
+              <w:rPr>
+                <w:rFonts w:asciiTheme="minorBidi" w:hAnsiTheme="minorBidi" w:cstheme="minorBidi"/>
+                <w:color w:val="0F243E" w:themeColor="text2" w:themeShade="80"/>
+                <w:sz w:val="12"/>
+                <w:szCs w:val="12"/>
+              </w:rPr>
               <w:t>N/A</w:t>
             </w:r>
           </w:p>
@@ -4306,71 +4539,7 @@
                 <w:sz w:val="12"/>
                 <w:szCs w:val="12"/>
               </w:rPr>
-              <w:t>N/A</w:t>
-            </w:r>
-          </w:p>
-        </w:tc>
-        <w:tc>
-          <w:tcPr>
-            <w:tcW w:w="869" w:type="dxa"/>
-            <w:shd w:val="clear" w:color="auto" w:fill="C6D9F1" w:themeFill="text2" w:themeFillTint="33"/>
-            <w:tcMar>
-              <w:top w:w="80" w:type="dxa"/>
-              <w:left w:w="80" w:type="dxa"/>
-              <w:bottom w:w="80" w:type="dxa"/>
-              <w:right w:w="80" w:type="dxa"/>
-            </w:tcMar>
-          </w:tcPr>
-          <w:p>
-            <w:pPr>
-              <w:jc w:val="center"/>
-              <w:rPr>
-                <w:rFonts w:asciiTheme="minorBidi" w:hAnsiTheme="minorBidi" w:cstheme="minorBidi"/>
-                <w:color w:val="0F243E" w:themeColor="text2" w:themeShade="80"/>
-                <w:sz w:val="12"/>
-                <w:szCs w:val="12"/>
-              </w:rPr>
-            </w:pPr>
-            <w:r>
-              <w:rPr>
-                <w:rFonts w:asciiTheme="minorBidi" w:hAnsiTheme="minorBidi" w:cstheme="minorBidi"/>
-                <w:color w:val="0F243E" w:themeColor="text2" w:themeShade="80"/>
-                <w:sz w:val="12"/>
-                <w:szCs w:val="12"/>
-              </w:rPr>
-              <w:t>N/A</w:t>
-            </w:r>
-          </w:p>
-        </w:tc>
-        <w:tc>
-          <w:tcPr>
-            <w:tcW w:w="869" w:type="dxa"/>
-            <w:shd w:val="clear" w:color="auto" w:fill="C6D9F1" w:themeFill="text2" w:themeFillTint="33"/>
-            <w:tcMar>
-              <w:top w:w="80" w:type="dxa"/>
-              <w:left w:w="80" w:type="dxa"/>
-              <w:bottom w:w="80" w:type="dxa"/>
-              <w:right w:w="80" w:type="dxa"/>
-            </w:tcMar>
-          </w:tcPr>
-          <w:p>
-            <w:pPr>
-              <w:jc w:val="center"/>
-              <w:rPr>
-                <w:rFonts w:asciiTheme="minorBidi" w:hAnsiTheme="minorBidi" w:cstheme="minorBidi"/>
-                <w:color w:val="0F243E" w:themeColor="text2" w:themeShade="80"/>
-                <w:sz w:val="12"/>
-                <w:szCs w:val="12"/>
-              </w:rPr>
-            </w:pPr>
-            <w:r>
-              <w:rPr>
-                <w:rFonts w:asciiTheme="minorBidi" w:hAnsiTheme="minorBidi" w:cstheme="minorBidi"/>
-                <w:color w:val="0F243E" w:themeColor="text2" w:themeShade="80"/>
-                <w:sz w:val="12"/>
-                <w:szCs w:val="12"/>
-              </w:rPr>
-              <w:t>N/A</w:t>
+              <w:t>23.72</w:t>
             </w:r>
           </w:p>
         </w:tc>
@@ -4402,7 +4571,7 @@
                 <w:sz w:val="12"/>
                 <w:szCs w:val="12"/>
               </w:rPr>
-              <w:t>N/A</w:t>
+              <w:t>21013.34</w:t>
             </w:r>
           </w:p>
         </w:tc>
@@ -4430,14 +4599,25 @@
                 <w:szCs w:val="12"/>
               </w:rPr>
             </w:pPr>
-            <w:r>
-              <w:rPr>
-                <w:rFonts w:asciiTheme="minorBidi" w:hAnsiTheme="minorBidi" w:cstheme="minorBidi"/>
-                <w:color w:val="000000" w:themeColor="text1"/>
-                <w:sz w:val="12"/>
-                <w:szCs w:val="12"/>
-              </w:rPr>
-              <w:t>SparseGPT (unstructured)</w:t>
+            <w:proofErr w:type="spellStart"/>
+            <w:r>
+              <w:rPr>
+                <w:rFonts w:asciiTheme="minorBidi" w:hAnsiTheme="minorBidi" w:cstheme="minorBidi"/>
+                <w:color w:val="000000" w:themeColor="text1"/>
+                <w:sz w:val="12"/>
+                <w:szCs w:val="12"/>
+              </w:rPr>
+              <w:t>SparseGPT</w:t>
+            </w:r>
+            <w:proofErr w:type="spellEnd"/>
+            <w:r>
+              <w:rPr>
+                <w:rFonts w:asciiTheme="minorBidi" w:hAnsiTheme="minorBidi" w:cstheme="minorBidi"/>
+                <w:color w:val="000000" w:themeColor="text1"/>
+                <w:sz w:val="12"/>
+                <w:szCs w:val="12"/>
+              </w:rPr>
+              <w:t xml:space="preserve"> (unstructured)</w:t>
             </w:r>
           </w:p>
         </w:tc>
@@ -7831,7 +8011,7 @@
                 <w:sz w:val="12"/>
                 <w:szCs w:val="12"/>
               </w:rPr>
-              <w:t>N/A</w:t>
+              <w:t>26.93</w:t>
             </w:r>
           </w:p>
         </w:tc>
@@ -7863,7 +8043,7 @@
                 <w:sz w:val="12"/>
                 <w:szCs w:val="12"/>
               </w:rPr>
-              <w:t>N/A</w:t>
+              <w:t>22.70</w:t>
             </w:r>
           </w:p>
         </w:tc>
@@ -7895,7 +8075,7 @@
                 <w:sz w:val="12"/>
                 <w:szCs w:val="12"/>
               </w:rPr>
-              <w:t>N/A</w:t>
+              <w:t>0.00</w:t>
             </w:r>
           </w:p>
         </w:tc>
@@ -7927,14 +8107,14 @@
                 <w:sz w:val="12"/>
                 <w:szCs w:val="12"/>
               </w:rPr>
-              <w:t>N/A</w:t>
+              <w:t>26.37</w:t>
             </w:r>
           </w:p>
         </w:tc>
         <w:tc>
           <w:tcPr>
             <w:tcW w:w="799" w:type="dxa"/>
-            <w:shd w:val="clear" w:color="auto" w:fill="C6D9F1" w:themeFill="text2" w:themeFillTint="33"/>
+            <w:shd w:val="clear" w:color="auto" w:fill="1F497D" w:themeFill="text2"/>
             <w:tcMar>
               <w:top w:w="80" w:type="dxa"/>
               <w:left w:w="80" w:type="dxa"/>
@@ -12302,14 +12482,25 @@
                 <w:szCs w:val="12"/>
               </w:rPr>
             </w:pPr>
-            <w:r>
-              <w:rPr>
-                <w:rFonts w:asciiTheme="minorBidi" w:hAnsiTheme="minorBidi" w:cstheme="minorBidi"/>
-                <w:color w:val="000000" w:themeColor="text1"/>
-                <w:sz w:val="12"/>
-                <w:szCs w:val="12"/>
-              </w:rPr>
-              <w:t>SparseGPT + AWQ</w:t>
+            <w:proofErr w:type="spellStart"/>
+            <w:r>
+              <w:rPr>
+                <w:rFonts w:asciiTheme="minorBidi" w:hAnsiTheme="minorBidi" w:cstheme="minorBidi"/>
+                <w:color w:val="000000" w:themeColor="text1"/>
+                <w:sz w:val="12"/>
+                <w:szCs w:val="12"/>
+              </w:rPr>
+              <w:t>SparseGPT</w:t>
+            </w:r>
+            <w:proofErr w:type="spellEnd"/>
+            <w:r>
+              <w:rPr>
+                <w:rFonts w:asciiTheme="minorBidi" w:hAnsiTheme="minorBidi" w:cstheme="minorBidi"/>
+                <w:color w:val="000000" w:themeColor="text1"/>
+                <w:sz w:val="12"/>
+                <w:szCs w:val="12"/>
+              </w:rPr>
+              <w:t xml:space="preserve"> + AWQ</w:t>
             </w:r>
           </w:p>
         </w:tc>
@@ -14429,14 +14620,25 @@
                 <w:szCs w:val="12"/>
               </w:rPr>
             </w:pPr>
-            <w:r>
-              <w:rPr>
-                <w:rFonts w:asciiTheme="minorBidi" w:hAnsiTheme="minorBidi" w:cstheme="minorBidi"/>
-                <w:color w:val="000000" w:themeColor="text1"/>
-                <w:sz w:val="12"/>
-                <w:szCs w:val="12"/>
-              </w:rPr>
-              <w:t>SparseGPT + GPTQ</w:t>
+            <w:proofErr w:type="spellStart"/>
+            <w:r>
+              <w:rPr>
+                <w:rFonts w:asciiTheme="minorBidi" w:hAnsiTheme="minorBidi" w:cstheme="minorBidi"/>
+                <w:color w:val="000000" w:themeColor="text1"/>
+                <w:sz w:val="12"/>
+                <w:szCs w:val="12"/>
+              </w:rPr>
+              <w:t>SparseGPT</w:t>
+            </w:r>
+            <w:proofErr w:type="spellEnd"/>
+            <w:r>
+              <w:rPr>
+                <w:rFonts w:asciiTheme="minorBidi" w:hAnsiTheme="minorBidi" w:cstheme="minorBidi"/>
+                <w:color w:val="000000" w:themeColor="text1"/>
+                <w:sz w:val="12"/>
+                <w:szCs w:val="12"/>
+              </w:rPr>
+              <w:t xml:space="preserve"> + GPTQ</w:t>
             </w:r>
           </w:p>
         </w:tc>

--- a/Evaluations/BenchmarkEvaluations/BenchmarkComparison.docx
+++ b/Evaluations/BenchmarkEvaluations/BenchmarkComparison.docx
@@ -162,7 +162,6 @@
                 <w:szCs w:val="12"/>
               </w:rPr>
             </w:pPr>
-            <w:proofErr w:type="spellStart"/>
             <w:r>
               <w:rPr>
                 <w:rFonts w:asciiTheme="minorBidi" w:hAnsiTheme="minorBidi" w:cstheme="minorBidi"/>
@@ -172,19 +171,7 @@
                 <w:sz w:val="12"/>
                 <w:szCs w:val="12"/>
               </w:rPr>
-              <w:t>LLaMA</w:t>
-            </w:r>
-            <w:proofErr w:type="spellEnd"/>
-            <w:r>
-              <w:rPr>
-                <w:rFonts w:asciiTheme="minorBidi" w:hAnsiTheme="minorBidi" w:cstheme="minorBidi"/>
-                <w:b/>
-                <w:bCs/>
-                <w:color w:val="984806" w:themeColor="accent6" w:themeShade="80"/>
-                <w:sz w:val="12"/>
-                <w:szCs w:val="12"/>
-              </w:rPr>
-              <w:t xml:space="preserve"> 3.2-3B-Instruct</w:t>
+              <w:t>LLaMA 3.2-3B-Instruct</w:t>
             </w:r>
           </w:p>
         </w:tc>
@@ -686,7 +673,6 @@
                 <w:szCs w:val="12"/>
               </w:rPr>
             </w:pPr>
-            <w:proofErr w:type="spellStart"/>
             <w:r>
               <w:rPr>
                 <w:rFonts w:asciiTheme="minorBidi" w:hAnsiTheme="minorBidi" w:cstheme="minorBidi"/>
@@ -698,7 +684,6 @@
               </w:rPr>
               <w:t>IFEval</w:t>
             </w:r>
-            <w:proofErr w:type="spellEnd"/>
           </w:p>
         </w:tc>
         <w:tc>
@@ -732,9 +717,8 @@
                 <w:sz w:val="12"/>
                 <w:szCs w:val="12"/>
               </w:rPr>
-              <w:t xml:space="preserve">GSM8K </w:t>
-            </w:r>
-            <w:proofErr w:type="spellStart"/>
+              <w:t>GSM8K CoT</w:t>
+            </w:r>
             <w:r>
               <w:rPr>
                 <w:rFonts w:asciiTheme="minorBidi" w:hAnsiTheme="minorBidi" w:cstheme="minorBidi"/>
@@ -744,10 +728,26 @@
                 <w:sz w:val="12"/>
                 <w:szCs w:val="12"/>
               </w:rPr>
-              <w:t>CoT</w:t>
-            </w:r>
-            <w:proofErr w:type="spellEnd"/>
-            <w:r>
+              <w:br/>
+              <w:t>(8-shot)</w:t>
+            </w:r>
+          </w:p>
+        </w:tc>
+        <w:tc>
+          <w:tcPr>
+            <w:tcW w:w="869" w:type="dxa"/>
+            <w:shd w:val="clear" w:color="auto" w:fill="FABF8F" w:themeFill="accent6" w:themeFillTint="99"/>
+            <w:tcMar>
+              <w:top w:w="80" w:type="dxa"/>
+              <w:left w:w="60" w:type="dxa"/>
+              <w:bottom w:w="80" w:type="dxa"/>
+              <w:right w:w="60" w:type="dxa"/>
+            </w:tcMar>
+            <w:vAlign w:val="center"/>
+          </w:tcPr>
+          <w:p>
+            <w:pPr>
+              <w:jc w:val="center"/>
               <w:rPr>
                 <w:rFonts w:asciiTheme="minorBidi" w:hAnsiTheme="minorBidi" w:cstheme="minorBidi"/>
                 <w:b/>
@@ -756,6 +756,213 @@
                 <w:sz w:val="12"/>
                 <w:szCs w:val="12"/>
               </w:rPr>
+            </w:pPr>
+            <w:r>
+              <w:rPr>
+                <w:rFonts w:asciiTheme="minorBidi" w:hAnsiTheme="minorBidi" w:cstheme="minorBidi"/>
+                <w:b/>
+                <w:bCs/>
+                <w:color w:val="984806" w:themeColor="accent6" w:themeShade="80"/>
+                <w:sz w:val="12"/>
+                <w:szCs w:val="12"/>
+              </w:rPr>
+              <w:t>ARC-C</w:t>
+            </w:r>
+          </w:p>
+          <w:p>
+            <w:pPr>
+              <w:jc w:val="center"/>
+              <w:rPr>
+                <w:rFonts w:asciiTheme="minorBidi" w:hAnsiTheme="minorBidi" w:cstheme="minorBidi"/>
+                <w:color w:val="984806" w:themeColor="accent6" w:themeShade="80"/>
+                <w:sz w:val="12"/>
+                <w:szCs w:val="12"/>
+              </w:rPr>
+            </w:pPr>
+            <w:r>
+              <w:rPr>
+                <w:rFonts w:asciiTheme="minorBidi" w:hAnsiTheme="minorBidi" w:cstheme="minorBidi"/>
+                <w:b/>
+                <w:bCs/>
+                <w:color w:val="984806" w:themeColor="accent6" w:themeShade="80"/>
+                <w:sz w:val="12"/>
+                <w:szCs w:val="12"/>
+              </w:rPr>
+              <w:t>(0-shots)</w:t>
+            </w:r>
+          </w:p>
+        </w:tc>
+        <w:tc>
+          <w:tcPr>
+            <w:tcW w:w="869" w:type="dxa"/>
+            <w:shd w:val="clear" w:color="auto" w:fill="FABF8F" w:themeFill="accent6" w:themeFillTint="99"/>
+            <w:tcMar>
+              <w:top w:w="80" w:type="dxa"/>
+              <w:left w:w="60" w:type="dxa"/>
+              <w:bottom w:w="80" w:type="dxa"/>
+              <w:right w:w="60" w:type="dxa"/>
+            </w:tcMar>
+            <w:vAlign w:val="center"/>
+          </w:tcPr>
+          <w:p>
+            <w:pPr>
+              <w:jc w:val="center"/>
+              <w:rPr>
+                <w:rFonts w:asciiTheme="minorBidi" w:hAnsiTheme="minorBidi" w:cstheme="minorBidi"/>
+                <w:color w:val="984806" w:themeColor="accent6" w:themeShade="80"/>
+                <w:sz w:val="12"/>
+                <w:szCs w:val="12"/>
+              </w:rPr>
+            </w:pPr>
+            <w:r>
+              <w:rPr>
+                <w:rFonts w:asciiTheme="minorBidi" w:hAnsiTheme="minorBidi" w:cstheme="minorBidi"/>
+                <w:b/>
+                <w:bCs/>
+                <w:color w:val="984806" w:themeColor="accent6" w:themeShade="80"/>
+                <w:sz w:val="12"/>
+                <w:szCs w:val="12"/>
+              </w:rPr>
+              <w:t>PPL ↓</w:t>
+            </w:r>
+            <w:r>
+              <w:rPr>
+                <w:rFonts w:asciiTheme="minorBidi" w:hAnsiTheme="minorBidi" w:cstheme="minorBidi"/>
+                <w:b/>
+                <w:bCs/>
+                <w:color w:val="984806" w:themeColor="accent6" w:themeShade="80"/>
+                <w:sz w:val="12"/>
+                <w:szCs w:val="12"/>
+              </w:rPr>
+              <w:br/>
+              <w:t>(WikiText)</w:t>
+            </w:r>
+          </w:p>
+        </w:tc>
+        <w:tc>
+          <w:tcPr>
+            <w:tcW w:w="869" w:type="dxa"/>
+            <w:shd w:val="clear" w:color="auto" w:fill="403152" w:themeFill="accent4" w:themeFillShade="80"/>
+            <w:tcMar>
+              <w:top w:w="80" w:type="dxa"/>
+              <w:left w:w="60" w:type="dxa"/>
+              <w:bottom w:w="80" w:type="dxa"/>
+              <w:right w:w="60" w:type="dxa"/>
+            </w:tcMar>
+            <w:vAlign w:val="center"/>
+          </w:tcPr>
+          <w:p>
+            <w:pPr>
+              <w:jc w:val="center"/>
+              <w:rPr>
+                <w:rFonts w:asciiTheme="minorBidi" w:hAnsiTheme="minorBidi" w:cstheme="minorBidi"/>
+                <w:color w:val="FFFFFF" w:themeColor="background1"/>
+                <w:sz w:val="12"/>
+                <w:szCs w:val="12"/>
+              </w:rPr>
+            </w:pPr>
+            <w:r>
+              <w:rPr>
+                <w:rFonts w:asciiTheme="minorBidi" w:hAnsiTheme="minorBidi" w:cstheme="minorBidi"/>
+                <w:b/>
+                <w:bCs/>
+                <w:color w:val="FFFFFF" w:themeColor="background1"/>
+                <w:sz w:val="12"/>
+                <w:szCs w:val="12"/>
+              </w:rPr>
+              <w:t>MMLU</w:t>
+            </w:r>
+            <w:r>
+              <w:rPr>
+                <w:rFonts w:asciiTheme="minorBidi" w:hAnsiTheme="minorBidi" w:cstheme="minorBidi"/>
+                <w:b/>
+                <w:bCs/>
+                <w:color w:val="FFFFFF" w:themeColor="background1"/>
+                <w:sz w:val="12"/>
+                <w:szCs w:val="12"/>
+              </w:rPr>
+              <w:br/>
+              <w:t>(5-shot)</w:t>
+            </w:r>
+          </w:p>
+        </w:tc>
+        <w:tc>
+          <w:tcPr>
+            <w:tcW w:w="869" w:type="dxa"/>
+            <w:shd w:val="clear" w:color="auto" w:fill="403152" w:themeFill="accent4" w:themeFillShade="80"/>
+            <w:tcMar>
+              <w:top w:w="80" w:type="dxa"/>
+              <w:left w:w="60" w:type="dxa"/>
+              <w:bottom w:w="80" w:type="dxa"/>
+              <w:right w:w="60" w:type="dxa"/>
+            </w:tcMar>
+            <w:vAlign w:val="center"/>
+          </w:tcPr>
+          <w:p>
+            <w:pPr>
+              <w:jc w:val="center"/>
+              <w:rPr>
+                <w:rFonts w:asciiTheme="minorBidi" w:hAnsiTheme="minorBidi" w:cstheme="minorBidi"/>
+                <w:color w:val="FFFFFF" w:themeColor="background1"/>
+                <w:sz w:val="12"/>
+                <w:szCs w:val="12"/>
+              </w:rPr>
+            </w:pPr>
+            <w:r>
+              <w:rPr>
+                <w:rFonts w:asciiTheme="minorBidi" w:hAnsiTheme="minorBidi" w:cstheme="minorBidi"/>
+                <w:b/>
+                <w:bCs/>
+                <w:color w:val="FFFFFF" w:themeColor="background1"/>
+                <w:sz w:val="12"/>
+                <w:szCs w:val="12"/>
+              </w:rPr>
+              <w:t>IFEval</w:t>
+            </w:r>
+          </w:p>
+        </w:tc>
+        <w:tc>
+          <w:tcPr>
+            <w:tcW w:w="869" w:type="dxa"/>
+            <w:shd w:val="clear" w:color="auto" w:fill="403152" w:themeFill="accent4" w:themeFillShade="80"/>
+            <w:tcMar>
+              <w:top w:w="80" w:type="dxa"/>
+              <w:left w:w="60" w:type="dxa"/>
+              <w:bottom w:w="80" w:type="dxa"/>
+              <w:right w:w="60" w:type="dxa"/>
+            </w:tcMar>
+            <w:vAlign w:val="center"/>
+          </w:tcPr>
+          <w:p>
+            <w:pPr>
+              <w:jc w:val="center"/>
+              <w:rPr>
+                <w:rFonts w:asciiTheme="minorBidi" w:hAnsiTheme="minorBidi" w:cstheme="minorBidi"/>
+                <w:color w:val="FFFFFF" w:themeColor="background1"/>
+                <w:sz w:val="12"/>
+                <w:szCs w:val="12"/>
+              </w:rPr>
+            </w:pPr>
+            <w:r>
+              <w:rPr>
+                <w:rFonts w:asciiTheme="minorBidi" w:hAnsiTheme="minorBidi" w:cstheme="minorBidi"/>
+                <w:b/>
+                <w:bCs/>
+                <w:color w:val="FFFFFF" w:themeColor="background1"/>
+                <w:sz w:val="12"/>
+                <w:szCs w:val="12"/>
+              </w:rPr>
+              <w:t>GSM8K CoT</w:t>
+            </w:r>
+            <w:r>
+              <w:rPr>
+                <w:rFonts w:asciiTheme="minorBidi" w:hAnsiTheme="minorBidi" w:cstheme="minorBidi"/>
+                <w:b/>
+                <w:bCs/>
+                <w:color w:val="FFFFFF" w:themeColor="background1"/>
+                <w:sz w:val="12"/>
+                <w:szCs w:val="12"/>
+              </w:rPr>
               <w:br/>
               <w:t>(8-shot)</w:t>
             </w:r>
@@ -764,7 +971,7 @@
         <w:tc>
           <w:tcPr>
             <w:tcW w:w="869" w:type="dxa"/>
-            <w:shd w:val="clear" w:color="auto" w:fill="FABF8F" w:themeFill="accent6" w:themeFillTint="99"/>
+            <w:shd w:val="clear" w:color="auto" w:fill="403152" w:themeFill="accent4" w:themeFillShade="80"/>
             <w:tcMar>
               <w:top w:w="80" w:type="dxa"/>
               <w:left w:w="60" w:type="dxa"/>
@@ -780,7 +987,7 @@
                 <w:rFonts w:asciiTheme="minorBidi" w:hAnsiTheme="minorBidi" w:cstheme="minorBidi"/>
                 <w:b/>
                 <w:bCs/>
-                <w:color w:val="984806" w:themeColor="accent6" w:themeShade="80"/>
+                <w:color w:val="FFFFFF" w:themeColor="background1"/>
                 <w:sz w:val="12"/>
                 <w:szCs w:val="12"/>
               </w:rPr>
@@ -790,7 +997,7 @@
                 <w:rFonts w:asciiTheme="minorBidi" w:hAnsiTheme="minorBidi" w:cstheme="minorBidi"/>
                 <w:b/>
                 <w:bCs/>
-                <w:color w:val="984806" w:themeColor="accent6" w:themeShade="80"/>
+                <w:color w:val="FFFFFF" w:themeColor="background1"/>
                 <w:sz w:val="12"/>
                 <w:szCs w:val="12"/>
               </w:rPr>
@@ -802,7 +1009,7 @@
               <w:jc w:val="center"/>
               <w:rPr>
                 <w:rFonts w:asciiTheme="minorBidi" w:hAnsiTheme="minorBidi" w:cstheme="minorBidi"/>
-                <w:color w:val="984806" w:themeColor="accent6" w:themeShade="80"/>
+                <w:color w:val="FFFFFF" w:themeColor="background1"/>
                 <w:sz w:val="12"/>
                 <w:szCs w:val="12"/>
               </w:rPr>
@@ -812,7 +1019,7 @@
                 <w:rFonts w:asciiTheme="minorBidi" w:hAnsiTheme="minorBidi" w:cstheme="minorBidi"/>
                 <w:b/>
                 <w:bCs/>
-                <w:color w:val="984806" w:themeColor="accent6" w:themeShade="80"/>
+                <w:color w:val="FFFFFF" w:themeColor="background1"/>
                 <w:sz w:val="12"/>
                 <w:szCs w:val="12"/>
               </w:rPr>
@@ -823,7 +1030,7 @@
         <w:tc>
           <w:tcPr>
             <w:tcW w:w="869" w:type="dxa"/>
-            <w:shd w:val="clear" w:color="auto" w:fill="FABF8F" w:themeFill="accent6" w:themeFillTint="99"/>
+            <w:shd w:val="clear" w:color="auto" w:fill="403152" w:themeFill="accent4" w:themeFillShade="80"/>
             <w:tcMar>
               <w:top w:w="80" w:type="dxa"/>
               <w:left w:w="60" w:type="dxa"/>
@@ -837,7 +1044,7 @@
               <w:jc w:val="center"/>
               <w:rPr>
                 <w:rFonts w:asciiTheme="minorBidi" w:hAnsiTheme="minorBidi" w:cstheme="minorBidi"/>
-                <w:color w:val="984806" w:themeColor="accent6" w:themeShade="80"/>
+                <w:color w:val="FFFFFF" w:themeColor="background1"/>
                 <w:sz w:val="12"/>
                 <w:szCs w:val="12"/>
               </w:rPr>
@@ -847,7 +1054,7 @@
                 <w:rFonts w:asciiTheme="minorBidi" w:hAnsiTheme="minorBidi" w:cstheme="minorBidi"/>
                 <w:b/>
                 <w:bCs/>
-                <w:color w:val="984806" w:themeColor="accent6" w:themeShade="80"/>
+                <w:color w:val="FFFFFF" w:themeColor="background1"/>
                 <w:sz w:val="12"/>
                 <w:szCs w:val="12"/>
               </w:rPr>
@@ -858,43 +1065,66 @@
                 <w:rFonts w:asciiTheme="minorBidi" w:hAnsiTheme="minorBidi" w:cstheme="minorBidi"/>
                 <w:b/>
                 <w:bCs/>
-                <w:color w:val="984806" w:themeColor="accent6" w:themeShade="80"/>
+                <w:color w:val="FFFFFF" w:themeColor="background1"/>
                 <w:sz w:val="12"/>
                 <w:szCs w:val="12"/>
               </w:rPr>
               <w:br/>
-              <w:t>(</w:t>
-            </w:r>
-            <w:proofErr w:type="spellStart"/>
+              <w:t>(WikiText)</w:t>
+            </w:r>
+          </w:p>
+        </w:tc>
+        <w:tc>
+          <w:tcPr>
+            <w:tcW w:w="869" w:type="dxa"/>
+            <w:shd w:val="clear" w:color="auto" w:fill="EEECE1" w:themeFill="background2"/>
+            <w:tcMar>
+              <w:top w:w="80" w:type="dxa"/>
+              <w:left w:w="60" w:type="dxa"/>
+              <w:bottom w:w="80" w:type="dxa"/>
+              <w:right w:w="60" w:type="dxa"/>
+            </w:tcMar>
+            <w:vAlign w:val="center"/>
+          </w:tcPr>
+          <w:p>
+            <w:pPr>
+              <w:jc w:val="center"/>
+              <w:rPr>
+                <w:rFonts w:asciiTheme="minorBidi" w:hAnsiTheme="minorBidi" w:cstheme="minorBidi"/>
+                <w:color w:val="000000" w:themeColor="text1"/>
+                <w:sz w:val="12"/>
+                <w:szCs w:val="12"/>
+              </w:rPr>
+            </w:pPr>
             <w:r>
               <w:rPr>
                 <w:rFonts w:asciiTheme="minorBidi" w:hAnsiTheme="minorBidi" w:cstheme="minorBidi"/>
                 <w:b/>
                 <w:bCs/>
-                <w:color w:val="984806" w:themeColor="accent6" w:themeShade="80"/>
-                <w:sz w:val="12"/>
-                <w:szCs w:val="12"/>
-              </w:rPr>
-              <w:t>WikiText</w:t>
-            </w:r>
-            <w:proofErr w:type="spellEnd"/>
+                <w:color w:val="000000" w:themeColor="text1"/>
+                <w:sz w:val="12"/>
+                <w:szCs w:val="12"/>
+              </w:rPr>
+              <w:t>MMLU</w:t>
+            </w:r>
             <w:r>
               <w:rPr>
                 <w:rFonts w:asciiTheme="minorBidi" w:hAnsiTheme="minorBidi" w:cstheme="minorBidi"/>
                 <w:b/>
                 <w:bCs/>
-                <w:color w:val="984806" w:themeColor="accent6" w:themeShade="80"/>
-                <w:sz w:val="12"/>
-                <w:szCs w:val="12"/>
-              </w:rPr>
-              <w:t>)</w:t>
-            </w:r>
-          </w:p>
-        </w:tc>
-        <w:tc>
-          <w:tcPr>
-            <w:tcW w:w="869" w:type="dxa"/>
-            <w:shd w:val="clear" w:color="auto" w:fill="403152" w:themeFill="accent4" w:themeFillShade="80"/>
+                <w:color w:val="000000" w:themeColor="text1"/>
+                <w:sz w:val="12"/>
+                <w:szCs w:val="12"/>
+              </w:rPr>
+              <w:br/>
+              <w:t>(5-shot)</w:t>
+            </w:r>
+          </w:p>
+        </w:tc>
+        <w:tc>
+          <w:tcPr>
+            <w:tcW w:w="869" w:type="dxa"/>
+            <w:shd w:val="clear" w:color="auto" w:fill="EEECE1" w:themeFill="background2"/>
             <w:tcMar>
               <w:top w:w="80" w:type="dxa"/>
               <w:left w:w="60" w:type="dxa"/>
@@ -908,7 +1138,7 @@
               <w:jc w:val="center"/>
               <w:rPr>
                 <w:rFonts w:asciiTheme="minorBidi" w:hAnsiTheme="minorBidi" w:cstheme="minorBidi"/>
-                <w:color w:val="FFFFFF" w:themeColor="background1"/>
+                <w:color w:val="000000" w:themeColor="text1"/>
                 <w:sz w:val="12"/>
                 <w:szCs w:val="12"/>
               </w:rPr>
@@ -918,18 +1148,194 @@
                 <w:rFonts w:asciiTheme="minorBidi" w:hAnsiTheme="minorBidi" w:cstheme="minorBidi"/>
                 <w:b/>
                 <w:bCs/>
-                <w:color w:val="FFFFFF" w:themeColor="background1"/>
-                <w:sz w:val="12"/>
-                <w:szCs w:val="12"/>
-              </w:rPr>
-              <w:t>MMLU</w:t>
-            </w:r>
+                <w:color w:val="000000" w:themeColor="text1"/>
+                <w:sz w:val="12"/>
+                <w:szCs w:val="12"/>
+              </w:rPr>
+              <w:t>IFEval</w:t>
+            </w:r>
+          </w:p>
+        </w:tc>
+        <w:tc>
+          <w:tcPr>
+            <w:tcW w:w="869" w:type="dxa"/>
+            <w:shd w:val="clear" w:color="auto" w:fill="EEECE1" w:themeFill="background2"/>
+            <w:tcMar>
+              <w:top w:w="80" w:type="dxa"/>
+              <w:left w:w="60" w:type="dxa"/>
+              <w:bottom w:w="80" w:type="dxa"/>
+              <w:right w:w="60" w:type="dxa"/>
+            </w:tcMar>
+            <w:vAlign w:val="center"/>
+          </w:tcPr>
+          <w:p>
+            <w:pPr>
+              <w:jc w:val="center"/>
+              <w:rPr>
+                <w:rFonts w:asciiTheme="minorBidi" w:hAnsiTheme="minorBidi" w:cstheme="minorBidi"/>
+                <w:color w:val="000000" w:themeColor="text1"/>
+                <w:sz w:val="12"/>
+                <w:szCs w:val="12"/>
+              </w:rPr>
+            </w:pPr>
             <w:r>
               <w:rPr>
                 <w:rFonts w:asciiTheme="minorBidi" w:hAnsiTheme="minorBidi" w:cstheme="minorBidi"/>
                 <w:b/>
                 <w:bCs/>
-                <w:color w:val="FFFFFF" w:themeColor="background1"/>
+                <w:color w:val="000000" w:themeColor="text1"/>
+                <w:sz w:val="12"/>
+                <w:szCs w:val="12"/>
+              </w:rPr>
+              <w:t>GSM8K CoT</w:t>
+            </w:r>
+            <w:r>
+              <w:rPr>
+                <w:rFonts w:asciiTheme="minorBidi" w:hAnsiTheme="minorBidi" w:cstheme="minorBidi"/>
+                <w:b/>
+                <w:bCs/>
+                <w:color w:val="000000" w:themeColor="text1"/>
+                <w:sz w:val="12"/>
+                <w:szCs w:val="12"/>
+              </w:rPr>
+              <w:br/>
+              <w:t>(8-shot)</w:t>
+            </w:r>
+          </w:p>
+        </w:tc>
+        <w:tc>
+          <w:tcPr>
+            <w:tcW w:w="869" w:type="dxa"/>
+            <w:shd w:val="clear" w:color="auto" w:fill="EEECE1" w:themeFill="background2"/>
+            <w:tcMar>
+              <w:top w:w="80" w:type="dxa"/>
+              <w:left w:w="60" w:type="dxa"/>
+              <w:bottom w:w="80" w:type="dxa"/>
+              <w:right w:w="60" w:type="dxa"/>
+            </w:tcMar>
+            <w:vAlign w:val="center"/>
+          </w:tcPr>
+          <w:p>
+            <w:pPr>
+              <w:jc w:val="center"/>
+              <w:rPr>
+                <w:rFonts w:asciiTheme="minorBidi" w:hAnsiTheme="minorBidi" w:cstheme="minorBidi"/>
+                <w:color w:val="000000" w:themeColor="text1"/>
+                <w:sz w:val="12"/>
+                <w:szCs w:val="12"/>
+              </w:rPr>
+            </w:pPr>
+            <w:r>
+              <w:rPr>
+                <w:rFonts w:asciiTheme="minorBidi" w:hAnsiTheme="minorBidi" w:cstheme="minorBidi"/>
+                <w:b/>
+                <w:bCs/>
+                <w:color w:val="000000" w:themeColor="text1"/>
+                <w:sz w:val="12"/>
+                <w:szCs w:val="12"/>
+              </w:rPr>
+              <w:t>ARC-C</w:t>
+            </w:r>
+            <w:r>
+              <w:rPr>
+                <w:rFonts w:asciiTheme="minorBidi" w:hAnsiTheme="minorBidi" w:cstheme="minorBidi"/>
+                <w:b/>
+                <w:bCs/>
+                <w:color w:val="000000" w:themeColor="text1"/>
+                <w:sz w:val="12"/>
+                <w:szCs w:val="12"/>
+              </w:rPr>
+              <w:br/>
+              <w:t>(0-shots)</w:t>
+            </w:r>
+          </w:p>
+        </w:tc>
+        <w:tc>
+          <w:tcPr>
+            <w:tcW w:w="869" w:type="dxa"/>
+            <w:shd w:val="clear" w:color="auto" w:fill="EEECE1" w:themeFill="background2"/>
+            <w:tcMar>
+              <w:top w:w="80" w:type="dxa"/>
+              <w:left w:w="60" w:type="dxa"/>
+              <w:bottom w:w="80" w:type="dxa"/>
+              <w:right w:w="60" w:type="dxa"/>
+            </w:tcMar>
+            <w:vAlign w:val="center"/>
+          </w:tcPr>
+          <w:p>
+            <w:pPr>
+              <w:jc w:val="center"/>
+              <w:rPr>
+                <w:rFonts w:asciiTheme="minorBidi" w:hAnsiTheme="minorBidi" w:cstheme="minorBidi"/>
+                <w:color w:val="000000" w:themeColor="text1"/>
+                <w:sz w:val="12"/>
+                <w:szCs w:val="12"/>
+              </w:rPr>
+            </w:pPr>
+            <w:r>
+              <w:rPr>
+                <w:rFonts w:asciiTheme="minorBidi" w:hAnsiTheme="minorBidi" w:cstheme="minorBidi"/>
+                <w:b/>
+                <w:bCs/>
+                <w:color w:val="000000" w:themeColor="text1"/>
+                <w:sz w:val="12"/>
+                <w:szCs w:val="12"/>
+              </w:rPr>
+              <w:t>PPL ↓</w:t>
+            </w:r>
+            <w:r>
+              <w:rPr>
+                <w:rFonts w:asciiTheme="minorBidi" w:hAnsiTheme="minorBidi" w:cstheme="minorBidi"/>
+                <w:b/>
+                <w:bCs/>
+                <w:color w:val="000000" w:themeColor="text1"/>
+                <w:sz w:val="12"/>
+                <w:szCs w:val="12"/>
+              </w:rPr>
+              <w:br/>
+              <w:t>(WikiText)</w:t>
+            </w:r>
+          </w:p>
+        </w:tc>
+        <w:tc>
+          <w:tcPr>
+            <w:tcW w:w="869" w:type="dxa"/>
+            <w:shd w:val="clear" w:color="auto" w:fill="C6D9F1" w:themeFill="text2" w:themeFillTint="33"/>
+            <w:tcMar>
+              <w:top w:w="80" w:type="dxa"/>
+              <w:left w:w="60" w:type="dxa"/>
+              <w:bottom w:w="80" w:type="dxa"/>
+              <w:right w:w="60" w:type="dxa"/>
+            </w:tcMar>
+            <w:vAlign w:val="center"/>
+          </w:tcPr>
+          <w:p>
+            <w:pPr>
+              <w:jc w:val="center"/>
+              <w:rPr>
+                <w:rFonts w:asciiTheme="minorBidi" w:hAnsiTheme="minorBidi" w:cstheme="minorBidi"/>
+                <w:color w:val="0F243E" w:themeColor="text2" w:themeShade="80"/>
+                <w:sz w:val="12"/>
+                <w:szCs w:val="12"/>
+              </w:rPr>
+            </w:pPr>
+            <w:r>
+              <w:rPr>
+                <w:rFonts w:asciiTheme="minorBidi" w:hAnsiTheme="minorBidi" w:cstheme="minorBidi"/>
+                <w:b/>
+                <w:bCs/>
+                <w:color w:val="0F243E" w:themeColor="text2" w:themeShade="80"/>
+                <w:sz w:val="12"/>
+                <w:szCs w:val="12"/>
+              </w:rPr>
+              <w:t>MMLU</w:t>
+            </w:r>
+            <w:r>
+              <w:rPr>
+                <w:rFonts w:asciiTheme="minorBidi" w:hAnsiTheme="minorBidi" w:cstheme="minorBidi"/>
+                <w:b/>
+                <w:bCs/>
+                <w:color w:val="0F243E" w:themeColor="text2" w:themeShade="80"/>
                 <w:sz w:val="12"/>
                 <w:szCs w:val="12"/>
               </w:rPr>
@@ -941,7 +1347,7 @@
         <w:tc>
           <w:tcPr>
             <w:tcW w:w="869" w:type="dxa"/>
-            <w:shd w:val="clear" w:color="auto" w:fill="403152" w:themeFill="accent4" w:themeFillShade="80"/>
+            <w:shd w:val="clear" w:color="auto" w:fill="C6D9F1" w:themeFill="text2" w:themeFillTint="33"/>
             <w:tcMar>
               <w:top w:w="80" w:type="dxa"/>
               <w:left w:w="60" w:type="dxa"/>
@@ -955,30 +1361,28 @@
               <w:jc w:val="center"/>
               <w:rPr>
                 <w:rFonts w:asciiTheme="minorBidi" w:hAnsiTheme="minorBidi" w:cstheme="minorBidi"/>
-                <w:color w:val="FFFFFF" w:themeColor="background1"/>
-                <w:sz w:val="12"/>
-                <w:szCs w:val="12"/>
-              </w:rPr>
-            </w:pPr>
-            <w:proofErr w:type="spellStart"/>
+                <w:color w:val="0F243E" w:themeColor="text2" w:themeShade="80"/>
+                <w:sz w:val="12"/>
+                <w:szCs w:val="12"/>
+              </w:rPr>
+            </w:pPr>
             <w:r>
               <w:rPr>
                 <w:rFonts w:asciiTheme="minorBidi" w:hAnsiTheme="minorBidi" w:cstheme="minorBidi"/>
                 <w:b/>
                 <w:bCs/>
-                <w:color w:val="FFFFFF" w:themeColor="background1"/>
+                <w:color w:val="0F243E" w:themeColor="text2" w:themeShade="80"/>
                 <w:sz w:val="12"/>
                 <w:szCs w:val="12"/>
               </w:rPr>
               <w:t>IFEval</w:t>
             </w:r>
-            <w:proofErr w:type="spellEnd"/>
-          </w:p>
-        </w:tc>
-        <w:tc>
-          <w:tcPr>
-            <w:tcW w:w="869" w:type="dxa"/>
-            <w:shd w:val="clear" w:color="auto" w:fill="403152" w:themeFill="accent4" w:themeFillShade="80"/>
+          </w:p>
+        </w:tc>
+        <w:tc>
+          <w:tcPr>
+            <w:tcW w:w="869" w:type="dxa"/>
+            <w:shd w:val="clear" w:color="auto" w:fill="C6D9F1" w:themeFill="text2" w:themeFillTint="33"/>
             <w:tcMar>
               <w:top w:w="80" w:type="dxa"/>
               <w:left w:w="60" w:type="dxa"/>
@@ -992,7 +1396,7 @@
               <w:jc w:val="center"/>
               <w:rPr>
                 <w:rFonts w:asciiTheme="minorBidi" w:hAnsiTheme="minorBidi" w:cstheme="minorBidi"/>
-                <w:color w:val="FFFFFF" w:themeColor="background1"/>
+                <w:color w:val="0F243E" w:themeColor="text2" w:themeShade="80"/>
                 <w:sz w:val="12"/>
                 <w:szCs w:val="12"/>
               </w:rPr>
@@ -1002,59 +1406,91 @@
                 <w:rFonts w:asciiTheme="minorBidi" w:hAnsiTheme="minorBidi" w:cstheme="minorBidi"/>
                 <w:b/>
                 <w:bCs/>
-                <w:color w:val="FFFFFF" w:themeColor="background1"/>
-                <w:sz w:val="12"/>
-                <w:szCs w:val="12"/>
-              </w:rPr>
-              <w:t xml:space="preserve">GSM8K </w:t>
-            </w:r>
-            <w:proofErr w:type="spellStart"/>
+                <w:color w:val="0F243E" w:themeColor="text2" w:themeShade="80"/>
+                <w:sz w:val="12"/>
+                <w:szCs w:val="12"/>
+              </w:rPr>
+              <w:t>GSM8K CoT</w:t>
+            </w:r>
             <w:r>
               <w:rPr>
                 <w:rFonts w:asciiTheme="minorBidi" w:hAnsiTheme="minorBidi" w:cstheme="minorBidi"/>
                 <w:b/>
                 <w:bCs/>
-                <w:color w:val="FFFFFF" w:themeColor="background1"/>
-                <w:sz w:val="12"/>
-                <w:szCs w:val="12"/>
-              </w:rPr>
-              <w:t>CoT</w:t>
-            </w:r>
-            <w:proofErr w:type="spellEnd"/>
+                <w:color w:val="0F243E" w:themeColor="text2" w:themeShade="80"/>
+                <w:sz w:val="12"/>
+                <w:szCs w:val="12"/>
+              </w:rPr>
+              <w:br/>
+              <w:t>(8-shot)</w:t>
+            </w:r>
+          </w:p>
+        </w:tc>
+        <w:tc>
+          <w:tcPr>
+            <w:tcW w:w="869" w:type="dxa"/>
+            <w:shd w:val="clear" w:color="auto" w:fill="C6D9F1" w:themeFill="text2" w:themeFillTint="33"/>
+            <w:tcMar>
+              <w:top w:w="80" w:type="dxa"/>
+              <w:left w:w="60" w:type="dxa"/>
+              <w:bottom w:w="80" w:type="dxa"/>
+              <w:right w:w="60" w:type="dxa"/>
+            </w:tcMar>
+            <w:vAlign w:val="center"/>
+          </w:tcPr>
+          <w:p>
+            <w:pPr>
+              <w:jc w:val="center"/>
+              <w:rPr>
+                <w:rFonts w:asciiTheme="minorBidi" w:hAnsiTheme="minorBidi" w:cstheme="minorBidi"/>
+                <w:color w:val="0F243E" w:themeColor="text2" w:themeShade="80"/>
+                <w:sz w:val="12"/>
+                <w:szCs w:val="12"/>
+              </w:rPr>
+            </w:pPr>
             <w:r>
               <w:rPr>
                 <w:rFonts w:asciiTheme="minorBidi" w:hAnsiTheme="minorBidi" w:cstheme="minorBidi"/>
                 <w:b/>
                 <w:bCs/>
-                <w:color w:val="FFFFFF" w:themeColor="background1"/>
-                <w:sz w:val="12"/>
-                <w:szCs w:val="12"/>
-              </w:rPr>
-              <w:br/>
-              <w:t>(8-shot)</w:t>
-            </w:r>
-          </w:p>
-        </w:tc>
-        <w:tc>
-          <w:tcPr>
-            <w:tcW w:w="869" w:type="dxa"/>
-            <w:shd w:val="clear" w:color="auto" w:fill="403152" w:themeFill="accent4" w:themeFillShade="80"/>
-            <w:tcMar>
-              <w:top w:w="80" w:type="dxa"/>
-              <w:left w:w="60" w:type="dxa"/>
-              <w:bottom w:w="80" w:type="dxa"/>
-              <w:right w:w="60" w:type="dxa"/>
-            </w:tcMar>
-            <w:vAlign w:val="center"/>
-          </w:tcPr>
-          <w:p>
-            <w:pPr>
-              <w:jc w:val="center"/>
+                <w:color w:val="0F243E" w:themeColor="text2" w:themeShade="80"/>
+                <w:sz w:val="12"/>
+                <w:szCs w:val="12"/>
+              </w:rPr>
+              <w:t>ARC-C</w:t>
+            </w:r>
+            <w:r>
               <w:rPr>
                 <w:rFonts w:asciiTheme="minorBidi" w:hAnsiTheme="minorBidi" w:cstheme="minorBidi"/>
                 <w:b/>
                 <w:bCs/>
-                <w:color w:val="FFFFFF" w:themeColor="background1"/>
+                <w:color w:val="0F243E" w:themeColor="text2" w:themeShade="80"/>
+                <w:sz w:val="12"/>
+                <w:szCs w:val="12"/>
+              </w:rPr>
+              <w:br/>
+              <w:t>(0-shots)</w:t>
+            </w:r>
+          </w:p>
+        </w:tc>
+        <w:tc>
+          <w:tcPr>
+            <w:tcW w:w="799" w:type="dxa"/>
+            <w:shd w:val="clear" w:color="auto" w:fill="C6D9F1" w:themeFill="text2" w:themeFillTint="33"/>
+            <w:tcMar>
+              <w:top w:w="80" w:type="dxa"/>
+              <w:left w:w="60" w:type="dxa"/>
+              <w:bottom w:w="80" w:type="dxa"/>
+              <w:right w:w="60" w:type="dxa"/>
+            </w:tcMar>
+            <w:vAlign w:val="center"/>
+          </w:tcPr>
+          <w:p>
+            <w:pPr>
+              <w:jc w:val="center"/>
+              <w:rPr>
+                <w:rFonts w:asciiTheme="minorBidi" w:hAnsiTheme="minorBidi" w:cstheme="minorBidi"/>
+                <w:color w:val="0F243E" w:themeColor="text2" w:themeShade="80"/>
                 <w:sz w:val="12"/>
                 <w:szCs w:val="12"/>
               </w:rPr>
@@ -1064,628 +1500,23 @@
                 <w:rFonts w:asciiTheme="minorBidi" w:hAnsiTheme="minorBidi" w:cstheme="minorBidi"/>
                 <w:b/>
                 <w:bCs/>
-                <w:color w:val="FFFFFF" w:themeColor="background1"/>
-                <w:sz w:val="12"/>
-                <w:szCs w:val="12"/>
-              </w:rPr>
-              <w:t>ARC-C</w:t>
-            </w:r>
-          </w:p>
-          <w:p>
-            <w:pPr>
-              <w:jc w:val="center"/>
-              <w:rPr>
-                <w:rFonts w:asciiTheme="minorBidi" w:hAnsiTheme="minorBidi" w:cstheme="minorBidi"/>
-                <w:color w:val="FFFFFF" w:themeColor="background1"/>
-                <w:sz w:val="12"/>
-                <w:szCs w:val="12"/>
-              </w:rPr>
-            </w:pPr>
+                <w:color w:val="0F243E" w:themeColor="text2" w:themeShade="80"/>
+                <w:sz w:val="12"/>
+                <w:szCs w:val="12"/>
+              </w:rPr>
+              <w:t>PPL ↓</w:t>
+            </w:r>
             <w:r>
               <w:rPr>
                 <w:rFonts w:asciiTheme="minorBidi" w:hAnsiTheme="minorBidi" w:cstheme="minorBidi"/>
                 <w:b/>
                 <w:bCs/>
-                <w:color w:val="FFFFFF" w:themeColor="background1"/>
-                <w:sz w:val="12"/>
-                <w:szCs w:val="12"/>
-              </w:rPr>
-              <w:t>(0-shots)</w:t>
-            </w:r>
-          </w:p>
-        </w:tc>
-        <w:tc>
-          <w:tcPr>
-            <w:tcW w:w="869" w:type="dxa"/>
-            <w:shd w:val="clear" w:color="auto" w:fill="403152" w:themeFill="accent4" w:themeFillShade="80"/>
-            <w:tcMar>
-              <w:top w:w="80" w:type="dxa"/>
-              <w:left w:w="60" w:type="dxa"/>
-              <w:bottom w:w="80" w:type="dxa"/>
-              <w:right w:w="60" w:type="dxa"/>
-            </w:tcMar>
-            <w:vAlign w:val="center"/>
-          </w:tcPr>
-          <w:p>
-            <w:pPr>
-              <w:jc w:val="center"/>
-              <w:rPr>
-                <w:rFonts w:asciiTheme="minorBidi" w:hAnsiTheme="minorBidi" w:cstheme="minorBidi"/>
-                <w:color w:val="FFFFFF" w:themeColor="background1"/>
-                <w:sz w:val="12"/>
-                <w:szCs w:val="12"/>
-              </w:rPr>
-            </w:pPr>
-            <w:r>
-              <w:rPr>
-                <w:rFonts w:asciiTheme="minorBidi" w:hAnsiTheme="minorBidi" w:cstheme="minorBidi"/>
-                <w:b/>
-                <w:bCs/>
-                <w:color w:val="FFFFFF" w:themeColor="background1"/>
-                <w:sz w:val="12"/>
-                <w:szCs w:val="12"/>
-              </w:rPr>
-              <w:t>PPL ↓</w:t>
-            </w:r>
-            <w:r>
-              <w:rPr>
-                <w:rFonts w:asciiTheme="minorBidi" w:hAnsiTheme="minorBidi" w:cstheme="minorBidi"/>
-                <w:b/>
-                <w:bCs/>
-                <w:color w:val="FFFFFF" w:themeColor="background1"/>
+                <w:color w:val="0F243E" w:themeColor="text2" w:themeShade="80"/>
                 <w:sz w:val="12"/>
                 <w:szCs w:val="12"/>
               </w:rPr>
               <w:br/>
-              <w:t>(</w:t>
-            </w:r>
-            <w:proofErr w:type="spellStart"/>
-            <w:r>
-              <w:rPr>
-                <w:rFonts w:asciiTheme="minorBidi" w:hAnsiTheme="minorBidi" w:cstheme="minorBidi"/>
-                <w:b/>
-                <w:bCs/>
-                <w:color w:val="FFFFFF" w:themeColor="background1"/>
-                <w:sz w:val="12"/>
-                <w:szCs w:val="12"/>
-              </w:rPr>
-              <w:t>WikiText</w:t>
-            </w:r>
-            <w:proofErr w:type="spellEnd"/>
-            <w:r>
-              <w:rPr>
-                <w:rFonts w:asciiTheme="minorBidi" w:hAnsiTheme="minorBidi" w:cstheme="minorBidi"/>
-                <w:b/>
-                <w:bCs/>
-                <w:color w:val="FFFFFF" w:themeColor="background1"/>
-                <w:sz w:val="12"/>
-                <w:szCs w:val="12"/>
-              </w:rPr>
-              <w:t>)</w:t>
-            </w:r>
-          </w:p>
-        </w:tc>
-        <w:tc>
-          <w:tcPr>
-            <w:tcW w:w="869" w:type="dxa"/>
-            <w:shd w:val="clear" w:color="auto" w:fill="EEECE1" w:themeFill="background2"/>
-            <w:tcMar>
-              <w:top w:w="80" w:type="dxa"/>
-              <w:left w:w="60" w:type="dxa"/>
-              <w:bottom w:w="80" w:type="dxa"/>
-              <w:right w:w="60" w:type="dxa"/>
-            </w:tcMar>
-            <w:vAlign w:val="center"/>
-          </w:tcPr>
-          <w:p>
-            <w:pPr>
-              <w:jc w:val="center"/>
-              <w:rPr>
-                <w:rFonts w:asciiTheme="minorBidi" w:hAnsiTheme="minorBidi" w:cstheme="minorBidi"/>
-                <w:color w:val="000000" w:themeColor="text1"/>
-                <w:sz w:val="12"/>
-                <w:szCs w:val="12"/>
-              </w:rPr>
-            </w:pPr>
-            <w:r>
-              <w:rPr>
-                <w:rFonts w:asciiTheme="minorBidi" w:hAnsiTheme="minorBidi" w:cstheme="minorBidi"/>
-                <w:b/>
-                <w:bCs/>
-                <w:color w:val="000000" w:themeColor="text1"/>
-                <w:sz w:val="12"/>
-                <w:szCs w:val="12"/>
-              </w:rPr>
-              <w:t>MMLU</w:t>
-            </w:r>
-            <w:r>
-              <w:rPr>
-                <w:rFonts w:asciiTheme="minorBidi" w:hAnsiTheme="minorBidi" w:cstheme="minorBidi"/>
-                <w:b/>
-                <w:bCs/>
-                <w:color w:val="000000" w:themeColor="text1"/>
-                <w:sz w:val="12"/>
-                <w:szCs w:val="12"/>
-              </w:rPr>
-              <w:br/>
-              <w:t>(5-shot)</w:t>
-            </w:r>
-          </w:p>
-        </w:tc>
-        <w:tc>
-          <w:tcPr>
-            <w:tcW w:w="869" w:type="dxa"/>
-            <w:shd w:val="clear" w:color="auto" w:fill="EEECE1" w:themeFill="background2"/>
-            <w:tcMar>
-              <w:top w:w="80" w:type="dxa"/>
-              <w:left w:w="60" w:type="dxa"/>
-              <w:bottom w:w="80" w:type="dxa"/>
-              <w:right w:w="60" w:type="dxa"/>
-            </w:tcMar>
-            <w:vAlign w:val="center"/>
-          </w:tcPr>
-          <w:p>
-            <w:pPr>
-              <w:jc w:val="center"/>
-              <w:rPr>
-                <w:rFonts w:asciiTheme="minorBidi" w:hAnsiTheme="minorBidi" w:cstheme="minorBidi"/>
-                <w:color w:val="000000" w:themeColor="text1"/>
-                <w:sz w:val="12"/>
-                <w:szCs w:val="12"/>
-              </w:rPr>
-            </w:pPr>
-            <w:proofErr w:type="spellStart"/>
-            <w:r>
-              <w:rPr>
-                <w:rFonts w:asciiTheme="minorBidi" w:hAnsiTheme="minorBidi" w:cstheme="minorBidi"/>
-                <w:b/>
-                <w:bCs/>
-                <w:color w:val="000000" w:themeColor="text1"/>
-                <w:sz w:val="12"/>
-                <w:szCs w:val="12"/>
-              </w:rPr>
-              <w:t>IFEval</w:t>
-            </w:r>
-            <w:proofErr w:type="spellEnd"/>
-          </w:p>
-        </w:tc>
-        <w:tc>
-          <w:tcPr>
-            <w:tcW w:w="869" w:type="dxa"/>
-            <w:shd w:val="clear" w:color="auto" w:fill="EEECE1" w:themeFill="background2"/>
-            <w:tcMar>
-              <w:top w:w="80" w:type="dxa"/>
-              <w:left w:w="60" w:type="dxa"/>
-              <w:bottom w:w="80" w:type="dxa"/>
-              <w:right w:w="60" w:type="dxa"/>
-            </w:tcMar>
-            <w:vAlign w:val="center"/>
-          </w:tcPr>
-          <w:p>
-            <w:pPr>
-              <w:jc w:val="center"/>
-              <w:rPr>
-                <w:rFonts w:asciiTheme="minorBidi" w:hAnsiTheme="minorBidi" w:cstheme="minorBidi"/>
-                <w:color w:val="000000" w:themeColor="text1"/>
-                <w:sz w:val="12"/>
-                <w:szCs w:val="12"/>
-              </w:rPr>
-            </w:pPr>
-            <w:r>
-              <w:rPr>
-                <w:rFonts w:asciiTheme="minorBidi" w:hAnsiTheme="minorBidi" w:cstheme="minorBidi"/>
-                <w:b/>
-                <w:bCs/>
-                <w:color w:val="000000" w:themeColor="text1"/>
-                <w:sz w:val="12"/>
-                <w:szCs w:val="12"/>
-              </w:rPr>
-              <w:t xml:space="preserve">GSM8K </w:t>
-            </w:r>
-            <w:proofErr w:type="spellStart"/>
-            <w:r>
-              <w:rPr>
-                <w:rFonts w:asciiTheme="minorBidi" w:hAnsiTheme="minorBidi" w:cstheme="minorBidi"/>
-                <w:b/>
-                <w:bCs/>
-                <w:color w:val="000000" w:themeColor="text1"/>
-                <w:sz w:val="12"/>
-                <w:szCs w:val="12"/>
-              </w:rPr>
-              <w:t>CoT</w:t>
-            </w:r>
-            <w:proofErr w:type="spellEnd"/>
-            <w:r>
-              <w:rPr>
-                <w:rFonts w:asciiTheme="minorBidi" w:hAnsiTheme="minorBidi" w:cstheme="minorBidi"/>
-                <w:b/>
-                <w:bCs/>
-                <w:color w:val="000000" w:themeColor="text1"/>
-                <w:sz w:val="12"/>
-                <w:szCs w:val="12"/>
-              </w:rPr>
-              <w:br/>
-              <w:t>(8-shot)</w:t>
-            </w:r>
-          </w:p>
-        </w:tc>
-        <w:tc>
-          <w:tcPr>
-            <w:tcW w:w="869" w:type="dxa"/>
-            <w:shd w:val="clear" w:color="auto" w:fill="EEECE1" w:themeFill="background2"/>
-            <w:tcMar>
-              <w:top w:w="80" w:type="dxa"/>
-              <w:left w:w="60" w:type="dxa"/>
-              <w:bottom w:w="80" w:type="dxa"/>
-              <w:right w:w="60" w:type="dxa"/>
-            </w:tcMar>
-            <w:vAlign w:val="center"/>
-          </w:tcPr>
-          <w:p>
-            <w:pPr>
-              <w:jc w:val="center"/>
-              <w:rPr>
-                <w:rFonts w:asciiTheme="minorBidi" w:hAnsiTheme="minorBidi" w:cstheme="minorBidi"/>
-                <w:color w:val="000000" w:themeColor="text1"/>
-                <w:sz w:val="12"/>
-                <w:szCs w:val="12"/>
-              </w:rPr>
-            </w:pPr>
-            <w:r>
-              <w:rPr>
-                <w:rFonts w:asciiTheme="minorBidi" w:hAnsiTheme="minorBidi" w:cstheme="minorBidi"/>
-                <w:b/>
-                <w:bCs/>
-                <w:color w:val="000000" w:themeColor="text1"/>
-                <w:sz w:val="12"/>
-                <w:szCs w:val="12"/>
-              </w:rPr>
-              <w:t>ARC-C</w:t>
-            </w:r>
-            <w:r>
-              <w:rPr>
-                <w:rFonts w:asciiTheme="minorBidi" w:hAnsiTheme="minorBidi" w:cstheme="minorBidi"/>
-                <w:b/>
-                <w:bCs/>
-                <w:color w:val="000000" w:themeColor="text1"/>
-                <w:sz w:val="12"/>
-                <w:szCs w:val="12"/>
-              </w:rPr>
-              <w:br/>
-              <w:t>(0-shots)</w:t>
-            </w:r>
-          </w:p>
-        </w:tc>
-        <w:tc>
-          <w:tcPr>
-            <w:tcW w:w="869" w:type="dxa"/>
-            <w:shd w:val="clear" w:color="auto" w:fill="EEECE1" w:themeFill="background2"/>
-            <w:tcMar>
-              <w:top w:w="80" w:type="dxa"/>
-              <w:left w:w="60" w:type="dxa"/>
-              <w:bottom w:w="80" w:type="dxa"/>
-              <w:right w:w="60" w:type="dxa"/>
-            </w:tcMar>
-            <w:vAlign w:val="center"/>
-          </w:tcPr>
-          <w:p>
-            <w:pPr>
-              <w:jc w:val="center"/>
-              <w:rPr>
-                <w:rFonts w:asciiTheme="minorBidi" w:hAnsiTheme="minorBidi" w:cstheme="minorBidi"/>
-                <w:color w:val="000000" w:themeColor="text1"/>
-                <w:sz w:val="12"/>
-                <w:szCs w:val="12"/>
-              </w:rPr>
-            </w:pPr>
-            <w:r>
-              <w:rPr>
-                <w:rFonts w:asciiTheme="minorBidi" w:hAnsiTheme="minorBidi" w:cstheme="minorBidi"/>
-                <w:b/>
-                <w:bCs/>
-                <w:color w:val="000000" w:themeColor="text1"/>
-                <w:sz w:val="12"/>
-                <w:szCs w:val="12"/>
-              </w:rPr>
-              <w:t>PPL ↓</w:t>
-            </w:r>
-            <w:r>
-              <w:rPr>
-                <w:rFonts w:asciiTheme="minorBidi" w:hAnsiTheme="minorBidi" w:cstheme="minorBidi"/>
-                <w:b/>
-                <w:bCs/>
-                <w:color w:val="000000" w:themeColor="text1"/>
-                <w:sz w:val="12"/>
-                <w:szCs w:val="12"/>
-              </w:rPr>
-              <w:br/>
-              <w:t>(</w:t>
-            </w:r>
-            <w:proofErr w:type="spellStart"/>
-            <w:r>
-              <w:rPr>
-                <w:rFonts w:asciiTheme="minorBidi" w:hAnsiTheme="minorBidi" w:cstheme="minorBidi"/>
-                <w:b/>
-                <w:bCs/>
-                <w:color w:val="000000" w:themeColor="text1"/>
-                <w:sz w:val="12"/>
-                <w:szCs w:val="12"/>
-              </w:rPr>
-              <w:t>WikiText</w:t>
-            </w:r>
-            <w:proofErr w:type="spellEnd"/>
-            <w:r>
-              <w:rPr>
-                <w:rFonts w:asciiTheme="minorBidi" w:hAnsiTheme="minorBidi" w:cstheme="minorBidi"/>
-                <w:b/>
-                <w:bCs/>
-                <w:color w:val="000000" w:themeColor="text1"/>
-                <w:sz w:val="12"/>
-                <w:szCs w:val="12"/>
-              </w:rPr>
-              <w:t>)</w:t>
-            </w:r>
-          </w:p>
-        </w:tc>
-        <w:tc>
-          <w:tcPr>
-            <w:tcW w:w="869" w:type="dxa"/>
-            <w:shd w:val="clear" w:color="auto" w:fill="C6D9F1" w:themeFill="text2" w:themeFillTint="33"/>
-            <w:tcMar>
-              <w:top w:w="80" w:type="dxa"/>
-              <w:left w:w="60" w:type="dxa"/>
-              <w:bottom w:w="80" w:type="dxa"/>
-              <w:right w:w="60" w:type="dxa"/>
-            </w:tcMar>
-            <w:vAlign w:val="center"/>
-          </w:tcPr>
-          <w:p>
-            <w:pPr>
-              <w:jc w:val="center"/>
-              <w:rPr>
-                <w:rFonts w:asciiTheme="minorBidi" w:hAnsiTheme="minorBidi" w:cstheme="minorBidi"/>
-                <w:color w:val="0F243E" w:themeColor="text2" w:themeShade="80"/>
-                <w:sz w:val="12"/>
-                <w:szCs w:val="12"/>
-              </w:rPr>
-            </w:pPr>
-            <w:r>
-              <w:rPr>
-                <w:rFonts w:asciiTheme="minorBidi" w:hAnsiTheme="minorBidi" w:cstheme="minorBidi"/>
-                <w:b/>
-                <w:bCs/>
-                <w:color w:val="0F243E" w:themeColor="text2" w:themeShade="80"/>
-                <w:sz w:val="12"/>
-                <w:szCs w:val="12"/>
-              </w:rPr>
-              <w:t>MMLU</w:t>
-            </w:r>
-            <w:r>
-              <w:rPr>
-                <w:rFonts w:asciiTheme="minorBidi" w:hAnsiTheme="minorBidi" w:cstheme="minorBidi"/>
-                <w:b/>
-                <w:bCs/>
-                <w:color w:val="0F243E" w:themeColor="text2" w:themeShade="80"/>
-                <w:sz w:val="12"/>
-                <w:szCs w:val="12"/>
-              </w:rPr>
-              <w:br/>
-              <w:t>(5-shot)</w:t>
-            </w:r>
-          </w:p>
-        </w:tc>
-        <w:tc>
-          <w:tcPr>
-            <w:tcW w:w="869" w:type="dxa"/>
-            <w:shd w:val="clear" w:color="auto" w:fill="C6D9F1" w:themeFill="text2" w:themeFillTint="33"/>
-            <w:tcMar>
-              <w:top w:w="80" w:type="dxa"/>
-              <w:left w:w="60" w:type="dxa"/>
-              <w:bottom w:w="80" w:type="dxa"/>
-              <w:right w:w="60" w:type="dxa"/>
-            </w:tcMar>
-            <w:vAlign w:val="center"/>
-          </w:tcPr>
-          <w:p>
-            <w:pPr>
-              <w:jc w:val="center"/>
-              <w:rPr>
-                <w:rFonts w:asciiTheme="minorBidi" w:hAnsiTheme="minorBidi" w:cstheme="minorBidi"/>
-                <w:color w:val="0F243E" w:themeColor="text2" w:themeShade="80"/>
-                <w:sz w:val="12"/>
-                <w:szCs w:val="12"/>
-              </w:rPr>
-            </w:pPr>
-            <w:proofErr w:type="spellStart"/>
-            <w:r>
-              <w:rPr>
-                <w:rFonts w:asciiTheme="minorBidi" w:hAnsiTheme="minorBidi" w:cstheme="minorBidi"/>
-                <w:b/>
-                <w:bCs/>
-                <w:color w:val="0F243E" w:themeColor="text2" w:themeShade="80"/>
-                <w:sz w:val="12"/>
-                <w:szCs w:val="12"/>
-              </w:rPr>
-              <w:t>IFEval</w:t>
-            </w:r>
-            <w:proofErr w:type="spellEnd"/>
-          </w:p>
-        </w:tc>
-        <w:tc>
-          <w:tcPr>
-            <w:tcW w:w="869" w:type="dxa"/>
-            <w:shd w:val="clear" w:color="auto" w:fill="C6D9F1" w:themeFill="text2" w:themeFillTint="33"/>
-            <w:tcMar>
-              <w:top w:w="80" w:type="dxa"/>
-              <w:left w:w="60" w:type="dxa"/>
-              <w:bottom w:w="80" w:type="dxa"/>
-              <w:right w:w="60" w:type="dxa"/>
-            </w:tcMar>
-            <w:vAlign w:val="center"/>
-          </w:tcPr>
-          <w:p>
-            <w:pPr>
-              <w:jc w:val="center"/>
-              <w:rPr>
-                <w:rFonts w:asciiTheme="minorBidi" w:hAnsiTheme="minorBidi" w:cstheme="minorBidi"/>
-                <w:color w:val="0F243E" w:themeColor="text2" w:themeShade="80"/>
-                <w:sz w:val="12"/>
-                <w:szCs w:val="12"/>
-              </w:rPr>
-            </w:pPr>
-            <w:r>
-              <w:rPr>
-                <w:rFonts w:asciiTheme="minorBidi" w:hAnsiTheme="minorBidi" w:cstheme="minorBidi"/>
-                <w:b/>
-                <w:bCs/>
-                <w:color w:val="0F243E" w:themeColor="text2" w:themeShade="80"/>
-                <w:sz w:val="12"/>
-                <w:szCs w:val="12"/>
-              </w:rPr>
-              <w:t xml:space="preserve">GSM8K </w:t>
-            </w:r>
-            <w:proofErr w:type="spellStart"/>
-            <w:r>
-              <w:rPr>
-                <w:rFonts w:asciiTheme="minorBidi" w:hAnsiTheme="minorBidi" w:cstheme="minorBidi"/>
-                <w:b/>
-                <w:bCs/>
-                <w:color w:val="0F243E" w:themeColor="text2" w:themeShade="80"/>
-                <w:sz w:val="12"/>
-                <w:szCs w:val="12"/>
-              </w:rPr>
-              <w:t>CoT</w:t>
-            </w:r>
-            <w:proofErr w:type="spellEnd"/>
-            <w:r>
-              <w:rPr>
-                <w:rFonts w:asciiTheme="minorBidi" w:hAnsiTheme="minorBidi" w:cstheme="minorBidi"/>
-                <w:b/>
-                <w:bCs/>
-                <w:color w:val="0F243E" w:themeColor="text2" w:themeShade="80"/>
-                <w:sz w:val="12"/>
-                <w:szCs w:val="12"/>
-              </w:rPr>
-              <w:br/>
-              <w:t>(8-shot)</w:t>
-            </w:r>
-          </w:p>
-        </w:tc>
-        <w:tc>
-          <w:tcPr>
-            <w:tcW w:w="869" w:type="dxa"/>
-            <w:shd w:val="clear" w:color="auto" w:fill="C6D9F1" w:themeFill="text2" w:themeFillTint="33"/>
-            <w:tcMar>
-              <w:top w:w="80" w:type="dxa"/>
-              <w:left w:w="60" w:type="dxa"/>
-              <w:bottom w:w="80" w:type="dxa"/>
-              <w:right w:w="60" w:type="dxa"/>
-            </w:tcMar>
-            <w:vAlign w:val="center"/>
-          </w:tcPr>
-          <w:p>
-            <w:pPr>
-              <w:jc w:val="center"/>
-              <w:rPr>
-                <w:rFonts w:asciiTheme="minorBidi" w:hAnsiTheme="minorBidi" w:cstheme="minorBidi"/>
-                <w:color w:val="0F243E" w:themeColor="text2" w:themeShade="80"/>
-                <w:sz w:val="12"/>
-                <w:szCs w:val="12"/>
-              </w:rPr>
-            </w:pPr>
-            <w:r>
-              <w:rPr>
-                <w:rFonts w:asciiTheme="minorBidi" w:hAnsiTheme="minorBidi" w:cstheme="minorBidi"/>
-                <w:b/>
-                <w:bCs/>
-                <w:color w:val="0F243E" w:themeColor="text2" w:themeShade="80"/>
-                <w:sz w:val="12"/>
-                <w:szCs w:val="12"/>
-              </w:rPr>
-              <w:t>ARC-C</w:t>
-            </w:r>
-            <w:r>
-              <w:rPr>
-                <w:rFonts w:asciiTheme="minorBidi" w:hAnsiTheme="minorBidi" w:cstheme="minorBidi"/>
-                <w:b/>
-                <w:bCs/>
-                <w:color w:val="0F243E" w:themeColor="text2" w:themeShade="80"/>
-                <w:sz w:val="12"/>
-                <w:szCs w:val="12"/>
-              </w:rPr>
-              <w:br/>
-              <w:t>(0-shots)</w:t>
-            </w:r>
-          </w:p>
-        </w:tc>
-        <w:tc>
-          <w:tcPr>
-            <w:tcW w:w="799" w:type="dxa"/>
-            <w:shd w:val="clear" w:color="auto" w:fill="C6D9F1" w:themeFill="text2" w:themeFillTint="33"/>
-            <w:tcMar>
-              <w:top w:w="80" w:type="dxa"/>
-              <w:left w:w="60" w:type="dxa"/>
-              <w:bottom w:w="80" w:type="dxa"/>
-              <w:right w:w="60" w:type="dxa"/>
-            </w:tcMar>
-            <w:vAlign w:val="center"/>
-          </w:tcPr>
-          <w:p>
-            <w:pPr>
-              <w:jc w:val="center"/>
-              <w:rPr>
-                <w:rFonts w:asciiTheme="minorBidi" w:hAnsiTheme="minorBidi" w:cstheme="minorBidi"/>
-                <w:color w:val="0F243E" w:themeColor="text2" w:themeShade="80"/>
-                <w:sz w:val="12"/>
-                <w:szCs w:val="12"/>
-              </w:rPr>
-            </w:pPr>
-            <w:r>
-              <w:rPr>
-                <w:rFonts w:asciiTheme="minorBidi" w:hAnsiTheme="minorBidi" w:cstheme="minorBidi"/>
-                <w:b/>
-                <w:bCs/>
-                <w:color w:val="0F243E" w:themeColor="text2" w:themeShade="80"/>
-                <w:sz w:val="12"/>
-                <w:szCs w:val="12"/>
-              </w:rPr>
-              <w:t>PPL ↓</w:t>
-            </w:r>
-            <w:r>
-              <w:rPr>
-                <w:rFonts w:asciiTheme="minorBidi" w:hAnsiTheme="minorBidi" w:cstheme="minorBidi"/>
-                <w:b/>
-                <w:bCs/>
-                <w:color w:val="0F243E" w:themeColor="text2" w:themeShade="80"/>
-                <w:sz w:val="12"/>
-                <w:szCs w:val="12"/>
-              </w:rPr>
-              <w:br/>
-              <w:t>(</w:t>
-            </w:r>
-            <w:proofErr w:type="spellStart"/>
-            <w:r>
-              <w:rPr>
-                <w:rFonts w:asciiTheme="minorBidi" w:hAnsiTheme="minorBidi" w:cstheme="minorBidi"/>
-                <w:b/>
-                <w:bCs/>
-                <w:color w:val="0F243E" w:themeColor="text2" w:themeShade="80"/>
-                <w:sz w:val="12"/>
-                <w:szCs w:val="12"/>
-              </w:rPr>
-              <w:t>WikiText</w:t>
-            </w:r>
-            <w:proofErr w:type="spellEnd"/>
-            <w:r>
-              <w:rPr>
-                <w:rFonts w:asciiTheme="minorBidi" w:hAnsiTheme="minorBidi" w:cstheme="minorBidi"/>
-                <w:b/>
-                <w:bCs/>
-                <w:color w:val="0F243E" w:themeColor="text2" w:themeShade="80"/>
-                <w:sz w:val="12"/>
-                <w:szCs w:val="12"/>
-              </w:rPr>
-              <w:t>)</w:t>
+              <w:t>(WikiText)</w:t>
             </w:r>
           </w:p>
         </w:tc>
@@ -4599,25 +4430,14 @@
                 <w:szCs w:val="12"/>
               </w:rPr>
             </w:pPr>
-            <w:proofErr w:type="spellStart"/>
-            <w:r>
-              <w:rPr>
-                <w:rFonts w:asciiTheme="minorBidi" w:hAnsiTheme="minorBidi" w:cstheme="minorBidi"/>
-                <w:color w:val="000000" w:themeColor="text1"/>
-                <w:sz w:val="12"/>
-                <w:szCs w:val="12"/>
-              </w:rPr>
-              <w:t>SparseGPT</w:t>
-            </w:r>
-            <w:proofErr w:type="spellEnd"/>
-            <w:r>
-              <w:rPr>
-                <w:rFonts w:asciiTheme="minorBidi" w:hAnsiTheme="minorBidi" w:cstheme="minorBidi"/>
-                <w:color w:val="000000" w:themeColor="text1"/>
-                <w:sz w:val="12"/>
-                <w:szCs w:val="12"/>
-              </w:rPr>
-              <w:t xml:space="preserve"> (unstructured)</w:t>
+            <w:r>
+              <w:rPr>
+                <w:rFonts w:asciiTheme="minorBidi" w:hAnsiTheme="minorBidi" w:cstheme="minorBidi"/>
+                <w:color w:val="000000" w:themeColor="text1"/>
+                <w:sz w:val="12"/>
+                <w:szCs w:val="12"/>
+              </w:rPr>
+              <w:t>SparseGPT (unstructured)</w:t>
             </w:r>
           </w:p>
         </w:tc>
@@ -8778,7 +8598,7 @@
                 <w:sz w:val="12"/>
                 <w:szCs w:val="12"/>
               </w:rPr>
-              <w:t>N/A</w:t>
+              <w:t>62.66</w:t>
             </w:r>
           </w:p>
         </w:tc>
@@ -8810,7 +8630,7 @@
                 <w:sz w:val="12"/>
                 <w:szCs w:val="12"/>
               </w:rPr>
-              <w:t>N/A</w:t>
+              <w:t>69.39</w:t>
             </w:r>
           </w:p>
         </w:tc>
@@ -8842,7 +8662,7 @@
                 <w:sz w:val="12"/>
                 <w:szCs w:val="12"/>
               </w:rPr>
-              <w:t>N/A</w:t>
+              <w:t>77.48</w:t>
             </w:r>
           </w:p>
         </w:tc>
@@ -8874,7 +8694,7 @@
                 <w:sz w:val="12"/>
                 <w:szCs w:val="12"/>
               </w:rPr>
-              <w:t>N/A</w:t>
+              <w:t>51.62</w:t>
             </w:r>
           </w:p>
         </w:tc>
@@ -8906,7 +8726,7 @@
                 <w:sz w:val="12"/>
                 <w:szCs w:val="12"/>
               </w:rPr>
-              <w:t>N/A</w:t>
+              <w:t>14.56</w:t>
             </w:r>
           </w:p>
         </w:tc>
@@ -9487,6 +9307,70 @@
                 <w:sz w:val="12"/>
                 <w:szCs w:val="12"/>
               </w:rPr>
+              <w:t>39.86</w:t>
+            </w:r>
+          </w:p>
+        </w:tc>
+        <w:tc>
+          <w:tcPr>
+            <w:tcW w:w="869" w:type="dxa"/>
+            <w:shd w:val="clear" w:color="auto" w:fill="C6D9F1" w:themeFill="text2" w:themeFillTint="33"/>
+            <w:tcMar>
+              <w:top w:w="80" w:type="dxa"/>
+              <w:left w:w="80" w:type="dxa"/>
+              <w:bottom w:w="80" w:type="dxa"/>
+              <w:right w:w="80" w:type="dxa"/>
+            </w:tcMar>
+          </w:tcPr>
+          <w:p>
+            <w:pPr>
+              <w:jc w:val="center"/>
+              <w:rPr>
+                <w:rFonts w:asciiTheme="minorBidi" w:hAnsiTheme="minorBidi" w:cstheme="minorBidi"/>
+                <w:color w:val="0F243E" w:themeColor="text2" w:themeShade="80"/>
+                <w:sz w:val="12"/>
+                <w:szCs w:val="12"/>
+              </w:rPr>
+            </w:pPr>
+            <w:r>
+              <w:rPr>
+                <w:rFonts w:asciiTheme="minorBidi" w:hAnsiTheme="minorBidi" w:cstheme="minorBidi"/>
+                <w:color w:val="0F243E" w:themeColor="text2" w:themeShade="80"/>
+                <w:sz w:val="12"/>
+                <w:szCs w:val="12"/>
+              </w:rPr>
+              <w:t>28.27</w:t>
+            </w:r>
+          </w:p>
+        </w:tc>
+        <w:tc>
+          <w:tcPr>
+            <w:tcW w:w="869" w:type="dxa"/>
+            <w:shd w:val="clear" w:color="auto" w:fill="1F497D" w:themeFill="text2"/>
+            <w:tcMar>
+              <w:top w:w="80" w:type="dxa"/>
+              <w:left w:w="80" w:type="dxa"/>
+              <w:bottom w:w="80" w:type="dxa"/>
+              <w:right w:w="80" w:type="dxa"/>
+            </w:tcMar>
+          </w:tcPr>
+          <w:p>
+            <w:pPr>
+              <w:jc w:val="center"/>
+              <w:rPr>
+                <w:rFonts w:asciiTheme="minorBidi" w:hAnsiTheme="minorBidi" w:cstheme="minorBidi"/>
+                <w:color w:val="0F243E" w:themeColor="text2" w:themeShade="80"/>
+                <w:sz w:val="12"/>
+                <w:szCs w:val="12"/>
+              </w:rPr>
+            </w:pPr>
+            <w:r>
+              <w:rPr>
+                <w:rFonts w:asciiTheme="minorBidi" w:hAnsiTheme="minorBidi" w:cstheme="minorBidi"/>
+                <w:color w:val="0F243E" w:themeColor="text2" w:themeShade="80"/>
+                <w:sz w:val="12"/>
+                <w:szCs w:val="12"/>
+              </w:rPr>
               <w:t>N/A</w:t>
             </w:r>
           </w:p>
@@ -9519,71 +9403,7 @@
                 <w:sz w:val="12"/>
                 <w:szCs w:val="12"/>
               </w:rPr>
-              <w:t>N/A</w:t>
-            </w:r>
-          </w:p>
-        </w:tc>
-        <w:tc>
-          <w:tcPr>
-            <w:tcW w:w="869" w:type="dxa"/>
-            <w:shd w:val="clear" w:color="auto" w:fill="C6D9F1" w:themeFill="text2" w:themeFillTint="33"/>
-            <w:tcMar>
-              <w:top w:w="80" w:type="dxa"/>
-              <w:left w:w="80" w:type="dxa"/>
-              <w:bottom w:w="80" w:type="dxa"/>
-              <w:right w:w="80" w:type="dxa"/>
-            </w:tcMar>
-          </w:tcPr>
-          <w:p>
-            <w:pPr>
-              <w:jc w:val="center"/>
-              <w:rPr>
-                <w:rFonts w:asciiTheme="minorBidi" w:hAnsiTheme="minorBidi" w:cstheme="minorBidi"/>
-                <w:color w:val="0F243E" w:themeColor="text2" w:themeShade="80"/>
-                <w:sz w:val="12"/>
-                <w:szCs w:val="12"/>
-              </w:rPr>
-            </w:pPr>
-            <w:r>
-              <w:rPr>
-                <w:rFonts w:asciiTheme="minorBidi" w:hAnsiTheme="minorBidi" w:cstheme="minorBidi"/>
-                <w:color w:val="0F243E" w:themeColor="text2" w:themeShade="80"/>
-                <w:sz w:val="12"/>
-                <w:szCs w:val="12"/>
-              </w:rPr>
-              <w:t>N/A</w:t>
-            </w:r>
-          </w:p>
-        </w:tc>
-        <w:tc>
-          <w:tcPr>
-            <w:tcW w:w="869" w:type="dxa"/>
-            <w:shd w:val="clear" w:color="auto" w:fill="C6D9F1" w:themeFill="text2" w:themeFillTint="33"/>
-            <w:tcMar>
-              <w:top w:w="80" w:type="dxa"/>
-              <w:left w:w="80" w:type="dxa"/>
-              <w:bottom w:w="80" w:type="dxa"/>
-              <w:right w:w="80" w:type="dxa"/>
-            </w:tcMar>
-          </w:tcPr>
-          <w:p>
-            <w:pPr>
-              <w:jc w:val="center"/>
-              <w:rPr>
-                <w:rFonts w:asciiTheme="minorBidi" w:hAnsiTheme="minorBidi" w:cstheme="minorBidi"/>
-                <w:color w:val="0F243E" w:themeColor="text2" w:themeShade="80"/>
-                <w:sz w:val="12"/>
-                <w:szCs w:val="12"/>
-              </w:rPr>
-            </w:pPr>
-            <w:r>
-              <w:rPr>
-                <w:rFonts w:asciiTheme="minorBidi" w:hAnsiTheme="minorBidi" w:cstheme="minorBidi"/>
-                <w:color w:val="0F243E" w:themeColor="text2" w:themeShade="80"/>
-                <w:sz w:val="12"/>
-                <w:szCs w:val="12"/>
-              </w:rPr>
-              <w:t>N/A</w:t>
+              <w:t>36.26</w:t>
             </w:r>
           </w:p>
         </w:tc>
@@ -9615,7 +9435,7 @@
                 <w:sz w:val="12"/>
                 <w:szCs w:val="12"/>
               </w:rPr>
-              <w:t>N/A</w:t>
+              <w:t>52.22</w:t>
             </w:r>
           </w:p>
         </w:tc>
@@ -10196,6 +10016,70 @@
                 <w:sz w:val="12"/>
                 <w:szCs w:val="12"/>
               </w:rPr>
+              <w:t>24.55</w:t>
+            </w:r>
+          </w:p>
+        </w:tc>
+        <w:tc>
+          <w:tcPr>
+            <w:tcW w:w="869" w:type="dxa"/>
+            <w:shd w:val="clear" w:color="auto" w:fill="C6D9F1" w:themeFill="text2" w:themeFillTint="33"/>
+            <w:tcMar>
+              <w:top w:w="80" w:type="dxa"/>
+              <w:left w:w="80" w:type="dxa"/>
+              <w:bottom w:w="80" w:type="dxa"/>
+              <w:right w:w="80" w:type="dxa"/>
+            </w:tcMar>
+          </w:tcPr>
+          <w:p>
+            <w:pPr>
+              <w:jc w:val="center"/>
+              <w:rPr>
+                <w:rFonts w:asciiTheme="minorBidi" w:hAnsiTheme="minorBidi" w:cstheme="minorBidi"/>
+                <w:color w:val="0F243E" w:themeColor="text2" w:themeShade="80"/>
+                <w:sz w:val="12"/>
+                <w:szCs w:val="12"/>
+              </w:rPr>
+            </w:pPr>
+            <w:r>
+              <w:rPr>
+                <w:rFonts w:asciiTheme="minorBidi" w:hAnsiTheme="minorBidi" w:cstheme="minorBidi"/>
+                <w:color w:val="0F243E" w:themeColor="text2" w:themeShade="80"/>
+                <w:sz w:val="12"/>
+                <w:szCs w:val="12"/>
+              </w:rPr>
+              <w:t>17.37</w:t>
+            </w:r>
+          </w:p>
+        </w:tc>
+        <w:tc>
+          <w:tcPr>
+            <w:tcW w:w="869" w:type="dxa"/>
+            <w:shd w:val="clear" w:color="auto" w:fill="1F497D" w:themeFill="text2"/>
+            <w:tcMar>
+              <w:top w:w="80" w:type="dxa"/>
+              <w:left w:w="80" w:type="dxa"/>
+              <w:bottom w:w="80" w:type="dxa"/>
+              <w:right w:w="80" w:type="dxa"/>
+            </w:tcMar>
+          </w:tcPr>
+          <w:p>
+            <w:pPr>
+              <w:jc w:val="center"/>
+              <w:rPr>
+                <w:rFonts w:asciiTheme="minorBidi" w:hAnsiTheme="minorBidi" w:cstheme="minorBidi"/>
+                <w:color w:val="0F243E" w:themeColor="text2" w:themeShade="80"/>
+                <w:sz w:val="12"/>
+                <w:szCs w:val="12"/>
+              </w:rPr>
+            </w:pPr>
+            <w:r>
+              <w:rPr>
+                <w:rFonts w:asciiTheme="minorBidi" w:hAnsiTheme="minorBidi" w:cstheme="minorBidi"/>
+                <w:color w:val="0F243E" w:themeColor="text2" w:themeShade="80"/>
+                <w:sz w:val="12"/>
+                <w:szCs w:val="12"/>
+              </w:rPr>
               <w:t>N/A</w:t>
             </w:r>
           </w:p>
@@ -10228,71 +10112,7 @@
                 <w:sz w:val="12"/>
                 <w:szCs w:val="12"/>
               </w:rPr>
-              <w:t>N/A</w:t>
-            </w:r>
-          </w:p>
-        </w:tc>
-        <w:tc>
-          <w:tcPr>
-            <w:tcW w:w="869" w:type="dxa"/>
-            <w:shd w:val="clear" w:color="auto" w:fill="C6D9F1" w:themeFill="text2" w:themeFillTint="33"/>
-            <w:tcMar>
-              <w:top w:w="80" w:type="dxa"/>
-              <w:left w:w="80" w:type="dxa"/>
-              <w:bottom w:w="80" w:type="dxa"/>
-              <w:right w:w="80" w:type="dxa"/>
-            </w:tcMar>
-          </w:tcPr>
-          <w:p>
-            <w:pPr>
-              <w:jc w:val="center"/>
-              <w:rPr>
-                <w:rFonts w:asciiTheme="minorBidi" w:hAnsiTheme="minorBidi" w:cstheme="minorBidi"/>
-                <w:color w:val="0F243E" w:themeColor="text2" w:themeShade="80"/>
-                <w:sz w:val="12"/>
-                <w:szCs w:val="12"/>
-              </w:rPr>
-            </w:pPr>
-            <w:r>
-              <w:rPr>
-                <w:rFonts w:asciiTheme="minorBidi" w:hAnsiTheme="minorBidi" w:cstheme="minorBidi"/>
-                <w:color w:val="0F243E" w:themeColor="text2" w:themeShade="80"/>
-                <w:sz w:val="12"/>
-                <w:szCs w:val="12"/>
-              </w:rPr>
-              <w:t>N/A</w:t>
-            </w:r>
-          </w:p>
-        </w:tc>
-        <w:tc>
-          <w:tcPr>
-            <w:tcW w:w="869" w:type="dxa"/>
-            <w:shd w:val="clear" w:color="auto" w:fill="C6D9F1" w:themeFill="text2" w:themeFillTint="33"/>
-            <w:tcMar>
-              <w:top w:w="80" w:type="dxa"/>
-              <w:left w:w="80" w:type="dxa"/>
-              <w:bottom w:w="80" w:type="dxa"/>
-              <w:right w:w="80" w:type="dxa"/>
-            </w:tcMar>
-          </w:tcPr>
-          <w:p>
-            <w:pPr>
-              <w:jc w:val="center"/>
-              <w:rPr>
-                <w:rFonts w:asciiTheme="minorBidi" w:hAnsiTheme="minorBidi" w:cstheme="minorBidi"/>
-                <w:color w:val="0F243E" w:themeColor="text2" w:themeShade="80"/>
-                <w:sz w:val="12"/>
-                <w:szCs w:val="12"/>
-              </w:rPr>
-            </w:pPr>
-            <w:r>
-              <w:rPr>
-                <w:rFonts w:asciiTheme="minorBidi" w:hAnsiTheme="minorBidi" w:cstheme="minorBidi"/>
-                <w:color w:val="0F243E" w:themeColor="text2" w:themeShade="80"/>
-                <w:sz w:val="12"/>
-                <w:szCs w:val="12"/>
-              </w:rPr>
-              <w:t>N/A</w:t>
+              <w:t>24.40</w:t>
             </w:r>
           </w:p>
         </w:tc>
@@ -10324,7 +10144,7 @@
                 <w:sz w:val="12"/>
                 <w:szCs w:val="12"/>
               </w:rPr>
-              <w:t>N/A</w:t>
+              <w:t>42054.31</w:t>
             </w:r>
           </w:p>
         </w:tc>
@@ -10906,7 +10726,7 @@
                 <w:sz w:val="12"/>
                 <w:szCs w:val="12"/>
               </w:rPr>
-              <w:t>N/A</w:t>
+              <w:t>26.93</w:t>
             </w:r>
           </w:p>
         </w:tc>
@@ -10938,7 +10758,39 @@
                 <w:sz w:val="12"/>
                 <w:szCs w:val="12"/>
               </w:rPr>
-              <w:t>N/A</w:t>
+              <w:t>19.76</w:t>
+            </w:r>
+          </w:p>
+        </w:tc>
+        <w:tc>
+          <w:tcPr>
+            <w:tcW w:w="869" w:type="dxa"/>
+            <w:shd w:val="clear" w:color="auto" w:fill="B8CCE4" w:themeFill="accent1" w:themeFillTint="66"/>
+            <w:tcMar>
+              <w:top w:w="80" w:type="dxa"/>
+              <w:left w:w="80" w:type="dxa"/>
+              <w:bottom w:w="80" w:type="dxa"/>
+              <w:right w:w="80" w:type="dxa"/>
+            </w:tcMar>
+          </w:tcPr>
+          <w:p>
+            <w:pPr>
+              <w:jc w:val="center"/>
+              <w:rPr>
+                <w:rFonts w:asciiTheme="minorBidi" w:hAnsiTheme="minorBidi" w:cstheme="minorBidi"/>
+                <w:color w:val="0F243E" w:themeColor="text2" w:themeShade="80"/>
+                <w:sz w:val="12"/>
+                <w:szCs w:val="12"/>
+              </w:rPr>
+            </w:pPr>
+            <w:r>
+              <w:rPr>
+                <w:rFonts w:asciiTheme="minorBidi" w:hAnsiTheme="minorBidi" w:cstheme="minorBidi"/>
+                <w:color w:val="0F243E" w:themeColor="text2" w:themeShade="80"/>
+                <w:sz w:val="12"/>
+                <w:szCs w:val="12"/>
+              </w:rPr>
+              <w:t>0.00</w:t>
             </w:r>
           </w:p>
         </w:tc>
@@ -10970,46 +10822,14 @@
                 <w:sz w:val="12"/>
                 <w:szCs w:val="12"/>
               </w:rPr>
-              <w:t>N/A</w:t>
-            </w:r>
-          </w:p>
-        </w:tc>
-        <w:tc>
-          <w:tcPr>
-            <w:tcW w:w="869" w:type="dxa"/>
-            <w:shd w:val="clear" w:color="auto" w:fill="C6D9F1" w:themeFill="text2" w:themeFillTint="33"/>
-            <w:tcMar>
-              <w:top w:w="80" w:type="dxa"/>
-              <w:left w:w="80" w:type="dxa"/>
-              <w:bottom w:w="80" w:type="dxa"/>
-              <w:right w:w="80" w:type="dxa"/>
-            </w:tcMar>
-          </w:tcPr>
-          <w:p>
-            <w:pPr>
-              <w:jc w:val="center"/>
-              <w:rPr>
-                <w:rFonts w:asciiTheme="minorBidi" w:hAnsiTheme="minorBidi" w:cstheme="minorBidi"/>
-                <w:color w:val="0F243E" w:themeColor="text2" w:themeShade="80"/>
-                <w:sz w:val="12"/>
-                <w:szCs w:val="12"/>
-              </w:rPr>
-            </w:pPr>
-            <w:r>
-              <w:rPr>
-                <w:rFonts w:asciiTheme="minorBidi" w:hAnsiTheme="minorBidi" w:cstheme="minorBidi"/>
-                <w:color w:val="0F243E" w:themeColor="text2" w:themeShade="80"/>
-                <w:sz w:val="12"/>
-                <w:szCs w:val="12"/>
-              </w:rPr>
-              <w:t>N/A</w:t>
+              <w:t>26.02</w:t>
             </w:r>
           </w:p>
         </w:tc>
         <w:tc>
           <w:tcPr>
             <w:tcW w:w="799" w:type="dxa"/>
-            <w:shd w:val="clear" w:color="auto" w:fill="C6D9F1" w:themeFill="text2" w:themeFillTint="33"/>
+            <w:shd w:val="clear" w:color="auto" w:fill="1F497D" w:themeFill="text2"/>
             <w:tcMar>
               <w:top w:w="80" w:type="dxa"/>
               <w:left w:w="80" w:type="dxa"/>
@@ -11616,7 +11436,7 @@
                 <w:sz w:val="12"/>
                 <w:szCs w:val="12"/>
               </w:rPr>
-              <w:t>N/A</w:t>
+              <w:t>26.65</w:t>
             </w:r>
           </w:p>
         </w:tc>
@@ -11648,7 +11468,39 @@
                 <w:sz w:val="12"/>
                 <w:szCs w:val="12"/>
               </w:rPr>
-              <w:t>N/A</w:t>
+              <w:t>18.11</w:t>
+            </w:r>
+          </w:p>
+        </w:tc>
+        <w:tc>
+          <w:tcPr>
+            <w:tcW w:w="869" w:type="dxa"/>
+            <w:shd w:val="clear" w:color="auto" w:fill="B8CCE4" w:themeFill="accent1" w:themeFillTint="66"/>
+            <w:tcMar>
+              <w:top w:w="80" w:type="dxa"/>
+              <w:left w:w="80" w:type="dxa"/>
+              <w:bottom w:w="80" w:type="dxa"/>
+              <w:right w:w="80" w:type="dxa"/>
+            </w:tcMar>
+          </w:tcPr>
+          <w:p>
+            <w:pPr>
+              <w:jc w:val="center"/>
+              <w:rPr>
+                <w:rFonts w:asciiTheme="minorBidi" w:hAnsiTheme="minorBidi" w:cstheme="minorBidi"/>
+                <w:color w:val="0F243E" w:themeColor="text2" w:themeShade="80"/>
+                <w:sz w:val="12"/>
+                <w:szCs w:val="12"/>
+              </w:rPr>
+            </w:pPr>
+            <w:r>
+              <w:rPr>
+                <w:rFonts w:asciiTheme="minorBidi" w:hAnsiTheme="minorBidi" w:cstheme="minorBidi"/>
+                <w:color w:val="0F243E" w:themeColor="text2" w:themeShade="80"/>
+                <w:sz w:val="12"/>
+                <w:szCs w:val="12"/>
+              </w:rPr>
+              <w:t>0.00</w:t>
             </w:r>
           </w:p>
         </w:tc>
@@ -11680,46 +11532,14 @@
                 <w:sz w:val="12"/>
                 <w:szCs w:val="12"/>
               </w:rPr>
-              <w:t>N/A</w:t>
-            </w:r>
-          </w:p>
-        </w:tc>
-        <w:tc>
-          <w:tcPr>
-            <w:tcW w:w="869" w:type="dxa"/>
-            <w:shd w:val="clear" w:color="auto" w:fill="C6D9F1" w:themeFill="text2" w:themeFillTint="33"/>
-            <w:tcMar>
-              <w:top w:w="80" w:type="dxa"/>
-              <w:left w:w="80" w:type="dxa"/>
-              <w:bottom w:w="80" w:type="dxa"/>
-              <w:right w:w="80" w:type="dxa"/>
-            </w:tcMar>
-          </w:tcPr>
-          <w:p>
-            <w:pPr>
-              <w:jc w:val="center"/>
-              <w:rPr>
-                <w:rFonts w:asciiTheme="minorBidi" w:hAnsiTheme="minorBidi" w:cstheme="minorBidi"/>
-                <w:color w:val="0F243E" w:themeColor="text2" w:themeShade="80"/>
-                <w:sz w:val="12"/>
-                <w:szCs w:val="12"/>
-              </w:rPr>
-            </w:pPr>
-            <w:r>
-              <w:rPr>
-                <w:rFonts w:asciiTheme="minorBidi" w:hAnsiTheme="minorBidi" w:cstheme="minorBidi"/>
-                <w:color w:val="0F243E" w:themeColor="text2" w:themeShade="80"/>
-                <w:sz w:val="12"/>
-                <w:szCs w:val="12"/>
-              </w:rPr>
-              <w:t>N/A</w:t>
+              <w:t>25.94</w:t>
             </w:r>
           </w:p>
         </w:tc>
         <w:tc>
           <w:tcPr>
             <w:tcW w:w="799" w:type="dxa"/>
-            <w:shd w:val="clear" w:color="auto" w:fill="C6D9F1" w:themeFill="text2" w:themeFillTint="33"/>
+            <w:shd w:val="clear" w:color="auto" w:fill="1F497D" w:themeFill="text2"/>
             <w:tcMar>
               <w:top w:w="80" w:type="dxa"/>
               <w:left w:w="80" w:type="dxa"/>
@@ -12301,6 +12121,38 @@
         <w:tc>
           <w:tcPr>
             <w:tcW w:w="869" w:type="dxa"/>
+            <w:shd w:val="clear" w:color="auto" w:fill="1F497D" w:themeFill="text2"/>
+            <w:tcMar>
+              <w:top w:w="80" w:type="dxa"/>
+              <w:left w:w="80" w:type="dxa"/>
+              <w:bottom w:w="80" w:type="dxa"/>
+              <w:right w:w="80" w:type="dxa"/>
+            </w:tcMar>
+          </w:tcPr>
+          <w:p>
+            <w:pPr>
+              <w:jc w:val="center"/>
+              <w:rPr>
+                <w:rFonts w:asciiTheme="minorBidi" w:hAnsiTheme="minorBidi" w:cstheme="minorBidi"/>
+                <w:color w:val="0F243E" w:themeColor="text2" w:themeShade="80"/>
+                <w:sz w:val="12"/>
+                <w:szCs w:val="12"/>
+              </w:rPr>
+            </w:pPr>
+            <w:r>
+              <w:rPr>
+                <w:rFonts w:asciiTheme="minorBidi" w:hAnsiTheme="minorBidi" w:cstheme="minorBidi"/>
+                <w:color w:val="0F243E" w:themeColor="text2" w:themeShade="80"/>
+                <w:sz w:val="12"/>
+                <w:szCs w:val="12"/>
+              </w:rPr>
+              <w:t>N/A</w:t>
+            </w:r>
+          </w:p>
+        </w:tc>
+        <w:tc>
+          <w:tcPr>
+            <w:tcW w:w="869" w:type="dxa"/>
             <w:shd w:val="clear" w:color="auto" w:fill="C6D9F1" w:themeFill="text2" w:themeFillTint="33"/>
             <w:tcMar>
               <w:top w:w="80" w:type="dxa"/>
@@ -12326,6 +12178,38 @@
                 <w:sz w:val="12"/>
                 <w:szCs w:val="12"/>
               </w:rPr>
+              <w:t>17.65</w:t>
+            </w:r>
+          </w:p>
+        </w:tc>
+        <w:tc>
+          <w:tcPr>
+            <w:tcW w:w="869" w:type="dxa"/>
+            <w:shd w:val="clear" w:color="auto" w:fill="1F497D" w:themeFill="text2"/>
+            <w:tcMar>
+              <w:top w:w="80" w:type="dxa"/>
+              <w:left w:w="80" w:type="dxa"/>
+              <w:bottom w:w="80" w:type="dxa"/>
+              <w:right w:w="80" w:type="dxa"/>
+            </w:tcMar>
+          </w:tcPr>
+          <w:p>
+            <w:pPr>
+              <w:jc w:val="center"/>
+              <w:rPr>
+                <w:rFonts w:asciiTheme="minorBidi" w:hAnsiTheme="minorBidi" w:cstheme="minorBidi"/>
+                <w:color w:val="0F243E" w:themeColor="text2" w:themeShade="80"/>
+                <w:sz w:val="12"/>
+                <w:szCs w:val="12"/>
+              </w:rPr>
+            </w:pPr>
+            <w:r>
+              <w:rPr>
+                <w:rFonts w:asciiTheme="minorBidi" w:hAnsiTheme="minorBidi" w:cstheme="minorBidi"/>
+                <w:color w:val="0F243E" w:themeColor="text2" w:themeShade="80"/>
+                <w:sz w:val="12"/>
+                <w:szCs w:val="12"/>
+              </w:rPr>
               <w:t>N/A</w:t>
             </w:r>
           </w:p>
@@ -12358,78 +12242,14 @@
                 <w:sz w:val="12"/>
                 <w:szCs w:val="12"/>
               </w:rPr>
-              <w:t>N/A</w:t>
-            </w:r>
-          </w:p>
-        </w:tc>
-        <w:tc>
-          <w:tcPr>
-            <w:tcW w:w="869" w:type="dxa"/>
-            <w:shd w:val="clear" w:color="auto" w:fill="C6D9F1" w:themeFill="text2" w:themeFillTint="33"/>
-            <w:tcMar>
-              <w:top w:w="80" w:type="dxa"/>
-              <w:left w:w="80" w:type="dxa"/>
-              <w:bottom w:w="80" w:type="dxa"/>
-              <w:right w:w="80" w:type="dxa"/>
-            </w:tcMar>
-          </w:tcPr>
-          <w:p>
-            <w:pPr>
-              <w:jc w:val="center"/>
-              <w:rPr>
-                <w:rFonts w:asciiTheme="minorBidi" w:hAnsiTheme="minorBidi" w:cstheme="minorBidi"/>
-                <w:color w:val="0F243E" w:themeColor="text2" w:themeShade="80"/>
-                <w:sz w:val="12"/>
-                <w:szCs w:val="12"/>
-              </w:rPr>
-            </w:pPr>
-            <w:r>
-              <w:rPr>
-                <w:rFonts w:asciiTheme="minorBidi" w:hAnsiTheme="minorBidi" w:cstheme="minorBidi"/>
-                <w:color w:val="0F243E" w:themeColor="text2" w:themeShade="80"/>
-                <w:sz w:val="12"/>
-                <w:szCs w:val="12"/>
-              </w:rPr>
-              <w:t>N/A</w:t>
-            </w:r>
-          </w:p>
-        </w:tc>
-        <w:tc>
-          <w:tcPr>
-            <w:tcW w:w="869" w:type="dxa"/>
-            <w:shd w:val="clear" w:color="auto" w:fill="C6D9F1" w:themeFill="text2" w:themeFillTint="33"/>
-            <w:tcMar>
-              <w:top w:w="80" w:type="dxa"/>
-              <w:left w:w="80" w:type="dxa"/>
-              <w:bottom w:w="80" w:type="dxa"/>
-              <w:right w:w="80" w:type="dxa"/>
-            </w:tcMar>
-          </w:tcPr>
-          <w:p>
-            <w:pPr>
-              <w:jc w:val="center"/>
-              <w:rPr>
-                <w:rFonts w:asciiTheme="minorBidi" w:hAnsiTheme="minorBidi" w:cstheme="minorBidi"/>
-                <w:color w:val="0F243E" w:themeColor="text2" w:themeShade="80"/>
-                <w:sz w:val="12"/>
-                <w:szCs w:val="12"/>
-              </w:rPr>
-            </w:pPr>
-            <w:r>
-              <w:rPr>
-                <w:rFonts w:asciiTheme="minorBidi" w:hAnsiTheme="minorBidi" w:cstheme="minorBidi"/>
-                <w:color w:val="0F243E" w:themeColor="text2" w:themeShade="80"/>
-                <w:sz w:val="12"/>
-                <w:szCs w:val="12"/>
-              </w:rPr>
-              <w:t>N/A</w:t>
+              <w:t>26.88</w:t>
             </w:r>
           </w:p>
         </w:tc>
         <w:tc>
           <w:tcPr>
             <w:tcW w:w="799" w:type="dxa"/>
-            <w:shd w:val="clear" w:color="auto" w:fill="C6D9F1" w:themeFill="text2" w:themeFillTint="33"/>
+            <w:shd w:val="clear" w:color="auto" w:fill="1F497D" w:themeFill="text2"/>
             <w:tcMar>
               <w:top w:w="80" w:type="dxa"/>
               <w:left w:w="80" w:type="dxa"/>
@@ -12482,25 +12302,14 @@
                 <w:szCs w:val="12"/>
               </w:rPr>
             </w:pPr>
-            <w:proofErr w:type="spellStart"/>
-            <w:r>
-              <w:rPr>
-                <w:rFonts w:asciiTheme="minorBidi" w:hAnsiTheme="minorBidi" w:cstheme="minorBidi"/>
-                <w:color w:val="000000" w:themeColor="text1"/>
-                <w:sz w:val="12"/>
-                <w:szCs w:val="12"/>
-              </w:rPr>
-              <w:t>SparseGPT</w:t>
-            </w:r>
-            <w:proofErr w:type="spellEnd"/>
-            <w:r>
-              <w:rPr>
-                <w:rFonts w:asciiTheme="minorBidi" w:hAnsiTheme="minorBidi" w:cstheme="minorBidi"/>
-                <w:color w:val="000000" w:themeColor="text1"/>
-                <w:sz w:val="12"/>
-                <w:szCs w:val="12"/>
-              </w:rPr>
-              <w:t xml:space="preserve"> + AWQ</w:t>
+            <w:r>
+              <w:rPr>
+                <w:rFonts w:asciiTheme="minorBidi" w:hAnsiTheme="minorBidi" w:cstheme="minorBidi"/>
+                <w:color w:val="000000" w:themeColor="text1"/>
+                <w:sz w:val="12"/>
+                <w:szCs w:val="12"/>
+              </w:rPr>
+              <w:t>SparseGPT + AWQ</w:t>
             </w:r>
           </w:p>
         </w:tc>
@@ -14620,25 +14429,14 @@
                 <w:szCs w:val="12"/>
               </w:rPr>
             </w:pPr>
-            <w:proofErr w:type="spellStart"/>
-            <w:r>
-              <w:rPr>
-                <w:rFonts w:asciiTheme="minorBidi" w:hAnsiTheme="minorBidi" w:cstheme="minorBidi"/>
-                <w:color w:val="000000" w:themeColor="text1"/>
-                <w:sz w:val="12"/>
-                <w:szCs w:val="12"/>
-              </w:rPr>
-              <w:t>SparseGPT</w:t>
-            </w:r>
-            <w:proofErr w:type="spellEnd"/>
-            <w:r>
-              <w:rPr>
-                <w:rFonts w:asciiTheme="minorBidi" w:hAnsiTheme="minorBidi" w:cstheme="minorBidi"/>
-                <w:color w:val="000000" w:themeColor="text1"/>
-                <w:sz w:val="12"/>
-                <w:szCs w:val="12"/>
-              </w:rPr>
-              <w:t xml:space="preserve"> + GPTQ</w:t>
+            <w:r>
+              <w:rPr>
+                <w:rFonts w:asciiTheme="minorBidi" w:hAnsiTheme="minorBidi" w:cstheme="minorBidi"/>
+                <w:color w:val="000000" w:themeColor="text1"/>
+                <w:sz w:val="12"/>
+                <w:szCs w:val="12"/>
+              </w:rPr>
+              <w:t>SparseGPT + GPTQ</w:t>
             </w:r>
           </w:p>
         </w:tc>

--- a/Evaluations/BenchmarkEvaluations/BenchmarkComparison.docx
+++ b/Evaluations/BenchmarkEvaluations/BenchmarkComparison.docx
@@ -162,6 +162,7 @@
                 <w:szCs w:val="12"/>
               </w:rPr>
             </w:pPr>
+            <w:proofErr w:type="spellStart"/>
             <w:r>
               <w:rPr>
                 <w:rFonts w:asciiTheme="minorBidi" w:hAnsiTheme="minorBidi" w:cstheme="minorBidi"/>
@@ -171,7 +172,19 @@
                 <w:sz w:val="12"/>
                 <w:szCs w:val="12"/>
               </w:rPr>
-              <w:t>LLaMA 3.2-3B-Instruct</w:t>
+              <w:t>LLaMA</w:t>
+            </w:r>
+            <w:proofErr w:type="spellEnd"/>
+            <w:r>
+              <w:rPr>
+                <w:rFonts w:asciiTheme="minorBidi" w:hAnsiTheme="minorBidi" w:cstheme="minorBidi"/>
+                <w:b/>
+                <w:bCs/>
+                <w:color w:val="984806" w:themeColor="accent6" w:themeShade="80"/>
+                <w:sz w:val="12"/>
+                <w:szCs w:val="12"/>
+              </w:rPr>
+              <w:t xml:space="preserve"> 3.2-3B-Instruct</w:t>
             </w:r>
           </w:p>
         </w:tc>
@@ -673,6 +686,7 @@
                 <w:szCs w:val="12"/>
               </w:rPr>
             </w:pPr>
+            <w:proofErr w:type="spellStart"/>
             <w:r>
               <w:rPr>
                 <w:rFonts w:asciiTheme="minorBidi" w:hAnsiTheme="minorBidi" w:cstheme="minorBidi"/>
@@ -684,6 +698,7 @@
               </w:rPr>
               <w:t>IFEval</w:t>
             </w:r>
+            <w:proofErr w:type="spellEnd"/>
           </w:p>
         </w:tc>
         <w:tc>
@@ -717,8 +732,9 @@
                 <w:sz w:val="12"/>
                 <w:szCs w:val="12"/>
               </w:rPr>
-              <w:t>GSM8K CoT</w:t>
-            </w:r>
+              <w:t xml:space="preserve">GSM8K </w:t>
+            </w:r>
+            <w:proofErr w:type="spellStart"/>
             <w:r>
               <w:rPr>
                 <w:rFonts w:asciiTheme="minorBidi" w:hAnsiTheme="minorBidi" w:cstheme="minorBidi"/>
@@ -728,6 +744,18 @@
                 <w:sz w:val="12"/>
                 <w:szCs w:val="12"/>
               </w:rPr>
+              <w:t>CoT</w:t>
+            </w:r>
+            <w:proofErr w:type="spellEnd"/>
+            <w:r>
+              <w:rPr>
+                <w:rFonts w:asciiTheme="minorBidi" w:hAnsiTheme="minorBidi" w:cstheme="minorBidi"/>
+                <w:b/>
+                <w:bCs/>
+                <w:color w:val="984806" w:themeColor="accent6" w:themeShade="80"/>
+                <w:sz w:val="12"/>
+                <w:szCs w:val="12"/>
+              </w:rPr>
               <w:br/>
               <w:t>(8-shot)</w:t>
             </w:r>
@@ -835,48 +863,72 @@
                 <w:szCs w:val="12"/>
               </w:rPr>
               <w:br/>
-              <w:t>(WikiText)</w:t>
-            </w:r>
-          </w:p>
-        </w:tc>
-        <w:tc>
-          <w:tcPr>
-            <w:tcW w:w="869" w:type="dxa"/>
-            <w:shd w:val="clear" w:color="auto" w:fill="403152" w:themeFill="accent4" w:themeFillShade="80"/>
-            <w:tcMar>
-              <w:top w:w="80" w:type="dxa"/>
-              <w:left w:w="60" w:type="dxa"/>
-              <w:bottom w:w="80" w:type="dxa"/>
-              <w:right w:w="60" w:type="dxa"/>
-            </w:tcMar>
-            <w:vAlign w:val="center"/>
-          </w:tcPr>
-          <w:p>
-            <w:pPr>
-              <w:jc w:val="center"/>
-              <w:rPr>
-                <w:rFonts w:asciiTheme="minorBidi" w:hAnsiTheme="minorBidi" w:cstheme="minorBidi"/>
-                <w:color w:val="FFFFFF" w:themeColor="background1"/>
-                <w:sz w:val="12"/>
-                <w:szCs w:val="12"/>
-              </w:rPr>
-            </w:pPr>
+              <w:t>(</w:t>
+            </w:r>
+            <w:proofErr w:type="spellStart"/>
             <w:r>
               <w:rPr>
                 <w:rFonts w:asciiTheme="minorBidi" w:hAnsiTheme="minorBidi" w:cstheme="minorBidi"/>
                 <w:b/>
                 <w:bCs/>
-                <w:color w:val="FFFFFF" w:themeColor="background1"/>
-                <w:sz w:val="12"/>
-                <w:szCs w:val="12"/>
-              </w:rPr>
-              <w:t>MMLU</w:t>
-            </w:r>
+                <w:color w:val="984806" w:themeColor="accent6" w:themeShade="80"/>
+                <w:sz w:val="12"/>
+                <w:szCs w:val="12"/>
+              </w:rPr>
+              <w:t>WikiText</w:t>
+            </w:r>
+            <w:proofErr w:type="spellEnd"/>
             <w:r>
               <w:rPr>
                 <w:rFonts w:asciiTheme="minorBidi" w:hAnsiTheme="minorBidi" w:cstheme="minorBidi"/>
                 <w:b/>
                 <w:bCs/>
+                <w:color w:val="984806" w:themeColor="accent6" w:themeShade="80"/>
+                <w:sz w:val="12"/>
+                <w:szCs w:val="12"/>
+              </w:rPr>
+              <w:t>)</w:t>
+            </w:r>
+          </w:p>
+        </w:tc>
+        <w:tc>
+          <w:tcPr>
+            <w:tcW w:w="869" w:type="dxa"/>
+            <w:shd w:val="clear" w:color="auto" w:fill="403152" w:themeFill="accent4" w:themeFillShade="80"/>
+            <w:tcMar>
+              <w:top w:w="80" w:type="dxa"/>
+              <w:left w:w="60" w:type="dxa"/>
+              <w:bottom w:w="80" w:type="dxa"/>
+              <w:right w:w="60" w:type="dxa"/>
+            </w:tcMar>
+            <w:vAlign w:val="center"/>
+          </w:tcPr>
+          <w:p>
+            <w:pPr>
+              <w:jc w:val="center"/>
+              <w:rPr>
+                <w:rFonts w:asciiTheme="minorBidi" w:hAnsiTheme="minorBidi" w:cstheme="minorBidi"/>
+                <w:color w:val="FFFFFF" w:themeColor="background1"/>
+                <w:sz w:val="12"/>
+                <w:szCs w:val="12"/>
+              </w:rPr>
+            </w:pPr>
+            <w:r>
+              <w:rPr>
+                <w:rFonts w:asciiTheme="minorBidi" w:hAnsiTheme="minorBidi" w:cstheme="minorBidi"/>
+                <w:b/>
+                <w:bCs/>
+                <w:color w:val="FFFFFF" w:themeColor="background1"/>
+                <w:sz w:val="12"/>
+                <w:szCs w:val="12"/>
+              </w:rPr>
+              <w:t>MMLU</w:t>
+            </w:r>
+            <w:r>
+              <w:rPr>
+                <w:rFonts w:asciiTheme="minorBidi" w:hAnsiTheme="minorBidi" w:cstheme="minorBidi"/>
+                <w:b/>
+                <w:bCs/>
                 <w:color w:val="FFFFFF" w:themeColor="background1"/>
                 <w:sz w:val="12"/>
                 <w:szCs w:val="12"/>
@@ -908,6 +960,7 @@
                 <w:szCs w:val="12"/>
               </w:rPr>
             </w:pPr>
+            <w:proofErr w:type="spellStart"/>
             <w:r>
               <w:rPr>
                 <w:rFonts w:asciiTheme="minorBidi" w:hAnsiTheme="minorBidi" w:cstheme="minorBidi"/>
@@ -919,6 +972,7 @@
               </w:rPr>
               <w:t>IFEval</w:t>
             </w:r>
+            <w:proofErr w:type="spellEnd"/>
           </w:p>
         </w:tc>
         <w:tc>
@@ -952,8 +1006,9 @@
                 <w:sz w:val="12"/>
                 <w:szCs w:val="12"/>
               </w:rPr>
-              <w:t>GSM8K CoT</w:t>
-            </w:r>
+              <w:t xml:space="preserve">GSM8K </w:t>
+            </w:r>
+            <w:proofErr w:type="spellStart"/>
             <w:r>
               <w:rPr>
                 <w:rFonts w:asciiTheme="minorBidi" w:hAnsiTheme="minorBidi" w:cstheme="minorBidi"/>
@@ -963,6 +1018,18 @@
                 <w:sz w:val="12"/>
                 <w:szCs w:val="12"/>
               </w:rPr>
+              <w:t>CoT</w:t>
+            </w:r>
+            <w:proofErr w:type="spellEnd"/>
+            <w:r>
+              <w:rPr>
+                <w:rFonts w:asciiTheme="minorBidi" w:hAnsiTheme="minorBidi" w:cstheme="minorBidi"/>
+                <w:b/>
+                <w:bCs/>
+                <w:color w:val="FFFFFF" w:themeColor="background1"/>
+                <w:sz w:val="12"/>
+                <w:szCs w:val="12"/>
+              </w:rPr>
               <w:br/>
               <w:t>(8-shot)</w:t>
             </w:r>
@@ -1070,48 +1137,72 @@
                 <w:szCs w:val="12"/>
               </w:rPr>
               <w:br/>
-              <w:t>(WikiText)</w:t>
-            </w:r>
-          </w:p>
-        </w:tc>
-        <w:tc>
-          <w:tcPr>
-            <w:tcW w:w="869" w:type="dxa"/>
-            <w:shd w:val="clear" w:color="auto" w:fill="EEECE1" w:themeFill="background2"/>
-            <w:tcMar>
-              <w:top w:w="80" w:type="dxa"/>
-              <w:left w:w="60" w:type="dxa"/>
-              <w:bottom w:w="80" w:type="dxa"/>
-              <w:right w:w="60" w:type="dxa"/>
-            </w:tcMar>
-            <w:vAlign w:val="center"/>
-          </w:tcPr>
-          <w:p>
-            <w:pPr>
-              <w:jc w:val="center"/>
-              <w:rPr>
-                <w:rFonts w:asciiTheme="minorBidi" w:hAnsiTheme="minorBidi" w:cstheme="minorBidi"/>
-                <w:color w:val="000000" w:themeColor="text1"/>
-                <w:sz w:val="12"/>
-                <w:szCs w:val="12"/>
-              </w:rPr>
-            </w:pPr>
+              <w:t>(</w:t>
+            </w:r>
+            <w:proofErr w:type="spellStart"/>
             <w:r>
               <w:rPr>
                 <w:rFonts w:asciiTheme="minorBidi" w:hAnsiTheme="minorBidi" w:cstheme="minorBidi"/>
                 <w:b/>
                 <w:bCs/>
-                <w:color w:val="000000" w:themeColor="text1"/>
-                <w:sz w:val="12"/>
-                <w:szCs w:val="12"/>
-              </w:rPr>
-              <w:t>MMLU</w:t>
-            </w:r>
+                <w:color w:val="FFFFFF" w:themeColor="background1"/>
+                <w:sz w:val="12"/>
+                <w:szCs w:val="12"/>
+              </w:rPr>
+              <w:t>WikiText</w:t>
+            </w:r>
+            <w:proofErr w:type="spellEnd"/>
             <w:r>
               <w:rPr>
                 <w:rFonts w:asciiTheme="minorBidi" w:hAnsiTheme="minorBidi" w:cstheme="minorBidi"/>
                 <w:b/>
                 <w:bCs/>
+                <w:color w:val="FFFFFF" w:themeColor="background1"/>
+                <w:sz w:val="12"/>
+                <w:szCs w:val="12"/>
+              </w:rPr>
+              <w:t>)</w:t>
+            </w:r>
+          </w:p>
+        </w:tc>
+        <w:tc>
+          <w:tcPr>
+            <w:tcW w:w="869" w:type="dxa"/>
+            <w:shd w:val="clear" w:color="auto" w:fill="EEECE1" w:themeFill="background2"/>
+            <w:tcMar>
+              <w:top w:w="80" w:type="dxa"/>
+              <w:left w:w="60" w:type="dxa"/>
+              <w:bottom w:w="80" w:type="dxa"/>
+              <w:right w:w="60" w:type="dxa"/>
+            </w:tcMar>
+            <w:vAlign w:val="center"/>
+          </w:tcPr>
+          <w:p>
+            <w:pPr>
+              <w:jc w:val="center"/>
+              <w:rPr>
+                <w:rFonts w:asciiTheme="minorBidi" w:hAnsiTheme="minorBidi" w:cstheme="minorBidi"/>
+                <w:color w:val="000000" w:themeColor="text1"/>
+                <w:sz w:val="12"/>
+                <w:szCs w:val="12"/>
+              </w:rPr>
+            </w:pPr>
+            <w:r>
+              <w:rPr>
+                <w:rFonts w:asciiTheme="minorBidi" w:hAnsiTheme="minorBidi" w:cstheme="minorBidi"/>
+                <w:b/>
+                <w:bCs/>
+                <w:color w:val="000000" w:themeColor="text1"/>
+                <w:sz w:val="12"/>
+                <w:szCs w:val="12"/>
+              </w:rPr>
+              <w:t>MMLU</w:t>
+            </w:r>
+            <w:r>
+              <w:rPr>
+                <w:rFonts w:asciiTheme="minorBidi" w:hAnsiTheme="minorBidi" w:cstheme="minorBidi"/>
+                <w:b/>
+                <w:bCs/>
                 <w:color w:val="000000" w:themeColor="text1"/>
                 <w:sz w:val="12"/>
                 <w:szCs w:val="12"/>
@@ -1143,6 +1234,7 @@
                 <w:szCs w:val="12"/>
               </w:rPr>
             </w:pPr>
+            <w:proofErr w:type="spellStart"/>
             <w:r>
               <w:rPr>
                 <w:rFonts w:asciiTheme="minorBidi" w:hAnsiTheme="minorBidi" w:cstheme="minorBidi"/>
@@ -1154,6 +1246,7 @@
               </w:rPr>
               <w:t>IFEval</w:t>
             </w:r>
+            <w:proofErr w:type="spellEnd"/>
           </w:p>
         </w:tc>
         <w:tc>
@@ -1187,8 +1280,9 @@
                 <w:sz w:val="12"/>
                 <w:szCs w:val="12"/>
               </w:rPr>
-              <w:t>GSM8K CoT</w:t>
-            </w:r>
+              <w:t xml:space="preserve">GSM8K </w:t>
+            </w:r>
+            <w:proofErr w:type="spellStart"/>
             <w:r>
               <w:rPr>
                 <w:rFonts w:asciiTheme="minorBidi" w:hAnsiTheme="minorBidi" w:cstheme="minorBidi"/>
@@ -1198,6 +1292,18 @@
                 <w:sz w:val="12"/>
                 <w:szCs w:val="12"/>
               </w:rPr>
+              <w:t>CoT</w:t>
+            </w:r>
+            <w:proofErr w:type="spellEnd"/>
+            <w:r>
+              <w:rPr>
+                <w:rFonts w:asciiTheme="minorBidi" w:hAnsiTheme="minorBidi" w:cstheme="minorBidi"/>
+                <w:b/>
+                <w:bCs/>
+                <w:color w:val="000000" w:themeColor="text1"/>
+                <w:sz w:val="12"/>
+                <w:szCs w:val="12"/>
+              </w:rPr>
               <w:br/>
               <w:t>(8-shot)</w:t>
             </w:r>
@@ -1293,48 +1399,72 @@
                 <w:szCs w:val="12"/>
               </w:rPr>
               <w:br/>
-              <w:t>(WikiText)</w:t>
-            </w:r>
-          </w:p>
-        </w:tc>
-        <w:tc>
-          <w:tcPr>
-            <w:tcW w:w="869" w:type="dxa"/>
-            <w:shd w:val="clear" w:color="auto" w:fill="C6D9F1" w:themeFill="text2" w:themeFillTint="33"/>
-            <w:tcMar>
-              <w:top w:w="80" w:type="dxa"/>
-              <w:left w:w="60" w:type="dxa"/>
-              <w:bottom w:w="80" w:type="dxa"/>
-              <w:right w:w="60" w:type="dxa"/>
-            </w:tcMar>
-            <w:vAlign w:val="center"/>
-          </w:tcPr>
-          <w:p>
-            <w:pPr>
-              <w:jc w:val="center"/>
-              <w:rPr>
-                <w:rFonts w:asciiTheme="minorBidi" w:hAnsiTheme="minorBidi" w:cstheme="minorBidi"/>
-                <w:color w:val="0F243E" w:themeColor="text2" w:themeShade="80"/>
-                <w:sz w:val="12"/>
-                <w:szCs w:val="12"/>
-              </w:rPr>
-            </w:pPr>
+              <w:t>(</w:t>
+            </w:r>
+            <w:proofErr w:type="spellStart"/>
             <w:r>
               <w:rPr>
                 <w:rFonts w:asciiTheme="minorBidi" w:hAnsiTheme="minorBidi" w:cstheme="minorBidi"/>
                 <w:b/>
                 <w:bCs/>
-                <w:color w:val="0F243E" w:themeColor="text2" w:themeShade="80"/>
-                <w:sz w:val="12"/>
-                <w:szCs w:val="12"/>
-              </w:rPr>
-              <w:t>MMLU</w:t>
-            </w:r>
+                <w:color w:val="000000" w:themeColor="text1"/>
+                <w:sz w:val="12"/>
+                <w:szCs w:val="12"/>
+              </w:rPr>
+              <w:t>WikiText</w:t>
+            </w:r>
+            <w:proofErr w:type="spellEnd"/>
             <w:r>
               <w:rPr>
                 <w:rFonts w:asciiTheme="minorBidi" w:hAnsiTheme="minorBidi" w:cstheme="minorBidi"/>
                 <w:b/>
                 <w:bCs/>
+                <w:color w:val="000000" w:themeColor="text1"/>
+                <w:sz w:val="12"/>
+                <w:szCs w:val="12"/>
+              </w:rPr>
+              <w:t>)</w:t>
+            </w:r>
+          </w:p>
+        </w:tc>
+        <w:tc>
+          <w:tcPr>
+            <w:tcW w:w="869" w:type="dxa"/>
+            <w:shd w:val="clear" w:color="auto" w:fill="C6D9F1" w:themeFill="text2" w:themeFillTint="33"/>
+            <w:tcMar>
+              <w:top w:w="80" w:type="dxa"/>
+              <w:left w:w="60" w:type="dxa"/>
+              <w:bottom w:w="80" w:type="dxa"/>
+              <w:right w:w="60" w:type="dxa"/>
+            </w:tcMar>
+            <w:vAlign w:val="center"/>
+          </w:tcPr>
+          <w:p>
+            <w:pPr>
+              <w:jc w:val="center"/>
+              <w:rPr>
+                <w:rFonts w:asciiTheme="minorBidi" w:hAnsiTheme="minorBidi" w:cstheme="minorBidi"/>
+                <w:color w:val="0F243E" w:themeColor="text2" w:themeShade="80"/>
+                <w:sz w:val="12"/>
+                <w:szCs w:val="12"/>
+              </w:rPr>
+            </w:pPr>
+            <w:r>
+              <w:rPr>
+                <w:rFonts w:asciiTheme="minorBidi" w:hAnsiTheme="minorBidi" w:cstheme="minorBidi"/>
+                <w:b/>
+                <w:bCs/>
+                <w:color w:val="0F243E" w:themeColor="text2" w:themeShade="80"/>
+                <w:sz w:val="12"/>
+                <w:szCs w:val="12"/>
+              </w:rPr>
+              <w:t>MMLU</w:t>
+            </w:r>
+            <w:r>
+              <w:rPr>
+                <w:rFonts w:asciiTheme="minorBidi" w:hAnsiTheme="minorBidi" w:cstheme="minorBidi"/>
+                <w:b/>
+                <w:bCs/>
                 <w:color w:val="0F243E" w:themeColor="text2" w:themeShade="80"/>
                 <w:sz w:val="12"/>
                 <w:szCs w:val="12"/>
@@ -1366,6 +1496,7 @@
                 <w:szCs w:val="12"/>
               </w:rPr>
             </w:pPr>
+            <w:proofErr w:type="spellStart"/>
             <w:r>
               <w:rPr>
                 <w:rFonts w:asciiTheme="minorBidi" w:hAnsiTheme="minorBidi" w:cstheme="minorBidi"/>
@@ -1377,6 +1508,7 @@
               </w:rPr>
               <w:t>IFEval</w:t>
             </w:r>
+            <w:proofErr w:type="spellEnd"/>
           </w:p>
         </w:tc>
         <w:tc>
@@ -1410,8 +1542,9 @@
                 <w:sz w:val="12"/>
                 <w:szCs w:val="12"/>
               </w:rPr>
-              <w:t>GSM8K CoT</w:t>
-            </w:r>
+              <w:t xml:space="preserve">GSM8K </w:t>
+            </w:r>
+            <w:proofErr w:type="spellStart"/>
             <w:r>
               <w:rPr>
                 <w:rFonts w:asciiTheme="minorBidi" w:hAnsiTheme="minorBidi" w:cstheme="minorBidi"/>
@@ -1421,6 +1554,18 @@
                 <w:sz w:val="12"/>
                 <w:szCs w:val="12"/>
               </w:rPr>
+              <w:t>CoT</w:t>
+            </w:r>
+            <w:proofErr w:type="spellEnd"/>
+            <w:r>
+              <w:rPr>
+                <w:rFonts w:asciiTheme="minorBidi" w:hAnsiTheme="minorBidi" w:cstheme="minorBidi"/>
+                <w:b/>
+                <w:bCs/>
+                <w:color w:val="0F243E" w:themeColor="text2" w:themeShade="80"/>
+                <w:sz w:val="12"/>
+                <w:szCs w:val="12"/>
+              </w:rPr>
               <w:br/>
               <w:t>(8-shot)</w:t>
             </w:r>
@@ -1516,7 +1661,31 @@
                 <w:szCs w:val="12"/>
               </w:rPr>
               <w:br/>
-              <w:t>(WikiText)</w:t>
+              <w:t>(</w:t>
+            </w:r>
+            <w:proofErr w:type="spellStart"/>
+            <w:r>
+              <w:rPr>
+                <w:rFonts w:asciiTheme="minorBidi" w:hAnsiTheme="minorBidi" w:cstheme="minorBidi"/>
+                <w:b/>
+                <w:bCs/>
+                <w:color w:val="0F243E" w:themeColor="text2" w:themeShade="80"/>
+                <w:sz w:val="12"/>
+                <w:szCs w:val="12"/>
+              </w:rPr>
+              <w:t>WikiText</w:t>
+            </w:r>
+            <w:proofErr w:type="spellEnd"/>
+            <w:r>
+              <w:rPr>
+                <w:rFonts w:asciiTheme="minorBidi" w:hAnsiTheme="minorBidi" w:cstheme="minorBidi"/>
+                <w:b/>
+                <w:bCs/>
+                <w:color w:val="0F243E" w:themeColor="text2" w:themeShade="80"/>
+                <w:sz w:val="12"/>
+                <w:szCs w:val="12"/>
+              </w:rPr>
+              <w:t>)</w:t>
             </w:r>
           </w:p>
         </w:tc>
@@ -4430,14 +4599,25 @@
                 <w:szCs w:val="12"/>
               </w:rPr>
             </w:pPr>
-            <w:r>
-              <w:rPr>
-                <w:rFonts w:asciiTheme="minorBidi" w:hAnsiTheme="minorBidi" w:cstheme="minorBidi"/>
-                <w:color w:val="000000" w:themeColor="text1"/>
-                <w:sz w:val="12"/>
-                <w:szCs w:val="12"/>
-              </w:rPr>
-              <w:t>SparseGPT (unstructured)</w:t>
+            <w:proofErr w:type="spellStart"/>
+            <w:r>
+              <w:rPr>
+                <w:rFonts w:asciiTheme="minorBidi" w:hAnsiTheme="minorBidi" w:cstheme="minorBidi"/>
+                <w:color w:val="000000" w:themeColor="text1"/>
+                <w:sz w:val="12"/>
+                <w:szCs w:val="12"/>
+              </w:rPr>
+              <w:t>SparseGPT</w:t>
+            </w:r>
+            <w:proofErr w:type="spellEnd"/>
+            <w:r>
+              <w:rPr>
+                <w:rFonts w:asciiTheme="minorBidi" w:hAnsiTheme="minorBidi" w:cstheme="minorBidi"/>
+                <w:color w:val="000000" w:themeColor="text1"/>
+                <w:sz w:val="12"/>
+                <w:szCs w:val="12"/>
+              </w:rPr>
+              <w:t xml:space="preserve"> (unstructured)</w:t>
             </w:r>
           </w:p>
         </w:tc>
@@ -4984,7 +5164,7 @@
                 <w:sz w:val="12"/>
                 <w:szCs w:val="12"/>
               </w:rPr>
-              <w:t>N/A</w:t>
+              <w:t>66.50</w:t>
             </w:r>
           </w:p>
         </w:tc>
@@ -5016,7 +5196,7 @@
                 <w:sz w:val="12"/>
                 <w:szCs w:val="12"/>
               </w:rPr>
-              <w:t>N/A</w:t>
+              <w:t>70.74</w:t>
             </w:r>
           </w:p>
         </w:tc>
@@ -5048,7 +5228,7 @@
                 <w:sz w:val="12"/>
                 <w:szCs w:val="12"/>
               </w:rPr>
-              <w:t>N/A</w:t>
+              <w:t>81.27</w:t>
             </w:r>
           </w:p>
         </w:tc>
@@ -5080,14 +5260,14 @@
                 <w:sz w:val="12"/>
                 <w:szCs w:val="12"/>
               </w:rPr>
-              <w:t>N/A</w:t>
+              <w:t>51.11</w:t>
             </w:r>
           </w:p>
         </w:tc>
         <w:tc>
           <w:tcPr>
             <w:tcW w:w="799" w:type="dxa"/>
-            <w:shd w:val="clear" w:color="auto" w:fill="C6D9F1" w:themeFill="text2" w:themeFillTint="33"/>
+            <w:shd w:val="clear" w:color="auto" w:fill="1F497D" w:themeFill="text2"/>
             <w:tcMar>
               <w:top w:w="80" w:type="dxa"/>
               <w:left w:w="80" w:type="dxa"/>
@@ -12302,14 +12482,25 @@
                 <w:szCs w:val="12"/>
               </w:rPr>
             </w:pPr>
-            <w:r>
-              <w:rPr>
-                <w:rFonts w:asciiTheme="minorBidi" w:hAnsiTheme="minorBidi" w:cstheme="minorBidi"/>
-                <w:color w:val="000000" w:themeColor="text1"/>
-                <w:sz w:val="12"/>
-                <w:szCs w:val="12"/>
-              </w:rPr>
-              <w:t>SparseGPT + AWQ</w:t>
+            <w:proofErr w:type="spellStart"/>
+            <w:r>
+              <w:rPr>
+                <w:rFonts w:asciiTheme="minorBidi" w:hAnsiTheme="minorBidi" w:cstheme="minorBidi"/>
+                <w:color w:val="000000" w:themeColor="text1"/>
+                <w:sz w:val="12"/>
+                <w:szCs w:val="12"/>
+              </w:rPr>
+              <w:t>SparseGPT</w:t>
+            </w:r>
+            <w:proofErr w:type="spellEnd"/>
+            <w:r>
+              <w:rPr>
+                <w:rFonts w:asciiTheme="minorBidi" w:hAnsiTheme="minorBidi" w:cstheme="minorBidi"/>
+                <w:color w:val="000000" w:themeColor="text1"/>
+                <w:sz w:val="12"/>
+                <w:szCs w:val="12"/>
+              </w:rPr>
+              <w:t xml:space="preserve"> + AWQ</w:t>
             </w:r>
           </w:p>
         </w:tc>
@@ -14429,14 +14620,25 @@
                 <w:szCs w:val="12"/>
               </w:rPr>
             </w:pPr>
-            <w:r>
-              <w:rPr>
-                <w:rFonts w:asciiTheme="minorBidi" w:hAnsiTheme="minorBidi" w:cstheme="minorBidi"/>
-                <w:color w:val="000000" w:themeColor="text1"/>
-                <w:sz w:val="12"/>
-                <w:szCs w:val="12"/>
-              </w:rPr>
-              <w:t>SparseGPT + GPTQ</w:t>
+            <w:proofErr w:type="spellStart"/>
+            <w:r>
+              <w:rPr>
+                <w:rFonts w:asciiTheme="minorBidi" w:hAnsiTheme="minorBidi" w:cstheme="minorBidi"/>
+                <w:color w:val="000000" w:themeColor="text1"/>
+                <w:sz w:val="12"/>
+                <w:szCs w:val="12"/>
+              </w:rPr>
+              <w:t>SparseGPT</w:t>
+            </w:r>
+            <w:proofErr w:type="spellEnd"/>
+            <w:r>
+              <w:rPr>
+                <w:rFonts w:asciiTheme="minorBidi" w:hAnsiTheme="minorBidi" w:cstheme="minorBidi"/>
+                <w:color w:val="000000" w:themeColor="text1"/>
+                <w:sz w:val="12"/>
+                <w:szCs w:val="12"/>
+              </w:rPr>
+              <w:t xml:space="preserve"> + GPTQ</w:t>
             </w:r>
           </w:p>
         </w:tc>

--- a/Evaluations/BenchmarkEvaluations/BenchmarkComparison.docx
+++ b/Evaluations/BenchmarkEvaluations/BenchmarkComparison.docx
@@ -3126,32 +3126,32 @@
         <w:tc>
           <w:tcPr>
             <w:tcW w:w="799" w:type="dxa"/>
-            <w:shd w:val="clear" w:color="auto" w:fill="1F497D" w:themeFill="text2"/>
-            <w:tcMar>
-              <w:top w:w="80" w:type="dxa"/>
-              <w:left w:w="80" w:type="dxa"/>
-              <w:bottom w:w="80" w:type="dxa"/>
-              <w:right w:w="80" w:type="dxa"/>
-            </w:tcMar>
-          </w:tcPr>
-          <w:p>
-            <w:pPr>
-              <w:jc w:val="center"/>
-              <w:rPr>
-                <w:rFonts w:asciiTheme="minorBidi" w:hAnsiTheme="minorBidi" w:cstheme="minorBidi"/>
-                <w:color w:val="0F243E" w:themeColor="text2" w:themeShade="80"/>
-                <w:sz w:val="12"/>
-                <w:szCs w:val="12"/>
-              </w:rPr>
-            </w:pPr>
-            <w:r>
-              <w:rPr>
-                <w:rFonts w:asciiTheme="minorBidi" w:hAnsiTheme="minorBidi" w:cstheme="minorBidi"/>
-                <w:color w:val="0F243E" w:themeColor="text2" w:themeShade="80"/>
-                <w:sz w:val="12"/>
-                <w:szCs w:val="12"/>
-              </w:rPr>
-              <w:t>N/A</w:t>
+            <w:shd w:val="clear" w:color="auto" w:fill="B8CCE4" w:themeFill="accent1" w:themeFillTint="66"/>
+            <w:tcMar>
+              <w:top w:w="80" w:type="dxa"/>
+              <w:left w:w="80" w:type="dxa"/>
+              <w:bottom w:w="80" w:type="dxa"/>
+              <w:right w:w="80" w:type="dxa"/>
+            </w:tcMar>
+          </w:tcPr>
+          <w:p>
+            <w:pPr>
+              <w:jc w:val="center"/>
+              <w:rPr>
+                <w:rFonts w:asciiTheme="minorBidi" w:hAnsiTheme="minorBidi" w:cstheme="minorBidi"/>
+                <w:color w:val="0F243E" w:themeColor="text2" w:themeShade="80"/>
+                <w:sz w:val="12"/>
+                <w:szCs w:val="12"/>
+              </w:rPr>
+            </w:pPr>
+            <w:r>
+              <w:rPr>
+                <w:rFonts w:asciiTheme="minorBidi" w:hAnsiTheme="minorBidi" w:cstheme="minorBidi"/>
+                <w:color w:val="0F243E" w:themeColor="text2" w:themeShade="80"/>
+                <w:sz w:val="12"/>
+                <w:szCs w:val="12"/>
+              </w:rPr>
+              <w:t>12.93</w:t>
             </w:r>
           </w:p>
         </w:tc>
@@ -5874,6 +5874,70 @@
                 <w:sz w:val="12"/>
                 <w:szCs w:val="12"/>
               </w:rPr>
+              <w:t>41.15</w:t>
+            </w:r>
+          </w:p>
+        </w:tc>
+        <w:tc>
+          <w:tcPr>
+            <w:tcW w:w="869" w:type="dxa"/>
+            <w:shd w:val="clear" w:color="auto" w:fill="C6D9F1" w:themeFill="text2" w:themeFillTint="33"/>
+            <w:tcMar>
+              <w:top w:w="80" w:type="dxa"/>
+              <w:left w:w="80" w:type="dxa"/>
+              <w:bottom w:w="80" w:type="dxa"/>
+              <w:right w:w="80" w:type="dxa"/>
+            </w:tcMar>
+          </w:tcPr>
+          <w:p>
+            <w:pPr>
+              <w:jc w:val="center"/>
+              <w:rPr>
+                <w:rFonts w:asciiTheme="minorBidi" w:hAnsiTheme="minorBidi" w:cstheme="minorBidi"/>
+                <w:color w:val="0F243E" w:themeColor="text2" w:themeShade="80"/>
+                <w:sz w:val="12"/>
+                <w:szCs w:val="12"/>
+              </w:rPr>
+            </w:pPr>
+            <w:r>
+              <w:rPr>
+                <w:rFonts w:asciiTheme="minorBidi" w:hAnsiTheme="minorBidi" w:cstheme="minorBidi"/>
+                <w:color w:val="0F243E" w:themeColor="text2" w:themeShade="80"/>
+                <w:sz w:val="12"/>
+                <w:szCs w:val="12"/>
+              </w:rPr>
+              <w:t>22.72</w:t>
+            </w:r>
+          </w:p>
+        </w:tc>
+        <w:tc>
+          <w:tcPr>
+            <w:tcW w:w="869" w:type="dxa"/>
+            <w:shd w:val="clear" w:color="auto" w:fill="1F497D" w:themeFill="text2"/>
+            <w:tcMar>
+              <w:top w:w="80" w:type="dxa"/>
+              <w:left w:w="80" w:type="dxa"/>
+              <w:bottom w:w="80" w:type="dxa"/>
+              <w:right w:w="80" w:type="dxa"/>
+            </w:tcMar>
+          </w:tcPr>
+          <w:p>
+            <w:pPr>
+              <w:jc w:val="center"/>
+              <w:rPr>
+                <w:rFonts w:asciiTheme="minorBidi" w:hAnsiTheme="minorBidi" w:cstheme="minorBidi"/>
+                <w:color w:val="0F243E" w:themeColor="text2" w:themeShade="80"/>
+                <w:sz w:val="12"/>
+                <w:szCs w:val="12"/>
+              </w:rPr>
+            </w:pPr>
+            <w:r>
+              <w:rPr>
+                <w:rFonts w:asciiTheme="minorBidi" w:hAnsiTheme="minorBidi" w:cstheme="minorBidi"/>
+                <w:color w:val="0F243E" w:themeColor="text2" w:themeShade="80"/>
+                <w:sz w:val="12"/>
+                <w:szCs w:val="12"/>
+              </w:rPr>
               <w:t>N/A</w:t>
             </w:r>
           </w:p>
@@ -5906,78 +5970,14 @@
                 <w:sz w:val="12"/>
                 <w:szCs w:val="12"/>
               </w:rPr>
-              <w:t>N/A</w:t>
-            </w:r>
-          </w:p>
-        </w:tc>
-        <w:tc>
-          <w:tcPr>
-            <w:tcW w:w="869" w:type="dxa"/>
-            <w:shd w:val="clear" w:color="auto" w:fill="C6D9F1" w:themeFill="text2" w:themeFillTint="33"/>
-            <w:tcMar>
-              <w:top w:w="80" w:type="dxa"/>
-              <w:left w:w="80" w:type="dxa"/>
-              <w:bottom w:w="80" w:type="dxa"/>
-              <w:right w:w="80" w:type="dxa"/>
-            </w:tcMar>
-          </w:tcPr>
-          <w:p>
-            <w:pPr>
-              <w:jc w:val="center"/>
-              <w:rPr>
-                <w:rFonts w:asciiTheme="minorBidi" w:hAnsiTheme="minorBidi" w:cstheme="minorBidi"/>
-                <w:color w:val="0F243E" w:themeColor="text2" w:themeShade="80"/>
-                <w:sz w:val="12"/>
-                <w:szCs w:val="12"/>
-              </w:rPr>
-            </w:pPr>
-            <w:r>
-              <w:rPr>
-                <w:rFonts w:asciiTheme="minorBidi" w:hAnsiTheme="minorBidi" w:cstheme="minorBidi"/>
-                <w:color w:val="0F243E" w:themeColor="text2" w:themeShade="80"/>
-                <w:sz w:val="12"/>
-                <w:szCs w:val="12"/>
-              </w:rPr>
-              <w:t>N/A</w:t>
-            </w:r>
-          </w:p>
-        </w:tc>
-        <w:tc>
-          <w:tcPr>
-            <w:tcW w:w="869" w:type="dxa"/>
-            <w:shd w:val="clear" w:color="auto" w:fill="C6D9F1" w:themeFill="text2" w:themeFillTint="33"/>
-            <w:tcMar>
-              <w:top w:w="80" w:type="dxa"/>
-              <w:left w:w="80" w:type="dxa"/>
-              <w:bottom w:w="80" w:type="dxa"/>
-              <w:right w:w="80" w:type="dxa"/>
-            </w:tcMar>
-          </w:tcPr>
-          <w:p>
-            <w:pPr>
-              <w:jc w:val="center"/>
-              <w:rPr>
-                <w:rFonts w:asciiTheme="minorBidi" w:hAnsiTheme="minorBidi" w:cstheme="minorBidi"/>
-                <w:color w:val="0F243E" w:themeColor="text2" w:themeShade="80"/>
-                <w:sz w:val="12"/>
-                <w:szCs w:val="12"/>
-              </w:rPr>
-            </w:pPr>
-            <w:r>
-              <w:rPr>
-                <w:rFonts w:asciiTheme="minorBidi" w:hAnsiTheme="minorBidi" w:cstheme="minorBidi"/>
-                <w:color w:val="0F243E" w:themeColor="text2" w:themeShade="80"/>
-                <w:sz w:val="12"/>
-                <w:szCs w:val="12"/>
-              </w:rPr>
-              <w:t>N/A</w:t>
+              <w:t>41.21</w:t>
             </w:r>
           </w:p>
         </w:tc>
         <w:tc>
           <w:tcPr>
             <w:tcW w:w="799" w:type="dxa"/>
-            <w:shd w:val="clear" w:color="auto" w:fill="C6D9F1" w:themeFill="text2" w:themeFillTint="33"/>
+            <w:shd w:val="clear" w:color="auto" w:fill="1F497D" w:themeFill="text2"/>
             <w:tcMar>
               <w:top w:w="80" w:type="dxa"/>
               <w:left w:w="80" w:type="dxa"/>

--- a/Evaluations/BenchmarkEvaluations/BenchmarkComparison.docx
+++ b/Evaluations/BenchmarkEvaluations/BenchmarkComparison.docx
@@ -5267,32 +5267,32 @@
         <w:tc>
           <w:tcPr>
             <w:tcW w:w="799" w:type="dxa"/>
-            <w:shd w:val="clear" w:color="auto" w:fill="1F497D" w:themeFill="text2"/>
-            <w:tcMar>
-              <w:top w:w="80" w:type="dxa"/>
-              <w:left w:w="80" w:type="dxa"/>
-              <w:bottom w:w="80" w:type="dxa"/>
-              <w:right w:w="80" w:type="dxa"/>
-            </w:tcMar>
-          </w:tcPr>
-          <w:p>
-            <w:pPr>
-              <w:jc w:val="center"/>
-              <w:rPr>
-                <w:rFonts w:asciiTheme="minorBidi" w:hAnsiTheme="minorBidi" w:cstheme="minorBidi"/>
-                <w:color w:val="0F243E" w:themeColor="text2" w:themeShade="80"/>
-                <w:sz w:val="12"/>
-                <w:szCs w:val="12"/>
-              </w:rPr>
-            </w:pPr>
-            <w:r>
-              <w:rPr>
-                <w:rFonts w:asciiTheme="minorBidi" w:hAnsiTheme="minorBidi" w:cstheme="minorBidi"/>
-                <w:color w:val="0F243E" w:themeColor="text2" w:themeShade="80"/>
-                <w:sz w:val="12"/>
-                <w:szCs w:val="12"/>
-              </w:rPr>
-              <w:t>N/A</w:t>
+            <w:shd w:val="clear" w:color="auto" w:fill="B8CCE4" w:themeFill="accent1" w:themeFillTint="66"/>
+            <w:tcMar>
+              <w:top w:w="80" w:type="dxa"/>
+              <w:left w:w="80" w:type="dxa"/>
+              <w:bottom w:w="80" w:type="dxa"/>
+              <w:right w:w="80" w:type="dxa"/>
+            </w:tcMar>
+          </w:tcPr>
+          <w:p>
+            <w:pPr>
+              <w:jc w:val="center"/>
+              <w:rPr>
+                <w:rFonts w:asciiTheme="minorBidi" w:hAnsiTheme="minorBidi" w:cstheme="minorBidi"/>
+                <w:color w:val="0F243E" w:themeColor="text2" w:themeShade="80"/>
+                <w:sz w:val="12"/>
+                <w:szCs w:val="12"/>
+              </w:rPr>
+            </w:pPr>
+            <w:r>
+              <w:rPr>
+                <w:rFonts w:asciiTheme="minorBidi" w:hAnsiTheme="minorBidi" w:cstheme="minorBidi"/>
+                <w:color w:val="0F243E" w:themeColor="text2" w:themeShade="80"/>
+                <w:sz w:val="12"/>
+                <w:szCs w:val="12"/>
+              </w:rPr>
+              <w:t>13.73</w:t>
             </w:r>
           </w:p>
         </w:tc>

--- a/Evaluations/BenchmarkEvaluations/BenchmarkComparison.docx
+++ b/Evaluations/BenchmarkEvaluations/BenchmarkComparison.docx
@@ -5977,32 +5977,32 @@
         <w:tc>
           <w:tcPr>
             <w:tcW w:w="799" w:type="dxa"/>
-            <w:shd w:val="clear" w:color="auto" w:fill="1F497D" w:themeFill="text2"/>
-            <w:tcMar>
-              <w:top w:w="80" w:type="dxa"/>
-              <w:left w:w="80" w:type="dxa"/>
-              <w:bottom w:w="80" w:type="dxa"/>
-              <w:right w:w="80" w:type="dxa"/>
-            </w:tcMar>
-          </w:tcPr>
-          <w:p>
-            <w:pPr>
-              <w:jc w:val="center"/>
-              <w:rPr>
-                <w:rFonts w:asciiTheme="minorBidi" w:hAnsiTheme="minorBidi" w:cstheme="minorBidi"/>
-                <w:color w:val="0F243E" w:themeColor="text2" w:themeShade="80"/>
-                <w:sz w:val="12"/>
-                <w:szCs w:val="12"/>
-              </w:rPr>
-            </w:pPr>
-            <w:r>
-              <w:rPr>
-                <w:rFonts w:asciiTheme="minorBidi" w:hAnsiTheme="minorBidi" w:cstheme="minorBidi"/>
-                <w:color w:val="0F243E" w:themeColor="text2" w:themeShade="80"/>
-                <w:sz w:val="12"/>
-                <w:szCs w:val="12"/>
-              </w:rPr>
-              <w:t>N/A</w:t>
+            <w:shd w:val="clear" w:color="auto" w:fill="B8CCE4" w:themeFill="accent1" w:themeFillTint="66"/>
+            <w:tcMar>
+              <w:top w:w="80" w:type="dxa"/>
+              <w:left w:w="80" w:type="dxa"/>
+              <w:bottom w:w="80" w:type="dxa"/>
+              <w:right w:w="80" w:type="dxa"/>
+            </w:tcMar>
+          </w:tcPr>
+          <w:p>
+            <w:pPr>
+              <w:jc w:val="center"/>
+              <w:rPr>
+                <w:rFonts w:asciiTheme="minorBidi" w:hAnsiTheme="minorBidi" w:cstheme="minorBidi"/>
+                <w:color w:val="0F243E" w:themeColor="text2" w:themeShade="80"/>
+                <w:sz w:val="12"/>
+                <w:szCs w:val="12"/>
+              </w:rPr>
+            </w:pPr>
+            <w:r>
+              <w:rPr>
+                <w:rFonts w:asciiTheme="minorBidi" w:hAnsiTheme="minorBidi" w:cstheme="minorBidi"/>
+                <w:color w:val="0F243E" w:themeColor="text2" w:themeShade="80"/>
+                <w:sz w:val="12"/>
+                <w:szCs w:val="12"/>
+              </w:rPr>
+              <w:t>82.65</w:t>
             </w:r>
           </w:p>
         </w:tc>

--- a/Evaluations/BenchmarkEvaluations/BenchmarkComparison.docx
+++ b/Evaluations/BenchmarkEvaluations/BenchmarkComparison.docx
@@ -4482,32 +4482,32 @@
         <w:tc>
           <w:tcPr>
             <w:tcW w:w="869" w:type="dxa"/>
-            <w:shd w:val="clear" w:color="auto" w:fill="1F497D" w:themeFill="text2"/>
-            <w:tcMar>
-              <w:top w:w="80" w:type="dxa"/>
-              <w:left w:w="80" w:type="dxa"/>
-              <w:bottom w:w="80" w:type="dxa"/>
-              <w:right w:w="80" w:type="dxa"/>
-            </w:tcMar>
-          </w:tcPr>
-          <w:p>
-            <w:pPr>
-              <w:jc w:val="center"/>
-              <w:rPr>
-                <w:rFonts w:asciiTheme="minorBidi" w:hAnsiTheme="minorBidi" w:cstheme="minorBidi"/>
-                <w:color w:val="0F243E" w:themeColor="text2" w:themeShade="80"/>
-                <w:sz w:val="12"/>
-                <w:szCs w:val="12"/>
-              </w:rPr>
-            </w:pPr>
-            <w:r>
-              <w:rPr>
-                <w:rFonts w:asciiTheme="minorBidi" w:hAnsiTheme="minorBidi" w:cstheme="minorBidi"/>
-                <w:color w:val="0F243E" w:themeColor="text2" w:themeShade="80"/>
-                <w:sz w:val="12"/>
-                <w:szCs w:val="12"/>
-              </w:rPr>
-              <w:t>N/A</w:t>
+            <w:shd w:val="clear" w:color="auto" w:fill="C6D9F1" w:themeFill="text2" w:themeFillTint="33"/>
+            <w:tcMar>
+              <w:top w:w="80" w:type="dxa"/>
+              <w:left w:w="80" w:type="dxa"/>
+              <w:bottom w:w="80" w:type="dxa"/>
+              <w:right w:w="80" w:type="dxa"/>
+            </w:tcMar>
+          </w:tcPr>
+          <w:p>
+            <w:pPr>
+              <w:jc w:val="center"/>
+              <w:rPr>
+                <w:rFonts w:asciiTheme="minorBidi" w:hAnsiTheme="minorBidi" w:cstheme="minorBidi"/>
+                <w:color w:val="0F243E" w:themeColor="text2" w:themeShade="80"/>
+                <w:sz w:val="12"/>
+                <w:szCs w:val="12"/>
+              </w:rPr>
+            </w:pPr>
+            <w:r>
+              <w:rPr>
+                <w:rFonts w:asciiTheme="minorBidi" w:hAnsiTheme="minorBidi" w:cstheme="minorBidi"/>
+                <w:color w:val="0F243E" w:themeColor="text2" w:themeShade="80"/>
+                <w:sz w:val="12"/>
+                <w:szCs w:val="12"/>
+              </w:rPr>
+              <w:t>0.00</w:t>
             </w:r>
           </w:p>
         </w:tc>
@@ -8114,32 +8114,32 @@
         <w:tc>
           <w:tcPr>
             <w:tcW w:w="799" w:type="dxa"/>
-            <w:shd w:val="clear" w:color="auto" w:fill="1F497D" w:themeFill="text2"/>
-            <w:tcMar>
-              <w:top w:w="80" w:type="dxa"/>
-              <w:left w:w="80" w:type="dxa"/>
-              <w:bottom w:w="80" w:type="dxa"/>
-              <w:right w:w="80" w:type="dxa"/>
-            </w:tcMar>
-          </w:tcPr>
-          <w:p>
-            <w:pPr>
-              <w:jc w:val="center"/>
-              <w:rPr>
-                <w:rFonts w:asciiTheme="minorBidi" w:hAnsiTheme="minorBidi" w:cstheme="minorBidi"/>
-                <w:color w:val="0F243E" w:themeColor="text2" w:themeShade="80"/>
-                <w:sz w:val="12"/>
-                <w:szCs w:val="12"/>
-              </w:rPr>
-            </w:pPr>
-            <w:r>
-              <w:rPr>
-                <w:rFonts w:asciiTheme="minorBidi" w:hAnsiTheme="minorBidi" w:cstheme="minorBidi"/>
-                <w:color w:val="0F243E" w:themeColor="text2" w:themeShade="80"/>
-                <w:sz w:val="12"/>
-                <w:szCs w:val="12"/>
-              </w:rPr>
-              <w:t>N/A</w:t>
+            <w:shd w:val="clear" w:color="auto" w:fill="FF0000"/>
+            <w:tcMar>
+              <w:top w:w="80" w:type="dxa"/>
+              <w:left w:w="80" w:type="dxa"/>
+              <w:bottom w:w="80" w:type="dxa"/>
+              <w:right w:w="80" w:type="dxa"/>
+            </w:tcMar>
+          </w:tcPr>
+          <w:p>
+            <w:pPr>
+              <w:jc w:val="center"/>
+              <w:rPr>
+                <w:rFonts w:asciiTheme="minorBidi" w:hAnsiTheme="minorBidi" w:cstheme="minorBidi"/>
+                <w:color w:val="0F243E" w:themeColor="text2" w:themeShade="80"/>
+                <w:sz w:val="12"/>
+                <w:szCs w:val="12"/>
+              </w:rPr>
+            </w:pPr>
+            <w:r>
+              <w:rPr>
+                <w:rFonts w:asciiTheme="minorBidi" w:hAnsiTheme="minorBidi" w:cstheme="minorBidi"/>
+                <w:color w:val="FFFFFF" w:themeColor="background1"/>
+                <w:sz w:val="12"/>
+                <w:szCs w:val="12"/>
+              </w:rPr>
+              <w:t>INF</w:t>
             </w:r>
           </w:p>
         </w:tc>
@@ -11009,32 +11009,32 @@
         <w:tc>
           <w:tcPr>
             <w:tcW w:w="799" w:type="dxa"/>
-            <w:shd w:val="clear" w:color="auto" w:fill="1F497D" w:themeFill="text2"/>
-            <w:tcMar>
-              <w:top w:w="80" w:type="dxa"/>
-              <w:left w:w="80" w:type="dxa"/>
-              <w:bottom w:w="80" w:type="dxa"/>
-              <w:right w:w="80" w:type="dxa"/>
-            </w:tcMar>
-          </w:tcPr>
-          <w:p>
-            <w:pPr>
-              <w:jc w:val="center"/>
-              <w:rPr>
-                <w:rFonts w:asciiTheme="minorBidi" w:hAnsiTheme="minorBidi" w:cstheme="minorBidi"/>
-                <w:color w:val="0F243E" w:themeColor="text2" w:themeShade="80"/>
-                <w:sz w:val="12"/>
-                <w:szCs w:val="12"/>
-              </w:rPr>
-            </w:pPr>
-            <w:r>
-              <w:rPr>
-                <w:rFonts w:asciiTheme="minorBidi" w:hAnsiTheme="minorBidi" w:cstheme="minorBidi"/>
-                <w:color w:val="0F243E" w:themeColor="text2" w:themeShade="80"/>
-                <w:sz w:val="12"/>
-                <w:szCs w:val="12"/>
-              </w:rPr>
-              <w:t>N/A</w:t>
+            <w:shd w:val="clear" w:color="auto" w:fill="FF0000"/>
+            <w:tcMar>
+              <w:top w:w="80" w:type="dxa"/>
+              <w:left w:w="80" w:type="dxa"/>
+              <w:bottom w:w="80" w:type="dxa"/>
+              <w:right w:w="80" w:type="dxa"/>
+            </w:tcMar>
+          </w:tcPr>
+          <w:p>
+            <w:pPr>
+              <w:jc w:val="center"/>
+              <w:rPr>
+                <w:rFonts w:asciiTheme="minorBidi" w:hAnsiTheme="minorBidi" w:cstheme="minorBidi"/>
+                <w:color w:val="0F243E" w:themeColor="text2" w:themeShade="80"/>
+                <w:sz w:val="12"/>
+                <w:szCs w:val="12"/>
+              </w:rPr>
+            </w:pPr>
+            <w:r>
+              <w:rPr>
+                <w:rFonts w:asciiTheme="minorBidi" w:hAnsiTheme="minorBidi" w:cstheme="minorBidi"/>
+                <w:color w:val="FFFFFF" w:themeColor="background1"/>
+                <w:sz w:val="12"/>
+                <w:szCs w:val="12"/>
+              </w:rPr>
+              <w:t>INF</w:t>
             </w:r>
           </w:p>
         </w:tc>
@@ -11719,32 +11719,32 @@
         <w:tc>
           <w:tcPr>
             <w:tcW w:w="799" w:type="dxa"/>
-            <w:shd w:val="clear" w:color="auto" w:fill="1F497D" w:themeFill="text2"/>
-            <w:tcMar>
-              <w:top w:w="80" w:type="dxa"/>
-              <w:left w:w="80" w:type="dxa"/>
-              <w:bottom w:w="80" w:type="dxa"/>
-              <w:right w:w="80" w:type="dxa"/>
-            </w:tcMar>
-          </w:tcPr>
-          <w:p>
-            <w:pPr>
-              <w:jc w:val="center"/>
-              <w:rPr>
-                <w:rFonts w:asciiTheme="minorBidi" w:hAnsiTheme="minorBidi" w:cstheme="minorBidi"/>
-                <w:color w:val="0F243E" w:themeColor="text2" w:themeShade="80"/>
-                <w:sz w:val="12"/>
-                <w:szCs w:val="12"/>
-              </w:rPr>
-            </w:pPr>
-            <w:r>
-              <w:rPr>
-                <w:rFonts w:asciiTheme="minorBidi" w:hAnsiTheme="minorBidi" w:cstheme="minorBidi"/>
-                <w:color w:val="0F243E" w:themeColor="text2" w:themeShade="80"/>
-                <w:sz w:val="12"/>
-                <w:szCs w:val="12"/>
-              </w:rPr>
-              <w:t>N/A</w:t>
+            <w:shd w:val="clear" w:color="auto" w:fill="FF0000"/>
+            <w:tcMar>
+              <w:top w:w="80" w:type="dxa"/>
+              <w:left w:w="80" w:type="dxa"/>
+              <w:bottom w:w="80" w:type="dxa"/>
+              <w:right w:w="80" w:type="dxa"/>
+            </w:tcMar>
+          </w:tcPr>
+          <w:p>
+            <w:pPr>
+              <w:jc w:val="center"/>
+              <w:rPr>
+                <w:rFonts w:asciiTheme="minorBidi" w:hAnsiTheme="minorBidi" w:cstheme="minorBidi"/>
+                <w:color w:val="0F243E" w:themeColor="text2" w:themeShade="80"/>
+                <w:sz w:val="12"/>
+                <w:szCs w:val="12"/>
+              </w:rPr>
+            </w:pPr>
+            <w:r>
+              <w:rPr>
+                <w:rFonts w:asciiTheme="minorBidi" w:hAnsiTheme="minorBidi" w:cstheme="minorBidi"/>
+                <w:color w:val="FFFFFF" w:themeColor="background1"/>
+                <w:sz w:val="12"/>
+                <w:szCs w:val="12"/>
+              </w:rPr>
+              <w:t>INF</w:t>
             </w:r>
           </w:p>
         </w:tc>
@@ -12301,38 +12301,6 @@
         <w:tc>
           <w:tcPr>
             <w:tcW w:w="869" w:type="dxa"/>
-            <w:shd w:val="clear" w:color="auto" w:fill="1F497D" w:themeFill="text2"/>
-            <w:tcMar>
-              <w:top w:w="80" w:type="dxa"/>
-              <w:left w:w="80" w:type="dxa"/>
-              <w:bottom w:w="80" w:type="dxa"/>
-              <w:right w:w="80" w:type="dxa"/>
-            </w:tcMar>
-          </w:tcPr>
-          <w:p>
-            <w:pPr>
-              <w:jc w:val="center"/>
-              <w:rPr>
-                <w:rFonts w:asciiTheme="minorBidi" w:hAnsiTheme="minorBidi" w:cstheme="minorBidi"/>
-                <w:color w:val="0F243E" w:themeColor="text2" w:themeShade="80"/>
-                <w:sz w:val="12"/>
-                <w:szCs w:val="12"/>
-              </w:rPr>
-            </w:pPr>
-            <w:r>
-              <w:rPr>
-                <w:rFonts w:asciiTheme="minorBidi" w:hAnsiTheme="minorBidi" w:cstheme="minorBidi"/>
-                <w:color w:val="0F243E" w:themeColor="text2" w:themeShade="80"/>
-                <w:sz w:val="12"/>
-                <w:szCs w:val="12"/>
-              </w:rPr>
-              <w:t>N/A</w:t>
-            </w:r>
-          </w:p>
-        </w:tc>
-        <w:tc>
-          <w:tcPr>
-            <w:tcW w:w="869" w:type="dxa"/>
             <w:shd w:val="clear" w:color="auto" w:fill="C6D9F1" w:themeFill="text2" w:themeFillTint="33"/>
             <w:tcMar>
               <w:top w:w="80" w:type="dxa"/>
@@ -12358,6 +12326,38 @@
                 <w:sz w:val="12"/>
                 <w:szCs w:val="12"/>
               </w:rPr>
+              <w:t>24.63</w:t>
+            </w:r>
+          </w:p>
+        </w:tc>
+        <w:tc>
+          <w:tcPr>
+            <w:tcW w:w="869" w:type="dxa"/>
+            <w:shd w:val="clear" w:color="auto" w:fill="C6D9F1" w:themeFill="text2" w:themeFillTint="33"/>
+            <w:tcMar>
+              <w:top w:w="80" w:type="dxa"/>
+              <w:left w:w="80" w:type="dxa"/>
+              <w:bottom w:w="80" w:type="dxa"/>
+              <w:right w:w="80" w:type="dxa"/>
+            </w:tcMar>
+          </w:tcPr>
+          <w:p>
+            <w:pPr>
+              <w:jc w:val="center"/>
+              <w:rPr>
+                <w:rFonts w:asciiTheme="minorBidi" w:hAnsiTheme="minorBidi" w:cstheme="minorBidi"/>
+                <w:color w:val="0F243E" w:themeColor="text2" w:themeShade="80"/>
+                <w:sz w:val="12"/>
+                <w:szCs w:val="12"/>
+              </w:rPr>
+            </w:pPr>
+            <w:r>
+              <w:rPr>
+                <w:rFonts w:asciiTheme="minorBidi" w:hAnsiTheme="minorBidi" w:cstheme="minorBidi"/>
+                <w:color w:val="0F243E" w:themeColor="text2" w:themeShade="80"/>
+                <w:sz w:val="12"/>
+                <w:szCs w:val="12"/>
+              </w:rPr>
               <w:t>17.65</w:t>
             </w:r>
           </w:p>
@@ -12365,38 +12365,6 @@
         <w:tc>
           <w:tcPr>
             <w:tcW w:w="869" w:type="dxa"/>
-            <w:shd w:val="clear" w:color="auto" w:fill="1F497D" w:themeFill="text2"/>
-            <w:tcMar>
-              <w:top w:w="80" w:type="dxa"/>
-              <w:left w:w="80" w:type="dxa"/>
-              <w:bottom w:w="80" w:type="dxa"/>
-              <w:right w:w="80" w:type="dxa"/>
-            </w:tcMar>
-          </w:tcPr>
-          <w:p>
-            <w:pPr>
-              <w:jc w:val="center"/>
-              <w:rPr>
-                <w:rFonts w:asciiTheme="minorBidi" w:hAnsiTheme="minorBidi" w:cstheme="minorBidi"/>
-                <w:color w:val="0F243E" w:themeColor="text2" w:themeShade="80"/>
-                <w:sz w:val="12"/>
-                <w:szCs w:val="12"/>
-              </w:rPr>
-            </w:pPr>
-            <w:r>
-              <w:rPr>
-                <w:rFonts w:asciiTheme="minorBidi" w:hAnsiTheme="minorBidi" w:cstheme="minorBidi"/>
-                <w:color w:val="0F243E" w:themeColor="text2" w:themeShade="80"/>
-                <w:sz w:val="12"/>
-                <w:szCs w:val="12"/>
-              </w:rPr>
-              <w:t>N/A</w:t>
-            </w:r>
-          </w:p>
-        </w:tc>
-        <w:tc>
-          <w:tcPr>
-            <w:tcW w:w="869" w:type="dxa"/>
             <w:shd w:val="clear" w:color="auto" w:fill="C6D9F1" w:themeFill="text2" w:themeFillTint="33"/>
             <w:tcMar>
               <w:top w:w="80" w:type="dxa"/>
@@ -12422,6 +12390,38 @@
                 <w:sz w:val="12"/>
                 <w:szCs w:val="12"/>
               </w:rPr>
+              <w:t>0.00</w:t>
+            </w:r>
+          </w:p>
+        </w:tc>
+        <w:tc>
+          <w:tcPr>
+            <w:tcW w:w="869" w:type="dxa"/>
+            <w:shd w:val="clear" w:color="auto" w:fill="C6D9F1" w:themeFill="text2" w:themeFillTint="33"/>
+            <w:tcMar>
+              <w:top w:w="80" w:type="dxa"/>
+              <w:left w:w="80" w:type="dxa"/>
+              <w:bottom w:w="80" w:type="dxa"/>
+              <w:right w:w="80" w:type="dxa"/>
+            </w:tcMar>
+          </w:tcPr>
+          <w:p>
+            <w:pPr>
+              <w:jc w:val="center"/>
+              <w:rPr>
+                <w:rFonts w:asciiTheme="minorBidi" w:hAnsiTheme="minorBidi" w:cstheme="minorBidi"/>
+                <w:color w:val="0F243E" w:themeColor="text2" w:themeShade="80"/>
+                <w:sz w:val="12"/>
+                <w:szCs w:val="12"/>
+              </w:rPr>
+            </w:pPr>
+            <w:r>
+              <w:rPr>
+                <w:rFonts w:asciiTheme="minorBidi" w:hAnsiTheme="minorBidi" w:cstheme="minorBidi"/>
+                <w:color w:val="0F243E" w:themeColor="text2" w:themeShade="80"/>
+                <w:sz w:val="12"/>
+                <w:szCs w:val="12"/>
+              </w:rPr>
               <w:t>26.88</w:t>
             </w:r>
           </w:p>
@@ -12429,32 +12429,32 @@
         <w:tc>
           <w:tcPr>
             <w:tcW w:w="799" w:type="dxa"/>
-            <w:shd w:val="clear" w:color="auto" w:fill="1F497D" w:themeFill="text2"/>
-            <w:tcMar>
-              <w:top w:w="80" w:type="dxa"/>
-              <w:left w:w="80" w:type="dxa"/>
-              <w:bottom w:w="80" w:type="dxa"/>
-              <w:right w:w="80" w:type="dxa"/>
-            </w:tcMar>
-          </w:tcPr>
-          <w:p>
-            <w:pPr>
-              <w:jc w:val="center"/>
-              <w:rPr>
-                <w:rFonts w:asciiTheme="minorBidi" w:hAnsiTheme="minorBidi" w:cstheme="minorBidi"/>
-                <w:color w:val="0F243E" w:themeColor="text2" w:themeShade="80"/>
-                <w:sz w:val="12"/>
-                <w:szCs w:val="12"/>
-              </w:rPr>
-            </w:pPr>
-            <w:r>
-              <w:rPr>
-                <w:rFonts w:asciiTheme="minorBidi" w:hAnsiTheme="minorBidi" w:cstheme="minorBidi"/>
-                <w:color w:val="0F243E" w:themeColor="text2" w:themeShade="80"/>
-                <w:sz w:val="12"/>
-                <w:szCs w:val="12"/>
-              </w:rPr>
-              <w:t>N/A</w:t>
+            <w:shd w:val="clear" w:color="auto" w:fill="FF0000"/>
+            <w:tcMar>
+              <w:top w:w="80" w:type="dxa"/>
+              <w:left w:w="80" w:type="dxa"/>
+              <w:bottom w:w="80" w:type="dxa"/>
+              <w:right w:w="80" w:type="dxa"/>
+            </w:tcMar>
+          </w:tcPr>
+          <w:p>
+            <w:pPr>
+              <w:jc w:val="center"/>
+              <w:rPr>
+                <w:rFonts w:asciiTheme="minorBidi" w:hAnsiTheme="minorBidi" w:cstheme="minorBidi"/>
+                <w:color w:val="0F243E" w:themeColor="text2" w:themeShade="80"/>
+                <w:sz w:val="12"/>
+                <w:szCs w:val="12"/>
+              </w:rPr>
+            </w:pPr>
+            <w:r>
+              <w:rPr>
+                <w:rFonts w:asciiTheme="minorBidi" w:hAnsiTheme="minorBidi" w:cstheme="minorBidi"/>
+                <w:color w:val="FFFFFF" w:themeColor="background1"/>
+                <w:sz w:val="12"/>
+                <w:szCs w:val="12"/>
+              </w:rPr>
+              <w:t>INF</w:t>
             </w:r>
           </w:p>
         </w:tc>

--- a/Evaluations/BenchmarkEvaluations/BenchmarkComparison.docx
+++ b/Evaluations/BenchmarkEvaluations/BenchmarkComparison.docx
@@ -5913,32 +5913,34 @@
         <w:tc>
           <w:tcPr>
             <w:tcW w:w="869" w:type="dxa"/>
-            <w:shd w:val="clear" w:color="auto" w:fill="1F497D" w:themeFill="text2"/>
-            <w:tcMar>
-              <w:top w:w="80" w:type="dxa"/>
-              <w:left w:w="80" w:type="dxa"/>
-              <w:bottom w:w="80" w:type="dxa"/>
-              <w:right w:w="80" w:type="dxa"/>
-            </w:tcMar>
-          </w:tcPr>
-          <w:p>
-            <w:pPr>
-              <w:jc w:val="center"/>
-              <w:rPr>
-                <w:rFonts w:asciiTheme="minorBidi" w:hAnsiTheme="minorBidi" w:cstheme="minorBidi"/>
-                <w:color w:val="0F243E" w:themeColor="text2" w:themeShade="80"/>
-                <w:sz w:val="12"/>
-                <w:szCs w:val="12"/>
-              </w:rPr>
-            </w:pPr>
-            <w:r>
-              <w:rPr>
-                <w:rFonts w:asciiTheme="minorBidi" w:hAnsiTheme="minorBidi" w:cstheme="minorBidi"/>
-                <w:color w:val="0F243E" w:themeColor="text2" w:themeShade="80"/>
-                <w:sz w:val="12"/>
-                <w:szCs w:val="12"/>
-              </w:rPr>
-              <w:t>N/A</w:t>
+            <w:shd w:val="clear" w:color="auto" w:fill="B8CCE4" w:themeFill="accent1" w:themeFillTint="66"/>
+            <w:tcMar>
+              <w:top w:w="80" w:type="dxa"/>
+              <w:left w:w="80" w:type="dxa"/>
+              <w:bottom w:w="80" w:type="dxa"/>
+              <w:right w:w="80" w:type="dxa"/>
+            </w:tcMar>
+          </w:tcPr>
+          <w:p>
+            <w:pPr>
+              <w:jc w:val="center"/>
+              <w:rPr>
+                <w:rFonts w:asciiTheme="minorBidi" w:hAnsiTheme="minorBidi" w:cstheme="minorBidi"/>
+                <w:color w:val="0F243E" w:themeColor="text2" w:themeShade="80"/>
+                <w:sz w:val="12"/>
+                <w:szCs w:val="12"/>
+                <w:lang w:val="en-US"/>
+              </w:rPr>
+            </w:pPr>
+            <w:r>
+              <w:rPr>
+                <w:rFonts w:asciiTheme="minorBidi" w:hAnsiTheme="minorBidi" w:cstheme="minorBidi"/>
+                <w:color w:val="0F243E" w:themeColor="text2" w:themeShade="80"/>
+                <w:sz w:val="12"/>
+                <w:szCs w:val="12"/>
+                <w:lang w:val="en-US"/>
+              </w:rPr>
+              <w:t>2.12</w:t>
             </w:r>
           </w:p>
         </w:tc>

--- a/Evaluations/BenchmarkEvaluations/BenchmarkComparison.docx
+++ b/Evaluations/BenchmarkEvaluations/BenchmarkComparison.docx
@@ -162,7 +162,6 @@
                 <w:szCs w:val="12"/>
               </w:rPr>
             </w:pPr>
-            <w:proofErr w:type="spellStart"/>
             <w:r>
               <w:rPr>
                 <w:rFonts w:asciiTheme="minorBidi" w:hAnsiTheme="minorBidi" w:cstheme="minorBidi"/>
@@ -172,19 +171,7 @@
                 <w:sz w:val="12"/>
                 <w:szCs w:val="12"/>
               </w:rPr>
-              <w:t>LLaMA</w:t>
-            </w:r>
-            <w:proofErr w:type="spellEnd"/>
-            <w:r>
-              <w:rPr>
-                <w:rFonts w:asciiTheme="minorBidi" w:hAnsiTheme="minorBidi" w:cstheme="minorBidi"/>
-                <w:b/>
-                <w:bCs/>
-                <w:color w:val="984806" w:themeColor="accent6" w:themeShade="80"/>
-                <w:sz w:val="12"/>
-                <w:szCs w:val="12"/>
-              </w:rPr>
-              <w:t xml:space="preserve"> 3.2-3B-Instruct</w:t>
+              <w:t>LLaMA 3.2-3B-Instruct</w:t>
             </w:r>
           </w:p>
         </w:tc>
@@ -686,7 +673,6 @@
                 <w:szCs w:val="12"/>
               </w:rPr>
             </w:pPr>
-            <w:proofErr w:type="spellStart"/>
             <w:r>
               <w:rPr>
                 <w:rFonts w:asciiTheme="minorBidi" w:hAnsiTheme="minorBidi" w:cstheme="minorBidi"/>
@@ -698,7 +684,6 @@
               </w:rPr>
               <w:t>IFEval</w:t>
             </w:r>
-            <w:proofErr w:type="spellEnd"/>
           </w:p>
         </w:tc>
         <w:tc>
@@ -732,9 +717,8 @@
                 <w:sz w:val="12"/>
                 <w:szCs w:val="12"/>
               </w:rPr>
-              <w:t xml:space="preserve">GSM8K </w:t>
-            </w:r>
-            <w:proofErr w:type="spellStart"/>
+              <w:t>GSM8K CoT</w:t>
+            </w:r>
             <w:r>
               <w:rPr>
                 <w:rFonts w:asciiTheme="minorBidi" w:hAnsiTheme="minorBidi" w:cstheme="minorBidi"/>
@@ -744,10 +728,26 @@
                 <w:sz w:val="12"/>
                 <w:szCs w:val="12"/>
               </w:rPr>
-              <w:t>CoT</w:t>
-            </w:r>
-            <w:proofErr w:type="spellEnd"/>
-            <w:r>
+              <w:br/>
+              <w:t>(8-shot)</w:t>
+            </w:r>
+          </w:p>
+        </w:tc>
+        <w:tc>
+          <w:tcPr>
+            <w:tcW w:w="869" w:type="dxa"/>
+            <w:shd w:val="clear" w:color="auto" w:fill="FABF8F" w:themeFill="accent6" w:themeFillTint="99"/>
+            <w:tcMar>
+              <w:top w:w="80" w:type="dxa"/>
+              <w:left w:w="60" w:type="dxa"/>
+              <w:bottom w:w="80" w:type="dxa"/>
+              <w:right w:w="60" w:type="dxa"/>
+            </w:tcMar>
+            <w:vAlign w:val="center"/>
+          </w:tcPr>
+          <w:p>
+            <w:pPr>
+              <w:jc w:val="center"/>
               <w:rPr>
                 <w:rFonts w:asciiTheme="minorBidi" w:hAnsiTheme="minorBidi" w:cstheme="minorBidi"/>
                 <w:b/>
@@ -756,6 +756,213 @@
                 <w:sz w:val="12"/>
                 <w:szCs w:val="12"/>
               </w:rPr>
+            </w:pPr>
+            <w:r>
+              <w:rPr>
+                <w:rFonts w:asciiTheme="minorBidi" w:hAnsiTheme="minorBidi" w:cstheme="minorBidi"/>
+                <w:b/>
+                <w:bCs/>
+                <w:color w:val="984806" w:themeColor="accent6" w:themeShade="80"/>
+                <w:sz w:val="12"/>
+                <w:szCs w:val="12"/>
+              </w:rPr>
+              <w:t>ARC-C</w:t>
+            </w:r>
+          </w:p>
+          <w:p>
+            <w:pPr>
+              <w:jc w:val="center"/>
+              <w:rPr>
+                <w:rFonts w:asciiTheme="minorBidi" w:hAnsiTheme="minorBidi" w:cstheme="minorBidi"/>
+                <w:color w:val="984806" w:themeColor="accent6" w:themeShade="80"/>
+                <w:sz w:val="12"/>
+                <w:szCs w:val="12"/>
+              </w:rPr>
+            </w:pPr>
+            <w:r>
+              <w:rPr>
+                <w:rFonts w:asciiTheme="minorBidi" w:hAnsiTheme="minorBidi" w:cstheme="minorBidi"/>
+                <w:b/>
+                <w:bCs/>
+                <w:color w:val="984806" w:themeColor="accent6" w:themeShade="80"/>
+                <w:sz w:val="12"/>
+                <w:szCs w:val="12"/>
+              </w:rPr>
+              <w:t>(0-shots)</w:t>
+            </w:r>
+          </w:p>
+        </w:tc>
+        <w:tc>
+          <w:tcPr>
+            <w:tcW w:w="869" w:type="dxa"/>
+            <w:shd w:val="clear" w:color="auto" w:fill="FABF8F" w:themeFill="accent6" w:themeFillTint="99"/>
+            <w:tcMar>
+              <w:top w:w="80" w:type="dxa"/>
+              <w:left w:w="60" w:type="dxa"/>
+              <w:bottom w:w="80" w:type="dxa"/>
+              <w:right w:w="60" w:type="dxa"/>
+            </w:tcMar>
+            <w:vAlign w:val="center"/>
+          </w:tcPr>
+          <w:p>
+            <w:pPr>
+              <w:jc w:val="center"/>
+              <w:rPr>
+                <w:rFonts w:asciiTheme="minorBidi" w:hAnsiTheme="minorBidi" w:cstheme="minorBidi"/>
+                <w:color w:val="984806" w:themeColor="accent6" w:themeShade="80"/>
+                <w:sz w:val="12"/>
+                <w:szCs w:val="12"/>
+              </w:rPr>
+            </w:pPr>
+            <w:r>
+              <w:rPr>
+                <w:rFonts w:asciiTheme="minorBidi" w:hAnsiTheme="minorBidi" w:cstheme="minorBidi"/>
+                <w:b/>
+                <w:bCs/>
+                <w:color w:val="984806" w:themeColor="accent6" w:themeShade="80"/>
+                <w:sz w:val="12"/>
+                <w:szCs w:val="12"/>
+              </w:rPr>
+              <w:t>PPL ↓</w:t>
+            </w:r>
+            <w:r>
+              <w:rPr>
+                <w:rFonts w:asciiTheme="minorBidi" w:hAnsiTheme="minorBidi" w:cstheme="minorBidi"/>
+                <w:b/>
+                <w:bCs/>
+                <w:color w:val="984806" w:themeColor="accent6" w:themeShade="80"/>
+                <w:sz w:val="12"/>
+                <w:szCs w:val="12"/>
+              </w:rPr>
+              <w:br/>
+              <w:t>(WikiText)</w:t>
+            </w:r>
+          </w:p>
+        </w:tc>
+        <w:tc>
+          <w:tcPr>
+            <w:tcW w:w="869" w:type="dxa"/>
+            <w:shd w:val="clear" w:color="auto" w:fill="403152" w:themeFill="accent4" w:themeFillShade="80"/>
+            <w:tcMar>
+              <w:top w:w="80" w:type="dxa"/>
+              <w:left w:w="60" w:type="dxa"/>
+              <w:bottom w:w="80" w:type="dxa"/>
+              <w:right w:w="60" w:type="dxa"/>
+            </w:tcMar>
+            <w:vAlign w:val="center"/>
+          </w:tcPr>
+          <w:p>
+            <w:pPr>
+              <w:jc w:val="center"/>
+              <w:rPr>
+                <w:rFonts w:asciiTheme="minorBidi" w:hAnsiTheme="minorBidi" w:cstheme="minorBidi"/>
+                <w:color w:val="FFFFFF" w:themeColor="background1"/>
+                <w:sz w:val="12"/>
+                <w:szCs w:val="12"/>
+              </w:rPr>
+            </w:pPr>
+            <w:r>
+              <w:rPr>
+                <w:rFonts w:asciiTheme="minorBidi" w:hAnsiTheme="minorBidi" w:cstheme="minorBidi"/>
+                <w:b/>
+                <w:bCs/>
+                <w:color w:val="FFFFFF" w:themeColor="background1"/>
+                <w:sz w:val="12"/>
+                <w:szCs w:val="12"/>
+              </w:rPr>
+              <w:t>MMLU</w:t>
+            </w:r>
+            <w:r>
+              <w:rPr>
+                <w:rFonts w:asciiTheme="minorBidi" w:hAnsiTheme="minorBidi" w:cstheme="minorBidi"/>
+                <w:b/>
+                <w:bCs/>
+                <w:color w:val="FFFFFF" w:themeColor="background1"/>
+                <w:sz w:val="12"/>
+                <w:szCs w:val="12"/>
+              </w:rPr>
+              <w:br/>
+              <w:t>(5-shot)</w:t>
+            </w:r>
+          </w:p>
+        </w:tc>
+        <w:tc>
+          <w:tcPr>
+            <w:tcW w:w="869" w:type="dxa"/>
+            <w:shd w:val="clear" w:color="auto" w:fill="403152" w:themeFill="accent4" w:themeFillShade="80"/>
+            <w:tcMar>
+              <w:top w:w="80" w:type="dxa"/>
+              <w:left w:w="60" w:type="dxa"/>
+              <w:bottom w:w="80" w:type="dxa"/>
+              <w:right w:w="60" w:type="dxa"/>
+            </w:tcMar>
+            <w:vAlign w:val="center"/>
+          </w:tcPr>
+          <w:p>
+            <w:pPr>
+              <w:jc w:val="center"/>
+              <w:rPr>
+                <w:rFonts w:asciiTheme="minorBidi" w:hAnsiTheme="minorBidi" w:cstheme="minorBidi"/>
+                <w:color w:val="FFFFFF" w:themeColor="background1"/>
+                <w:sz w:val="12"/>
+                <w:szCs w:val="12"/>
+              </w:rPr>
+            </w:pPr>
+            <w:r>
+              <w:rPr>
+                <w:rFonts w:asciiTheme="minorBidi" w:hAnsiTheme="minorBidi" w:cstheme="minorBidi"/>
+                <w:b/>
+                <w:bCs/>
+                <w:color w:val="FFFFFF" w:themeColor="background1"/>
+                <w:sz w:val="12"/>
+                <w:szCs w:val="12"/>
+              </w:rPr>
+              <w:t>IFEval</w:t>
+            </w:r>
+          </w:p>
+        </w:tc>
+        <w:tc>
+          <w:tcPr>
+            <w:tcW w:w="869" w:type="dxa"/>
+            <w:shd w:val="clear" w:color="auto" w:fill="403152" w:themeFill="accent4" w:themeFillShade="80"/>
+            <w:tcMar>
+              <w:top w:w="80" w:type="dxa"/>
+              <w:left w:w="60" w:type="dxa"/>
+              <w:bottom w:w="80" w:type="dxa"/>
+              <w:right w:w="60" w:type="dxa"/>
+            </w:tcMar>
+            <w:vAlign w:val="center"/>
+          </w:tcPr>
+          <w:p>
+            <w:pPr>
+              <w:jc w:val="center"/>
+              <w:rPr>
+                <w:rFonts w:asciiTheme="minorBidi" w:hAnsiTheme="minorBidi" w:cstheme="minorBidi"/>
+                <w:color w:val="FFFFFF" w:themeColor="background1"/>
+                <w:sz w:val="12"/>
+                <w:szCs w:val="12"/>
+              </w:rPr>
+            </w:pPr>
+            <w:r>
+              <w:rPr>
+                <w:rFonts w:asciiTheme="minorBidi" w:hAnsiTheme="minorBidi" w:cstheme="minorBidi"/>
+                <w:b/>
+                <w:bCs/>
+                <w:color w:val="FFFFFF" w:themeColor="background1"/>
+                <w:sz w:val="12"/>
+                <w:szCs w:val="12"/>
+              </w:rPr>
+              <w:t>GSM8K CoT</w:t>
+            </w:r>
+            <w:r>
+              <w:rPr>
+                <w:rFonts w:asciiTheme="minorBidi" w:hAnsiTheme="minorBidi" w:cstheme="minorBidi"/>
+                <w:b/>
+                <w:bCs/>
+                <w:color w:val="FFFFFF" w:themeColor="background1"/>
+                <w:sz w:val="12"/>
+                <w:szCs w:val="12"/>
+              </w:rPr>
               <w:br/>
               <w:t>(8-shot)</w:t>
             </w:r>
@@ -764,7 +971,7 @@
         <w:tc>
           <w:tcPr>
             <w:tcW w:w="869" w:type="dxa"/>
-            <w:shd w:val="clear" w:color="auto" w:fill="FABF8F" w:themeFill="accent6" w:themeFillTint="99"/>
+            <w:shd w:val="clear" w:color="auto" w:fill="403152" w:themeFill="accent4" w:themeFillShade="80"/>
             <w:tcMar>
               <w:top w:w="80" w:type="dxa"/>
               <w:left w:w="60" w:type="dxa"/>
@@ -780,7 +987,7 @@
                 <w:rFonts w:asciiTheme="minorBidi" w:hAnsiTheme="minorBidi" w:cstheme="minorBidi"/>
                 <w:b/>
                 <w:bCs/>
-                <w:color w:val="984806" w:themeColor="accent6" w:themeShade="80"/>
+                <w:color w:val="FFFFFF" w:themeColor="background1"/>
                 <w:sz w:val="12"/>
                 <w:szCs w:val="12"/>
               </w:rPr>
@@ -790,7 +997,7 @@
                 <w:rFonts w:asciiTheme="minorBidi" w:hAnsiTheme="minorBidi" w:cstheme="minorBidi"/>
                 <w:b/>
                 <w:bCs/>
-                <w:color w:val="984806" w:themeColor="accent6" w:themeShade="80"/>
+                <w:color w:val="FFFFFF" w:themeColor="background1"/>
                 <w:sz w:val="12"/>
                 <w:szCs w:val="12"/>
               </w:rPr>
@@ -802,7 +1009,7 @@
               <w:jc w:val="center"/>
               <w:rPr>
                 <w:rFonts w:asciiTheme="minorBidi" w:hAnsiTheme="minorBidi" w:cstheme="minorBidi"/>
-                <w:color w:val="984806" w:themeColor="accent6" w:themeShade="80"/>
+                <w:color w:val="FFFFFF" w:themeColor="background1"/>
                 <w:sz w:val="12"/>
                 <w:szCs w:val="12"/>
               </w:rPr>
@@ -812,7 +1019,7 @@
                 <w:rFonts w:asciiTheme="minorBidi" w:hAnsiTheme="minorBidi" w:cstheme="minorBidi"/>
                 <w:b/>
                 <w:bCs/>
-                <w:color w:val="984806" w:themeColor="accent6" w:themeShade="80"/>
+                <w:color w:val="FFFFFF" w:themeColor="background1"/>
                 <w:sz w:val="12"/>
                 <w:szCs w:val="12"/>
               </w:rPr>
@@ -823,7 +1030,7 @@
         <w:tc>
           <w:tcPr>
             <w:tcW w:w="869" w:type="dxa"/>
-            <w:shd w:val="clear" w:color="auto" w:fill="FABF8F" w:themeFill="accent6" w:themeFillTint="99"/>
+            <w:shd w:val="clear" w:color="auto" w:fill="403152" w:themeFill="accent4" w:themeFillShade="80"/>
             <w:tcMar>
               <w:top w:w="80" w:type="dxa"/>
               <w:left w:w="60" w:type="dxa"/>
@@ -837,7 +1044,7 @@
               <w:jc w:val="center"/>
               <w:rPr>
                 <w:rFonts w:asciiTheme="minorBidi" w:hAnsiTheme="minorBidi" w:cstheme="minorBidi"/>
-                <w:color w:val="984806" w:themeColor="accent6" w:themeShade="80"/>
+                <w:color w:val="FFFFFF" w:themeColor="background1"/>
                 <w:sz w:val="12"/>
                 <w:szCs w:val="12"/>
               </w:rPr>
@@ -847,7 +1054,7 @@
                 <w:rFonts w:asciiTheme="minorBidi" w:hAnsiTheme="minorBidi" w:cstheme="minorBidi"/>
                 <w:b/>
                 <w:bCs/>
-                <w:color w:val="984806" w:themeColor="accent6" w:themeShade="80"/>
+                <w:color w:val="FFFFFF" w:themeColor="background1"/>
                 <w:sz w:val="12"/>
                 <w:szCs w:val="12"/>
               </w:rPr>
@@ -858,43 +1065,66 @@
                 <w:rFonts w:asciiTheme="minorBidi" w:hAnsiTheme="minorBidi" w:cstheme="minorBidi"/>
                 <w:b/>
                 <w:bCs/>
-                <w:color w:val="984806" w:themeColor="accent6" w:themeShade="80"/>
+                <w:color w:val="FFFFFF" w:themeColor="background1"/>
                 <w:sz w:val="12"/>
                 <w:szCs w:val="12"/>
               </w:rPr>
               <w:br/>
-              <w:t>(</w:t>
-            </w:r>
-            <w:proofErr w:type="spellStart"/>
+              <w:t>(WikiText)</w:t>
+            </w:r>
+          </w:p>
+        </w:tc>
+        <w:tc>
+          <w:tcPr>
+            <w:tcW w:w="869" w:type="dxa"/>
+            <w:shd w:val="clear" w:color="auto" w:fill="EEECE1" w:themeFill="background2"/>
+            <w:tcMar>
+              <w:top w:w="80" w:type="dxa"/>
+              <w:left w:w="60" w:type="dxa"/>
+              <w:bottom w:w="80" w:type="dxa"/>
+              <w:right w:w="60" w:type="dxa"/>
+            </w:tcMar>
+            <w:vAlign w:val="center"/>
+          </w:tcPr>
+          <w:p>
+            <w:pPr>
+              <w:jc w:val="center"/>
+              <w:rPr>
+                <w:rFonts w:asciiTheme="minorBidi" w:hAnsiTheme="minorBidi" w:cstheme="minorBidi"/>
+                <w:color w:val="000000" w:themeColor="text1"/>
+                <w:sz w:val="12"/>
+                <w:szCs w:val="12"/>
+              </w:rPr>
+            </w:pPr>
             <w:r>
               <w:rPr>
                 <w:rFonts w:asciiTheme="minorBidi" w:hAnsiTheme="minorBidi" w:cstheme="minorBidi"/>
                 <w:b/>
                 <w:bCs/>
-                <w:color w:val="984806" w:themeColor="accent6" w:themeShade="80"/>
-                <w:sz w:val="12"/>
-                <w:szCs w:val="12"/>
-              </w:rPr>
-              <w:t>WikiText</w:t>
-            </w:r>
-            <w:proofErr w:type="spellEnd"/>
+                <w:color w:val="000000" w:themeColor="text1"/>
+                <w:sz w:val="12"/>
+                <w:szCs w:val="12"/>
+              </w:rPr>
+              <w:t>MMLU</w:t>
+            </w:r>
             <w:r>
               <w:rPr>
                 <w:rFonts w:asciiTheme="minorBidi" w:hAnsiTheme="minorBidi" w:cstheme="minorBidi"/>
                 <w:b/>
                 <w:bCs/>
-                <w:color w:val="984806" w:themeColor="accent6" w:themeShade="80"/>
-                <w:sz w:val="12"/>
-                <w:szCs w:val="12"/>
-              </w:rPr>
-              <w:t>)</w:t>
-            </w:r>
-          </w:p>
-        </w:tc>
-        <w:tc>
-          <w:tcPr>
-            <w:tcW w:w="869" w:type="dxa"/>
-            <w:shd w:val="clear" w:color="auto" w:fill="403152" w:themeFill="accent4" w:themeFillShade="80"/>
+                <w:color w:val="000000" w:themeColor="text1"/>
+                <w:sz w:val="12"/>
+                <w:szCs w:val="12"/>
+              </w:rPr>
+              <w:br/>
+              <w:t>(5-shot)</w:t>
+            </w:r>
+          </w:p>
+        </w:tc>
+        <w:tc>
+          <w:tcPr>
+            <w:tcW w:w="869" w:type="dxa"/>
+            <w:shd w:val="clear" w:color="auto" w:fill="EEECE1" w:themeFill="background2"/>
             <w:tcMar>
               <w:top w:w="80" w:type="dxa"/>
               <w:left w:w="60" w:type="dxa"/>
@@ -908,7 +1138,7 @@
               <w:jc w:val="center"/>
               <w:rPr>
                 <w:rFonts w:asciiTheme="minorBidi" w:hAnsiTheme="minorBidi" w:cstheme="minorBidi"/>
-                <w:color w:val="FFFFFF" w:themeColor="background1"/>
+                <w:color w:val="000000" w:themeColor="text1"/>
                 <w:sz w:val="12"/>
                 <w:szCs w:val="12"/>
               </w:rPr>
@@ -918,18 +1148,194 @@
                 <w:rFonts w:asciiTheme="minorBidi" w:hAnsiTheme="minorBidi" w:cstheme="minorBidi"/>
                 <w:b/>
                 <w:bCs/>
-                <w:color w:val="FFFFFF" w:themeColor="background1"/>
-                <w:sz w:val="12"/>
-                <w:szCs w:val="12"/>
-              </w:rPr>
-              <w:t>MMLU</w:t>
-            </w:r>
+                <w:color w:val="000000" w:themeColor="text1"/>
+                <w:sz w:val="12"/>
+                <w:szCs w:val="12"/>
+              </w:rPr>
+              <w:t>IFEval</w:t>
+            </w:r>
+          </w:p>
+        </w:tc>
+        <w:tc>
+          <w:tcPr>
+            <w:tcW w:w="869" w:type="dxa"/>
+            <w:shd w:val="clear" w:color="auto" w:fill="EEECE1" w:themeFill="background2"/>
+            <w:tcMar>
+              <w:top w:w="80" w:type="dxa"/>
+              <w:left w:w="60" w:type="dxa"/>
+              <w:bottom w:w="80" w:type="dxa"/>
+              <w:right w:w="60" w:type="dxa"/>
+            </w:tcMar>
+            <w:vAlign w:val="center"/>
+          </w:tcPr>
+          <w:p>
+            <w:pPr>
+              <w:jc w:val="center"/>
+              <w:rPr>
+                <w:rFonts w:asciiTheme="minorBidi" w:hAnsiTheme="minorBidi" w:cstheme="minorBidi"/>
+                <w:color w:val="000000" w:themeColor="text1"/>
+                <w:sz w:val="12"/>
+                <w:szCs w:val="12"/>
+              </w:rPr>
+            </w:pPr>
             <w:r>
               <w:rPr>
                 <w:rFonts w:asciiTheme="minorBidi" w:hAnsiTheme="minorBidi" w:cstheme="minorBidi"/>
                 <w:b/>
                 <w:bCs/>
-                <w:color w:val="FFFFFF" w:themeColor="background1"/>
+                <w:color w:val="000000" w:themeColor="text1"/>
+                <w:sz w:val="12"/>
+                <w:szCs w:val="12"/>
+              </w:rPr>
+              <w:t>GSM8K CoT</w:t>
+            </w:r>
+            <w:r>
+              <w:rPr>
+                <w:rFonts w:asciiTheme="minorBidi" w:hAnsiTheme="minorBidi" w:cstheme="minorBidi"/>
+                <w:b/>
+                <w:bCs/>
+                <w:color w:val="000000" w:themeColor="text1"/>
+                <w:sz w:val="12"/>
+                <w:szCs w:val="12"/>
+              </w:rPr>
+              <w:br/>
+              <w:t>(8-shot)</w:t>
+            </w:r>
+          </w:p>
+        </w:tc>
+        <w:tc>
+          <w:tcPr>
+            <w:tcW w:w="869" w:type="dxa"/>
+            <w:shd w:val="clear" w:color="auto" w:fill="EEECE1" w:themeFill="background2"/>
+            <w:tcMar>
+              <w:top w:w="80" w:type="dxa"/>
+              <w:left w:w="60" w:type="dxa"/>
+              <w:bottom w:w="80" w:type="dxa"/>
+              <w:right w:w="60" w:type="dxa"/>
+            </w:tcMar>
+            <w:vAlign w:val="center"/>
+          </w:tcPr>
+          <w:p>
+            <w:pPr>
+              <w:jc w:val="center"/>
+              <w:rPr>
+                <w:rFonts w:asciiTheme="minorBidi" w:hAnsiTheme="minorBidi" w:cstheme="minorBidi"/>
+                <w:color w:val="000000" w:themeColor="text1"/>
+                <w:sz w:val="12"/>
+                <w:szCs w:val="12"/>
+              </w:rPr>
+            </w:pPr>
+            <w:r>
+              <w:rPr>
+                <w:rFonts w:asciiTheme="minorBidi" w:hAnsiTheme="minorBidi" w:cstheme="minorBidi"/>
+                <w:b/>
+                <w:bCs/>
+                <w:color w:val="000000" w:themeColor="text1"/>
+                <w:sz w:val="12"/>
+                <w:szCs w:val="12"/>
+              </w:rPr>
+              <w:t>ARC-C</w:t>
+            </w:r>
+            <w:r>
+              <w:rPr>
+                <w:rFonts w:asciiTheme="minorBidi" w:hAnsiTheme="minorBidi" w:cstheme="minorBidi"/>
+                <w:b/>
+                <w:bCs/>
+                <w:color w:val="000000" w:themeColor="text1"/>
+                <w:sz w:val="12"/>
+                <w:szCs w:val="12"/>
+              </w:rPr>
+              <w:br/>
+              <w:t>(0-shots)</w:t>
+            </w:r>
+          </w:p>
+        </w:tc>
+        <w:tc>
+          <w:tcPr>
+            <w:tcW w:w="869" w:type="dxa"/>
+            <w:shd w:val="clear" w:color="auto" w:fill="EEECE1" w:themeFill="background2"/>
+            <w:tcMar>
+              <w:top w:w="80" w:type="dxa"/>
+              <w:left w:w="60" w:type="dxa"/>
+              <w:bottom w:w="80" w:type="dxa"/>
+              <w:right w:w="60" w:type="dxa"/>
+            </w:tcMar>
+            <w:vAlign w:val="center"/>
+          </w:tcPr>
+          <w:p>
+            <w:pPr>
+              <w:jc w:val="center"/>
+              <w:rPr>
+                <w:rFonts w:asciiTheme="minorBidi" w:hAnsiTheme="minorBidi" w:cstheme="minorBidi"/>
+                <w:color w:val="000000" w:themeColor="text1"/>
+                <w:sz w:val="12"/>
+                <w:szCs w:val="12"/>
+              </w:rPr>
+            </w:pPr>
+            <w:r>
+              <w:rPr>
+                <w:rFonts w:asciiTheme="minorBidi" w:hAnsiTheme="minorBidi" w:cstheme="minorBidi"/>
+                <w:b/>
+                <w:bCs/>
+                <w:color w:val="000000" w:themeColor="text1"/>
+                <w:sz w:val="12"/>
+                <w:szCs w:val="12"/>
+              </w:rPr>
+              <w:t>PPL ↓</w:t>
+            </w:r>
+            <w:r>
+              <w:rPr>
+                <w:rFonts w:asciiTheme="minorBidi" w:hAnsiTheme="minorBidi" w:cstheme="minorBidi"/>
+                <w:b/>
+                <w:bCs/>
+                <w:color w:val="000000" w:themeColor="text1"/>
+                <w:sz w:val="12"/>
+                <w:szCs w:val="12"/>
+              </w:rPr>
+              <w:br/>
+              <w:t>(WikiText)</w:t>
+            </w:r>
+          </w:p>
+        </w:tc>
+        <w:tc>
+          <w:tcPr>
+            <w:tcW w:w="869" w:type="dxa"/>
+            <w:shd w:val="clear" w:color="auto" w:fill="C6D9F1" w:themeFill="text2" w:themeFillTint="33"/>
+            <w:tcMar>
+              <w:top w:w="80" w:type="dxa"/>
+              <w:left w:w="60" w:type="dxa"/>
+              <w:bottom w:w="80" w:type="dxa"/>
+              <w:right w:w="60" w:type="dxa"/>
+            </w:tcMar>
+            <w:vAlign w:val="center"/>
+          </w:tcPr>
+          <w:p>
+            <w:pPr>
+              <w:jc w:val="center"/>
+              <w:rPr>
+                <w:rFonts w:asciiTheme="minorBidi" w:hAnsiTheme="minorBidi" w:cstheme="minorBidi"/>
+                <w:color w:val="0F243E" w:themeColor="text2" w:themeShade="80"/>
+                <w:sz w:val="12"/>
+                <w:szCs w:val="12"/>
+              </w:rPr>
+            </w:pPr>
+            <w:r>
+              <w:rPr>
+                <w:rFonts w:asciiTheme="minorBidi" w:hAnsiTheme="minorBidi" w:cstheme="minorBidi"/>
+                <w:b/>
+                <w:bCs/>
+                <w:color w:val="0F243E" w:themeColor="text2" w:themeShade="80"/>
+                <w:sz w:val="12"/>
+                <w:szCs w:val="12"/>
+              </w:rPr>
+              <w:t>MMLU</w:t>
+            </w:r>
+            <w:r>
+              <w:rPr>
+                <w:rFonts w:asciiTheme="minorBidi" w:hAnsiTheme="minorBidi" w:cstheme="minorBidi"/>
+                <w:b/>
+                <w:bCs/>
+                <w:color w:val="0F243E" w:themeColor="text2" w:themeShade="80"/>
                 <w:sz w:val="12"/>
                 <w:szCs w:val="12"/>
               </w:rPr>
@@ -941,7 +1347,7 @@
         <w:tc>
           <w:tcPr>
             <w:tcW w:w="869" w:type="dxa"/>
-            <w:shd w:val="clear" w:color="auto" w:fill="403152" w:themeFill="accent4" w:themeFillShade="80"/>
+            <w:shd w:val="clear" w:color="auto" w:fill="C6D9F1" w:themeFill="text2" w:themeFillTint="33"/>
             <w:tcMar>
               <w:top w:w="80" w:type="dxa"/>
               <w:left w:w="60" w:type="dxa"/>
@@ -955,30 +1361,28 @@
               <w:jc w:val="center"/>
               <w:rPr>
                 <w:rFonts w:asciiTheme="minorBidi" w:hAnsiTheme="minorBidi" w:cstheme="minorBidi"/>
-                <w:color w:val="FFFFFF" w:themeColor="background1"/>
-                <w:sz w:val="12"/>
-                <w:szCs w:val="12"/>
-              </w:rPr>
-            </w:pPr>
-            <w:proofErr w:type="spellStart"/>
+                <w:color w:val="0F243E" w:themeColor="text2" w:themeShade="80"/>
+                <w:sz w:val="12"/>
+                <w:szCs w:val="12"/>
+              </w:rPr>
+            </w:pPr>
             <w:r>
               <w:rPr>
                 <w:rFonts w:asciiTheme="minorBidi" w:hAnsiTheme="minorBidi" w:cstheme="minorBidi"/>
                 <w:b/>
                 <w:bCs/>
-                <w:color w:val="FFFFFF" w:themeColor="background1"/>
+                <w:color w:val="0F243E" w:themeColor="text2" w:themeShade="80"/>
                 <w:sz w:val="12"/>
                 <w:szCs w:val="12"/>
               </w:rPr>
               <w:t>IFEval</w:t>
             </w:r>
-            <w:proofErr w:type="spellEnd"/>
-          </w:p>
-        </w:tc>
-        <w:tc>
-          <w:tcPr>
-            <w:tcW w:w="869" w:type="dxa"/>
-            <w:shd w:val="clear" w:color="auto" w:fill="403152" w:themeFill="accent4" w:themeFillShade="80"/>
+          </w:p>
+        </w:tc>
+        <w:tc>
+          <w:tcPr>
+            <w:tcW w:w="869" w:type="dxa"/>
+            <w:shd w:val="clear" w:color="auto" w:fill="C6D9F1" w:themeFill="text2" w:themeFillTint="33"/>
             <w:tcMar>
               <w:top w:w="80" w:type="dxa"/>
               <w:left w:w="60" w:type="dxa"/>
@@ -992,7 +1396,7 @@
               <w:jc w:val="center"/>
               <w:rPr>
                 <w:rFonts w:asciiTheme="minorBidi" w:hAnsiTheme="minorBidi" w:cstheme="minorBidi"/>
-                <w:color w:val="FFFFFF" w:themeColor="background1"/>
+                <w:color w:val="0F243E" w:themeColor="text2" w:themeShade="80"/>
                 <w:sz w:val="12"/>
                 <w:szCs w:val="12"/>
               </w:rPr>
@@ -1002,59 +1406,91 @@
                 <w:rFonts w:asciiTheme="minorBidi" w:hAnsiTheme="minorBidi" w:cstheme="minorBidi"/>
                 <w:b/>
                 <w:bCs/>
-                <w:color w:val="FFFFFF" w:themeColor="background1"/>
-                <w:sz w:val="12"/>
-                <w:szCs w:val="12"/>
-              </w:rPr>
-              <w:t xml:space="preserve">GSM8K </w:t>
-            </w:r>
-            <w:proofErr w:type="spellStart"/>
+                <w:color w:val="0F243E" w:themeColor="text2" w:themeShade="80"/>
+                <w:sz w:val="12"/>
+                <w:szCs w:val="12"/>
+              </w:rPr>
+              <w:t>GSM8K CoT</w:t>
+            </w:r>
             <w:r>
               <w:rPr>
                 <w:rFonts w:asciiTheme="minorBidi" w:hAnsiTheme="minorBidi" w:cstheme="minorBidi"/>
                 <w:b/>
                 <w:bCs/>
-                <w:color w:val="FFFFFF" w:themeColor="background1"/>
-                <w:sz w:val="12"/>
-                <w:szCs w:val="12"/>
-              </w:rPr>
-              <w:t>CoT</w:t>
-            </w:r>
-            <w:proofErr w:type="spellEnd"/>
+                <w:color w:val="0F243E" w:themeColor="text2" w:themeShade="80"/>
+                <w:sz w:val="12"/>
+                <w:szCs w:val="12"/>
+              </w:rPr>
+              <w:br/>
+              <w:t>(8-shot)</w:t>
+            </w:r>
+          </w:p>
+        </w:tc>
+        <w:tc>
+          <w:tcPr>
+            <w:tcW w:w="869" w:type="dxa"/>
+            <w:shd w:val="clear" w:color="auto" w:fill="C6D9F1" w:themeFill="text2" w:themeFillTint="33"/>
+            <w:tcMar>
+              <w:top w:w="80" w:type="dxa"/>
+              <w:left w:w="60" w:type="dxa"/>
+              <w:bottom w:w="80" w:type="dxa"/>
+              <w:right w:w="60" w:type="dxa"/>
+            </w:tcMar>
+            <w:vAlign w:val="center"/>
+          </w:tcPr>
+          <w:p>
+            <w:pPr>
+              <w:jc w:val="center"/>
+              <w:rPr>
+                <w:rFonts w:asciiTheme="minorBidi" w:hAnsiTheme="minorBidi" w:cstheme="minorBidi"/>
+                <w:color w:val="0F243E" w:themeColor="text2" w:themeShade="80"/>
+                <w:sz w:val="12"/>
+                <w:szCs w:val="12"/>
+              </w:rPr>
+            </w:pPr>
             <w:r>
               <w:rPr>
                 <w:rFonts w:asciiTheme="minorBidi" w:hAnsiTheme="minorBidi" w:cstheme="minorBidi"/>
                 <w:b/>
                 <w:bCs/>
-                <w:color w:val="FFFFFF" w:themeColor="background1"/>
-                <w:sz w:val="12"/>
-                <w:szCs w:val="12"/>
-              </w:rPr>
-              <w:br/>
-              <w:t>(8-shot)</w:t>
-            </w:r>
-          </w:p>
-        </w:tc>
-        <w:tc>
-          <w:tcPr>
-            <w:tcW w:w="869" w:type="dxa"/>
-            <w:shd w:val="clear" w:color="auto" w:fill="403152" w:themeFill="accent4" w:themeFillShade="80"/>
-            <w:tcMar>
-              <w:top w:w="80" w:type="dxa"/>
-              <w:left w:w="60" w:type="dxa"/>
-              <w:bottom w:w="80" w:type="dxa"/>
-              <w:right w:w="60" w:type="dxa"/>
-            </w:tcMar>
-            <w:vAlign w:val="center"/>
-          </w:tcPr>
-          <w:p>
-            <w:pPr>
-              <w:jc w:val="center"/>
+                <w:color w:val="0F243E" w:themeColor="text2" w:themeShade="80"/>
+                <w:sz w:val="12"/>
+                <w:szCs w:val="12"/>
+              </w:rPr>
+              <w:t>ARC-C</w:t>
+            </w:r>
+            <w:r>
               <w:rPr>
                 <w:rFonts w:asciiTheme="minorBidi" w:hAnsiTheme="minorBidi" w:cstheme="minorBidi"/>
                 <w:b/>
                 <w:bCs/>
-                <w:color w:val="FFFFFF" w:themeColor="background1"/>
+                <w:color w:val="0F243E" w:themeColor="text2" w:themeShade="80"/>
+                <w:sz w:val="12"/>
+                <w:szCs w:val="12"/>
+              </w:rPr>
+              <w:br/>
+              <w:t>(0-shots)</w:t>
+            </w:r>
+          </w:p>
+        </w:tc>
+        <w:tc>
+          <w:tcPr>
+            <w:tcW w:w="799" w:type="dxa"/>
+            <w:shd w:val="clear" w:color="auto" w:fill="C6D9F1" w:themeFill="text2" w:themeFillTint="33"/>
+            <w:tcMar>
+              <w:top w:w="80" w:type="dxa"/>
+              <w:left w:w="60" w:type="dxa"/>
+              <w:bottom w:w="80" w:type="dxa"/>
+              <w:right w:w="60" w:type="dxa"/>
+            </w:tcMar>
+            <w:vAlign w:val="center"/>
+          </w:tcPr>
+          <w:p>
+            <w:pPr>
+              <w:jc w:val="center"/>
+              <w:rPr>
+                <w:rFonts w:asciiTheme="minorBidi" w:hAnsiTheme="minorBidi" w:cstheme="minorBidi"/>
+                <w:color w:val="0F243E" w:themeColor="text2" w:themeShade="80"/>
                 <w:sz w:val="12"/>
                 <w:szCs w:val="12"/>
               </w:rPr>
@@ -1064,628 +1500,23 @@
                 <w:rFonts w:asciiTheme="minorBidi" w:hAnsiTheme="minorBidi" w:cstheme="minorBidi"/>
                 <w:b/>
                 <w:bCs/>
-                <w:color w:val="FFFFFF" w:themeColor="background1"/>
-                <w:sz w:val="12"/>
-                <w:szCs w:val="12"/>
-              </w:rPr>
-              <w:t>ARC-C</w:t>
-            </w:r>
-          </w:p>
-          <w:p>
-            <w:pPr>
-              <w:jc w:val="center"/>
-              <w:rPr>
-                <w:rFonts w:asciiTheme="minorBidi" w:hAnsiTheme="minorBidi" w:cstheme="minorBidi"/>
-                <w:color w:val="FFFFFF" w:themeColor="background1"/>
-                <w:sz w:val="12"/>
-                <w:szCs w:val="12"/>
-              </w:rPr>
-            </w:pPr>
+                <w:color w:val="0F243E" w:themeColor="text2" w:themeShade="80"/>
+                <w:sz w:val="12"/>
+                <w:szCs w:val="12"/>
+              </w:rPr>
+              <w:t>PPL ↓</w:t>
+            </w:r>
             <w:r>
               <w:rPr>
                 <w:rFonts w:asciiTheme="minorBidi" w:hAnsiTheme="minorBidi" w:cstheme="minorBidi"/>
                 <w:b/>
                 <w:bCs/>
-                <w:color w:val="FFFFFF" w:themeColor="background1"/>
-                <w:sz w:val="12"/>
-                <w:szCs w:val="12"/>
-              </w:rPr>
-              <w:t>(0-shots)</w:t>
-            </w:r>
-          </w:p>
-        </w:tc>
-        <w:tc>
-          <w:tcPr>
-            <w:tcW w:w="869" w:type="dxa"/>
-            <w:shd w:val="clear" w:color="auto" w:fill="403152" w:themeFill="accent4" w:themeFillShade="80"/>
-            <w:tcMar>
-              <w:top w:w="80" w:type="dxa"/>
-              <w:left w:w="60" w:type="dxa"/>
-              <w:bottom w:w="80" w:type="dxa"/>
-              <w:right w:w="60" w:type="dxa"/>
-            </w:tcMar>
-            <w:vAlign w:val="center"/>
-          </w:tcPr>
-          <w:p>
-            <w:pPr>
-              <w:jc w:val="center"/>
-              <w:rPr>
-                <w:rFonts w:asciiTheme="minorBidi" w:hAnsiTheme="minorBidi" w:cstheme="minorBidi"/>
-                <w:color w:val="FFFFFF" w:themeColor="background1"/>
-                <w:sz w:val="12"/>
-                <w:szCs w:val="12"/>
-              </w:rPr>
-            </w:pPr>
-            <w:r>
-              <w:rPr>
-                <w:rFonts w:asciiTheme="minorBidi" w:hAnsiTheme="minorBidi" w:cstheme="minorBidi"/>
-                <w:b/>
-                <w:bCs/>
-                <w:color w:val="FFFFFF" w:themeColor="background1"/>
-                <w:sz w:val="12"/>
-                <w:szCs w:val="12"/>
-              </w:rPr>
-              <w:t>PPL ↓</w:t>
-            </w:r>
-            <w:r>
-              <w:rPr>
-                <w:rFonts w:asciiTheme="minorBidi" w:hAnsiTheme="minorBidi" w:cstheme="minorBidi"/>
-                <w:b/>
-                <w:bCs/>
-                <w:color w:val="FFFFFF" w:themeColor="background1"/>
+                <w:color w:val="0F243E" w:themeColor="text2" w:themeShade="80"/>
                 <w:sz w:val="12"/>
                 <w:szCs w:val="12"/>
               </w:rPr>
               <w:br/>
-              <w:t>(</w:t>
-            </w:r>
-            <w:proofErr w:type="spellStart"/>
-            <w:r>
-              <w:rPr>
-                <w:rFonts w:asciiTheme="minorBidi" w:hAnsiTheme="minorBidi" w:cstheme="minorBidi"/>
-                <w:b/>
-                <w:bCs/>
-                <w:color w:val="FFFFFF" w:themeColor="background1"/>
-                <w:sz w:val="12"/>
-                <w:szCs w:val="12"/>
-              </w:rPr>
-              <w:t>WikiText</w:t>
-            </w:r>
-            <w:proofErr w:type="spellEnd"/>
-            <w:r>
-              <w:rPr>
-                <w:rFonts w:asciiTheme="minorBidi" w:hAnsiTheme="minorBidi" w:cstheme="minorBidi"/>
-                <w:b/>
-                <w:bCs/>
-                <w:color w:val="FFFFFF" w:themeColor="background1"/>
-                <w:sz w:val="12"/>
-                <w:szCs w:val="12"/>
-              </w:rPr>
-              <w:t>)</w:t>
-            </w:r>
-          </w:p>
-        </w:tc>
-        <w:tc>
-          <w:tcPr>
-            <w:tcW w:w="869" w:type="dxa"/>
-            <w:shd w:val="clear" w:color="auto" w:fill="EEECE1" w:themeFill="background2"/>
-            <w:tcMar>
-              <w:top w:w="80" w:type="dxa"/>
-              <w:left w:w="60" w:type="dxa"/>
-              <w:bottom w:w="80" w:type="dxa"/>
-              <w:right w:w="60" w:type="dxa"/>
-            </w:tcMar>
-            <w:vAlign w:val="center"/>
-          </w:tcPr>
-          <w:p>
-            <w:pPr>
-              <w:jc w:val="center"/>
-              <w:rPr>
-                <w:rFonts w:asciiTheme="minorBidi" w:hAnsiTheme="minorBidi" w:cstheme="minorBidi"/>
-                <w:color w:val="000000" w:themeColor="text1"/>
-                <w:sz w:val="12"/>
-                <w:szCs w:val="12"/>
-              </w:rPr>
-            </w:pPr>
-            <w:r>
-              <w:rPr>
-                <w:rFonts w:asciiTheme="minorBidi" w:hAnsiTheme="minorBidi" w:cstheme="minorBidi"/>
-                <w:b/>
-                <w:bCs/>
-                <w:color w:val="000000" w:themeColor="text1"/>
-                <w:sz w:val="12"/>
-                <w:szCs w:val="12"/>
-              </w:rPr>
-              <w:t>MMLU</w:t>
-            </w:r>
-            <w:r>
-              <w:rPr>
-                <w:rFonts w:asciiTheme="minorBidi" w:hAnsiTheme="minorBidi" w:cstheme="minorBidi"/>
-                <w:b/>
-                <w:bCs/>
-                <w:color w:val="000000" w:themeColor="text1"/>
-                <w:sz w:val="12"/>
-                <w:szCs w:val="12"/>
-              </w:rPr>
-              <w:br/>
-              <w:t>(5-shot)</w:t>
-            </w:r>
-          </w:p>
-        </w:tc>
-        <w:tc>
-          <w:tcPr>
-            <w:tcW w:w="869" w:type="dxa"/>
-            <w:shd w:val="clear" w:color="auto" w:fill="EEECE1" w:themeFill="background2"/>
-            <w:tcMar>
-              <w:top w:w="80" w:type="dxa"/>
-              <w:left w:w="60" w:type="dxa"/>
-              <w:bottom w:w="80" w:type="dxa"/>
-              <w:right w:w="60" w:type="dxa"/>
-            </w:tcMar>
-            <w:vAlign w:val="center"/>
-          </w:tcPr>
-          <w:p>
-            <w:pPr>
-              <w:jc w:val="center"/>
-              <w:rPr>
-                <w:rFonts w:asciiTheme="minorBidi" w:hAnsiTheme="minorBidi" w:cstheme="minorBidi"/>
-                <w:color w:val="000000" w:themeColor="text1"/>
-                <w:sz w:val="12"/>
-                <w:szCs w:val="12"/>
-              </w:rPr>
-            </w:pPr>
-            <w:proofErr w:type="spellStart"/>
-            <w:r>
-              <w:rPr>
-                <w:rFonts w:asciiTheme="minorBidi" w:hAnsiTheme="minorBidi" w:cstheme="minorBidi"/>
-                <w:b/>
-                <w:bCs/>
-                <w:color w:val="000000" w:themeColor="text1"/>
-                <w:sz w:val="12"/>
-                <w:szCs w:val="12"/>
-              </w:rPr>
-              <w:t>IFEval</w:t>
-            </w:r>
-            <w:proofErr w:type="spellEnd"/>
-          </w:p>
-        </w:tc>
-        <w:tc>
-          <w:tcPr>
-            <w:tcW w:w="869" w:type="dxa"/>
-            <w:shd w:val="clear" w:color="auto" w:fill="EEECE1" w:themeFill="background2"/>
-            <w:tcMar>
-              <w:top w:w="80" w:type="dxa"/>
-              <w:left w:w="60" w:type="dxa"/>
-              <w:bottom w:w="80" w:type="dxa"/>
-              <w:right w:w="60" w:type="dxa"/>
-            </w:tcMar>
-            <w:vAlign w:val="center"/>
-          </w:tcPr>
-          <w:p>
-            <w:pPr>
-              <w:jc w:val="center"/>
-              <w:rPr>
-                <w:rFonts w:asciiTheme="minorBidi" w:hAnsiTheme="minorBidi" w:cstheme="minorBidi"/>
-                <w:color w:val="000000" w:themeColor="text1"/>
-                <w:sz w:val="12"/>
-                <w:szCs w:val="12"/>
-              </w:rPr>
-            </w:pPr>
-            <w:r>
-              <w:rPr>
-                <w:rFonts w:asciiTheme="minorBidi" w:hAnsiTheme="minorBidi" w:cstheme="minorBidi"/>
-                <w:b/>
-                <w:bCs/>
-                <w:color w:val="000000" w:themeColor="text1"/>
-                <w:sz w:val="12"/>
-                <w:szCs w:val="12"/>
-              </w:rPr>
-              <w:t xml:space="preserve">GSM8K </w:t>
-            </w:r>
-            <w:proofErr w:type="spellStart"/>
-            <w:r>
-              <w:rPr>
-                <w:rFonts w:asciiTheme="minorBidi" w:hAnsiTheme="minorBidi" w:cstheme="minorBidi"/>
-                <w:b/>
-                <w:bCs/>
-                <w:color w:val="000000" w:themeColor="text1"/>
-                <w:sz w:val="12"/>
-                <w:szCs w:val="12"/>
-              </w:rPr>
-              <w:t>CoT</w:t>
-            </w:r>
-            <w:proofErr w:type="spellEnd"/>
-            <w:r>
-              <w:rPr>
-                <w:rFonts w:asciiTheme="minorBidi" w:hAnsiTheme="minorBidi" w:cstheme="minorBidi"/>
-                <w:b/>
-                <w:bCs/>
-                <w:color w:val="000000" w:themeColor="text1"/>
-                <w:sz w:val="12"/>
-                <w:szCs w:val="12"/>
-              </w:rPr>
-              <w:br/>
-              <w:t>(8-shot)</w:t>
-            </w:r>
-          </w:p>
-        </w:tc>
-        <w:tc>
-          <w:tcPr>
-            <w:tcW w:w="869" w:type="dxa"/>
-            <w:shd w:val="clear" w:color="auto" w:fill="EEECE1" w:themeFill="background2"/>
-            <w:tcMar>
-              <w:top w:w="80" w:type="dxa"/>
-              <w:left w:w="60" w:type="dxa"/>
-              <w:bottom w:w="80" w:type="dxa"/>
-              <w:right w:w="60" w:type="dxa"/>
-            </w:tcMar>
-            <w:vAlign w:val="center"/>
-          </w:tcPr>
-          <w:p>
-            <w:pPr>
-              <w:jc w:val="center"/>
-              <w:rPr>
-                <w:rFonts w:asciiTheme="minorBidi" w:hAnsiTheme="minorBidi" w:cstheme="minorBidi"/>
-                <w:color w:val="000000" w:themeColor="text1"/>
-                <w:sz w:val="12"/>
-                <w:szCs w:val="12"/>
-              </w:rPr>
-            </w:pPr>
-            <w:r>
-              <w:rPr>
-                <w:rFonts w:asciiTheme="minorBidi" w:hAnsiTheme="minorBidi" w:cstheme="minorBidi"/>
-                <w:b/>
-                <w:bCs/>
-                <w:color w:val="000000" w:themeColor="text1"/>
-                <w:sz w:val="12"/>
-                <w:szCs w:val="12"/>
-              </w:rPr>
-              <w:t>ARC-C</w:t>
-            </w:r>
-            <w:r>
-              <w:rPr>
-                <w:rFonts w:asciiTheme="minorBidi" w:hAnsiTheme="minorBidi" w:cstheme="minorBidi"/>
-                <w:b/>
-                <w:bCs/>
-                <w:color w:val="000000" w:themeColor="text1"/>
-                <w:sz w:val="12"/>
-                <w:szCs w:val="12"/>
-              </w:rPr>
-              <w:br/>
-              <w:t>(0-shots)</w:t>
-            </w:r>
-          </w:p>
-        </w:tc>
-        <w:tc>
-          <w:tcPr>
-            <w:tcW w:w="869" w:type="dxa"/>
-            <w:shd w:val="clear" w:color="auto" w:fill="EEECE1" w:themeFill="background2"/>
-            <w:tcMar>
-              <w:top w:w="80" w:type="dxa"/>
-              <w:left w:w="60" w:type="dxa"/>
-              <w:bottom w:w="80" w:type="dxa"/>
-              <w:right w:w="60" w:type="dxa"/>
-            </w:tcMar>
-            <w:vAlign w:val="center"/>
-          </w:tcPr>
-          <w:p>
-            <w:pPr>
-              <w:jc w:val="center"/>
-              <w:rPr>
-                <w:rFonts w:asciiTheme="minorBidi" w:hAnsiTheme="minorBidi" w:cstheme="minorBidi"/>
-                <w:color w:val="000000" w:themeColor="text1"/>
-                <w:sz w:val="12"/>
-                <w:szCs w:val="12"/>
-              </w:rPr>
-            </w:pPr>
-            <w:r>
-              <w:rPr>
-                <w:rFonts w:asciiTheme="minorBidi" w:hAnsiTheme="minorBidi" w:cstheme="minorBidi"/>
-                <w:b/>
-                <w:bCs/>
-                <w:color w:val="000000" w:themeColor="text1"/>
-                <w:sz w:val="12"/>
-                <w:szCs w:val="12"/>
-              </w:rPr>
-              <w:t>PPL ↓</w:t>
-            </w:r>
-            <w:r>
-              <w:rPr>
-                <w:rFonts w:asciiTheme="minorBidi" w:hAnsiTheme="minorBidi" w:cstheme="minorBidi"/>
-                <w:b/>
-                <w:bCs/>
-                <w:color w:val="000000" w:themeColor="text1"/>
-                <w:sz w:val="12"/>
-                <w:szCs w:val="12"/>
-              </w:rPr>
-              <w:br/>
-              <w:t>(</w:t>
-            </w:r>
-            <w:proofErr w:type="spellStart"/>
-            <w:r>
-              <w:rPr>
-                <w:rFonts w:asciiTheme="minorBidi" w:hAnsiTheme="minorBidi" w:cstheme="minorBidi"/>
-                <w:b/>
-                <w:bCs/>
-                <w:color w:val="000000" w:themeColor="text1"/>
-                <w:sz w:val="12"/>
-                <w:szCs w:val="12"/>
-              </w:rPr>
-              <w:t>WikiText</w:t>
-            </w:r>
-            <w:proofErr w:type="spellEnd"/>
-            <w:r>
-              <w:rPr>
-                <w:rFonts w:asciiTheme="minorBidi" w:hAnsiTheme="minorBidi" w:cstheme="minorBidi"/>
-                <w:b/>
-                <w:bCs/>
-                <w:color w:val="000000" w:themeColor="text1"/>
-                <w:sz w:val="12"/>
-                <w:szCs w:val="12"/>
-              </w:rPr>
-              <w:t>)</w:t>
-            </w:r>
-          </w:p>
-        </w:tc>
-        <w:tc>
-          <w:tcPr>
-            <w:tcW w:w="869" w:type="dxa"/>
-            <w:shd w:val="clear" w:color="auto" w:fill="C6D9F1" w:themeFill="text2" w:themeFillTint="33"/>
-            <w:tcMar>
-              <w:top w:w="80" w:type="dxa"/>
-              <w:left w:w="60" w:type="dxa"/>
-              <w:bottom w:w="80" w:type="dxa"/>
-              <w:right w:w="60" w:type="dxa"/>
-            </w:tcMar>
-            <w:vAlign w:val="center"/>
-          </w:tcPr>
-          <w:p>
-            <w:pPr>
-              <w:jc w:val="center"/>
-              <w:rPr>
-                <w:rFonts w:asciiTheme="minorBidi" w:hAnsiTheme="minorBidi" w:cstheme="minorBidi"/>
-                <w:color w:val="0F243E" w:themeColor="text2" w:themeShade="80"/>
-                <w:sz w:val="12"/>
-                <w:szCs w:val="12"/>
-              </w:rPr>
-            </w:pPr>
-            <w:r>
-              <w:rPr>
-                <w:rFonts w:asciiTheme="minorBidi" w:hAnsiTheme="minorBidi" w:cstheme="minorBidi"/>
-                <w:b/>
-                <w:bCs/>
-                <w:color w:val="0F243E" w:themeColor="text2" w:themeShade="80"/>
-                <w:sz w:val="12"/>
-                <w:szCs w:val="12"/>
-              </w:rPr>
-              <w:t>MMLU</w:t>
-            </w:r>
-            <w:r>
-              <w:rPr>
-                <w:rFonts w:asciiTheme="minorBidi" w:hAnsiTheme="minorBidi" w:cstheme="minorBidi"/>
-                <w:b/>
-                <w:bCs/>
-                <w:color w:val="0F243E" w:themeColor="text2" w:themeShade="80"/>
-                <w:sz w:val="12"/>
-                <w:szCs w:val="12"/>
-              </w:rPr>
-              <w:br/>
-              <w:t>(5-shot)</w:t>
-            </w:r>
-          </w:p>
-        </w:tc>
-        <w:tc>
-          <w:tcPr>
-            <w:tcW w:w="869" w:type="dxa"/>
-            <w:shd w:val="clear" w:color="auto" w:fill="C6D9F1" w:themeFill="text2" w:themeFillTint="33"/>
-            <w:tcMar>
-              <w:top w:w="80" w:type="dxa"/>
-              <w:left w:w="60" w:type="dxa"/>
-              <w:bottom w:w="80" w:type="dxa"/>
-              <w:right w:w="60" w:type="dxa"/>
-            </w:tcMar>
-            <w:vAlign w:val="center"/>
-          </w:tcPr>
-          <w:p>
-            <w:pPr>
-              <w:jc w:val="center"/>
-              <w:rPr>
-                <w:rFonts w:asciiTheme="minorBidi" w:hAnsiTheme="minorBidi" w:cstheme="minorBidi"/>
-                <w:color w:val="0F243E" w:themeColor="text2" w:themeShade="80"/>
-                <w:sz w:val="12"/>
-                <w:szCs w:val="12"/>
-              </w:rPr>
-            </w:pPr>
-            <w:proofErr w:type="spellStart"/>
-            <w:r>
-              <w:rPr>
-                <w:rFonts w:asciiTheme="minorBidi" w:hAnsiTheme="minorBidi" w:cstheme="minorBidi"/>
-                <w:b/>
-                <w:bCs/>
-                <w:color w:val="0F243E" w:themeColor="text2" w:themeShade="80"/>
-                <w:sz w:val="12"/>
-                <w:szCs w:val="12"/>
-              </w:rPr>
-              <w:t>IFEval</w:t>
-            </w:r>
-            <w:proofErr w:type="spellEnd"/>
-          </w:p>
-        </w:tc>
-        <w:tc>
-          <w:tcPr>
-            <w:tcW w:w="869" w:type="dxa"/>
-            <w:shd w:val="clear" w:color="auto" w:fill="C6D9F1" w:themeFill="text2" w:themeFillTint="33"/>
-            <w:tcMar>
-              <w:top w:w="80" w:type="dxa"/>
-              <w:left w:w="60" w:type="dxa"/>
-              <w:bottom w:w="80" w:type="dxa"/>
-              <w:right w:w="60" w:type="dxa"/>
-            </w:tcMar>
-            <w:vAlign w:val="center"/>
-          </w:tcPr>
-          <w:p>
-            <w:pPr>
-              <w:jc w:val="center"/>
-              <w:rPr>
-                <w:rFonts w:asciiTheme="minorBidi" w:hAnsiTheme="minorBidi" w:cstheme="minorBidi"/>
-                <w:color w:val="0F243E" w:themeColor="text2" w:themeShade="80"/>
-                <w:sz w:val="12"/>
-                <w:szCs w:val="12"/>
-              </w:rPr>
-            </w:pPr>
-            <w:r>
-              <w:rPr>
-                <w:rFonts w:asciiTheme="minorBidi" w:hAnsiTheme="minorBidi" w:cstheme="minorBidi"/>
-                <w:b/>
-                <w:bCs/>
-                <w:color w:val="0F243E" w:themeColor="text2" w:themeShade="80"/>
-                <w:sz w:val="12"/>
-                <w:szCs w:val="12"/>
-              </w:rPr>
-              <w:t xml:space="preserve">GSM8K </w:t>
-            </w:r>
-            <w:proofErr w:type="spellStart"/>
-            <w:r>
-              <w:rPr>
-                <w:rFonts w:asciiTheme="minorBidi" w:hAnsiTheme="minorBidi" w:cstheme="minorBidi"/>
-                <w:b/>
-                <w:bCs/>
-                <w:color w:val="0F243E" w:themeColor="text2" w:themeShade="80"/>
-                <w:sz w:val="12"/>
-                <w:szCs w:val="12"/>
-              </w:rPr>
-              <w:t>CoT</w:t>
-            </w:r>
-            <w:proofErr w:type="spellEnd"/>
-            <w:r>
-              <w:rPr>
-                <w:rFonts w:asciiTheme="minorBidi" w:hAnsiTheme="minorBidi" w:cstheme="minorBidi"/>
-                <w:b/>
-                <w:bCs/>
-                <w:color w:val="0F243E" w:themeColor="text2" w:themeShade="80"/>
-                <w:sz w:val="12"/>
-                <w:szCs w:val="12"/>
-              </w:rPr>
-              <w:br/>
-              <w:t>(8-shot)</w:t>
-            </w:r>
-          </w:p>
-        </w:tc>
-        <w:tc>
-          <w:tcPr>
-            <w:tcW w:w="869" w:type="dxa"/>
-            <w:shd w:val="clear" w:color="auto" w:fill="C6D9F1" w:themeFill="text2" w:themeFillTint="33"/>
-            <w:tcMar>
-              <w:top w:w="80" w:type="dxa"/>
-              <w:left w:w="60" w:type="dxa"/>
-              <w:bottom w:w="80" w:type="dxa"/>
-              <w:right w:w="60" w:type="dxa"/>
-            </w:tcMar>
-            <w:vAlign w:val="center"/>
-          </w:tcPr>
-          <w:p>
-            <w:pPr>
-              <w:jc w:val="center"/>
-              <w:rPr>
-                <w:rFonts w:asciiTheme="minorBidi" w:hAnsiTheme="minorBidi" w:cstheme="minorBidi"/>
-                <w:color w:val="0F243E" w:themeColor="text2" w:themeShade="80"/>
-                <w:sz w:val="12"/>
-                <w:szCs w:val="12"/>
-              </w:rPr>
-            </w:pPr>
-            <w:r>
-              <w:rPr>
-                <w:rFonts w:asciiTheme="minorBidi" w:hAnsiTheme="minorBidi" w:cstheme="minorBidi"/>
-                <w:b/>
-                <w:bCs/>
-                <w:color w:val="0F243E" w:themeColor="text2" w:themeShade="80"/>
-                <w:sz w:val="12"/>
-                <w:szCs w:val="12"/>
-              </w:rPr>
-              <w:t>ARC-C</w:t>
-            </w:r>
-            <w:r>
-              <w:rPr>
-                <w:rFonts w:asciiTheme="minorBidi" w:hAnsiTheme="minorBidi" w:cstheme="minorBidi"/>
-                <w:b/>
-                <w:bCs/>
-                <w:color w:val="0F243E" w:themeColor="text2" w:themeShade="80"/>
-                <w:sz w:val="12"/>
-                <w:szCs w:val="12"/>
-              </w:rPr>
-              <w:br/>
-              <w:t>(0-shots)</w:t>
-            </w:r>
-          </w:p>
-        </w:tc>
-        <w:tc>
-          <w:tcPr>
-            <w:tcW w:w="799" w:type="dxa"/>
-            <w:shd w:val="clear" w:color="auto" w:fill="C6D9F1" w:themeFill="text2" w:themeFillTint="33"/>
-            <w:tcMar>
-              <w:top w:w="80" w:type="dxa"/>
-              <w:left w:w="60" w:type="dxa"/>
-              <w:bottom w:w="80" w:type="dxa"/>
-              <w:right w:w="60" w:type="dxa"/>
-            </w:tcMar>
-            <w:vAlign w:val="center"/>
-          </w:tcPr>
-          <w:p>
-            <w:pPr>
-              <w:jc w:val="center"/>
-              <w:rPr>
-                <w:rFonts w:asciiTheme="minorBidi" w:hAnsiTheme="minorBidi" w:cstheme="minorBidi"/>
-                <w:color w:val="0F243E" w:themeColor="text2" w:themeShade="80"/>
-                <w:sz w:val="12"/>
-                <w:szCs w:val="12"/>
-              </w:rPr>
-            </w:pPr>
-            <w:r>
-              <w:rPr>
-                <w:rFonts w:asciiTheme="minorBidi" w:hAnsiTheme="minorBidi" w:cstheme="minorBidi"/>
-                <w:b/>
-                <w:bCs/>
-                <w:color w:val="0F243E" w:themeColor="text2" w:themeShade="80"/>
-                <w:sz w:val="12"/>
-                <w:szCs w:val="12"/>
-              </w:rPr>
-              <w:t>PPL ↓</w:t>
-            </w:r>
-            <w:r>
-              <w:rPr>
-                <w:rFonts w:asciiTheme="minorBidi" w:hAnsiTheme="minorBidi" w:cstheme="minorBidi"/>
-                <w:b/>
-                <w:bCs/>
-                <w:color w:val="0F243E" w:themeColor="text2" w:themeShade="80"/>
-                <w:sz w:val="12"/>
-                <w:szCs w:val="12"/>
-              </w:rPr>
-              <w:br/>
-              <w:t>(</w:t>
-            </w:r>
-            <w:proofErr w:type="spellStart"/>
-            <w:r>
-              <w:rPr>
-                <w:rFonts w:asciiTheme="minorBidi" w:hAnsiTheme="minorBidi" w:cstheme="minorBidi"/>
-                <w:b/>
-                <w:bCs/>
-                <w:color w:val="0F243E" w:themeColor="text2" w:themeShade="80"/>
-                <w:sz w:val="12"/>
-                <w:szCs w:val="12"/>
-              </w:rPr>
-              <w:t>WikiText</w:t>
-            </w:r>
-            <w:proofErr w:type="spellEnd"/>
-            <w:r>
-              <w:rPr>
-                <w:rFonts w:asciiTheme="minorBidi" w:hAnsiTheme="minorBidi" w:cstheme="minorBidi"/>
-                <w:b/>
-                <w:bCs/>
-                <w:color w:val="0F243E" w:themeColor="text2" w:themeShade="80"/>
-                <w:sz w:val="12"/>
-                <w:szCs w:val="12"/>
-              </w:rPr>
-              <w:t>)</w:t>
+              <w:t>(WikiText)</w:t>
             </w:r>
           </w:p>
         </w:tc>
@@ -4599,25 +4430,14 @@
                 <w:szCs w:val="12"/>
               </w:rPr>
             </w:pPr>
-            <w:proofErr w:type="spellStart"/>
-            <w:r>
-              <w:rPr>
-                <w:rFonts w:asciiTheme="minorBidi" w:hAnsiTheme="minorBidi" w:cstheme="minorBidi"/>
-                <w:color w:val="000000" w:themeColor="text1"/>
-                <w:sz w:val="12"/>
-                <w:szCs w:val="12"/>
-              </w:rPr>
-              <w:t>SparseGPT</w:t>
-            </w:r>
-            <w:proofErr w:type="spellEnd"/>
-            <w:r>
-              <w:rPr>
-                <w:rFonts w:asciiTheme="minorBidi" w:hAnsiTheme="minorBidi" w:cstheme="minorBidi"/>
-                <w:color w:val="000000" w:themeColor="text1"/>
-                <w:sz w:val="12"/>
-                <w:szCs w:val="12"/>
-              </w:rPr>
-              <w:t xml:space="preserve"> (unstructured)</w:t>
+            <w:r>
+              <w:rPr>
+                <w:rFonts w:asciiTheme="minorBidi" w:hAnsiTheme="minorBidi" w:cstheme="minorBidi"/>
+                <w:color w:val="000000" w:themeColor="text1"/>
+                <w:sz w:val="12"/>
+                <w:szCs w:val="12"/>
+              </w:rPr>
+              <w:t>SparseGPT (unstructured)</w:t>
             </w:r>
           </w:p>
         </w:tc>
@@ -6689,32 +6509,32 @@
         <w:tc>
           <w:tcPr>
             <w:tcW w:w="799" w:type="dxa"/>
-            <w:shd w:val="clear" w:color="auto" w:fill="C6D9F1" w:themeFill="text2" w:themeFillTint="33"/>
-            <w:tcMar>
-              <w:top w:w="80" w:type="dxa"/>
-              <w:left w:w="80" w:type="dxa"/>
-              <w:bottom w:w="80" w:type="dxa"/>
-              <w:right w:w="80" w:type="dxa"/>
-            </w:tcMar>
-          </w:tcPr>
-          <w:p>
-            <w:pPr>
-              <w:jc w:val="center"/>
-              <w:rPr>
-                <w:rFonts w:asciiTheme="minorBidi" w:hAnsiTheme="minorBidi" w:cstheme="minorBidi"/>
-                <w:color w:val="0F243E" w:themeColor="text2" w:themeShade="80"/>
-                <w:sz w:val="12"/>
-                <w:szCs w:val="12"/>
-              </w:rPr>
-            </w:pPr>
-            <w:r>
-              <w:rPr>
-                <w:rFonts w:asciiTheme="minorBidi" w:hAnsiTheme="minorBidi" w:cstheme="minorBidi"/>
-                <w:color w:val="0F243E" w:themeColor="text2" w:themeShade="80"/>
-                <w:sz w:val="12"/>
-                <w:szCs w:val="12"/>
-              </w:rPr>
-              <w:t>N/A</w:t>
+            <w:shd w:val="clear" w:color="auto" w:fill="FF0000"/>
+            <w:tcMar>
+              <w:top w:w="80" w:type="dxa"/>
+              <w:left w:w="80" w:type="dxa"/>
+              <w:bottom w:w="80" w:type="dxa"/>
+              <w:right w:w="80" w:type="dxa"/>
+            </w:tcMar>
+          </w:tcPr>
+          <w:p>
+            <w:pPr>
+              <w:jc w:val="center"/>
+              <w:rPr>
+                <w:rFonts w:asciiTheme="minorBidi" w:hAnsiTheme="minorBidi" w:cstheme="minorBidi"/>
+                <w:color w:val="0F243E" w:themeColor="text2" w:themeShade="80"/>
+                <w:sz w:val="12"/>
+                <w:szCs w:val="12"/>
+              </w:rPr>
+            </w:pPr>
+            <w:r>
+              <w:rPr>
+                <w:rFonts w:asciiTheme="minorBidi" w:hAnsiTheme="minorBidi" w:cstheme="minorBidi"/>
+                <w:color w:val="FFFFFF" w:themeColor="background1"/>
+                <w:sz w:val="12"/>
+                <w:szCs w:val="12"/>
+              </w:rPr>
+              <w:t>INF</w:t>
             </w:r>
           </w:p>
         </w:tc>
@@ -9549,7 +9369,7 @@
             <w:r>
               <w:rPr>
                 <w:rFonts w:asciiTheme="minorBidi" w:hAnsiTheme="minorBidi" w:cstheme="minorBidi"/>
-                <w:color w:val="0F243E" w:themeColor="text2" w:themeShade="80"/>
+                <w:color w:val="B8CCE4" w:themeColor="accent1" w:themeTint="66"/>
                 <w:sz w:val="12"/>
                 <w:szCs w:val="12"/>
               </w:rPr>
@@ -10258,7 +10078,7 @@
             <w:r>
               <w:rPr>
                 <w:rFonts w:asciiTheme="minorBidi" w:hAnsiTheme="minorBidi" w:cstheme="minorBidi"/>
-                <w:color w:val="0F243E" w:themeColor="text2" w:themeShade="80"/>
+                <w:color w:val="B8CCE4" w:themeColor="accent1" w:themeTint="66"/>
                 <w:sz w:val="12"/>
                 <w:szCs w:val="12"/>
               </w:rPr>
@@ -12484,25 +12304,14 @@
                 <w:szCs w:val="12"/>
               </w:rPr>
             </w:pPr>
-            <w:proofErr w:type="spellStart"/>
-            <w:r>
-              <w:rPr>
-                <w:rFonts w:asciiTheme="minorBidi" w:hAnsiTheme="minorBidi" w:cstheme="minorBidi"/>
-                <w:color w:val="000000" w:themeColor="text1"/>
-                <w:sz w:val="12"/>
-                <w:szCs w:val="12"/>
-              </w:rPr>
-              <w:t>SparseGPT</w:t>
-            </w:r>
-            <w:proofErr w:type="spellEnd"/>
-            <w:r>
-              <w:rPr>
-                <w:rFonts w:asciiTheme="minorBidi" w:hAnsiTheme="minorBidi" w:cstheme="minorBidi"/>
-                <w:color w:val="000000" w:themeColor="text1"/>
-                <w:sz w:val="12"/>
-                <w:szCs w:val="12"/>
-              </w:rPr>
-              <w:t xml:space="preserve"> + AWQ</w:t>
+            <w:r>
+              <w:rPr>
+                <w:rFonts w:asciiTheme="minorBidi" w:hAnsiTheme="minorBidi" w:cstheme="minorBidi"/>
+                <w:color w:val="000000" w:themeColor="text1"/>
+                <w:sz w:val="12"/>
+                <w:szCs w:val="12"/>
+              </w:rPr>
+              <w:t>SparseGPT + AWQ</w:t>
             </w:r>
           </w:p>
         </w:tc>
@@ -13048,6 +12857,70 @@
                 <w:sz w:val="12"/>
                 <w:szCs w:val="12"/>
               </w:rPr>
+              <w:t>56.55</w:t>
+            </w:r>
+          </w:p>
+        </w:tc>
+        <w:tc>
+          <w:tcPr>
+            <w:tcW w:w="869" w:type="dxa"/>
+            <w:shd w:val="clear" w:color="auto" w:fill="C6D9F1" w:themeFill="text2" w:themeFillTint="33"/>
+            <w:tcMar>
+              <w:top w:w="80" w:type="dxa"/>
+              <w:left w:w="80" w:type="dxa"/>
+              <w:bottom w:w="80" w:type="dxa"/>
+              <w:right w:w="80" w:type="dxa"/>
+            </w:tcMar>
+          </w:tcPr>
+          <w:p>
+            <w:pPr>
+              <w:jc w:val="center"/>
+              <w:rPr>
+                <w:rFonts w:asciiTheme="minorBidi" w:hAnsiTheme="minorBidi" w:cstheme="minorBidi"/>
+                <w:color w:val="0F243E" w:themeColor="text2" w:themeShade="80"/>
+                <w:sz w:val="12"/>
+                <w:szCs w:val="12"/>
+              </w:rPr>
+            </w:pPr>
+            <w:r>
+              <w:rPr>
+                <w:rFonts w:asciiTheme="minorBidi" w:hAnsiTheme="minorBidi" w:cstheme="minorBidi"/>
+                <w:color w:val="0F243E" w:themeColor="text2" w:themeShade="80"/>
+                <w:sz w:val="12"/>
+                <w:szCs w:val="12"/>
+              </w:rPr>
+              <w:t>53.25</w:t>
+            </w:r>
+          </w:p>
+        </w:tc>
+        <w:tc>
+          <w:tcPr>
+            <w:tcW w:w="869" w:type="dxa"/>
+            <w:shd w:val="clear" w:color="auto" w:fill="1F497D" w:themeFill="text2"/>
+            <w:tcMar>
+              <w:top w:w="80" w:type="dxa"/>
+              <w:left w:w="80" w:type="dxa"/>
+              <w:bottom w:w="80" w:type="dxa"/>
+              <w:right w:w="80" w:type="dxa"/>
+            </w:tcMar>
+          </w:tcPr>
+          <w:p>
+            <w:pPr>
+              <w:jc w:val="center"/>
+              <w:rPr>
+                <w:rFonts w:asciiTheme="minorBidi" w:hAnsiTheme="minorBidi" w:cstheme="minorBidi"/>
+                <w:color w:val="0F243E" w:themeColor="text2" w:themeShade="80"/>
+                <w:sz w:val="12"/>
+                <w:szCs w:val="12"/>
+              </w:rPr>
+            </w:pPr>
+            <w:r>
+              <w:rPr>
+                <w:rFonts w:asciiTheme="minorBidi" w:hAnsiTheme="minorBidi" w:cstheme="minorBidi"/>
+                <w:color w:val="B8CCE4" w:themeColor="accent1" w:themeTint="66"/>
+                <w:sz w:val="12"/>
+                <w:szCs w:val="12"/>
+              </w:rPr>
               <w:t>N/A</w:t>
             </w:r>
           </w:p>
@@ -13080,71 +12953,7 @@
                 <w:sz w:val="12"/>
                 <w:szCs w:val="12"/>
               </w:rPr>
-              <w:t>N/A</w:t>
-            </w:r>
-          </w:p>
-        </w:tc>
-        <w:tc>
-          <w:tcPr>
-            <w:tcW w:w="869" w:type="dxa"/>
-            <w:shd w:val="clear" w:color="auto" w:fill="C6D9F1" w:themeFill="text2" w:themeFillTint="33"/>
-            <w:tcMar>
-              <w:top w:w="80" w:type="dxa"/>
-              <w:left w:w="80" w:type="dxa"/>
-              <w:bottom w:w="80" w:type="dxa"/>
-              <w:right w:w="80" w:type="dxa"/>
-            </w:tcMar>
-          </w:tcPr>
-          <w:p>
-            <w:pPr>
-              <w:jc w:val="center"/>
-              <w:rPr>
-                <w:rFonts w:asciiTheme="minorBidi" w:hAnsiTheme="minorBidi" w:cstheme="minorBidi"/>
-                <w:color w:val="0F243E" w:themeColor="text2" w:themeShade="80"/>
-                <w:sz w:val="12"/>
-                <w:szCs w:val="12"/>
-              </w:rPr>
-            </w:pPr>
-            <w:r>
-              <w:rPr>
-                <w:rFonts w:asciiTheme="minorBidi" w:hAnsiTheme="minorBidi" w:cstheme="minorBidi"/>
-                <w:color w:val="0F243E" w:themeColor="text2" w:themeShade="80"/>
-                <w:sz w:val="12"/>
-                <w:szCs w:val="12"/>
-              </w:rPr>
-              <w:t>N/A</w:t>
-            </w:r>
-          </w:p>
-        </w:tc>
-        <w:tc>
-          <w:tcPr>
-            <w:tcW w:w="869" w:type="dxa"/>
-            <w:shd w:val="clear" w:color="auto" w:fill="C6D9F1" w:themeFill="text2" w:themeFillTint="33"/>
-            <w:tcMar>
-              <w:top w:w="80" w:type="dxa"/>
-              <w:left w:w="80" w:type="dxa"/>
-              <w:bottom w:w="80" w:type="dxa"/>
-              <w:right w:w="80" w:type="dxa"/>
-            </w:tcMar>
-          </w:tcPr>
-          <w:p>
-            <w:pPr>
-              <w:jc w:val="center"/>
-              <w:rPr>
-                <w:rFonts w:asciiTheme="minorBidi" w:hAnsiTheme="minorBidi" w:cstheme="minorBidi"/>
-                <w:color w:val="0F243E" w:themeColor="text2" w:themeShade="80"/>
-                <w:sz w:val="12"/>
-                <w:szCs w:val="12"/>
-              </w:rPr>
-            </w:pPr>
-            <w:r>
-              <w:rPr>
-                <w:rFonts w:asciiTheme="minorBidi" w:hAnsiTheme="minorBidi" w:cstheme="minorBidi"/>
-                <w:color w:val="0F243E" w:themeColor="text2" w:themeShade="80"/>
-                <w:sz w:val="12"/>
-                <w:szCs w:val="12"/>
-              </w:rPr>
-              <w:t>N/A</w:t>
+              <w:t>49.83</w:t>
             </w:r>
           </w:p>
         </w:tc>
@@ -13176,7 +12985,7 @@
                 <w:sz w:val="12"/>
                 <w:szCs w:val="12"/>
               </w:rPr>
-              <w:t>N/A</w:t>
+              <w:t>18.72</w:t>
             </w:r>
           </w:p>
         </w:tc>
@@ -13757,6 +13566,70 @@
                 <w:sz w:val="12"/>
                 <w:szCs w:val="12"/>
               </w:rPr>
+              <w:t>25.65</w:t>
+            </w:r>
+          </w:p>
+        </w:tc>
+        <w:tc>
+          <w:tcPr>
+            <w:tcW w:w="869" w:type="dxa"/>
+            <w:shd w:val="clear" w:color="auto" w:fill="C6D9F1" w:themeFill="text2" w:themeFillTint="33"/>
+            <w:tcMar>
+              <w:top w:w="80" w:type="dxa"/>
+              <w:left w:w="80" w:type="dxa"/>
+              <w:bottom w:w="80" w:type="dxa"/>
+              <w:right w:w="80" w:type="dxa"/>
+            </w:tcMar>
+          </w:tcPr>
+          <w:p>
+            <w:pPr>
+              <w:jc w:val="center"/>
+              <w:rPr>
+                <w:rFonts w:asciiTheme="minorBidi" w:hAnsiTheme="minorBidi" w:cstheme="minorBidi"/>
+                <w:color w:val="0F243E" w:themeColor="text2" w:themeShade="80"/>
+                <w:sz w:val="12"/>
+                <w:szCs w:val="12"/>
+              </w:rPr>
+            </w:pPr>
+            <w:r>
+              <w:rPr>
+                <w:rFonts w:asciiTheme="minorBidi" w:hAnsiTheme="minorBidi" w:cstheme="minorBidi"/>
+                <w:color w:val="0F243E" w:themeColor="text2" w:themeShade="80"/>
+                <w:sz w:val="12"/>
+                <w:szCs w:val="12"/>
+              </w:rPr>
+              <w:t>3.94</w:t>
+            </w:r>
+          </w:p>
+        </w:tc>
+        <w:tc>
+          <w:tcPr>
+            <w:tcW w:w="869" w:type="dxa"/>
+            <w:shd w:val="clear" w:color="auto" w:fill="1F497D" w:themeFill="text2"/>
+            <w:tcMar>
+              <w:top w:w="80" w:type="dxa"/>
+              <w:left w:w="80" w:type="dxa"/>
+              <w:bottom w:w="80" w:type="dxa"/>
+              <w:right w:w="80" w:type="dxa"/>
+            </w:tcMar>
+          </w:tcPr>
+          <w:p>
+            <w:pPr>
+              <w:jc w:val="center"/>
+              <w:rPr>
+                <w:rFonts w:asciiTheme="minorBidi" w:hAnsiTheme="minorBidi" w:cstheme="minorBidi"/>
+                <w:color w:val="0F243E" w:themeColor="text2" w:themeShade="80"/>
+                <w:sz w:val="12"/>
+                <w:szCs w:val="12"/>
+              </w:rPr>
+            </w:pPr>
+            <w:r>
+              <w:rPr>
+                <w:rFonts w:asciiTheme="minorBidi" w:hAnsiTheme="minorBidi" w:cstheme="minorBidi"/>
+                <w:color w:val="B8CCE4" w:themeColor="accent1" w:themeTint="66"/>
+                <w:sz w:val="12"/>
+                <w:szCs w:val="12"/>
+              </w:rPr>
               <w:t>N/A</w:t>
             </w:r>
           </w:p>
@@ -13789,71 +13662,7 @@
                 <w:sz w:val="12"/>
                 <w:szCs w:val="12"/>
               </w:rPr>
-              <w:t>N/A</w:t>
-            </w:r>
-          </w:p>
-        </w:tc>
-        <w:tc>
-          <w:tcPr>
-            <w:tcW w:w="869" w:type="dxa"/>
-            <w:shd w:val="clear" w:color="auto" w:fill="C6D9F1" w:themeFill="text2" w:themeFillTint="33"/>
-            <w:tcMar>
-              <w:top w:w="80" w:type="dxa"/>
-              <w:left w:w="80" w:type="dxa"/>
-              <w:bottom w:w="80" w:type="dxa"/>
-              <w:right w:w="80" w:type="dxa"/>
-            </w:tcMar>
-          </w:tcPr>
-          <w:p>
-            <w:pPr>
-              <w:jc w:val="center"/>
-              <w:rPr>
-                <w:rFonts w:asciiTheme="minorBidi" w:hAnsiTheme="minorBidi" w:cstheme="minorBidi"/>
-                <w:color w:val="0F243E" w:themeColor="text2" w:themeShade="80"/>
-                <w:sz w:val="12"/>
-                <w:szCs w:val="12"/>
-              </w:rPr>
-            </w:pPr>
-            <w:r>
-              <w:rPr>
-                <w:rFonts w:asciiTheme="minorBidi" w:hAnsiTheme="minorBidi" w:cstheme="minorBidi"/>
-                <w:color w:val="0F243E" w:themeColor="text2" w:themeShade="80"/>
-                <w:sz w:val="12"/>
-                <w:szCs w:val="12"/>
-              </w:rPr>
-              <w:t>N/A</w:t>
-            </w:r>
-          </w:p>
-        </w:tc>
-        <w:tc>
-          <w:tcPr>
-            <w:tcW w:w="869" w:type="dxa"/>
-            <w:shd w:val="clear" w:color="auto" w:fill="C6D9F1" w:themeFill="text2" w:themeFillTint="33"/>
-            <w:tcMar>
-              <w:top w:w="80" w:type="dxa"/>
-              <w:left w:w="80" w:type="dxa"/>
-              <w:bottom w:w="80" w:type="dxa"/>
-              <w:right w:w="80" w:type="dxa"/>
-            </w:tcMar>
-          </w:tcPr>
-          <w:p>
-            <w:pPr>
-              <w:jc w:val="center"/>
-              <w:rPr>
-                <w:rFonts w:asciiTheme="minorBidi" w:hAnsiTheme="minorBidi" w:cstheme="minorBidi"/>
-                <w:color w:val="0F243E" w:themeColor="text2" w:themeShade="80"/>
-                <w:sz w:val="12"/>
-                <w:szCs w:val="12"/>
-              </w:rPr>
-            </w:pPr>
-            <w:r>
-              <w:rPr>
-                <w:rFonts w:asciiTheme="minorBidi" w:hAnsiTheme="minorBidi" w:cstheme="minorBidi"/>
-                <w:color w:val="0F243E" w:themeColor="text2" w:themeShade="80"/>
-                <w:sz w:val="12"/>
-                <w:szCs w:val="12"/>
-              </w:rPr>
-              <w:t>N/A</w:t>
+              <w:t>30.12</w:t>
             </w:r>
           </w:p>
         </w:tc>
@@ -13885,7 +13694,7 @@
                 <w:sz w:val="12"/>
                 <w:szCs w:val="12"/>
               </w:rPr>
-              <w:t>N/A</w:t>
+              <w:t>154.91</w:t>
             </w:r>
           </w:p>
         </w:tc>
@@ -14505,28 +14314,28 @@
         <w:tc>
           <w:tcPr>
             <w:tcW w:w="869" w:type="dxa"/>
-            <w:shd w:val="clear" w:color="auto" w:fill="C6D9F1" w:themeFill="text2" w:themeFillTint="33"/>
-            <w:tcMar>
-              <w:top w:w="80" w:type="dxa"/>
-              <w:left w:w="80" w:type="dxa"/>
-              <w:bottom w:w="80" w:type="dxa"/>
-              <w:right w:w="80" w:type="dxa"/>
-            </w:tcMar>
-          </w:tcPr>
-          <w:p>
-            <w:pPr>
-              <w:jc w:val="center"/>
-              <w:rPr>
-                <w:rFonts w:asciiTheme="minorBidi" w:hAnsiTheme="minorBidi" w:cstheme="minorBidi"/>
-                <w:color w:val="0F243E" w:themeColor="text2" w:themeShade="80"/>
-                <w:sz w:val="12"/>
-                <w:szCs w:val="12"/>
-              </w:rPr>
-            </w:pPr>
-            <w:r>
-              <w:rPr>
-                <w:rFonts w:asciiTheme="minorBidi" w:hAnsiTheme="minorBidi" w:cstheme="minorBidi"/>
-                <w:color w:val="0F243E" w:themeColor="text2" w:themeShade="80"/>
+            <w:shd w:val="clear" w:color="auto" w:fill="1F497D" w:themeFill="text2"/>
+            <w:tcMar>
+              <w:top w:w="80" w:type="dxa"/>
+              <w:left w:w="80" w:type="dxa"/>
+              <w:bottom w:w="80" w:type="dxa"/>
+              <w:right w:w="80" w:type="dxa"/>
+            </w:tcMar>
+          </w:tcPr>
+          <w:p>
+            <w:pPr>
+              <w:jc w:val="center"/>
+              <w:rPr>
+                <w:rFonts w:asciiTheme="minorBidi" w:hAnsiTheme="minorBidi" w:cstheme="minorBidi"/>
+                <w:color w:val="0F243E" w:themeColor="text2" w:themeShade="80"/>
+                <w:sz w:val="12"/>
+                <w:szCs w:val="12"/>
+              </w:rPr>
+            </w:pPr>
+            <w:r>
+              <w:rPr>
+                <w:rFonts w:asciiTheme="minorBidi" w:hAnsiTheme="minorBidi" w:cstheme="minorBidi"/>
+                <w:color w:val="B8CCE4" w:themeColor="accent1" w:themeTint="66"/>
                 <w:sz w:val="12"/>
                 <w:szCs w:val="12"/>
               </w:rPr>
@@ -14622,25 +14431,14 @@
                 <w:szCs w:val="12"/>
               </w:rPr>
             </w:pPr>
-            <w:proofErr w:type="spellStart"/>
-            <w:r>
-              <w:rPr>
-                <w:rFonts w:asciiTheme="minorBidi" w:hAnsiTheme="minorBidi" w:cstheme="minorBidi"/>
-                <w:color w:val="000000" w:themeColor="text1"/>
-                <w:sz w:val="12"/>
-                <w:szCs w:val="12"/>
-              </w:rPr>
-              <w:t>SparseGPT</w:t>
-            </w:r>
-            <w:proofErr w:type="spellEnd"/>
-            <w:r>
-              <w:rPr>
-                <w:rFonts w:asciiTheme="minorBidi" w:hAnsiTheme="minorBidi" w:cstheme="minorBidi"/>
-                <w:color w:val="000000" w:themeColor="text1"/>
-                <w:sz w:val="12"/>
-                <w:szCs w:val="12"/>
-              </w:rPr>
-              <w:t xml:space="preserve"> + GPTQ</w:t>
+            <w:r>
+              <w:rPr>
+                <w:rFonts w:asciiTheme="minorBidi" w:hAnsiTheme="minorBidi" w:cstheme="minorBidi"/>
+                <w:color w:val="000000" w:themeColor="text1"/>
+                <w:sz w:val="12"/>
+                <w:szCs w:val="12"/>
+              </w:rPr>
+              <w:t>SparseGPT + GPTQ</w:t>
             </w:r>
           </w:p>
         </w:tc>
@@ -15187,7 +14985,7 @@
                 <w:sz w:val="12"/>
                 <w:szCs w:val="12"/>
               </w:rPr>
-              <w:t>N/A</w:t>
+              <w:t>26.93</w:t>
             </w:r>
           </w:p>
         </w:tc>
@@ -15219,7 +15017,7 @@
                 <w:sz w:val="12"/>
                 <w:szCs w:val="12"/>
               </w:rPr>
-              <w:t>N/A</w:t>
+              <w:t>20.32</w:t>
             </w:r>
           </w:p>
         </w:tc>
@@ -15251,7 +15049,7 @@
                 <w:sz w:val="12"/>
                 <w:szCs w:val="12"/>
               </w:rPr>
-              <w:t>N/A</w:t>
+              <w:t>0.00</w:t>
             </w:r>
           </w:p>
         </w:tc>
@@ -15283,39 +15081,39 @@
                 <w:sz w:val="12"/>
                 <w:szCs w:val="12"/>
               </w:rPr>
-              <w:t>N/A</w:t>
+              <w:t>26.02</w:t>
             </w:r>
           </w:p>
         </w:tc>
         <w:tc>
           <w:tcPr>
             <w:tcW w:w="799" w:type="dxa"/>
-            <w:shd w:val="clear" w:color="auto" w:fill="C6D9F1" w:themeFill="text2" w:themeFillTint="33"/>
-            <w:tcMar>
-              <w:top w:w="80" w:type="dxa"/>
-              <w:left w:w="80" w:type="dxa"/>
-              <w:bottom w:w="80" w:type="dxa"/>
-              <w:right w:w="80" w:type="dxa"/>
-            </w:tcMar>
-          </w:tcPr>
-          <w:p>
-            <w:pPr>
-              <w:jc w:val="center"/>
-              <w:rPr>
-                <w:rFonts w:asciiTheme="minorBidi" w:hAnsiTheme="minorBidi" w:cstheme="minorBidi"/>
-                <w:color w:val="0F243E" w:themeColor="text2" w:themeShade="80"/>
-                <w:sz w:val="12"/>
-                <w:szCs w:val="12"/>
-              </w:rPr>
-            </w:pPr>
-            <w:r>
-              <w:rPr>
-                <w:rFonts w:asciiTheme="minorBidi" w:hAnsiTheme="minorBidi" w:cstheme="minorBidi"/>
-                <w:color w:val="0F243E" w:themeColor="text2" w:themeShade="80"/>
-                <w:sz w:val="12"/>
-                <w:szCs w:val="12"/>
-              </w:rPr>
-              <w:t>N/A</w:t>
+            <w:shd w:val="clear" w:color="auto" w:fill="FF0000"/>
+            <w:tcMar>
+              <w:top w:w="80" w:type="dxa"/>
+              <w:left w:w="80" w:type="dxa"/>
+              <w:bottom w:w="80" w:type="dxa"/>
+              <w:right w:w="80" w:type="dxa"/>
+            </w:tcMar>
+          </w:tcPr>
+          <w:p>
+            <w:pPr>
+              <w:jc w:val="center"/>
+              <w:rPr>
+                <w:rFonts w:asciiTheme="minorBidi" w:hAnsiTheme="minorBidi" w:cstheme="minorBidi"/>
+                <w:color w:val="0F243E" w:themeColor="text2" w:themeShade="80"/>
+                <w:sz w:val="12"/>
+                <w:szCs w:val="12"/>
+              </w:rPr>
+            </w:pPr>
+            <w:r>
+              <w:rPr>
+                <w:rFonts w:asciiTheme="minorBidi" w:hAnsiTheme="minorBidi" w:cstheme="minorBidi"/>
+                <w:color w:val="FFFFFF" w:themeColor="background1"/>
+                <w:sz w:val="12"/>
+                <w:szCs w:val="12"/>
+              </w:rPr>
+              <w:t>INF</w:t>
             </w:r>
           </w:p>
         </w:tc>
@@ -15897,7 +15695,7 @@
                 <w:sz w:val="12"/>
                 <w:szCs w:val="12"/>
               </w:rPr>
-              <w:t>N/A</w:t>
+              <w:t>22.91</w:t>
             </w:r>
           </w:p>
         </w:tc>
@@ -15929,7 +15727,7 @@
                 <w:sz w:val="12"/>
                 <w:szCs w:val="12"/>
               </w:rPr>
-              <w:t>N/A</w:t>
+              <w:t>19.20</w:t>
             </w:r>
           </w:p>
         </w:tc>
@@ -15961,7 +15759,7 @@
                 <w:sz w:val="12"/>
                 <w:szCs w:val="12"/>
               </w:rPr>
-              <w:t>N/A</w:t>
+              <w:t>0.00</w:t>
             </w:r>
           </w:p>
         </w:tc>
@@ -15993,39 +15791,39 @@
                 <w:sz w:val="12"/>
                 <w:szCs w:val="12"/>
               </w:rPr>
-              <w:t>N/A</w:t>
+              <w:t>27.65</w:t>
             </w:r>
           </w:p>
         </w:tc>
         <w:tc>
           <w:tcPr>
             <w:tcW w:w="799" w:type="dxa"/>
-            <w:shd w:val="clear" w:color="auto" w:fill="C6D9F1" w:themeFill="text2" w:themeFillTint="33"/>
-            <w:tcMar>
-              <w:top w:w="80" w:type="dxa"/>
-              <w:left w:w="80" w:type="dxa"/>
-              <w:bottom w:w="80" w:type="dxa"/>
-              <w:right w:w="80" w:type="dxa"/>
-            </w:tcMar>
-          </w:tcPr>
-          <w:p>
-            <w:pPr>
-              <w:jc w:val="center"/>
-              <w:rPr>
-                <w:rFonts w:asciiTheme="minorBidi" w:hAnsiTheme="minorBidi" w:cstheme="minorBidi"/>
-                <w:color w:val="0F243E" w:themeColor="text2" w:themeShade="80"/>
-                <w:sz w:val="12"/>
-                <w:szCs w:val="12"/>
-              </w:rPr>
-            </w:pPr>
-            <w:r>
-              <w:rPr>
-                <w:rFonts w:asciiTheme="minorBidi" w:hAnsiTheme="minorBidi" w:cstheme="minorBidi"/>
-                <w:color w:val="0F243E" w:themeColor="text2" w:themeShade="80"/>
-                <w:sz w:val="12"/>
-                <w:szCs w:val="12"/>
-              </w:rPr>
-              <w:t>N/A</w:t>
+            <w:shd w:val="clear" w:color="auto" w:fill="FF0000"/>
+            <w:tcMar>
+              <w:top w:w="80" w:type="dxa"/>
+              <w:left w:w="80" w:type="dxa"/>
+              <w:bottom w:w="80" w:type="dxa"/>
+              <w:right w:w="80" w:type="dxa"/>
+            </w:tcMar>
+          </w:tcPr>
+          <w:p>
+            <w:pPr>
+              <w:jc w:val="center"/>
+              <w:rPr>
+                <w:rFonts w:asciiTheme="minorBidi" w:hAnsiTheme="minorBidi" w:cstheme="minorBidi"/>
+                <w:color w:val="0F243E" w:themeColor="text2" w:themeShade="80"/>
+                <w:sz w:val="12"/>
+                <w:szCs w:val="12"/>
+              </w:rPr>
+            </w:pPr>
+            <w:r>
+              <w:rPr>
+                <w:rFonts w:asciiTheme="minorBidi" w:hAnsiTheme="minorBidi" w:cstheme="minorBidi"/>
+                <w:color w:val="FFFFFF" w:themeColor="background1"/>
+                <w:sz w:val="12"/>
+                <w:szCs w:val="12"/>
+              </w:rPr>
+              <w:t>INF</w:t>
             </w:r>
           </w:p>
         </w:tc>
@@ -16671,71 +16469,71 @@
                 <w:sz w:val="12"/>
                 <w:szCs w:val="12"/>
               </w:rPr>
+              <w:t>0.00</w:t>
+            </w:r>
+          </w:p>
+        </w:tc>
+        <w:tc>
+          <w:tcPr>
+            <w:tcW w:w="869" w:type="dxa"/>
+            <w:shd w:val="clear" w:color="auto" w:fill="C6D9F1" w:themeFill="text2" w:themeFillTint="33"/>
+            <w:tcMar>
+              <w:top w:w="80" w:type="dxa"/>
+              <w:left w:w="80" w:type="dxa"/>
+              <w:bottom w:w="80" w:type="dxa"/>
+              <w:right w:w="80" w:type="dxa"/>
+            </w:tcMar>
+          </w:tcPr>
+          <w:p>
+            <w:pPr>
+              <w:jc w:val="center"/>
+              <w:rPr>
+                <w:rFonts w:asciiTheme="minorBidi" w:hAnsiTheme="minorBidi" w:cstheme="minorBidi"/>
+                <w:color w:val="0F243E" w:themeColor="text2" w:themeShade="80"/>
+                <w:sz w:val="12"/>
+                <w:szCs w:val="12"/>
+              </w:rPr>
+            </w:pPr>
+            <w:r>
+              <w:rPr>
+                <w:rFonts w:asciiTheme="minorBidi" w:hAnsiTheme="minorBidi" w:cstheme="minorBidi"/>
+                <w:color w:val="0F243E" w:themeColor="text2" w:themeShade="80"/>
+                <w:sz w:val="12"/>
+                <w:szCs w:val="12"/>
+              </w:rPr>
               <w:t>N/A</w:t>
             </w:r>
           </w:p>
         </w:tc>
         <w:tc>
           <w:tcPr>
-            <w:tcW w:w="869" w:type="dxa"/>
-            <w:shd w:val="clear" w:color="auto" w:fill="C6D9F1" w:themeFill="text2" w:themeFillTint="33"/>
-            <w:tcMar>
-              <w:top w:w="80" w:type="dxa"/>
-              <w:left w:w="80" w:type="dxa"/>
-              <w:bottom w:w="80" w:type="dxa"/>
-              <w:right w:w="80" w:type="dxa"/>
-            </w:tcMar>
-          </w:tcPr>
-          <w:p>
-            <w:pPr>
-              <w:jc w:val="center"/>
-              <w:rPr>
-                <w:rFonts w:asciiTheme="minorBidi" w:hAnsiTheme="minorBidi" w:cstheme="minorBidi"/>
-                <w:color w:val="0F243E" w:themeColor="text2" w:themeShade="80"/>
-                <w:sz w:val="12"/>
-                <w:szCs w:val="12"/>
-              </w:rPr>
-            </w:pPr>
-            <w:r>
-              <w:rPr>
-                <w:rFonts w:asciiTheme="minorBidi" w:hAnsiTheme="minorBidi" w:cstheme="minorBidi"/>
-                <w:color w:val="0F243E" w:themeColor="text2" w:themeShade="80"/>
-                <w:sz w:val="12"/>
-                <w:szCs w:val="12"/>
-              </w:rPr>
-              <w:t>N/A</w:t>
-            </w:r>
-          </w:p>
-        </w:tc>
-        <w:tc>
-          <w:tcPr>
             <w:tcW w:w="799" w:type="dxa"/>
-            <w:shd w:val="clear" w:color="auto" w:fill="C6D9F1" w:themeFill="text2" w:themeFillTint="33"/>
-            <w:tcMar>
-              <w:top w:w="80" w:type="dxa"/>
-              <w:left w:w="80" w:type="dxa"/>
-              <w:bottom w:w="80" w:type="dxa"/>
-              <w:right w:w="80" w:type="dxa"/>
-            </w:tcMar>
-          </w:tcPr>
-          <w:p>
-            <w:pPr>
-              <w:jc w:val="center"/>
-              <w:rPr>
-                <w:rFonts w:asciiTheme="minorBidi" w:hAnsiTheme="minorBidi" w:cstheme="minorBidi"/>
-                <w:color w:val="0F243E" w:themeColor="text2" w:themeShade="80"/>
-                <w:sz w:val="12"/>
-                <w:szCs w:val="12"/>
-              </w:rPr>
-            </w:pPr>
-            <w:r>
-              <w:rPr>
-                <w:rFonts w:asciiTheme="minorBidi" w:hAnsiTheme="minorBidi" w:cstheme="minorBidi"/>
-                <w:color w:val="0F243E" w:themeColor="text2" w:themeShade="80"/>
-                <w:sz w:val="12"/>
-                <w:szCs w:val="12"/>
-              </w:rPr>
-              <w:t>N/A</w:t>
+            <w:shd w:val="clear" w:color="auto" w:fill="FF0000"/>
+            <w:tcMar>
+              <w:top w:w="80" w:type="dxa"/>
+              <w:left w:w="80" w:type="dxa"/>
+              <w:bottom w:w="80" w:type="dxa"/>
+              <w:right w:w="80" w:type="dxa"/>
+            </w:tcMar>
+          </w:tcPr>
+          <w:p>
+            <w:pPr>
+              <w:jc w:val="center"/>
+              <w:rPr>
+                <w:rFonts w:asciiTheme="minorBidi" w:hAnsiTheme="minorBidi" w:cstheme="minorBidi"/>
+                <w:color w:val="0F243E" w:themeColor="text2" w:themeShade="80"/>
+                <w:sz w:val="12"/>
+                <w:szCs w:val="12"/>
+              </w:rPr>
+            </w:pPr>
+            <w:r>
+              <w:rPr>
+                <w:rFonts w:asciiTheme="minorBidi" w:hAnsiTheme="minorBidi" w:cstheme="minorBidi"/>
+                <w:color w:val="FFFFFF" w:themeColor="background1"/>
+                <w:sz w:val="12"/>
+                <w:szCs w:val="12"/>
+              </w:rPr>
+              <w:t>INF</w:t>
             </w:r>
           </w:p>
         </w:tc>

--- a/Evaluations/BenchmarkEvaluations/BenchmarkComparison.docx
+++ b/Evaluations/BenchmarkEvaluations/BenchmarkComparison.docx
@@ -6406,7 +6406,7 @@
                 <w:sz w:val="12"/>
                 <w:szCs w:val="12"/>
               </w:rPr>
-              <w:t>N/A</w:t>
+              <w:t>22.91</w:t>
             </w:r>
           </w:p>
         </w:tc>
@@ -6438,7 +6438,7 @@
                 <w:sz w:val="12"/>
                 <w:szCs w:val="12"/>
               </w:rPr>
-              <w:t>N/A</w:t>
+              <w:t>19.07</w:t>
             </w:r>
           </w:p>
         </w:tc>
@@ -6470,7 +6470,7 @@
                 <w:sz w:val="12"/>
                 <w:szCs w:val="12"/>
               </w:rPr>
-              <w:t>N/A</w:t>
+              <w:t>0.00</w:t>
             </w:r>
           </w:p>
         </w:tc>
@@ -6502,7 +6502,7 @@
                 <w:sz w:val="12"/>
                 <w:szCs w:val="12"/>
               </w:rPr>
-              <w:t>N/A</w:t>
+              <w:t>25.60</w:t>
             </w:r>
           </w:p>
         </w:tc>
@@ -14275,6 +14275,70 @@
                 <w:sz w:val="12"/>
                 <w:szCs w:val="12"/>
               </w:rPr>
+              <w:t>25.35</w:t>
+            </w:r>
+          </w:p>
+        </w:tc>
+        <w:tc>
+          <w:tcPr>
+            <w:tcW w:w="869" w:type="dxa"/>
+            <w:shd w:val="clear" w:color="auto" w:fill="C6D9F1" w:themeFill="text2" w:themeFillTint="33"/>
+            <w:tcMar>
+              <w:top w:w="80" w:type="dxa"/>
+              <w:left w:w="80" w:type="dxa"/>
+              <w:bottom w:w="80" w:type="dxa"/>
+              <w:right w:w="80" w:type="dxa"/>
+            </w:tcMar>
+          </w:tcPr>
+          <w:p>
+            <w:pPr>
+              <w:jc w:val="center"/>
+              <w:rPr>
+                <w:rFonts w:asciiTheme="minorBidi" w:hAnsiTheme="minorBidi" w:cstheme="minorBidi"/>
+                <w:color w:val="0F243E" w:themeColor="text2" w:themeShade="80"/>
+                <w:sz w:val="12"/>
+                <w:szCs w:val="12"/>
+              </w:rPr>
+            </w:pPr>
+            <w:r>
+              <w:rPr>
+                <w:rFonts w:asciiTheme="minorBidi" w:hAnsiTheme="minorBidi" w:cstheme="minorBidi"/>
+                <w:color w:val="0F243E" w:themeColor="text2" w:themeShade="80"/>
+                <w:sz w:val="12"/>
+                <w:szCs w:val="12"/>
+              </w:rPr>
+              <w:t>18.43</w:t>
+            </w:r>
+          </w:p>
+        </w:tc>
+        <w:tc>
+          <w:tcPr>
+            <w:tcW w:w="869" w:type="dxa"/>
+            <w:shd w:val="clear" w:color="auto" w:fill="1F497D" w:themeFill="text2"/>
+            <w:tcMar>
+              <w:top w:w="80" w:type="dxa"/>
+              <w:left w:w="80" w:type="dxa"/>
+              <w:bottom w:w="80" w:type="dxa"/>
+              <w:right w:w="80" w:type="dxa"/>
+            </w:tcMar>
+          </w:tcPr>
+          <w:p>
+            <w:pPr>
+              <w:jc w:val="center"/>
+              <w:rPr>
+                <w:rFonts w:asciiTheme="minorBidi" w:hAnsiTheme="minorBidi" w:cstheme="minorBidi"/>
+                <w:color w:val="0F243E" w:themeColor="text2" w:themeShade="80"/>
+                <w:sz w:val="12"/>
+                <w:szCs w:val="12"/>
+              </w:rPr>
+            </w:pPr>
+            <w:r>
+              <w:rPr>
+                <w:rFonts w:asciiTheme="minorBidi" w:hAnsiTheme="minorBidi" w:cstheme="minorBidi"/>
+                <w:color w:val="B8CCE4" w:themeColor="accent1" w:themeTint="66"/>
+                <w:sz w:val="12"/>
+                <w:szCs w:val="12"/>
+              </w:rPr>
               <w:t>N/A</w:t>
             </w:r>
           </w:p>
@@ -14307,103 +14371,39 @@
                 <w:sz w:val="12"/>
                 <w:szCs w:val="12"/>
               </w:rPr>
-              <w:t>N/A</w:t>
-            </w:r>
-          </w:p>
-        </w:tc>
-        <w:tc>
-          <w:tcPr>
-            <w:tcW w:w="869" w:type="dxa"/>
-            <w:shd w:val="clear" w:color="auto" w:fill="1F497D" w:themeFill="text2"/>
-            <w:tcMar>
-              <w:top w:w="80" w:type="dxa"/>
-              <w:left w:w="80" w:type="dxa"/>
-              <w:bottom w:w="80" w:type="dxa"/>
-              <w:right w:w="80" w:type="dxa"/>
-            </w:tcMar>
-          </w:tcPr>
-          <w:p>
-            <w:pPr>
-              <w:jc w:val="center"/>
-              <w:rPr>
-                <w:rFonts w:asciiTheme="minorBidi" w:hAnsiTheme="minorBidi" w:cstheme="minorBidi"/>
-                <w:color w:val="0F243E" w:themeColor="text2" w:themeShade="80"/>
-                <w:sz w:val="12"/>
-                <w:szCs w:val="12"/>
-              </w:rPr>
-            </w:pPr>
-            <w:r>
-              <w:rPr>
-                <w:rFonts w:asciiTheme="minorBidi" w:hAnsiTheme="minorBidi" w:cstheme="minorBidi"/>
-                <w:color w:val="B8CCE4" w:themeColor="accent1" w:themeTint="66"/>
-                <w:sz w:val="12"/>
-                <w:szCs w:val="12"/>
-              </w:rPr>
-              <w:t>N/A</w:t>
-            </w:r>
-          </w:p>
-        </w:tc>
-        <w:tc>
-          <w:tcPr>
-            <w:tcW w:w="869" w:type="dxa"/>
-            <w:shd w:val="clear" w:color="auto" w:fill="C6D9F1" w:themeFill="text2" w:themeFillTint="33"/>
-            <w:tcMar>
-              <w:top w:w="80" w:type="dxa"/>
-              <w:left w:w="80" w:type="dxa"/>
-              <w:bottom w:w="80" w:type="dxa"/>
-              <w:right w:w="80" w:type="dxa"/>
-            </w:tcMar>
-          </w:tcPr>
-          <w:p>
-            <w:pPr>
-              <w:jc w:val="center"/>
-              <w:rPr>
-                <w:rFonts w:asciiTheme="minorBidi" w:hAnsiTheme="minorBidi" w:cstheme="minorBidi"/>
-                <w:color w:val="0F243E" w:themeColor="text2" w:themeShade="80"/>
-                <w:sz w:val="12"/>
-                <w:szCs w:val="12"/>
-              </w:rPr>
-            </w:pPr>
-            <w:r>
-              <w:rPr>
-                <w:rFonts w:asciiTheme="minorBidi" w:hAnsiTheme="minorBidi" w:cstheme="minorBidi"/>
-                <w:color w:val="0F243E" w:themeColor="text2" w:themeShade="80"/>
-                <w:sz w:val="12"/>
-                <w:szCs w:val="12"/>
-              </w:rPr>
-              <w:t>N/A</w:t>
+              <w:t>26.54</w:t>
             </w:r>
           </w:p>
         </w:tc>
         <w:tc>
           <w:tcPr>
             <w:tcW w:w="799" w:type="dxa"/>
-            <w:shd w:val="clear" w:color="auto" w:fill="C6D9F1" w:themeFill="text2" w:themeFillTint="33"/>
-            <w:tcMar>
-              <w:top w:w="80" w:type="dxa"/>
-              <w:left w:w="80" w:type="dxa"/>
-              <w:bottom w:w="80" w:type="dxa"/>
-              <w:right w:w="80" w:type="dxa"/>
-            </w:tcMar>
-          </w:tcPr>
-          <w:p>
-            <w:pPr>
-              <w:jc w:val="center"/>
-              <w:rPr>
-                <w:rFonts w:asciiTheme="minorBidi" w:hAnsiTheme="minorBidi" w:cstheme="minorBidi"/>
-                <w:color w:val="0F243E" w:themeColor="text2" w:themeShade="80"/>
-                <w:sz w:val="12"/>
-                <w:szCs w:val="12"/>
-              </w:rPr>
-            </w:pPr>
-            <w:r>
-              <w:rPr>
-                <w:rFonts w:asciiTheme="minorBidi" w:hAnsiTheme="minorBidi" w:cstheme="minorBidi"/>
-                <w:color w:val="0F243E" w:themeColor="text2" w:themeShade="80"/>
-                <w:sz w:val="12"/>
-                <w:szCs w:val="12"/>
-              </w:rPr>
-              <w:t>N/A</w:t>
+            <w:shd w:val="clear" w:color="auto" w:fill="FF0000"/>
+            <w:tcMar>
+              <w:top w:w="80" w:type="dxa"/>
+              <w:left w:w="80" w:type="dxa"/>
+              <w:bottom w:w="80" w:type="dxa"/>
+              <w:right w:w="80" w:type="dxa"/>
+            </w:tcMar>
+          </w:tcPr>
+          <w:p>
+            <w:pPr>
+              <w:jc w:val="center"/>
+              <w:rPr>
+                <w:rFonts w:asciiTheme="minorBidi" w:hAnsiTheme="minorBidi" w:cstheme="minorBidi"/>
+                <w:color w:val="0F243E" w:themeColor="text2" w:themeShade="80"/>
+                <w:sz w:val="12"/>
+                <w:szCs w:val="12"/>
+              </w:rPr>
+            </w:pPr>
+            <w:r>
+              <w:rPr>
+                <w:rFonts w:asciiTheme="minorBidi" w:hAnsiTheme="minorBidi" w:cstheme="minorBidi"/>
+                <w:color w:val="FFFFFF" w:themeColor="background1"/>
+                <w:sz w:val="12"/>
+                <w:szCs w:val="12"/>
+              </w:rPr>
+              <w:t>INF</w:t>
             </w:r>
           </w:p>
         </w:tc>
@@ -16405,7 +16405,7 @@
                 <w:sz w:val="12"/>
                 <w:szCs w:val="12"/>
               </w:rPr>
-              <w:t>N/A</w:t>
+              <w:t>22.91</w:t>
             </w:r>
           </w:p>
         </w:tc>
@@ -16437,7 +16437,7 @@
                 <w:sz w:val="12"/>
                 <w:szCs w:val="12"/>
               </w:rPr>
-              <w:t>N/A</w:t>
+              <w:t>18.97</w:t>
             </w:r>
           </w:p>
         </w:tc>
@@ -16501,7 +16501,7 @@
                 <w:sz w:val="12"/>
                 <w:szCs w:val="12"/>
               </w:rPr>
-              <w:t>N/A</w:t>
+              <w:t>28.67</w:t>
             </w:r>
           </w:p>
         </w:tc>

--- a/Evaluations/BenchmarkEvaluations/BenchmarkComparison.docx
+++ b/Evaluations/BenchmarkEvaluations/BenchmarkComparison.docx
@@ -140,7 +140,7 @@
         </w:tc>
         <w:tc>
           <w:tcPr>
-            <w:tcW w:w="1124" w:type="pct"/>
+            <w:tcW w:w="1125" w:type="pct"/>
             <w:gridSpan w:val="5"/>
             <w:shd w:val="clear" w:color="auto" w:fill="FABF8F" w:themeFill="accent6" w:themeFillTint="99"/>
             <w:tcMar>
@@ -163,6 +163,7 @@
                 <w:szCs w:val="16"/>
               </w:rPr>
             </w:pPr>
+            <w:proofErr w:type="spellStart"/>
             <w:r>
               <w:rPr>
                 <w:rFonts w:ascii="Times New Roman" w:hAnsi="Times New Roman" w:cs="Times New Roman"/>
@@ -172,7 +173,19 @@
                 <w:sz w:val="16"/>
                 <w:szCs w:val="16"/>
               </w:rPr>
-              <w:t>LLaMA 3.2-3B-Instruct</w:t>
+              <w:t>LLaMA</w:t>
+            </w:r>
+            <w:proofErr w:type="spellEnd"/>
+            <w:r>
+              <w:rPr>
+                <w:rFonts w:ascii="Times New Roman" w:hAnsi="Times New Roman" w:cs="Times New Roman"/>
+                <w:b/>
+                <w:bCs/>
+                <w:color w:val="984806" w:themeColor="accent6" w:themeShade="80"/>
+                <w:sz w:val="16"/>
+                <w:szCs w:val="16"/>
+              </w:rPr>
+              <w:t xml:space="preserve"> 3.2-3B-Instruct</w:t>
             </w:r>
           </w:p>
         </w:tc>
@@ -254,7 +267,7 @@
         </w:tc>
         <w:tc>
           <w:tcPr>
-            <w:tcW w:w="1100" w:type="pct"/>
+            <w:tcW w:w="1099" w:type="pct"/>
             <w:gridSpan w:val="5"/>
             <w:shd w:val="clear" w:color="auto" w:fill="C6D9F1" w:themeFill="text2" w:themeFillTint="33"/>
             <w:tcMar>
@@ -367,7 +380,7 @@
         </w:tc>
         <w:tc>
           <w:tcPr>
-            <w:tcW w:w="1124" w:type="pct"/>
+            <w:tcW w:w="1125" w:type="pct"/>
             <w:gridSpan w:val="5"/>
             <w:shd w:val="clear" w:color="auto" w:fill="FABF8F" w:themeFill="accent6" w:themeFillTint="99"/>
             <w:tcMar>
@@ -500,7 +513,7 @@
         </w:tc>
         <w:tc>
           <w:tcPr>
-            <w:tcW w:w="1100" w:type="pct"/>
+            <w:tcW w:w="1099" w:type="pct"/>
             <w:gridSpan w:val="5"/>
             <w:shd w:val="clear" w:color="auto" w:fill="C6D9F1" w:themeFill="text2" w:themeFillTint="33"/>
             <w:tcMar>
@@ -714,6 +727,7 @@
                 <w:szCs w:val="16"/>
               </w:rPr>
             </w:pPr>
+            <w:proofErr w:type="spellStart"/>
             <w:r>
               <w:rPr>
                 <w:rFonts w:ascii="Times New Roman" w:hAnsi="Times New Roman" w:cs="Times New Roman"/>
@@ -725,6 +739,7 @@
               </w:rPr>
               <w:t>IFEval</w:t>
             </w:r>
+            <w:proofErr w:type="spellEnd"/>
           </w:p>
         </w:tc>
         <w:tc>
@@ -760,8 +775,9 @@
                 <w:sz w:val="16"/>
                 <w:szCs w:val="16"/>
               </w:rPr>
-              <w:t>GSM8K CoT</w:t>
-            </w:r>
+              <w:t xml:space="preserve">GSM8K </w:t>
+            </w:r>
+            <w:proofErr w:type="spellStart"/>
             <w:r>
               <w:rPr>
                 <w:rFonts w:ascii="Times New Roman" w:hAnsi="Times New Roman" w:cs="Times New Roman"/>
@@ -771,6 +787,18 @@
                 <w:sz w:val="16"/>
                 <w:szCs w:val="16"/>
               </w:rPr>
+              <w:t>CoT</w:t>
+            </w:r>
+            <w:proofErr w:type="spellEnd"/>
+            <w:r>
+              <w:rPr>
+                <w:rFonts w:ascii="Times New Roman" w:hAnsi="Times New Roman" w:cs="Times New Roman"/>
+                <w:b/>
+                <w:bCs/>
+                <w:color w:val="984806" w:themeColor="accent6" w:themeShade="80"/>
+                <w:sz w:val="16"/>
+                <w:szCs w:val="16"/>
+              </w:rPr>
               <w:br/>
               <w:t>(8-shot)</w:t>
             </w:r>
@@ -882,46 +910,49 @@
                 <w:szCs w:val="16"/>
               </w:rPr>
               <w:br/>
-              <w:t>(WikiText)</w:t>
-            </w:r>
-          </w:p>
-        </w:tc>
-        <w:tc>
-          <w:tcPr>
-            <w:tcW w:w="225" w:type="pct"/>
-            <w:shd w:val="clear" w:color="auto" w:fill="403152" w:themeFill="accent4" w:themeFillShade="80"/>
-            <w:tcMar>
-              <w:top w:w="80" w:type="dxa"/>
-              <w:left w:w="60" w:type="dxa"/>
-              <w:bottom w:w="80" w:type="dxa"/>
-              <w:right w:w="60" w:type="dxa"/>
-            </w:tcMar>
-            <w:vAlign w:val="center"/>
-          </w:tcPr>
-          <w:p>
-            <w:pPr>
-              <w:jc w:val="center"/>
+              <w:t>(</w:t>
+            </w:r>
+            <w:proofErr w:type="spellStart"/>
+            <w:r>
               <w:rPr>
                 <w:rFonts w:ascii="Times New Roman" w:hAnsi="Times New Roman" w:cs="Times New Roman"/>
                 <w:b/>
                 <w:bCs/>
-                <w:color w:val="FFFFFF" w:themeColor="background1"/>
-                <w:sz w:val="16"/>
-                <w:szCs w:val="16"/>
-              </w:rPr>
-            </w:pPr>
+                <w:color w:val="984806" w:themeColor="accent6" w:themeShade="80"/>
+                <w:sz w:val="16"/>
+                <w:szCs w:val="16"/>
+              </w:rPr>
+              <w:t>WikiText</w:t>
+            </w:r>
+            <w:proofErr w:type="spellEnd"/>
             <w:r>
               <w:rPr>
                 <w:rFonts w:ascii="Times New Roman" w:hAnsi="Times New Roman" w:cs="Times New Roman"/>
                 <w:b/>
                 <w:bCs/>
-                <w:color w:val="FFFFFF" w:themeColor="background1"/>
-                <w:sz w:val="16"/>
-                <w:szCs w:val="16"/>
-              </w:rPr>
-              <w:t>MMLU</w:t>
-            </w:r>
-            <w:r>
+                <w:color w:val="984806" w:themeColor="accent6" w:themeShade="80"/>
+                <w:sz w:val="16"/>
+                <w:szCs w:val="16"/>
+              </w:rPr>
+              <w:t>)</w:t>
+            </w:r>
+          </w:p>
+        </w:tc>
+        <w:tc>
+          <w:tcPr>
+            <w:tcW w:w="225" w:type="pct"/>
+            <w:shd w:val="clear" w:color="auto" w:fill="403152" w:themeFill="accent4" w:themeFillShade="80"/>
+            <w:tcMar>
+              <w:top w:w="80" w:type="dxa"/>
+              <w:left w:w="60" w:type="dxa"/>
+              <w:bottom w:w="80" w:type="dxa"/>
+              <w:right w:w="60" w:type="dxa"/>
+            </w:tcMar>
+            <w:vAlign w:val="center"/>
+          </w:tcPr>
+          <w:p>
+            <w:pPr>
+              <w:jc w:val="center"/>
               <w:rPr>
                 <w:rFonts w:ascii="Times New Roman" w:hAnsi="Times New Roman" w:cs="Times New Roman"/>
                 <w:b/>
@@ -930,6 +961,27 @@
                 <w:sz w:val="16"/>
                 <w:szCs w:val="16"/>
               </w:rPr>
+            </w:pPr>
+            <w:r>
+              <w:rPr>
+                <w:rFonts w:ascii="Times New Roman" w:hAnsi="Times New Roman" w:cs="Times New Roman"/>
+                <w:b/>
+                <w:bCs/>
+                <w:color w:val="FFFFFF" w:themeColor="background1"/>
+                <w:sz w:val="16"/>
+                <w:szCs w:val="16"/>
+              </w:rPr>
+              <w:t>MMLU</w:t>
+            </w:r>
+            <w:r>
+              <w:rPr>
+                <w:rFonts w:ascii="Times New Roman" w:hAnsi="Times New Roman" w:cs="Times New Roman"/>
+                <w:b/>
+                <w:bCs/>
+                <w:color w:val="FFFFFF" w:themeColor="background1"/>
+                <w:sz w:val="16"/>
+                <w:szCs w:val="16"/>
+              </w:rPr>
               <w:br/>
               <w:t>(5-shot)</w:t>
             </w:r>
@@ -959,6 +1011,7 @@
                 <w:szCs w:val="16"/>
               </w:rPr>
             </w:pPr>
+            <w:proofErr w:type="spellStart"/>
             <w:r>
               <w:rPr>
                 <w:rFonts w:ascii="Times New Roman" w:hAnsi="Times New Roman" w:cs="Times New Roman"/>
@@ -970,6 +1023,7 @@
               </w:rPr>
               <w:t>IFEval</w:t>
             </w:r>
+            <w:proofErr w:type="spellEnd"/>
           </w:p>
         </w:tc>
         <w:tc>
@@ -1005,8 +1059,9 @@
                 <w:sz w:val="16"/>
                 <w:szCs w:val="16"/>
               </w:rPr>
-              <w:t>GSM8K CoT</w:t>
-            </w:r>
+              <w:t xml:space="preserve">GSM8K </w:t>
+            </w:r>
+            <w:proofErr w:type="spellStart"/>
             <w:r>
               <w:rPr>
                 <w:rFonts w:ascii="Times New Roman" w:hAnsi="Times New Roman" w:cs="Times New Roman"/>
@@ -1016,6 +1071,18 @@
                 <w:sz w:val="16"/>
                 <w:szCs w:val="16"/>
               </w:rPr>
+              <w:t>CoT</w:t>
+            </w:r>
+            <w:proofErr w:type="spellEnd"/>
+            <w:r>
+              <w:rPr>
+                <w:rFonts w:ascii="Times New Roman" w:hAnsi="Times New Roman" w:cs="Times New Roman"/>
+                <w:b/>
+                <w:bCs/>
+                <w:color w:val="FFFFFF" w:themeColor="background1"/>
+                <w:sz w:val="16"/>
+                <w:szCs w:val="16"/>
+              </w:rPr>
               <w:br/>
               <w:t>(8-shot)</w:t>
             </w:r>
@@ -1127,46 +1194,49 @@
                 <w:szCs w:val="16"/>
               </w:rPr>
               <w:br/>
-              <w:t>(WikiText)</w:t>
-            </w:r>
-          </w:p>
-        </w:tc>
-        <w:tc>
-          <w:tcPr>
-            <w:tcW w:w="225" w:type="pct"/>
-            <w:shd w:val="clear" w:color="auto" w:fill="EEECE1" w:themeFill="background2"/>
-            <w:tcMar>
-              <w:top w:w="80" w:type="dxa"/>
-              <w:left w:w="60" w:type="dxa"/>
-              <w:bottom w:w="80" w:type="dxa"/>
-              <w:right w:w="60" w:type="dxa"/>
-            </w:tcMar>
-            <w:vAlign w:val="center"/>
-          </w:tcPr>
-          <w:p>
-            <w:pPr>
-              <w:jc w:val="center"/>
+              <w:t>(</w:t>
+            </w:r>
+            <w:proofErr w:type="spellStart"/>
+            <w:r>
               <w:rPr>
                 <w:rFonts w:ascii="Times New Roman" w:hAnsi="Times New Roman" w:cs="Times New Roman"/>
                 <w:b/>
                 <w:bCs/>
-                <w:color w:val="000000" w:themeColor="text1"/>
-                <w:sz w:val="16"/>
-                <w:szCs w:val="16"/>
-              </w:rPr>
-            </w:pPr>
+                <w:color w:val="FFFFFF" w:themeColor="background1"/>
+                <w:sz w:val="16"/>
+                <w:szCs w:val="16"/>
+              </w:rPr>
+              <w:t>WikiText</w:t>
+            </w:r>
+            <w:proofErr w:type="spellEnd"/>
             <w:r>
               <w:rPr>
                 <w:rFonts w:ascii="Times New Roman" w:hAnsi="Times New Roman" w:cs="Times New Roman"/>
                 <w:b/>
                 <w:bCs/>
-                <w:color w:val="000000" w:themeColor="text1"/>
-                <w:sz w:val="16"/>
-                <w:szCs w:val="16"/>
-              </w:rPr>
-              <w:t>MMLU</w:t>
-            </w:r>
-            <w:r>
+                <w:color w:val="FFFFFF" w:themeColor="background1"/>
+                <w:sz w:val="16"/>
+                <w:szCs w:val="16"/>
+              </w:rPr>
+              <w:t>)</w:t>
+            </w:r>
+          </w:p>
+        </w:tc>
+        <w:tc>
+          <w:tcPr>
+            <w:tcW w:w="225" w:type="pct"/>
+            <w:shd w:val="clear" w:color="auto" w:fill="EEECE1" w:themeFill="background2"/>
+            <w:tcMar>
+              <w:top w:w="80" w:type="dxa"/>
+              <w:left w:w="60" w:type="dxa"/>
+              <w:bottom w:w="80" w:type="dxa"/>
+              <w:right w:w="60" w:type="dxa"/>
+            </w:tcMar>
+            <w:vAlign w:val="center"/>
+          </w:tcPr>
+          <w:p>
+            <w:pPr>
+              <w:jc w:val="center"/>
               <w:rPr>
                 <w:rFonts w:ascii="Times New Roman" w:hAnsi="Times New Roman" w:cs="Times New Roman"/>
                 <w:b/>
@@ -1175,6 +1245,27 @@
                 <w:sz w:val="16"/>
                 <w:szCs w:val="16"/>
               </w:rPr>
+            </w:pPr>
+            <w:r>
+              <w:rPr>
+                <w:rFonts w:ascii="Times New Roman" w:hAnsi="Times New Roman" w:cs="Times New Roman"/>
+                <w:b/>
+                <w:bCs/>
+                <w:color w:val="000000" w:themeColor="text1"/>
+                <w:sz w:val="16"/>
+                <w:szCs w:val="16"/>
+              </w:rPr>
+              <w:t>MMLU</w:t>
+            </w:r>
+            <w:r>
+              <w:rPr>
+                <w:rFonts w:ascii="Times New Roman" w:hAnsi="Times New Roman" w:cs="Times New Roman"/>
+                <w:b/>
+                <w:bCs/>
+                <w:color w:val="000000" w:themeColor="text1"/>
+                <w:sz w:val="16"/>
+                <w:szCs w:val="16"/>
+              </w:rPr>
               <w:br/>
               <w:t>(5-shot)</w:t>
             </w:r>
@@ -1204,6 +1295,7 @@
                 <w:szCs w:val="16"/>
               </w:rPr>
             </w:pPr>
+            <w:proofErr w:type="spellStart"/>
             <w:r>
               <w:rPr>
                 <w:rFonts w:ascii="Times New Roman" w:hAnsi="Times New Roman" w:cs="Times New Roman"/>
@@ -1215,6 +1307,7 @@
               </w:rPr>
               <w:t>IFEval</w:t>
             </w:r>
+            <w:proofErr w:type="spellEnd"/>
           </w:p>
         </w:tc>
         <w:tc>
@@ -1250,8 +1343,9 @@
                 <w:sz w:val="16"/>
                 <w:szCs w:val="16"/>
               </w:rPr>
-              <w:t>GSM8K CoT</w:t>
-            </w:r>
+              <w:t xml:space="preserve">GSM8K </w:t>
+            </w:r>
+            <w:proofErr w:type="spellStart"/>
             <w:r>
               <w:rPr>
                 <w:rFonts w:ascii="Times New Roman" w:hAnsi="Times New Roman" w:cs="Times New Roman"/>
@@ -1261,6 +1355,18 @@
                 <w:sz w:val="16"/>
                 <w:szCs w:val="16"/>
               </w:rPr>
+              <w:t>CoT</w:t>
+            </w:r>
+            <w:proofErr w:type="spellEnd"/>
+            <w:r>
+              <w:rPr>
+                <w:rFonts w:ascii="Times New Roman" w:hAnsi="Times New Roman" w:cs="Times New Roman"/>
+                <w:b/>
+                <w:bCs/>
+                <w:color w:val="000000" w:themeColor="text1"/>
+                <w:sz w:val="16"/>
+                <w:szCs w:val="16"/>
+              </w:rPr>
               <w:br/>
               <w:t>(8-shot)</w:t>
             </w:r>
@@ -1360,7 +1466,31 @@
                 <w:szCs w:val="16"/>
               </w:rPr>
               <w:br/>
-              <w:t>(WikiText)</w:t>
+              <w:t>(</w:t>
+            </w:r>
+            <w:proofErr w:type="spellStart"/>
+            <w:r>
+              <w:rPr>
+                <w:rFonts w:ascii="Times New Roman" w:hAnsi="Times New Roman" w:cs="Times New Roman"/>
+                <w:b/>
+                <w:bCs/>
+                <w:color w:val="000000" w:themeColor="text1"/>
+                <w:sz w:val="16"/>
+                <w:szCs w:val="16"/>
+              </w:rPr>
+              <w:t>WikiText</w:t>
+            </w:r>
+            <w:proofErr w:type="spellEnd"/>
+            <w:r>
+              <w:rPr>
+                <w:rFonts w:ascii="Times New Roman" w:hAnsi="Times New Roman" w:cs="Times New Roman"/>
+                <w:b/>
+                <w:bCs/>
+                <w:color w:val="000000" w:themeColor="text1"/>
+                <w:sz w:val="16"/>
+                <w:szCs w:val="16"/>
+              </w:rPr>
+              <w:t>)</w:t>
             </w:r>
           </w:p>
         </w:tc>
@@ -1437,6 +1567,7 @@
                 <w:szCs w:val="16"/>
               </w:rPr>
             </w:pPr>
+            <w:proofErr w:type="spellStart"/>
             <w:r>
               <w:rPr>
                 <w:rFonts w:ascii="Times New Roman" w:hAnsi="Times New Roman" w:cs="Times New Roman"/>
@@ -1448,6 +1579,7 @@
               </w:rPr>
               <w:t>IFEval</w:t>
             </w:r>
+            <w:proofErr w:type="spellEnd"/>
           </w:p>
         </w:tc>
         <w:tc>
@@ -1483,8 +1615,9 @@
                 <w:sz w:val="16"/>
                 <w:szCs w:val="16"/>
               </w:rPr>
-              <w:t>GSM8K CoT</w:t>
-            </w:r>
+              <w:t xml:space="preserve">GSM8K </w:t>
+            </w:r>
+            <w:proofErr w:type="spellStart"/>
             <w:r>
               <w:rPr>
                 <w:rFonts w:ascii="Times New Roman" w:hAnsi="Times New Roman" w:cs="Times New Roman"/>
@@ -1494,6 +1627,18 @@
                 <w:sz w:val="16"/>
                 <w:szCs w:val="16"/>
               </w:rPr>
+              <w:t>CoT</w:t>
+            </w:r>
+            <w:proofErr w:type="spellEnd"/>
+            <w:r>
+              <w:rPr>
+                <w:rFonts w:ascii="Times New Roman" w:hAnsi="Times New Roman" w:cs="Times New Roman"/>
+                <w:b/>
+                <w:bCs/>
+                <w:color w:val="0F243E" w:themeColor="text2" w:themeShade="80"/>
+                <w:sz w:val="16"/>
+                <w:szCs w:val="16"/>
+              </w:rPr>
               <w:br/>
               <w:t>(8-shot)</w:t>
             </w:r>
@@ -1550,7 +1695,7 @@
         </w:tc>
         <w:tc>
           <w:tcPr>
-            <w:tcW w:w="219" w:type="pct"/>
+            <w:tcW w:w="220" w:type="pct"/>
             <w:shd w:val="clear" w:color="auto" w:fill="C6D9F1" w:themeFill="text2" w:themeFillTint="33"/>
             <w:tcMar>
               <w:top w:w="80" w:type="dxa"/>
@@ -1593,7 +1738,31 @@
                 <w:szCs w:val="16"/>
               </w:rPr>
               <w:br/>
-              <w:t>(WikiText)</w:t>
+              <w:t>(</w:t>
+            </w:r>
+            <w:proofErr w:type="spellStart"/>
+            <w:r>
+              <w:rPr>
+                <w:rFonts w:ascii="Times New Roman" w:hAnsi="Times New Roman" w:cs="Times New Roman"/>
+                <w:b/>
+                <w:bCs/>
+                <w:color w:val="0F243E" w:themeColor="text2" w:themeShade="80"/>
+                <w:sz w:val="16"/>
+                <w:szCs w:val="16"/>
+              </w:rPr>
+              <w:t>WikiText</w:t>
+            </w:r>
+            <w:proofErr w:type="spellEnd"/>
+            <w:r>
+              <w:rPr>
+                <w:rFonts w:ascii="Times New Roman" w:hAnsi="Times New Roman" w:cs="Times New Roman"/>
+                <w:b/>
+                <w:bCs/>
+                <w:color w:val="0F243E" w:themeColor="text2" w:themeShade="80"/>
+                <w:sz w:val="16"/>
+                <w:szCs w:val="16"/>
+              </w:rPr>
+              <w:t>)</w:t>
             </w:r>
           </w:p>
         </w:tc>
@@ -2296,7 +2465,7 @@
         </w:tc>
         <w:tc>
           <w:tcPr>
-            <w:tcW w:w="219" w:type="pct"/>
+            <w:tcW w:w="220" w:type="pct"/>
             <w:shd w:val="clear" w:color="auto" w:fill="C6D9F1" w:themeFill="text2" w:themeFillTint="33"/>
             <w:tcMar>
               <w:top w:w="80" w:type="dxa"/>
@@ -3048,7 +3217,7 @@
         </w:tc>
         <w:tc>
           <w:tcPr>
-            <w:tcW w:w="219" w:type="pct"/>
+            <w:tcW w:w="220" w:type="pct"/>
             <w:shd w:val="clear" w:color="auto" w:fill="B8CCE4" w:themeFill="accent1" w:themeFillTint="66"/>
             <w:tcMar>
               <w:top w:w="80" w:type="dxa"/>
@@ -3763,7 +3932,7 @@
         </w:tc>
         <w:tc>
           <w:tcPr>
-            <w:tcW w:w="219" w:type="pct"/>
+            <w:tcW w:w="220" w:type="pct"/>
             <w:shd w:val="clear" w:color="auto" w:fill="C6D9F1" w:themeFill="text2" w:themeFillTint="33"/>
             <w:tcMar>
               <w:top w:w="80" w:type="dxa"/>
@@ -4478,7 +4647,7 @@
         </w:tc>
         <w:tc>
           <w:tcPr>
-            <w:tcW w:w="219" w:type="pct"/>
+            <w:tcW w:w="220" w:type="pct"/>
             <w:shd w:val="clear" w:color="auto" w:fill="C6D9F1" w:themeFill="text2" w:themeFillTint="33"/>
             <w:tcMar>
               <w:top w:w="80" w:type="dxa"/>
@@ -4537,14 +4706,25 @@
                 <w:szCs w:val="16"/>
               </w:rPr>
             </w:pPr>
-            <w:r>
-              <w:rPr>
-                <w:rFonts w:ascii="Times New Roman" w:hAnsi="Times New Roman" w:cs="Times New Roman"/>
-                <w:color w:val="000000" w:themeColor="text1"/>
-                <w:sz w:val="16"/>
-                <w:szCs w:val="16"/>
-              </w:rPr>
-              <w:t>SparseGPT (unstructured)</w:t>
+            <w:proofErr w:type="spellStart"/>
+            <w:r>
+              <w:rPr>
+                <w:rFonts w:ascii="Times New Roman" w:hAnsi="Times New Roman" w:cs="Times New Roman"/>
+                <w:color w:val="000000" w:themeColor="text1"/>
+                <w:sz w:val="16"/>
+                <w:szCs w:val="16"/>
+              </w:rPr>
+              <w:t>SparseGPT</w:t>
+            </w:r>
+            <w:proofErr w:type="spellEnd"/>
+            <w:r>
+              <w:rPr>
+                <w:rFonts w:ascii="Times New Roman" w:hAnsi="Times New Roman" w:cs="Times New Roman"/>
+                <w:color w:val="000000" w:themeColor="text1"/>
+                <w:sz w:val="16"/>
+                <w:szCs w:val="16"/>
+              </w:rPr>
+              <w:t xml:space="preserve"> (unstructured)</w:t>
             </w:r>
           </w:p>
         </w:tc>
@@ -5193,7 +5373,7 @@
         </w:tc>
         <w:tc>
           <w:tcPr>
-            <w:tcW w:w="219" w:type="pct"/>
+            <w:tcW w:w="220" w:type="pct"/>
             <w:shd w:val="clear" w:color="auto" w:fill="B8CCE4" w:themeFill="accent1" w:themeFillTint="66"/>
             <w:tcMar>
               <w:top w:w="80" w:type="dxa"/>
@@ -5910,7 +6090,7 @@
         </w:tc>
         <w:tc>
           <w:tcPr>
-            <w:tcW w:w="219" w:type="pct"/>
+            <w:tcW w:w="220" w:type="pct"/>
             <w:shd w:val="clear" w:color="auto" w:fill="B8CCE4" w:themeFill="accent1" w:themeFillTint="66"/>
             <w:tcMar>
               <w:top w:w="80" w:type="dxa"/>
@@ -6625,7 +6805,7 @@
         </w:tc>
         <w:tc>
           <w:tcPr>
-            <w:tcW w:w="219" w:type="pct"/>
+            <w:tcW w:w="220" w:type="pct"/>
             <w:shd w:val="clear" w:color="auto" w:fill="FF0000"/>
             <w:tcMar>
               <w:top w:w="80" w:type="dxa"/>
@@ -7364,7 +7544,7 @@
         </w:tc>
         <w:tc>
           <w:tcPr>
-            <w:tcW w:w="219" w:type="pct"/>
+            <w:tcW w:w="220" w:type="pct"/>
             <w:shd w:val="clear" w:color="auto" w:fill="C6D9F1" w:themeFill="text2" w:themeFillTint="33"/>
             <w:tcMar>
               <w:top w:w="80" w:type="dxa"/>
@@ -8066,7 +8246,7 @@
         </w:tc>
         <w:tc>
           <w:tcPr>
-            <w:tcW w:w="219" w:type="pct"/>
+            <w:tcW w:w="220" w:type="pct"/>
             <w:shd w:val="clear" w:color="auto" w:fill="FF0000"/>
             <w:tcMar>
               <w:top w:w="80" w:type="dxa"/>
@@ -8854,7 +9034,7 @@
         </w:tc>
         <w:tc>
           <w:tcPr>
-            <w:tcW w:w="219" w:type="pct"/>
+            <w:tcW w:w="220" w:type="pct"/>
             <w:shd w:val="clear" w:color="auto" w:fill="C6D9F1" w:themeFill="text2" w:themeFillTint="33"/>
             <w:tcMar>
               <w:top w:w="80" w:type="dxa"/>
@@ -9568,7 +9748,7 @@
         </w:tc>
         <w:tc>
           <w:tcPr>
-            <w:tcW w:w="219" w:type="pct"/>
+            <w:tcW w:w="220" w:type="pct"/>
             <w:shd w:val="clear" w:color="auto" w:fill="C6D9F1" w:themeFill="text2" w:themeFillTint="33"/>
             <w:tcMar>
               <w:top w:w="80" w:type="dxa"/>
@@ -10282,7 +10462,7 @@
         </w:tc>
         <w:tc>
           <w:tcPr>
-            <w:tcW w:w="219" w:type="pct"/>
+            <w:tcW w:w="220" w:type="pct"/>
             <w:shd w:val="clear" w:color="auto" w:fill="C6D9F1" w:themeFill="text2" w:themeFillTint="33"/>
             <w:tcMar>
               <w:top w:w="80" w:type="dxa"/>
@@ -11015,7 +11195,7 @@
         </w:tc>
         <w:tc>
           <w:tcPr>
-            <w:tcW w:w="219" w:type="pct"/>
+            <w:tcW w:w="220" w:type="pct"/>
             <w:shd w:val="clear" w:color="auto" w:fill="FF0000"/>
             <w:tcMar>
               <w:top w:w="80" w:type="dxa"/>
@@ -11730,7 +11910,7 @@
         </w:tc>
         <w:tc>
           <w:tcPr>
-            <w:tcW w:w="219" w:type="pct"/>
+            <w:tcW w:w="220" w:type="pct"/>
             <w:shd w:val="clear" w:color="auto" w:fill="FF0000"/>
             <w:tcMar>
               <w:top w:w="80" w:type="dxa"/>
@@ -12445,7 +12625,7 @@
         </w:tc>
         <w:tc>
           <w:tcPr>
-            <w:tcW w:w="219" w:type="pct"/>
+            <w:tcW w:w="220" w:type="pct"/>
             <w:shd w:val="clear" w:color="auto" w:fill="FF0000"/>
             <w:tcMar>
               <w:top w:w="80" w:type="dxa"/>
@@ -12504,14 +12684,25 @@
                 <w:szCs w:val="16"/>
               </w:rPr>
             </w:pPr>
-            <w:r>
-              <w:rPr>
-                <w:rFonts w:ascii="Times New Roman" w:hAnsi="Times New Roman" w:cs="Times New Roman"/>
-                <w:color w:val="000000" w:themeColor="text1"/>
-                <w:sz w:val="16"/>
-                <w:szCs w:val="16"/>
-              </w:rPr>
-              <w:t xml:space="preserve">SparseGPT </w:t>
+            <w:proofErr w:type="spellStart"/>
+            <w:r>
+              <w:rPr>
+                <w:rFonts w:ascii="Times New Roman" w:hAnsi="Times New Roman" w:cs="Times New Roman"/>
+                <w:color w:val="000000" w:themeColor="text1"/>
+                <w:sz w:val="16"/>
+                <w:szCs w:val="16"/>
+              </w:rPr>
+              <w:t>SparseGPT</w:t>
+            </w:r>
+            <w:proofErr w:type="spellEnd"/>
+            <w:r>
+              <w:rPr>
+                <w:rFonts w:ascii="Times New Roman" w:hAnsi="Times New Roman" w:cs="Times New Roman"/>
+                <w:color w:val="000000" w:themeColor="text1"/>
+                <w:sz w:val="16"/>
+                <w:szCs w:val="16"/>
+              </w:rPr>
+              <w:t xml:space="preserve"> </w:t>
             </w:r>
             <w:r>
               <w:rPr>
@@ -13177,7 +13368,7 @@
         </w:tc>
         <w:tc>
           <w:tcPr>
-            <w:tcW w:w="219" w:type="pct"/>
+            <w:tcW w:w="220" w:type="pct"/>
             <w:shd w:val="clear" w:color="auto" w:fill="C6D9F1" w:themeFill="text2" w:themeFillTint="33"/>
             <w:tcMar>
               <w:top w:w="80" w:type="dxa"/>
@@ -13891,7 +14082,7 @@
         </w:tc>
         <w:tc>
           <w:tcPr>
-            <w:tcW w:w="219" w:type="pct"/>
+            <w:tcW w:w="220" w:type="pct"/>
             <w:shd w:val="clear" w:color="auto" w:fill="C6D9F1" w:themeFill="text2" w:themeFillTint="33"/>
             <w:tcMar>
               <w:top w:w="80" w:type="dxa"/>
@@ -14605,7 +14796,7 @@
         </w:tc>
         <w:tc>
           <w:tcPr>
-            <w:tcW w:w="219" w:type="pct"/>
+            <w:tcW w:w="220" w:type="pct"/>
             <w:shd w:val="clear" w:color="auto" w:fill="FF0000"/>
             <w:tcMar>
               <w:top w:w="80" w:type="dxa"/>
@@ -14664,14 +14855,25 @@
                 <w:szCs w:val="16"/>
               </w:rPr>
             </w:pPr>
-            <w:r>
-              <w:rPr>
-                <w:rFonts w:ascii="Times New Roman" w:hAnsi="Times New Roman" w:cs="Times New Roman"/>
-                <w:color w:val="000000" w:themeColor="text1"/>
-                <w:sz w:val="16"/>
-                <w:szCs w:val="16"/>
-              </w:rPr>
-              <w:t xml:space="preserve">SparseGPT </w:t>
+            <w:proofErr w:type="spellStart"/>
+            <w:r>
+              <w:rPr>
+                <w:rFonts w:ascii="Times New Roman" w:hAnsi="Times New Roman" w:cs="Times New Roman"/>
+                <w:color w:val="000000" w:themeColor="text1"/>
+                <w:sz w:val="16"/>
+                <w:szCs w:val="16"/>
+              </w:rPr>
+              <w:t>SparseGPT</w:t>
+            </w:r>
+            <w:proofErr w:type="spellEnd"/>
+            <w:r>
+              <w:rPr>
+                <w:rFonts w:ascii="Times New Roman" w:hAnsi="Times New Roman" w:cs="Times New Roman"/>
+                <w:color w:val="000000" w:themeColor="text1"/>
+                <w:sz w:val="16"/>
+                <w:szCs w:val="16"/>
+              </w:rPr>
+              <w:t xml:space="preserve"> </w:t>
             </w:r>
             <w:r>
               <w:rPr>
@@ -15338,7 +15540,7 @@
         </w:tc>
         <w:tc>
           <w:tcPr>
-            <w:tcW w:w="219" w:type="pct"/>
+            <w:tcW w:w="220" w:type="pct"/>
             <w:shd w:val="clear" w:color="auto" w:fill="FF0000"/>
             <w:tcMar>
               <w:top w:w="80" w:type="dxa"/>
@@ -16053,7 +16255,7 @@
         </w:tc>
         <w:tc>
           <w:tcPr>
-            <w:tcW w:w="219" w:type="pct"/>
+            <w:tcW w:w="220" w:type="pct"/>
             <w:shd w:val="clear" w:color="auto" w:fill="FF0000"/>
             <w:tcMar>
               <w:top w:w="80" w:type="dxa"/>
@@ -16768,7 +16970,7 @@
         </w:tc>
         <w:tc>
           <w:tcPr>
-            <w:tcW w:w="219" w:type="pct"/>
+            <w:tcW w:w="220" w:type="pct"/>
             <w:shd w:val="clear" w:color="auto" w:fill="FF0000"/>
             <w:tcMar>
               <w:top w:w="80" w:type="dxa"/>

--- a/Evaluations/BenchmarkEvaluations/BenchmarkComparison.docx
+++ b/Evaluations/BenchmarkEvaluations/BenchmarkComparison.docx
@@ -1695,7 +1695,7 @@
         </w:tc>
         <w:tc>
           <w:tcPr>
-            <w:tcW w:w="220" w:type="pct"/>
+            <w:tcW w:w="219" w:type="pct"/>
             <w:shd w:val="clear" w:color="auto" w:fill="C6D9F1" w:themeFill="text2" w:themeFillTint="33"/>
             <w:tcMar>
               <w:top w:w="80" w:type="dxa"/>
@@ -2465,7 +2465,7 @@
         </w:tc>
         <w:tc>
           <w:tcPr>
-            <w:tcW w:w="220" w:type="pct"/>
+            <w:tcW w:w="219" w:type="pct"/>
             <w:shd w:val="clear" w:color="auto" w:fill="C6D9F1" w:themeFill="text2" w:themeFillTint="33"/>
             <w:tcMar>
               <w:top w:w="80" w:type="dxa"/>
@@ -3217,8 +3217,8 @@
         </w:tc>
         <w:tc>
           <w:tcPr>
-            <w:tcW w:w="220" w:type="pct"/>
-            <w:shd w:val="clear" w:color="auto" w:fill="B8CCE4" w:themeFill="accent1" w:themeFillTint="66"/>
+            <w:tcW w:w="219" w:type="pct"/>
+            <w:shd w:val="clear" w:color="auto" w:fill="C6D9F1" w:themeFill="text2" w:themeFillTint="33"/>
             <w:tcMar>
               <w:top w:w="80" w:type="dxa"/>
               <w:left w:w="80" w:type="dxa"/>
@@ -3932,7 +3932,7 @@
         </w:tc>
         <w:tc>
           <w:tcPr>
-            <w:tcW w:w="220" w:type="pct"/>
+            <w:tcW w:w="219" w:type="pct"/>
             <w:shd w:val="clear" w:color="auto" w:fill="C6D9F1" w:themeFill="text2" w:themeFillTint="33"/>
             <w:tcMar>
               <w:top w:w="80" w:type="dxa"/>
@@ -4647,7 +4647,7 @@
         </w:tc>
         <w:tc>
           <w:tcPr>
-            <w:tcW w:w="220" w:type="pct"/>
+            <w:tcW w:w="219" w:type="pct"/>
             <w:shd w:val="clear" w:color="auto" w:fill="C6D9F1" w:themeFill="text2" w:themeFillTint="33"/>
             <w:tcMar>
               <w:top w:w="80" w:type="dxa"/>
@@ -5373,8 +5373,8 @@
         </w:tc>
         <w:tc>
           <w:tcPr>
-            <w:tcW w:w="220" w:type="pct"/>
-            <w:shd w:val="clear" w:color="auto" w:fill="B8CCE4" w:themeFill="accent1" w:themeFillTint="66"/>
+            <w:tcW w:w="219" w:type="pct"/>
+            <w:shd w:val="clear" w:color="auto" w:fill="C6D9F1" w:themeFill="text2" w:themeFillTint="33"/>
             <w:tcMar>
               <w:top w:w="80" w:type="dxa"/>
               <w:left w:w="80" w:type="dxa"/>
@@ -6025,7 +6025,7 @@
         <w:tc>
           <w:tcPr>
             <w:tcW w:w="220" w:type="pct"/>
-            <w:shd w:val="clear" w:color="auto" w:fill="B8CCE4" w:themeFill="accent1" w:themeFillTint="66"/>
+            <w:shd w:val="clear" w:color="auto" w:fill="C6D9F1" w:themeFill="text2" w:themeFillTint="33"/>
             <w:tcMar>
               <w:top w:w="80" w:type="dxa"/>
               <w:left w:w="80" w:type="dxa"/>
@@ -6090,8 +6090,8 @@
         </w:tc>
         <w:tc>
           <w:tcPr>
-            <w:tcW w:w="220" w:type="pct"/>
-            <w:shd w:val="clear" w:color="auto" w:fill="B8CCE4" w:themeFill="accent1" w:themeFillTint="66"/>
+            <w:tcW w:w="219" w:type="pct"/>
+            <w:shd w:val="clear" w:color="auto" w:fill="C6D9F1" w:themeFill="text2" w:themeFillTint="33"/>
             <w:tcMar>
               <w:top w:w="80" w:type="dxa"/>
               <w:left w:w="80" w:type="dxa"/>
@@ -6805,7 +6805,7 @@
         </w:tc>
         <w:tc>
           <w:tcPr>
-            <w:tcW w:w="220" w:type="pct"/>
+            <w:tcW w:w="219" w:type="pct"/>
             <w:shd w:val="clear" w:color="auto" w:fill="FF0000"/>
             <w:tcMar>
               <w:top w:w="80" w:type="dxa"/>
@@ -7544,7 +7544,7 @@
         </w:tc>
         <w:tc>
           <w:tcPr>
-            <w:tcW w:w="220" w:type="pct"/>
+            <w:tcW w:w="219" w:type="pct"/>
             <w:shd w:val="clear" w:color="auto" w:fill="C6D9F1" w:themeFill="text2" w:themeFillTint="33"/>
             <w:tcMar>
               <w:top w:w="80" w:type="dxa"/>
@@ -8144,7 +8144,34 @@
                 <w:sz w:val="16"/>
                 <w:szCs w:val="16"/>
               </w:rPr>
-              <w:t>26.93</w:t>
+              <w:t>65</w:t>
+            </w:r>
+            <w:r>
+              <w:rPr>
+                <w:rFonts w:ascii="Times New Roman" w:hAnsi="Times New Roman" w:cs="Times New Roman"/>
+                <w:color w:val="0F243E" w:themeColor="text2" w:themeShade="80"/>
+                <w:sz w:val="16"/>
+                <w:szCs w:val="16"/>
+              </w:rPr>
+              <w:t>.</w:t>
+            </w:r>
+            <w:r>
+              <w:rPr>
+                <w:rFonts w:ascii="Times New Roman" w:hAnsi="Times New Roman" w:cs="Times New Roman"/>
+                <w:color w:val="0F243E" w:themeColor="text2" w:themeShade="80"/>
+                <w:sz w:val="16"/>
+                <w:szCs w:val="16"/>
+              </w:rPr>
+              <w:t>0</w:t>
+            </w:r>
+            <w:r>
+              <w:rPr>
+                <w:rFonts w:ascii="Times New Roman" w:hAnsi="Times New Roman" w:cs="Times New Roman"/>
+                <w:color w:val="0F243E" w:themeColor="text2" w:themeShade="80"/>
+                <w:sz w:val="16"/>
+                <w:szCs w:val="16"/>
+              </w:rPr>
+              <w:t>3</w:t>
             </w:r>
           </w:p>
         </w:tc>
@@ -8176,7 +8203,7 @@
                 <w:sz w:val="16"/>
                 <w:szCs w:val="16"/>
               </w:rPr>
-              <w:t>22.70</w:t>
+              <w:t>N/A</w:t>
             </w:r>
           </w:p>
         </w:tc>
@@ -8208,7 +8235,7 @@
                 <w:sz w:val="16"/>
                 <w:szCs w:val="16"/>
               </w:rPr>
-              <w:t>0.00</w:t>
+              <w:t>N/A</w:t>
             </w:r>
           </w:p>
         </w:tc>
@@ -8240,39 +8267,39 @@
                 <w:sz w:val="16"/>
                 <w:szCs w:val="16"/>
               </w:rPr>
-              <w:t>26.37</w:t>
-            </w:r>
-          </w:p>
-        </w:tc>
-        <w:tc>
-          <w:tcPr>
-            <w:tcW w:w="220" w:type="pct"/>
-            <w:shd w:val="clear" w:color="auto" w:fill="FF0000"/>
-            <w:tcMar>
-              <w:top w:w="80" w:type="dxa"/>
-              <w:left w:w="80" w:type="dxa"/>
-              <w:bottom w:w="80" w:type="dxa"/>
-              <w:right w:w="80" w:type="dxa"/>
-            </w:tcMar>
-          </w:tcPr>
-          <w:p>
-            <w:pPr>
-              <w:jc w:val="center"/>
-              <w:rPr>
-                <w:rFonts w:ascii="Times New Roman" w:hAnsi="Times New Roman" w:cs="Times New Roman"/>
-                <w:color w:val="0F243E" w:themeColor="text2" w:themeShade="80"/>
-                <w:sz w:val="16"/>
-                <w:szCs w:val="16"/>
-              </w:rPr>
-            </w:pPr>
-            <w:r>
-              <w:rPr>
-                <w:rFonts w:ascii="Times New Roman" w:hAnsi="Times New Roman" w:cs="Times New Roman"/>
-                <w:color w:val="FFFFFF" w:themeColor="background1"/>
-                <w:sz w:val="16"/>
-                <w:szCs w:val="16"/>
-              </w:rPr>
-              <w:t>INF</w:t>
+              <w:t>N/A</w:t>
+            </w:r>
+          </w:p>
+        </w:tc>
+        <w:tc>
+          <w:tcPr>
+            <w:tcW w:w="219" w:type="pct"/>
+            <w:shd w:val="clear" w:color="auto" w:fill="C6D9F1" w:themeFill="text2" w:themeFillTint="33"/>
+            <w:tcMar>
+              <w:top w:w="80" w:type="dxa"/>
+              <w:left w:w="80" w:type="dxa"/>
+              <w:bottom w:w="80" w:type="dxa"/>
+              <w:right w:w="80" w:type="dxa"/>
+            </w:tcMar>
+          </w:tcPr>
+          <w:p>
+            <w:pPr>
+              <w:jc w:val="center"/>
+              <w:rPr>
+                <w:rFonts w:ascii="Times New Roman" w:hAnsi="Times New Roman" w:cs="Times New Roman"/>
+                <w:color w:val="0F243E" w:themeColor="text2" w:themeShade="80"/>
+                <w:sz w:val="16"/>
+                <w:szCs w:val="16"/>
+              </w:rPr>
+            </w:pPr>
+            <w:r>
+              <w:rPr>
+                <w:rFonts w:ascii="Times New Roman" w:hAnsi="Times New Roman" w:cs="Times New Roman"/>
+                <w:color w:val="0F243E" w:themeColor="text2" w:themeShade="80"/>
+                <w:sz w:val="16"/>
+                <w:szCs w:val="16"/>
+              </w:rPr>
+              <w:t>N/A</w:t>
             </w:r>
           </w:p>
         </w:tc>
@@ -9034,7 +9061,7 @@
         </w:tc>
         <w:tc>
           <w:tcPr>
-            <w:tcW w:w="220" w:type="pct"/>
+            <w:tcW w:w="219" w:type="pct"/>
             <w:shd w:val="clear" w:color="auto" w:fill="C6D9F1" w:themeFill="text2" w:themeFillTint="33"/>
             <w:tcMar>
               <w:top w:w="80" w:type="dxa"/>
@@ -9748,7 +9775,7 @@
         </w:tc>
         <w:tc>
           <w:tcPr>
-            <w:tcW w:w="220" w:type="pct"/>
+            <w:tcW w:w="219" w:type="pct"/>
             <w:shd w:val="clear" w:color="auto" w:fill="C6D9F1" w:themeFill="text2" w:themeFillTint="33"/>
             <w:tcMar>
               <w:top w:w="80" w:type="dxa"/>
@@ -10462,7 +10489,7 @@
         </w:tc>
         <w:tc>
           <w:tcPr>
-            <w:tcW w:w="220" w:type="pct"/>
+            <w:tcW w:w="219" w:type="pct"/>
             <w:shd w:val="clear" w:color="auto" w:fill="C6D9F1" w:themeFill="text2" w:themeFillTint="33"/>
             <w:tcMar>
               <w:top w:w="80" w:type="dxa"/>
@@ -11093,7 +11120,34 @@
                 <w:sz w:val="16"/>
                 <w:szCs w:val="16"/>
               </w:rPr>
-              <w:t>26.93</w:t>
+              <w:t>64</w:t>
+            </w:r>
+            <w:r>
+              <w:rPr>
+                <w:rFonts w:ascii="Times New Roman" w:hAnsi="Times New Roman" w:cs="Times New Roman"/>
+                <w:color w:val="0F243E" w:themeColor="text2" w:themeShade="80"/>
+                <w:sz w:val="16"/>
+                <w:szCs w:val="16"/>
+              </w:rPr>
+              <w:t>.</w:t>
+            </w:r>
+            <w:r>
+              <w:rPr>
+                <w:rFonts w:ascii="Times New Roman" w:hAnsi="Times New Roman" w:cs="Times New Roman"/>
+                <w:color w:val="0F243E" w:themeColor="text2" w:themeShade="80"/>
+                <w:sz w:val="16"/>
+                <w:szCs w:val="16"/>
+              </w:rPr>
+              <w:t>0</w:t>
+            </w:r>
+            <w:r>
+              <w:rPr>
+                <w:rFonts w:ascii="Times New Roman" w:hAnsi="Times New Roman" w:cs="Times New Roman"/>
+                <w:color w:val="0F243E" w:themeColor="text2" w:themeShade="80"/>
+                <w:sz w:val="16"/>
+                <w:szCs w:val="16"/>
+              </w:rPr>
+              <w:t>1</w:t>
             </w:r>
           </w:p>
         </w:tc>
@@ -11125,39 +11179,7 @@
                 <w:sz w:val="16"/>
                 <w:szCs w:val="16"/>
               </w:rPr>
-              <w:t>19.76</w:t>
-            </w:r>
-          </w:p>
-        </w:tc>
-        <w:tc>
-          <w:tcPr>
-            <w:tcW w:w="220" w:type="pct"/>
-            <w:shd w:val="clear" w:color="auto" w:fill="B8CCE4" w:themeFill="accent1" w:themeFillTint="66"/>
-            <w:tcMar>
-              <w:top w:w="80" w:type="dxa"/>
-              <w:left w:w="80" w:type="dxa"/>
-              <w:bottom w:w="80" w:type="dxa"/>
-              <w:right w:w="80" w:type="dxa"/>
-            </w:tcMar>
-          </w:tcPr>
-          <w:p>
-            <w:pPr>
-              <w:jc w:val="center"/>
-              <w:rPr>
-                <w:rFonts w:ascii="Times New Roman" w:hAnsi="Times New Roman" w:cs="Times New Roman"/>
-                <w:color w:val="0F243E" w:themeColor="text2" w:themeShade="80"/>
-                <w:sz w:val="16"/>
-                <w:szCs w:val="16"/>
-              </w:rPr>
-            </w:pPr>
-            <w:r>
-              <w:rPr>
-                <w:rFonts w:ascii="Times New Roman" w:hAnsi="Times New Roman" w:cs="Times New Roman"/>
-                <w:color w:val="0F243E" w:themeColor="text2" w:themeShade="80"/>
-                <w:sz w:val="16"/>
-                <w:szCs w:val="16"/>
-              </w:rPr>
-              <w:t>0.00</w:t>
+              <w:t>N/A</w:t>
             </w:r>
           </w:p>
         </w:tc>
@@ -11189,39 +11211,71 @@
                 <w:sz w:val="16"/>
                 <w:szCs w:val="16"/>
               </w:rPr>
-              <w:t>26.02</w:t>
+              <w:t>N/A</w:t>
             </w:r>
           </w:p>
         </w:tc>
         <w:tc>
           <w:tcPr>
             <w:tcW w:w="220" w:type="pct"/>
-            <w:shd w:val="clear" w:color="auto" w:fill="FF0000"/>
-            <w:tcMar>
-              <w:top w:w="80" w:type="dxa"/>
-              <w:left w:w="80" w:type="dxa"/>
-              <w:bottom w:w="80" w:type="dxa"/>
-              <w:right w:w="80" w:type="dxa"/>
-            </w:tcMar>
-          </w:tcPr>
-          <w:p>
-            <w:pPr>
-              <w:jc w:val="center"/>
-              <w:rPr>
-                <w:rFonts w:ascii="Times New Roman" w:hAnsi="Times New Roman" w:cs="Times New Roman"/>
-                <w:color w:val="0F243E" w:themeColor="text2" w:themeShade="80"/>
-                <w:sz w:val="16"/>
-                <w:szCs w:val="16"/>
-              </w:rPr>
-            </w:pPr>
-            <w:r>
-              <w:rPr>
-                <w:rFonts w:ascii="Times New Roman" w:hAnsi="Times New Roman" w:cs="Times New Roman"/>
-                <w:color w:val="FFFFFF" w:themeColor="background1"/>
-                <w:sz w:val="16"/>
-                <w:szCs w:val="16"/>
-              </w:rPr>
-              <w:t>INF</w:t>
+            <w:shd w:val="clear" w:color="auto" w:fill="C6D9F1" w:themeFill="text2" w:themeFillTint="33"/>
+            <w:tcMar>
+              <w:top w:w="80" w:type="dxa"/>
+              <w:left w:w="80" w:type="dxa"/>
+              <w:bottom w:w="80" w:type="dxa"/>
+              <w:right w:w="80" w:type="dxa"/>
+            </w:tcMar>
+          </w:tcPr>
+          <w:p>
+            <w:pPr>
+              <w:jc w:val="center"/>
+              <w:rPr>
+                <w:rFonts w:ascii="Times New Roman" w:hAnsi="Times New Roman" w:cs="Times New Roman"/>
+                <w:color w:val="0F243E" w:themeColor="text2" w:themeShade="80"/>
+                <w:sz w:val="16"/>
+                <w:szCs w:val="16"/>
+              </w:rPr>
+            </w:pPr>
+            <w:r>
+              <w:rPr>
+                <w:rFonts w:ascii="Times New Roman" w:hAnsi="Times New Roman" w:cs="Times New Roman"/>
+                <w:color w:val="0F243E" w:themeColor="text2" w:themeShade="80"/>
+                <w:sz w:val="16"/>
+                <w:szCs w:val="16"/>
+              </w:rPr>
+              <w:t>N/A</w:t>
+            </w:r>
+          </w:p>
+        </w:tc>
+        <w:tc>
+          <w:tcPr>
+            <w:tcW w:w="219" w:type="pct"/>
+            <w:shd w:val="clear" w:color="auto" w:fill="C6D9F1" w:themeFill="text2" w:themeFillTint="33"/>
+            <w:tcMar>
+              <w:top w:w="80" w:type="dxa"/>
+              <w:left w:w="80" w:type="dxa"/>
+              <w:bottom w:w="80" w:type="dxa"/>
+              <w:right w:w="80" w:type="dxa"/>
+            </w:tcMar>
+          </w:tcPr>
+          <w:p>
+            <w:pPr>
+              <w:jc w:val="center"/>
+              <w:rPr>
+                <w:rFonts w:ascii="Times New Roman" w:hAnsi="Times New Roman" w:cs="Times New Roman"/>
+                <w:color w:val="0F243E" w:themeColor="text2" w:themeShade="80"/>
+                <w:sz w:val="16"/>
+                <w:szCs w:val="16"/>
+              </w:rPr>
+            </w:pPr>
+            <w:r>
+              <w:rPr>
+                <w:rFonts w:ascii="Times New Roman" w:hAnsi="Times New Roman" w:cs="Times New Roman"/>
+                <w:color w:val="0F243E" w:themeColor="text2" w:themeShade="80"/>
+                <w:sz w:val="16"/>
+                <w:szCs w:val="16"/>
+              </w:rPr>
+              <w:t>N/A</w:t>
             </w:r>
           </w:p>
         </w:tc>
@@ -11808,7 +11862,25 @@
                 <w:sz w:val="16"/>
                 <w:szCs w:val="16"/>
               </w:rPr>
-              <w:t>26.65</w:t>
+              <w:t>40</w:t>
+            </w:r>
+            <w:r>
+              <w:rPr>
+                <w:rFonts w:ascii="Times New Roman" w:hAnsi="Times New Roman" w:cs="Times New Roman"/>
+                <w:color w:val="0F243E" w:themeColor="text2" w:themeShade="80"/>
+                <w:sz w:val="16"/>
+                <w:szCs w:val="16"/>
+              </w:rPr>
+              <w:t>.</w:t>
+            </w:r>
+            <w:r>
+              <w:rPr>
+                <w:rFonts w:ascii="Times New Roman" w:hAnsi="Times New Roman" w:cs="Times New Roman"/>
+                <w:color w:val="0F243E" w:themeColor="text2" w:themeShade="80"/>
+                <w:sz w:val="16"/>
+                <w:szCs w:val="16"/>
+              </w:rPr>
+              <w:t>01</w:t>
             </w:r>
           </w:p>
         </w:tc>
@@ -11840,39 +11912,7 @@
                 <w:sz w:val="16"/>
                 <w:szCs w:val="16"/>
               </w:rPr>
-              <w:t>18.11</w:t>
-            </w:r>
-          </w:p>
-        </w:tc>
-        <w:tc>
-          <w:tcPr>
-            <w:tcW w:w="220" w:type="pct"/>
-            <w:shd w:val="clear" w:color="auto" w:fill="B8CCE4" w:themeFill="accent1" w:themeFillTint="66"/>
-            <w:tcMar>
-              <w:top w:w="80" w:type="dxa"/>
-              <w:left w:w="80" w:type="dxa"/>
-              <w:bottom w:w="80" w:type="dxa"/>
-              <w:right w:w="80" w:type="dxa"/>
-            </w:tcMar>
-          </w:tcPr>
-          <w:p>
-            <w:pPr>
-              <w:jc w:val="center"/>
-              <w:rPr>
-                <w:rFonts w:ascii="Times New Roman" w:hAnsi="Times New Roman" w:cs="Times New Roman"/>
-                <w:color w:val="0F243E" w:themeColor="text2" w:themeShade="80"/>
-                <w:sz w:val="16"/>
-                <w:szCs w:val="16"/>
-              </w:rPr>
-            </w:pPr>
-            <w:r>
-              <w:rPr>
-                <w:rFonts w:ascii="Times New Roman" w:hAnsi="Times New Roman" w:cs="Times New Roman"/>
-                <w:color w:val="0F243E" w:themeColor="text2" w:themeShade="80"/>
-                <w:sz w:val="16"/>
-                <w:szCs w:val="16"/>
-              </w:rPr>
-              <w:t>0.00</w:t>
+              <w:t>N/A</w:t>
             </w:r>
           </w:p>
         </w:tc>
@@ -11904,39 +11944,71 @@
                 <w:sz w:val="16"/>
                 <w:szCs w:val="16"/>
               </w:rPr>
-              <w:t>25.94</w:t>
+              <w:t>N/A</w:t>
             </w:r>
           </w:p>
         </w:tc>
         <w:tc>
           <w:tcPr>
             <w:tcW w:w="220" w:type="pct"/>
-            <w:shd w:val="clear" w:color="auto" w:fill="FF0000"/>
-            <w:tcMar>
-              <w:top w:w="80" w:type="dxa"/>
-              <w:left w:w="80" w:type="dxa"/>
-              <w:bottom w:w="80" w:type="dxa"/>
-              <w:right w:w="80" w:type="dxa"/>
-            </w:tcMar>
-          </w:tcPr>
-          <w:p>
-            <w:pPr>
-              <w:jc w:val="center"/>
-              <w:rPr>
-                <w:rFonts w:ascii="Times New Roman" w:hAnsi="Times New Roman" w:cs="Times New Roman"/>
-                <w:color w:val="0F243E" w:themeColor="text2" w:themeShade="80"/>
-                <w:sz w:val="16"/>
-                <w:szCs w:val="16"/>
-              </w:rPr>
-            </w:pPr>
-            <w:r>
-              <w:rPr>
-                <w:rFonts w:ascii="Times New Roman" w:hAnsi="Times New Roman" w:cs="Times New Roman"/>
-                <w:color w:val="FFFFFF" w:themeColor="background1"/>
-                <w:sz w:val="16"/>
-                <w:szCs w:val="16"/>
-              </w:rPr>
-              <w:t>INF</w:t>
+            <w:shd w:val="clear" w:color="auto" w:fill="C6D9F1" w:themeFill="text2" w:themeFillTint="33"/>
+            <w:tcMar>
+              <w:top w:w="80" w:type="dxa"/>
+              <w:left w:w="80" w:type="dxa"/>
+              <w:bottom w:w="80" w:type="dxa"/>
+              <w:right w:w="80" w:type="dxa"/>
+            </w:tcMar>
+          </w:tcPr>
+          <w:p>
+            <w:pPr>
+              <w:jc w:val="center"/>
+              <w:rPr>
+                <w:rFonts w:ascii="Times New Roman" w:hAnsi="Times New Roman" w:cs="Times New Roman"/>
+                <w:color w:val="0F243E" w:themeColor="text2" w:themeShade="80"/>
+                <w:sz w:val="16"/>
+                <w:szCs w:val="16"/>
+              </w:rPr>
+            </w:pPr>
+            <w:r>
+              <w:rPr>
+                <w:rFonts w:ascii="Times New Roman" w:hAnsi="Times New Roman" w:cs="Times New Roman"/>
+                <w:color w:val="0F243E" w:themeColor="text2" w:themeShade="80"/>
+                <w:sz w:val="16"/>
+                <w:szCs w:val="16"/>
+              </w:rPr>
+              <w:t>N/A</w:t>
+            </w:r>
+          </w:p>
+        </w:tc>
+        <w:tc>
+          <w:tcPr>
+            <w:tcW w:w="219" w:type="pct"/>
+            <w:shd w:val="clear" w:color="auto" w:fill="C6D9F1" w:themeFill="text2" w:themeFillTint="33"/>
+            <w:tcMar>
+              <w:top w:w="80" w:type="dxa"/>
+              <w:left w:w="80" w:type="dxa"/>
+              <w:bottom w:w="80" w:type="dxa"/>
+              <w:right w:w="80" w:type="dxa"/>
+            </w:tcMar>
+          </w:tcPr>
+          <w:p>
+            <w:pPr>
+              <w:jc w:val="center"/>
+              <w:rPr>
+                <w:rFonts w:ascii="Times New Roman" w:hAnsi="Times New Roman" w:cs="Times New Roman"/>
+                <w:color w:val="0F243E" w:themeColor="text2" w:themeShade="80"/>
+                <w:sz w:val="16"/>
+                <w:szCs w:val="16"/>
+              </w:rPr>
+            </w:pPr>
+            <w:r>
+              <w:rPr>
+                <w:rFonts w:ascii="Times New Roman" w:hAnsi="Times New Roman" w:cs="Times New Roman"/>
+                <w:color w:val="0F243E" w:themeColor="text2" w:themeShade="80"/>
+                <w:sz w:val="16"/>
+                <w:szCs w:val="16"/>
+              </w:rPr>
+              <w:t>N/A</w:t>
             </w:r>
           </w:p>
         </w:tc>
@@ -12523,7 +12595,34 @@
                 <w:sz w:val="16"/>
                 <w:szCs w:val="16"/>
               </w:rPr>
-              <w:t>24.63</w:t>
+              <w:t>24</w:t>
+            </w:r>
+            <w:r>
+              <w:rPr>
+                <w:rFonts w:ascii="Times New Roman" w:hAnsi="Times New Roman" w:cs="Times New Roman"/>
+                <w:color w:val="0F243E" w:themeColor="text2" w:themeShade="80"/>
+                <w:sz w:val="16"/>
+                <w:szCs w:val="16"/>
+              </w:rPr>
+              <w:t>.</w:t>
+            </w:r>
+            <w:r>
+              <w:rPr>
+                <w:rFonts w:ascii="Times New Roman" w:hAnsi="Times New Roman" w:cs="Times New Roman"/>
+                <w:color w:val="0F243E" w:themeColor="text2" w:themeShade="80"/>
+                <w:sz w:val="16"/>
+                <w:szCs w:val="16"/>
+              </w:rPr>
+              <w:t>0</w:t>
+            </w:r>
+            <w:r>
+              <w:rPr>
+                <w:rFonts w:ascii="Times New Roman" w:hAnsi="Times New Roman" w:cs="Times New Roman"/>
+                <w:color w:val="0F243E" w:themeColor="text2" w:themeShade="80"/>
+                <w:sz w:val="16"/>
+                <w:szCs w:val="16"/>
+              </w:rPr>
+              <w:t>8</w:t>
             </w:r>
           </w:p>
         </w:tc>
@@ -12555,7 +12654,7 @@
                 <w:sz w:val="16"/>
                 <w:szCs w:val="16"/>
               </w:rPr>
-              <w:t>17.65</w:t>
+              <w:t>N/A</w:t>
             </w:r>
           </w:p>
         </w:tc>
@@ -12587,7 +12686,7 @@
                 <w:sz w:val="16"/>
                 <w:szCs w:val="16"/>
               </w:rPr>
-              <w:t>0.00</w:t>
+              <w:t>N/A</w:t>
             </w:r>
           </w:p>
         </w:tc>
@@ -12619,39 +12718,39 @@
                 <w:sz w:val="16"/>
                 <w:szCs w:val="16"/>
               </w:rPr>
-              <w:t>26.88</w:t>
-            </w:r>
-          </w:p>
-        </w:tc>
-        <w:tc>
-          <w:tcPr>
-            <w:tcW w:w="220" w:type="pct"/>
-            <w:shd w:val="clear" w:color="auto" w:fill="FF0000"/>
-            <w:tcMar>
-              <w:top w:w="80" w:type="dxa"/>
-              <w:left w:w="80" w:type="dxa"/>
-              <w:bottom w:w="80" w:type="dxa"/>
-              <w:right w:w="80" w:type="dxa"/>
-            </w:tcMar>
-          </w:tcPr>
-          <w:p>
-            <w:pPr>
-              <w:jc w:val="center"/>
-              <w:rPr>
-                <w:rFonts w:ascii="Times New Roman" w:hAnsi="Times New Roman" w:cs="Times New Roman"/>
-                <w:color w:val="0F243E" w:themeColor="text2" w:themeShade="80"/>
-                <w:sz w:val="16"/>
-                <w:szCs w:val="16"/>
-              </w:rPr>
-            </w:pPr>
-            <w:r>
-              <w:rPr>
-                <w:rFonts w:ascii="Times New Roman" w:hAnsi="Times New Roman" w:cs="Times New Roman"/>
-                <w:color w:val="FFFFFF" w:themeColor="background1"/>
-                <w:sz w:val="16"/>
-                <w:szCs w:val="16"/>
-              </w:rPr>
-              <w:t>INF</w:t>
+              <w:t>N/A</w:t>
+            </w:r>
+          </w:p>
+        </w:tc>
+        <w:tc>
+          <w:tcPr>
+            <w:tcW w:w="219" w:type="pct"/>
+            <w:shd w:val="clear" w:color="auto" w:fill="C6D9F1" w:themeFill="text2" w:themeFillTint="33"/>
+            <w:tcMar>
+              <w:top w:w="80" w:type="dxa"/>
+              <w:left w:w="80" w:type="dxa"/>
+              <w:bottom w:w="80" w:type="dxa"/>
+              <w:right w:w="80" w:type="dxa"/>
+            </w:tcMar>
+          </w:tcPr>
+          <w:p>
+            <w:pPr>
+              <w:jc w:val="center"/>
+              <w:rPr>
+                <w:rFonts w:ascii="Times New Roman" w:hAnsi="Times New Roman" w:cs="Times New Roman"/>
+                <w:color w:val="0F243E" w:themeColor="text2" w:themeShade="80"/>
+                <w:sz w:val="16"/>
+                <w:szCs w:val="16"/>
+              </w:rPr>
+            </w:pPr>
+            <w:r>
+              <w:rPr>
+                <w:rFonts w:ascii="Times New Roman" w:hAnsi="Times New Roman" w:cs="Times New Roman"/>
+                <w:color w:val="0F243E" w:themeColor="text2" w:themeShade="80"/>
+                <w:sz w:val="16"/>
+                <w:szCs w:val="16"/>
+              </w:rPr>
+              <w:t>N/A</w:t>
             </w:r>
           </w:p>
         </w:tc>
@@ -13368,7 +13467,7 @@
         </w:tc>
         <w:tc>
           <w:tcPr>
-            <w:tcW w:w="220" w:type="pct"/>
+            <w:tcW w:w="219" w:type="pct"/>
             <w:shd w:val="clear" w:color="auto" w:fill="C6D9F1" w:themeFill="text2" w:themeFillTint="33"/>
             <w:tcMar>
               <w:top w:w="80" w:type="dxa"/>
@@ -14082,7 +14181,7 @@
         </w:tc>
         <w:tc>
           <w:tcPr>
-            <w:tcW w:w="220" w:type="pct"/>
+            <w:tcW w:w="219" w:type="pct"/>
             <w:shd w:val="clear" w:color="auto" w:fill="C6D9F1" w:themeFill="text2" w:themeFillTint="33"/>
             <w:tcMar>
               <w:top w:w="80" w:type="dxa"/>
@@ -14796,7 +14895,7 @@
         </w:tc>
         <w:tc>
           <w:tcPr>
-            <w:tcW w:w="220" w:type="pct"/>
+            <w:tcW w:w="219" w:type="pct"/>
             <w:shd w:val="clear" w:color="auto" w:fill="FF0000"/>
             <w:tcMar>
               <w:top w:w="80" w:type="dxa"/>
@@ -15438,7 +15537,25 @@
                 <w:sz w:val="16"/>
                 <w:szCs w:val="16"/>
               </w:rPr>
-              <w:t>26.93</w:t>
+              <w:t>64</w:t>
+            </w:r>
+            <w:r>
+              <w:rPr>
+                <w:rFonts w:ascii="Times New Roman" w:hAnsi="Times New Roman" w:cs="Times New Roman"/>
+                <w:color w:val="0F243E" w:themeColor="text2" w:themeShade="80"/>
+                <w:sz w:val="16"/>
+                <w:szCs w:val="16"/>
+              </w:rPr>
+              <w:t>.</w:t>
+            </w:r>
+            <w:r>
+              <w:rPr>
+                <w:rFonts w:ascii="Times New Roman" w:hAnsi="Times New Roman" w:cs="Times New Roman"/>
+                <w:color w:val="0F243E" w:themeColor="text2" w:themeShade="80"/>
+                <w:sz w:val="16"/>
+                <w:szCs w:val="16"/>
+              </w:rPr>
+              <w:t>32</w:t>
             </w:r>
           </w:p>
         </w:tc>
@@ -15470,7 +15587,7 @@
                 <w:sz w:val="16"/>
                 <w:szCs w:val="16"/>
               </w:rPr>
-              <w:t>20.32</w:t>
+              <w:t>N/A</w:t>
             </w:r>
           </w:p>
         </w:tc>
@@ -15502,7 +15619,7 @@
                 <w:sz w:val="16"/>
                 <w:szCs w:val="16"/>
               </w:rPr>
-              <w:t>0.00</w:t>
+              <w:t>N/A</w:t>
             </w:r>
           </w:p>
         </w:tc>
@@ -15534,39 +15651,39 @@
                 <w:sz w:val="16"/>
                 <w:szCs w:val="16"/>
               </w:rPr>
-              <w:t>26.02</w:t>
-            </w:r>
-          </w:p>
-        </w:tc>
-        <w:tc>
-          <w:tcPr>
-            <w:tcW w:w="220" w:type="pct"/>
-            <w:shd w:val="clear" w:color="auto" w:fill="FF0000"/>
-            <w:tcMar>
-              <w:top w:w="80" w:type="dxa"/>
-              <w:left w:w="80" w:type="dxa"/>
-              <w:bottom w:w="80" w:type="dxa"/>
-              <w:right w:w="80" w:type="dxa"/>
-            </w:tcMar>
-          </w:tcPr>
-          <w:p>
-            <w:pPr>
-              <w:jc w:val="center"/>
-              <w:rPr>
-                <w:rFonts w:ascii="Times New Roman" w:hAnsi="Times New Roman" w:cs="Times New Roman"/>
-                <w:color w:val="0F243E" w:themeColor="text2" w:themeShade="80"/>
-                <w:sz w:val="16"/>
-                <w:szCs w:val="16"/>
-              </w:rPr>
-            </w:pPr>
-            <w:r>
-              <w:rPr>
-                <w:rFonts w:ascii="Times New Roman" w:hAnsi="Times New Roman" w:cs="Times New Roman"/>
-                <w:color w:val="FFFFFF" w:themeColor="background1"/>
-                <w:sz w:val="16"/>
-                <w:szCs w:val="16"/>
-              </w:rPr>
-              <w:t>INF</w:t>
+              <w:t>N/A</w:t>
+            </w:r>
+          </w:p>
+        </w:tc>
+        <w:tc>
+          <w:tcPr>
+            <w:tcW w:w="219" w:type="pct"/>
+            <w:shd w:val="clear" w:color="auto" w:fill="C6D9F1" w:themeFill="text2" w:themeFillTint="33"/>
+            <w:tcMar>
+              <w:top w:w="80" w:type="dxa"/>
+              <w:left w:w="80" w:type="dxa"/>
+              <w:bottom w:w="80" w:type="dxa"/>
+              <w:right w:w="80" w:type="dxa"/>
+            </w:tcMar>
+          </w:tcPr>
+          <w:p>
+            <w:pPr>
+              <w:jc w:val="center"/>
+              <w:rPr>
+                <w:rFonts w:ascii="Times New Roman" w:hAnsi="Times New Roman" w:cs="Times New Roman"/>
+                <w:color w:val="0F243E" w:themeColor="text2" w:themeShade="80"/>
+                <w:sz w:val="16"/>
+                <w:szCs w:val="16"/>
+              </w:rPr>
+            </w:pPr>
+            <w:r>
+              <w:rPr>
+                <w:rFonts w:ascii="Times New Roman" w:hAnsi="Times New Roman" w:cs="Times New Roman"/>
+                <w:color w:val="0F243E" w:themeColor="text2" w:themeShade="80"/>
+                <w:sz w:val="16"/>
+                <w:szCs w:val="16"/>
+              </w:rPr>
+              <w:t>N/A</w:t>
             </w:r>
           </w:p>
         </w:tc>
@@ -16153,7 +16270,7 @@
                 <w:sz w:val="16"/>
                 <w:szCs w:val="16"/>
               </w:rPr>
-              <w:t>22.91</w:t>
+              <w:t>N/A</w:t>
             </w:r>
           </w:p>
         </w:tc>
@@ -16185,7 +16302,7 @@
                 <w:sz w:val="16"/>
                 <w:szCs w:val="16"/>
               </w:rPr>
-              <w:t>19.20</w:t>
+              <w:t>N/A</w:t>
             </w:r>
           </w:p>
         </w:tc>
@@ -16217,7 +16334,7 @@
                 <w:sz w:val="16"/>
                 <w:szCs w:val="16"/>
               </w:rPr>
-              <w:t>0.00</w:t>
+              <w:t>N/A</w:t>
             </w:r>
           </w:p>
         </w:tc>
@@ -16249,39 +16366,39 @@
                 <w:sz w:val="16"/>
                 <w:szCs w:val="16"/>
               </w:rPr>
-              <w:t>27.65</w:t>
-            </w:r>
-          </w:p>
-        </w:tc>
-        <w:tc>
-          <w:tcPr>
-            <w:tcW w:w="220" w:type="pct"/>
-            <w:shd w:val="clear" w:color="auto" w:fill="FF0000"/>
-            <w:tcMar>
-              <w:top w:w="80" w:type="dxa"/>
-              <w:left w:w="80" w:type="dxa"/>
-              <w:bottom w:w="80" w:type="dxa"/>
-              <w:right w:w="80" w:type="dxa"/>
-            </w:tcMar>
-          </w:tcPr>
-          <w:p>
-            <w:pPr>
-              <w:jc w:val="center"/>
-              <w:rPr>
-                <w:rFonts w:ascii="Times New Roman" w:hAnsi="Times New Roman" w:cs="Times New Roman"/>
-                <w:color w:val="0F243E" w:themeColor="text2" w:themeShade="80"/>
-                <w:sz w:val="16"/>
-                <w:szCs w:val="16"/>
-              </w:rPr>
-            </w:pPr>
-            <w:r>
-              <w:rPr>
-                <w:rFonts w:ascii="Times New Roman" w:hAnsi="Times New Roman" w:cs="Times New Roman"/>
-                <w:color w:val="FFFFFF" w:themeColor="background1"/>
-                <w:sz w:val="16"/>
-                <w:szCs w:val="16"/>
-              </w:rPr>
-              <w:t>INF</w:t>
+              <w:t>N/A</w:t>
+            </w:r>
+          </w:p>
+        </w:tc>
+        <w:tc>
+          <w:tcPr>
+            <w:tcW w:w="219" w:type="pct"/>
+            <w:shd w:val="clear" w:color="auto" w:fill="C6D9F1" w:themeFill="text2" w:themeFillTint="33"/>
+            <w:tcMar>
+              <w:top w:w="80" w:type="dxa"/>
+              <w:left w:w="80" w:type="dxa"/>
+              <w:bottom w:w="80" w:type="dxa"/>
+              <w:right w:w="80" w:type="dxa"/>
+            </w:tcMar>
+          </w:tcPr>
+          <w:p>
+            <w:pPr>
+              <w:jc w:val="center"/>
+              <w:rPr>
+                <w:rFonts w:ascii="Times New Roman" w:hAnsi="Times New Roman" w:cs="Times New Roman"/>
+                <w:color w:val="0F243E" w:themeColor="text2" w:themeShade="80"/>
+                <w:sz w:val="16"/>
+                <w:szCs w:val="16"/>
+              </w:rPr>
+            </w:pPr>
+            <w:r>
+              <w:rPr>
+                <w:rFonts w:ascii="Times New Roman" w:hAnsi="Times New Roman" w:cs="Times New Roman"/>
+                <w:color w:val="0F243E" w:themeColor="text2" w:themeShade="80"/>
+                <w:sz w:val="16"/>
+                <w:szCs w:val="16"/>
+              </w:rPr>
+              <w:t>N/A</w:t>
             </w:r>
           </w:p>
         </w:tc>
@@ -16868,7 +16985,34 @@
                 <w:sz w:val="16"/>
                 <w:szCs w:val="16"/>
               </w:rPr>
-              <w:t>22.91</w:t>
+              <w:t>24</w:t>
+            </w:r>
+            <w:r>
+              <w:rPr>
+                <w:rFonts w:ascii="Times New Roman" w:hAnsi="Times New Roman" w:cs="Times New Roman"/>
+                <w:color w:val="0F243E" w:themeColor="text2" w:themeShade="80"/>
+                <w:sz w:val="16"/>
+                <w:szCs w:val="16"/>
+              </w:rPr>
+              <w:t>.</w:t>
+            </w:r>
+            <w:r>
+              <w:rPr>
+                <w:rFonts w:ascii="Times New Roman" w:hAnsi="Times New Roman" w:cs="Times New Roman"/>
+                <w:color w:val="0F243E" w:themeColor="text2" w:themeShade="80"/>
+                <w:sz w:val="16"/>
+                <w:szCs w:val="16"/>
+              </w:rPr>
+              <w:t>0</w:t>
+            </w:r>
+            <w:r>
+              <w:rPr>
+                <w:rFonts w:ascii="Times New Roman" w:hAnsi="Times New Roman" w:cs="Times New Roman"/>
+                <w:color w:val="0F243E" w:themeColor="text2" w:themeShade="80"/>
+                <w:sz w:val="16"/>
+                <w:szCs w:val="16"/>
+              </w:rPr>
+              <w:t>6</w:t>
             </w:r>
           </w:p>
         </w:tc>
@@ -16900,7 +17044,7 @@
                 <w:sz w:val="16"/>
                 <w:szCs w:val="16"/>
               </w:rPr>
-              <w:t>18.97</w:t>
+              <w:t>N/A</w:t>
             </w:r>
           </w:p>
         </w:tc>
@@ -16932,7 +17076,7 @@
                 <w:sz w:val="16"/>
                 <w:szCs w:val="16"/>
               </w:rPr>
-              <w:t>0.00</w:t>
+              <w:t>N/A</w:t>
             </w:r>
           </w:p>
         </w:tc>
@@ -16964,39 +17108,39 @@
                 <w:sz w:val="16"/>
                 <w:szCs w:val="16"/>
               </w:rPr>
-              <w:t>28.67</w:t>
-            </w:r>
-          </w:p>
-        </w:tc>
-        <w:tc>
-          <w:tcPr>
-            <w:tcW w:w="220" w:type="pct"/>
-            <w:shd w:val="clear" w:color="auto" w:fill="FF0000"/>
-            <w:tcMar>
-              <w:top w:w="80" w:type="dxa"/>
-              <w:left w:w="80" w:type="dxa"/>
-              <w:bottom w:w="80" w:type="dxa"/>
-              <w:right w:w="80" w:type="dxa"/>
-            </w:tcMar>
-          </w:tcPr>
-          <w:p>
-            <w:pPr>
-              <w:jc w:val="center"/>
-              <w:rPr>
-                <w:rFonts w:ascii="Times New Roman" w:hAnsi="Times New Roman" w:cs="Times New Roman"/>
-                <w:color w:val="0F243E" w:themeColor="text2" w:themeShade="80"/>
-                <w:sz w:val="16"/>
-                <w:szCs w:val="16"/>
-              </w:rPr>
-            </w:pPr>
-            <w:r>
-              <w:rPr>
-                <w:rFonts w:ascii="Times New Roman" w:hAnsi="Times New Roman" w:cs="Times New Roman"/>
-                <w:color w:val="FFFFFF" w:themeColor="background1"/>
-                <w:sz w:val="16"/>
-                <w:szCs w:val="16"/>
-              </w:rPr>
-              <w:t>INF</w:t>
+              <w:t>N/A</w:t>
+            </w:r>
+          </w:p>
+        </w:tc>
+        <w:tc>
+          <w:tcPr>
+            <w:tcW w:w="219" w:type="pct"/>
+            <w:shd w:val="clear" w:color="auto" w:fill="C6D9F1" w:themeFill="text2" w:themeFillTint="33"/>
+            <w:tcMar>
+              <w:top w:w="80" w:type="dxa"/>
+              <w:left w:w="80" w:type="dxa"/>
+              <w:bottom w:w="80" w:type="dxa"/>
+              <w:right w:w="80" w:type="dxa"/>
+            </w:tcMar>
+          </w:tcPr>
+          <w:p>
+            <w:pPr>
+              <w:jc w:val="center"/>
+              <w:rPr>
+                <w:rFonts w:ascii="Times New Roman" w:hAnsi="Times New Roman" w:cs="Times New Roman"/>
+                <w:color w:val="0F243E" w:themeColor="text2" w:themeShade="80"/>
+                <w:sz w:val="16"/>
+                <w:szCs w:val="16"/>
+              </w:rPr>
+            </w:pPr>
+            <w:r>
+              <w:rPr>
+                <w:rFonts w:ascii="Times New Roman" w:hAnsi="Times New Roman" w:cs="Times New Roman"/>
+                <w:color w:val="0F243E" w:themeColor="text2" w:themeShade="80"/>
+                <w:sz w:val="16"/>
+                <w:szCs w:val="16"/>
+              </w:rPr>
+              <w:t>N/A</w:t>
             </w:r>
           </w:p>
         </w:tc>

--- a/Evaluations/BenchmarkEvaluations/BenchmarkComparison.docx
+++ b/Evaluations/BenchmarkEvaluations/BenchmarkComparison.docx
@@ -27,7 +27,7 @@
     <w:tbl>
       <w:tblPr>
         <w:tblStyle w:val="a"/>
-        <w:tblW w:w="23750" w:type="dxa"/>
+        <w:tblW w:w="5000" w:type="pct"/>
         <w:jc w:val="center"/>
         <w:tblInd w:w="0" w:type="dxa"/>
         <w:tblBorders>
@@ -38,7 +38,6 @@
           <w:insideH w:val="single" w:sz="4" w:space="0" w:color="000000"/>
           <w:insideV w:val="single" w:sz="4" w:space="0" w:color="000000"/>
         </w:tblBorders>
-        <w:tblLayout w:type="fixed"/>
         <w:tblLook w:val="0000" w:firstRow="0" w:lastRow="0" w:firstColumn="0" w:lastColumn="0" w:noHBand="0" w:noVBand="0"/>
       </w:tblPr>
       <w:tblGrid>
@@ -73,7 +72,7 @@
         </w:trPr>
         <w:tc>
           <w:tcPr>
-            <w:tcW w:w="1638" w:type="dxa"/>
+            <w:tcW w:w="345" w:type="pct"/>
             <w:vMerge w:val="restart"/>
             <w:shd w:val="clear" w:color="auto" w:fill="FFFFFF"/>
             <w:tcMar>
@@ -107,7 +106,7 @@
         </w:tc>
         <w:tc>
           <w:tcPr>
-            <w:tcW w:w="859" w:type="dxa"/>
+            <w:tcW w:w="181" w:type="pct"/>
             <w:vMerge w:val="restart"/>
             <w:shd w:val="clear" w:color="auto" w:fill="FFFFFF"/>
             <w:tcMar>
@@ -141,7 +140,7 @@
         </w:tc>
         <w:tc>
           <w:tcPr>
-            <w:tcW w:w="5343" w:type="dxa"/>
+            <w:tcW w:w="1125" w:type="pct"/>
             <w:gridSpan w:val="5"/>
             <w:shd w:val="clear" w:color="auto" w:fill="FAC090"/>
             <w:tcMar>
@@ -192,7 +191,7 @@
         </w:tc>
         <w:tc>
           <w:tcPr>
-            <w:tcW w:w="5345" w:type="dxa"/>
+            <w:tcW w:w="1125" w:type="pct"/>
             <w:gridSpan w:val="5"/>
             <w:shd w:val="clear" w:color="auto" w:fill="403152"/>
             <w:tcMar>
@@ -230,7 +229,7 @@
         </w:tc>
         <w:tc>
           <w:tcPr>
-            <w:tcW w:w="5345" w:type="dxa"/>
+            <w:tcW w:w="1125" w:type="pct"/>
             <w:gridSpan w:val="5"/>
             <w:shd w:val="clear" w:color="auto" w:fill="EEECE1"/>
             <w:tcMar>
@@ -268,7 +267,7 @@
         </w:tc>
         <w:tc>
           <w:tcPr>
-            <w:tcW w:w="5220" w:type="dxa"/>
+            <w:tcW w:w="1099" w:type="pct"/>
             <w:gridSpan w:val="5"/>
             <w:shd w:val="clear" w:color="auto" w:fill="C6D9F1"/>
             <w:tcMar>
@@ -313,7 +312,7 @@
         </w:trPr>
         <w:tc>
           <w:tcPr>
-            <w:tcW w:w="1638" w:type="dxa"/>
+            <w:tcW w:w="345" w:type="pct"/>
             <w:vMerge/>
             <w:shd w:val="clear" w:color="auto" w:fill="FFFFFF"/>
             <w:tcMar>
@@ -348,7 +347,7 @@
         </w:tc>
         <w:tc>
           <w:tcPr>
-            <w:tcW w:w="859" w:type="dxa"/>
+            <w:tcW w:w="181" w:type="pct"/>
             <w:vMerge/>
             <w:shd w:val="clear" w:color="auto" w:fill="FFFFFF"/>
             <w:tcMar>
@@ -383,7 +382,7 @@
         </w:tc>
         <w:tc>
           <w:tcPr>
-            <w:tcW w:w="5343" w:type="dxa"/>
+            <w:tcW w:w="1125" w:type="pct"/>
             <w:gridSpan w:val="5"/>
             <w:shd w:val="clear" w:color="auto" w:fill="FAC090"/>
             <w:tcMar>
@@ -424,7 +423,7 @@
         </w:tc>
         <w:tc>
           <w:tcPr>
-            <w:tcW w:w="5345" w:type="dxa"/>
+            <w:tcW w:w="1125" w:type="pct"/>
             <w:gridSpan w:val="5"/>
             <w:shd w:val="clear" w:color="auto" w:fill="403152"/>
             <w:tcMar>
@@ -463,7 +462,7 @@
         </w:tc>
         <w:tc>
           <w:tcPr>
-            <w:tcW w:w="5345" w:type="dxa"/>
+            <w:tcW w:w="1125" w:type="pct"/>
             <w:gridSpan w:val="5"/>
             <w:shd w:val="clear" w:color="auto" w:fill="EEECE1"/>
             <w:tcMar>
@@ -503,7 +502,7 @@
         </w:tc>
         <w:tc>
           <w:tcPr>
-            <w:tcW w:w="5220" w:type="dxa"/>
+            <w:tcW w:w="1099" w:type="pct"/>
             <w:gridSpan w:val="5"/>
             <w:shd w:val="clear" w:color="auto" w:fill="C6D9F1"/>
             <w:tcMar>
@@ -552,7 +551,7 @@
         </w:trPr>
         <w:tc>
           <w:tcPr>
-            <w:tcW w:w="1638" w:type="dxa"/>
+            <w:tcW w:w="345" w:type="pct"/>
             <w:vMerge/>
             <w:shd w:val="clear" w:color="auto" w:fill="FFFFFF"/>
             <w:tcMar>
@@ -589,7 +588,7 @@
         </w:tc>
         <w:tc>
           <w:tcPr>
-            <w:tcW w:w="859" w:type="dxa"/>
+            <w:tcW w:w="181" w:type="pct"/>
             <w:vMerge/>
             <w:shd w:val="clear" w:color="auto" w:fill="FFFFFF"/>
             <w:tcMar>
@@ -626,7 +625,7 @@
         </w:tc>
         <w:tc>
           <w:tcPr>
-            <w:tcW w:w="1068" w:type="dxa"/>
+            <w:tcW w:w="225" w:type="pct"/>
             <w:shd w:val="clear" w:color="auto" w:fill="FAC090"/>
             <w:tcMar>
               <w:top w:w="80" w:type="dxa"/>
@@ -669,13 +668,13 @@
                 <w:szCs w:val="16"/>
               </w:rPr>
               <w:br/>
-              <w:t>(5-shot)</w:t>
-            </w:r>
-          </w:p>
-        </w:tc>
-        <w:tc>
-          <w:tcPr>
-            <w:tcW w:w="1068" w:type="dxa"/>
+              <w:t>(5 - Shots)</w:t>
+            </w:r>
+          </w:p>
+        </w:tc>
+        <w:tc>
+          <w:tcPr>
+            <w:tcW w:w="225" w:type="pct"/>
             <w:shd w:val="clear" w:color="auto" w:fill="FAC090"/>
             <w:tcMar>
               <w:top w:w="80" w:type="dxa"/>
@@ -710,23 +709,7 @@
               <w:t>IFEval</w:t>
             </w:r>
             <w:proofErr w:type="spellEnd"/>
-          </w:p>
-        </w:tc>
-        <w:tc>
-          <w:tcPr>
-            <w:tcW w:w="1069" w:type="dxa"/>
-            <w:shd w:val="clear" w:color="auto" w:fill="FAC090"/>
-            <w:tcMar>
-              <w:top w:w="80" w:type="dxa"/>
-              <w:left w:w="60" w:type="dxa"/>
-              <w:bottom w:w="80" w:type="dxa"/>
-              <w:right w:w="60" w:type="dxa"/>
-            </w:tcMar>
-            <w:vAlign w:val="center"/>
-          </w:tcPr>
-          <w:p>
-            <w:pPr>
-              <w:jc w:val="center"/>
+            <w:r>
               <w:rPr>
                 <w:rFonts w:ascii="Times New Roman" w:eastAsia="Times New Roman" w:hAnsi="Times New Roman" w:cs="Times New Roman"/>
                 <w:b/>
@@ -735,8 +718,12 @@
                 <w:sz w:val="16"/>
                 <w:szCs w:val="16"/>
               </w:rPr>
-            </w:pPr>
-            <w:r>
+              <w:t xml:space="preserve"> </w:t>
+            </w:r>
+          </w:p>
+          <w:p>
+            <w:pPr>
+              <w:jc w:val="center"/>
               <w:rPr>
                 <w:rFonts w:ascii="Times New Roman" w:eastAsia="Times New Roman" w:hAnsi="Times New Roman" w:cs="Times New Roman"/>
                 <w:b/>
@@ -745,9 +732,7 @@
                 <w:sz w:val="16"/>
                 <w:szCs w:val="16"/>
               </w:rPr>
-              <w:t xml:space="preserve">GSM8K </w:t>
-            </w:r>
-            <w:proofErr w:type="spellStart"/>
+            </w:pPr>
             <w:r>
               <w:rPr>
                 <w:rFonts w:ascii="Times New Roman" w:eastAsia="Times New Roman" w:hAnsi="Times New Roman" w:cs="Times New Roman"/>
@@ -757,10 +742,25 @@
                 <w:sz w:val="16"/>
                 <w:szCs w:val="16"/>
               </w:rPr>
-              <w:t>CoT</w:t>
-            </w:r>
-            <w:proofErr w:type="spellEnd"/>
-            <w:r>
+              <w:t>(0 - Shots)</w:t>
+            </w:r>
+          </w:p>
+        </w:tc>
+        <w:tc>
+          <w:tcPr>
+            <w:tcW w:w="225" w:type="pct"/>
+            <w:shd w:val="clear" w:color="auto" w:fill="FAC090"/>
+            <w:tcMar>
+              <w:top w:w="80" w:type="dxa"/>
+              <w:left w:w="60" w:type="dxa"/>
+              <w:bottom w:w="80" w:type="dxa"/>
+              <w:right w:w="60" w:type="dxa"/>
+            </w:tcMar>
+            <w:vAlign w:val="center"/>
+          </w:tcPr>
+          <w:p>
+            <w:pPr>
+              <w:jc w:val="center"/>
               <w:rPr>
                 <w:rFonts w:ascii="Times New Roman" w:eastAsia="Times New Roman" w:hAnsi="Times New Roman" w:cs="Times New Roman"/>
                 <w:b/>
@@ -769,26 +769,8 @@
                 <w:sz w:val="16"/>
                 <w:szCs w:val="16"/>
               </w:rPr>
-              <w:br/>
-              <w:t>(8-shot)</w:t>
-            </w:r>
-          </w:p>
-        </w:tc>
-        <w:tc>
-          <w:tcPr>
-            <w:tcW w:w="1069" w:type="dxa"/>
-            <w:shd w:val="clear" w:color="auto" w:fill="FAC090"/>
-            <w:tcMar>
-              <w:top w:w="80" w:type="dxa"/>
-              <w:left w:w="60" w:type="dxa"/>
-              <w:bottom w:w="80" w:type="dxa"/>
-              <w:right w:w="60" w:type="dxa"/>
-            </w:tcMar>
-            <w:vAlign w:val="center"/>
-          </w:tcPr>
-          <w:p>
-            <w:pPr>
-              <w:jc w:val="center"/>
+            </w:pPr>
+            <w:r>
               <w:rPr>
                 <w:rFonts w:ascii="Times New Roman" w:eastAsia="Times New Roman" w:hAnsi="Times New Roman" w:cs="Times New Roman"/>
                 <w:b/>
@@ -797,7 +779,9 @@
                 <w:sz w:val="16"/>
                 <w:szCs w:val="16"/>
               </w:rPr>
-            </w:pPr>
+              <w:t xml:space="preserve">GSM8K </w:t>
+            </w:r>
+            <w:proofErr w:type="spellStart"/>
             <w:r>
               <w:rPr>
                 <w:rFonts w:ascii="Times New Roman" w:eastAsia="Times New Roman" w:hAnsi="Times New Roman" w:cs="Times New Roman"/>
@@ -807,12 +791,10 @@
                 <w:sz w:val="16"/>
                 <w:szCs w:val="16"/>
               </w:rPr>
-              <w:t>ARC-C</w:t>
-            </w:r>
-          </w:p>
-          <w:p>
-            <w:pPr>
-              <w:jc w:val="center"/>
+              <w:t>CoT</w:t>
+            </w:r>
+            <w:proofErr w:type="spellEnd"/>
+            <w:r>
               <w:rPr>
                 <w:rFonts w:ascii="Times New Roman" w:eastAsia="Times New Roman" w:hAnsi="Times New Roman" w:cs="Times New Roman"/>
                 <w:b/>
@@ -821,8 +803,26 @@
                 <w:sz w:val="16"/>
                 <w:szCs w:val="16"/>
               </w:rPr>
-            </w:pPr>
-            <w:r>
+              <w:br/>
+              <w:t>(8 - Shots)</w:t>
+            </w:r>
+          </w:p>
+        </w:tc>
+        <w:tc>
+          <w:tcPr>
+            <w:tcW w:w="225" w:type="pct"/>
+            <w:shd w:val="clear" w:color="auto" w:fill="FAC090"/>
+            <w:tcMar>
+              <w:top w:w="80" w:type="dxa"/>
+              <w:left w:w="60" w:type="dxa"/>
+              <w:bottom w:w="80" w:type="dxa"/>
+              <w:right w:w="60" w:type="dxa"/>
+            </w:tcMar>
+            <w:vAlign w:val="center"/>
+          </w:tcPr>
+          <w:p>
+            <w:pPr>
+              <w:jc w:val="center"/>
               <w:rPr>
                 <w:rFonts w:ascii="Times New Roman" w:eastAsia="Times New Roman" w:hAnsi="Times New Roman" w:cs="Times New Roman"/>
                 <w:b/>
@@ -831,13 +831,47 @@
                 <w:sz w:val="16"/>
                 <w:szCs w:val="16"/>
               </w:rPr>
-              <w:t>(0-shots)</w:t>
-            </w:r>
-          </w:p>
-        </w:tc>
-        <w:tc>
-          <w:tcPr>
-            <w:tcW w:w="1069" w:type="dxa"/>
+            </w:pPr>
+            <w:r>
+              <w:rPr>
+                <w:rFonts w:ascii="Times New Roman" w:eastAsia="Times New Roman" w:hAnsi="Times New Roman" w:cs="Times New Roman"/>
+                <w:b/>
+                <w:bCs/>
+                <w:color w:val="984806"/>
+                <w:sz w:val="16"/>
+                <w:szCs w:val="16"/>
+              </w:rPr>
+              <w:t>ARC-C</w:t>
+            </w:r>
+          </w:p>
+          <w:p>
+            <w:pPr>
+              <w:jc w:val="center"/>
+              <w:rPr>
+                <w:rFonts w:ascii="Times New Roman" w:eastAsia="Times New Roman" w:hAnsi="Times New Roman" w:cs="Times New Roman"/>
+                <w:b/>
+                <w:bCs/>
+                <w:color w:val="984806"/>
+                <w:sz w:val="16"/>
+                <w:szCs w:val="16"/>
+              </w:rPr>
+            </w:pPr>
+            <w:r>
+              <w:rPr>
+                <w:rFonts w:ascii="Times New Roman" w:eastAsia="Times New Roman" w:hAnsi="Times New Roman" w:cs="Times New Roman"/>
+                <w:b/>
+                <w:bCs/>
+                <w:color w:val="984806"/>
+                <w:sz w:val="16"/>
+                <w:szCs w:val="16"/>
+              </w:rPr>
+              <w:t>(0 - Shots)</w:t>
+            </w:r>
+          </w:p>
+        </w:tc>
+        <w:tc>
+          <w:tcPr>
+            <w:tcW w:w="225" w:type="pct"/>
             <w:shd w:val="clear" w:color="auto" w:fill="FAC090"/>
             <w:tcMar>
               <w:top w:w="80" w:type="dxa"/>
@@ -864,31 +898,7 @@
                 <w:tag w:val="goog_rdk_0"/>
                 <w:id w:val="-430315657"/>
               </w:sdtPr>
-              <w:sdtEndPr/>
               <w:sdtContent>
-                <w:r>
-                  <w:rPr>
-                    <w:rFonts w:ascii="Cardo" w:eastAsia="Cardo" w:hAnsi="Cardo" w:cs="Cardo"/>
-                    <w:b/>
-                    <w:bCs/>
-                    <w:color w:val="984806"/>
-                    <w:sz w:val="16"/>
-                    <w:szCs w:val="16"/>
-                  </w:rPr>
-                  <w:t>PPL ↓</w:t>
-                </w:r>
-                <w:r>
-                  <w:rPr>
-                    <w:rFonts w:ascii="Cardo" w:eastAsia="Cardo" w:hAnsi="Cardo" w:cs="Cardo"/>
-                    <w:b/>
-                    <w:bCs/>
-                    <w:color w:val="984806"/>
-                    <w:sz w:val="16"/>
-                    <w:szCs w:val="16"/>
-                  </w:rPr>
-                  <w:br/>
-                  <w:t>(</w:t>
-                </w:r>
                 <w:proofErr w:type="spellStart"/>
                 <w:r>
                   <w:rPr>
@@ -911,284 +921,309 @@
                     <w:sz w:val="16"/>
                     <w:szCs w:val="16"/>
                   </w:rPr>
-                  <w:t>)</w:t>
-                </w:r>
-              </w:sdtContent>
-            </w:sdt>
-          </w:p>
-        </w:tc>
-        <w:tc>
-          <w:tcPr>
-            <w:tcW w:w="1069" w:type="dxa"/>
-            <w:shd w:val="clear" w:color="auto" w:fill="403152"/>
-            <w:tcMar>
-              <w:top w:w="80" w:type="dxa"/>
-              <w:left w:w="60" w:type="dxa"/>
-              <w:bottom w:w="80" w:type="dxa"/>
-              <w:right w:w="60" w:type="dxa"/>
-            </w:tcMar>
-            <w:vAlign w:val="center"/>
-          </w:tcPr>
-          <w:p>
-            <w:pPr>
-              <w:jc w:val="center"/>
-              <w:rPr>
-                <w:rFonts w:ascii="Times New Roman" w:eastAsia="Times New Roman" w:hAnsi="Times New Roman" w:cs="Times New Roman"/>
-                <w:b/>
-                <w:bCs/>
-                <w:color w:val="FFFFFF"/>
-                <w:sz w:val="16"/>
-                <w:szCs w:val="16"/>
-              </w:rPr>
-            </w:pPr>
-            <w:r>
-              <w:rPr>
-                <w:rFonts w:ascii="Times New Roman" w:eastAsia="Times New Roman" w:hAnsi="Times New Roman" w:cs="Times New Roman"/>
-                <w:b/>
-                <w:bCs/>
-                <w:color w:val="FFFFFF"/>
-                <w:sz w:val="16"/>
-                <w:szCs w:val="16"/>
-              </w:rPr>
-              <w:t>MMLU</w:t>
-            </w:r>
-            <w:r>
-              <w:rPr>
-                <w:rFonts w:ascii="Times New Roman" w:eastAsia="Times New Roman" w:hAnsi="Times New Roman" w:cs="Times New Roman"/>
-                <w:b/>
-                <w:bCs/>
-                <w:color w:val="FFFFFF"/>
-                <w:sz w:val="16"/>
-                <w:szCs w:val="16"/>
-              </w:rPr>
-              <w:br/>
-              <w:t>(5-shot)</w:t>
-            </w:r>
-          </w:p>
-        </w:tc>
-        <w:tc>
-          <w:tcPr>
-            <w:tcW w:w="1069" w:type="dxa"/>
-            <w:shd w:val="clear" w:color="auto" w:fill="403152"/>
-            <w:tcMar>
-              <w:top w:w="80" w:type="dxa"/>
-              <w:left w:w="60" w:type="dxa"/>
-              <w:bottom w:w="80" w:type="dxa"/>
-              <w:right w:w="60" w:type="dxa"/>
-            </w:tcMar>
-            <w:vAlign w:val="center"/>
-          </w:tcPr>
-          <w:p>
-            <w:pPr>
-              <w:jc w:val="center"/>
-              <w:rPr>
-                <w:rFonts w:ascii="Times New Roman" w:eastAsia="Times New Roman" w:hAnsi="Times New Roman" w:cs="Times New Roman"/>
-                <w:b/>
-                <w:bCs/>
-                <w:color w:val="FFFFFF"/>
-                <w:sz w:val="16"/>
-                <w:szCs w:val="16"/>
-              </w:rPr>
-            </w:pPr>
-            <w:proofErr w:type="spellStart"/>
-            <w:r>
-              <w:rPr>
-                <w:rFonts w:ascii="Times New Roman" w:eastAsia="Times New Roman" w:hAnsi="Times New Roman" w:cs="Times New Roman"/>
-                <w:b/>
-                <w:bCs/>
-                <w:color w:val="FFFFFF"/>
-                <w:sz w:val="16"/>
-                <w:szCs w:val="16"/>
-              </w:rPr>
-              <w:t>IFEval</w:t>
-            </w:r>
-            <w:proofErr w:type="spellEnd"/>
-          </w:p>
-        </w:tc>
-        <w:tc>
-          <w:tcPr>
-            <w:tcW w:w="1069" w:type="dxa"/>
-            <w:shd w:val="clear" w:color="auto" w:fill="403152"/>
-            <w:tcMar>
-              <w:top w:w="80" w:type="dxa"/>
-              <w:left w:w="60" w:type="dxa"/>
-              <w:bottom w:w="80" w:type="dxa"/>
-              <w:right w:w="60" w:type="dxa"/>
-            </w:tcMar>
-            <w:vAlign w:val="center"/>
-          </w:tcPr>
-          <w:p>
-            <w:pPr>
-              <w:jc w:val="center"/>
-              <w:rPr>
-                <w:rFonts w:ascii="Times New Roman" w:eastAsia="Times New Roman" w:hAnsi="Times New Roman" w:cs="Times New Roman"/>
-                <w:b/>
-                <w:bCs/>
-                <w:color w:val="FFFFFF"/>
-                <w:sz w:val="16"/>
-                <w:szCs w:val="16"/>
-              </w:rPr>
-            </w:pPr>
-            <w:r>
-              <w:rPr>
-                <w:rFonts w:ascii="Times New Roman" w:eastAsia="Times New Roman" w:hAnsi="Times New Roman" w:cs="Times New Roman"/>
-                <w:b/>
-                <w:bCs/>
-                <w:color w:val="FFFFFF"/>
-                <w:sz w:val="16"/>
-                <w:szCs w:val="16"/>
-              </w:rPr>
-              <w:t xml:space="preserve">GSM8K </w:t>
-            </w:r>
-            <w:proofErr w:type="spellStart"/>
-            <w:r>
-              <w:rPr>
-                <w:rFonts w:ascii="Times New Roman" w:eastAsia="Times New Roman" w:hAnsi="Times New Roman" w:cs="Times New Roman"/>
-                <w:b/>
-                <w:bCs/>
-                <w:color w:val="FFFFFF"/>
-                <w:sz w:val="16"/>
-                <w:szCs w:val="16"/>
-              </w:rPr>
-              <w:t>CoT</w:t>
-            </w:r>
-            <w:proofErr w:type="spellEnd"/>
-            <w:r>
-              <w:rPr>
-                <w:rFonts w:ascii="Times New Roman" w:eastAsia="Times New Roman" w:hAnsi="Times New Roman" w:cs="Times New Roman"/>
-                <w:b/>
-                <w:bCs/>
-                <w:color w:val="FFFFFF"/>
-                <w:sz w:val="16"/>
-                <w:szCs w:val="16"/>
-              </w:rPr>
-              <w:br/>
-              <w:t>(8-shot)</w:t>
-            </w:r>
-          </w:p>
-        </w:tc>
-        <w:tc>
-          <w:tcPr>
-            <w:tcW w:w="1069" w:type="dxa"/>
-            <w:shd w:val="clear" w:color="auto" w:fill="403152"/>
-            <w:tcMar>
-              <w:top w:w="80" w:type="dxa"/>
-              <w:left w:w="60" w:type="dxa"/>
-              <w:bottom w:w="80" w:type="dxa"/>
-              <w:right w:w="60" w:type="dxa"/>
-            </w:tcMar>
-            <w:vAlign w:val="center"/>
-          </w:tcPr>
-          <w:p>
-            <w:pPr>
-              <w:jc w:val="center"/>
-              <w:rPr>
-                <w:rFonts w:ascii="Times New Roman" w:eastAsia="Times New Roman" w:hAnsi="Times New Roman" w:cs="Times New Roman"/>
-                <w:b/>
-                <w:bCs/>
-                <w:color w:val="FFFFFF"/>
-                <w:sz w:val="16"/>
-                <w:szCs w:val="16"/>
-              </w:rPr>
-            </w:pPr>
-            <w:r>
-              <w:rPr>
-                <w:rFonts w:ascii="Times New Roman" w:eastAsia="Times New Roman" w:hAnsi="Times New Roman" w:cs="Times New Roman"/>
-                <w:b/>
-                <w:bCs/>
-                <w:color w:val="FFFFFF"/>
-                <w:sz w:val="16"/>
-                <w:szCs w:val="16"/>
-              </w:rPr>
-              <w:t>ARC-C</w:t>
-            </w:r>
-          </w:p>
-          <w:p>
-            <w:pPr>
-              <w:jc w:val="center"/>
-              <w:rPr>
-                <w:rFonts w:ascii="Times New Roman" w:eastAsia="Times New Roman" w:hAnsi="Times New Roman" w:cs="Times New Roman"/>
-                <w:b/>
-                <w:bCs/>
-                <w:color w:val="FFFFFF"/>
-                <w:sz w:val="16"/>
-                <w:szCs w:val="16"/>
-              </w:rPr>
-            </w:pPr>
-            <w:r>
-              <w:rPr>
-                <w:rFonts w:ascii="Times New Roman" w:eastAsia="Times New Roman" w:hAnsi="Times New Roman" w:cs="Times New Roman"/>
-                <w:b/>
-                <w:bCs/>
-                <w:color w:val="FFFFFF"/>
-                <w:sz w:val="16"/>
-                <w:szCs w:val="16"/>
-              </w:rPr>
-              <w:t>(0-shots)</w:t>
-            </w:r>
-          </w:p>
-        </w:tc>
-        <w:tc>
-          <w:tcPr>
-            <w:tcW w:w="1069" w:type="dxa"/>
-            <w:shd w:val="clear" w:color="auto" w:fill="403152"/>
-            <w:tcMar>
-              <w:top w:w="80" w:type="dxa"/>
-              <w:left w:w="60" w:type="dxa"/>
-              <w:bottom w:w="80" w:type="dxa"/>
-              <w:right w:w="60" w:type="dxa"/>
-            </w:tcMar>
-            <w:vAlign w:val="center"/>
-          </w:tcPr>
-          <w:p>
-            <w:pPr>
-              <w:jc w:val="center"/>
-              <w:rPr>
-                <w:rFonts w:ascii="Times New Roman" w:eastAsia="Times New Roman" w:hAnsi="Times New Roman" w:cs="Times New Roman"/>
-                <w:b/>
-                <w:bCs/>
-                <w:color w:val="FFFFFF"/>
-                <w:sz w:val="16"/>
-                <w:szCs w:val="16"/>
-              </w:rPr>
-            </w:pPr>
-            <w:sdt>
-              <w:sdtPr>
-                <w:tag w:val="goog_rdk_1"/>
-                <w:id w:val="1030710336"/>
-              </w:sdtPr>
-              <w:sdtEndPr/>
-              <w:sdtContent>
-                <w:r>
-                  <w:rPr>
-                    <w:rFonts w:ascii="Cardo" w:eastAsia="Cardo" w:hAnsi="Cardo" w:cs="Cardo"/>
-                    <w:b/>
-                    <w:bCs/>
-                    <w:color w:val="FFFFFF"/>
-                    <w:sz w:val="16"/>
-                    <w:szCs w:val="16"/>
-                  </w:rPr>
-                  <w:t>PPL ↓</w:t>
+                  <w:t xml:space="preserve"> </w:t>
                 </w:r>
                 <w:r>
                   <w:rPr>
                     <w:rFonts w:ascii="Cardo" w:eastAsia="Cardo" w:hAnsi="Cardo" w:cs="Cardo"/>
                     <w:b/>
                     <w:bCs/>
-                    <w:color w:val="FFFFFF"/>
+                    <w:color w:val="984806"/>
                     <w:sz w:val="16"/>
                     <w:szCs w:val="16"/>
                   </w:rPr>
-                  <w:br/>
-                  <w:t>(</w:t>
+                  <w:t>↓</w:t>
                 </w:r>
+              </w:sdtContent>
+            </w:sdt>
+          </w:p>
+        </w:tc>
+        <w:tc>
+          <w:tcPr>
+            <w:tcW w:w="225" w:type="pct"/>
+            <w:shd w:val="clear" w:color="auto" w:fill="403152"/>
+            <w:tcMar>
+              <w:top w:w="80" w:type="dxa"/>
+              <w:left w:w="60" w:type="dxa"/>
+              <w:bottom w:w="80" w:type="dxa"/>
+              <w:right w:w="60" w:type="dxa"/>
+            </w:tcMar>
+            <w:vAlign w:val="center"/>
+          </w:tcPr>
+          <w:p>
+            <w:pPr>
+              <w:jc w:val="center"/>
+              <w:rPr>
+                <w:rFonts w:ascii="Times New Roman" w:eastAsia="Times New Roman" w:hAnsi="Times New Roman" w:cs="Times New Roman"/>
+                <w:b/>
+                <w:bCs/>
+                <w:color w:val="FFFFFF" w:themeColor="background1"/>
+                <w:sz w:val="16"/>
+                <w:szCs w:val="16"/>
+              </w:rPr>
+            </w:pPr>
+            <w:r>
+              <w:rPr>
+                <w:rFonts w:ascii="Times New Roman" w:eastAsia="Times New Roman" w:hAnsi="Times New Roman" w:cs="Times New Roman"/>
+                <w:b/>
+                <w:bCs/>
+                <w:color w:val="FFFFFF" w:themeColor="background1"/>
+                <w:sz w:val="16"/>
+                <w:szCs w:val="16"/>
+              </w:rPr>
+              <w:t>MMLU</w:t>
+            </w:r>
+            <w:r>
+              <w:rPr>
+                <w:rFonts w:ascii="Times New Roman" w:eastAsia="Times New Roman" w:hAnsi="Times New Roman" w:cs="Times New Roman"/>
+                <w:b/>
+                <w:bCs/>
+                <w:color w:val="FFFFFF" w:themeColor="background1"/>
+                <w:sz w:val="16"/>
+                <w:szCs w:val="16"/>
+              </w:rPr>
+              <w:br/>
+              <w:t>(5 - Shots)</w:t>
+            </w:r>
+          </w:p>
+        </w:tc>
+        <w:tc>
+          <w:tcPr>
+            <w:tcW w:w="225" w:type="pct"/>
+            <w:shd w:val="clear" w:color="auto" w:fill="403152"/>
+            <w:tcMar>
+              <w:top w:w="80" w:type="dxa"/>
+              <w:left w:w="60" w:type="dxa"/>
+              <w:bottom w:w="80" w:type="dxa"/>
+              <w:right w:w="60" w:type="dxa"/>
+            </w:tcMar>
+            <w:vAlign w:val="center"/>
+          </w:tcPr>
+          <w:p>
+            <w:pPr>
+              <w:jc w:val="center"/>
+              <w:rPr>
+                <w:rFonts w:ascii="Times New Roman" w:eastAsia="Times New Roman" w:hAnsi="Times New Roman" w:cs="Times New Roman"/>
+                <w:b/>
+                <w:bCs/>
+                <w:color w:val="FFFFFF" w:themeColor="background1"/>
+                <w:sz w:val="16"/>
+                <w:szCs w:val="16"/>
+              </w:rPr>
+            </w:pPr>
+            <w:proofErr w:type="spellStart"/>
+            <w:r>
+              <w:rPr>
+                <w:rFonts w:ascii="Times New Roman" w:eastAsia="Times New Roman" w:hAnsi="Times New Roman" w:cs="Times New Roman"/>
+                <w:b/>
+                <w:bCs/>
+                <w:color w:val="FFFFFF" w:themeColor="background1"/>
+                <w:sz w:val="16"/>
+                <w:szCs w:val="16"/>
+              </w:rPr>
+              <w:t>IFEval</w:t>
+            </w:r>
+            <w:proofErr w:type="spellEnd"/>
+            <w:r>
+              <w:rPr>
+                <w:rFonts w:ascii="Times New Roman" w:eastAsia="Times New Roman" w:hAnsi="Times New Roman" w:cs="Times New Roman"/>
+                <w:b/>
+                <w:bCs/>
+                <w:color w:val="FFFFFF" w:themeColor="background1"/>
+                <w:sz w:val="16"/>
+                <w:szCs w:val="16"/>
+              </w:rPr>
+              <w:t xml:space="preserve"> </w:t>
+            </w:r>
+          </w:p>
+          <w:p>
+            <w:pPr>
+              <w:jc w:val="center"/>
+              <w:rPr>
+                <w:rFonts w:ascii="Times New Roman" w:eastAsia="Times New Roman" w:hAnsi="Times New Roman" w:cs="Times New Roman"/>
+                <w:b/>
+                <w:bCs/>
+                <w:color w:val="FFFFFF" w:themeColor="background1"/>
+                <w:sz w:val="16"/>
+                <w:szCs w:val="16"/>
+              </w:rPr>
+            </w:pPr>
+            <w:r>
+              <w:rPr>
+                <w:rFonts w:ascii="Times New Roman" w:eastAsia="Times New Roman" w:hAnsi="Times New Roman" w:cs="Times New Roman"/>
+                <w:b/>
+                <w:bCs/>
+                <w:color w:val="FFFFFF" w:themeColor="background1"/>
+                <w:sz w:val="16"/>
+                <w:szCs w:val="16"/>
+              </w:rPr>
+              <w:t>(0 - Shots)</w:t>
+            </w:r>
+          </w:p>
+        </w:tc>
+        <w:tc>
+          <w:tcPr>
+            <w:tcW w:w="225" w:type="pct"/>
+            <w:shd w:val="clear" w:color="auto" w:fill="403152"/>
+            <w:tcMar>
+              <w:top w:w="80" w:type="dxa"/>
+              <w:left w:w="60" w:type="dxa"/>
+              <w:bottom w:w="80" w:type="dxa"/>
+              <w:right w:w="60" w:type="dxa"/>
+            </w:tcMar>
+            <w:vAlign w:val="center"/>
+          </w:tcPr>
+          <w:p>
+            <w:pPr>
+              <w:jc w:val="center"/>
+              <w:rPr>
+                <w:rFonts w:ascii="Times New Roman" w:eastAsia="Times New Roman" w:hAnsi="Times New Roman" w:cs="Times New Roman"/>
+                <w:b/>
+                <w:bCs/>
+                <w:color w:val="FFFFFF" w:themeColor="background1"/>
+                <w:sz w:val="16"/>
+                <w:szCs w:val="16"/>
+              </w:rPr>
+            </w:pPr>
+            <w:r>
+              <w:rPr>
+                <w:rFonts w:ascii="Times New Roman" w:eastAsia="Times New Roman" w:hAnsi="Times New Roman" w:cs="Times New Roman"/>
+                <w:b/>
+                <w:bCs/>
+                <w:color w:val="FFFFFF" w:themeColor="background1"/>
+                <w:sz w:val="16"/>
+                <w:szCs w:val="16"/>
+              </w:rPr>
+              <w:t xml:space="preserve">GSM8K </w:t>
+            </w:r>
+            <w:proofErr w:type="spellStart"/>
+            <w:r>
+              <w:rPr>
+                <w:rFonts w:ascii="Times New Roman" w:eastAsia="Times New Roman" w:hAnsi="Times New Roman" w:cs="Times New Roman"/>
+                <w:b/>
+                <w:bCs/>
+                <w:color w:val="FFFFFF" w:themeColor="background1"/>
+                <w:sz w:val="16"/>
+                <w:szCs w:val="16"/>
+              </w:rPr>
+              <w:t>CoT</w:t>
+            </w:r>
+            <w:proofErr w:type="spellEnd"/>
+            <w:r>
+              <w:rPr>
+                <w:rFonts w:ascii="Times New Roman" w:eastAsia="Times New Roman" w:hAnsi="Times New Roman" w:cs="Times New Roman"/>
+                <w:b/>
+                <w:bCs/>
+                <w:color w:val="FFFFFF" w:themeColor="background1"/>
+                <w:sz w:val="16"/>
+                <w:szCs w:val="16"/>
+              </w:rPr>
+              <w:br/>
+              <w:t>(8 - Shots)</w:t>
+            </w:r>
+          </w:p>
+        </w:tc>
+        <w:tc>
+          <w:tcPr>
+            <w:tcW w:w="225" w:type="pct"/>
+            <w:shd w:val="clear" w:color="auto" w:fill="403152"/>
+            <w:tcMar>
+              <w:top w:w="80" w:type="dxa"/>
+              <w:left w:w="60" w:type="dxa"/>
+              <w:bottom w:w="80" w:type="dxa"/>
+              <w:right w:w="60" w:type="dxa"/>
+            </w:tcMar>
+            <w:vAlign w:val="center"/>
+          </w:tcPr>
+          <w:p>
+            <w:pPr>
+              <w:jc w:val="center"/>
+              <w:rPr>
+                <w:rFonts w:ascii="Times New Roman" w:eastAsia="Times New Roman" w:hAnsi="Times New Roman" w:cs="Times New Roman"/>
+                <w:b/>
+                <w:bCs/>
+                <w:color w:val="FFFFFF" w:themeColor="background1"/>
+                <w:sz w:val="16"/>
+                <w:szCs w:val="16"/>
+              </w:rPr>
+            </w:pPr>
+            <w:r>
+              <w:rPr>
+                <w:rFonts w:ascii="Times New Roman" w:eastAsia="Times New Roman" w:hAnsi="Times New Roman" w:cs="Times New Roman"/>
+                <w:b/>
+                <w:bCs/>
+                <w:color w:val="FFFFFF" w:themeColor="background1"/>
+                <w:sz w:val="16"/>
+                <w:szCs w:val="16"/>
+              </w:rPr>
+              <w:t>ARC-C</w:t>
+            </w:r>
+          </w:p>
+          <w:p>
+            <w:pPr>
+              <w:jc w:val="center"/>
+              <w:rPr>
+                <w:rFonts w:ascii="Times New Roman" w:eastAsia="Times New Roman" w:hAnsi="Times New Roman" w:cs="Times New Roman"/>
+                <w:b/>
+                <w:bCs/>
+                <w:color w:val="FFFFFF" w:themeColor="background1"/>
+                <w:sz w:val="16"/>
+                <w:szCs w:val="16"/>
+              </w:rPr>
+            </w:pPr>
+            <w:r>
+              <w:rPr>
+                <w:rFonts w:ascii="Times New Roman" w:eastAsia="Times New Roman" w:hAnsi="Times New Roman" w:cs="Times New Roman"/>
+                <w:b/>
+                <w:bCs/>
+                <w:color w:val="FFFFFF" w:themeColor="background1"/>
+                <w:sz w:val="16"/>
+                <w:szCs w:val="16"/>
+              </w:rPr>
+              <w:t>(0 - Shots)</w:t>
+            </w:r>
+          </w:p>
+        </w:tc>
+        <w:tc>
+          <w:tcPr>
+            <w:tcW w:w="225" w:type="pct"/>
+            <w:shd w:val="clear" w:color="auto" w:fill="403152"/>
+            <w:tcMar>
+              <w:top w:w="80" w:type="dxa"/>
+              <w:left w:w="60" w:type="dxa"/>
+              <w:bottom w:w="80" w:type="dxa"/>
+              <w:right w:w="60" w:type="dxa"/>
+            </w:tcMar>
+            <w:vAlign w:val="center"/>
+          </w:tcPr>
+          <w:p>
+            <w:pPr>
+              <w:jc w:val="center"/>
+              <w:rPr>
+                <w:rFonts w:ascii="Times New Roman" w:eastAsia="Times New Roman" w:hAnsi="Times New Roman" w:cs="Times New Roman"/>
+                <w:b/>
+                <w:bCs/>
+                <w:color w:val="FFFFFF" w:themeColor="background1"/>
+                <w:sz w:val="16"/>
+                <w:szCs w:val="16"/>
+              </w:rPr>
+            </w:pPr>
+            <w:sdt>
+              <w:sdtPr>
+                <w:rPr>
+                  <w:color w:val="FFFFFF" w:themeColor="background1"/>
+                </w:rPr>
+                <w:tag w:val="goog_rdk_0"/>
+                <w:id w:val="1917981741"/>
+              </w:sdtPr>
+              <w:sdtContent>
                 <w:proofErr w:type="spellStart"/>
                 <w:r>
                   <w:rPr>
                     <w:rFonts w:ascii="Cardo" w:eastAsia="Cardo" w:hAnsi="Cardo" w:cs="Cardo"/>
                     <w:b/>
                     <w:bCs/>
-                    <w:color w:val="FFFFFF"/>
+                    <w:color w:val="FFFFFF" w:themeColor="background1"/>
                     <w:sz w:val="16"/>
                     <w:szCs w:val="16"/>
                   </w:rPr>
@@ -1200,11 +1235,11 @@
                     <w:rFonts w:ascii="Cardo" w:eastAsia="Cardo" w:hAnsi="Cardo" w:cs="Cardo"/>
                     <w:b/>
                     <w:bCs/>
-                    <w:color w:val="FFFFFF"/>
+                    <w:color w:val="FFFFFF" w:themeColor="background1"/>
                     <w:sz w:val="16"/>
                     <w:szCs w:val="16"/>
                   </w:rPr>
-                  <w:t>)</w:t>
+                  <w:t xml:space="preserve"> ↓</w:t>
                 </w:r>
               </w:sdtContent>
             </w:sdt>
@@ -1212,7 +1247,7 @@
         </w:tc>
         <w:tc>
           <w:tcPr>
-            <w:tcW w:w="1069" w:type="dxa"/>
+            <w:tcW w:w="225" w:type="pct"/>
             <w:shd w:val="clear" w:color="auto" w:fill="EEECE1"/>
             <w:tcMar>
               <w:top w:w="80" w:type="dxa"/>
@@ -1229,7 +1264,7 @@
                 <w:rFonts w:ascii="Times New Roman" w:eastAsia="Times New Roman" w:hAnsi="Times New Roman" w:cs="Times New Roman"/>
                 <w:b/>
                 <w:bCs/>
-                <w:color w:val="000000"/>
+                <w:color w:val="000000" w:themeColor="text1"/>
                 <w:sz w:val="16"/>
                 <w:szCs w:val="16"/>
               </w:rPr>
@@ -1239,7 +1274,7 @@
                 <w:rFonts w:ascii="Times New Roman" w:eastAsia="Times New Roman" w:hAnsi="Times New Roman" w:cs="Times New Roman"/>
                 <w:b/>
                 <w:bCs/>
-                <w:color w:val="000000"/>
+                <w:color w:val="000000" w:themeColor="text1"/>
                 <w:sz w:val="16"/>
                 <w:szCs w:val="16"/>
               </w:rPr>
@@ -1250,18 +1285,18 @@
                 <w:rFonts w:ascii="Times New Roman" w:eastAsia="Times New Roman" w:hAnsi="Times New Roman" w:cs="Times New Roman"/>
                 <w:b/>
                 <w:bCs/>
-                <w:color w:val="000000"/>
+                <w:color w:val="000000" w:themeColor="text1"/>
                 <w:sz w:val="16"/>
                 <w:szCs w:val="16"/>
               </w:rPr>
               <w:br/>
-              <w:t>(5-shot)</w:t>
-            </w:r>
-          </w:p>
-        </w:tc>
-        <w:tc>
-          <w:tcPr>
-            <w:tcW w:w="1069" w:type="dxa"/>
+              <w:t>(5 - Shots)</w:t>
+            </w:r>
+          </w:p>
+        </w:tc>
+        <w:tc>
+          <w:tcPr>
+            <w:tcW w:w="225" w:type="pct"/>
             <w:shd w:val="clear" w:color="auto" w:fill="EEECE1"/>
             <w:tcMar>
               <w:top w:w="80" w:type="dxa"/>
@@ -1278,7 +1313,7 @@
                 <w:rFonts w:ascii="Times New Roman" w:eastAsia="Times New Roman" w:hAnsi="Times New Roman" w:cs="Times New Roman"/>
                 <w:b/>
                 <w:bCs/>
-                <w:color w:val="000000"/>
+                <w:color w:val="000000" w:themeColor="text1"/>
                 <w:sz w:val="16"/>
                 <w:szCs w:val="16"/>
               </w:rPr>
@@ -1289,129 +1324,115 @@
                 <w:rFonts w:ascii="Times New Roman" w:eastAsia="Times New Roman" w:hAnsi="Times New Roman" w:cs="Times New Roman"/>
                 <w:b/>
                 <w:bCs/>
-                <w:color w:val="000000"/>
+                <w:color w:val="000000" w:themeColor="text1"/>
                 <w:sz w:val="16"/>
                 <w:szCs w:val="16"/>
               </w:rPr>
               <w:t>IFEval</w:t>
             </w:r>
             <w:proofErr w:type="spellEnd"/>
-          </w:p>
-        </w:tc>
-        <w:tc>
-          <w:tcPr>
-            <w:tcW w:w="1069" w:type="dxa"/>
-            <w:shd w:val="clear" w:color="auto" w:fill="EEECE1"/>
-            <w:tcMar>
-              <w:top w:w="80" w:type="dxa"/>
-              <w:left w:w="60" w:type="dxa"/>
-              <w:bottom w:w="80" w:type="dxa"/>
-              <w:right w:w="60" w:type="dxa"/>
-            </w:tcMar>
-            <w:vAlign w:val="center"/>
-          </w:tcPr>
-          <w:p>
-            <w:pPr>
-              <w:jc w:val="center"/>
+            <w:r>
               <w:rPr>
                 <w:rFonts w:ascii="Times New Roman" w:eastAsia="Times New Roman" w:hAnsi="Times New Roman" w:cs="Times New Roman"/>
                 <w:b/>
                 <w:bCs/>
-                <w:color w:val="000000"/>
-                <w:sz w:val="16"/>
-                <w:szCs w:val="16"/>
-              </w:rPr>
-            </w:pPr>
-            <w:r>
+                <w:color w:val="000000" w:themeColor="text1"/>
+                <w:sz w:val="16"/>
+                <w:szCs w:val="16"/>
+              </w:rPr>
+              <w:t xml:space="preserve"> </w:t>
+            </w:r>
+          </w:p>
+          <w:p>
+            <w:pPr>
+              <w:jc w:val="center"/>
               <w:rPr>
                 <w:rFonts w:ascii="Times New Roman" w:eastAsia="Times New Roman" w:hAnsi="Times New Roman" w:cs="Times New Roman"/>
                 <w:b/>
                 <w:bCs/>
-                <w:color w:val="000000"/>
-                <w:sz w:val="16"/>
-                <w:szCs w:val="16"/>
-              </w:rPr>
-              <w:t xml:space="preserve">GSM8K </w:t>
-            </w:r>
-            <w:proofErr w:type="spellStart"/>
+                <w:color w:val="000000" w:themeColor="text1"/>
+                <w:sz w:val="16"/>
+                <w:szCs w:val="16"/>
+              </w:rPr>
+            </w:pPr>
             <w:r>
               <w:rPr>
                 <w:rFonts w:ascii="Times New Roman" w:eastAsia="Times New Roman" w:hAnsi="Times New Roman" w:cs="Times New Roman"/>
                 <w:b/>
                 <w:bCs/>
-                <w:color w:val="000000"/>
-                <w:sz w:val="16"/>
-                <w:szCs w:val="16"/>
-              </w:rPr>
-              <w:t>CoT</w:t>
-            </w:r>
-            <w:proofErr w:type="spellEnd"/>
-            <w:r>
+                <w:color w:val="000000" w:themeColor="text1"/>
+                <w:sz w:val="16"/>
+                <w:szCs w:val="16"/>
+              </w:rPr>
+              <w:t>(0 - Shots)</w:t>
+            </w:r>
+          </w:p>
+        </w:tc>
+        <w:tc>
+          <w:tcPr>
+            <w:tcW w:w="225" w:type="pct"/>
+            <w:shd w:val="clear" w:color="auto" w:fill="EEECE1"/>
+            <w:tcMar>
+              <w:top w:w="80" w:type="dxa"/>
+              <w:left w:w="60" w:type="dxa"/>
+              <w:bottom w:w="80" w:type="dxa"/>
+              <w:right w:w="60" w:type="dxa"/>
+            </w:tcMar>
+            <w:vAlign w:val="center"/>
+          </w:tcPr>
+          <w:p>
+            <w:pPr>
+              <w:jc w:val="center"/>
               <w:rPr>
                 <w:rFonts w:ascii="Times New Roman" w:eastAsia="Times New Roman" w:hAnsi="Times New Roman" w:cs="Times New Roman"/>
                 <w:b/>
                 <w:bCs/>
-                <w:color w:val="000000"/>
-                <w:sz w:val="16"/>
-                <w:szCs w:val="16"/>
-              </w:rPr>
-              <w:br/>
-              <w:t>(8-shot)</w:t>
-            </w:r>
-          </w:p>
-        </w:tc>
-        <w:tc>
-          <w:tcPr>
-            <w:tcW w:w="1069" w:type="dxa"/>
-            <w:shd w:val="clear" w:color="auto" w:fill="EEECE1"/>
-            <w:tcMar>
-              <w:top w:w="80" w:type="dxa"/>
-              <w:left w:w="60" w:type="dxa"/>
-              <w:bottom w:w="80" w:type="dxa"/>
-              <w:right w:w="60" w:type="dxa"/>
-            </w:tcMar>
-            <w:vAlign w:val="center"/>
-          </w:tcPr>
-          <w:p>
-            <w:pPr>
-              <w:jc w:val="center"/>
+                <w:color w:val="000000" w:themeColor="text1"/>
+                <w:sz w:val="16"/>
+                <w:szCs w:val="16"/>
+              </w:rPr>
+            </w:pPr>
+            <w:r>
               <w:rPr>
                 <w:rFonts w:ascii="Times New Roman" w:eastAsia="Times New Roman" w:hAnsi="Times New Roman" w:cs="Times New Roman"/>
                 <w:b/>
                 <w:bCs/>
-                <w:color w:val="000000"/>
-                <w:sz w:val="16"/>
-                <w:szCs w:val="16"/>
-              </w:rPr>
-            </w:pPr>
+                <w:color w:val="000000" w:themeColor="text1"/>
+                <w:sz w:val="16"/>
+                <w:szCs w:val="16"/>
+              </w:rPr>
+              <w:t xml:space="preserve">GSM8K </w:t>
+            </w:r>
+            <w:proofErr w:type="spellStart"/>
             <w:r>
               <w:rPr>
                 <w:rFonts w:ascii="Times New Roman" w:eastAsia="Times New Roman" w:hAnsi="Times New Roman" w:cs="Times New Roman"/>
                 <w:b/>
                 <w:bCs/>
-                <w:color w:val="000000"/>
-                <w:sz w:val="16"/>
-                <w:szCs w:val="16"/>
-              </w:rPr>
-              <w:t>ARC-C</w:t>
-            </w:r>
+                <w:color w:val="000000" w:themeColor="text1"/>
+                <w:sz w:val="16"/>
+                <w:szCs w:val="16"/>
+              </w:rPr>
+              <w:t>CoT</w:t>
+            </w:r>
+            <w:proofErr w:type="spellEnd"/>
             <w:r>
               <w:rPr>
                 <w:rFonts w:ascii="Times New Roman" w:eastAsia="Times New Roman" w:hAnsi="Times New Roman" w:cs="Times New Roman"/>
                 <w:b/>
                 <w:bCs/>
-                <w:color w:val="000000"/>
+                <w:color w:val="000000" w:themeColor="text1"/>
                 <w:sz w:val="16"/>
                 <w:szCs w:val="16"/>
               </w:rPr>
               <w:br/>
-              <w:t>(0-shots)</w:t>
-            </w:r>
-          </w:p>
-        </w:tc>
-        <w:tc>
-          <w:tcPr>
-            <w:tcW w:w="1069" w:type="dxa"/>
+              <w:t>(8 - Shots)</w:t>
+            </w:r>
+          </w:p>
+        </w:tc>
+        <w:tc>
+          <w:tcPr>
+            <w:tcW w:w="225" w:type="pct"/>
             <w:shd w:val="clear" w:color="auto" w:fill="EEECE1"/>
             <w:tcMar>
               <w:top w:w="80" w:type="dxa"/>
@@ -1428,48 +1449,88 @@
                 <w:rFonts w:ascii="Times New Roman" w:eastAsia="Times New Roman" w:hAnsi="Times New Roman" w:cs="Times New Roman"/>
                 <w:b/>
                 <w:bCs/>
-                <w:color w:val="000000"/>
+                <w:color w:val="000000" w:themeColor="text1"/>
+                <w:sz w:val="16"/>
+                <w:szCs w:val="16"/>
+              </w:rPr>
+            </w:pPr>
+            <w:r>
+              <w:rPr>
+                <w:rFonts w:ascii="Times New Roman" w:eastAsia="Times New Roman" w:hAnsi="Times New Roman" w:cs="Times New Roman"/>
+                <w:b/>
+                <w:bCs/>
+                <w:color w:val="000000" w:themeColor="text1"/>
+                <w:sz w:val="16"/>
+                <w:szCs w:val="16"/>
+              </w:rPr>
+              <w:t>ARC-C</w:t>
+            </w:r>
+          </w:p>
+          <w:p>
+            <w:pPr>
+              <w:jc w:val="center"/>
+              <w:rPr>
+                <w:rFonts w:ascii="Times New Roman" w:eastAsia="Times New Roman" w:hAnsi="Times New Roman" w:cs="Times New Roman"/>
+                <w:b/>
+                <w:bCs/>
+                <w:color w:val="000000" w:themeColor="text1"/>
+                <w:sz w:val="16"/>
+                <w:szCs w:val="16"/>
+              </w:rPr>
+            </w:pPr>
+            <w:r>
+              <w:rPr>
+                <w:rFonts w:ascii="Times New Roman" w:eastAsia="Times New Roman" w:hAnsi="Times New Roman" w:cs="Times New Roman"/>
+                <w:b/>
+                <w:bCs/>
+                <w:color w:val="000000" w:themeColor="text1"/>
+                <w:sz w:val="16"/>
+                <w:szCs w:val="16"/>
+              </w:rPr>
+              <w:t>(0 - Shots)</w:t>
+            </w:r>
+          </w:p>
+        </w:tc>
+        <w:tc>
+          <w:tcPr>
+            <w:tcW w:w="225" w:type="pct"/>
+            <w:shd w:val="clear" w:color="auto" w:fill="EEECE1"/>
+            <w:tcMar>
+              <w:top w:w="80" w:type="dxa"/>
+              <w:left w:w="60" w:type="dxa"/>
+              <w:bottom w:w="80" w:type="dxa"/>
+              <w:right w:w="60" w:type="dxa"/>
+            </w:tcMar>
+            <w:vAlign w:val="center"/>
+          </w:tcPr>
+          <w:p>
+            <w:pPr>
+              <w:jc w:val="center"/>
+              <w:rPr>
+                <w:rFonts w:ascii="Times New Roman" w:eastAsia="Times New Roman" w:hAnsi="Times New Roman" w:cs="Times New Roman"/>
+                <w:b/>
+                <w:bCs/>
+                <w:color w:val="000000" w:themeColor="text1"/>
                 <w:sz w:val="16"/>
                 <w:szCs w:val="16"/>
               </w:rPr>
             </w:pPr>
             <w:sdt>
               <w:sdtPr>
-                <w:tag w:val="goog_rdk_2"/>
-                <w:id w:val="1294173413"/>
+                <w:rPr>
+                  <w:color w:val="000000" w:themeColor="text1"/>
+                </w:rPr>
+                <w:tag w:val="goog_rdk_0"/>
+                <w:id w:val="-693532855"/>
               </w:sdtPr>
-              <w:sdtEndPr/>
               <w:sdtContent>
-                <w:r>
-                  <w:rPr>
-                    <w:rFonts w:ascii="Cardo" w:eastAsia="Cardo" w:hAnsi="Cardo" w:cs="Cardo"/>
-                    <w:b/>
-                    <w:bCs/>
-                    <w:color w:val="000000"/>
-                    <w:sz w:val="16"/>
-                    <w:szCs w:val="16"/>
-                  </w:rPr>
-                  <w:t>PPL ↓</w:t>
-                </w:r>
-                <w:r>
-                  <w:rPr>
-                    <w:rFonts w:ascii="Cardo" w:eastAsia="Cardo" w:hAnsi="Cardo" w:cs="Cardo"/>
-                    <w:b/>
-                    <w:bCs/>
-                    <w:color w:val="000000"/>
-                    <w:sz w:val="16"/>
-                    <w:szCs w:val="16"/>
-                  </w:rPr>
-                  <w:br/>
-                  <w:t>(</w:t>
-                </w:r>
                 <w:proofErr w:type="spellStart"/>
                 <w:r>
                   <w:rPr>
                     <w:rFonts w:ascii="Cardo" w:eastAsia="Cardo" w:hAnsi="Cardo" w:cs="Cardo"/>
                     <w:b/>
                     <w:bCs/>
-                    <w:color w:val="000000"/>
+                    <w:color w:val="000000" w:themeColor="text1"/>
                     <w:sz w:val="16"/>
                     <w:szCs w:val="16"/>
                   </w:rPr>
@@ -1481,11 +1542,11 @@
                     <w:rFonts w:ascii="Cardo" w:eastAsia="Cardo" w:hAnsi="Cardo" w:cs="Cardo"/>
                     <w:b/>
                     <w:bCs/>
-                    <w:color w:val="000000"/>
+                    <w:color w:val="000000" w:themeColor="text1"/>
                     <w:sz w:val="16"/>
                     <w:szCs w:val="16"/>
                   </w:rPr>
-                  <w:t>)</w:t>
+                  <w:t xml:space="preserve"> ↓</w:t>
                 </w:r>
               </w:sdtContent>
             </w:sdt>
@@ -1493,7 +1554,7 @@
         </w:tc>
         <w:tc>
           <w:tcPr>
-            <w:tcW w:w="1045" w:type="dxa"/>
+            <w:tcW w:w="220" w:type="pct"/>
             <w:shd w:val="clear" w:color="auto" w:fill="C6D9F1"/>
             <w:tcMar>
               <w:top w:w="80" w:type="dxa"/>
@@ -1510,7 +1571,7 @@
                 <w:rFonts w:ascii="Times New Roman" w:eastAsia="Times New Roman" w:hAnsi="Times New Roman" w:cs="Times New Roman"/>
                 <w:b/>
                 <w:bCs/>
-                <w:color w:val="0F243E"/>
+                <w:color w:val="0F243E" w:themeColor="text2" w:themeShade="80"/>
                 <w:sz w:val="16"/>
                 <w:szCs w:val="16"/>
               </w:rPr>
@@ -1520,7 +1581,7 @@
                 <w:rFonts w:ascii="Times New Roman" w:eastAsia="Times New Roman" w:hAnsi="Times New Roman" w:cs="Times New Roman"/>
                 <w:b/>
                 <w:bCs/>
-                <w:color w:val="0F243E"/>
+                <w:color w:val="0F243E" w:themeColor="text2" w:themeShade="80"/>
                 <w:sz w:val="16"/>
                 <w:szCs w:val="16"/>
               </w:rPr>
@@ -1531,18 +1592,18 @@
                 <w:rFonts w:ascii="Times New Roman" w:eastAsia="Times New Roman" w:hAnsi="Times New Roman" w:cs="Times New Roman"/>
                 <w:b/>
                 <w:bCs/>
-                <w:color w:val="0F243E"/>
+                <w:color w:val="0F243E" w:themeColor="text2" w:themeShade="80"/>
                 <w:sz w:val="16"/>
                 <w:szCs w:val="16"/>
               </w:rPr>
               <w:br/>
-              <w:t>(5-shot)</w:t>
-            </w:r>
-          </w:p>
-        </w:tc>
-        <w:tc>
-          <w:tcPr>
-            <w:tcW w:w="1045" w:type="dxa"/>
+              <w:t>(5 - Shots)</w:t>
+            </w:r>
+          </w:p>
+        </w:tc>
+        <w:tc>
+          <w:tcPr>
+            <w:tcW w:w="220" w:type="pct"/>
             <w:shd w:val="clear" w:color="auto" w:fill="C6D9F1"/>
             <w:tcMar>
               <w:top w:w="80" w:type="dxa"/>
@@ -1559,7 +1620,7 @@
                 <w:rFonts w:ascii="Times New Roman" w:eastAsia="Times New Roman" w:hAnsi="Times New Roman" w:cs="Times New Roman"/>
                 <w:b/>
                 <w:bCs/>
-                <w:color w:val="0F243E"/>
+                <w:color w:val="0F243E" w:themeColor="text2" w:themeShade="80"/>
                 <w:sz w:val="16"/>
                 <w:szCs w:val="16"/>
               </w:rPr>
@@ -1570,129 +1631,115 @@
                 <w:rFonts w:ascii="Times New Roman" w:eastAsia="Times New Roman" w:hAnsi="Times New Roman" w:cs="Times New Roman"/>
                 <w:b/>
                 <w:bCs/>
-                <w:color w:val="0F243E"/>
+                <w:color w:val="0F243E" w:themeColor="text2" w:themeShade="80"/>
                 <w:sz w:val="16"/>
                 <w:szCs w:val="16"/>
               </w:rPr>
               <w:t>IFEval</w:t>
             </w:r>
             <w:proofErr w:type="spellEnd"/>
-          </w:p>
-        </w:tc>
-        <w:tc>
-          <w:tcPr>
-            <w:tcW w:w="1045" w:type="dxa"/>
-            <w:shd w:val="clear" w:color="auto" w:fill="C6D9F1"/>
-            <w:tcMar>
-              <w:top w:w="80" w:type="dxa"/>
-              <w:left w:w="60" w:type="dxa"/>
-              <w:bottom w:w="80" w:type="dxa"/>
-              <w:right w:w="60" w:type="dxa"/>
-            </w:tcMar>
-            <w:vAlign w:val="center"/>
-          </w:tcPr>
-          <w:p>
-            <w:pPr>
-              <w:jc w:val="center"/>
+            <w:r>
               <w:rPr>
                 <w:rFonts w:ascii="Times New Roman" w:eastAsia="Times New Roman" w:hAnsi="Times New Roman" w:cs="Times New Roman"/>
                 <w:b/>
                 <w:bCs/>
-                <w:color w:val="0F243E"/>
-                <w:sz w:val="16"/>
-                <w:szCs w:val="16"/>
-              </w:rPr>
-            </w:pPr>
-            <w:r>
+                <w:color w:val="0F243E" w:themeColor="text2" w:themeShade="80"/>
+                <w:sz w:val="16"/>
+                <w:szCs w:val="16"/>
+              </w:rPr>
+              <w:t xml:space="preserve"> </w:t>
+            </w:r>
+          </w:p>
+          <w:p>
+            <w:pPr>
+              <w:jc w:val="center"/>
               <w:rPr>
                 <w:rFonts w:ascii="Times New Roman" w:eastAsia="Times New Roman" w:hAnsi="Times New Roman" w:cs="Times New Roman"/>
                 <w:b/>
                 <w:bCs/>
-                <w:color w:val="0F243E"/>
-                <w:sz w:val="16"/>
-                <w:szCs w:val="16"/>
-              </w:rPr>
-              <w:t xml:space="preserve">GSM8K </w:t>
-            </w:r>
-            <w:proofErr w:type="spellStart"/>
+                <w:color w:val="0F243E" w:themeColor="text2" w:themeShade="80"/>
+                <w:sz w:val="16"/>
+                <w:szCs w:val="16"/>
+              </w:rPr>
+            </w:pPr>
             <w:r>
               <w:rPr>
                 <w:rFonts w:ascii="Times New Roman" w:eastAsia="Times New Roman" w:hAnsi="Times New Roman" w:cs="Times New Roman"/>
                 <w:b/>
                 <w:bCs/>
-                <w:color w:val="0F243E"/>
-                <w:sz w:val="16"/>
-                <w:szCs w:val="16"/>
-              </w:rPr>
-              <w:t>CoT</w:t>
-            </w:r>
-            <w:proofErr w:type="spellEnd"/>
-            <w:r>
+                <w:color w:val="0F243E" w:themeColor="text2" w:themeShade="80"/>
+                <w:sz w:val="16"/>
+                <w:szCs w:val="16"/>
+              </w:rPr>
+              <w:t>(0 - Shots)</w:t>
+            </w:r>
+          </w:p>
+        </w:tc>
+        <w:tc>
+          <w:tcPr>
+            <w:tcW w:w="220" w:type="pct"/>
+            <w:shd w:val="clear" w:color="auto" w:fill="C6D9F1"/>
+            <w:tcMar>
+              <w:top w:w="80" w:type="dxa"/>
+              <w:left w:w="60" w:type="dxa"/>
+              <w:bottom w:w="80" w:type="dxa"/>
+              <w:right w:w="60" w:type="dxa"/>
+            </w:tcMar>
+            <w:vAlign w:val="center"/>
+          </w:tcPr>
+          <w:p>
+            <w:pPr>
+              <w:jc w:val="center"/>
               <w:rPr>
                 <w:rFonts w:ascii="Times New Roman" w:eastAsia="Times New Roman" w:hAnsi="Times New Roman" w:cs="Times New Roman"/>
                 <w:b/>
                 <w:bCs/>
-                <w:color w:val="0F243E"/>
-                <w:sz w:val="16"/>
-                <w:szCs w:val="16"/>
-              </w:rPr>
-              <w:br/>
-              <w:t>(8-shot)</w:t>
-            </w:r>
-          </w:p>
-        </w:tc>
-        <w:tc>
-          <w:tcPr>
-            <w:tcW w:w="1045" w:type="dxa"/>
-            <w:shd w:val="clear" w:color="auto" w:fill="C6D9F1"/>
-            <w:tcMar>
-              <w:top w:w="80" w:type="dxa"/>
-              <w:left w:w="60" w:type="dxa"/>
-              <w:bottom w:w="80" w:type="dxa"/>
-              <w:right w:w="60" w:type="dxa"/>
-            </w:tcMar>
-            <w:vAlign w:val="center"/>
-          </w:tcPr>
-          <w:p>
-            <w:pPr>
-              <w:jc w:val="center"/>
+                <w:color w:val="0F243E" w:themeColor="text2" w:themeShade="80"/>
+                <w:sz w:val="16"/>
+                <w:szCs w:val="16"/>
+              </w:rPr>
+            </w:pPr>
+            <w:r>
               <w:rPr>
                 <w:rFonts w:ascii="Times New Roman" w:eastAsia="Times New Roman" w:hAnsi="Times New Roman" w:cs="Times New Roman"/>
                 <w:b/>
                 <w:bCs/>
-                <w:color w:val="0F243E"/>
-                <w:sz w:val="16"/>
-                <w:szCs w:val="16"/>
-              </w:rPr>
-            </w:pPr>
+                <w:color w:val="0F243E" w:themeColor="text2" w:themeShade="80"/>
+                <w:sz w:val="16"/>
+                <w:szCs w:val="16"/>
+              </w:rPr>
+              <w:t xml:space="preserve">GSM8K </w:t>
+            </w:r>
+            <w:proofErr w:type="spellStart"/>
             <w:r>
               <w:rPr>
                 <w:rFonts w:ascii="Times New Roman" w:eastAsia="Times New Roman" w:hAnsi="Times New Roman" w:cs="Times New Roman"/>
                 <w:b/>
                 <w:bCs/>
-                <w:color w:val="0F243E"/>
-                <w:sz w:val="16"/>
-                <w:szCs w:val="16"/>
-              </w:rPr>
-              <w:t>ARC-C</w:t>
-            </w:r>
+                <w:color w:val="0F243E" w:themeColor="text2" w:themeShade="80"/>
+                <w:sz w:val="16"/>
+                <w:szCs w:val="16"/>
+              </w:rPr>
+              <w:t>CoT</w:t>
+            </w:r>
+            <w:proofErr w:type="spellEnd"/>
             <w:r>
               <w:rPr>
                 <w:rFonts w:ascii="Times New Roman" w:eastAsia="Times New Roman" w:hAnsi="Times New Roman" w:cs="Times New Roman"/>
                 <w:b/>
                 <w:bCs/>
-                <w:color w:val="0F243E"/>
+                <w:color w:val="0F243E" w:themeColor="text2" w:themeShade="80"/>
                 <w:sz w:val="16"/>
                 <w:szCs w:val="16"/>
               </w:rPr>
               <w:br/>
-              <w:t>(0-shots)</w:t>
-            </w:r>
-          </w:p>
-        </w:tc>
-        <w:tc>
-          <w:tcPr>
-            <w:tcW w:w="1040" w:type="dxa"/>
+              <w:t>(8 - Shots)</w:t>
+            </w:r>
+          </w:p>
+        </w:tc>
+        <w:tc>
+          <w:tcPr>
+            <w:tcW w:w="220" w:type="pct"/>
             <w:shd w:val="clear" w:color="auto" w:fill="C6D9F1"/>
             <w:tcMar>
               <w:top w:w="80" w:type="dxa"/>
@@ -1709,58 +1756,88 @@
                 <w:rFonts w:ascii="Times New Roman" w:eastAsia="Times New Roman" w:hAnsi="Times New Roman" w:cs="Times New Roman"/>
                 <w:b/>
                 <w:bCs/>
-                <w:color w:val="0F243E"/>
+                <w:color w:val="0F243E" w:themeColor="text2" w:themeShade="80"/>
+                <w:sz w:val="16"/>
+                <w:szCs w:val="16"/>
+              </w:rPr>
+            </w:pPr>
+            <w:r>
+              <w:rPr>
+                <w:rFonts w:ascii="Times New Roman" w:eastAsia="Times New Roman" w:hAnsi="Times New Roman" w:cs="Times New Roman"/>
+                <w:b/>
+                <w:bCs/>
+                <w:color w:val="0F243E" w:themeColor="text2" w:themeShade="80"/>
+                <w:sz w:val="16"/>
+                <w:szCs w:val="16"/>
+              </w:rPr>
+              <w:t>ARC-C</w:t>
+            </w:r>
+          </w:p>
+          <w:p>
+            <w:pPr>
+              <w:jc w:val="center"/>
+              <w:rPr>
+                <w:rFonts w:ascii="Times New Roman" w:eastAsia="Times New Roman" w:hAnsi="Times New Roman" w:cs="Times New Roman"/>
+                <w:b/>
+                <w:bCs/>
+                <w:color w:val="0F243E" w:themeColor="text2" w:themeShade="80"/>
+                <w:sz w:val="16"/>
+                <w:szCs w:val="16"/>
+              </w:rPr>
+            </w:pPr>
+            <w:r>
+              <w:rPr>
+                <w:rFonts w:ascii="Times New Roman" w:eastAsia="Times New Roman" w:hAnsi="Times New Roman" w:cs="Times New Roman"/>
+                <w:b/>
+                <w:bCs/>
+                <w:color w:val="0F243E" w:themeColor="text2" w:themeShade="80"/>
+                <w:sz w:val="16"/>
+                <w:szCs w:val="16"/>
+              </w:rPr>
+              <w:t>(0 - Shots)</w:t>
+            </w:r>
+          </w:p>
+        </w:tc>
+        <w:tc>
+          <w:tcPr>
+            <w:tcW w:w="219" w:type="pct"/>
+            <w:shd w:val="clear" w:color="auto" w:fill="C6D9F1"/>
+            <w:tcMar>
+              <w:top w:w="80" w:type="dxa"/>
+              <w:left w:w="60" w:type="dxa"/>
+              <w:bottom w:w="80" w:type="dxa"/>
+              <w:right w:w="60" w:type="dxa"/>
+            </w:tcMar>
+            <w:vAlign w:val="center"/>
+          </w:tcPr>
+          <w:p>
+            <w:pPr>
+              <w:jc w:val="center"/>
+              <w:rPr>
+                <w:rFonts w:ascii="Times New Roman" w:eastAsia="Times New Roman" w:hAnsi="Times New Roman" w:cs="Times New Roman"/>
+                <w:b/>
+                <w:bCs/>
+                <w:color w:val="0F243E" w:themeColor="text2" w:themeShade="80"/>
                 <w:sz w:val="16"/>
                 <w:szCs w:val="16"/>
               </w:rPr>
             </w:pPr>
             <w:sdt>
               <w:sdtPr>
-                <w:tag w:val="goog_rdk_3"/>
-                <w:id w:val="-966634704"/>
+                <w:rPr>
+                  <w:color w:val="0F243E" w:themeColor="text2" w:themeShade="80"/>
+                </w:rPr>
+                <w:tag w:val="goog_rdk_0"/>
+                <w:id w:val="-974907735"/>
               </w:sdtPr>
-              <w:sdtEndPr/>
               <w:sdtContent>
-                <w:r>
-                  <w:rPr>
-                    <w:rFonts w:ascii="Cardo" w:eastAsia="Cardo" w:hAnsi="Cardo" w:cs="Cardo"/>
-                    <w:b/>
-                    <w:bCs/>
-                    <w:color w:val="0F243E"/>
-                    <w:sz w:val="16"/>
-                    <w:szCs w:val="16"/>
-                  </w:rPr>
-                  <w:t>PPL ↓</w:t>
-                </w:r>
-                <w:r>
-                  <w:rPr>
-                    <w:rFonts w:ascii="Cardo" w:eastAsia="Cardo" w:hAnsi="Cardo" w:cs="Cardo"/>
-                    <w:b/>
-                    <w:bCs/>
-                    <w:color w:val="0F243E"/>
-                    <w:sz w:val="16"/>
-                    <w:szCs w:val="16"/>
-                  </w:rPr>
-                  <w:br/>
-                </w:r>
-                <w:r>
-                  <w:rPr>
-                    <w:rFonts w:ascii="Cardo" w:eastAsia="Cardo" w:hAnsi="Cardo" w:cs="Cardo"/>
-                    <w:b/>
-                    <w:bCs/>
-                    <w:color w:val="0F243E"/>
-                    <w:sz w:val="16"/>
-                    <w:szCs w:val="16"/>
-                  </w:rPr>
-                  <w:t>(</w:t>
-                </w:r>
                 <w:proofErr w:type="spellStart"/>
                 <w:r>
                   <w:rPr>
                     <w:rFonts w:ascii="Cardo" w:eastAsia="Cardo" w:hAnsi="Cardo" w:cs="Cardo"/>
                     <w:b/>
                     <w:bCs/>
-                    <w:color w:val="0F243E"/>
+                    <w:color w:val="0F243E" w:themeColor="text2" w:themeShade="80"/>
                     <w:sz w:val="16"/>
                     <w:szCs w:val="16"/>
                   </w:rPr>
@@ -1772,11 +1849,11 @@
                     <w:rFonts w:ascii="Cardo" w:eastAsia="Cardo" w:hAnsi="Cardo" w:cs="Cardo"/>
                     <w:b/>
                     <w:bCs/>
-                    <w:color w:val="0F243E"/>
+                    <w:color w:val="0F243E" w:themeColor="text2" w:themeShade="80"/>
                     <w:sz w:val="16"/>
                     <w:szCs w:val="16"/>
                   </w:rPr>
-                  <w:t>)</w:t>
+                  <w:t xml:space="preserve"> ↓</w:t>
                 </w:r>
               </w:sdtContent>
             </w:sdt>
@@ -1790,7 +1867,7 @@
         </w:trPr>
         <w:tc>
           <w:tcPr>
-            <w:tcW w:w="23750" w:type="dxa"/>
+            <w:tcW w:w="5000" w:type="pct"/>
             <w:gridSpan w:val="22"/>
             <w:shd w:val="clear" w:color="auto" w:fill="FFFFFF"/>
             <w:tcMar>
@@ -1827,7 +1904,7 @@
         </w:trPr>
         <w:tc>
           <w:tcPr>
-            <w:tcW w:w="1638" w:type="dxa"/>
+            <w:tcW w:w="345" w:type="pct"/>
             <w:shd w:val="clear" w:color="auto" w:fill="FFFFFF"/>
             <w:tcMar>
               <w:top w:w="80" w:type="dxa"/>
@@ -1860,7 +1937,7 @@
         </w:tc>
         <w:tc>
           <w:tcPr>
-            <w:tcW w:w="859" w:type="dxa"/>
+            <w:tcW w:w="181" w:type="pct"/>
             <w:shd w:val="clear" w:color="auto" w:fill="FFFFFF"/>
             <w:tcMar>
               <w:top w:w="80" w:type="dxa"/>
@@ -1883,7 +1960,7 @@
         </w:tc>
         <w:tc>
           <w:tcPr>
-            <w:tcW w:w="1068" w:type="dxa"/>
+            <w:tcW w:w="225" w:type="pct"/>
             <w:shd w:val="clear" w:color="auto" w:fill="FAC090"/>
             <w:tcMar>
               <w:top w:w="80" w:type="dxa"/>
@@ -1915,7 +1992,7 @@
         </w:tc>
         <w:tc>
           <w:tcPr>
-            <w:tcW w:w="1068" w:type="dxa"/>
+            <w:tcW w:w="225" w:type="pct"/>
             <w:shd w:val="clear" w:color="auto" w:fill="FAC090"/>
             <w:tcMar>
               <w:top w:w="80" w:type="dxa"/>
@@ -1947,7 +2024,7 @@
         </w:tc>
         <w:tc>
           <w:tcPr>
-            <w:tcW w:w="1069" w:type="dxa"/>
+            <w:tcW w:w="225" w:type="pct"/>
             <w:shd w:val="clear" w:color="auto" w:fill="FAC090"/>
             <w:tcMar>
               <w:top w:w="80" w:type="dxa"/>
@@ -1979,7 +2056,7 @@
         </w:tc>
         <w:tc>
           <w:tcPr>
-            <w:tcW w:w="1069" w:type="dxa"/>
+            <w:tcW w:w="225" w:type="pct"/>
             <w:shd w:val="clear" w:color="auto" w:fill="FAC090"/>
             <w:tcMar>
               <w:top w:w="80" w:type="dxa"/>
@@ -2011,7 +2088,7 @@
         </w:tc>
         <w:tc>
           <w:tcPr>
-            <w:tcW w:w="1069" w:type="dxa"/>
+            <w:tcW w:w="225" w:type="pct"/>
             <w:shd w:val="clear" w:color="auto" w:fill="FAC090"/>
             <w:tcMar>
               <w:top w:w="80" w:type="dxa"/>
@@ -2043,7 +2120,7 @@
         </w:tc>
         <w:tc>
           <w:tcPr>
-            <w:tcW w:w="1069" w:type="dxa"/>
+            <w:tcW w:w="225" w:type="pct"/>
             <w:shd w:val="clear" w:color="auto" w:fill="403152"/>
             <w:tcMar>
               <w:top w:w="80" w:type="dxa"/>
@@ -2075,7 +2152,7 @@
         </w:tc>
         <w:tc>
           <w:tcPr>
-            <w:tcW w:w="1069" w:type="dxa"/>
+            <w:tcW w:w="225" w:type="pct"/>
             <w:shd w:val="clear" w:color="auto" w:fill="403152"/>
             <w:tcMar>
               <w:top w:w="80" w:type="dxa"/>
@@ -2107,7 +2184,7 @@
         </w:tc>
         <w:tc>
           <w:tcPr>
-            <w:tcW w:w="1069" w:type="dxa"/>
+            <w:tcW w:w="225" w:type="pct"/>
             <w:shd w:val="clear" w:color="auto" w:fill="403152"/>
             <w:tcMar>
               <w:top w:w="80" w:type="dxa"/>
@@ -2139,7 +2216,7 @@
         </w:tc>
         <w:tc>
           <w:tcPr>
-            <w:tcW w:w="1069" w:type="dxa"/>
+            <w:tcW w:w="225" w:type="pct"/>
             <w:shd w:val="clear" w:color="auto" w:fill="403152"/>
             <w:tcMar>
               <w:top w:w="80" w:type="dxa"/>
@@ -2171,7 +2248,7 @@
         </w:tc>
         <w:tc>
           <w:tcPr>
-            <w:tcW w:w="1069" w:type="dxa"/>
+            <w:tcW w:w="225" w:type="pct"/>
             <w:shd w:val="clear" w:color="auto" w:fill="403152"/>
             <w:tcMar>
               <w:top w:w="80" w:type="dxa"/>
@@ -2203,7 +2280,7 @@
         </w:tc>
         <w:tc>
           <w:tcPr>
-            <w:tcW w:w="1069" w:type="dxa"/>
+            <w:tcW w:w="225" w:type="pct"/>
             <w:shd w:val="clear" w:color="auto" w:fill="EEECE1"/>
             <w:tcMar>
               <w:top w:w="80" w:type="dxa"/>
@@ -2233,7 +2310,7 @@
         </w:tc>
         <w:tc>
           <w:tcPr>
-            <w:tcW w:w="1069" w:type="dxa"/>
+            <w:tcW w:w="225" w:type="pct"/>
             <w:shd w:val="clear" w:color="auto" w:fill="EEECE1"/>
             <w:tcMar>
               <w:top w:w="80" w:type="dxa"/>
@@ -2263,7 +2340,7 @@
         </w:tc>
         <w:tc>
           <w:tcPr>
-            <w:tcW w:w="1069" w:type="dxa"/>
+            <w:tcW w:w="225" w:type="pct"/>
             <w:shd w:val="clear" w:color="auto" w:fill="EEECE1"/>
             <w:tcMar>
               <w:top w:w="80" w:type="dxa"/>
@@ -2293,7 +2370,7 @@
         </w:tc>
         <w:tc>
           <w:tcPr>
-            <w:tcW w:w="1069" w:type="dxa"/>
+            <w:tcW w:w="225" w:type="pct"/>
             <w:shd w:val="clear" w:color="auto" w:fill="EEECE1"/>
             <w:tcMar>
               <w:top w:w="80" w:type="dxa"/>
@@ -2323,7 +2400,7 @@
         </w:tc>
         <w:tc>
           <w:tcPr>
-            <w:tcW w:w="1069" w:type="dxa"/>
+            <w:tcW w:w="225" w:type="pct"/>
             <w:shd w:val="clear" w:color="auto" w:fill="EEECE1"/>
             <w:tcMar>
               <w:top w:w="80" w:type="dxa"/>
@@ -2353,7 +2430,7 @@
         </w:tc>
         <w:tc>
           <w:tcPr>
-            <w:tcW w:w="1045" w:type="dxa"/>
+            <w:tcW w:w="220" w:type="pct"/>
             <w:shd w:val="clear" w:color="auto" w:fill="C6D9F1"/>
             <w:tcMar>
               <w:top w:w="80" w:type="dxa"/>
@@ -2385,7 +2462,7 @@
         </w:tc>
         <w:tc>
           <w:tcPr>
-            <w:tcW w:w="1045" w:type="dxa"/>
+            <w:tcW w:w="220" w:type="pct"/>
             <w:shd w:val="clear" w:color="auto" w:fill="C6D9F1"/>
             <w:tcMar>
               <w:top w:w="80" w:type="dxa"/>
@@ -2417,7 +2494,7 @@
         </w:tc>
         <w:tc>
           <w:tcPr>
-            <w:tcW w:w="1045" w:type="dxa"/>
+            <w:tcW w:w="220" w:type="pct"/>
             <w:shd w:val="clear" w:color="auto" w:fill="C6D9F1"/>
             <w:tcMar>
               <w:top w:w="80" w:type="dxa"/>
@@ -2443,13 +2520,22 @@
                 <w:sz w:val="16"/>
                 <w:szCs w:val="16"/>
               </w:rPr>
-              <w:t>85.44</w:t>
-            </w:r>
-          </w:p>
-        </w:tc>
-        <w:tc>
-          <w:tcPr>
-            <w:tcW w:w="1045" w:type="dxa"/>
+              <w:t>85</w:t>
+            </w:r>
+            <w:r>
+              <w:rPr>
+                <w:rFonts w:ascii="Times New Roman" w:eastAsia="Times New Roman" w:hAnsi="Times New Roman" w:cs="Times New Roman"/>
+                <w:color w:val="0F243E" w:themeColor="text2" w:themeShade="80"/>
+                <w:sz w:val="16"/>
+                <w:szCs w:val="16"/>
+              </w:rPr>
+              <w:t>.44</w:t>
+            </w:r>
+          </w:p>
+        </w:tc>
+        <w:tc>
+          <w:tcPr>
+            <w:tcW w:w="220" w:type="pct"/>
             <w:shd w:val="clear" w:color="auto" w:fill="C6D9F1"/>
             <w:tcMar>
               <w:top w:w="80" w:type="dxa"/>
@@ -2481,7 +2567,7 @@
         </w:tc>
         <w:tc>
           <w:tcPr>
-            <w:tcW w:w="1040" w:type="dxa"/>
+            <w:tcW w:w="219" w:type="pct"/>
             <w:shd w:val="clear" w:color="auto" w:fill="C6D9F1"/>
             <w:tcMar>
               <w:top w:w="80" w:type="dxa"/>
@@ -2519,7 +2605,7 @@
         </w:trPr>
         <w:tc>
           <w:tcPr>
-            <w:tcW w:w="23750" w:type="dxa"/>
+            <w:tcW w:w="5000" w:type="pct"/>
             <w:gridSpan w:val="22"/>
             <w:shd w:val="clear" w:color="auto" w:fill="FFFFFF"/>
             <w:tcMar>
@@ -2556,7 +2642,7 @@
         </w:trPr>
         <w:tc>
           <w:tcPr>
-            <w:tcW w:w="1638" w:type="dxa"/>
+            <w:tcW w:w="345" w:type="pct"/>
             <w:vMerge w:val="restart"/>
             <w:shd w:val="clear" w:color="auto" w:fill="FFFFFF"/>
             <w:tcMar>
@@ -2590,7 +2676,7 @@
         </w:tc>
         <w:tc>
           <w:tcPr>
-            <w:tcW w:w="859" w:type="dxa"/>
+            <w:tcW w:w="181" w:type="pct"/>
             <w:shd w:val="clear" w:color="auto" w:fill="FFFFFF"/>
             <w:tcMar>
               <w:top w:w="80" w:type="dxa"/>
@@ -2625,7 +2711,7 @@
         </w:tc>
         <w:tc>
           <w:tcPr>
-            <w:tcW w:w="1068" w:type="dxa"/>
+            <w:tcW w:w="225" w:type="pct"/>
             <w:shd w:val="clear" w:color="auto" w:fill="FAC090"/>
             <w:tcMar>
               <w:top w:w="80" w:type="dxa"/>
@@ -2657,7 +2743,7 @@
         </w:tc>
         <w:tc>
           <w:tcPr>
-            <w:tcW w:w="1068" w:type="dxa"/>
+            <w:tcW w:w="225" w:type="pct"/>
             <w:shd w:val="clear" w:color="auto" w:fill="FAC090"/>
             <w:tcMar>
               <w:top w:w="80" w:type="dxa"/>
@@ -2689,7 +2775,7 @@
         </w:tc>
         <w:tc>
           <w:tcPr>
-            <w:tcW w:w="1069" w:type="dxa"/>
+            <w:tcW w:w="225" w:type="pct"/>
             <w:shd w:val="clear" w:color="auto" w:fill="FAC090"/>
             <w:tcMar>
               <w:top w:w="80" w:type="dxa"/>
@@ -2721,7 +2807,7 @@
         </w:tc>
         <w:tc>
           <w:tcPr>
-            <w:tcW w:w="1069" w:type="dxa"/>
+            <w:tcW w:w="225" w:type="pct"/>
             <w:shd w:val="clear" w:color="auto" w:fill="FAC090"/>
             <w:tcMar>
               <w:top w:w="80" w:type="dxa"/>
@@ -2753,7 +2839,7 @@
         </w:tc>
         <w:tc>
           <w:tcPr>
-            <w:tcW w:w="1069" w:type="dxa"/>
+            <w:tcW w:w="225" w:type="pct"/>
             <w:shd w:val="clear" w:color="auto" w:fill="FAC090"/>
             <w:tcMar>
               <w:top w:w="80" w:type="dxa"/>
@@ -2785,7 +2871,7 @@
         </w:tc>
         <w:tc>
           <w:tcPr>
-            <w:tcW w:w="1069" w:type="dxa"/>
+            <w:tcW w:w="225" w:type="pct"/>
             <w:shd w:val="clear" w:color="auto" w:fill="403152"/>
             <w:tcMar>
               <w:top w:w="80" w:type="dxa"/>
@@ -2817,7 +2903,7 @@
         </w:tc>
         <w:tc>
           <w:tcPr>
-            <w:tcW w:w="1069" w:type="dxa"/>
+            <w:tcW w:w="225" w:type="pct"/>
             <w:shd w:val="clear" w:color="auto" w:fill="403152"/>
             <w:tcMar>
               <w:top w:w="80" w:type="dxa"/>
@@ -2849,7 +2935,7 @@
         </w:tc>
         <w:tc>
           <w:tcPr>
-            <w:tcW w:w="1069" w:type="dxa"/>
+            <w:tcW w:w="225" w:type="pct"/>
             <w:shd w:val="clear" w:color="auto" w:fill="403152"/>
             <w:tcMar>
               <w:top w:w="80" w:type="dxa"/>
@@ -2881,7 +2967,7 @@
         </w:tc>
         <w:tc>
           <w:tcPr>
-            <w:tcW w:w="1069" w:type="dxa"/>
+            <w:tcW w:w="225" w:type="pct"/>
             <w:shd w:val="clear" w:color="auto" w:fill="403152"/>
             <w:tcMar>
               <w:top w:w="80" w:type="dxa"/>
@@ -2913,7 +2999,7 @@
         </w:tc>
         <w:tc>
           <w:tcPr>
-            <w:tcW w:w="1069" w:type="dxa"/>
+            <w:tcW w:w="225" w:type="pct"/>
             <w:shd w:val="clear" w:color="auto" w:fill="403152"/>
             <w:tcMar>
               <w:top w:w="80" w:type="dxa"/>
@@ -2945,7 +3031,7 @@
         </w:tc>
         <w:tc>
           <w:tcPr>
-            <w:tcW w:w="1069" w:type="dxa"/>
+            <w:tcW w:w="225" w:type="pct"/>
             <w:shd w:val="clear" w:color="auto" w:fill="EEECE1"/>
             <w:tcMar>
               <w:top w:w="80" w:type="dxa"/>
@@ -2977,7 +3063,7 @@
         </w:tc>
         <w:tc>
           <w:tcPr>
-            <w:tcW w:w="1069" w:type="dxa"/>
+            <w:tcW w:w="225" w:type="pct"/>
             <w:shd w:val="clear" w:color="auto" w:fill="EEECE1"/>
             <w:tcMar>
               <w:top w:w="80" w:type="dxa"/>
@@ -3009,7 +3095,7 @@
         </w:tc>
         <w:tc>
           <w:tcPr>
-            <w:tcW w:w="1069" w:type="dxa"/>
+            <w:tcW w:w="225" w:type="pct"/>
             <w:shd w:val="clear" w:color="auto" w:fill="EEECE1"/>
             <w:tcMar>
               <w:top w:w="80" w:type="dxa"/>
@@ -3041,7 +3127,7 @@
         </w:tc>
         <w:tc>
           <w:tcPr>
-            <w:tcW w:w="1069" w:type="dxa"/>
+            <w:tcW w:w="225" w:type="pct"/>
             <w:shd w:val="clear" w:color="auto" w:fill="EEECE1"/>
             <w:tcMar>
               <w:top w:w="80" w:type="dxa"/>
@@ -3073,7 +3159,7 @@
         </w:tc>
         <w:tc>
           <w:tcPr>
-            <w:tcW w:w="1069" w:type="dxa"/>
+            <w:tcW w:w="225" w:type="pct"/>
             <w:shd w:val="clear" w:color="auto" w:fill="EEECE1"/>
             <w:tcMar>
               <w:top w:w="80" w:type="dxa"/>
@@ -3105,7 +3191,7 @@
         </w:tc>
         <w:tc>
           <w:tcPr>
-            <w:tcW w:w="1045" w:type="dxa"/>
+            <w:tcW w:w="220" w:type="pct"/>
             <w:shd w:val="clear" w:color="auto" w:fill="C6D9F1"/>
             <w:tcMar>
               <w:top w:w="80" w:type="dxa"/>
@@ -3137,7 +3223,7 @@
         </w:tc>
         <w:tc>
           <w:tcPr>
-            <w:tcW w:w="1045" w:type="dxa"/>
+            <w:tcW w:w="220" w:type="pct"/>
             <w:shd w:val="clear" w:color="auto" w:fill="C6D9F1"/>
             <w:tcMar>
               <w:top w:w="80" w:type="dxa"/>
@@ -3169,7 +3255,7 @@
         </w:tc>
         <w:tc>
           <w:tcPr>
-            <w:tcW w:w="1045" w:type="dxa"/>
+            <w:tcW w:w="220" w:type="pct"/>
             <w:shd w:val="clear" w:color="auto" w:fill="C6D9F1"/>
             <w:tcMar>
               <w:top w:w="80" w:type="dxa"/>
@@ -3201,7 +3287,7 @@
         </w:tc>
         <w:tc>
           <w:tcPr>
-            <w:tcW w:w="1045" w:type="dxa"/>
+            <w:tcW w:w="220" w:type="pct"/>
             <w:shd w:val="clear" w:color="auto" w:fill="C6D9F1"/>
             <w:tcMar>
               <w:top w:w="80" w:type="dxa"/>
@@ -3233,7 +3319,7 @@
         </w:tc>
         <w:tc>
           <w:tcPr>
-            <w:tcW w:w="1040" w:type="dxa"/>
+            <w:tcW w:w="219" w:type="pct"/>
             <w:shd w:val="clear" w:color="auto" w:fill="C6D9F1"/>
             <w:tcMar>
               <w:top w:w="80" w:type="dxa"/>
@@ -3271,7 +3357,7 @@
         </w:trPr>
         <w:tc>
           <w:tcPr>
-            <w:tcW w:w="1638" w:type="dxa"/>
+            <w:tcW w:w="345" w:type="pct"/>
             <w:vMerge/>
             <w:shd w:val="clear" w:color="auto" w:fill="FFFFFF"/>
             <w:tcMar>
@@ -3304,7 +3390,7 @@
         </w:tc>
         <w:tc>
           <w:tcPr>
-            <w:tcW w:w="859" w:type="dxa"/>
+            <w:tcW w:w="181" w:type="pct"/>
             <w:shd w:val="clear" w:color="auto" w:fill="FFFFFF"/>
             <w:tcMar>
               <w:top w:w="80" w:type="dxa"/>
@@ -3339,7 +3425,7 @@
         </w:tc>
         <w:tc>
           <w:tcPr>
-            <w:tcW w:w="1068" w:type="dxa"/>
+            <w:tcW w:w="225" w:type="pct"/>
             <w:shd w:val="clear" w:color="auto" w:fill="FAC090"/>
             <w:tcMar>
               <w:top w:w="80" w:type="dxa"/>
@@ -3371,7 +3457,7 @@
         </w:tc>
         <w:tc>
           <w:tcPr>
-            <w:tcW w:w="1068" w:type="dxa"/>
+            <w:tcW w:w="225" w:type="pct"/>
             <w:shd w:val="clear" w:color="auto" w:fill="FAC090"/>
             <w:tcMar>
               <w:top w:w="80" w:type="dxa"/>
@@ -3403,7 +3489,7 @@
         </w:tc>
         <w:tc>
           <w:tcPr>
-            <w:tcW w:w="1069" w:type="dxa"/>
+            <w:tcW w:w="225" w:type="pct"/>
             <w:shd w:val="clear" w:color="auto" w:fill="FAC090"/>
             <w:tcMar>
               <w:top w:w="80" w:type="dxa"/>
@@ -3435,7 +3521,7 @@
         </w:tc>
         <w:tc>
           <w:tcPr>
-            <w:tcW w:w="1069" w:type="dxa"/>
+            <w:tcW w:w="225" w:type="pct"/>
             <w:shd w:val="clear" w:color="auto" w:fill="FAC090"/>
             <w:tcMar>
               <w:top w:w="80" w:type="dxa"/>
@@ -3467,7 +3553,7 @@
         </w:tc>
         <w:tc>
           <w:tcPr>
-            <w:tcW w:w="1069" w:type="dxa"/>
+            <w:tcW w:w="225" w:type="pct"/>
             <w:shd w:val="clear" w:color="auto" w:fill="FAC090"/>
             <w:tcMar>
               <w:top w:w="80" w:type="dxa"/>
@@ -3499,7 +3585,7 @@
         </w:tc>
         <w:tc>
           <w:tcPr>
-            <w:tcW w:w="1069" w:type="dxa"/>
+            <w:tcW w:w="225" w:type="pct"/>
             <w:shd w:val="clear" w:color="auto" w:fill="403152"/>
             <w:tcMar>
               <w:top w:w="80" w:type="dxa"/>
@@ -3531,7 +3617,7 @@
         </w:tc>
         <w:tc>
           <w:tcPr>
-            <w:tcW w:w="1069" w:type="dxa"/>
+            <w:tcW w:w="225" w:type="pct"/>
             <w:shd w:val="clear" w:color="auto" w:fill="403152"/>
             <w:tcMar>
               <w:top w:w="80" w:type="dxa"/>
@@ -3563,7 +3649,7 @@
         </w:tc>
         <w:tc>
           <w:tcPr>
-            <w:tcW w:w="1069" w:type="dxa"/>
+            <w:tcW w:w="225" w:type="pct"/>
             <w:shd w:val="clear" w:color="auto" w:fill="403152"/>
             <w:tcMar>
               <w:top w:w="80" w:type="dxa"/>
@@ -3595,7 +3681,7 @@
         </w:tc>
         <w:tc>
           <w:tcPr>
-            <w:tcW w:w="1069" w:type="dxa"/>
+            <w:tcW w:w="225" w:type="pct"/>
             <w:shd w:val="clear" w:color="auto" w:fill="403152"/>
             <w:tcMar>
               <w:top w:w="80" w:type="dxa"/>
@@ -3627,7 +3713,7 @@
         </w:tc>
         <w:tc>
           <w:tcPr>
-            <w:tcW w:w="1069" w:type="dxa"/>
+            <w:tcW w:w="225" w:type="pct"/>
             <w:shd w:val="clear" w:color="auto" w:fill="403152"/>
             <w:tcMar>
               <w:top w:w="80" w:type="dxa"/>
@@ -3659,7 +3745,7 @@
         </w:tc>
         <w:tc>
           <w:tcPr>
-            <w:tcW w:w="1069" w:type="dxa"/>
+            <w:tcW w:w="225" w:type="pct"/>
             <w:shd w:val="clear" w:color="auto" w:fill="EEECE1"/>
             <w:tcMar>
               <w:top w:w="80" w:type="dxa"/>
@@ -3691,7 +3777,7 @@
         </w:tc>
         <w:tc>
           <w:tcPr>
-            <w:tcW w:w="1069" w:type="dxa"/>
+            <w:tcW w:w="225" w:type="pct"/>
             <w:shd w:val="clear" w:color="auto" w:fill="EEECE1"/>
             <w:tcMar>
               <w:top w:w="80" w:type="dxa"/>
@@ -3723,7 +3809,7 @@
         </w:tc>
         <w:tc>
           <w:tcPr>
-            <w:tcW w:w="1069" w:type="dxa"/>
+            <w:tcW w:w="225" w:type="pct"/>
             <w:shd w:val="clear" w:color="auto" w:fill="EEECE1"/>
             <w:tcMar>
               <w:top w:w="80" w:type="dxa"/>
@@ -3755,7 +3841,7 @@
         </w:tc>
         <w:tc>
           <w:tcPr>
-            <w:tcW w:w="1069" w:type="dxa"/>
+            <w:tcW w:w="225" w:type="pct"/>
             <w:shd w:val="clear" w:color="auto" w:fill="EEECE1"/>
             <w:tcMar>
               <w:top w:w="80" w:type="dxa"/>
@@ -3787,7 +3873,7 @@
         </w:tc>
         <w:tc>
           <w:tcPr>
-            <w:tcW w:w="1069" w:type="dxa"/>
+            <w:tcW w:w="225" w:type="pct"/>
             <w:shd w:val="clear" w:color="auto" w:fill="EEECE1"/>
             <w:tcMar>
               <w:top w:w="80" w:type="dxa"/>
@@ -3819,7 +3905,7 @@
         </w:tc>
         <w:tc>
           <w:tcPr>
-            <w:tcW w:w="1045" w:type="dxa"/>
+            <w:tcW w:w="220" w:type="pct"/>
             <w:shd w:val="clear" w:color="auto" w:fill="C6D9F1"/>
             <w:tcMar>
               <w:top w:w="80" w:type="dxa"/>
@@ -3851,7 +3937,7 @@
         </w:tc>
         <w:tc>
           <w:tcPr>
-            <w:tcW w:w="1045" w:type="dxa"/>
+            <w:tcW w:w="220" w:type="pct"/>
             <w:shd w:val="clear" w:color="auto" w:fill="C6D9F1"/>
             <w:tcMar>
               <w:top w:w="80" w:type="dxa"/>
@@ -3883,7 +3969,7 @@
         </w:tc>
         <w:tc>
           <w:tcPr>
-            <w:tcW w:w="1045" w:type="dxa"/>
+            <w:tcW w:w="220" w:type="pct"/>
             <w:shd w:val="clear" w:color="auto" w:fill="C6D9F1"/>
             <w:tcMar>
               <w:top w:w="80" w:type="dxa"/>
@@ -3915,7 +4001,7 @@
         </w:tc>
         <w:tc>
           <w:tcPr>
-            <w:tcW w:w="1045" w:type="dxa"/>
+            <w:tcW w:w="220" w:type="pct"/>
             <w:shd w:val="clear" w:color="auto" w:fill="C6D9F1"/>
             <w:tcMar>
               <w:top w:w="80" w:type="dxa"/>
@@ -3947,7 +4033,7 @@
         </w:tc>
         <w:tc>
           <w:tcPr>
-            <w:tcW w:w="1040" w:type="dxa"/>
+            <w:tcW w:w="219" w:type="pct"/>
             <w:shd w:val="clear" w:color="auto" w:fill="C6D9F1"/>
             <w:tcMar>
               <w:top w:w="80" w:type="dxa"/>
@@ -3985,7 +4071,7 @@
         </w:trPr>
         <w:tc>
           <w:tcPr>
-            <w:tcW w:w="1638" w:type="dxa"/>
+            <w:tcW w:w="345" w:type="pct"/>
             <w:vMerge/>
             <w:shd w:val="clear" w:color="auto" w:fill="FFFFFF"/>
             <w:tcMar>
@@ -4018,7 +4104,7 @@
         </w:tc>
         <w:tc>
           <w:tcPr>
-            <w:tcW w:w="859" w:type="dxa"/>
+            <w:tcW w:w="181" w:type="pct"/>
             <w:shd w:val="clear" w:color="auto" w:fill="FFFFFF"/>
             <w:tcMar>
               <w:top w:w="80" w:type="dxa"/>
@@ -4053,7 +4139,7 @@
         </w:tc>
         <w:tc>
           <w:tcPr>
-            <w:tcW w:w="1068" w:type="dxa"/>
+            <w:tcW w:w="225" w:type="pct"/>
             <w:shd w:val="clear" w:color="auto" w:fill="FAC090"/>
             <w:tcMar>
               <w:top w:w="80" w:type="dxa"/>
@@ -4085,7 +4171,7 @@
         </w:tc>
         <w:tc>
           <w:tcPr>
-            <w:tcW w:w="1068" w:type="dxa"/>
+            <w:tcW w:w="225" w:type="pct"/>
             <w:shd w:val="clear" w:color="auto" w:fill="FAC090"/>
             <w:tcMar>
               <w:top w:w="80" w:type="dxa"/>
@@ -4117,7 +4203,7 @@
         </w:tc>
         <w:tc>
           <w:tcPr>
-            <w:tcW w:w="1069" w:type="dxa"/>
+            <w:tcW w:w="225" w:type="pct"/>
             <w:shd w:val="clear" w:color="auto" w:fill="FAC090"/>
             <w:tcMar>
               <w:top w:w="80" w:type="dxa"/>
@@ -4149,7 +4235,7 @@
         </w:tc>
         <w:tc>
           <w:tcPr>
-            <w:tcW w:w="1069" w:type="dxa"/>
+            <w:tcW w:w="225" w:type="pct"/>
             <w:shd w:val="clear" w:color="auto" w:fill="FAC090"/>
             <w:tcMar>
               <w:top w:w="80" w:type="dxa"/>
@@ -4181,7 +4267,7 @@
         </w:tc>
         <w:tc>
           <w:tcPr>
-            <w:tcW w:w="1069" w:type="dxa"/>
+            <w:tcW w:w="225" w:type="pct"/>
             <w:shd w:val="clear" w:color="auto" w:fill="FAC090"/>
             <w:tcMar>
               <w:top w:w="80" w:type="dxa"/>
@@ -4213,7 +4299,7 @@
         </w:tc>
         <w:tc>
           <w:tcPr>
-            <w:tcW w:w="1069" w:type="dxa"/>
+            <w:tcW w:w="225" w:type="pct"/>
             <w:shd w:val="clear" w:color="auto" w:fill="403152"/>
             <w:tcMar>
               <w:top w:w="80" w:type="dxa"/>
@@ -4245,7 +4331,7 @@
         </w:tc>
         <w:tc>
           <w:tcPr>
-            <w:tcW w:w="1069" w:type="dxa"/>
+            <w:tcW w:w="225" w:type="pct"/>
             <w:shd w:val="clear" w:color="auto" w:fill="403152"/>
             <w:tcMar>
               <w:top w:w="80" w:type="dxa"/>
@@ -4277,7 +4363,7 @@
         </w:tc>
         <w:tc>
           <w:tcPr>
-            <w:tcW w:w="1069" w:type="dxa"/>
+            <w:tcW w:w="225" w:type="pct"/>
             <w:shd w:val="clear" w:color="auto" w:fill="403152"/>
             <w:tcMar>
               <w:top w:w="80" w:type="dxa"/>
@@ -4309,7 +4395,7 @@
         </w:tc>
         <w:tc>
           <w:tcPr>
-            <w:tcW w:w="1069" w:type="dxa"/>
+            <w:tcW w:w="225" w:type="pct"/>
             <w:shd w:val="clear" w:color="auto" w:fill="403152"/>
             <w:tcMar>
               <w:top w:w="80" w:type="dxa"/>
@@ -4341,7 +4427,7 @@
         </w:tc>
         <w:tc>
           <w:tcPr>
-            <w:tcW w:w="1069" w:type="dxa"/>
+            <w:tcW w:w="225" w:type="pct"/>
             <w:shd w:val="clear" w:color="auto" w:fill="403152"/>
             <w:tcMar>
               <w:top w:w="80" w:type="dxa"/>
@@ -4373,7 +4459,7 @@
         </w:tc>
         <w:tc>
           <w:tcPr>
-            <w:tcW w:w="1069" w:type="dxa"/>
+            <w:tcW w:w="225" w:type="pct"/>
             <w:shd w:val="clear" w:color="auto" w:fill="EEECE1"/>
             <w:tcMar>
               <w:top w:w="80" w:type="dxa"/>
@@ -4405,7 +4491,7 @@
         </w:tc>
         <w:tc>
           <w:tcPr>
-            <w:tcW w:w="1069" w:type="dxa"/>
+            <w:tcW w:w="225" w:type="pct"/>
             <w:shd w:val="clear" w:color="auto" w:fill="EEECE1"/>
             <w:tcMar>
               <w:top w:w="80" w:type="dxa"/>
@@ -4437,7 +4523,7 @@
         </w:tc>
         <w:tc>
           <w:tcPr>
-            <w:tcW w:w="1069" w:type="dxa"/>
+            <w:tcW w:w="225" w:type="pct"/>
             <w:shd w:val="clear" w:color="auto" w:fill="EEECE1"/>
             <w:tcMar>
               <w:top w:w="80" w:type="dxa"/>
@@ -4469,7 +4555,7 @@
         </w:tc>
         <w:tc>
           <w:tcPr>
-            <w:tcW w:w="1069" w:type="dxa"/>
+            <w:tcW w:w="225" w:type="pct"/>
             <w:shd w:val="clear" w:color="auto" w:fill="EEECE1"/>
             <w:tcMar>
               <w:top w:w="80" w:type="dxa"/>
@@ -4501,7 +4587,7 @@
         </w:tc>
         <w:tc>
           <w:tcPr>
-            <w:tcW w:w="1069" w:type="dxa"/>
+            <w:tcW w:w="225" w:type="pct"/>
             <w:shd w:val="clear" w:color="auto" w:fill="EEECE1"/>
             <w:tcMar>
               <w:top w:w="80" w:type="dxa"/>
@@ -4533,7 +4619,7 @@
         </w:tc>
         <w:tc>
           <w:tcPr>
-            <w:tcW w:w="1045" w:type="dxa"/>
+            <w:tcW w:w="220" w:type="pct"/>
             <w:shd w:val="clear" w:color="auto" w:fill="C6D9F1"/>
             <w:tcMar>
               <w:top w:w="80" w:type="dxa"/>
@@ -4565,7 +4651,7 @@
         </w:tc>
         <w:tc>
           <w:tcPr>
-            <w:tcW w:w="1045" w:type="dxa"/>
+            <w:tcW w:w="220" w:type="pct"/>
             <w:shd w:val="clear" w:color="auto" w:fill="C6D9F1"/>
             <w:tcMar>
               <w:top w:w="80" w:type="dxa"/>
@@ -4597,7 +4683,7 @@
         </w:tc>
         <w:tc>
           <w:tcPr>
-            <w:tcW w:w="1045" w:type="dxa"/>
+            <w:tcW w:w="220" w:type="pct"/>
             <w:shd w:val="clear" w:color="auto" w:fill="C6D9F1"/>
             <w:tcMar>
               <w:top w:w="80" w:type="dxa"/>
@@ -4629,7 +4715,7 @@
         </w:tc>
         <w:tc>
           <w:tcPr>
-            <w:tcW w:w="1045" w:type="dxa"/>
+            <w:tcW w:w="220" w:type="pct"/>
             <w:shd w:val="clear" w:color="auto" w:fill="C6D9F1"/>
             <w:tcMar>
               <w:top w:w="80" w:type="dxa"/>
@@ -4661,7 +4747,7 @@
         </w:tc>
         <w:tc>
           <w:tcPr>
-            <w:tcW w:w="1040" w:type="dxa"/>
+            <w:tcW w:w="219" w:type="pct"/>
             <w:shd w:val="clear" w:color="auto" w:fill="C6D9F1"/>
             <w:tcMar>
               <w:top w:w="80" w:type="dxa"/>
@@ -4672,22 +4758,36 @@
           </w:tcPr>
           <w:p>
             <w:pPr>
-              <w:jc w:val="center"/>
-              <w:rPr>
-                <w:rFonts w:ascii="Times New Roman" w:eastAsia="Times New Roman" w:hAnsi="Times New Roman" w:cs="Times New Roman"/>
-                <w:color w:val="0F243E"/>
-                <w:sz w:val="16"/>
-                <w:szCs w:val="16"/>
-              </w:rPr>
-            </w:pPr>
-            <w:r>
-              <w:rPr>
-                <w:rFonts w:ascii="Times New Roman" w:eastAsia="Times New Roman" w:hAnsi="Times New Roman" w:cs="Times New Roman"/>
-                <w:color w:val="0F243E"/>
-                <w:sz w:val="16"/>
-                <w:szCs w:val="16"/>
-              </w:rPr>
-              <w:t>21013.34</w:t>
+              <w:pStyle w:val="NormalWeb"/>
+              <w:jc w:val="center"/>
+              <w:rPr>
+                <w:sz w:val="16"/>
+                <w:szCs w:val="16"/>
+              </w:rPr>
+            </w:pPr>
+            <w:r>
+              <w:rPr>
+                <w:color w:val="0F243E" w:themeColor="text2" w:themeShade="80"/>
+                <w:sz w:val="16"/>
+                <w:szCs w:val="16"/>
+              </w:rPr>
+              <w:t>2.1 × 10</w:t>
+            </w:r>
+            <w:r>
+              <w:rPr>
+                <w:color w:val="0F243E" w:themeColor="text2" w:themeShade="80"/>
+                <w:sz w:val="16"/>
+                <w:szCs w:val="16"/>
+              </w:rPr>
+              <w:t xml:space="preserve"> </w:t>
+            </w:r>
+            <w:r>
+              <w:rPr>
+                <w:color w:val="0F243E" w:themeColor="text2" w:themeShade="80"/>
+                <w:sz w:val="16"/>
+                <w:szCs w:val="16"/>
+              </w:rPr>
+              <w:t>⁴</w:t>
             </w:r>
           </w:p>
         </w:tc>
@@ -4699,7 +4799,7 @@
         </w:trPr>
         <w:tc>
           <w:tcPr>
-            <w:tcW w:w="1638" w:type="dxa"/>
+            <w:tcW w:w="345" w:type="pct"/>
             <w:vMerge w:val="restart"/>
             <w:shd w:val="clear" w:color="auto" w:fill="FFFFFF"/>
             <w:tcMar>
@@ -4744,7 +4844,7 @@
         </w:tc>
         <w:tc>
           <w:tcPr>
-            <w:tcW w:w="859" w:type="dxa"/>
+            <w:tcW w:w="181" w:type="pct"/>
             <w:shd w:val="clear" w:color="auto" w:fill="FFFFFF"/>
             <w:tcMar>
               <w:top w:w="80" w:type="dxa"/>
@@ -4779,7 +4879,7 @@
         </w:tc>
         <w:tc>
           <w:tcPr>
-            <w:tcW w:w="1068" w:type="dxa"/>
+            <w:tcW w:w="225" w:type="pct"/>
             <w:shd w:val="clear" w:color="auto" w:fill="FAC090"/>
             <w:tcMar>
               <w:top w:w="80" w:type="dxa"/>
@@ -4811,7 +4911,7 @@
         </w:tc>
         <w:tc>
           <w:tcPr>
-            <w:tcW w:w="1068" w:type="dxa"/>
+            <w:tcW w:w="225" w:type="pct"/>
             <w:shd w:val="clear" w:color="auto" w:fill="FAC090"/>
             <w:tcMar>
               <w:top w:w="80" w:type="dxa"/>
@@ -4843,7 +4943,7 @@
         </w:tc>
         <w:tc>
           <w:tcPr>
-            <w:tcW w:w="1069" w:type="dxa"/>
+            <w:tcW w:w="225" w:type="pct"/>
             <w:shd w:val="clear" w:color="auto" w:fill="FAC090"/>
             <w:tcMar>
               <w:top w:w="80" w:type="dxa"/>
@@ -4875,7 +4975,7 @@
         </w:tc>
         <w:tc>
           <w:tcPr>
-            <w:tcW w:w="1069" w:type="dxa"/>
+            <w:tcW w:w="225" w:type="pct"/>
             <w:shd w:val="clear" w:color="auto" w:fill="FAC090"/>
             <w:tcMar>
               <w:top w:w="80" w:type="dxa"/>
@@ -4907,7 +5007,7 @@
         </w:tc>
         <w:tc>
           <w:tcPr>
-            <w:tcW w:w="1069" w:type="dxa"/>
+            <w:tcW w:w="225" w:type="pct"/>
             <w:shd w:val="clear" w:color="auto" w:fill="FAC090"/>
             <w:tcMar>
               <w:top w:w="80" w:type="dxa"/>
@@ -4939,7 +5039,7 @@
         </w:tc>
         <w:tc>
           <w:tcPr>
-            <w:tcW w:w="1069" w:type="dxa"/>
+            <w:tcW w:w="225" w:type="pct"/>
             <w:shd w:val="clear" w:color="auto" w:fill="403152"/>
             <w:tcMar>
               <w:top w:w="80" w:type="dxa"/>
@@ -4971,7 +5071,7 @@
         </w:tc>
         <w:tc>
           <w:tcPr>
-            <w:tcW w:w="1069" w:type="dxa"/>
+            <w:tcW w:w="225" w:type="pct"/>
             <w:shd w:val="clear" w:color="auto" w:fill="403152"/>
             <w:tcMar>
               <w:top w:w="80" w:type="dxa"/>
@@ -5003,7 +5103,7 @@
         </w:tc>
         <w:tc>
           <w:tcPr>
-            <w:tcW w:w="1069" w:type="dxa"/>
+            <w:tcW w:w="225" w:type="pct"/>
             <w:shd w:val="clear" w:color="auto" w:fill="403152"/>
             <w:tcMar>
               <w:top w:w="80" w:type="dxa"/>
@@ -5035,7 +5135,7 @@
         </w:tc>
         <w:tc>
           <w:tcPr>
-            <w:tcW w:w="1069" w:type="dxa"/>
+            <w:tcW w:w="225" w:type="pct"/>
             <w:shd w:val="clear" w:color="auto" w:fill="403152"/>
             <w:tcMar>
               <w:top w:w="80" w:type="dxa"/>
@@ -5067,7 +5167,7 @@
         </w:tc>
         <w:tc>
           <w:tcPr>
-            <w:tcW w:w="1069" w:type="dxa"/>
+            <w:tcW w:w="225" w:type="pct"/>
             <w:shd w:val="clear" w:color="auto" w:fill="403152"/>
             <w:tcMar>
               <w:top w:w="80" w:type="dxa"/>
@@ -5099,7 +5199,7 @@
         </w:tc>
         <w:tc>
           <w:tcPr>
-            <w:tcW w:w="1069" w:type="dxa"/>
+            <w:tcW w:w="225" w:type="pct"/>
             <w:shd w:val="clear" w:color="auto" w:fill="EEECE1"/>
             <w:tcMar>
               <w:top w:w="80" w:type="dxa"/>
@@ -5131,7 +5231,7 @@
         </w:tc>
         <w:tc>
           <w:tcPr>
-            <w:tcW w:w="1069" w:type="dxa"/>
+            <w:tcW w:w="225" w:type="pct"/>
             <w:shd w:val="clear" w:color="auto" w:fill="EEECE1"/>
             <w:tcMar>
               <w:top w:w="80" w:type="dxa"/>
@@ -5163,7 +5263,7 @@
         </w:tc>
         <w:tc>
           <w:tcPr>
-            <w:tcW w:w="1069" w:type="dxa"/>
+            <w:tcW w:w="225" w:type="pct"/>
             <w:shd w:val="clear" w:color="auto" w:fill="EEECE1"/>
             <w:tcMar>
               <w:top w:w="80" w:type="dxa"/>
@@ -5195,7 +5295,7 @@
         </w:tc>
         <w:tc>
           <w:tcPr>
-            <w:tcW w:w="1069" w:type="dxa"/>
+            <w:tcW w:w="225" w:type="pct"/>
             <w:shd w:val="clear" w:color="auto" w:fill="EEECE1"/>
             <w:tcMar>
               <w:top w:w="80" w:type="dxa"/>
@@ -5227,7 +5327,7 @@
         </w:tc>
         <w:tc>
           <w:tcPr>
-            <w:tcW w:w="1069" w:type="dxa"/>
+            <w:tcW w:w="225" w:type="pct"/>
             <w:shd w:val="clear" w:color="auto" w:fill="EEECE1"/>
             <w:tcMar>
               <w:top w:w="80" w:type="dxa"/>
@@ -5259,7 +5359,7 @@
         </w:tc>
         <w:tc>
           <w:tcPr>
-            <w:tcW w:w="1045" w:type="dxa"/>
+            <w:tcW w:w="220" w:type="pct"/>
             <w:shd w:val="clear" w:color="auto" w:fill="C6D9F1"/>
             <w:tcMar>
               <w:top w:w="80" w:type="dxa"/>
@@ -5291,7 +5391,7 @@
         </w:tc>
         <w:tc>
           <w:tcPr>
-            <w:tcW w:w="1045" w:type="dxa"/>
+            <w:tcW w:w="220" w:type="pct"/>
             <w:shd w:val="clear" w:color="auto" w:fill="C6D9F1"/>
             <w:tcMar>
               <w:top w:w="80" w:type="dxa"/>
@@ -5323,7 +5423,7 @@
         </w:tc>
         <w:tc>
           <w:tcPr>
-            <w:tcW w:w="1045" w:type="dxa"/>
+            <w:tcW w:w="220" w:type="pct"/>
             <w:shd w:val="clear" w:color="auto" w:fill="C6D9F1"/>
             <w:tcMar>
               <w:top w:w="80" w:type="dxa"/>
@@ -5355,7 +5455,7 @@
         </w:tc>
         <w:tc>
           <w:tcPr>
-            <w:tcW w:w="1045" w:type="dxa"/>
+            <w:tcW w:w="220" w:type="pct"/>
             <w:shd w:val="clear" w:color="auto" w:fill="C6D9F1"/>
             <w:tcMar>
               <w:top w:w="80" w:type="dxa"/>
@@ -5387,7 +5487,7 @@
         </w:tc>
         <w:tc>
           <w:tcPr>
-            <w:tcW w:w="1040" w:type="dxa"/>
+            <w:tcW w:w="219" w:type="pct"/>
             <w:shd w:val="clear" w:color="auto" w:fill="C6D9F1"/>
             <w:tcMar>
               <w:top w:w="80" w:type="dxa"/>
@@ -5425,7 +5525,7 @@
         </w:trPr>
         <w:tc>
           <w:tcPr>
-            <w:tcW w:w="1638" w:type="dxa"/>
+            <w:tcW w:w="345" w:type="pct"/>
             <w:vMerge/>
             <w:shd w:val="clear" w:color="auto" w:fill="FFFFFF"/>
             <w:tcMar>
@@ -5458,7 +5558,7 @@
         </w:tc>
         <w:tc>
           <w:tcPr>
-            <w:tcW w:w="859" w:type="dxa"/>
+            <w:tcW w:w="181" w:type="pct"/>
             <w:shd w:val="clear" w:color="auto" w:fill="FFFFFF"/>
             <w:tcMar>
               <w:top w:w="80" w:type="dxa"/>
@@ -5493,7 +5593,7 @@
         </w:tc>
         <w:tc>
           <w:tcPr>
-            <w:tcW w:w="1068" w:type="dxa"/>
+            <w:tcW w:w="225" w:type="pct"/>
             <w:shd w:val="clear" w:color="auto" w:fill="FAC090"/>
             <w:tcMar>
               <w:top w:w="80" w:type="dxa"/>
@@ -5525,7 +5625,7 @@
         </w:tc>
         <w:tc>
           <w:tcPr>
-            <w:tcW w:w="1068" w:type="dxa"/>
+            <w:tcW w:w="225" w:type="pct"/>
             <w:shd w:val="clear" w:color="auto" w:fill="FAC090"/>
             <w:tcMar>
               <w:top w:w="80" w:type="dxa"/>
@@ -5557,7 +5657,7 @@
         </w:tc>
         <w:tc>
           <w:tcPr>
-            <w:tcW w:w="1069" w:type="dxa"/>
+            <w:tcW w:w="225" w:type="pct"/>
             <w:shd w:val="clear" w:color="auto" w:fill="FAC090"/>
             <w:tcMar>
               <w:top w:w="80" w:type="dxa"/>
@@ -5589,7 +5689,7 @@
         </w:tc>
         <w:tc>
           <w:tcPr>
-            <w:tcW w:w="1069" w:type="dxa"/>
+            <w:tcW w:w="225" w:type="pct"/>
             <w:shd w:val="clear" w:color="auto" w:fill="FAC090"/>
             <w:tcMar>
               <w:top w:w="80" w:type="dxa"/>
@@ -5621,7 +5721,7 @@
         </w:tc>
         <w:tc>
           <w:tcPr>
-            <w:tcW w:w="1069" w:type="dxa"/>
+            <w:tcW w:w="225" w:type="pct"/>
             <w:shd w:val="clear" w:color="auto" w:fill="FAC090"/>
             <w:tcMar>
               <w:top w:w="80" w:type="dxa"/>
@@ -5653,7 +5753,7 @@
         </w:tc>
         <w:tc>
           <w:tcPr>
-            <w:tcW w:w="1069" w:type="dxa"/>
+            <w:tcW w:w="225" w:type="pct"/>
             <w:shd w:val="clear" w:color="auto" w:fill="403152"/>
             <w:tcMar>
               <w:top w:w="80" w:type="dxa"/>
@@ -5685,7 +5785,7 @@
         </w:tc>
         <w:tc>
           <w:tcPr>
-            <w:tcW w:w="1069" w:type="dxa"/>
+            <w:tcW w:w="225" w:type="pct"/>
             <w:shd w:val="clear" w:color="auto" w:fill="403152"/>
             <w:tcMar>
               <w:top w:w="80" w:type="dxa"/>
@@ -5717,7 +5817,7 @@
         </w:tc>
         <w:tc>
           <w:tcPr>
-            <w:tcW w:w="1069" w:type="dxa"/>
+            <w:tcW w:w="225" w:type="pct"/>
             <w:shd w:val="clear" w:color="auto" w:fill="403152"/>
             <w:tcMar>
               <w:top w:w="80" w:type="dxa"/>
@@ -5749,7 +5849,7 @@
         </w:tc>
         <w:tc>
           <w:tcPr>
-            <w:tcW w:w="1069" w:type="dxa"/>
+            <w:tcW w:w="225" w:type="pct"/>
             <w:shd w:val="clear" w:color="auto" w:fill="403152"/>
             <w:tcMar>
               <w:top w:w="80" w:type="dxa"/>
@@ -5781,7 +5881,7 @@
         </w:tc>
         <w:tc>
           <w:tcPr>
-            <w:tcW w:w="1069" w:type="dxa"/>
+            <w:tcW w:w="225" w:type="pct"/>
             <w:shd w:val="clear" w:color="auto" w:fill="403152"/>
             <w:tcMar>
               <w:top w:w="80" w:type="dxa"/>
@@ -5813,7 +5913,7 @@
         </w:tc>
         <w:tc>
           <w:tcPr>
-            <w:tcW w:w="1069" w:type="dxa"/>
+            <w:tcW w:w="225" w:type="pct"/>
             <w:shd w:val="clear" w:color="auto" w:fill="EEECE1"/>
             <w:tcMar>
               <w:top w:w="80" w:type="dxa"/>
@@ -5845,7 +5945,7 @@
         </w:tc>
         <w:tc>
           <w:tcPr>
-            <w:tcW w:w="1069" w:type="dxa"/>
+            <w:tcW w:w="225" w:type="pct"/>
             <w:shd w:val="clear" w:color="auto" w:fill="EEECE1"/>
             <w:tcMar>
               <w:top w:w="80" w:type="dxa"/>
@@ -5877,7 +5977,7 @@
         </w:tc>
         <w:tc>
           <w:tcPr>
-            <w:tcW w:w="1069" w:type="dxa"/>
+            <w:tcW w:w="225" w:type="pct"/>
             <w:shd w:val="clear" w:color="auto" w:fill="EEECE1"/>
             <w:tcMar>
               <w:top w:w="80" w:type="dxa"/>
@@ -5909,7 +6009,7 @@
         </w:tc>
         <w:tc>
           <w:tcPr>
-            <w:tcW w:w="1069" w:type="dxa"/>
+            <w:tcW w:w="225" w:type="pct"/>
             <w:shd w:val="clear" w:color="auto" w:fill="EEECE1"/>
             <w:tcMar>
               <w:top w:w="80" w:type="dxa"/>
@@ -5941,7 +6041,7 @@
         </w:tc>
         <w:tc>
           <w:tcPr>
-            <w:tcW w:w="1069" w:type="dxa"/>
+            <w:tcW w:w="225" w:type="pct"/>
             <w:shd w:val="clear" w:color="auto" w:fill="EEECE1"/>
             <w:tcMar>
               <w:top w:w="80" w:type="dxa"/>
@@ -5973,7 +6073,7 @@
         </w:tc>
         <w:tc>
           <w:tcPr>
-            <w:tcW w:w="1045" w:type="dxa"/>
+            <w:tcW w:w="220" w:type="pct"/>
             <w:shd w:val="clear" w:color="auto" w:fill="C6D9F1"/>
             <w:tcMar>
               <w:top w:w="80" w:type="dxa"/>
@@ -6005,7 +6105,7 @@
         </w:tc>
         <w:tc>
           <w:tcPr>
-            <w:tcW w:w="1045" w:type="dxa"/>
+            <w:tcW w:w="220" w:type="pct"/>
             <w:shd w:val="clear" w:color="auto" w:fill="C6D9F1"/>
             <w:tcMar>
               <w:top w:w="80" w:type="dxa"/>
@@ -6037,7 +6137,7 @@
         </w:tc>
         <w:tc>
           <w:tcPr>
-            <w:tcW w:w="1045" w:type="dxa"/>
+            <w:tcW w:w="220" w:type="pct"/>
             <w:shd w:val="clear" w:color="auto" w:fill="C6D9F1"/>
             <w:tcMar>
               <w:top w:w="80" w:type="dxa"/>
@@ -6069,7 +6169,7 @@
         </w:tc>
         <w:tc>
           <w:tcPr>
-            <w:tcW w:w="1045" w:type="dxa"/>
+            <w:tcW w:w="220" w:type="pct"/>
             <w:shd w:val="clear" w:color="auto" w:fill="C6D9F1"/>
             <w:tcMar>
               <w:top w:w="80" w:type="dxa"/>
@@ -6101,7 +6201,7 @@
         </w:tc>
         <w:tc>
           <w:tcPr>
-            <w:tcW w:w="1040" w:type="dxa"/>
+            <w:tcW w:w="219" w:type="pct"/>
             <w:shd w:val="clear" w:color="auto" w:fill="C6D9F1"/>
             <w:tcMar>
               <w:top w:w="80" w:type="dxa"/>
@@ -6139,7 +6239,7 @@
         </w:trPr>
         <w:tc>
           <w:tcPr>
-            <w:tcW w:w="1638" w:type="dxa"/>
+            <w:tcW w:w="345" w:type="pct"/>
             <w:vMerge/>
             <w:shd w:val="clear" w:color="auto" w:fill="FFFFFF"/>
             <w:tcMar>
@@ -6172,7 +6272,7 @@
         </w:tc>
         <w:tc>
           <w:tcPr>
-            <w:tcW w:w="859" w:type="dxa"/>
+            <w:tcW w:w="181" w:type="pct"/>
             <w:shd w:val="clear" w:color="auto" w:fill="FFFFFF"/>
             <w:tcMar>
               <w:top w:w="80" w:type="dxa"/>
@@ -6207,7 +6307,7 @@
         </w:tc>
         <w:tc>
           <w:tcPr>
-            <w:tcW w:w="1068" w:type="dxa"/>
+            <w:tcW w:w="225" w:type="pct"/>
             <w:shd w:val="clear" w:color="auto" w:fill="FAC090"/>
             <w:tcMar>
               <w:top w:w="80" w:type="dxa"/>
@@ -6239,7 +6339,7 @@
         </w:tc>
         <w:tc>
           <w:tcPr>
-            <w:tcW w:w="1068" w:type="dxa"/>
+            <w:tcW w:w="225" w:type="pct"/>
             <w:shd w:val="clear" w:color="auto" w:fill="FAC090"/>
             <w:tcMar>
               <w:top w:w="80" w:type="dxa"/>
@@ -6271,7 +6371,7 @@
         </w:tc>
         <w:tc>
           <w:tcPr>
-            <w:tcW w:w="1069" w:type="dxa"/>
+            <w:tcW w:w="225" w:type="pct"/>
             <w:shd w:val="clear" w:color="auto" w:fill="FAC090"/>
             <w:tcMar>
               <w:top w:w="80" w:type="dxa"/>
@@ -6303,7 +6403,7 @@
         </w:tc>
         <w:tc>
           <w:tcPr>
-            <w:tcW w:w="1069" w:type="dxa"/>
+            <w:tcW w:w="225" w:type="pct"/>
             <w:shd w:val="clear" w:color="auto" w:fill="FAC090"/>
             <w:tcMar>
               <w:top w:w="80" w:type="dxa"/>
@@ -6335,7 +6435,7 @@
         </w:tc>
         <w:tc>
           <w:tcPr>
-            <w:tcW w:w="1069" w:type="dxa"/>
+            <w:tcW w:w="225" w:type="pct"/>
             <w:shd w:val="clear" w:color="auto" w:fill="FAC090"/>
             <w:tcMar>
               <w:top w:w="80" w:type="dxa"/>
@@ -6346,28 +6446,42 @@
           </w:tcPr>
           <w:p>
             <w:pPr>
-              <w:jc w:val="center"/>
-              <w:rPr>
-                <w:rFonts w:ascii="Times New Roman" w:eastAsia="Times New Roman" w:hAnsi="Times New Roman" w:cs="Times New Roman"/>
-                <w:color w:val="984806"/>
-                <w:sz w:val="16"/>
-                <w:szCs w:val="16"/>
-              </w:rPr>
-            </w:pPr>
-            <w:r>
-              <w:rPr>
-                <w:rFonts w:ascii="Times New Roman" w:eastAsia="Times New Roman" w:hAnsi="Times New Roman" w:cs="Times New Roman"/>
-                <w:color w:val="984806"/>
-                <w:sz w:val="16"/>
-                <w:szCs w:val="16"/>
-              </w:rPr>
-              <w:t>3644.8</w:t>
-            </w:r>
-          </w:p>
-        </w:tc>
-        <w:tc>
-          <w:tcPr>
-            <w:tcW w:w="1069" w:type="dxa"/>
+              <w:pStyle w:val="NormalWeb"/>
+              <w:jc w:val="center"/>
+              <w:rPr>
+                <w:sz w:val="16"/>
+                <w:szCs w:val="16"/>
+              </w:rPr>
+            </w:pPr>
+            <w:r>
+              <w:rPr>
+                <w:color w:val="984806" w:themeColor="accent6" w:themeShade="80"/>
+                <w:sz w:val="16"/>
+                <w:szCs w:val="16"/>
+              </w:rPr>
+              <w:t>3.6 × 10</w:t>
+            </w:r>
+            <w:r>
+              <w:rPr>
+                <w:color w:val="984806" w:themeColor="accent6" w:themeShade="80"/>
+                <w:sz w:val="16"/>
+                <w:szCs w:val="16"/>
+              </w:rPr>
+              <w:t xml:space="preserve"> </w:t>
+            </w:r>
+            <w:r>
+              <w:rPr>
+                <w:color w:val="984806" w:themeColor="accent6" w:themeShade="80"/>
+                <w:sz w:val="16"/>
+                <w:szCs w:val="16"/>
+              </w:rPr>
+              <w:t>³</w:t>
+            </w:r>
+          </w:p>
+        </w:tc>
+        <w:tc>
+          <w:tcPr>
+            <w:tcW w:w="225" w:type="pct"/>
             <w:shd w:val="clear" w:color="auto" w:fill="403152"/>
             <w:tcMar>
               <w:top w:w="80" w:type="dxa"/>
@@ -6399,7 +6513,7 @@
         </w:tc>
         <w:tc>
           <w:tcPr>
-            <w:tcW w:w="1069" w:type="dxa"/>
+            <w:tcW w:w="225" w:type="pct"/>
             <w:shd w:val="clear" w:color="auto" w:fill="403152"/>
             <w:tcMar>
               <w:top w:w="80" w:type="dxa"/>
@@ -6431,7 +6545,7 @@
         </w:tc>
         <w:tc>
           <w:tcPr>
-            <w:tcW w:w="1069" w:type="dxa"/>
+            <w:tcW w:w="225" w:type="pct"/>
             <w:shd w:val="clear" w:color="auto" w:fill="403152"/>
             <w:tcMar>
               <w:top w:w="80" w:type="dxa"/>
@@ -6463,7 +6577,7 @@
         </w:tc>
         <w:tc>
           <w:tcPr>
-            <w:tcW w:w="1069" w:type="dxa"/>
+            <w:tcW w:w="225" w:type="pct"/>
             <w:shd w:val="clear" w:color="auto" w:fill="403152"/>
             <w:tcMar>
               <w:top w:w="80" w:type="dxa"/>
@@ -6495,7 +6609,7 @@
         </w:tc>
         <w:tc>
           <w:tcPr>
-            <w:tcW w:w="1069" w:type="dxa"/>
+            <w:tcW w:w="225" w:type="pct"/>
             <w:shd w:val="clear" w:color="auto" w:fill="403152"/>
             <w:tcMar>
               <w:top w:w="80" w:type="dxa"/>
@@ -6506,28 +6620,39 @@
           </w:tcPr>
           <w:p>
             <w:pPr>
-              <w:jc w:val="center"/>
-              <w:rPr>
-                <w:rFonts w:ascii="Times New Roman" w:eastAsia="Times New Roman" w:hAnsi="Times New Roman" w:cs="Times New Roman"/>
-                <w:color w:val="FFFFFF"/>
-                <w:sz w:val="16"/>
-                <w:szCs w:val="16"/>
-              </w:rPr>
-            </w:pPr>
-            <w:r>
-              <w:rPr>
-                <w:rFonts w:ascii="Times New Roman" w:eastAsia="Times New Roman" w:hAnsi="Times New Roman" w:cs="Times New Roman"/>
-                <w:color w:val="FFFFFF"/>
-                <w:sz w:val="16"/>
-                <w:szCs w:val="16"/>
-              </w:rPr>
-              <w:t>1341.58</w:t>
-            </w:r>
-          </w:p>
-        </w:tc>
-        <w:tc>
-          <w:tcPr>
-            <w:tcW w:w="1069" w:type="dxa"/>
+              <w:pStyle w:val="NormalWeb"/>
+              <w:jc w:val="center"/>
+              <w:rPr>
+                <w:sz w:val="16"/>
+                <w:szCs w:val="16"/>
+              </w:rPr>
+            </w:pPr>
+            <w:r>
+              <w:rPr>
+                <w:sz w:val="16"/>
+                <w:szCs w:val="16"/>
+              </w:rPr>
+              <w:t>1.3 × 10</w:t>
+            </w:r>
+            <w:r>
+              <w:rPr>
+                <w:sz w:val="16"/>
+                <w:szCs w:val="16"/>
+              </w:rPr>
+              <w:t xml:space="preserve"> </w:t>
+            </w:r>
+            <w:r>
+              <w:rPr>
+                <w:sz w:val="16"/>
+                <w:szCs w:val="16"/>
+              </w:rPr>
+              <w:t>³</w:t>
+            </w:r>
+          </w:p>
+        </w:tc>
+        <w:tc>
+          <w:tcPr>
+            <w:tcW w:w="225" w:type="pct"/>
             <w:shd w:val="clear" w:color="auto" w:fill="EEECE1"/>
             <w:tcMar>
               <w:top w:w="80" w:type="dxa"/>
@@ -6559,7 +6684,7 @@
         </w:tc>
         <w:tc>
           <w:tcPr>
-            <w:tcW w:w="1069" w:type="dxa"/>
+            <w:tcW w:w="225" w:type="pct"/>
             <w:shd w:val="clear" w:color="auto" w:fill="EEECE1"/>
             <w:tcMar>
               <w:top w:w="80" w:type="dxa"/>
@@ -6591,7 +6716,7 @@
         </w:tc>
         <w:tc>
           <w:tcPr>
-            <w:tcW w:w="1069" w:type="dxa"/>
+            <w:tcW w:w="225" w:type="pct"/>
             <w:shd w:val="clear" w:color="auto" w:fill="EEECE1"/>
             <w:tcMar>
               <w:top w:w="80" w:type="dxa"/>
@@ -6623,7 +6748,7 @@
         </w:tc>
         <w:tc>
           <w:tcPr>
-            <w:tcW w:w="1069" w:type="dxa"/>
+            <w:tcW w:w="225" w:type="pct"/>
             <w:shd w:val="clear" w:color="auto" w:fill="EEECE1"/>
             <w:tcMar>
               <w:top w:w="80" w:type="dxa"/>
@@ -6655,7 +6780,7 @@
         </w:tc>
         <w:tc>
           <w:tcPr>
-            <w:tcW w:w="1069" w:type="dxa"/>
+            <w:tcW w:w="225" w:type="pct"/>
             <w:shd w:val="clear" w:color="auto" w:fill="EEECE1"/>
             <w:tcMar>
               <w:top w:w="80" w:type="dxa"/>
@@ -6666,28 +6791,39 @@
           </w:tcPr>
           <w:p>
             <w:pPr>
-              <w:jc w:val="center"/>
-              <w:rPr>
-                <w:rFonts w:ascii="Times New Roman" w:eastAsia="Times New Roman" w:hAnsi="Times New Roman" w:cs="Times New Roman"/>
-                <w:color w:val="000000"/>
-                <w:sz w:val="16"/>
-                <w:szCs w:val="16"/>
-              </w:rPr>
-            </w:pPr>
-            <w:r>
-              <w:rPr>
-                <w:rFonts w:ascii="Times New Roman" w:eastAsia="Times New Roman" w:hAnsi="Times New Roman" w:cs="Times New Roman"/>
-                <w:color w:val="000000"/>
-                <w:sz w:val="16"/>
-                <w:szCs w:val="16"/>
-              </w:rPr>
-              <w:t>80092</w:t>
-            </w:r>
-          </w:p>
-        </w:tc>
-        <w:tc>
-          <w:tcPr>
-            <w:tcW w:w="1045" w:type="dxa"/>
+              <w:pStyle w:val="NormalWeb"/>
+              <w:jc w:val="center"/>
+              <w:rPr>
+                <w:sz w:val="16"/>
+                <w:szCs w:val="16"/>
+              </w:rPr>
+            </w:pPr>
+            <w:r>
+              <w:rPr>
+                <w:sz w:val="16"/>
+                <w:szCs w:val="16"/>
+              </w:rPr>
+              <w:t>8.0 × 10</w:t>
+            </w:r>
+            <w:r>
+              <w:rPr>
+                <w:sz w:val="16"/>
+                <w:szCs w:val="16"/>
+              </w:rPr>
+              <w:t xml:space="preserve"> </w:t>
+            </w:r>
+            <w:r>
+              <w:rPr>
+                <w:sz w:val="16"/>
+                <w:szCs w:val="16"/>
+              </w:rPr>
+              <w:t>⁴</w:t>
+            </w:r>
+          </w:p>
+        </w:tc>
+        <w:tc>
+          <w:tcPr>
+            <w:tcW w:w="220" w:type="pct"/>
             <w:shd w:val="clear" w:color="auto" w:fill="C6D9F1"/>
             <w:tcMar>
               <w:top w:w="80" w:type="dxa"/>
@@ -6719,7 +6855,7 @@
         </w:tc>
         <w:tc>
           <w:tcPr>
-            <w:tcW w:w="1045" w:type="dxa"/>
+            <w:tcW w:w="220" w:type="pct"/>
             <w:shd w:val="clear" w:color="auto" w:fill="C6D9F1"/>
             <w:tcMar>
               <w:top w:w="80" w:type="dxa"/>
@@ -6751,7 +6887,7 @@
         </w:tc>
         <w:tc>
           <w:tcPr>
-            <w:tcW w:w="1045" w:type="dxa"/>
+            <w:tcW w:w="220" w:type="pct"/>
             <w:shd w:val="clear" w:color="auto" w:fill="C6D9F1"/>
             <w:tcMar>
               <w:top w:w="80" w:type="dxa"/>
@@ -6783,7 +6919,7 @@
         </w:tc>
         <w:tc>
           <w:tcPr>
-            <w:tcW w:w="1045" w:type="dxa"/>
+            <w:tcW w:w="220" w:type="pct"/>
             <w:shd w:val="clear" w:color="auto" w:fill="C6D9F1"/>
             <w:tcMar>
               <w:top w:w="80" w:type="dxa"/>
@@ -6815,33 +6951,47 @@
         </w:tc>
         <w:tc>
           <w:tcPr>
-            <w:tcW w:w="1040" w:type="dxa"/>
-            <w:shd w:val="clear" w:color="auto" w:fill="FF0000"/>
-            <w:tcMar>
-              <w:top w:w="80" w:type="dxa"/>
-              <w:left w:w="80" w:type="dxa"/>
-              <w:bottom w:w="80" w:type="dxa"/>
-              <w:right w:w="80" w:type="dxa"/>
-            </w:tcMar>
-          </w:tcPr>
-          <w:p>
-            <w:pPr>
-              <w:jc w:val="center"/>
-              <w:rPr>
-                <w:rFonts w:ascii="Times New Roman" w:eastAsia="Times New Roman" w:hAnsi="Times New Roman" w:cs="Times New Roman"/>
-                <w:color w:val="0F243E"/>
-                <w:sz w:val="16"/>
-                <w:szCs w:val="16"/>
-              </w:rPr>
-            </w:pPr>
-            <w:r>
-              <w:rPr>
-                <w:rFonts w:ascii="Times New Roman" w:eastAsia="Times New Roman" w:hAnsi="Times New Roman" w:cs="Times New Roman"/>
-                <w:color w:val="FFFFFF"/>
-                <w:sz w:val="16"/>
-                <w:szCs w:val="16"/>
-              </w:rPr>
-              <w:t>INF</w:t>
+            <w:tcW w:w="219" w:type="pct"/>
+            <w:shd w:val="clear" w:color="auto" w:fill="C6D9F1" w:themeFill="text2" w:themeFillTint="33"/>
+            <w:tcMar>
+              <w:top w:w="80" w:type="dxa"/>
+              <w:left w:w="80" w:type="dxa"/>
+              <w:bottom w:w="80" w:type="dxa"/>
+              <w:right w:w="80" w:type="dxa"/>
+            </w:tcMar>
+          </w:tcPr>
+          <w:p>
+            <w:pPr>
+              <w:pStyle w:val="NormalWeb"/>
+              <w:jc w:val="center"/>
+              <w:rPr>
+                <w:sz w:val="16"/>
+                <w:szCs w:val="16"/>
+              </w:rPr>
+            </w:pPr>
+            <w:r>
+              <w:rPr>
+                <w:color w:val="0F243E" w:themeColor="text2" w:themeShade="80"/>
+                <w:sz w:val="16"/>
+                <w:szCs w:val="16"/>
+              </w:rPr>
+              <w:t>5.5 × 10</w:t>
+            </w:r>
+            <w:r>
+              <w:rPr>
+                <w:color w:val="0F243E" w:themeColor="text2" w:themeShade="80"/>
+                <w:sz w:val="16"/>
+                <w:szCs w:val="16"/>
+              </w:rPr>
+              <w:t xml:space="preserve"> </w:t>
+            </w:r>
+            <w:r>
+              <w:rPr>
+                <w:color w:val="0F243E" w:themeColor="text2" w:themeShade="80"/>
+                <w:sz w:val="16"/>
+                <w:szCs w:val="16"/>
+              </w:rPr>
+              <w:t>⁹</w:t>
             </w:r>
           </w:p>
         </w:tc>
@@ -6853,7 +7003,7 @@
         </w:trPr>
         <w:tc>
           <w:tcPr>
-            <w:tcW w:w="23750" w:type="dxa"/>
+            <w:tcW w:w="5000" w:type="pct"/>
             <w:gridSpan w:val="22"/>
             <w:shd w:val="clear" w:color="auto" w:fill="FFFFFF"/>
             <w:tcMar>
@@ -6890,7 +7040,7 @@
         </w:trPr>
         <w:tc>
           <w:tcPr>
-            <w:tcW w:w="1638" w:type="dxa"/>
+            <w:tcW w:w="345" w:type="pct"/>
             <w:shd w:val="clear" w:color="auto" w:fill="FFFFFF"/>
             <w:tcMar>
               <w:top w:w="80" w:type="dxa"/>
@@ -6923,7 +7073,7 @@
         </w:tc>
         <w:tc>
           <w:tcPr>
-            <w:tcW w:w="859" w:type="dxa"/>
+            <w:tcW w:w="181" w:type="pct"/>
             <w:shd w:val="clear" w:color="auto" w:fill="FFFFFF"/>
             <w:tcMar>
               <w:top w:w="80" w:type="dxa"/>
@@ -6946,7 +7096,7 @@
         </w:tc>
         <w:tc>
           <w:tcPr>
-            <w:tcW w:w="1068" w:type="dxa"/>
+            <w:tcW w:w="225" w:type="pct"/>
             <w:shd w:val="clear" w:color="auto" w:fill="FAC090"/>
             <w:tcMar>
               <w:top w:w="80" w:type="dxa"/>
@@ -6978,7 +7128,7 @@
         </w:tc>
         <w:tc>
           <w:tcPr>
-            <w:tcW w:w="1068" w:type="dxa"/>
+            <w:tcW w:w="225" w:type="pct"/>
             <w:shd w:val="clear" w:color="auto" w:fill="FAC090"/>
             <w:tcMar>
               <w:top w:w="80" w:type="dxa"/>
@@ -7010,7 +7160,7 @@
         </w:tc>
         <w:tc>
           <w:tcPr>
-            <w:tcW w:w="1069" w:type="dxa"/>
+            <w:tcW w:w="225" w:type="pct"/>
             <w:shd w:val="clear" w:color="auto" w:fill="FAC090"/>
             <w:tcMar>
               <w:top w:w="80" w:type="dxa"/>
@@ -7042,7 +7192,7 @@
         </w:tc>
         <w:tc>
           <w:tcPr>
-            <w:tcW w:w="1069" w:type="dxa"/>
+            <w:tcW w:w="225" w:type="pct"/>
             <w:shd w:val="clear" w:color="auto" w:fill="FAC090"/>
             <w:tcMar>
               <w:top w:w="80" w:type="dxa"/>
@@ -7074,7 +7224,7 @@
         </w:tc>
         <w:tc>
           <w:tcPr>
-            <w:tcW w:w="1069" w:type="dxa"/>
+            <w:tcW w:w="225" w:type="pct"/>
             <w:shd w:val="clear" w:color="auto" w:fill="FAC090"/>
             <w:tcMar>
               <w:top w:w="80" w:type="dxa"/>
@@ -7106,7 +7256,7 @@
         </w:tc>
         <w:tc>
           <w:tcPr>
-            <w:tcW w:w="1069" w:type="dxa"/>
+            <w:tcW w:w="225" w:type="pct"/>
             <w:shd w:val="clear" w:color="auto" w:fill="403152"/>
             <w:tcMar>
               <w:top w:w="80" w:type="dxa"/>
@@ -7138,7 +7288,7 @@
         </w:tc>
         <w:tc>
           <w:tcPr>
-            <w:tcW w:w="1069" w:type="dxa"/>
+            <w:tcW w:w="225" w:type="pct"/>
             <w:shd w:val="clear" w:color="auto" w:fill="403152"/>
             <w:tcMar>
               <w:top w:w="80" w:type="dxa"/>
@@ -7170,7 +7320,7 @@
         </w:tc>
         <w:tc>
           <w:tcPr>
-            <w:tcW w:w="1069" w:type="dxa"/>
+            <w:tcW w:w="225" w:type="pct"/>
             <w:shd w:val="clear" w:color="auto" w:fill="403152"/>
             <w:tcMar>
               <w:top w:w="80" w:type="dxa"/>
@@ -7202,7 +7352,7 @@
         </w:tc>
         <w:tc>
           <w:tcPr>
-            <w:tcW w:w="1069" w:type="dxa"/>
+            <w:tcW w:w="225" w:type="pct"/>
             <w:shd w:val="clear" w:color="auto" w:fill="403152"/>
             <w:tcMar>
               <w:top w:w="80" w:type="dxa"/>
@@ -7234,7 +7384,7 @@
         </w:tc>
         <w:tc>
           <w:tcPr>
-            <w:tcW w:w="1069" w:type="dxa"/>
+            <w:tcW w:w="225" w:type="pct"/>
             <w:shd w:val="clear" w:color="auto" w:fill="403152"/>
             <w:tcMar>
               <w:top w:w="80" w:type="dxa"/>
@@ -7266,7 +7416,7 @@
         </w:tc>
         <w:tc>
           <w:tcPr>
-            <w:tcW w:w="1069" w:type="dxa"/>
+            <w:tcW w:w="225" w:type="pct"/>
             <w:shd w:val="clear" w:color="auto" w:fill="EEECE1"/>
             <w:tcMar>
               <w:top w:w="80" w:type="dxa"/>
@@ -7298,7 +7448,7 @@
         </w:tc>
         <w:tc>
           <w:tcPr>
-            <w:tcW w:w="1069" w:type="dxa"/>
+            <w:tcW w:w="225" w:type="pct"/>
             <w:shd w:val="clear" w:color="auto" w:fill="EEECE1"/>
             <w:tcMar>
               <w:top w:w="80" w:type="dxa"/>
@@ -7330,7 +7480,7 @@
         </w:tc>
         <w:tc>
           <w:tcPr>
-            <w:tcW w:w="1069" w:type="dxa"/>
+            <w:tcW w:w="225" w:type="pct"/>
             <w:shd w:val="clear" w:color="auto" w:fill="EEECE1"/>
             <w:tcMar>
               <w:top w:w="80" w:type="dxa"/>
@@ -7362,7 +7512,7 @@
         </w:tc>
         <w:tc>
           <w:tcPr>
-            <w:tcW w:w="1069" w:type="dxa"/>
+            <w:tcW w:w="225" w:type="pct"/>
             <w:shd w:val="clear" w:color="auto" w:fill="EEECE1"/>
             <w:tcMar>
               <w:top w:w="80" w:type="dxa"/>
@@ -7394,7 +7544,7 @@
         </w:tc>
         <w:tc>
           <w:tcPr>
-            <w:tcW w:w="1069" w:type="dxa"/>
+            <w:tcW w:w="225" w:type="pct"/>
             <w:shd w:val="clear" w:color="auto" w:fill="EEECE1"/>
             <w:tcMar>
               <w:top w:w="80" w:type="dxa"/>
@@ -7426,7 +7576,7 @@
         </w:tc>
         <w:tc>
           <w:tcPr>
-            <w:tcW w:w="1045" w:type="dxa"/>
+            <w:tcW w:w="220" w:type="pct"/>
             <w:shd w:val="clear" w:color="auto" w:fill="C6D9F1"/>
             <w:tcMar>
               <w:top w:w="80" w:type="dxa"/>
@@ -7458,7 +7608,7 @@
         </w:tc>
         <w:tc>
           <w:tcPr>
-            <w:tcW w:w="1045" w:type="dxa"/>
+            <w:tcW w:w="220" w:type="pct"/>
             <w:shd w:val="clear" w:color="auto" w:fill="C6D9F1"/>
             <w:tcMar>
               <w:top w:w="80" w:type="dxa"/>
@@ -7490,7 +7640,7 @@
         </w:tc>
         <w:tc>
           <w:tcPr>
-            <w:tcW w:w="1045" w:type="dxa"/>
+            <w:tcW w:w="220" w:type="pct"/>
             <w:shd w:val="clear" w:color="auto" w:fill="C6D9F1"/>
             <w:tcMar>
               <w:top w:w="80" w:type="dxa"/>
@@ -7522,7 +7672,7 @@
         </w:tc>
         <w:tc>
           <w:tcPr>
-            <w:tcW w:w="1045" w:type="dxa"/>
+            <w:tcW w:w="220" w:type="pct"/>
             <w:shd w:val="clear" w:color="auto" w:fill="C6D9F1"/>
             <w:tcMar>
               <w:top w:w="80" w:type="dxa"/>
@@ -7554,7 +7704,7 @@
         </w:tc>
         <w:tc>
           <w:tcPr>
-            <w:tcW w:w="1040" w:type="dxa"/>
+            <w:tcW w:w="219" w:type="pct"/>
             <w:shd w:val="clear" w:color="auto" w:fill="C6D9F1"/>
             <w:tcMar>
               <w:top w:w="80" w:type="dxa"/>
@@ -7592,7 +7742,7 @@
         </w:trPr>
         <w:tc>
           <w:tcPr>
-            <w:tcW w:w="1638" w:type="dxa"/>
+            <w:tcW w:w="345" w:type="pct"/>
             <w:shd w:val="clear" w:color="auto" w:fill="FFFFFF"/>
             <w:tcMar>
               <w:top w:w="80" w:type="dxa"/>
@@ -7625,7 +7775,7 @@
         </w:tc>
         <w:tc>
           <w:tcPr>
-            <w:tcW w:w="859" w:type="dxa"/>
+            <w:tcW w:w="181" w:type="pct"/>
             <w:shd w:val="clear" w:color="auto" w:fill="FFFFFF"/>
             <w:tcMar>
               <w:top w:w="80" w:type="dxa"/>
@@ -7648,7 +7798,7 @@
         </w:tc>
         <w:tc>
           <w:tcPr>
-            <w:tcW w:w="1068" w:type="dxa"/>
+            <w:tcW w:w="225" w:type="pct"/>
             <w:shd w:val="clear" w:color="auto" w:fill="FAC090"/>
             <w:tcMar>
               <w:top w:w="80" w:type="dxa"/>
@@ -7680,7 +7830,7 @@
         </w:tc>
         <w:tc>
           <w:tcPr>
-            <w:tcW w:w="1068" w:type="dxa"/>
+            <w:tcW w:w="225" w:type="pct"/>
             <w:shd w:val="clear" w:color="auto" w:fill="FAC090"/>
             <w:tcMar>
               <w:top w:w="80" w:type="dxa"/>
@@ -7712,7 +7862,7 @@
         </w:tc>
         <w:tc>
           <w:tcPr>
-            <w:tcW w:w="1069" w:type="dxa"/>
+            <w:tcW w:w="225" w:type="pct"/>
             <w:shd w:val="clear" w:color="auto" w:fill="FAC090"/>
             <w:tcMar>
               <w:top w:w="80" w:type="dxa"/>
@@ -7744,7 +7894,7 @@
         </w:tc>
         <w:tc>
           <w:tcPr>
-            <w:tcW w:w="1069" w:type="dxa"/>
+            <w:tcW w:w="225" w:type="pct"/>
             <w:shd w:val="clear" w:color="auto" w:fill="FAC090"/>
             <w:tcMar>
               <w:top w:w="80" w:type="dxa"/>
@@ -7776,7 +7926,7 @@
         </w:tc>
         <w:tc>
           <w:tcPr>
-            <w:tcW w:w="1069" w:type="dxa"/>
+            <w:tcW w:w="225" w:type="pct"/>
             <w:shd w:val="clear" w:color="auto" w:fill="FAC090"/>
             <w:tcMar>
               <w:top w:w="80" w:type="dxa"/>
@@ -7808,7 +7958,7 @@
         </w:tc>
         <w:tc>
           <w:tcPr>
-            <w:tcW w:w="1069" w:type="dxa"/>
+            <w:tcW w:w="225" w:type="pct"/>
             <w:shd w:val="clear" w:color="auto" w:fill="403152"/>
             <w:tcMar>
               <w:top w:w="80" w:type="dxa"/>
@@ -7840,7 +7990,7 @@
         </w:tc>
         <w:tc>
           <w:tcPr>
-            <w:tcW w:w="1069" w:type="dxa"/>
+            <w:tcW w:w="225" w:type="pct"/>
             <w:shd w:val="clear" w:color="auto" w:fill="403152"/>
             <w:tcMar>
               <w:top w:w="80" w:type="dxa"/>
@@ -7872,7 +8022,7 @@
         </w:tc>
         <w:tc>
           <w:tcPr>
-            <w:tcW w:w="1069" w:type="dxa"/>
+            <w:tcW w:w="225" w:type="pct"/>
             <w:shd w:val="clear" w:color="auto" w:fill="403152"/>
             <w:tcMar>
               <w:top w:w="80" w:type="dxa"/>
@@ -7904,7 +8054,7 @@
         </w:tc>
         <w:tc>
           <w:tcPr>
-            <w:tcW w:w="1069" w:type="dxa"/>
+            <w:tcW w:w="225" w:type="pct"/>
             <w:shd w:val="clear" w:color="auto" w:fill="403152"/>
             <w:tcMar>
               <w:top w:w="80" w:type="dxa"/>
@@ -7936,7 +8086,7 @@
         </w:tc>
         <w:tc>
           <w:tcPr>
-            <w:tcW w:w="1069" w:type="dxa"/>
+            <w:tcW w:w="225" w:type="pct"/>
             <w:shd w:val="clear" w:color="auto" w:fill="403152"/>
             <w:tcMar>
               <w:top w:w="80" w:type="dxa"/>
@@ -7968,7 +8118,7 @@
         </w:tc>
         <w:tc>
           <w:tcPr>
-            <w:tcW w:w="1069" w:type="dxa"/>
+            <w:tcW w:w="225" w:type="pct"/>
             <w:shd w:val="clear" w:color="auto" w:fill="EEECE1"/>
             <w:tcMar>
               <w:top w:w="80" w:type="dxa"/>
@@ -8000,7 +8150,7 @@
         </w:tc>
         <w:tc>
           <w:tcPr>
-            <w:tcW w:w="1069" w:type="dxa"/>
+            <w:tcW w:w="225" w:type="pct"/>
             <w:shd w:val="clear" w:color="auto" w:fill="EEECE1"/>
             <w:tcMar>
               <w:top w:w="80" w:type="dxa"/>
@@ -8032,7 +8182,7 @@
         </w:tc>
         <w:tc>
           <w:tcPr>
-            <w:tcW w:w="1069" w:type="dxa"/>
+            <w:tcW w:w="225" w:type="pct"/>
             <w:shd w:val="clear" w:color="auto" w:fill="EEECE1"/>
             <w:tcMar>
               <w:top w:w="80" w:type="dxa"/>
@@ -8064,7 +8214,7 @@
         </w:tc>
         <w:tc>
           <w:tcPr>
-            <w:tcW w:w="1069" w:type="dxa"/>
+            <w:tcW w:w="225" w:type="pct"/>
             <w:shd w:val="clear" w:color="auto" w:fill="EEECE1"/>
             <w:tcMar>
               <w:top w:w="80" w:type="dxa"/>
@@ -8096,7 +8246,7 @@
         </w:tc>
         <w:tc>
           <w:tcPr>
-            <w:tcW w:w="1069" w:type="dxa"/>
+            <w:tcW w:w="225" w:type="pct"/>
             <w:shd w:val="clear" w:color="auto" w:fill="EEECE1"/>
             <w:tcMar>
               <w:top w:w="80" w:type="dxa"/>
@@ -8128,7 +8278,7 @@
         </w:tc>
         <w:tc>
           <w:tcPr>
-            <w:tcW w:w="1045" w:type="dxa"/>
+            <w:tcW w:w="220" w:type="pct"/>
             <w:shd w:val="clear" w:color="auto" w:fill="C6D9F1"/>
             <w:tcMar>
               <w:top w:w="80" w:type="dxa"/>
@@ -8160,7 +8310,7 @@
         </w:tc>
         <w:tc>
           <w:tcPr>
-            <w:tcW w:w="1045" w:type="dxa"/>
+            <w:tcW w:w="220" w:type="pct"/>
             <w:shd w:val="clear" w:color="auto" w:fill="C6D9F1"/>
             <w:tcMar>
               <w:top w:w="80" w:type="dxa"/>
@@ -8192,7 +8342,7 @@
         </w:tc>
         <w:tc>
           <w:tcPr>
-            <w:tcW w:w="1045" w:type="dxa"/>
+            <w:tcW w:w="220" w:type="pct"/>
             <w:shd w:val="clear" w:color="auto" w:fill="C6D9F1"/>
             <w:tcMar>
               <w:top w:w="80" w:type="dxa"/>
@@ -8224,7 +8374,7 @@
         </w:tc>
         <w:tc>
           <w:tcPr>
-            <w:tcW w:w="1045" w:type="dxa"/>
+            <w:tcW w:w="220" w:type="pct"/>
             <w:shd w:val="clear" w:color="auto" w:fill="C6D9F1"/>
             <w:tcMar>
               <w:top w:w="80" w:type="dxa"/>
@@ -8256,7 +8406,7 @@
         </w:tc>
         <w:tc>
           <w:tcPr>
-            <w:tcW w:w="1040" w:type="dxa"/>
+            <w:tcW w:w="219" w:type="pct"/>
             <w:shd w:val="clear" w:color="auto" w:fill="C6D9F1"/>
             <w:tcMar>
               <w:top w:w="80" w:type="dxa"/>
@@ -8294,7 +8444,7 @@
         </w:trPr>
         <w:tc>
           <w:tcPr>
-            <w:tcW w:w="23750" w:type="dxa"/>
+            <w:tcW w:w="5000" w:type="pct"/>
             <w:gridSpan w:val="22"/>
             <w:shd w:val="clear" w:color="auto" w:fill="FFFFFF"/>
             <w:tcMar>
@@ -8331,7 +8481,7 @@
         </w:trPr>
         <w:tc>
           <w:tcPr>
-            <w:tcW w:w="1638" w:type="dxa"/>
+            <w:tcW w:w="345" w:type="pct"/>
             <w:vMerge w:val="restart"/>
             <w:shd w:val="clear" w:color="auto" w:fill="FFFFFF"/>
             <w:tcMar>
@@ -8365,7 +8515,7 @@
         </w:tc>
         <w:tc>
           <w:tcPr>
-            <w:tcW w:w="859" w:type="dxa"/>
+            <w:tcW w:w="181" w:type="pct"/>
             <w:shd w:val="clear" w:color="auto" w:fill="FFFFFF"/>
             <w:tcMar>
               <w:top w:w="80" w:type="dxa"/>
@@ -8400,7 +8550,7 @@
         </w:tc>
         <w:tc>
           <w:tcPr>
-            <w:tcW w:w="1068" w:type="dxa"/>
+            <w:tcW w:w="225" w:type="pct"/>
             <w:shd w:val="clear" w:color="auto" w:fill="FAC090"/>
             <w:tcMar>
               <w:top w:w="80" w:type="dxa"/>
@@ -8432,7 +8582,7 @@
         </w:tc>
         <w:tc>
           <w:tcPr>
-            <w:tcW w:w="1068" w:type="dxa"/>
+            <w:tcW w:w="225" w:type="pct"/>
             <w:shd w:val="clear" w:color="auto" w:fill="FAC090"/>
             <w:tcMar>
               <w:top w:w="80" w:type="dxa"/>
@@ -8464,7 +8614,7 @@
         </w:tc>
         <w:tc>
           <w:tcPr>
-            <w:tcW w:w="1069" w:type="dxa"/>
+            <w:tcW w:w="225" w:type="pct"/>
             <w:shd w:val="clear" w:color="auto" w:fill="FAC090"/>
             <w:tcMar>
               <w:top w:w="80" w:type="dxa"/>
@@ -8496,7 +8646,7 @@
         </w:tc>
         <w:tc>
           <w:tcPr>
-            <w:tcW w:w="1069" w:type="dxa"/>
+            <w:tcW w:w="225" w:type="pct"/>
             <w:shd w:val="clear" w:color="auto" w:fill="FAC090"/>
             <w:tcMar>
               <w:top w:w="80" w:type="dxa"/>
@@ -8528,7 +8678,7 @@
         </w:tc>
         <w:tc>
           <w:tcPr>
-            <w:tcW w:w="1069" w:type="dxa"/>
+            <w:tcW w:w="225" w:type="pct"/>
             <w:shd w:val="clear" w:color="auto" w:fill="FAC090"/>
             <w:tcMar>
               <w:top w:w="80" w:type="dxa"/>
@@ -8560,7 +8710,7 @@
         </w:tc>
         <w:tc>
           <w:tcPr>
-            <w:tcW w:w="1069" w:type="dxa"/>
+            <w:tcW w:w="225" w:type="pct"/>
             <w:shd w:val="clear" w:color="auto" w:fill="403152"/>
             <w:tcMar>
               <w:top w:w="80" w:type="dxa"/>
@@ -8592,7 +8742,7 @@
         </w:tc>
         <w:tc>
           <w:tcPr>
-            <w:tcW w:w="1069" w:type="dxa"/>
+            <w:tcW w:w="225" w:type="pct"/>
             <w:shd w:val="clear" w:color="auto" w:fill="403152"/>
             <w:tcMar>
               <w:top w:w="80" w:type="dxa"/>
@@ -8624,7 +8774,7 @@
         </w:tc>
         <w:tc>
           <w:tcPr>
-            <w:tcW w:w="1069" w:type="dxa"/>
+            <w:tcW w:w="225" w:type="pct"/>
             <w:shd w:val="clear" w:color="auto" w:fill="403152"/>
             <w:tcMar>
               <w:top w:w="80" w:type="dxa"/>
@@ -8656,7 +8806,7 @@
         </w:tc>
         <w:tc>
           <w:tcPr>
-            <w:tcW w:w="1069" w:type="dxa"/>
+            <w:tcW w:w="225" w:type="pct"/>
             <w:shd w:val="clear" w:color="auto" w:fill="403152"/>
             <w:tcMar>
               <w:top w:w="80" w:type="dxa"/>
@@ -8688,7 +8838,7 @@
         </w:tc>
         <w:tc>
           <w:tcPr>
-            <w:tcW w:w="1069" w:type="dxa"/>
+            <w:tcW w:w="225" w:type="pct"/>
             <w:shd w:val="clear" w:color="auto" w:fill="403152"/>
             <w:tcMar>
               <w:top w:w="80" w:type="dxa"/>
@@ -8720,7 +8870,7 @@
         </w:tc>
         <w:tc>
           <w:tcPr>
-            <w:tcW w:w="1069" w:type="dxa"/>
+            <w:tcW w:w="225" w:type="pct"/>
             <w:shd w:val="clear" w:color="auto" w:fill="EEECE1"/>
             <w:tcMar>
               <w:top w:w="80" w:type="dxa"/>
@@ -8752,7 +8902,7 @@
         </w:tc>
         <w:tc>
           <w:tcPr>
-            <w:tcW w:w="1069" w:type="dxa"/>
+            <w:tcW w:w="225" w:type="pct"/>
             <w:shd w:val="clear" w:color="auto" w:fill="EEECE1"/>
             <w:tcMar>
               <w:top w:w="80" w:type="dxa"/>
@@ -8784,7 +8934,7 @@
         </w:tc>
         <w:tc>
           <w:tcPr>
-            <w:tcW w:w="1069" w:type="dxa"/>
+            <w:tcW w:w="225" w:type="pct"/>
             <w:shd w:val="clear" w:color="auto" w:fill="000000"/>
             <w:tcMar>
               <w:top w:w="80" w:type="dxa"/>
@@ -8816,7 +8966,7 @@
         </w:tc>
         <w:tc>
           <w:tcPr>
-            <w:tcW w:w="1069" w:type="dxa"/>
+            <w:tcW w:w="225" w:type="pct"/>
             <w:shd w:val="clear" w:color="auto" w:fill="EEECE1"/>
             <w:tcMar>
               <w:top w:w="80" w:type="dxa"/>
@@ -8848,7 +8998,7 @@
         </w:tc>
         <w:tc>
           <w:tcPr>
-            <w:tcW w:w="1069" w:type="dxa"/>
+            <w:tcW w:w="225" w:type="pct"/>
             <w:shd w:val="clear" w:color="auto" w:fill="EEECE1"/>
             <w:tcMar>
               <w:top w:w="80" w:type="dxa"/>
@@ -8880,7 +9030,7 @@
         </w:tc>
         <w:tc>
           <w:tcPr>
-            <w:tcW w:w="1045" w:type="dxa"/>
+            <w:tcW w:w="220" w:type="pct"/>
             <w:shd w:val="clear" w:color="auto" w:fill="C6D9F1"/>
             <w:tcMar>
               <w:top w:w="80" w:type="dxa"/>
@@ -8912,7 +9062,7 @@
         </w:tc>
         <w:tc>
           <w:tcPr>
-            <w:tcW w:w="1045" w:type="dxa"/>
+            <w:tcW w:w="220" w:type="pct"/>
             <w:shd w:val="clear" w:color="auto" w:fill="C6D9F1"/>
             <w:tcMar>
               <w:top w:w="80" w:type="dxa"/>
@@ -8944,7 +9094,7 @@
         </w:tc>
         <w:tc>
           <w:tcPr>
-            <w:tcW w:w="1045" w:type="dxa"/>
+            <w:tcW w:w="220" w:type="pct"/>
             <w:shd w:val="clear" w:color="auto" w:fill="C6D9F1"/>
             <w:tcMar>
               <w:top w:w="80" w:type="dxa"/>
@@ -8976,7 +9126,7 @@
         </w:tc>
         <w:tc>
           <w:tcPr>
-            <w:tcW w:w="1045" w:type="dxa"/>
+            <w:tcW w:w="220" w:type="pct"/>
             <w:shd w:val="clear" w:color="auto" w:fill="C6D9F1"/>
             <w:tcMar>
               <w:top w:w="80" w:type="dxa"/>
@@ -9008,7 +9158,7 @@
         </w:tc>
         <w:tc>
           <w:tcPr>
-            <w:tcW w:w="1040" w:type="dxa"/>
+            <w:tcW w:w="219" w:type="pct"/>
             <w:shd w:val="clear" w:color="auto" w:fill="C6D9F1"/>
             <w:tcMar>
               <w:top w:w="80" w:type="dxa"/>
@@ -9046,7 +9196,7 @@
         </w:trPr>
         <w:tc>
           <w:tcPr>
-            <w:tcW w:w="1638" w:type="dxa"/>
+            <w:tcW w:w="345" w:type="pct"/>
             <w:vMerge/>
             <w:shd w:val="clear" w:color="auto" w:fill="FFFFFF"/>
             <w:tcMar>
@@ -9079,7 +9229,7 @@
         </w:tc>
         <w:tc>
           <w:tcPr>
-            <w:tcW w:w="859" w:type="dxa"/>
+            <w:tcW w:w="181" w:type="pct"/>
             <w:shd w:val="clear" w:color="auto" w:fill="FFFFFF"/>
             <w:tcMar>
               <w:top w:w="80" w:type="dxa"/>
@@ -9114,7 +9264,7 @@
         </w:tc>
         <w:tc>
           <w:tcPr>
-            <w:tcW w:w="1068" w:type="dxa"/>
+            <w:tcW w:w="225" w:type="pct"/>
             <w:shd w:val="clear" w:color="auto" w:fill="FAC090"/>
             <w:tcMar>
               <w:top w:w="80" w:type="dxa"/>
@@ -9146,7 +9296,7 @@
         </w:tc>
         <w:tc>
           <w:tcPr>
-            <w:tcW w:w="1068" w:type="dxa"/>
+            <w:tcW w:w="225" w:type="pct"/>
             <w:shd w:val="clear" w:color="auto" w:fill="FAC090"/>
             <w:tcMar>
               <w:top w:w="80" w:type="dxa"/>
@@ -9178,7 +9328,7 @@
         </w:tc>
         <w:tc>
           <w:tcPr>
-            <w:tcW w:w="1069" w:type="dxa"/>
+            <w:tcW w:w="225" w:type="pct"/>
             <w:shd w:val="clear" w:color="auto" w:fill="FAC090"/>
             <w:tcMar>
               <w:top w:w="80" w:type="dxa"/>
@@ -9210,7 +9360,7 @@
         </w:tc>
         <w:tc>
           <w:tcPr>
-            <w:tcW w:w="1069" w:type="dxa"/>
+            <w:tcW w:w="225" w:type="pct"/>
             <w:shd w:val="clear" w:color="auto" w:fill="FAC090"/>
             <w:tcMar>
               <w:top w:w="80" w:type="dxa"/>
@@ -9242,7 +9392,7 @@
         </w:tc>
         <w:tc>
           <w:tcPr>
-            <w:tcW w:w="1069" w:type="dxa"/>
+            <w:tcW w:w="225" w:type="pct"/>
             <w:shd w:val="clear" w:color="auto" w:fill="FAC090"/>
             <w:tcMar>
               <w:top w:w="80" w:type="dxa"/>
@@ -9274,7 +9424,7 @@
         </w:tc>
         <w:tc>
           <w:tcPr>
-            <w:tcW w:w="1069" w:type="dxa"/>
+            <w:tcW w:w="225" w:type="pct"/>
             <w:shd w:val="clear" w:color="auto" w:fill="403152"/>
             <w:tcMar>
               <w:top w:w="80" w:type="dxa"/>
@@ -9306,7 +9456,7 @@
         </w:tc>
         <w:tc>
           <w:tcPr>
-            <w:tcW w:w="1069" w:type="dxa"/>
+            <w:tcW w:w="225" w:type="pct"/>
             <w:shd w:val="clear" w:color="auto" w:fill="403152"/>
             <w:tcMar>
               <w:top w:w="80" w:type="dxa"/>
@@ -9338,7 +9488,7 @@
         </w:tc>
         <w:tc>
           <w:tcPr>
-            <w:tcW w:w="1069" w:type="dxa"/>
+            <w:tcW w:w="225" w:type="pct"/>
             <w:shd w:val="clear" w:color="auto" w:fill="auto"/>
             <w:tcMar>
               <w:top w:w="80" w:type="dxa"/>
@@ -9369,7 +9519,7 @@
         </w:tc>
         <w:tc>
           <w:tcPr>
-            <w:tcW w:w="1069" w:type="dxa"/>
+            <w:tcW w:w="225" w:type="pct"/>
             <w:shd w:val="clear" w:color="auto" w:fill="403152"/>
             <w:tcMar>
               <w:top w:w="80" w:type="dxa"/>
@@ -9401,7 +9551,7 @@
         </w:tc>
         <w:tc>
           <w:tcPr>
-            <w:tcW w:w="1069" w:type="dxa"/>
+            <w:tcW w:w="225" w:type="pct"/>
             <w:shd w:val="clear" w:color="auto" w:fill="403152"/>
             <w:tcMar>
               <w:top w:w="80" w:type="dxa"/>
@@ -9433,7 +9583,7 @@
         </w:tc>
         <w:tc>
           <w:tcPr>
-            <w:tcW w:w="1069" w:type="dxa"/>
+            <w:tcW w:w="225" w:type="pct"/>
             <w:shd w:val="clear" w:color="auto" w:fill="EEECE1"/>
             <w:tcMar>
               <w:top w:w="80" w:type="dxa"/>
@@ -9465,7 +9615,7 @@
         </w:tc>
         <w:tc>
           <w:tcPr>
-            <w:tcW w:w="1069" w:type="dxa"/>
+            <w:tcW w:w="225" w:type="pct"/>
             <w:shd w:val="clear" w:color="auto" w:fill="EEECE1"/>
             <w:tcMar>
               <w:top w:w="80" w:type="dxa"/>
@@ -9497,7 +9647,7 @@
         </w:tc>
         <w:tc>
           <w:tcPr>
-            <w:tcW w:w="1069" w:type="dxa"/>
+            <w:tcW w:w="225" w:type="pct"/>
             <w:shd w:val="clear" w:color="auto" w:fill="000000"/>
             <w:tcMar>
               <w:top w:w="80" w:type="dxa"/>
@@ -9529,7 +9679,7 @@
         </w:tc>
         <w:tc>
           <w:tcPr>
-            <w:tcW w:w="1069" w:type="dxa"/>
+            <w:tcW w:w="225" w:type="pct"/>
             <w:shd w:val="clear" w:color="auto" w:fill="EEECE1"/>
             <w:tcMar>
               <w:top w:w="80" w:type="dxa"/>
@@ -9561,7 +9711,7 @@
         </w:tc>
         <w:tc>
           <w:tcPr>
-            <w:tcW w:w="1069" w:type="dxa"/>
+            <w:tcW w:w="225" w:type="pct"/>
             <w:shd w:val="clear" w:color="auto" w:fill="EEECE1"/>
             <w:tcMar>
               <w:top w:w="80" w:type="dxa"/>
@@ -9593,7 +9743,7 @@
         </w:tc>
         <w:tc>
           <w:tcPr>
-            <w:tcW w:w="1045" w:type="dxa"/>
+            <w:tcW w:w="220" w:type="pct"/>
             <w:shd w:val="clear" w:color="auto" w:fill="C6D9F1"/>
             <w:tcMar>
               <w:top w:w="80" w:type="dxa"/>
@@ -9625,7 +9775,7 @@
         </w:tc>
         <w:tc>
           <w:tcPr>
-            <w:tcW w:w="1045" w:type="dxa"/>
+            <w:tcW w:w="220" w:type="pct"/>
             <w:shd w:val="clear" w:color="auto" w:fill="C6D9F1"/>
             <w:tcMar>
               <w:top w:w="80" w:type="dxa"/>
@@ -9657,7 +9807,7 @@
         </w:tc>
         <w:tc>
           <w:tcPr>
-            <w:tcW w:w="1045" w:type="dxa"/>
+            <w:tcW w:w="220" w:type="pct"/>
             <w:shd w:val="clear" w:color="auto" w:fill="1F497D"/>
             <w:tcMar>
               <w:top w:w="80" w:type="dxa"/>
@@ -9689,7 +9839,7 @@
         </w:tc>
         <w:tc>
           <w:tcPr>
-            <w:tcW w:w="1045" w:type="dxa"/>
+            <w:tcW w:w="220" w:type="pct"/>
             <w:shd w:val="clear" w:color="auto" w:fill="C6D9F1"/>
             <w:tcMar>
               <w:top w:w="80" w:type="dxa"/>
@@ -9721,7 +9871,7 @@
         </w:tc>
         <w:tc>
           <w:tcPr>
-            <w:tcW w:w="1040" w:type="dxa"/>
+            <w:tcW w:w="219" w:type="pct"/>
             <w:shd w:val="clear" w:color="auto" w:fill="C6D9F1"/>
             <w:tcMar>
               <w:top w:w="80" w:type="dxa"/>
@@ -9759,7 +9909,7 @@
         </w:trPr>
         <w:tc>
           <w:tcPr>
-            <w:tcW w:w="1638" w:type="dxa"/>
+            <w:tcW w:w="345" w:type="pct"/>
             <w:vMerge/>
             <w:shd w:val="clear" w:color="auto" w:fill="FFFFFF"/>
             <w:tcMar>
@@ -9792,7 +9942,7 @@
         </w:tc>
         <w:tc>
           <w:tcPr>
-            <w:tcW w:w="859" w:type="dxa"/>
+            <w:tcW w:w="181" w:type="pct"/>
             <w:shd w:val="clear" w:color="auto" w:fill="FFFFFF"/>
             <w:tcMar>
               <w:top w:w="80" w:type="dxa"/>
@@ -9827,7 +9977,7 @@
         </w:tc>
         <w:tc>
           <w:tcPr>
-            <w:tcW w:w="1068" w:type="dxa"/>
+            <w:tcW w:w="225" w:type="pct"/>
             <w:shd w:val="clear" w:color="auto" w:fill="FAC090"/>
             <w:tcMar>
               <w:top w:w="80" w:type="dxa"/>
@@ -9859,7 +10009,7 @@
         </w:tc>
         <w:tc>
           <w:tcPr>
-            <w:tcW w:w="1068" w:type="dxa"/>
+            <w:tcW w:w="225" w:type="pct"/>
             <w:shd w:val="clear" w:color="auto" w:fill="FAC090"/>
             <w:tcMar>
               <w:top w:w="80" w:type="dxa"/>
@@ -9891,7 +10041,7 @@
         </w:tc>
         <w:tc>
           <w:tcPr>
-            <w:tcW w:w="1069" w:type="dxa"/>
+            <w:tcW w:w="225" w:type="pct"/>
             <w:shd w:val="clear" w:color="auto" w:fill="FAC090"/>
             <w:tcMar>
               <w:top w:w="80" w:type="dxa"/>
@@ -9923,7 +10073,7 @@
         </w:tc>
         <w:tc>
           <w:tcPr>
-            <w:tcW w:w="1069" w:type="dxa"/>
+            <w:tcW w:w="225" w:type="pct"/>
             <w:shd w:val="clear" w:color="auto" w:fill="FAC090"/>
             <w:tcMar>
               <w:top w:w="80" w:type="dxa"/>
@@ -9955,7 +10105,7 @@
         </w:tc>
         <w:tc>
           <w:tcPr>
-            <w:tcW w:w="1069" w:type="dxa"/>
+            <w:tcW w:w="225" w:type="pct"/>
             <w:shd w:val="clear" w:color="auto" w:fill="FAC090"/>
             <w:tcMar>
               <w:top w:w="80" w:type="dxa"/>
@@ -9987,7 +10137,7 @@
         </w:tc>
         <w:tc>
           <w:tcPr>
-            <w:tcW w:w="1069" w:type="dxa"/>
+            <w:tcW w:w="225" w:type="pct"/>
             <w:shd w:val="clear" w:color="auto" w:fill="403152"/>
             <w:tcMar>
               <w:top w:w="80" w:type="dxa"/>
@@ -10019,7 +10169,7 @@
         </w:tc>
         <w:tc>
           <w:tcPr>
-            <w:tcW w:w="1069" w:type="dxa"/>
+            <w:tcW w:w="225" w:type="pct"/>
             <w:shd w:val="clear" w:color="auto" w:fill="403152"/>
             <w:tcMar>
               <w:top w:w="80" w:type="dxa"/>
@@ -10051,7 +10201,7 @@
         </w:tc>
         <w:tc>
           <w:tcPr>
-            <w:tcW w:w="1069" w:type="dxa"/>
+            <w:tcW w:w="225" w:type="pct"/>
             <w:shd w:val="clear" w:color="auto" w:fill="auto"/>
             <w:tcMar>
               <w:top w:w="80" w:type="dxa"/>
@@ -10082,7 +10232,7 @@
         </w:tc>
         <w:tc>
           <w:tcPr>
-            <w:tcW w:w="1069" w:type="dxa"/>
+            <w:tcW w:w="225" w:type="pct"/>
             <w:shd w:val="clear" w:color="auto" w:fill="403152"/>
             <w:tcMar>
               <w:top w:w="80" w:type="dxa"/>
@@ -10114,7 +10264,7 @@
         </w:tc>
         <w:tc>
           <w:tcPr>
-            <w:tcW w:w="1069" w:type="dxa"/>
+            <w:tcW w:w="225" w:type="pct"/>
             <w:shd w:val="clear" w:color="auto" w:fill="403152"/>
             <w:tcMar>
               <w:top w:w="80" w:type="dxa"/>
@@ -10146,7 +10296,7 @@
         </w:tc>
         <w:tc>
           <w:tcPr>
-            <w:tcW w:w="1069" w:type="dxa"/>
+            <w:tcW w:w="225" w:type="pct"/>
             <w:shd w:val="clear" w:color="auto" w:fill="EEECE1"/>
             <w:tcMar>
               <w:top w:w="80" w:type="dxa"/>
@@ -10178,7 +10328,7 @@
         </w:tc>
         <w:tc>
           <w:tcPr>
-            <w:tcW w:w="1069" w:type="dxa"/>
+            <w:tcW w:w="225" w:type="pct"/>
             <w:shd w:val="clear" w:color="auto" w:fill="EEECE1"/>
             <w:tcMar>
               <w:top w:w="80" w:type="dxa"/>
@@ -10210,7 +10360,7 @@
         </w:tc>
         <w:tc>
           <w:tcPr>
-            <w:tcW w:w="1069" w:type="dxa"/>
+            <w:tcW w:w="225" w:type="pct"/>
             <w:shd w:val="clear" w:color="auto" w:fill="000000"/>
             <w:tcMar>
               <w:top w:w="80" w:type="dxa"/>
@@ -10242,7 +10392,7 @@
         </w:tc>
         <w:tc>
           <w:tcPr>
-            <w:tcW w:w="1069" w:type="dxa"/>
+            <w:tcW w:w="225" w:type="pct"/>
             <w:shd w:val="clear" w:color="auto" w:fill="EEECE1"/>
             <w:tcMar>
               <w:top w:w="80" w:type="dxa"/>
@@ -10274,7 +10424,7 @@
         </w:tc>
         <w:tc>
           <w:tcPr>
-            <w:tcW w:w="1069" w:type="dxa"/>
+            <w:tcW w:w="225" w:type="pct"/>
             <w:shd w:val="clear" w:color="auto" w:fill="EEECE1"/>
             <w:tcMar>
               <w:top w:w="80" w:type="dxa"/>
@@ -10285,28 +10435,39 @@
           </w:tcPr>
           <w:p>
             <w:pPr>
-              <w:jc w:val="center"/>
-              <w:rPr>
-                <w:rFonts w:ascii="Times New Roman" w:eastAsia="Times New Roman" w:hAnsi="Times New Roman" w:cs="Times New Roman"/>
-                <w:color w:val="000000"/>
-                <w:sz w:val="16"/>
-                <w:szCs w:val="16"/>
-              </w:rPr>
-            </w:pPr>
-            <w:r>
-              <w:rPr>
-                <w:rFonts w:ascii="Times New Roman" w:eastAsia="Times New Roman" w:hAnsi="Times New Roman" w:cs="Times New Roman"/>
-                <w:color w:val="000000"/>
-                <w:sz w:val="16"/>
-                <w:szCs w:val="16"/>
-              </w:rPr>
-              <w:t>5933.39</w:t>
-            </w:r>
-          </w:p>
-        </w:tc>
-        <w:tc>
-          <w:tcPr>
-            <w:tcW w:w="1045" w:type="dxa"/>
+              <w:pStyle w:val="NormalWeb"/>
+              <w:jc w:val="center"/>
+              <w:rPr>
+                <w:sz w:val="16"/>
+                <w:szCs w:val="16"/>
+              </w:rPr>
+            </w:pPr>
+            <w:r>
+              <w:rPr>
+                <w:sz w:val="16"/>
+                <w:szCs w:val="16"/>
+              </w:rPr>
+              <w:t>5.9 × 10</w:t>
+            </w:r>
+            <w:r>
+              <w:rPr>
+                <w:sz w:val="16"/>
+                <w:szCs w:val="16"/>
+              </w:rPr>
+              <w:t xml:space="preserve"> </w:t>
+            </w:r>
+            <w:r>
+              <w:rPr>
+                <w:sz w:val="16"/>
+                <w:szCs w:val="16"/>
+              </w:rPr>
+              <w:t>³</w:t>
+            </w:r>
+          </w:p>
+        </w:tc>
+        <w:tc>
+          <w:tcPr>
+            <w:tcW w:w="220" w:type="pct"/>
             <w:shd w:val="clear" w:color="auto" w:fill="C6D9F1"/>
             <w:tcMar>
               <w:top w:w="80" w:type="dxa"/>
@@ -10338,7 +10499,7 @@
         </w:tc>
         <w:tc>
           <w:tcPr>
-            <w:tcW w:w="1045" w:type="dxa"/>
+            <w:tcW w:w="220" w:type="pct"/>
             <w:shd w:val="clear" w:color="auto" w:fill="C6D9F1"/>
             <w:tcMar>
               <w:top w:w="80" w:type="dxa"/>
@@ -10370,7 +10531,7 @@
         </w:tc>
         <w:tc>
           <w:tcPr>
-            <w:tcW w:w="1045" w:type="dxa"/>
+            <w:tcW w:w="220" w:type="pct"/>
             <w:shd w:val="clear" w:color="auto" w:fill="1F497D"/>
             <w:tcMar>
               <w:top w:w="80" w:type="dxa"/>
@@ -10402,7 +10563,7 @@
         </w:tc>
         <w:tc>
           <w:tcPr>
-            <w:tcW w:w="1045" w:type="dxa"/>
+            <w:tcW w:w="220" w:type="pct"/>
             <w:shd w:val="clear" w:color="auto" w:fill="C6D9F1"/>
             <w:tcMar>
               <w:top w:w="80" w:type="dxa"/>
@@ -10434,7 +10595,7 @@
         </w:tc>
         <w:tc>
           <w:tcPr>
-            <w:tcW w:w="1040" w:type="dxa"/>
+            <w:tcW w:w="219" w:type="pct"/>
             <w:shd w:val="clear" w:color="auto" w:fill="C6D9F1"/>
             <w:tcMar>
               <w:top w:w="80" w:type="dxa"/>
@@ -10455,12 +10616,30 @@
             </w:pPr>
             <w:r>
               <w:rPr>
-                <w:rFonts w:ascii="Times New Roman" w:eastAsia="Times New Roman" w:hAnsi="Times New Roman" w:cs="Times New Roman"/>
-                <w:color w:val="0F243E"/>
-                <w:sz w:val="16"/>
-                <w:szCs w:val="16"/>
-              </w:rPr>
-              <w:t>42054.31</w:t>
+                <w:rFonts w:ascii="Times New Roman" w:hAnsi="Times New Roman" w:cs="Times New Roman"/>
+                <w:color w:val="0F243E" w:themeColor="text2" w:themeShade="80"/>
+                <w:sz w:val="16"/>
+                <w:szCs w:val="16"/>
+              </w:rPr>
+              <w:t>4.20 × 10</w:t>
+            </w:r>
+            <w:r>
+              <w:rPr>
+                <w:rFonts w:ascii="Times New Roman" w:hAnsi="Times New Roman" w:cs="Times New Roman"/>
+                <w:color w:val="0F243E" w:themeColor="text2" w:themeShade="80"/>
+                <w:sz w:val="16"/>
+                <w:szCs w:val="16"/>
+              </w:rPr>
+              <w:t xml:space="preserve"> </w:t>
+            </w:r>
+            <w:r>
+              <w:rPr>
+                <w:rFonts w:ascii="Times New Roman" w:hAnsi="Times New Roman" w:cs="Times New Roman"/>
+                <w:color w:val="0F243E" w:themeColor="text2" w:themeShade="80"/>
+                <w:sz w:val="16"/>
+                <w:szCs w:val="16"/>
+              </w:rPr>
+              <w:t>⁴</w:t>
             </w:r>
           </w:p>
         </w:tc>
@@ -10472,7 +10651,7 @@
         </w:trPr>
         <w:tc>
           <w:tcPr>
-            <w:tcW w:w="1638" w:type="dxa"/>
+            <w:tcW w:w="345" w:type="pct"/>
             <w:vMerge w:val="restart"/>
             <w:shd w:val="clear" w:color="auto" w:fill="FFFFFF"/>
             <w:tcMar>
@@ -10506,7 +10685,7 @@
         </w:tc>
         <w:tc>
           <w:tcPr>
-            <w:tcW w:w="859" w:type="dxa"/>
+            <w:tcW w:w="181" w:type="pct"/>
             <w:shd w:val="clear" w:color="auto" w:fill="FFFFFF"/>
             <w:tcMar>
               <w:top w:w="80" w:type="dxa"/>
@@ -10541,7 +10720,7 @@
         </w:tc>
         <w:tc>
           <w:tcPr>
-            <w:tcW w:w="1068" w:type="dxa"/>
+            <w:tcW w:w="225" w:type="pct"/>
             <w:shd w:val="clear" w:color="auto" w:fill="FAC090"/>
             <w:tcMar>
               <w:top w:w="80" w:type="dxa"/>
@@ -10573,7 +10752,7 @@
         </w:tc>
         <w:tc>
           <w:tcPr>
-            <w:tcW w:w="1068" w:type="dxa"/>
+            <w:tcW w:w="225" w:type="pct"/>
             <w:shd w:val="clear" w:color="auto" w:fill="FAC090"/>
             <w:tcMar>
               <w:top w:w="80" w:type="dxa"/>
@@ -10605,7 +10784,7 @@
         </w:tc>
         <w:tc>
           <w:tcPr>
-            <w:tcW w:w="1069" w:type="dxa"/>
+            <w:tcW w:w="225" w:type="pct"/>
             <w:shd w:val="clear" w:color="auto" w:fill="FAC090"/>
             <w:tcMar>
               <w:top w:w="80" w:type="dxa"/>
@@ -10637,7 +10816,7 @@
         </w:tc>
         <w:tc>
           <w:tcPr>
-            <w:tcW w:w="1069" w:type="dxa"/>
+            <w:tcW w:w="225" w:type="pct"/>
             <w:shd w:val="clear" w:color="auto" w:fill="FAC090"/>
             <w:tcMar>
               <w:top w:w="80" w:type="dxa"/>
@@ -10669,7 +10848,7 @@
         </w:tc>
         <w:tc>
           <w:tcPr>
-            <w:tcW w:w="1069" w:type="dxa"/>
+            <w:tcW w:w="225" w:type="pct"/>
             <w:shd w:val="clear" w:color="auto" w:fill="FAC090"/>
             <w:tcMar>
               <w:top w:w="80" w:type="dxa"/>
@@ -10701,7 +10880,7 @@
         </w:tc>
         <w:tc>
           <w:tcPr>
-            <w:tcW w:w="1069" w:type="dxa"/>
+            <w:tcW w:w="225" w:type="pct"/>
             <w:shd w:val="clear" w:color="auto" w:fill="403152"/>
             <w:tcMar>
               <w:top w:w="80" w:type="dxa"/>
@@ -10733,7 +10912,7 @@
         </w:tc>
         <w:tc>
           <w:tcPr>
-            <w:tcW w:w="1069" w:type="dxa"/>
+            <w:tcW w:w="225" w:type="pct"/>
             <w:shd w:val="clear" w:color="auto" w:fill="403152"/>
             <w:tcMar>
               <w:top w:w="80" w:type="dxa"/>
@@ -10765,7 +10944,7 @@
         </w:tc>
         <w:tc>
           <w:tcPr>
-            <w:tcW w:w="1069" w:type="dxa"/>
+            <w:tcW w:w="225" w:type="pct"/>
             <w:shd w:val="clear" w:color="auto" w:fill="403152"/>
             <w:tcMar>
               <w:top w:w="80" w:type="dxa"/>
@@ -10797,7 +10976,7 @@
         </w:tc>
         <w:tc>
           <w:tcPr>
-            <w:tcW w:w="1069" w:type="dxa"/>
+            <w:tcW w:w="225" w:type="pct"/>
             <w:shd w:val="clear" w:color="auto" w:fill="403152"/>
             <w:tcMar>
               <w:top w:w="80" w:type="dxa"/>
@@ -10829,7 +11008,7 @@
         </w:tc>
         <w:tc>
           <w:tcPr>
-            <w:tcW w:w="1069" w:type="dxa"/>
+            <w:tcW w:w="225" w:type="pct"/>
             <w:shd w:val="clear" w:color="auto" w:fill="403152"/>
             <w:tcMar>
               <w:top w:w="80" w:type="dxa"/>
@@ -10861,7 +11040,7 @@
         </w:tc>
         <w:tc>
           <w:tcPr>
-            <w:tcW w:w="1069" w:type="dxa"/>
+            <w:tcW w:w="225" w:type="pct"/>
             <w:shd w:val="clear" w:color="auto" w:fill="EEECE1"/>
             <w:tcMar>
               <w:top w:w="80" w:type="dxa"/>
@@ -10893,7 +11072,7 @@
         </w:tc>
         <w:tc>
           <w:tcPr>
-            <w:tcW w:w="1069" w:type="dxa"/>
+            <w:tcW w:w="225" w:type="pct"/>
             <w:shd w:val="clear" w:color="auto" w:fill="EEECE1"/>
             <w:tcMar>
               <w:top w:w="80" w:type="dxa"/>
@@ -10925,7 +11104,7 @@
         </w:tc>
         <w:tc>
           <w:tcPr>
-            <w:tcW w:w="1069" w:type="dxa"/>
+            <w:tcW w:w="225" w:type="pct"/>
             <w:shd w:val="clear" w:color="auto" w:fill="EEECE1"/>
             <w:tcMar>
               <w:top w:w="80" w:type="dxa"/>
@@ -10957,7 +11136,7 @@
         </w:tc>
         <w:tc>
           <w:tcPr>
-            <w:tcW w:w="1069" w:type="dxa"/>
+            <w:tcW w:w="225" w:type="pct"/>
             <w:shd w:val="clear" w:color="auto" w:fill="EEECE1"/>
             <w:tcMar>
               <w:top w:w="80" w:type="dxa"/>
@@ -10989,7 +11168,7 @@
         </w:tc>
         <w:tc>
           <w:tcPr>
-            <w:tcW w:w="1069" w:type="dxa"/>
+            <w:tcW w:w="225" w:type="pct"/>
             <w:shd w:val="clear" w:color="auto" w:fill="EEECE1"/>
             <w:tcMar>
               <w:top w:w="80" w:type="dxa"/>
@@ -11021,7 +11200,7 @@
         </w:tc>
         <w:tc>
           <w:tcPr>
-            <w:tcW w:w="1045" w:type="dxa"/>
+            <w:tcW w:w="220" w:type="pct"/>
             <w:shd w:val="clear" w:color="auto" w:fill="C6D9F1"/>
             <w:tcMar>
               <w:top w:w="80" w:type="dxa"/>
@@ -11053,7 +11232,7 @@
         </w:tc>
         <w:tc>
           <w:tcPr>
-            <w:tcW w:w="1045" w:type="dxa"/>
+            <w:tcW w:w="220" w:type="pct"/>
             <w:shd w:val="clear" w:color="auto" w:fill="C6D9F1"/>
             <w:tcMar>
               <w:top w:w="80" w:type="dxa"/>
@@ -11085,7 +11264,7 @@
         </w:tc>
         <w:tc>
           <w:tcPr>
-            <w:tcW w:w="1045" w:type="dxa"/>
+            <w:tcW w:w="220" w:type="pct"/>
             <w:shd w:val="clear" w:color="auto" w:fill="C6D9F1"/>
             <w:tcMar>
               <w:top w:w="80" w:type="dxa"/>
@@ -11117,7 +11296,7 @@
         </w:tc>
         <w:tc>
           <w:tcPr>
-            <w:tcW w:w="1045" w:type="dxa"/>
+            <w:tcW w:w="220" w:type="pct"/>
             <w:shd w:val="clear" w:color="auto" w:fill="C6D9F1"/>
             <w:tcMar>
               <w:top w:w="80" w:type="dxa"/>
@@ -11149,7 +11328,7 @@
         </w:tc>
         <w:tc>
           <w:tcPr>
-            <w:tcW w:w="1040" w:type="dxa"/>
+            <w:tcW w:w="219" w:type="pct"/>
             <w:shd w:val="clear" w:color="auto" w:fill="C6D9F1"/>
             <w:tcMar>
               <w:top w:w="80" w:type="dxa"/>
@@ -11187,7 +11366,7 @@
         </w:trPr>
         <w:tc>
           <w:tcPr>
-            <w:tcW w:w="1638" w:type="dxa"/>
+            <w:tcW w:w="345" w:type="pct"/>
             <w:vMerge/>
             <w:shd w:val="clear" w:color="auto" w:fill="FFFFFF"/>
             <w:tcMar>
@@ -11220,7 +11399,7 @@
         </w:tc>
         <w:tc>
           <w:tcPr>
-            <w:tcW w:w="859" w:type="dxa"/>
+            <w:tcW w:w="181" w:type="pct"/>
             <w:shd w:val="clear" w:color="auto" w:fill="FFFFFF"/>
             <w:tcMar>
               <w:top w:w="80" w:type="dxa"/>
@@ -11255,7 +11434,7 @@
         </w:tc>
         <w:tc>
           <w:tcPr>
-            <w:tcW w:w="1068" w:type="dxa"/>
+            <w:tcW w:w="225" w:type="pct"/>
             <w:shd w:val="clear" w:color="auto" w:fill="FAC090"/>
             <w:tcMar>
               <w:top w:w="80" w:type="dxa"/>
@@ -11287,7 +11466,7 @@
         </w:tc>
         <w:tc>
           <w:tcPr>
-            <w:tcW w:w="1068" w:type="dxa"/>
+            <w:tcW w:w="225" w:type="pct"/>
             <w:shd w:val="clear" w:color="auto" w:fill="FAC090"/>
             <w:tcMar>
               <w:top w:w="80" w:type="dxa"/>
@@ -11319,7 +11498,7 @@
         </w:tc>
         <w:tc>
           <w:tcPr>
-            <w:tcW w:w="1069" w:type="dxa"/>
+            <w:tcW w:w="225" w:type="pct"/>
             <w:shd w:val="clear" w:color="auto" w:fill="FAC090"/>
             <w:tcMar>
               <w:top w:w="80" w:type="dxa"/>
@@ -11351,7 +11530,7 @@
         </w:tc>
         <w:tc>
           <w:tcPr>
-            <w:tcW w:w="1069" w:type="dxa"/>
+            <w:tcW w:w="225" w:type="pct"/>
             <w:shd w:val="clear" w:color="auto" w:fill="FAC090"/>
             <w:tcMar>
               <w:top w:w="80" w:type="dxa"/>
@@ -11383,7 +11562,7 @@
         </w:tc>
         <w:tc>
           <w:tcPr>
-            <w:tcW w:w="1069" w:type="dxa"/>
+            <w:tcW w:w="225" w:type="pct"/>
             <w:shd w:val="clear" w:color="auto" w:fill="FAC090"/>
             <w:tcMar>
               <w:top w:w="80" w:type="dxa"/>
@@ -11415,7 +11594,7 @@
         </w:tc>
         <w:tc>
           <w:tcPr>
-            <w:tcW w:w="1069" w:type="dxa"/>
+            <w:tcW w:w="225" w:type="pct"/>
             <w:shd w:val="clear" w:color="auto" w:fill="403152"/>
             <w:tcMar>
               <w:top w:w="80" w:type="dxa"/>
@@ -11447,7 +11626,7 @@
         </w:tc>
         <w:tc>
           <w:tcPr>
-            <w:tcW w:w="1069" w:type="dxa"/>
+            <w:tcW w:w="225" w:type="pct"/>
             <w:shd w:val="clear" w:color="auto" w:fill="403152"/>
             <w:tcMar>
               <w:top w:w="80" w:type="dxa"/>
@@ -11479,7 +11658,7 @@
         </w:tc>
         <w:tc>
           <w:tcPr>
-            <w:tcW w:w="1069" w:type="dxa"/>
+            <w:tcW w:w="225" w:type="pct"/>
             <w:shd w:val="clear" w:color="auto" w:fill="403152"/>
             <w:tcMar>
               <w:top w:w="80" w:type="dxa"/>
@@ -11511,7 +11690,7 @@
         </w:tc>
         <w:tc>
           <w:tcPr>
-            <w:tcW w:w="1069" w:type="dxa"/>
+            <w:tcW w:w="225" w:type="pct"/>
             <w:shd w:val="clear" w:color="auto" w:fill="403152"/>
             <w:tcMar>
               <w:top w:w="80" w:type="dxa"/>
@@ -11543,7 +11722,7 @@
         </w:tc>
         <w:tc>
           <w:tcPr>
-            <w:tcW w:w="1069" w:type="dxa"/>
+            <w:tcW w:w="225" w:type="pct"/>
             <w:shd w:val="clear" w:color="auto" w:fill="403152"/>
             <w:tcMar>
               <w:top w:w="80" w:type="dxa"/>
@@ -11575,7 +11754,7 @@
         </w:tc>
         <w:tc>
           <w:tcPr>
-            <w:tcW w:w="1069" w:type="dxa"/>
+            <w:tcW w:w="225" w:type="pct"/>
             <w:shd w:val="clear" w:color="auto" w:fill="EEECE1"/>
             <w:tcMar>
               <w:top w:w="80" w:type="dxa"/>
@@ -11607,7 +11786,7 @@
         </w:tc>
         <w:tc>
           <w:tcPr>
-            <w:tcW w:w="1069" w:type="dxa"/>
+            <w:tcW w:w="225" w:type="pct"/>
             <w:shd w:val="clear" w:color="auto" w:fill="EEECE1"/>
             <w:tcMar>
               <w:top w:w="80" w:type="dxa"/>
@@ -11639,7 +11818,7 @@
         </w:tc>
         <w:tc>
           <w:tcPr>
-            <w:tcW w:w="1069" w:type="dxa"/>
+            <w:tcW w:w="225" w:type="pct"/>
             <w:shd w:val="clear" w:color="auto" w:fill="EEECE1"/>
             <w:tcMar>
               <w:top w:w="80" w:type="dxa"/>
@@ -11671,7 +11850,7 @@
         </w:tc>
         <w:tc>
           <w:tcPr>
-            <w:tcW w:w="1069" w:type="dxa"/>
+            <w:tcW w:w="225" w:type="pct"/>
             <w:shd w:val="clear" w:color="auto" w:fill="EEECE1"/>
             <w:tcMar>
               <w:top w:w="80" w:type="dxa"/>
@@ -11703,7 +11882,7 @@
         </w:tc>
         <w:tc>
           <w:tcPr>
-            <w:tcW w:w="1069" w:type="dxa"/>
+            <w:tcW w:w="225" w:type="pct"/>
             <w:shd w:val="clear" w:color="auto" w:fill="EEECE1"/>
             <w:tcMar>
               <w:top w:w="80" w:type="dxa"/>
@@ -11735,7 +11914,7 @@
         </w:tc>
         <w:tc>
           <w:tcPr>
-            <w:tcW w:w="1045" w:type="dxa"/>
+            <w:tcW w:w="220" w:type="pct"/>
             <w:shd w:val="clear" w:color="auto" w:fill="C6D9F1"/>
             <w:tcMar>
               <w:top w:w="80" w:type="dxa"/>
@@ -11767,7 +11946,7 @@
         </w:tc>
         <w:tc>
           <w:tcPr>
-            <w:tcW w:w="1045" w:type="dxa"/>
+            <w:tcW w:w="220" w:type="pct"/>
             <w:shd w:val="clear" w:color="auto" w:fill="C6D9F1"/>
             <w:tcMar>
               <w:top w:w="80" w:type="dxa"/>
@@ -11799,7 +11978,7 @@
         </w:tc>
         <w:tc>
           <w:tcPr>
-            <w:tcW w:w="1045" w:type="dxa"/>
+            <w:tcW w:w="220" w:type="pct"/>
             <w:shd w:val="clear" w:color="auto" w:fill="C6D9F1"/>
             <w:tcMar>
               <w:top w:w="80" w:type="dxa"/>
@@ -11831,7 +12010,7 @@
         </w:tc>
         <w:tc>
           <w:tcPr>
-            <w:tcW w:w="1045" w:type="dxa"/>
+            <w:tcW w:w="220" w:type="pct"/>
             <w:shd w:val="clear" w:color="auto" w:fill="C6D9F1"/>
             <w:tcMar>
               <w:top w:w="80" w:type="dxa"/>
@@ -11863,7 +12042,7 @@
         </w:tc>
         <w:tc>
           <w:tcPr>
-            <w:tcW w:w="1040" w:type="dxa"/>
+            <w:tcW w:w="219" w:type="pct"/>
             <w:shd w:val="clear" w:color="auto" w:fill="C6D9F1"/>
             <w:tcMar>
               <w:top w:w="80" w:type="dxa"/>
@@ -11901,7 +12080,7 @@
         </w:trPr>
         <w:tc>
           <w:tcPr>
-            <w:tcW w:w="1638" w:type="dxa"/>
+            <w:tcW w:w="345" w:type="pct"/>
             <w:vMerge/>
             <w:shd w:val="clear" w:color="auto" w:fill="FFFFFF"/>
             <w:tcMar>
@@ -11934,7 +12113,7 @@
         </w:tc>
         <w:tc>
           <w:tcPr>
-            <w:tcW w:w="859" w:type="dxa"/>
+            <w:tcW w:w="181" w:type="pct"/>
             <w:shd w:val="clear" w:color="auto" w:fill="FFFFFF"/>
             <w:tcMar>
               <w:top w:w="80" w:type="dxa"/>
@@ -11969,7 +12148,7 @@
         </w:tc>
         <w:tc>
           <w:tcPr>
-            <w:tcW w:w="1068" w:type="dxa"/>
+            <w:tcW w:w="225" w:type="pct"/>
             <w:shd w:val="clear" w:color="auto" w:fill="FAC090"/>
             <w:tcMar>
               <w:top w:w="80" w:type="dxa"/>
@@ -12001,7 +12180,7 @@
         </w:tc>
         <w:tc>
           <w:tcPr>
-            <w:tcW w:w="1068" w:type="dxa"/>
+            <w:tcW w:w="225" w:type="pct"/>
             <w:shd w:val="clear" w:color="auto" w:fill="FAC090"/>
             <w:tcMar>
               <w:top w:w="80" w:type="dxa"/>
@@ -12033,7 +12212,7 @@
         </w:tc>
         <w:tc>
           <w:tcPr>
-            <w:tcW w:w="1069" w:type="dxa"/>
+            <w:tcW w:w="225" w:type="pct"/>
             <w:shd w:val="clear" w:color="auto" w:fill="FAC090"/>
             <w:tcMar>
               <w:top w:w="80" w:type="dxa"/>
@@ -12065,7 +12244,7 @@
         </w:tc>
         <w:tc>
           <w:tcPr>
-            <w:tcW w:w="1069" w:type="dxa"/>
+            <w:tcW w:w="225" w:type="pct"/>
             <w:shd w:val="clear" w:color="auto" w:fill="FAC090"/>
             <w:tcMar>
               <w:top w:w="80" w:type="dxa"/>
@@ -12097,7 +12276,7 @@
         </w:tc>
         <w:tc>
           <w:tcPr>
-            <w:tcW w:w="1069" w:type="dxa"/>
+            <w:tcW w:w="225" w:type="pct"/>
             <w:shd w:val="clear" w:color="auto" w:fill="FAC090"/>
             <w:tcMar>
               <w:top w:w="80" w:type="dxa"/>
@@ -12108,28 +12287,42 @@
           </w:tcPr>
           <w:p>
             <w:pPr>
-              <w:jc w:val="center"/>
-              <w:rPr>
-                <w:rFonts w:ascii="Times New Roman" w:eastAsia="Times New Roman" w:hAnsi="Times New Roman" w:cs="Times New Roman"/>
-                <w:color w:val="984806"/>
-                <w:sz w:val="16"/>
-                <w:szCs w:val="16"/>
-              </w:rPr>
-            </w:pPr>
-            <w:r>
-              <w:rPr>
-                <w:rFonts w:ascii="Times New Roman" w:eastAsia="Times New Roman" w:hAnsi="Times New Roman" w:cs="Times New Roman"/>
-                <w:color w:val="984806"/>
-                <w:sz w:val="16"/>
-                <w:szCs w:val="16"/>
-              </w:rPr>
-              <w:t>1045.1</w:t>
-            </w:r>
-          </w:p>
-        </w:tc>
-        <w:tc>
-          <w:tcPr>
-            <w:tcW w:w="1069" w:type="dxa"/>
+              <w:pStyle w:val="NormalWeb"/>
+              <w:jc w:val="center"/>
+              <w:rPr>
+                <w:sz w:val="16"/>
+                <w:szCs w:val="16"/>
+              </w:rPr>
+            </w:pPr>
+            <w:r>
+              <w:rPr>
+                <w:color w:val="984806" w:themeColor="accent6" w:themeShade="80"/>
+                <w:sz w:val="16"/>
+                <w:szCs w:val="16"/>
+              </w:rPr>
+              <w:t>1.0 × 10</w:t>
+            </w:r>
+            <w:r>
+              <w:rPr>
+                <w:color w:val="984806" w:themeColor="accent6" w:themeShade="80"/>
+                <w:sz w:val="16"/>
+                <w:szCs w:val="16"/>
+              </w:rPr>
+              <w:t xml:space="preserve"> </w:t>
+            </w:r>
+            <w:r>
+              <w:rPr>
+                <w:color w:val="984806" w:themeColor="accent6" w:themeShade="80"/>
+                <w:sz w:val="16"/>
+                <w:szCs w:val="16"/>
+              </w:rPr>
+              <w:t>³</w:t>
+            </w:r>
+          </w:p>
+        </w:tc>
+        <w:tc>
+          <w:tcPr>
+            <w:tcW w:w="225" w:type="pct"/>
             <w:shd w:val="clear" w:color="auto" w:fill="403152"/>
             <w:tcMar>
               <w:top w:w="80" w:type="dxa"/>
@@ -12161,7 +12354,7 @@
         </w:tc>
         <w:tc>
           <w:tcPr>
-            <w:tcW w:w="1069" w:type="dxa"/>
+            <w:tcW w:w="225" w:type="pct"/>
             <w:shd w:val="clear" w:color="auto" w:fill="403152"/>
             <w:tcMar>
               <w:top w:w="80" w:type="dxa"/>
@@ -12193,7 +12386,7 @@
         </w:tc>
         <w:tc>
           <w:tcPr>
-            <w:tcW w:w="1069" w:type="dxa"/>
+            <w:tcW w:w="225" w:type="pct"/>
             <w:shd w:val="clear" w:color="auto" w:fill="403152"/>
             <w:tcMar>
               <w:top w:w="80" w:type="dxa"/>
@@ -12225,7 +12418,7 @@
         </w:tc>
         <w:tc>
           <w:tcPr>
-            <w:tcW w:w="1069" w:type="dxa"/>
+            <w:tcW w:w="225" w:type="pct"/>
             <w:shd w:val="clear" w:color="auto" w:fill="403152"/>
             <w:tcMar>
               <w:top w:w="80" w:type="dxa"/>
@@ -12257,7 +12450,7 @@
         </w:tc>
         <w:tc>
           <w:tcPr>
-            <w:tcW w:w="1069" w:type="dxa"/>
+            <w:tcW w:w="225" w:type="pct"/>
             <w:shd w:val="clear" w:color="auto" w:fill="403152"/>
             <w:tcMar>
               <w:top w:w="80" w:type="dxa"/>
@@ -12289,7 +12482,7 @@
         </w:tc>
         <w:tc>
           <w:tcPr>
-            <w:tcW w:w="1069" w:type="dxa"/>
+            <w:tcW w:w="225" w:type="pct"/>
             <w:shd w:val="clear" w:color="auto" w:fill="EEECE1"/>
             <w:tcMar>
               <w:top w:w="80" w:type="dxa"/>
@@ -12321,7 +12514,7 @@
         </w:tc>
         <w:tc>
           <w:tcPr>
-            <w:tcW w:w="1069" w:type="dxa"/>
+            <w:tcW w:w="225" w:type="pct"/>
             <w:shd w:val="clear" w:color="auto" w:fill="EEECE1"/>
             <w:tcMar>
               <w:top w:w="80" w:type="dxa"/>
@@ -12353,7 +12546,7 @@
         </w:tc>
         <w:tc>
           <w:tcPr>
-            <w:tcW w:w="1069" w:type="dxa"/>
+            <w:tcW w:w="225" w:type="pct"/>
             <w:shd w:val="clear" w:color="auto" w:fill="EEECE1"/>
             <w:tcMar>
               <w:top w:w="80" w:type="dxa"/>
@@ -12385,7 +12578,7 @@
         </w:tc>
         <w:tc>
           <w:tcPr>
-            <w:tcW w:w="1069" w:type="dxa"/>
+            <w:tcW w:w="225" w:type="pct"/>
             <w:shd w:val="clear" w:color="auto" w:fill="EEECE1"/>
             <w:tcMar>
               <w:top w:w="80" w:type="dxa"/>
@@ -12417,7 +12610,7 @@
         </w:tc>
         <w:tc>
           <w:tcPr>
-            <w:tcW w:w="1069" w:type="dxa"/>
+            <w:tcW w:w="225" w:type="pct"/>
             <w:shd w:val="clear" w:color="auto" w:fill="EEECE1"/>
             <w:tcMar>
               <w:top w:w="80" w:type="dxa"/>
@@ -12449,7 +12642,7 @@
         </w:tc>
         <w:tc>
           <w:tcPr>
-            <w:tcW w:w="1045" w:type="dxa"/>
+            <w:tcW w:w="220" w:type="pct"/>
             <w:shd w:val="clear" w:color="auto" w:fill="C6D9F1"/>
             <w:tcMar>
               <w:top w:w="80" w:type="dxa"/>
@@ -12481,7 +12674,7 @@
         </w:tc>
         <w:tc>
           <w:tcPr>
-            <w:tcW w:w="1045" w:type="dxa"/>
+            <w:tcW w:w="220" w:type="pct"/>
             <w:shd w:val="clear" w:color="auto" w:fill="C6D9F1"/>
             <w:tcMar>
               <w:top w:w="80" w:type="dxa"/>
@@ -12513,7 +12706,7 @@
         </w:tc>
         <w:tc>
           <w:tcPr>
-            <w:tcW w:w="1045" w:type="dxa"/>
+            <w:tcW w:w="220" w:type="pct"/>
             <w:shd w:val="clear" w:color="auto" w:fill="C6D9F1" w:themeFill="text2" w:themeFillTint="33"/>
             <w:tcMar>
               <w:top w:w="80" w:type="dxa"/>
@@ -12545,7 +12738,7 @@
         </w:tc>
         <w:tc>
           <w:tcPr>
-            <w:tcW w:w="1045" w:type="dxa"/>
+            <w:tcW w:w="220" w:type="pct"/>
             <w:shd w:val="clear" w:color="auto" w:fill="C6D9F1"/>
             <w:tcMar>
               <w:top w:w="80" w:type="dxa"/>
@@ -12577,7 +12770,7 @@
         </w:tc>
         <w:tc>
           <w:tcPr>
-            <w:tcW w:w="1040" w:type="dxa"/>
+            <w:tcW w:w="219" w:type="pct"/>
             <w:shd w:val="clear" w:color="auto" w:fill="C6D9F1"/>
             <w:tcMar>
               <w:top w:w="80" w:type="dxa"/>
@@ -12598,12 +12791,30 @@
             </w:pPr>
             <w:r>
               <w:rPr>
-                <w:rFonts w:ascii="Times New Roman" w:eastAsia="Times New Roman" w:hAnsi="Times New Roman" w:cs="Times New Roman"/>
-                <w:color w:val="0F243E"/>
-                <w:sz w:val="16"/>
-                <w:szCs w:val="16"/>
-              </w:rPr>
-              <w:t>23009.99</w:t>
+                <w:rFonts w:ascii="Times New Roman" w:hAnsi="Times New Roman" w:cs="Times New Roman"/>
+                <w:color w:val="0F243E" w:themeColor="text2" w:themeShade="80"/>
+                <w:sz w:val="16"/>
+                <w:szCs w:val="16"/>
+              </w:rPr>
+              <w:t>2.3 × 10</w:t>
+            </w:r>
+            <w:r>
+              <w:rPr>
+                <w:rFonts w:ascii="Times New Roman" w:hAnsi="Times New Roman" w:cs="Times New Roman"/>
+                <w:color w:val="0F243E" w:themeColor="text2" w:themeShade="80"/>
+                <w:sz w:val="16"/>
+                <w:szCs w:val="16"/>
+              </w:rPr>
+              <w:t xml:space="preserve"> </w:t>
+            </w:r>
+            <w:r>
+              <w:rPr>
+                <w:rFonts w:ascii="Times New Roman" w:hAnsi="Times New Roman" w:cs="Times New Roman"/>
+                <w:color w:val="0F243E" w:themeColor="text2" w:themeShade="80"/>
+                <w:sz w:val="16"/>
+                <w:szCs w:val="16"/>
+              </w:rPr>
+              <w:t>⁴</w:t>
             </w:r>
           </w:p>
         </w:tc>
@@ -12615,7 +12826,7 @@
         </w:trPr>
         <w:tc>
           <w:tcPr>
-            <w:tcW w:w="1638" w:type="dxa"/>
+            <w:tcW w:w="345" w:type="pct"/>
             <w:vMerge w:val="restart"/>
             <w:shd w:val="clear" w:color="auto" w:fill="FFFFFF"/>
             <w:tcMar>
@@ -12660,7 +12871,7 @@
         </w:tc>
         <w:tc>
           <w:tcPr>
-            <w:tcW w:w="859" w:type="dxa"/>
+            <w:tcW w:w="181" w:type="pct"/>
             <w:shd w:val="clear" w:color="auto" w:fill="FFFFFF"/>
             <w:tcMar>
               <w:top w:w="80" w:type="dxa"/>
@@ -12695,7 +12906,7 @@
         </w:tc>
         <w:tc>
           <w:tcPr>
-            <w:tcW w:w="1068" w:type="dxa"/>
+            <w:tcW w:w="225" w:type="pct"/>
             <w:shd w:val="clear" w:color="auto" w:fill="FAC090"/>
             <w:tcMar>
               <w:top w:w="80" w:type="dxa"/>
@@ -12727,7 +12938,7 @@
         </w:tc>
         <w:tc>
           <w:tcPr>
-            <w:tcW w:w="1068" w:type="dxa"/>
+            <w:tcW w:w="225" w:type="pct"/>
             <w:shd w:val="clear" w:color="auto" w:fill="FAC090"/>
             <w:tcMar>
               <w:top w:w="80" w:type="dxa"/>
@@ -12759,7 +12970,7 @@
         </w:tc>
         <w:tc>
           <w:tcPr>
-            <w:tcW w:w="1069" w:type="dxa"/>
+            <w:tcW w:w="225" w:type="pct"/>
             <w:shd w:val="clear" w:color="auto" w:fill="FAC090"/>
             <w:tcMar>
               <w:top w:w="80" w:type="dxa"/>
@@ -12791,7 +13002,7 @@
         </w:tc>
         <w:tc>
           <w:tcPr>
-            <w:tcW w:w="1069" w:type="dxa"/>
+            <w:tcW w:w="225" w:type="pct"/>
             <w:shd w:val="clear" w:color="auto" w:fill="FAC090"/>
             <w:tcMar>
               <w:top w:w="80" w:type="dxa"/>
@@ -12823,7 +13034,7 @@
         </w:tc>
         <w:tc>
           <w:tcPr>
-            <w:tcW w:w="1069" w:type="dxa"/>
+            <w:tcW w:w="225" w:type="pct"/>
             <w:shd w:val="clear" w:color="auto" w:fill="FAC090"/>
             <w:tcMar>
               <w:top w:w="80" w:type="dxa"/>
@@ -12855,7 +13066,7 @@
         </w:tc>
         <w:tc>
           <w:tcPr>
-            <w:tcW w:w="1069" w:type="dxa"/>
+            <w:tcW w:w="225" w:type="pct"/>
             <w:shd w:val="clear" w:color="auto" w:fill="403152"/>
             <w:tcMar>
               <w:top w:w="80" w:type="dxa"/>
@@ -12887,7 +13098,7 @@
         </w:tc>
         <w:tc>
           <w:tcPr>
-            <w:tcW w:w="1069" w:type="dxa"/>
+            <w:tcW w:w="225" w:type="pct"/>
             <w:shd w:val="clear" w:color="auto" w:fill="403152"/>
             <w:tcMar>
               <w:top w:w="80" w:type="dxa"/>
@@ -12919,7 +13130,7 @@
         </w:tc>
         <w:tc>
           <w:tcPr>
-            <w:tcW w:w="1069" w:type="dxa"/>
+            <w:tcW w:w="225" w:type="pct"/>
             <w:shd w:val="clear" w:color="auto" w:fill="auto"/>
             <w:tcMar>
               <w:top w:w="80" w:type="dxa"/>
@@ -12950,7 +13161,7 @@
         </w:tc>
         <w:tc>
           <w:tcPr>
-            <w:tcW w:w="1069" w:type="dxa"/>
+            <w:tcW w:w="225" w:type="pct"/>
             <w:shd w:val="clear" w:color="auto" w:fill="403152"/>
             <w:tcMar>
               <w:top w:w="80" w:type="dxa"/>
@@ -12982,7 +13193,7 @@
         </w:tc>
         <w:tc>
           <w:tcPr>
-            <w:tcW w:w="1069" w:type="dxa"/>
+            <w:tcW w:w="225" w:type="pct"/>
             <w:shd w:val="clear" w:color="auto" w:fill="403152"/>
             <w:tcMar>
               <w:top w:w="80" w:type="dxa"/>
@@ -13014,7 +13225,7 @@
         </w:tc>
         <w:tc>
           <w:tcPr>
-            <w:tcW w:w="1069" w:type="dxa"/>
+            <w:tcW w:w="225" w:type="pct"/>
             <w:shd w:val="clear" w:color="auto" w:fill="EEECE1"/>
             <w:tcMar>
               <w:top w:w="80" w:type="dxa"/>
@@ -13046,7 +13257,7 @@
         </w:tc>
         <w:tc>
           <w:tcPr>
-            <w:tcW w:w="1069" w:type="dxa"/>
+            <w:tcW w:w="225" w:type="pct"/>
             <w:shd w:val="clear" w:color="auto" w:fill="EEECE1"/>
             <w:tcMar>
               <w:top w:w="80" w:type="dxa"/>
@@ -13078,7 +13289,7 @@
         </w:tc>
         <w:tc>
           <w:tcPr>
-            <w:tcW w:w="1069" w:type="dxa"/>
+            <w:tcW w:w="225" w:type="pct"/>
             <w:shd w:val="clear" w:color="auto" w:fill="000000"/>
             <w:tcMar>
               <w:top w:w="80" w:type="dxa"/>
@@ -13110,7 +13321,7 @@
         </w:tc>
         <w:tc>
           <w:tcPr>
-            <w:tcW w:w="1069" w:type="dxa"/>
+            <w:tcW w:w="225" w:type="pct"/>
             <w:shd w:val="clear" w:color="auto" w:fill="EEECE1"/>
             <w:tcMar>
               <w:top w:w="80" w:type="dxa"/>
@@ -13142,7 +13353,7 @@
         </w:tc>
         <w:tc>
           <w:tcPr>
-            <w:tcW w:w="1069" w:type="dxa"/>
+            <w:tcW w:w="225" w:type="pct"/>
             <w:shd w:val="clear" w:color="auto" w:fill="EEECE1"/>
             <w:tcMar>
               <w:top w:w="80" w:type="dxa"/>
@@ -13174,7 +13385,7 @@
         </w:tc>
         <w:tc>
           <w:tcPr>
-            <w:tcW w:w="1045" w:type="dxa"/>
+            <w:tcW w:w="220" w:type="pct"/>
             <w:shd w:val="clear" w:color="auto" w:fill="C6D9F1"/>
             <w:tcMar>
               <w:top w:w="80" w:type="dxa"/>
@@ -13206,7 +13417,7 @@
         </w:tc>
         <w:tc>
           <w:tcPr>
-            <w:tcW w:w="1045" w:type="dxa"/>
+            <w:tcW w:w="220" w:type="pct"/>
             <w:shd w:val="clear" w:color="auto" w:fill="C6D9F1"/>
             <w:tcMar>
               <w:top w:w="80" w:type="dxa"/>
@@ -13238,7 +13449,7 @@
         </w:tc>
         <w:tc>
           <w:tcPr>
-            <w:tcW w:w="1045" w:type="dxa"/>
+            <w:tcW w:w="220" w:type="pct"/>
             <w:shd w:val="clear" w:color="auto" w:fill="1F497D"/>
             <w:tcMar>
               <w:top w:w="80" w:type="dxa"/>
@@ -13270,7 +13481,7 @@
         </w:tc>
         <w:tc>
           <w:tcPr>
-            <w:tcW w:w="1045" w:type="dxa"/>
+            <w:tcW w:w="220" w:type="pct"/>
             <w:shd w:val="clear" w:color="auto" w:fill="C6D9F1"/>
             <w:tcMar>
               <w:top w:w="80" w:type="dxa"/>
@@ -13302,7 +13513,7 @@
         </w:tc>
         <w:tc>
           <w:tcPr>
-            <w:tcW w:w="1040" w:type="dxa"/>
+            <w:tcW w:w="219" w:type="pct"/>
             <w:shd w:val="clear" w:color="auto" w:fill="C6D9F1"/>
             <w:tcMar>
               <w:top w:w="80" w:type="dxa"/>
@@ -13340,7 +13551,7 @@
         </w:trPr>
         <w:tc>
           <w:tcPr>
-            <w:tcW w:w="1638" w:type="dxa"/>
+            <w:tcW w:w="345" w:type="pct"/>
             <w:vMerge/>
             <w:shd w:val="clear" w:color="auto" w:fill="FFFFFF"/>
             <w:tcMar>
@@ -13373,7 +13584,7 @@
         </w:tc>
         <w:tc>
           <w:tcPr>
-            <w:tcW w:w="859" w:type="dxa"/>
+            <w:tcW w:w="181" w:type="pct"/>
             <w:shd w:val="clear" w:color="auto" w:fill="FFFFFF"/>
             <w:tcMar>
               <w:top w:w="80" w:type="dxa"/>
@@ -13408,7 +13619,7 @@
         </w:tc>
         <w:tc>
           <w:tcPr>
-            <w:tcW w:w="1068" w:type="dxa"/>
+            <w:tcW w:w="225" w:type="pct"/>
             <w:shd w:val="clear" w:color="auto" w:fill="FAC090"/>
             <w:tcMar>
               <w:top w:w="80" w:type="dxa"/>
@@ -13440,7 +13651,7 @@
         </w:tc>
         <w:tc>
           <w:tcPr>
-            <w:tcW w:w="1068" w:type="dxa"/>
+            <w:tcW w:w="225" w:type="pct"/>
             <w:shd w:val="clear" w:color="auto" w:fill="FAC090"/>
             <w:tcMar>
               <w:top w:w="80" w:type="dxa"/>
@@ -13472,7 +13683,7 @@
         </w:tc>
         <w:tc>
           <w:tcPr>
-            <w:tcW w:w="1069" w:type="dxa"/>
+            <w:tcW w:w="225" w:type="pct"/>
             <w:shd w:val="clear" w:color="auto" w:fill="FAC090"/>
             <w:tcMar>
               <w:top w:w="80" w:type="dxa"/>
@@ -13504,7 +13715,7 @@
         </w:tc>
         <w:tc>
           <w:tcPr>
-            <w:tcW w:w="1069" w:type="dxa"/>
+            <w:tcW w:w="225" w:type="pct"/>
             <w:shd w:val="clear" w:color="auto" w:fill="FAC090"/>
             <w:tcMar>
               <w:top w:w="80" w:type="dxa"/>
@@ -13536,7 +13747,7 @@
         </w:tc>
         <w:tc>
           <w:tcPr>
-            <w:tcW w:w="1069" w:type="dxa"/>
+            <w:tcW w:w="225" w:type="pct"/>
             <w:shd w:val="clear" w:color="auto" w:fill="FAC090"/>
             <w:tcMar>
               <w:top w:w="80" w:type="dxa"/>
@@ -13568,7 +13779,7 @@
         </w:tc>
         <w:tc>
           <w:tcPr>
-            <w:tcW w:w="1069" w:type="dxa"/>
+            <w:tcW w:w="225" w:type="pct"/>
             <w:shd w:val="clear" w:color="auto" w:fill="403152"/>
             <w:tcMar>
               <w:top w:w="80" w:type="dxa"/>
@@ -13600,7 +13811,7 @@
         </w:tc>
         <w:tc>
           <w:tcPr>
-            <w:tcW w:w="1069" w:type="dxa"/>
+            <w:tcW w:w="225" w:type="pct"/>
             <w:shd w:val="clear" w:color="auto" w:fill="403152"/>
             <w:tcMar>
               <w:top w:w="80" w:type="dxa"/>
@@ -13632,7 +13843,7 @@
         </w:tc>
         <w:tc>
           <w:tcPr>
-            <w:tcW w:w="1069" w:type="dxa"/>
+            <w:tcW w:w="225" w:type="pct"/>
             <w:shd w:val="clear" w:color="auto" w:fill="auto"/>
             <w:tcMar>
               <w:top w:w="80" w:type="dxa"/>
@@ -13663,7 +13874,7 @@
         </w:tc>
         <w:tc>
           <w:tcPr>
-            <w:tcW w:w="1069" w:type="dxa"/>
+            <w:tcW w:w="225" w:type="pct"/>
             <w:shd w:val="clear" w:color="auto" w:fill="403152"/>
             <w:tcMar>
               <w:top w:w="80" w:type="dxa"/>
@@ -13695,7 +13906,7 @@
         </w:tc>
         <w:tc>
           <w:tcPr>
-            <w:tcW w:w="1069" w:type="dxa"/>
+            <w:tcW w:w="225" w:type="pct"/>
             <w:shd w:val="clear" w:color="auto" w:fill="403152"/>
             <w:tcMar>
               <w:top w:w="80" w:type="dxa"/>
@@ -13727,7 +13938,7 @@
         </w:tc>
         <w:tc>
           <w:tcPr>
-            <w:tcW w:w="1069" w:type="dxa"/>
+            <w:tcW w:w="225" w:type="pct"/>
             <w:shd w:val="clear" w:color="auto" w:fill="EEECE1"/>
             <w:tcMar>
               <w:top w:w="80" w:type="dxa"/>
@@ -13759,7 +13970,7 @@
         </w:tc>
         <w:tc>
           <w:tcPr>
-            <w:tcW w:w="1069" w:type="dxa"/>
+            <w:tcW w:w="225" w:type="pct"/>
             <w:shd w:val="clear" w:color="auto" w:fill="EEECE1"/>
             <w:tcMar>
               <w:top w:w="80" w:type="dxa"/>
@@ -13791,7 +14002,7 @@
         </w:tc>
         <w:tc>
           <w:tcPr>
-            <w:tcW w:w="1069" w:type="dxa"/>
+            <w:tcW w:w="225" w:type="pct"/>
             <w:shd w:val="clear" w:color="auto" w:fill="000000"/>
             <w:tcMar>
               <w:top w:w="80" w:type="dxa"/>
@@ -13823,7 +14034,7 @@
         </w:tc>
         <w:tc>
           <w:tcPr>
-            <w:tcW w:w="1069" w:type="dxa"/>
+            <w:tcW w:w="225" w:type="pct"/>
             <w:shd w:val="clear" w:color="auto" w:fill="EEECE1"/>
             <w:tcMar>
               <w:top w:w="80" w:type="dxa"/>
@@ -13855,7 +14066,7 @@
         </w:tc>
         <w:tc>
           <w:tcPr>
-            <w:tcW w:w="1069" w:type="dxa"/>
+            <w:tcW w:w="225" w:type="pct"/>
             <w:shd w:val="clear" w:color="auto" w:fill="EEECE1"/>
             <w:tcMar>
               <w:top w:w="80" w:type="dxa"/>
@@ -13887,7 +14098,7 @@
         </w:tc>
         <w:tc>
           <w:tcPr>
-            <w:tcW w:w="1045" w:type="dxa"/>
+            <w:tcW w:w="220" w:type="pct"/>
             <w:shd w:val="clear" w:color="auto" w:fill="C6D9F1"/>
             <w:tcMar>
               <w:top w:w="80" w:type="dxa"/>
@@ -13919,7 +14130,7 @@
         </w:tc>
         <w:tc>
           <w:tcPr>
-            <w:tcW w:w="1045" w:type="dxa"/>
+            <w:tcW w:w="220" w:type="pct"/>
             <w:shd w:val="clear" w:color="auto" w:fill="C6D9F1"/>
             <w:tcMar>
               <w:top w:w="80" w:type="dxa"/>
@@ -13951,7 +14162,7 @@
         </w:tc>
         <w:tc>
           <w:tcPr>
-            <w:tcW w:w="1045" w:type="dxa"/>
+            <w:tcW w:w="220" w:type="pct"/>
             <w:shd w:val="clear" w:color="auto" w:fill="1F497D"/>
             <w:tcMar>
               <w:top w:w="80" w:type="dxa"/>
@@ -13983,7 +14194,7 @@
         </w:tc>
         <w:tc>
           <w:tcPr>
-            <w:tcW w:w="1045" w:type="dxa"/>
+            <w:tcW w:w="220" w:type="pct"/>
             <w:shd w:val="clear" w:color="auto" w:fill="C6D9F1"/>
             <w:tcMar>
               <w:top w:w="80" w:type="dxa"/>
@@ -14015,7 +14226,7 @@
         </w:tc>
         <w:tc>
           <w:tcPr>
-            <w:tcW w:w="1040" w:type="dxa"/>
+            <w:tcW w:w="219" w:type="pct"/>
             <w:shd w:val="clear" w:color="auto" w:fill="C6D9F1"/>
             <w:tcMar>
               <w:top w:w="80" w:type="dxa"/>
@@ -14053,7 +14264,7 @@
         </w:trPr>
         <w:tc>
           <w:tcPr>
-            <w:tcW w:w="1638" w:type="dxa"/>
+            <w:tcW w:w="345" w:type="pct"/>
             <w:vMerge/>
             <w:shd w:val="clear" w:color="auto" w:fill="FFFFFF"/>
             <w:tcMar>
@@ -14086,7 +14297,7 @@
         </w:tc>
         <w:tc>
           <w:tcPr>
-            <w:tcW w:w="859" w:type="dxa"/>
+            <w:tcW w:w="181" w:type="pct"/>
             <w:shd w:val="clear" w:color="auto" w:fill="FFFFFF"/>
             <w:tcMar>
               <w:top w:w="80" w:type="dxa"/>
@@ -14121,7 +14332,7 @@
         </w:tc>
         <w:tc>
           <w:tcPr>
-            <w:tcW w:w="1068" w:type="dxa"/>
+            <w:tcW w:w="225" w:type="pct"/>
             <w:shd w:val="clear" w:color="auto" w:fill="FAC090"/>
             <w:tcMar>
               <w:top w:w="80" w:type="dxa"/>
@@ -14153,7 +14364,7 @@
         </w:tc>
         <w:tc>
           <w:tcPr>
-            <w:tcW w:w="1068" w:type="dxa"/>
+            <w:tcW w:w="225" w:type="pct"/>
             <w:shd w:val="clear" w:color="auto" w:fill="FAC090"/>
             <w:tcMar>
               <w:top w:w="80" w:type="dxa"/>
@@ -14185,7 +14396,7 @@
         </w:tc>
         <w:tc>
           <w:tcPr>
-            <w:tcW w:w="1069" w:type="dxa"/>
+            <w:tcW w:w="225" w:type="pct"/>
             <w:shd w:val="clear" w:color="auto" w:fill="FAC090"/>
             <w:tcMar>
               <w:top w:w="80" w:type="dxa"/>
@@ -14217,7 +14428,7 @@
         </w:tc>
         <w:tc>
           <w:tcPr>
-            <w:tcW w:w="1069" w:type="dxa"/>
+            <w:tcW w:w="225" w:type="pct"/>
             <w:shd w:val="clear" w:color="auto" w:fill="FAC090"/>
             <w:tcMar>
               <w:top w:w="80" w:type="dxa"/>
@@ -14249,7 +14460,7 @@
         </w:tc>
         <w:tc>
           <w:tcPr>
-            <w:tcW w:w="1069" w:type="dxa"/>
+            <w:tcW w:w="225" w:type="pct"/>
             <w:shd w:val="clear" w:color="auto" w:fill="FAC090"/>
             <w:tcMar>
               <w:top w:w="80" w:type="dxa"/>
@@ -14260,28 +14471,58 @@
           </w:tcPr>
           <w:p>
             <w:pPr>
-              <w:jc w:val="center"/>
-              <w:rPr>
-                <w:rFonts w:ascii="Times New Roman" w:eastAsia="Times New Roman" w:hAnsi="Times New Roman" w:cs="Times New Roman"/>
-                <w:color w:val="984806"/>
-                <w:sz w:val="16"/>
-                <w:szCs w:val="16"/>
-              </w:rPr>
-            </w:pPr>
-            <w:r>
-              <w:rPr>
-                <w:rFonts w:ascii="Times New Roman" w:eastAsia="Times New Roman" w:hAnsi="Times New Roman" w:cs="Times New Roman"/>
-                <w:color w:val="984806"/>
-                <w:sz w:val="16"/>
-                <w:szCs w:val="16"/>
-              </w:rPr>
-              <w:t>4291.01</w:t>
-            </w:r>
-          </w:p>
-        </w:tc>
-        <w:tc>
-          <w:tcPr>
-            <w:tcW w:w="1069" w:type="dxa"/>
+              <w:pStyle w:val="NormalWeb"/>
+              <w:jc w:val="center"/>
+              <w:rPr>
+                <w:sz w:val="16"/>
+                <w:szCs w:val="16"/>
+              </w:rPr>
+            </w:pPr>
+            <w:r>
+              <w:rPr>
+                <w:color w:val="984806" w:themeColor="accent6" w:themeShade="80"/>
+                <w:sz w:val="16"/>
+                <w:szCs w:val="16"/>
+              </w:rPr>
+              <w:t>4.</w:t>
+            </w:r>
+            <w:r>
+              <w:rPr>
+                <w:color w:val="984806" w:themeColor="accent6" w:themeShade="80"/>
+                <w:sz w:val="16"/>
+                <w:szCs w:val="16"/>
+              </w:rPr>
+              <w:t>3</w:t>
+            </w:r>
+            <w:r>
+              <w:rPr>
+                <w:color w:val="984806" w:themeColor="accent6" w:themeShade="80"/>
+                <w:sz w:val="16"/>
+                <w:szCs w:val="16"/>
+              </w:rPr>
+              <w:t xml:space="preserve"> × 10</w:t>
+            </w:r>
+            <w:r>
+              <w:rPr>
+                <w:color w:val="984806" w:themeColor="accent6" w:themeShade="80"/>
+                <w:sz w:val="16"/>
+                <w:szCs w:val="16"/>
+              </w:rPr>
+              <w:t xml:space="preserve"> </w:t>
+            </w:r>
+            <w:r>
+              <w:rPr>
+                <w:color w:val="984806" w:themeColor="accent6" w:themeShade="80"/>
+                <w:sz w:val="16"/>
+                <w:szCs w:val="16"/>
+              </w:rPr>
+              <w:t>³</w:t>
+            </w:r>
+          </w:p>
+        </w:tc>
+        <w:tc>
+          <w:tcPr>
+            <w:tcW w:w="225" w:type="pct"/>
             <w:shd w:val="clear" w:color="auto" w:fill="403152"/>
             <w:tcMar>
               <w:top w:w="80" w:type="dxa"/>
@@ -14313,7 +14554,7 @@
         </w:tc>
         <w:tc>
           <w:tcPr>
-            <w:tcW w:w="1069" w:type="dxa"/>
+            <w:tcW w:w="225" w:type="pct"/>
             <w:shd w:val="clear" w:color="auto" w:fill="403152"/>
             <w:tcMar>
               <w:top w:w="80" w:type="dxa"/>
@@ -14345,7 +14586,7 @@
         </w:tc>
         <w:tc>
           <w:tcPr>
-            <w:tcW w:w="1069" w:type="dxa"/>
+            <w:tcW w:w="225" w:type="pct"/>
             <w:shd w:val="clear" w:color="auto" w:fill="auto"/>
             <w:tcMar>
               <w:top w:w="80" w:type="dxa"/>
@@ -14376,7 +14617,7 @@
         </w:tc>
         <w:tc>
           <w:tcPr>
-            <w:tcW w:w="1069" w:type="dxa"/>
+            <w:tcW w:w="225" w:type="pct"/>
             <w:shd w:val="clear" w:color="auto" w:fill="403152"/>
             <w:tcMar>
               <w:top w:w="80" w:type="dxa"/>
@@ -14408,7 +14649,7 @@
         </w:tc>
         <w:tc>
           <w:tcPr>
-            <w:tcW w:w="1069" w:type="dxa"/>
+            <w:tcW w:w="225" w:type="pct"/>
             <w:shd w:val="clear" w:color="auto" w:fill="403152"/>
             <w:tcMar>
               <w:top w:w="80" w:type="dxa"/>
@@ -14419,28 +14660,39 @@
           </w:tcPr>
           <w:p>
             <w:pPr>
-              <w:jc w:val="center"/>
-              <w:rPr>
-                <w:rFonts w:ascii="Times New Roman" w:eastAsia="Times New Roman" w:hAnsi="Times New Roman" w:cs="Times New Roman"/>
-                <w:color w:val="FFFFFF"/>
-                <w:sz w:val="16"/>
-                <w:szCs w:val="16"/>
-              </w:rPr>
-            </w:pPr>
-            <w:r>
-              <w:rPr>
-                <w:rFonts w:ascii="Times New Roman" w:eastAsia="Times New Roman" w:hAnsi="Times New Roman" w:cs="Times New Roman"/>
-                <w:color w:val="FFFFFF"/>
-                <w:sz w:val="16"/>
-                <w:szCs w:val="16"/>
-              </w:rPr>
-              <w:t>2138.93</w:t>
-            </w:r>
-          </w:p>
-        </w:tc>
-        <w:tc>
-          <w:tcPr>
-            <w:tcW w:w="1069" w:type="dxa"/>
+              <w:pStyle w:val="NormalWeb"/>
+              <w:jc w:val="center"/>
+              <w:rPr>
+                <w:sz w:val="16"/>
+                <w:szCs w:val="16"/>
+              </w:rPr>
+            </w:pPr>
+            <w:r>
+              <w:rPr>
+                <w:sz w:val="16"/>
+                <w:szCs w:val="16"/>
+              </w:rPr>
+              <w:t>2.1 × 10</w:t>
+            </w:r>
+            <w:r>
+              <w:rPr>
+                <w:sz w:val="16"/>
+                <w:szCs w:val="16"/>
+              </w:rPr>
+              <w:t xml:space="preserve"> </w:t>
+            </w:r>
+            <w:r>
+              <w:rPr>
+                <w:sz w:val="16"/>
+                <w:szCs w:val="16"/>
+              </w:rPr>
+              <w:t>³</w:t>
+            </w:r>
+          </w:p>
+        </w:tc>
+        <w:tc>
+          <w:tcPr>
+            <w:tcW w:w="225" w:type="pct"/>
             <w:shd w:val="clear" w:color="auto" w:fill="EEECE1"/>
             <w:tcMar>
               <w:top w:w="80" w:type="dxa"/>
@@ -14472,7 +14724,7 @@
         </w:tc>
         <w:tc>
           <w:tcPr>
-            <w:tcW w:w="1069" w:type="dxa"/>
+            <w:tcW w:w="225" w:type="pct"/>
             <w:shd w:val="clear" w:color="auto" w:fill="EEECE1"/>
             <w:tcMar>
               <w:top w:w="80" w:type="dxa"/>
@@ -14504,7 +14756,7 @@
         </w:tc>
         <w:tc>
           <w:tcPr>
-            <w:tcW w:w="1069" w:type="dxa"/>
+            <w:tcW w:w="225" w:type="pct"/>
             <w:shd w:val="clear" w:color="auto" w:fill="000000"/>
             <w:tcMar>
               <w:top w:w="80" w:type="dxa"/>
@@ -14536,7 +14788,7 @@
         </w:tc>
         <w:tc>
           <w:tcPr>
-            <w:tcW w:w="1069" w:type="dxa"/>
+            <w:tcW w:w="225" w:type="pct"/>
             <w:shd w:val="clear" w:color="auto" w:fill="EEECE1"/>
             <w:tcMar>
               <w:top w:w="80" w:type="dxa"/>
@@ -14568,7 +14820,7 @@
         </w:tc>
         <w:tc>
           <w:tcPr>
-            <w:tcW w:w="1069" w:type="dxa"/>
+            <w:tcW w:w="225" w:type="pct"/>
             <w:shd w:val="clear" w:color="auto" w:fill="EEECE1"/>
             <w:tcMar>
               <w:top w:w="80" w:type="dxa"/>
@@ -14579,28 +14831,39 @@
           </w:tcPr>
           <w:p>
             <w:pPr>
-              <w:jc w:val="center"/>
-              <w:rPr>
-                <w:rFonts w:ascii="Times New Roman" w:eastAsia="Times New Roman" w:hAnsi="Times New Roman" w:cs="Times New Roman"/>
-                <w:color w:val="000000"/>
-                <w:sz w:val="16"/>
-                <w:szCs w:val="16"/>
-              </w:rPr>
-            </w:pPr>
-            <w:r>
-              <w:rPr>
-                <w:rFonts w:ascii="Times New Roman" w:eastAsia="Times New Roman" w:hAnsi="Times New Roman" w:cs="Times New Roman"/>
-                <w:color w:val="000000"/>
-                <w:sz w:val="16"/>
-                <w:szCs w:val="16"/>
-              </w:rPr>
-              <w:t>140592.18</w:t>
-            </w:r>
-          </w:p>
-        </w:tc>
-        <w:tc>
-          <w:tcPr>
-            <w:tcW w:w="1045" w:type="dxa"/>
+              <w:pStyle w:val="NormalWeb"/>
+              <w:jc w:val="center"/>
+              <w:rPr>
+                <w:sz w:val="16"/>
+                <w:szCs w:val="16"/>
+              </w:rPr>
+            </w:pPr>
+            <w:r>
+              <w:rPr>
+                <w:sz w:val="16"/>
+                <w:szCs w:val="16"/>
+              </w:rPr>
+              <w:t>1.4 × 10</w:t>
+            </w:r>
+            <w:r>
+              <w:rPr>
+                <w:sz w:val="16"/>
+                <w:szCs w:val="16"/>
+              </w:rPr>
+              <w:t xml:space="preserve"> </w:t>
+            </w:r>
+            <w:r>
+              <w:rPr>
+                <w:sz w:val="16"/>
+                <w:szCs w:val="16"/>
+              </w:rPr>
+              <w:t>⁵</w:t>
+            </w:r>
+          </w:p>
+        </w:tc>
+        <w:tc>
+          <w:tcPr>
+            <w:tcW w:w="220" w:type="pct"/>
             <w:shd w:val="clear" w:color="auto" w:fill="C6D9F1"/>
             <w:tcMar>
               <w:top w:w="80" w:type="dxa"/>
@@ -14632,7 +14895,7 @@
         </w:tc>
         <w:tc>
           <w:tcPr>
-            <w:tcW w:w="1045" w:type="dxa"/>
+            <w:tcW w:w="220" w:type="pct"/>
             <w:shd w:val="clear" w:color="auto" w:fill="C6D9F1"/>
             <w:tcMar>
               <w:top w:w="80" w:type="dxa"/>
@@ -14664,7 +14927,7 @@
         </w:tc>
         <w:tc>
           <w:tcPr>
-            <w:tcW w:w="1045" w:type="dxa"/>
+            <w:tcW w:w="220" w:type="pct"/>
             <w:shd w:val="clear" w:color="auto" w:fill="1F497D"/>
             <w:tcMar>
               <w:top w:w="80" w:type="dxa"/>
@@ -14696,7 +14959,7 @@
         </w:tc>
         <w:tc>
           <w:tcPr>
-            <w:tcW w:w="1045" w:type="dxa"/>
+            <w:tcW w:w="220" w:type="pct"/>
             <w:shd w:val="clear" w:color="auto" w:fill="C6D9F1"/>
             <w:tcMar>
               <w:top w:w="80" w:type="dxa"/>
@@ -14728,33 +14991,69 @@
         </w:tc>
         <w:tc>
           <w:tcPr>
-            <w:tcW w:w="1040" w:type="dxa"/>
-            <w:shd w:val="clear" w:color="auto" w:fill="FF0000"/>
-            <w:tcMar>
-              <w:top w:w="80" w:type="dxa"/>
-              <w:left w:w="80" w:type="dxa"/>
-              <w:bottom w:w="80" w:type="dxa"/>
-              <w:right w:w="80" w:type="dxa"/>
-            </w:tcMar>
-          </w:tcPr>
-          <w:p>
-            <w:pPr>
-              <w:jc w:val="center"/>
-              <w:rPr>
-                <w:rFonts w:ascii="Times New Roman" w:eastAsia="Times New Roman" w:hAnsi="Times New Roman" w:cs="Times New Roman"/>
-                <w:color w:val="0F243E"/>
-                <w:sz w:val="16"/>
-                <w:szCs w:val="16"/>
-              </w:rPr>
-            </w:pPr>
-            <w:r>
-              <w:rPr>
-                <w:rFonts w:ascii="Times New Roman" w:eastAsia="Times New Roman" w:hAnsi="Times New Roman" w:cs="Times New Roman"/>
-                <w:color w:val="FFFFFF"/>
-                <w:sz w:val="16"/>
-                <w:szCs w:val="16"/>
-              </w:rPr>
-              <w:t>INF</w:t>
+            <w:tcW w:w="219" w:type="pct"/>
+            <w:shd w:val="clear" w:color="auto" w:fill="C6D9F1" w:themeFill="text2" w:themeFillTint="33"/>
+            <w:tcMar>
+              <w:top w:w="80" w:type="dxa"/>
+              <w:left w:w="80" w:type="dxa"/>
+              <w:bottom w:w="80" w:type="dxa"/>
+              <w:right w:w="80" w:type="dxa"/>
+            </w:tcMar>
+          </w:tcPr>
+          <w:p>
+            <w:pPr>
+              <w:jc w:val="center"/>
+              <w:rPr>
+                <w:rFonts w:ascii="Times New Roman" w:eastAsia="Times New Roman" w:hAnsi="Times New Roman" w:cs="Times New Roman"/>
+                <w:color w:val="0F243E"/>
+                <w:sz w:val="16"/>
+                <w:szCs w:val="16"/>
+              </w:rPr>
+            </w:pPr>
+            <w:r>
+              <w:rPr>
+                <w:rFonts w:ascii="Times New Roman" w:hAnsi="Times New Roman" w:cs="Times New Roman"/>
+                <w:color w:val="0F243E" w:themeColor="text2" w:themeShade="80"/>
+                <w:sz w:val="16"/>
+                <w:szCs w:val="16"/>
+              </w:rPr>
+              <w:t>5.7</w:t>
+            </w:r>
+            <w:r>
+              <w:rPr>
+                <w:rFonts w:ascii="Times New Roman" w:hAnsi="Times New Roman" w:cs="Times New Roman"/>
+                <w:color w:val="0F243E" w:themeColor="text2" w:themeShade="80"/>
+                <w:sz w:val="16"/>
+                <w:szCs w:val="16"/>
+              </w:rPr>
+              <w:t xml:space="preserve"> </w:t>
+            </w:r>
+            <w:r>
+              <w:rPr>
+                <w:rFonts w:ascii="Times New Roman" w:hAnsi="Times New Roman" w:cs="Times New Roman"/>
+                <w:color w:val="0F243E" w:themeColor="text2" w:themeShade="80"/>
+                <w:sz w:val="16"/>
+                <w:szCs w:val="16"/>
+              </w:rPr>
+              <w:t>× 10</w:t>
+            </w:r>
+            <w:r>
+              <w:rPr>
+                <w:rFonts w:ascii="Times New Roman" w:hAnsi="Times New Roman" w:cs="Times New Roman"/>
+                <w:color w:val="0F243E" w:themeColor="text2" w:themeShade="80"/>
+                <w:sz w:val="16"/>
+                <w:szCs w:val="16"/>
+              </w:rPr>
+              <w:t xml:space="preserve"> </w:t>
+            </w:r>
+            <w:r>
+              <w:rPr>
+                <w:rFonts w:ascii="Times New Roman" w:hAnsi="Times New Roman" w:cs="Times New Roman"/>
+                <w:color w:val="0F243E" w:themeColor="text2" w:themeShade="80"/>
+                <w:sz w:val="16"/>
+                <w:szCs w:val="16"/>
+              </w:rPr>
+              <w:t>⁸</w:t>
             </w:r>
           </w:p>
         </w:tc>
@@ -14766,7 +15065,7 @@
         </w:trPr>
         <w:tc>
           <w:tcPr>
-            <w:tcW w:w="1638" w:type="dxa"/>
+            <w:tcW w:w="345" w:type="pct"/>
             <w:vMerge w:val="restart"/>
             <w:shd w:val="clear" w:color="auto" w:fill="FFFFFF"/>
             <w:tcMar>
@@ -14811,7 +15110,7 @@
         </w:tc>
         <w:tc>
           <w:tcPr>
-            <w:tcW w:w="859" w:type="dxa"/>
+            <w:tcW w:w="181" w:type="pct"/>
             <w:shd w:val="clear" w:color="auto" w:fill="FFFFFF"/>
             <w:tcMar>
               <w:top w:w="80" w:type="dxa"/>
@@ -14846,7 +15145,7 @@
         </w:tc>
         <w:tc>
           <w:tcPr>
-            <w:tcW w:w="1068" w:type="dxa"/>
+            <w:tcW w:w="225" w:type="pct"/>
             <w:shd w:val="clear" w:color="auto" w:fill="FAC090"/>
             <w:tcMar>
               <w:top w:w="80" w:type="dxa"/>
@@ -14878,7 +15177,7 @@
         </w:tc>
         <w:tc>
           <w:tcPr>
-            <w:tcW w:w="1068" w:type="dxa"/>
+            <w:tcW w:w="225" w:type="pct"/>
             <w:shd w:val="clear" w:color="auto" w:fill="FAC090"/>
             <w:tcMar>
               <w:top w:w="80" w:type="dxa"/>
@@ -14910,7 +15209,7 @@
         </w:tc>
         <w:tc>
           <w:tcPr>
-            <w:tcW w:w="1069" w:type="dxa"/>
+            <w:tcW w:w="225" w:type="pct"/>
             <w:shd w:val="clear" w:color="auto" w:fill="FAC090"/>
             <w:tcMar>
               <w:top w:w="80" w:type="dxa"/>
@@ -14942,7 +15241,7 @@
         </w:tc>
         <w:tc>
           <w:tcPr>
-            <w:tcW w:w="1069" w:type="dxa"/>
+            <w:tcW w:w="225" w:type="pct"/>
             <w:shd w:val="clear" w:color="auto" w:fill="FAC090"/>
             <w:tcMar>
               <w:top w:w="80" w:type="dxa"/>
@@ -14974,7 +15273,7 @@
         </w:tc>
         <w:tc>
           <w:tcPr>
-            <w:tcW w:w="1069" w:type="dxa"/>
+            <w:tcW w:w="225" w:type="pct"/>
             <w:shd w:val="clear" w:color="auto" w:fill="FAC090"/>
             <w:tcMar>
               <w:top w:w="80" w:type="dxa"/>
@@ -15006,7 +15305,7 @@
         </w:tc>
         <w:tc>
           <w:tcPr>
-            <w:tcW w:w="1069" w:type="dxa"/>
+            <w:tcW w:w="225" w:type="pct"/>
             <w:shd w:val="clear" w:color="auto" w:fill="403152"/>
             <w:tcMar>
               <w:top w:w="80" w:type="dxa"/>
@@ -15038,7 +15337,7 @@
         </w:tc>
         <w:tc>
           <w:tcPr>
-            <w:tcW w:w="1069" w:type="dxa"/>
+            <w:tcW w:w="225" w:type="pct"/>
             <w:shd w:val="clear" w:color="auto" w:fill="403152"/>
             <w:tcMar>
               <w:top w:w="80" w:type="dxa"/>
@@ -15070,7 +15369,7 @@
         </w:tc>
         <w:tc>
           <w:tcPr>
-            <w:tcW w:w="1069" w:type="dxa"/>
+            <w:tcW w:w="225" w:type="pct"/>
             <w:shd w:val="clear" w:color="auto" w:fill="403152"/>
             <w:tcMar>
               <w:top w:w="80" w:type="dxa"/>
@@ -15102,7 +15401,7 @@
         </w:tc>
         <w:tc>
           <w:tcPr>
-            <w:tcW w:w="1069" w:type="dxa"/>
+            <w:tcW w:w="225" w:type="pct"/>
             <w:shd w:val="clear" w:color="auto" w:fill="403152"/>
             <w:tcMar>
               <w:top w:w="80" w:type="dxa"/>
@@ -15134,7 +15433,7 @@
         </w:tc>
         <w:tc>
           <w:tcPr>
-            <w:tcW w:w="1069" w:type="dxa"/>
+            <w:tcW w:w="225" w:type="pct"/>
             <w:shd w:val="clear" w:color="auto" w:fill="403152"/>
             <w:tcMar>
               <w:top w:w="80" w:type="dxa"/>
@@ -15166,7 +15465,7 @@
         </w:tc>
         <w:tc>
           <w:tcPr>
-            <w:tcW w:w="1069" w:type="dxa"/>
+            <w:tcW w:w="225" w:type="pct"/>
             <w:shd w:val="clear" w:color="auto" w:fill="EEECE1"/>
             <w:tcMar>
               <w:top w:w="80" w:type="dxa"/>
@@ -15198,7 +15497,7 @@
         </w:tc>
         <w:tc>
           <w:tcPr>
-            <w:tcW w:w="1069" w:type="dxa"/>
+            <w:tcW w:w="225" w:type="pct"/>
             <w:shd w:val="clear" w:color="auto" w:fill="EEECE1"/>
             <w:tcMar>
               <w:top w:w="80" w:type="dxa"/>
@@ -15230,7 +15529,7 @@
         </w:tc>
         <w:tc>
           <w:tcPr>
-            <w:tcW w:w="1069" w:type="dxa"/>
+            <w:tcW w:w="225" w:type="pct"/>
             <w:shd w:val="clear" w:color="auto" w:fill="EEECE1"/>
             <w:tcMar>
               <w:top w:w="80" w:type="dxa"/>
@@ -15262,7 +15561,7 @@
         </w:tc>
         <w:tc>
           <w:tcPr>
-            <w:tcW w:w="1069" w:type="dxa"/>
+            <w:tcW w:w="225" w:type="pct"/>
             <w:shd w:val="clear" w:color="auto" w:fill="EEECE1"/>
             <w:tcMar>
               <w:top w:w="80" w:type="dxa"/>
@@ -15294,7 +15593,7 @@
         </w:tc>
         <w:tc>
           <w:tcPr>
-            <w:tcW w:w="1069" w:type="dxa"/>
+            <w:tcW w:w="225" w:type="pct"/>
             <w:shd w:val="clear" w:color="auto" w:fill="EEECE1"/>
             <w:tcMar>
               <w:top w:w="80" w:type="dxa"/>
@@ -15326,7 +15625,7 @@
         </w:tc>
         <w:tc>
           <w:tcPr>
-            <w:tcW w:w="1045" w:type="dxa"/>
+            <w:tcW w:w="220" w:type="pct"/>
             <w:shd w:val="clear" w:color="auto" w:fill="C6D9F1"/>
             <w:tcMar>
               <w:top w:w="80" w:type="dxa"/>
@@ -15358,7 +15657,7 @@
         </w:tc>
         <w:tc>
           <w:tcPr>
-            <w:tcW w:w="1045" w:type="dxa"/>
+            <w:tcW w:w="220" w:type="pct"/>
             <w:shd w:val="clear" w:color="auto" w:fill="C6D9F1"/>
             <w:tcMar>
               <w:top w:w="80" w:type="dxa"/>
@@ -15390,7 +15689,7 @@
         </w:tc>
         <w:tc>
           <w:tcPr>
-            <w:tcW w:w="1045" w:type="dxa"/>
+            <w:tcW w:w="220" w:type="pct"/>
             <w:shd w:val="clear" w:color="auto" w:fill="C6D9F1"/>
             <w:tcMar>
               <w:top w:w="80" w:type="dxa"/>
@@ -15422,7 +15721,7 @@
         </w:tc>
         <w:tc>
           <w:tcPr>
-            <w:tcW w:w="1045" w:type="dxa"/>
+            <w:tcW w:w="220" w:type="pct"/>
             <w:shd w:val="clear" w:color="auto" w:fill="C6D9F1"/>
             <w:tcMar>
               <w:top w:w="80" w:type="dxa"/>
@@ -15454,7 +15753,7 @@
         </w:tc>
         <w:tc>
           <w:tcPr>
-            <w:tcW w:w="1040" w:type="dxa"/>
+            <w:tcW w:w="219" w:type="pct"/>
             <w:shd w:val="clear" w:color="auto" w:fill="C6D9F1"/>
             <w:tcMar>
               <w:top w:w="80" w:type="dxa"/>
@@ -15492,7 +15791,7 @@
         </w:trPr>
         <w:tc>
           <w:tcPr>
-            <w:tcW w:w="1638" w:type="dxa"/>
+            <w:tcW w:w="345" w:type="pct"/>
             <w:vMerge/>
             <w:shd w:val="clear" w:color="auto" w:fill="FFFFFF"/>
             <w:tcMar>
@@ -15525,7 +15824,7 @@
         </w:tc>
         <w:tc>
           <w:tcPr>
-            <w:tcW w:w="859" w:type="dxa"/>
+            <w:tcW w:w="181" w:type="pct"/>
             <w:shd w:val="clear" w:color="auto" w:fill="FFFFFF"/>
             <w:tcMar>
               <w:top w:w="80" w:type="dxa"/>
@@ -15560,7 +15859,7 @@
         </w:tc>
         <w:tc>
           <w:tcPr>
-            <w:tcW w:w="1068" w:type="dxa"/>
+            <w:tcW w:w="225" w:type="pct"/>
             <w:shd w:val="clear" w:color="auto" w:fill="FAC090"/>
             <w:tcMar>
               <w:top w:w="80" w:type="dxa"/>
@@ -15592,7 +15891,7 @@
         </w:tc>
         <w:tc>
           <w:tcPr>
-            <w:tcW w:w="1068" w:type="dxa"/>
+            <w:tcW w:w="225" w:type="pct"/>
             <w:shd w:val="clear" w:color="auto" w:fill="FAC090"/>
             <w:tcMar>
               <w:top w:w="80" w:type="dxa"/>
@@ -15624,7 +15923,7 @@
         </w:tc>
         <w:tc>
           <w:tcPr>
-            <w:tcW w:w="1069" w:type="dxa"/>
+            <w:tcW w:w="225" w:type="pct"/>
             <w:shd w:val="clear" w:color="auto" w:fill="FAC090"/>
             <w:tcMar>
               <w:top w:w="80" w:type="dxa"/>
@@ -15656,7 +15955,7 @@
         </w:tc>
         <w:tc>
           <w:tcPr>
-            <w:tcW w:w="1069" w:type="dxa"/>
+            <w:tcW w:w="225" w:type="pct"/>
             <w:shd w:val="clear" w:color="auto" w:fill="FAC090"/>
             <w:tcMar>
               <w:top w:w="80" w:type="dxa"/>
@@ -15688,7 +15987,7 @@
         </w:tc>
         <w:tc>
           <w:tcPr>
-            <w:tcW w:w="1069" w:type="dxa"/>
+            <w:tcW w:w="225" w:type="pct"/>
             <w:shd w:val="clear" w:color="auto" w:fill="FAC090"/>
             <w:tcMar>
               <w:top w:w="80" w:type="dxa"/>
@@ -15714,13 +16013,22 @@
                 <w:sz w:val="16"/>
                 <w:szCs w:val="16"/>
               </w:rPr>
-              <w:t>63.37</w:t>
-            </w:r>
-          </w:p>
-        </w:tc>
-        <w:tc>
-          <w:tcPr>
-            <w:tcW w:w="1069" w:type="dxa"/>
+              <w:t>63</w:t>
+            </w:r>
+            <w:r>
+              <w:rPr>
+                <w:rFonts w:ascii="Times New Roman" w:eastAsia="Times New Roman" w:hAnsi="Times New Roman" w:cs="Times New Roman"/>
+                <w:color w:val="984806" w:themeColor="accent6" w:themeShade="80"/>
+                <w:sz w:val="16"/>
+                <w:szCs w:val="16"/>
+              </w:rPr>
+              <w:t>.37</w:t>
+            </w:r>
+          </w:p>
+        </w:tc>
+        <w:tc>
+          <w:tcPr>
+            <w:tcW w:w="225" w:type="pct"/>
             <w:shd w:val="clear" w:color="auto" w:fill="403152"/>
             <w:tcMar>
               <w:top w:w="80" w:type="dxa"/>
@@ -15752,7 +16060,7 @@
         </w:tc>
         <w:tc>
           <w:tcPr>
-            <w:tcW w:w="1069" w:type="dxa"/>
+            <w:tcW w:w="225" w:type="pct"/>
             <w:shd w:val="clear" w:color="auto" w:fill="403152"/>
             <w:tcMar>
               <w:top w:w="80" w:type="dxa"/>
@@ -15784,7 +16092,7 @@
         </w:tc>
         <w:tc>
           <w:tcPr>
-            <w:tcW w:w="1069" w:type="dxa"/>
+            <w:tcW w:w="225" w:type="pct"/>
             <w:shd w:val="clear" w:color="auto" w:fill="403152"/>
             <w:tcMar>
               <w:top w:w="80" w:type="dxa"/>
@@ -15816,7 +16124,7 @@
         </w:tc>
         <w:tc>
           <w:tcPr>
-            <w:tcW w:w="1069" w:type="dxa"/>
+            <w:tcW w:w="225" w:type="pct"/>
             <w:shd w:val="clear" w:color="auto" w:fill="403152"/>
             <w:tcMar>
               <w:top w:w="80" w:type="dxa"/>
@@ -15848,7 +16156,7 @@
         </w:tc>
         <w:tc>
           <w:tcPr>
-            <w:tcW w:w="1069" w:type="dxa"/>
+            <w:tcW w:w="225" w:type="pct"/>
             <w:shd w:val="clear" w:color="auto" w:fill="403152"/>
             <w:tcMar>
               <w:top w:w="80" w:type="dxa"/>
@@ -15880,7 +16188,7 @@
         </w:tc>
         <w:tc>
           <w:tcPr>
-            <w:tcW w:w="1069" w:type="dxa"/>
+            <w:tcW w:w="225" w:type="pct"/>
             <w:shd w:val="clear" w:color="auto" w:fill="EEECE1"/>
             <w:tcMar>
               <w:top w:w="80" w:type="dxa"/>
@@ -15912,7 +16220,7 @@
         </w:tc>
         <w:tc>
           <w:tcPr>
-            <w:tcW w:w="1069" w:type="dxa"/>
+            <w:tcW w:w="225" w:type="pct"/>
             <w:shd w:val="clear" w:color="auto" w:fill="EEECE1"/>
             <w:tcMar>
               <w:top w:w="80" w:type="dxa"/>
@@ -15944,7 +16252,7 @@
         </w:tc>
         <w:tc>
           <w:tcPr>
-            <w:tcW w:w="1069" w:type="dxa"/>
+            <w:tcW w:w="225" w:type="pct"/>
             <w:shd w:val="clear" w:color="auto" w:fill="EEECE1"/>
             <w:tcMar>
               <w:top w:w="80" w:type="dxa"/>
@@ -15976,7 +16284,7 @@
         </w:tc>
         <w:tc>
           <w:tcPr>
-            <w:tcW w:w="1069" w:type="dxa"/>
+            <w:tcW w:w="225" w:type="pct"/>
             <w:shd w:val="clear" w:color="auto" w:fill="EEECE1"/>
             <w:tcMar>
               <w:top w:w="80" w:type="dxa"/>
@@ -16008,7 +16316,7 @@
         </w:tc>
         <w:tc>
           <w:tcPr>
-            <w:tcW w:w="1069" w:type="dxa"/>
+            <w:tcW w:w="225" w:type="pct"/>
             <w:shd w:val="clear" w:color="auto" w:fill="EEECE1"/>
             <w:tcMar>
               <w:top w:w="80" w:type="dxa"/>
@@ -16040,7 +16348,7 @@
         </w:tc>
         <w:tc>
           <w:tcPr>
-            <w:tcW w:w="1045" w:type="dxa"/>
+            <w:tcW w:w="220" w:type="pct"/>
             <w:shd w:val="clear" w:color="auto" w:fill="C6D9F1"/>
             <w:tcMar>
               <w:top w:w="80" w:type="dxa"/>
@@ -16066,13 +16374,31 @@
                 <w:sz w:val="16"/>
                 <w:szCs w:val="16"/>
               </w:rPr>
-              <w:t>N/A</w:t>
-            </w:r>
-          </w:p>
-        </w:tc>
-        <w:tc>
-          <w:tcPr>
-            <w:tcW w:w="1045" w:type="dxa"/>
+              <w:t>35</w:t>
+            </w:r>
+            <w:r>
+              <w:rPr>
+                <w:rFonts w:ascii="Times New Roman" w:eastAsia="Times New Roman" w:hAnsi="Times New Roman" w:cs="Times New Roman"/>
+                <w:color w:val="0F243E"/>
+                <w:sz w:val="16"/>
+                <w:szCs w:val="16"/>
+              </w:rPr>
+              <w:t>.</w:t>
+            </w:r>
+            <w:r>
+              <w:rPr>
+                <w:rFonts w:ascii="Times New Roman" w:eastAsia="Times New Roman" w:hAnsi="Times New Roman" w:cs="Times New Roman"/>
+                <w:color w:val="0F243E"/>
+                <w:sz w:val="16"/>
+                <w:szCs w:val="16"/>
+              </w:rPr>
+              <w:t>82</w:t>
+            </w:r>
+          </w:p>
+        </w:tc>
+        <w:tc>
+          <w:tcPr>
+            <w:tcW w:w="220" w:type="pct"/>
             <w:shd w:val="clear" w:color="auto" w:fill="C6D9F1"/>
             <w:tcMar>
               <w:top w:w="80" w:type="dxa"/>
@@ -16104,7 +16430,7 @@
         </w:tc>
         <w:tc>
           <w:tcPr>
-            <w:tcW w:w="1045" w:type="dxa"/>
+            <w:tcW w:w="220" w:type="pct"/>
             <w:shd w:val="clear" w:color="auto" w:fill="C6D9F1"/>
             <w:tcMar>
               <w:top w:w="80" w:type="dxa"/>
@@ -16136,7 +16462,7 @@
         </w:tc>
         <w:tc>
           <w:tcPr>
-            <w:tcW w:w="1045" w:type="dxa"/>
+            <w:tcW w:w="220" w:type="pct"/>
             <w:shd w:val="clear" w:color="auto" w:fill="C6D9F1"/>
             <w:tcMar>
               <w:top w:w="80" w:type="dxa"/>
@@ -16168,7 +16494,7 @@
         </w:tc>
         <w:tc>
           <w:tcPr>
-            <w:tcW w:w="1040" w:type="dxa"/>
+            <w:tcW w:w="219" w:type="pct"/>
             <w:shd w:val="clear" w:color="auto" w:fill="C6D9F1"/>
             <w:tcMar>
               <w:top w:w="80" w:type="dxa"/>
@@ -16206,7 +16532,7 @@
         </w:trPr>
         <w:tc>
           <w:tcPr>
-            <w:tcW w:w="1638" w:type="dxa"/>
+            <w:tcW w:w="345" w:type="pct"/>
             <w:vMerge/>
             <w:shd w:val="clear" w:color="auto" w:fill="FFFFFF"/>
             <w:tcMar>
@@ -16239,7 +16565,7 @@
         </w:tc>
         <w:tc>
           <w:tcPr>
-            <w:tcW w:w="859" w:type="dxa"/>
+            <w:tcW w:w="181" w:type="pct"/>
             <w:shd w:val="clear" w:color="auto" w:fill="FFFFFF"/>
             <w:tcMar>
               <w:top w:w="80" w:type="dxa"/>
@@ -16274,7 +16600,7 @@
         </w:tc>
         <w:tc>
           <w:tcPr>
-            <w:tcW w:w="1068" w:type="dxa"/>
+            <w:tcW w:w="225" w:type="pct"/>
             <w:shd w:val="clear" w:color="auto" w:fill="FAC090"/>
             <w:tcMar>
               <w:top w:w="80" w:type="dxa"/>
@@ -16306,7 +16632,7 @@
         </w:tc>
         <w:tc>
           <w:tcPr>
-            <w:tcW w:w="1068" w:type="dxa"/>
+            <w:tcW w:w="225" w:type="pct"/>
             <w:shd w:val="clear" w:color="auto" w:fill="FAC090"/>
             <w:tcMar>
               <w:top w:w="80" w:type="dxa"/>
@@ -16338,7 +16664,7 @@
         </w:tc>
         <w:tc>
           <w:tcPr>
-            <w:tcW w:w="1069" w:type="dxa"/>
+            <w:tcW w:w="225" w:type="pct"/>
             <w:shd w:val="clear" w:color="auto" w:fill="FAC090"/>
             <w:tcMar>
               <w:top w:w="80" w:type="dxa"/>
@@ -16370,7 +16696,7 @@
         </w:tc>
         <w:tc>
           <w:tcPr>
-            <w:tcW w:w="1069" w:type="dxa"/>
+            <w:tcW w:w="225" w:type="pct"/>
             <w:shd w:val="clear" w:color="auto" w:fill="FAC090"/>
             <w:tcMar>
               <w:top w:w="80" w:type="dxa"/>
@@ -16402,7 +16728,7 @@
         </w:tc>
         <w:tc>
           <w:tcPr>
-            <w:tcW w:w="1069" w:type="dxa"/>
+            <w:tcW w:w="225" w:type="pct"/>
             <w:shd w:val="clear" w:color="auto" w:fill="FAC090"/>
             <w:tcMar>
               <w:top w:w="80" w:type="dxa"/>
@@ -16413,28 +16739,42 @@
           </w:tcPr>
           <w:p>
             <w:pPr>
-              <w:jc w:val="center"/>
-              <w:rPr>
-                <w:rFonts w:ascii="Times New Roman" w:eastAsia="Times New Roman" w:hAnsi="Times New Roman" w:cs="Times New Roman"/>
-                <w:color w:val="984806"/>
-                <w:sz w:val="16"/>
-                <w:szCs w:val="16"/>
-              </w:rPr>
-            </w:pPr>
-            <w:r>
-              <w:rPr>
-                <w:rFonts w:ascii="Times New Roman" w:eastAsia="Times New Roman" w:hAnsi="Times New Roman" w:cs="Times New Roman"/>
-                <w:color w:val="984806"/>
-                <w:sz w:val="16"/>
-                <w:szCs w:val="16"/>
-              </w:rPr>
-              <w:t>6323.06</w:t>
-            </w:r>
-          </w:p>
-        </w:tc>
-        <w:tc>
-          <w:tcPr>
-            <w:tcW w:w="1069" w:type="dxa"/>
+              <w:pStyle w:val="NormalWeb"/>
+              <w:jc w:val="center"/>
+              <w:rPr>
+                <w:sz w:val="16"/>
+                <w:szCs w:val="16"/>
+              </w:rPr>
+            </w:pPr>
+            <w:r>
+              <w:rPr>
+                <w:color w:val="984806" w:themeColor="accent6" w:themeShade="80"/>
+                <w:sz w:val="16"/>
+                <w:szCs w:val="16"/>
+              </w:rPr>
+              <w:t>6.3 × 10</w:t>
+            </w:r>
+            <w:r>
+              <w:rPr>
+                <w:color w:val="984806" w:themeColor="accent6" w:themeShade="80"/>
+                <w:sz w:val="16"/>
+                <w:szCs w:val="16"/>
+              </w:rPr>
+              <w:t xml:space="preserve"> </w:t>
+            </w:r>
+            <w:r>
+              <w:rPr>
+                <w:color w:val="984806" w:themeColor="accent6" w:themeShade="80"/>
+                <w:sz w:val="16"/>
+                <w:szCs w:val="16"/>
+              </w:rPr>
+              <w:t>³</w:t>
+            </w:r>
+          </w:p>
+        </w:tc>
+        <w:tc>
+          <w:tcPr>
+            <w:tcW w:w="225" w:type="pct"/>
             <w:shd w:val="clear" w:color="auto" w:fill="403152"/>
             <w:tcMar>
               <w:top w:w="80" w:type="dxa"/>
@@ -16466,7 +16806,7 @@
         </w:tc>
         <w:tc>
           <w:tcPr>
-            <w:tcW w:w="1069" w:type="dxa"/>
+            <w:tcW w:w="225" w:type="pct"/>
             <w:shd w:val="clear" w:color="auto" w:fill="403152"/>
             <w:tcMar>
               <w:top w:w="80" w:type="dxa"/>
@@ -16498,7 +16838,7 @@
         </w:tc>
         <w:tc>
           <w:tcPr>
-            <w:tcW w:w="1069" w:type="dxa"/>
+            <w:tcW w:w="225" w:type="pct"/>
             <w:shd w:val="clear" w:color="auto" w:fill="403152"/>
             <w:tcMar>
               <w:top w:w="80" w:type="dxa"/>
@@ -16530,7 +16870,7 @@
         </w:tc>
         <w:tc>
           <w:tcPr>
-            <w:tcW w:w="1069" w:type="dxa"/>
+            <w:tcW w:w="225" w:type="pct"/>
             <w:shd w:val="clear" w:color="auto" w:fill="403152"/>
             <w:tcMar>
               <w:top w:w="80" w:type="dxa"/>
@@ -16562,7 +16902,7 @@
         </w:tc>
         <w:tc>
           <w:tcPr>
-            <w:tcW w:w="1069" w:type="dxa"/>
+            <w:tcW w:w="225" w:type="pct"/>
             <w:shd w:val="clear" w:color="auto" w:fill="403152"/>
             <w:tcMar>
               <w:top w:w="80" w:type="dxa"/>
@@ -16573,28 +16913,53 @@
           </w:tcPr>
           <w:p>
             <w:pPr>
-              <w:jc w:val="center"/>
-              <w:rPr>
-                <w:rFonts w:ascii="Times New Roman" w:eastAsia="Times New Roman" w:hAnsi="Times New Roman" w:cs="Times New Roman"/>
-                <w:color w:val="FFFFFF"/>
-                <w:sz w:val="16"/>
-                <w:szCs w:val="16"/>
-              </w:rPr>
-            </w:pPr>
-            <w:r>
-              <w:rPr>
-                <w:rFonts w:ascii="Times New Roman" w:eastAsia="Times New Roman" w:hAnsi="Times New Roman" w:cs="Times New Roman"/>
-                <w:color w:val="FFFFFF"/>
-                <w:sz w:val="16"/>
-                <w:szCs w:val="16"/>
-              </w:rPr>
-              <w:t>1468.36</w:t>
-            </w:r>
-          </w:p>
-        </w:tc>
-        <w:tc>
-          <w:tcPr>
-            <w:tcW w:w="1069" w:type="dxa"/>
+              <w:pStyle w:val="NormalWeb"/>
+              <w:jc w:val="center"/>
+              <w:rPr>
+                <w:sz w:val="16"/>
+                <w:szCs w:val="16"/>
+              </w:rPr>
+            </w:pPr>
+            <w:r>
+              <w:rPr>
+                <w:sz w:val="16"/>
+                <w:szCs w:val="16"/>
+              </w:rPr>
+              <w:t>1.</w:t>
+            </w:r>
+            <w:r>
+              <w:rPr>
+                <w:sz w:val="16"/>
+                <w:szCs w:val="16"/>
+              </w:rPr>
+              <w:t>5</w:t>
+            </w:r>
+            <w:r>
+              <w:rPr>
+                <w:sz w:val="16"/>
+                <w:szCs w:val="16"/>
+              </w:rPr>
+              <w:t xml:space="preserve"> × 10</w:t>
+            </w:r>
+            <w:r>
+              <w:rPr>
+                <w:sz w:val="16"/>
+                <w:szCs w:val="16"/>
+              </w:rPr>
+              <w:t xml:space="preserve"> </w:t>
+            </w:r>
+            <w:r>
+              <w:rPr>
+                <w:sz w:val="16"/>
+                <w:szCs w:val="16"/>
+              </w:rPr>
+              <w:t>³</w:t>
+            </w:r>
+          </w:p>
+        </w:tc>
+        <w:tc>
+          <w:tcPr>
+            <w:tcW w:w="225" w:type="pct"/>
             <w:shd w:val="clear" w:color="auto" w:fill="EEECE1"/>
             <w:tcMar>
               <w:top w:w="80" w:type="dxa"/>
@@ -16626,7 +16991,7 @@
         </w:tc>
         <w:tc>
           <w:tcPr>
-            <w:tcW w:w="1069" w:type="dxa"/>
+            <w:tcW w:w="225" w:type="pct"/>
             <w:shd w:val="clear" w:color="auto" w:fill="EEECE1"/>
             <w:tcMar>
               <w:top w:w="80" w:type="dxa"/>
@@ -16658,7 +17023,7 @@
         </w:tc>
         <w:tc>
           <w:tcPr>
-            <w:tcW w:w="1069" w:type="dxa"/>
+            <w:tcW w:w="225" w:type="pct"/>
             <w:shd w:val="clear" w:color="auto" w:fill="EEECE1"/>
             <w:tcMar>
               <w:top w:w="80" w:type="dxa"/>
@@ -16690,7 +17055,7 @@
         </w:tc>
         <w:tc>
           <w:tcPr>
-            <w:tcW w:w="1069" w:type="dxa"/>
+            <w:tcW w:w="225" w:type="pct"/>
             <w:shd w:val="clear" w:color="auto" w:fill="EEECE1"/>
             <w:tcMar>
               <w:top w:w="80" w:type="dxa"/>
@@ -16722,7 +17087,7 @@
         </w:tc>
         <w:tc>
           <w:tcPr>
-            <w:tcW w:w="1069" w:type="dxa"/>
+            <w:tcW w:w="225" w:type="pct"/>
             <w:shd w:val="clear" w:color="auto" w:fill="EEECE1"/>
             <w:tcMar>
               <w:top w:w="80" w:type="dxa"/>
@@ -16733,28 +17098,53 @@
           </w:tcPr>
           <w:p>
             <w:pPr>
-              <w:jc w:val="center"/>
-              <w:rPr>
-                <w:rFonts w:ascii="Times New Roman" w:eastAsia="Times New Roman" w:hAnsi="Times New Roman" w:cs="Times New Roman"/>
-                <w:color w:val="000000"/>
-                <w:sz w:val="16"/>
-                <w:szCs w:val="16"/>
-              </w:rPr>
-            </w:pPr>
-            <w:r>
-              <w:rPr>
-                <w:rFonts w:ascii="Times New Roman" w:eastAsia="Times New Roman" w:hAnsi="Times New Roman" w:cs="Times New Roman"/>
-                <w:color w:val="000000"/>
-                <w:sz w:val="16"/>
-                <w:szCs w:val="16"/>
-              </w:rPr>
-              <w:t>159893.60</w:t>
-            </w:r>
-          </w:p>
-        </w:tc>
-        <w:tc>
-          <w:tcPr>
-            <w:tcW w:w="1045" w:type="dxa"/>
+              <w:pStyle w:val="NormalWeb"/>
+              <w:jc w:val="center"/>
+              <w:rPr>
+                <w:sz w:val="16"/>
+                <w:szCs w:val="16"/>
+              </w:rPr>
+            </w:pPr>
+            <w:r>
+              <w:rPr>
+                <w:sz w:val="16"/>
+                <w:szCs w:val="16"/>
+              </w:rPr>
+              <w:t>1.</w:t>
+            </w:r>
+            <w:r>
+              <w:rPr>
+                <w:sz w:val="16"/>
+                <w:szCs w:val="16"/>
+              </w:rPr>
+              <w:t>6</w:t>
+            </w:r>
+            <w:r>
+              <w:rPr>
+                <w:sz w:val="16"/>
+                <w:szCs w:val="16"/>
+              </w:rPr>
+              <w:t xml:space="preserve"> × 10</w:t>
+            </w:r>
+            <w:r>
+              <w:rPr>
+                <w:sz w:val="16"/>
+                <w:szCs w:val="16"/>
+              </w:rPr>
+              <w:t xml:space="preserve"> </w:t>
+            </w:r>
+            <w:r>
+              <w:rPr>
+                <w:sz w:val="16"/>
+                <w:szCs w:val="16"/>
+              </w:rPr>
+              <w:t>⁵</w:t>
+            </w:r>
+          </w:p>
+        </w:tc>
+        <w:tc>
+          <w:tcPr>
+            <w:tcW w:w="220" w:type="pct"/>
             <w:shd w:val="clear" w:color="auto" w:fill="C6D9F1"/>
             <w:tcMar>
               <w:top w:w="80" w:type="dxa"/>
@@ -16786,7 +17176,7 @@
         </w:tc>
         <w:tc>
           <w:tcPr>
-            <w:tcW w:w="1045" w:type="dxa"/>
+            <w:tcW w:w="220" w:type="pct"/>
             <w:shd w:val="clear" w:color="auto" w:fill="C6D9F1"/>
             <w:tcMar>
               <w:top w:w="80" w:type="dxa"/>
@@ -16818,7 +17208,7 @@
         </w:tc>
         <w:tc>
           <w:tcPr>
-            <w:tcW w:w="1045" w:type="dxa"/>
+            <w:tcW w:w="220" w:type="pct"/>
             <w:shd w:val="clear" w:color="auto" w:fill="C6D9F1" w:themeFill="text2" w:themeFillTint="33"/>
             <w:tcMar>
               <w:top w:w="80" w:type="dxa"/>
@@ -16850,7 +17240,7 @@
         </w:tc>
         <w:tc>
           <w:tcPr>
-            <w:tcW w:w="1045" w:type="dxa"/>
+            <w:tcW w:w="220" w:type="pct"/>
             <w:shd w:val="clear" w:color="auto" w:fill="C6D9F1"/>
             <w:tcMar>
               <w:top w:w="80" w:type="dxa"/>
@@ -16882,33 +17272,47 @@
         </w:tc>
         <w:tc>
           <w:tcPr>
-            <w:tcW w:w="1040" w:type="dxa"/>
-            <w:shd w:val="clear" w:color="auto" w:fill="C6D9F1"/>
-            <w:tcMar>
-              <w:top w:w="80" w:type="dxa"/>
-              <w:left w:w="80" w:type="dxa"/>
-              <w:bottom w:w="80" w:type="dxa"/>
-              <w:right w:w="80" w:type="dxa"/>
-            </w:tcMar>
-          </w:tcPr>
-          <w:p>
-            <w:pPr>
-              <w:jc w:val="center"/>
-              <w:rPr>
-                <w:rFonts w:ascii="Times New Roman" w:eastAsia="Times New Roman" w:hAnsi="Times New Roman" w:cs="Times New Roman"/>
-                <w:color w:val="0F243E"/>
-                <w:sz w:val="16"/>
-                <w:szCs w:val="16"/>
-              </w:rPr>
-            </w:pPr>
-            <w:r>
-              <w:rPr>
-                <w:rFonts w:ascii="Times New Roman" w:eastAsia="Times New Roman" w:hAnsi="Times New Roman" w:cs="Times New Roman"/>
-                <w:color w:val="0F243E"/>
-                <w:sz w:val="16"/>
-                <w:szCs w:val="16"/>
-              </w:rPr>
-              <w:t>22720203712.05</w:t>
+            <w:tcW w:w="219" w:type="pct"/>
+            <w:shd w:val="clear" w:color="auto" w:fill="C6D9F1" w:themeFill="text2" w:themeFillTint="33"/>
+            <w:tcMar>
+              <w:top w:w="80" w:type="dxa"/>
+              <w:left w:w="80" w:type="dxa"/>
+              <w:bottom w:w="80" w:type="dxa"/>
+              <w:right w:w="80" w:type="dxa"/>
+            </w:tcMar>
+          </w:tcPr>
+          <w:p>
+            <w:pPr>
+              <w:pStyle w:val="NormalWeb"/>
+              <w:jc w:val="center"/>
+              <w:rPr>
+                <w:sz w:val="16"/>
+                <w:szCs w:val="16"/>
+              </w:rPr>
+            </w:pPr>
+            <w:r>
+              <w:rPr>
+                <w:color w:val="0F243E" w:themeColor="text2" w:themeShade="80"/>
+                <w:sz w:val="16"/>
+                <w:szCs w:val="16"/>
+              </w:rPr>
+              <w:t>2.2 × 10</w:t>
+            </w:r>
+            <w:r>
+              <w:rPr>
+                <w:color w:val="0F243E" w:themeColor="text2" w:themeShade="80"/>
+                <w:sz w:val="16"/>
+                <w:szCs w:val="16"/>
+              </w:rPr>
+              <w:t xml:space="preserve"> </w:t>
+            </w:r>
+            <w:r>
+              <w:rPr>
+                <w:color w:val="0F243E" w:themeColor="text2" w:themeShade="80"/>
+                <w:sz w:val="16"/>
+                <w:szCs w:val="16"/>
+              </w:rPr>
+              <w:t>¹⁰</w:t>
             </w:r>
           </w:p>
         </w:tc>
@@ -17556,6 +17960,33 @@
       </w:tblCellMar>
     </w:tblPr>
   </w:style>
+  <w:style w:type="paragraph" w:styleId="NormalWeb">
+    <w:name w:val="Normal (Web)"/>
+    <w:basedOn w:val="Normal"/>
+    <w:uiPriority w:val="99"/>
+    <w:unhideWhenUsed/>
+    <w:rsid w:val="00672D0F"/>
+    <w:pPr>
+      <w:spacing w:before="100" w:beforeAutospacing="1" w:after="100" w:afterAutospacing="1"/>
+    </w:pPr>
+    <w:rPr>
+      <w:rFonts w:ascii="Times New Roman" w:eastAsia="Times New Roman" w:hAnsi="Times New Roman" w:cs="Times New Roman"/>
+      <w:sz w:val="24"/>
+      <w:szCs w:val="24"/>
+      <w:lang w:val="en-US"/>
+    </w:rPr>
+  </w:style>
+  <w:style w:type="paragraph" w:styleId="ListParagraph">
+    <w:name w:val="List Paragraph"/>
+    <w:basedOn w:val="Normal"/>
+    <w:uiPriority w:val="34"/>
+    <w:qFormat/>
+    <w:rsid w:val="00686216"/>
+    <w:pPr>
+      <w:ind w:left="720"/>
+      <w:contextualSpacing/>
+    </w:pPr>
+  </w:style>
 </w:styles>
 </file>
 
